--- a/Manuscript draft.docx
+++ b/Manuscript draft.docx
@@ -1,35 +1,252 @@
 
 <file path=word/document.xml><?xml version="1.0" encoding="utf-8"?>
-<w:document xmlns:wpc="http://schemas.microsoft.com/office/word/2010/wordprocessingCanvas" xmlns:cx="http://schemas.microsoft.com/office/drawing/2014/chartex" xmlns:cx1="http://schemas.microsoft.com/office/drawing/2015/9/8/chartex" xmlns:cx2="http://schemas.microsoft.com/office/drawing/2015/10/21/chartex" xmlns:cx3="http://schemas.microsoft.com/office/drawing/2016/5/9/chartex" xmlns:cx4="http://schemas.microsoft.com/office/drawing/2016/5/10/chartex" xmlns:cx5="http://schemas.microsoft.com/office/drawing/2016/5/11/chartex" xmlns:cx6="http://schemas.microsoft.com/office/drawing/2016/5/12/chartex" xmlns:cx7="http://schemas.microsoft.com/office/drawing/2016/5/13/chartex" xmlns:cx8="http://schemas.microsoft.com/office/drawing/2016/5/14/chartex" xmlns:mc="http://schemas.openxmlformats.org/markup-compatibility/2006" xmlns:aink="http://schemas.microsoft.com/office/drawing/2016/ink" xmlns:am3d="http://schemas.microsoft.com/office/drawing/2017/model3d" xmlns:o="urn:schemas-microsoft-com:office:office" xmlns:oel="http://schemas.microsoft.com/office/2019/extlst" xmlns:r="http://schemas.openxmlformats.org/officeDocument/2006/relationships" xmlns:m="http://schemas.openxmlformats.org/officeDocument/2006/math" xmlns:v="urn:schemas-microsoft-com:vml" xmlns:wp14="http://schemas.microsoft.com/office/word/2010/wordprocessingDrawing" xmlns:wp="http://schemas.openxmlformats.org/drawingml/2006/wordprocessingDrawing" xmlns:w10="urn:schemas-microsoft-com:office:word" xmlns:w="http://schemas.openxmlformats.org/wordprocessingml/2006/main" xmlns:w14="http://schemas.microsoft.com/office/word/2010/wordml" xmlns:w15="http://schemas.microsoft.com/office/word/2012/wordml" xmlns:w16cex="http://schemas.microsoft.com/office/word/2018/wordml/cex" xmlns:w16cid="http://schemas.microsoft.com/office/word/2016/wordml/cid" xmlns:w16="http://schemas.microsoft.com/office/word/2018/wordml" xmlns:w16du="http://schemas.microsoft.com/office/word/2023/wordml/word16du" xmlns:w16sdtdh="http://schemas.microsoft.com/office/word/2020/wordml/sdtdatahash" xmlns:w16sdtfl="http://schemas.microsoft.com/office/word/2024/wordml/sdtformatlock" xmlns:w16se="http://schemas.microsoft.com/office/word/2015/wordml/symex" xmlns:wpg="http://schemas.microsoft.com/office/word/2010/wordprocessingGroup" xmlns:wpi="http://schemas.microsoft.com/office/word/2010/wordprocessingInk" xmlns:wne="http://schemas.microsoft.com/office/word/2006/wordml" xmlns:wps="http://schemas.microsoft.com/office/word/2010/wordprocessingShape" mc:Ignorable="w14 w15 w16se w16cid w16 w16cex w16sdtdh w16sdtfl w16du wp14">
+<w:document xmlns:wpc="http://schemas.microsoft.com/office/word/2010/wordprocessingCanvas" xmlns:cx="http://schemas.microsoft.com/office/drawing/2014/chartex" xmlns:cx1="http://schemas.microsoft.com/office/drawing/2015/9/8/chartex" xmlns:cx2="http://schemas.microsoft.com/office/drawing/2015/10/21/chartex" xmlns:cx3="http://schemas.microsoft.com/office/drawing/2016/5/9/chartex" xmlns:cx4="http://schemas.microsoft.com/office/drawing/2016/5/10/chartex" xmlns:cx5="http://schemas.microsoft.com/office/drawing/2016/5/11/chartex" xmlns:cx6="http://schemas.microsoft.com/office/drawing/2016/5/12/chartex" xmlns:cx7="http://schemas.microsoft.com/office/drawing/2016/5/13/chartex" xmlns:cx8="http://schemas.microsoft.com/office/drawing/2016/5/14/chartex" xmlns:mc="http://schemas.openxmlformats.org/markup-compatibility/2006" xmlns:aink="http://schemas.microsoft.com/office/drawing/2016/ink" xmlns:am3d="http://schemas.microsoft.com/office/drawing/2017/model3d" xmlns:o="urn:schemas-microsoft-com:office:office" xmlns:oel="http://schemas.microsoft.com/office/2019/extlst" xmlns:r="http://schemas.openxmlformats.org/officeDocument/2006/relationships" xmlns:m="http://schemas.openxmlformats.org/officeDocument/2006/math" xmlns:v="urn:schemas-microsoft-com:vml" xmlns:wp14="http://schemas.microsoft.com/office/word/2010/wordprocessingDrawing" xmlns:wp="http://schemas.openxmlformats.org/drawingml/2006/wordprocessingDrawing" xmlns:w10="urn:schemas-microsoft-com:office:word" xmlns:w="http://schemas.openxmlformats.org/wordprocessingml/2006/main" xmlns:w14="http://schemas.microsoft.com/office/word/2010/wordml" xmlns:w15="http://schemas.microsoft.com/office/word/2012/wordml" xmlns:w16cei="http://schemas.microsoft.com/office/word/2026/wordml/cei" xmlns:w16cex="http://schemas.microsoft.com/office/word/2018/wordml/cex" xmlns:w16cid="http://schemas.microsoft.com/office/word/2016/wordml/cid" xmlns:w16="http://schemas.microsoft.com/office/word/2018/wordml" xmlns:w16du="http://schemas.microsoft.com/office/word/2023/wordml/word16du" xmlns:w16sdtdh="http://schemas.microsoft.com/office/word/2020/wordml/sdtdatahash" xmlns:w16sdtfl="http://schemas.microsoft.com/office/word/2024/wordml/sdtformatlock" xmlns:w16se="http://schemas.microsoft.com/office/word/2015/wordml/symex" xmlns:wpg="http://schemas.microsoft.com/office/word/2010/wordprocessingGroup" xmlns:wpi="http://schemas.microsoft.com/office/word/2010/wordprocessingInk" xmlns:wne="http://schemas.microsoft.com/office/word/2006/wordml" xmlns:wps="http://schemas.microsoft.com/office/word/2010/wordprocessingShape" mc:Ignorable="w14 w15 w16se w16cid w16 w16cex w16sdtdh w16sdtfl w16du wp14">
   <w:body>
     <w:p>
       <w:pPr>
         <w:pStyle w:val="Title"/>
-      </w:pPr>
-      <w:r>
-        <w:t>[TITLE]</w:t>
-      </w:r>
-    </w:p>
-    <w:p>
-      <w:pPr>
+        <w:jc w:val="left"/>
+      </w:pPr>
+      <w:r>
+        <w:t>Environmental and spatiotemporal influences on winter ichthyoplankton assemblages of the northern California Current</w:t>
+      </w:r>
+    </w:p>
+    <w:p>
+      <w:pPr>
+        <w:pStyle w:val="AuthorList"/>
+      </w:pPr>
+      <w:r>
+        <w:t>Luke A. Bobay</w:t>
+      </w:r>
+      <w:r>
+        <w:rPr>
+          <w:vertAlign w:val="superscript"/>
+        </w:rPr>
+        <w:t>1</w:t>
+      </w:r>
+      <w:r>
+        <w:rPr>
+          <w:vertAlign w:val="superscript"/>
+        </w:rPr>
+        <w:t>,2</w:t>
+      </w:r>
+      <w:r>
+        <w:rPr>
+          <w:vertAlign w:val="superscript"/>
+        </w:rPr>
+        <w:t>^</w:t>
+      </w:r>
+      <w:r>
+        <w:rPr>
+          <w:vertAlign w:val="superscript"/>
+        </w:rPr>
+        <w:t>*</w:t>
+      </w:r>
+      <w:r>
+        <w:t xml:space="preserve">, </w:t>
+      </w:r>
+      <w:r>
+        <w:t>William R. McCloskey</w:t>
+      </w:r>
+      <w:r>
+        <w:rPr>
+          <w:vertAlign w:val="superscript"/>
+        </w:rPr>
+        <w:t>1</w:t>
+      </w:r>
+      <w:commentRangeStart w:id="0"/>
+      <w:r>
+        <w:rPr>
+          <w:vertAlign w:val="superscript"/>
+        </w:rPr>
+        <w:t>^</w:t>
+      </w:r>
+      <w:commentRangeEnd w:id="0"/>
+      <w:r>
+        <w:rPr>
+          <w:rStyle w:val="CommentReference"/>
+          <w:sz w:val="24"/>
+          <w:szCs w:val="24"/>
+        </w:rPr>
+        <w:commentReference w:id="0"/>
+      </w:r>
+      <w:r>
+        <w:t xml:space="preserve">, </w:t>
+      </w:r>
+      <w:r>
+        <w:t>Nicholas F. Howard</w:t>
+      </w:r>
+      <w:r>
+        <w:rPr>
+          <w:vertAlign w:val="superscript"/>
+        </w:rPr>
+        <w:t>2</w:t>
+      </w:r>
+      <w:r>
+        <w:t>, Robert K. Cowen</w:t>
+      </w:r>
+      <w:r>
+        <w:rPr>
+          <w:vertAlign w:val="superscript"/>
+        </w:rPr>
+        <w:t>2</w:t>
+      </w:r>
+      <w:r>
+        <w:t xml:space="preserve"> and</w:t>
+      </w:r>
+      <w:r>
+        <w:t xml:space="preserve"> </w:t>
+      </w:r>
+      <w:r>
+        <w:t>Su Sponaugle</w:t>
+      </w:r>
+      <w:r>
+        <w:rPr>
+          <w:vertAlign w:val="superscript"/>
+        </w:rPr>
+        <w:t>1,2</w:t>
+      </w:r>
+    </w:p>
+    <w:p>
+      <w:pPr>
+        <w:spacing w:line="240" w:lineRule="auto"/>
         <w:rPr>
           <w:b/>
+        </w:rPr>
+      </w:pPr>
+      <w:r>
+        <w:rPr>
+          <w:vertAlign w:val="superscript"/>
+        </w:rPr>
+        <w:t>1</w:t>
+      </w:r>
+      <w:r>
+        <w:t>Department of Integrative Biology, Oregon State University, Corvallis, OR, USA</w:t>
+      </w:r>
+    </w:p>
+    <w:p>
+      <w:pPr>
+        <w:spacing w:line="240" w:lineRule="auto"/>
+      </w:pPr>
+      <w:r>
+        <w:rPr>
+          <w:vertAlign w:val="superscript"/>
+        </w:rPr>
+        <w:t>2</w:t>
+      </w:r>
+      <w:r>
+        <w:t>Hatfield Marine Science Center, Newport, OR, USA</w:t>
+      </w:r>
+    </w:p>
+    <w:p>
+      <w:pPr>
+        <w:spacing w:line="240" w:lineRule="auto"/>
+        <w:rPr>
+          <w:b/>
+        </w:rPr>
+      </w:pPr>
+      <w:r>
+        <w:rPr>
+          <w:b/>
+        </w:rPr>
+        <w:t>^</w:t>
+      </w:r>
+      <w:r>
+        <w:rPr>
+          <w:b/>
+        </w:rPr>
+        <w:t xml:space="preserve"> </w:t>
+      </w:r>
+      <w:r>
+        <w:rPr>
+          <w:b/>
+        </w:rPr>
+        <w:t>First author</w:t>
+      </w:r>
+    </w:p>
+    <w:p>
+      <w:pPr>
+        <w:spacing w:line="240" w:lineRule="auto"/>
+      </w:pPr>
+      <w:r>
+        <w:rPr>
+          <w:b/>
+        </w:rPr>
+        <w:t>*</w:t>
+      </w:r>
+      <w:r>
+        <w:rPr>
           <w:bCs/>
         </w:rPr>
-      </w:pPr>
+        <w:t xml:space="preserve"> </w:t>
+      </w:r>
       <w:r>
         <w:rPr>
           <w:b/>
-          <w:bCs/>
-        </w:rPr>
-        <w:t>[authors</w:t>
+        </w:rPr>
+        <w:t>Correspondence:</w:t>
       </w:r>
       <w:r>
         <w:rPr>
           <w:b/>
-          <w:bCs/>
-        </w:rPr>
-        <w:t xml:space="preserve"> and affiliations]</w:t>
+        </w:rPr>
+        <w:t xml:space="preserve"> </w:t>
+      </w:r>
+      <w:r>
+        <w:t>Luke A. Bobay</w:t>
+      </w:r>
+      <w:r>
+        <w:t xml:space="preserve">; </w:t>
+      </w:r>
+      <w:r>
+        <w:t>bobayl@oregonstate.edu</w:t>
+      </w:r>
+    </w:p>
+    <w:p>
+      <w:pPr>
+        <w:pStyle w:val="AuthorList"/>
+      </w:pPr>
+      <w:r>
+        <w:t xml:space="preserve">KEYWORDS: </w:t>
+      </w:r>
+      <w:r>
+        <w:t>Ichthyoplankton, (total 5-</w:t>
+      </w:r>
+      <w:r>
+        <w:t>-</w:t>
+      </w:r>
+      <w:r>
+        <w:t>8 keywords in order of importance)</w:t>
+      </w:r>
+    </w:p>
+    <w:p>
+      <w:pPr>
+        <w:pStyle w:val="AuthorList"/>
+      </w:pPr>
+      <w:commentRangeStart w:id="1"/>
+      <w:r>
+        <w:t>ABSTRACT</w:t>
+      </w:r>
+      <w:commentRangeEnd w:id="1"/>
+      <w:r>
+        <w:rPr>
+          <w:rStyle w:val="CommentReference"/>
+          <w:sz w:val="24"/>
+          <w:szCs w:val="24"/>
+        </w:rPr>
+        <w:commentReference w:id="1"/>
+      </w:r>
+    </w:p>
+    <w:p>
+      <w:pPr>
+        <w:spacing w:line="240" w:lineRule="auto"/>
+        <w:ind w:firstLine="720"/>
+      </w:pPr>
+      <w:r>
+        <w:t>Winter ichthyoplankton abundance in the northern California Current is a strong predictor of annual recruitment of important fisheries species such as salmon, as juvenile salmon diet at ocean entry is dominated by winter-spawned early juvenile fishes. Yet little is known about the influences of spatiotemporal and environmental factors on the composition of these ichthyoplankton assemblages. To characterize winter ichthyoplankton assemblages and identify the factors that influence their composition, we collected depth-discrete ichthyoplankton samples from across the northern California Current ecosystem (41–47°N) on four two-week research cruises during winter 2018–2023. Temperature, salinity, dissolved oxygen concentration (DO), and fluorescence were measured simultaneously with the ichthyoplankton. Ichthyoplankton were visually identified to the lowest possible taxonomic resolution, and dominant ichthyoplankton assemblages were identified using hierarchical clustering analysis and non-metric multidimensional scaling ordination. Distance-based redundancy analysis was used to estimate the effects of longitude, latitude, year, time of day, sampling depth, seafloor depth, temperature, salinity, DO, and fluorescence on assemblage composition. Finally, generalized linear regression was used to quantify diel differences in the vertical distributions of ichthyoplankton taxa. Dominant ichthyoplankton assemblages included those characterized primarily by Sebastes spp., Parophrys vetulus, mesopelagics, and Osmeridae. Spatiotemporal and environmental conditions accounted for a significant amount of variation in ichthyoplankton assemblage composition. Vertical distributions of several taxa differed significantly between night and day. Understanding these spatiotemporal and environmental influences on winter ichthyoplankton assemblages will help explain variation and potentially predict the abundance of winter-spawning fishes and subsequent recruitment of fisheries species that prey on them.</w:t>
+      </w:r>
+      <w:r>
+        <w:br w:type="page"/>
       </w:r>
     </w:p>
     <w:p>
@@ -37,287 +254,545 @@
         <w:pStyle w:val="Heading1"/>
       </w:pPr>
       <w:r>
-        <w:t>Keywords</w:t>
-      </w:r>
-      <w:r>
-        <w:t xml:space="preserve">: </w:t>
-      </w:r>
-    </w:p>
-    <w:p>
-      <w:r>
-        <w:t>3 to 8 keywords in order of importance</w:t>
-      </w:r>
-    </w:p>
-    <w:p>
-      <w:pPr>
-        <w:pStyle w:val="Heading1"/>
-      </w:pPr>
-      <w:r>
-        <w:t>Abstract</w:t>
-      </w:r>
-    </w:p>
-    <w:p>
-      <w:r>
-        <w:t>Abstract with &lt; 250 words</w:t>
-      </w:r>
-      <w:r>
-        <w:br w:type="page"/>
-      </w:r>
-    </w:p>
-    <w:p>
-      <w:pPr>
-        <w:pStyle w:val="Heading1"/>
-      </w:pPr>
-      <w:r>
         <w:lastRenderedPageBreak/>
-        <w:t>Introduction</w:t>
-      </w:r>
-    </w:p>
-    <w:p>
-      <w:r>
-        <w:t xml:space="preserve">Intro paragraphs (see outline </w:t>
-      </w:r>
-      <w:r>
-        <w:t xml:space="preserve">Google </w:t>
-      </w:r>
-      <w:r>
-        <w:t>doc)</w:t>
-      </w:r>
-    </w:p>
-    <w:p>
-      <w:pPr>
-        <w:spacing w:line="278" w:lineRule="auto"/>
-      </w:pPr>
-      <w:r>
-        <w:br w:type="page"/>
-      </w:r>
-    </w:p>
-    <w:p>
-      <w:pPr>
-        <w:pStyle w:val="Heading1"/>
-      </w:pPr>
-      <w:r>
-        <w:lastRenderedPageBreak/>
-        <w:t>Methods</w:t>
-      </w:r>
-    </w:p>
-    <w:p>
-      <w:pPr>
-        <w:pStyle w:val="Heading2"/>
-      </w:pPr>
-      <w:r>
-        <w:t>Sampling and data collection</w:t>
-      </w:r>
-    </w:p>
-    <w:p>
-      <w:r>
-        <w:t>(see outline Google doc)</w:t>
-      </w:r>
-    </w:p>
-    <w:p>
-      <w:pPr>
-        <w:pStyle w:val="Heading2"/>
-      </w:pPr>
-      <w:r>
-        <w:t>Statistical</w:t>
-      </w:r>
-      <w:r>
-        <w:t xml:space="preserve"> </w:t>
-      </w:r>
-      <w:r>
-        <w:t>analysis</w:t>
-      </w:r>
-    </w:p>
-    <w:p>
-      <w:r>
-        <w:t>All data analyses were performed in RStudio (</w:t>
+        <w:t>1</w:t>
+      </w:r>
+      <w:r>
+        <w:tab/>
+      </w:r>
+      <w:r>
+        <w:t>INTRODUCTION</w:t>
+      </w:r>
+    </w:p>
+    <w:p>
+      <w:pPr>
+        <w:spacing w:line="240" w:lineRule="auto"/>
+        <w:ind w:firstLine="720"/>
+      </w:pPr>
+      <w:r>
+        <w:t>[</w:t>
       </w:r>
       <w:r>
         <w:rPr>
           <w:i/>
           <w:iCs/>
-        </w:rPr>
-        <w:t>add citation and version</w:t>
-      </w:r>
-      <w:r>
-        <w:t xml:space="preserve">). To identify </w:t>
-      </w:r>
-      <w:r>
-        <w:t xml:space="preserve">ecologically distinct </w:t>
-      </w:r>
-      <w:r>
-        <w:t>larval fish assemblages,</w:t>
-      </w:r>
-      <w:r>
-        <w:t xml:space="preserve"> </w:t>
-      </w:r>
-      <w:r>
-        <w:t xml:space="preserve">first </w:t>
-      </w:r>
-      <w:r>
-        <w:t>the density of each taxonomic group within each net tow was square-root transformed. These were then used to generate a matrix of Bray-Curtis dissimilarities between net tows. Agglomerative hierarchal clustering was performed on th</w:t>
-      </w:r>
-      <w:r>
-        <w:t xml:space="preserve">e dissimilarity matrix </w:t>
-      </w:r>
-      <w:r>
-        <w:t xml:space="preserve">with the “average” method. </w:t>
-      </w:r>
-      <w:r>
-        <w:t xml:space="preserve">To determine the number of clusters necessary </w:t>
-      </w:r>
-      <w:r>
-        <w:t>(</w:t>
+          <w:u w:val="single"/>
+        </w:rPr>
+        <w:t xml:space="preserve">Intro </w:t>
       </w:r>
       <w:r>
         <w:rPr>
           <w:i/>
           <w:iCs/>
-        </w:rPr>
-        <w:t>add more here</w:t>
+          <w:u w:val="single"/>
+        </w:rPr>
+        <w:t>paragraph</w:t>
       </w:r>
       <w:r>
         <w:rPr>
           <w:i/>
           <w:iCs/>
-        </w:rPr>
-        <w:t>. necessary for</w:t>
+          <w:u w:val="single"/>
+        </w:rPr>
+        <w:t xml:space="preserve"> building into</w:t>
       </w:r>
       <w:r>
         <w:rPr>
           <w:i/>
           <w:iCs/>
-        </w:rPr>
-        <w:t xml:space="preserve"> what</w:t>
+          <w:u w:val="single"/>
+        </w:rPr>
+        <w:t xml:space="preserve"> the following</w:t>
       </w:r>
       <w:r>
         <w:rPr>
           <w:i/>
           <w:iCs/>
-        </w:rPr>
-        <w:t>?</w:t>
-      </w:r>
-      <w:r>
-        <w:t xml:space="preserve">), a dendrogram of the clustering results </w:t>
-      </w:r>
-      <w:r>
-        <w:t>was</w:t>
-      </w:r>
-      <w:r>
-        <w:t xml:space="preserve"> plotted</w:t>
-      </w:r>
-      <w:r>
-        <w:t xml:space="preserve"> with </w:t>
-      </w:r>
-      <w:r>
-        <w:t>overlayed rectangles to identify cluster boundaries</w:t>
-      </w:r>
+          <w:u w:val="single"/>
+        </w:rPr>
+        <w:t xml:space="preserve"> background</w:t>
+      </w:r>
+      <w:r>
+        <w:t>]</w:t>
+      </w:r>
+    </w:p>
+    <w:p>
+      <w:pPr>
+        <w:spacing w:line="240" w:lineRule="auto"/>
+        <w:ind w:firstLine="720"/>
+      </w:pPr>
+      <w:r>
+        <w:t>For many fish species of the northeast Pacific, peak spawning occurs in the winter during which offshore transport is minimal (Brodeur et al., 2008; Doyle, 1992). However, this season is relatively neglected in ichthyoplankton research in favor of spring and summer when sea conditions are more ideal</w:t>
+      </w:r>
+      <w:commentRangeStart w:id="2"/>
       <w:r>
         <w:t xml:space="preserve">. </w:t>
       </w:r>
-    </w:p>
-    <w:p>
-      <w:r>
-        <w:t xml:space="preserve">To visualize the taxonomic composition of each cluster, </w:t>
-      </w:r>
-      <w:r>
-        <w:t xml:space="preserve">the taxa densities in each net tow were plotted </w:t>
-      </w:r>
-      <w:r>
-        <w:t xml:space="preserve">in a stacked bar plot. Beyond visual </w:t>
-      </w:r>
-      <w:r>
-        <w:t>this visual assessment,</w:t>
-      </w:r>
-      <w:r>
-        <w:t xml:space="preserve"> an in</w:t>
-      </w:r>
-      <w:r>
-        <w:t xml:space="preserve">dicator species analysis </w:t>
-      </w:r>
-      <w:r>
-        <w:t xml:space="preserve">(ISA) </w:t>
-      </w:r>
-      <w:r>
-        <w:t>was run</w:t>
-      </w:r>
-      <w:r>
-        <w:t xml:space="preserve"> to identify </w:t>
-      </w:r>
-      <w:r>
-        <w:t>dominant taxonomic group(s) for every cluster</w:t>
-      </w:r>
-      <w:r>
-        <w:t xml:space="preserve">. </w:t>
-      </w:r>
-      <w:r>
-        <w:t xml:space="preserve">The bar plot and ISA were used in conjunction to </w:t>
-      </w:r>
-      <w:r>
-        <w:t>define major clusters of interest and the</w:t>
-      </w:r>
-      <w:r>
-        <w:t xml:space="preserve"> ecological </w:t>
-      </w:r>
-      <w:r>
-        <w:t>community they represent.</w:t>
+      <w:commentRangeEnd w:id="2"/>
+      <w:r>
+        <w:rPr>
+          <w:rStyle w:val="CommentReference"/>
+          <w:sz w:val="24"/>
+          <w:szCs w:val="24"/>
+        </w:rPr>
+        <w:commentReference w:id="2"/>
+      </w:r>
+      <w:r>
+        <w:t>Being the population that goes on to comprise adult fish stocks, it is vital to understand the dynamics of the larval fish community (LFC) in all seasons and the factors contributing to its composition and abundance. Such knowledge is key for predicting future recruitment and monitoring stocks in a changing environment (Auth, 2011</w:t>
+      </w:r>
+      <w:commentRangeStart w:id="3"/>
+      <w:r>
+        <w:t xml:space="preserve">). </w:t>
+      </w:r>
+      <w:commentRangeEnd w:id="3"/>
+      <w:r>
+        <w:rPr>
+          <w:rStyle w:val="CommentReference"/>
+          <w:sz w:val="24"/>
+          <w:szCs w:val="24"/>
+        </w:rPr>
+        <w:commentReference w:id="3"/>
+      </w:r>
+    </w:p>
+    <w:p>
+      <w:pPr>
+        <w:spacing w:line="240" w:lineRule="auto"/>
+        <w:ind w:firstLine="720"/>
+      </w:pPr>
+      <w:r>
+        <w:t xml:space="preserve">Of particular interest are the highly valuable fisheries on which coastal communities rely for economic, recreational, and cultural purposes, such as salmon. During the vulnerable ocean-entering stage, salmon smolt survival is influenced heavily by prey availability. Significant relationships have been found between winter ichthyoplankton and the juvenile salmon survival with larval biomass explaining between 34% and 85% of the variability in subsequent marine survival and adult returns (Daly et al., 2013). The nearshore region specifically provides optimal habitat for early developmental stages, offering protection from predators and ideal physiochemical conditions, in addition to a rich prey field (Pattrick et al., 2021). Knowing the dominant taxa of nearshore larval fish assemblages and their abundance can give an estimate of available prey for smolt as they enter the ocean. Thus, winter ichthyoplankton data could act as a useful metric in timing hatchery salmon release to optimize feeding conditions upon ocean </w:t>
+      </w:r>
+      <w:commentRangeStart w:id="4"/>
+      <w:r>
+        <w:t xml:space="preserve">entry </w:t>
+      </w:r>
+      <w:commentRangeEnd w:id="4"/>
+      <w:r>
+        <w:rPr>
+          <w:rStyle w:val="CommentReference"/>
+          <w:sz w:val="24"/>
+          <w:szCs w:val="24"/>
+        </w:rPr>
+        <w:commentReference w:id="4"/>
+      </w:r>
+      <w:r>
+        <w:t>(Daly et al., 2013). However, given the dynamic nature of the coastal environment in which pre-settlement larvae and smolt disperse, understanding the influence of environmental and spatiotemporal variables on larval distribution remains challenging (Pattrick et al., 2021).</w:t>
+      </w:r>
+    </w:p>
+    <w:p>
+      <w:pPr>
+        <w:spacing w:line="240" w:lineRule="auto"/>
+        <w:ind w:firstLine="720"/>
+      </w:pPr>
+      <w:r>
+        <w:t xml:space="preserve">While variation in larval assemblages is known to be associated with oceanographic variability, local factors may also influence their composition. Broad oceanographic indicators such as </w:t>
+      </w:r>
+      <w:commentRangeStart w:id="5"/>
+      <w:r>
+        <w:t xml:space="preserve">water mass stability, current direction, and local topography </w:t>
+      </w:r>
+      <w:commentRangeEnd w:id="5"/>
+      <w:r>
+        <w:rPr>
+          <w:rStyle w:val="CommentReference"/>
+          <w:sz w:val="24"/>
+          <w:szCs w:val="24"/>
+        </w:rPr>
+        <w:commentReference w:id="5"/>
+      </w:r>
+      <w:r>
+        <w:t xml:space="preserve">have all been found to influence the composition, abundance, and distribution of larval fish (Doyle et al., 2002; Roussel et al., 2010). </w:t>
+      </w:r>
+      <w:commentRangeStart w:id="6"/>
+      <w:r>
+        <w:t xml:space="preserve">In </w:t>
+      </w:r>
+      <w:commentRangeEnd w:id="6"/>
+      <w:r>
+        <w:rPr>
+          <w:rStyle w:val="CommentReference"/>
+          <w:sz w:val="24"/>
+          <w:szCs w:val="24"/>
+        </w:rPr>
+        <w:commentReference w:id="6"/>
+      </w:r>
+      <w:r>
+        <w:t>the dynamic upwelling system of the northern California Current (NCC), the coastal upwelling transport index (CUTI) predicted taxa co-occurance of larvae with varying strength according to the seasonal upwelling or downwelling regime of the region (Schmid et al., 2023). Variability on finer spatial and temporal scales is also relevant to the LFC in coastal marine environments (Gallego-Zerrato et al., 2024). Early-live distribution, growth, and survival of fish larvae is strongly influenced by temperature, salinity, and dissolved oxygen concentration (DO) (Auth, 2011). In fact, larval fish are particularly vulnerable to depressed DO, compared to adult conspecifics, with hypoxia exposure during early-life having long-term effects on growth and survival (Johnson-Colegrove et al., 2015). Such factors vary in space, alongside ichthyoplankton assemblages generally reflecting the habitat preference of adults (Doyle et al., 2002). The result is distinct horizontal community structuring with coastal upwelling, offshore oligotrophic, and shelf-slope transitional zones (</w:t>
+      </w:r>
+      <w:commentRangeStart w:id="7"/>
+      <w:r>
+        <w:t>Gleiber</w:t>
+      </w:r>
+      <w:commentRangeEnd w:id="7"/>
+      <w:r>
+        <w:rPr>
+          <w:rStyle w:val="CommentReference"/>
+          <w:sz w:val="24"/>
+          <w:szCs w:val="24"/>
+        </w:rPr>
+        <w:commentReference w:id="7"/>
+      </w:r>
+      <w:r>
+        <w:t xml:space="preserve">, 2020; Richardson et al., 1980). Larvae also aggregate vertically, allowing them to reach or maintain a position within water masses of ideal environmental, growth, and feeding conditions and transport potential (Huebert et al., 2010; Primo et al. 2012). These vertical assemblages can differ further on fine, diel time scales. There is evidence for diel vertical migration (DVM) in the larval-stage of many taxa, potentially </w:t>
+      </w:r>
+      <w:r>
+        <w:lastRenderedPageBreak/>
+        <w:t xml:space="preserve">providing an adaptive advantage in predator avoidance; light and temperature optimization; and prey abundance (Haldorson et al., 1993; Primo et al., 2012). </w:t>
+      </w:r>
+      <w:commentRangeStart w:id="8"/>
+      <w:r>
+        <w:t>Diel effects such as migration and visual net avoidance are not accounted for, however, in common sampling schemes that are depth-integrated and do not tow at multiple times of day</w:t>
+      </w:r>
+      <w:commentRangeEnd w:id="8"/>
+      <w:r>
+        <w:rPr>
+          <w:rStyle w:val="CommentReference"/>
+          <w:sz w:val="24"/>
+          <w:szCs w:val="24"/>
+        </w:rPr>
+        <w:commentReference w:id="8"/>
+      </w:r>
+      <w:r>
+        <w:t>.</w:t>
       </w:r>
       <w:r>
         <w:t xml:space="preserve"> </w:t>
       </w:r>
-      <w:r>
-        <w:t xml:space="preserve">Net tows were then mapped </w:t>
-      </w:r>
-      <w:r>
-        <w:t xml:space="preserve">by cluster and net number to </w:t>
-      </w:r>
-      <w:r>
-        <w:t>observe</w:t>
-      </w:r>
-      <w:r>
-        <w:t xml:space="preserve"> how the clusters </w:t>
-      </w:r>
-      <w:r>
-        <w:t>distribute in</w:t>
-      </w:r>
-      <w:r>
-        <w:t xml:space="preserve"> vertical and horizontal </w:t>
-      </w:r>
-      <w:r>
-        <w:t xml:space="preserve">space. </w:t>
+      <w:commentRangeStart w:id="9"/>
+      <w:r>
+        <w:t xml:space="preserve">What remains is a gap in the knowledge of </w:t>
+      </w:r>
+      <w:r>
+        <w:t xml:space="preserve">winter </w:t>
+      </w:r>
+      <w:r>
+        <w:t xml:space="preserve">ichthyoplankton </w:t>
+      </w:r>
+      <w:r>
+        <w:t>assemblage</w:t>
+      </w:r>
+      <w:r>
+        <w:t xml:space="preserve">s, </w:t>
+      </w:r>
+      <w:r>
+        <w:t xml:space="preserve">broadly, as well as </w:t>
+      </w:r>
+      <w:r>
+        <w:t>the specific</w:t>
+      </w:r>
+      <w:r>
+        <w:t xml:space="preserve"> relationships between aggregations and to </w:t>
+      </w:r>
+      <w:r>
+        <w:t xml:space="preserve">the </w:t>
+      </w:r>
+      <w:r>
+        <w:t>environmental and spatiotemporal variables</w:t>
+      </w:r>
+      <w:r>
+        <w:t xml:space="preserve"> that effect their composition and position in space</w:t>
+      </w:r>
+      <w:r>
+        <w:t>.</w:t>
+      </w:r>
+      <w:commentRangeEnd w:id="9"/>
+      <w:r>
+        <w:rPr>
+          <w:rStyle w:val="CommentReference"/>
+          <w:sz w:val="24"/>
+          <w:szCs w:val="24"/>
+        </w:rPr>
+        <w:commentReference w:id="9"/>
+      </w:r>
+    </w:p>
+    <w:p>
+      <w:pPr>
+        <w:spacing w:line="240" w:lineRule="auto"/>
+        <w:ind w:firstLine="720"/>
+      </w:pPr>
+      <w:r>
+        <w:t xml:space="preserve">Using depth-discrete ichthyoplankton data sampled on four two-week cruises across the northern California Current system (41–47°N) during winter 2018–2023, we investigated the LFC to characterize assemblages and identify factors influencing the composition thereof. </w:t>
+      </w:r>
+      <w:commentRangeStart w:id="10"/>
+      <w:r>
+        <w:t>We expect larval assemblages to cluster according to adult habitat affinity with distinct taxonomic and spatial communities. Additionally, we expect significant effects of spatiotemporal and environmental variables—such as latitude, temperature, dissolved oxygen, seafloor depth, productivity, time of day, and salinity—on the clustering of the LFC</w:t>
+      </w:r>
+      <w:commentRangeEnd w:id="10"/>
+      <w:r>
+        <w:rPr>
+          <w:rStyle w:val="CommentReference"/>
+          <w:sz w:val="24"/>
+          <w:szCs w:val="24"/>
+        </w:rPr>
+        <w:commentReference w:id="10"/>
+      </w:r>
+      <w:r>
+        <w:t>. Establishing how larval fish aggregate during the winter and what factors contribute to the composition of each assemblage could provide a baseline for future studies on the changing NCC ecosystem while also aiding in predictions of winter-spawning fish abundance and the recruitment of the important fisheries species that prey on them.</w:t>
       </w:r>
       <w:r>
         <w:t xml:space="preserve"> </w:t>
       </w:r>
     </w:p>
     <w:p>
-      <w:r>
-        <w:t xml:space="preserve">An NMDS was run on the </w:t>
-      </w:r>
-      <w:r>
-        <w:t>previously described Bray-Curtis dissimilarity matrix</w:t>
-      </w:r>
-      <w:r>
-        <w:t xml:space="preserve">. The stress of the ordination was determined and its </w:t>
-      </w:r>
-      <w:r>
-        <w:t>relevance</w:t>
-      </w:r>
-      <w:r>
-        <w:t xml:space="preserve"> (</w:t>
+      <w:pPr>
+        <w:spacing w:line="240" w:lineRule="auto"/>
+      </w:pPr>
+    </w:p>
+    <w:p>
+      <w:pPr>
+        <w:pStyle w:val="Heading1"/>
+      </w:pPr>
+      <w:r>
+        <w:t>2</w:t>
+      </w:r>
+      <w:r>
+        <w:tab/>
+      </w:r>
+      <w:r>
+        <w:t>MATERIALS AND METHODS</w:t>
+      </w:r>
+    </w:p>
+    <w:p>
+      <w:pPr>
+        <w:pStyle w:val="Heading2"/>
+      </w:pPr>
+      <w:r>
+        <w:t xml:space="preserve">2.1 </w:t>
+      </w:r>
+      <w:r>
+        <w:tab/>
+        <w:t>Sampling and data collection</w:t>
+      </w:r>
+    </w:p>
+    <w:p>
+      <w:pPr>
+        <w:spacing w:line="240" w:lineRule="auto"/>
+      </w:pPr>
+      <w:r>
+        <w:t>[</w:t>
       </w:r>
       <w:r>
         <w:rPr>
           <w:i/>
           <w:iCs/>
-        </w:rPr>
-        <w:t>choose a better word</w:t>
-      </w:r>
-      <w:r>
-        <w:t>)</w:t>
-      </w:r>
-      <w:r>
-        <w:t xml:space="preserve"> in the context of our data was assessed with the </w:t>
+          <w:u w:val="single"/>
+        </w:rPr>
+        <w:t>add section text here</w:t>
+      </w:r>
+      <w:r>
+        <w:t>]</w:t>
+      </w:r>
+    </w:p>
+    <w:p>
+      <w:pPr>
+        <w:pStyle w:val="Heading2"/>
+      </w:pPr>
+      <w:r>
+        <w:t>2.2</w:t>
+      </w:r>
+      <w:r>
+        <w:tab/>
+      </w:r>
+      <w:r>
+        <w:t>Statistical</w:t>
+      </w:r>
+      <w:r>
+        <w:t xml:space="preserve"> </w:t>
+      </w:r>
+      <w:r>
+        <w:t>analysis</w:t>
+      </w:r>
+    </w:p>
+    <w:p>
+      <w:pPr>
+        <w:spacing w:line="240" w:lineRule="auto"/>
+        <w:ind w:firstLine="720"/>
+      </w:pPr>
+      <w:r>
+        <w:t>All data analyses were performed in RStudio</w:t>
+      </w:r>
+      <w:commentRangeStart w:id="11"/>
+      <w:r>
+        <w:t xml:space="preserve">. </w:t>
+      </w:r>
+      <w:commentRangeEnd w:id="11"/>
+      <w:r>
+        <w:rPr>
+          <w:rStyle w:val="CommentReference"/>
+          <w:sz w:val="24"/>
+          <w:szCs w:val="24"/>
+        </w:rPr>
+        <w:commentReference w:id="11"/>
+      </w:r>
+      <w:r>
+        <w:t xml:space="preserve">To identify </w:t>
+      </w:r>
+      <w:r>
+        <w:t xml:space="preserve">ecologically distinct </w:t>
+      </w:r>
+      <w:r>
+        <w:t>larval fish assemblages,</w:t>
+      </w:r>
+      <w:r>
+        <w:t xml:space="preserve"> </w:t>
+      </w:r>
+      <w:r>
+        <w:t xml:space="preserve">first </w:t>
+      </w:r>
+      <w:r>
+        <w:t>the density of each taxonomic group within each net tow was square-root transformed. These were then used to generate a matrix of Bray-Curtis dissimilarities between net tows. Agglomerative hierarchal clustering was performed on th</w:t>
+      </w:r>
+      <w:r>
+        <w:t xml:space="preserve">e dissimilarity matrix </w:t>
+      </w:r>
+      <w:r>
+        <w:t xml:space="preserve">with the “average” method. </w:t>
+      </w:r>
+      <w:r>
+        <w:t>To determine the number of clusters necessary</w:t>
+      </w:r>
+      <w:commentRangeStart w:id="12"/>
+      <w:r>
+        <w:t xml:space="preserve">, </w:t>
+      </w:r>
+      <w:commentRangeEnd w:id="12"/>
+      <w:r>
+        <w:rPr>
+          <w:rStyle w:val="CommentReference"/>
+          <w:sz w:val="24"/>
+          <w:szCs w:val="24"/>
+        </w:rPr>
+        <w:commentReference w:id="12"/>
+      </w:r>
+      <w:r>
+        <w:t xml:space="preserve">a dendrogram of the clustering results </w:t>
+      </w:r>
+      <w:r>
+        <w:t>was</w:t>
+      </w:r>
+      <w:r>
+        <w:t xml:space="preserve"> plotted</w:t>
+      </w:r>
+      <w:r>
+        <w:t xml:space="preserve"> with </w:t>
+      </w:r>
+      <w:r>
+        <w:t>overlayed rectangles to identify cluster boundaries</w:t>
+      </w:r>
+      <w:r>
+        <w:t xml:space="preserve">. </w:t>
+      </w:r>
+    </w:p>
+    <w:p>
+      <w:pPr>
+        <w:spacing w:line="240" w:lineRule="auto"/>
+        <w:ind w:firstLine="720"/>
+      </w:pPr>
+      <w:r>
+        <w:t xml:space="preserve">To visualize the taxonomic composition of each cluster, </w:t>
+      </w:r>
+      <w:r>
+        <w:t xml:space="preserve">the taxa densities in each net tow were plotted </w:t>
+      </w:r>
+      <w:r>
+        <w:t xml:space="preserve">in a stacked bar plot. Beyond visual </w:t>
+      </w:r>
+      <w:r>
+        <w:t>this visual assessment,</w:t>
+      </w:r>
+      <w:r>
+        <w:t xml:space="preserve"> an in</w:t>
+      </w:r>
+      <w:r>
+        <w:t xml:space="preserve">dicator species analysis </w:t>
+      </w:r>
+      <w:r>
+        <w:t xml:space="preserve">(ISA) </w:t>
+      </w:r>
+      <w:r>
+        <w:t>was run</w:t>
+      </w:r>
+      <w:r>
+        <w:t xml:space="preserve"> to identify </w:t>
+      </w:r>
+      <w:r>
+        <w:t>dominant taxonomic group(s) for every cluster</w:t>
+      </w:r>
+      <w:r>
+        <w:t xml:space="preserve">. </w:t>
+      </w:r>
+      <w:r>
+        <w:t xml:space="preserve">The bar plot and ISA were used in conjunction to </w:t>
+      </w:r>
+      <w:r>
+        <w:t>define major clusters of interest and the</w:t>
+      </w:r>
+      <w:r>
+        <w:t xml:space="preserve"> ecological </w:t>
+      </w:r>
+      <w:r>
+        <w:t>community they represent.</w:t>
+      </w:r>
+      <w:r>
+        <w:t xml:space="preserve"> </w:t>
+      </w:r>
+      <w:r>
+        <w:t xml:space="preserve">Net tows were then mapped </w:t>
+      </w:r>
+      <w:r>
+        <w:t xml:space="preserve">by cluster and net number to </w:t>
+      </w:r>
+      <w:r>
+        <w:t>observe</w:t>
+      </w:r>
+      <w:r>
+        <w:t xml:space="preserve"> how the clusters </w:t>
+      </w:r>
+      <w:r>
+        <w:t>distribute in</w:t>
+      </w:r>
+      <w:r>
+        <w:t xml:space="preserve"> vertical and horizontal </w:t>
+      </w:r>
+      <w:r>
+        <w:t xml:space="preserve">space. </w:t>
+      </w:r>
+      <w:r>
+        <w:t xml:space="preserve"> </w:t>
+      </w:r>
+    </w:p>
+    <w:p>
+      <w:pPr>
+        <w:spacing w:line="240" w:lineRule="auto"/>
+        <w:ind w:firstLine="720"/>
+      </w:pPr>
+      <w:r>
+        <w:t xml:space="preserve">An NMDS was run on the </w:t>
+      </w:r>
+      <w:r>
+        <w:t>previously described Bray-Curtis dissimilarity matrix</w:t>
+      </w:r>
+      <w:r>
+        <w:t xml:space="preserve">. The stress of the ordination was determined and its </w:t>
+      </w:r>
+      <w:commentRangeStart w:id="13"/>
+      <w:r>
+        <w:t>relevance</w:t>
+      </w:r>
+      <w:r>
+        <w:t xml:space="preserve"> </w:t>
+      </w:r>
+      <w:commentRangeEnd w:id="13"/>
+      <w:r>
+        <w:rPr>
+          <w:rStyle w:val="CommentReference"/>
+          <w:sz w:val="24"/>
+          <w:szCs w:val="24"/>
+        </w:rPr>
+        <w:commentReference w:id="13"/>
+      </w:r>
+      <w:r>
+        <w:t xml:space="preserve">in the context of our data was assessed with the </w:t>
       </w:r>
       <w:r>
         <w:t xml:space="preserve">iterative </w:t>
@@ -331,38 +806,116 @@
       <w:r>
         <w:t xml:space="preserve">methodology </w:t>
       </w:r>
+      <w:commentRangeStart w:id="14"/>
       <w:r>
         <w:t xml:space="preserve">suggested </w:t>
       </w:r>
-      <w:r>
-        <w:t>(</w:t>
+      <w:commentRangeEnd w:id="14"/>
+      <w:r>
+        <w:rPr>
+          <w:rStyle w:val="CommentReference"/>
+          <w:sz w:val="24"/>
+          <w:szCs w:val="24"/>
+        </w:rPr>
+        <w:commentReference w:id="14"/>
+      </w:r>
+      <w:r>
+        <w:t>by Dexter et al. (2018)</w:t>
+      </w:r>
+      <w:r>
+        <w:t>.</w:t>
+      </w:r>
+      <w:r>
+        <w:t xml:space="preserve"> </w:t>
+      </w:r>
+    </w:p>
+    <w:p>
+      <w:pPr>
+        <w:spacing w:line="240" w:lineRule="auto"/>
+      </w:pPr>
+    </w:p>
+    <w:p>
+      <w:pPr>
+        <w:pStyle w:val="Heading1"/>
+      </w:pPr>
+      <w:r>
+        <w:t>3</w:t>
+      </w:r>
+      <w:r>
+        <w:tab/>
+      </w:r>
+      <w:r>
+        <w:t>RESULTS</w:t>
+      </w:r>
+    </w:p>
+    <w:p>
+      <w:r>
+        <w:t>[</w:t>
       </w:r>
       <w:r>
         <w:rPr>
           <w:i/>
           <w:iCs/>
-        </w:rPr>
-        <w:t>choose a better word</w:t>
-      </w:r>
-      <w:r>
-        <w:t>) by Dexter et al. (2018)(</w:t>
+          <w:u w:val="single"/>
+        </w:rPr>
+        <w:t>add section text here</w:t>
+      </w:r>
+      <w:r>
+        <w:t>]</w:t>
+      </w:r>
+    </w:p>
+    <w:p/>
+    <w:p>
+      <w:pPr>
+        <w:pStyle w:val="Heading1"/>
+      </w:pPr>
+      <w:r>
+        <w:t>4</w:t>
+      </w:r>
+      <w:r>
+        <w:tab/>
+        <w:t>DISCUSSION</w:t>
+      </w:r>
+    </w:p>
+    <w:p>
+      <w:r>
+        <w:t>[</w:t>
       </w:r>
       <w:r>
         <w:rPr>
           <w:i/>
           <w:iCs/>
-        </w:rPr>
-        <w:t xml:space="preserve">look into </w:t>
+          <w:u w:val="single"/>
+        </w:rPr>
+        <w:t>add section text here</w:t>
+      </w:r>
+      <w:r>
+        <w:t>]</w:t>
+      </w:r>
+    </w:p>
+    <w:p/>
+    <w:p>
+      <w:pPr>
+        <w:pStyle w:val="Heading1"/>
+      </w:pPr>
+      <w:r>
+        <w:t>REFERENCES</w:t>
+      </w:r>
+    </w:p>
+    <w:p>
+      <w:r>
+        <w:t>[</w:t>
       </w:r>
       <w:r>
         <w:rPr>
           <w:i/>
           <w:iCs/>
-        </w:rPr>
-        <w:t>citation style for MEPS</w:t>
-      </w:r>
-      <w:r>
-        <w:t xml:space="preserve">). </w:t>
+          <w:u w:val="single"/>
+        </w:rPr>
+        <w:t>add references list here… alphabetical order and Harvard style</w:t>
+      </w:r>
+      <w:r>
+        <w:t>]</w:t>
       </w:r>
     </w:p>
     <w:sectPr>
@@ -373,6 +926,327 @@
     </w:sectPr>
   </w:body>
 </w:document>
+</file>
+
+<file path=word/comments.xml><?xml version="1.0" encoding="utf-8"?>
+<w:comments xmlns:wpc="http://schemas.microsoft.com/office/word/2010/wordprocessingCanvas" xmlns:cx="http://schemas.microsoft.com/office/drawing/2014/chartex" xmlns:cx1="http://schemas.microsoft.com/office/drawing/2015/9/8/chartex" xmlns:cx2="http://schemas.microsoft.com/office/drawing/2015/10/21/chartex" xmlns:cx3="http://schemas.microsoft.com/office/drawing/2016/5/9/chartex" xmlns:cx4="http://schemas.microsoft.com/office/drawing/2016/5/10/chartex" xmlns:cx5="http://schemas.microsoft.com/office/drawing/2016/5/11/chartex" xmlns:cx6="http://schemas.microsoft.com/office/drawing/2016/5/12/chartex" xmlns:cx7="http://schemas.microsoft.com/office/drawing/2016/5/13/chartex" xmlns:cx8="http://schemas.microsoft.com/office/drawing/2016/5/14/chartex" xmlns:mc="http://schemas.openxmlformats.org/markup-compatibility/2006" xmlns:aink="http://schemas.microsoft.com/office/drawing/2016/ink" xmlns:am3d="http://schemas.microsoft.com/office/drawing/2017/model3d" xmlns:o="urn:schemas-microsoft-com:office:office" xmlns:oel="http://schemas.microsoft.com/office/2019/extlst" xmlns:r="http://schemas.openxmlformats.org/officeDocument/2006/relationships" xmlns:m="http://schemas.openxmlformats.org/officeDocument/2006/math" xmlns:v="urn:schemas-microsoft-com:vml" xmlns:wp14="http://schemas.microsoft.com/office/word/2010/wordprocessingDrawing" xmlns:wp="http://schemas.openxmlformats.org/drawingml/2006/wordprocessingDrawing" xmlns:w10="urn:schemas-microsoft-com:office:word" xmlns:w="http://schemas.openxmlformats.org/wordprocessingml/2006/main" xmlns:w14="http://schemas.microsoft.com/office/word/2010/wordml" xmlns:w15="http://schemas.microsoft.com/office/word/2012/wordml" xmlns:w16cei="http://schemas.microsoft.com/office/word/2026/wordml/cei" xmlns:w16cex="http://schemas.microsoft.com/office/word/2018/wordml/cex" xmlns:w16cid="http://schemas.microsoft.com/office/word/2016/wordml/cid" xmlns:w16="http://schemas.microsoft.com/office/word/2018/wordml" xmlns:w16du="http://schemas.microsoft.com/office/word/2023/wordml/word16du" xmlns:w16sdtdh="http://schemas.microsoft.com/office/word/2020/wordml/sdtdatahash" xmlns:w16sdtfl="http://schemas.microsoft.com/office/word/2024/wordml/sdtformatlock" xmlns:w16se="http://schemas.microsoft.com/office/word/2015/wordml/symex" xmlns:wpg="http://schemas.microsoft.com/office/word/2010/wordprocessingGroup" xmlns:wpi="http://schemas.microsoft.com/office/word/2010/wordprocessingInk" xmlns:wne="http://schemas.microsoft.com/office/word/2006/wordml" xmlns:wps="http://schemas.microsoft.com/office/word/2010/wordprocessingShape" mc:Ignorable="w14 w15 w16se w16cid w16 w16cex w16sdtdh w16sdtfl w16du wp14">
+  <w:comment w:id="0" w:author="McCloskey, Ross" w:date="2026-08-18T14:36:00Z" w:initials="RM">
+    <w:p>
+      <w:pPr>
+        <w:pStyle w:val="CommentText"/>
+      </w:pPr>
+      <w:r>
+        <w:rPr>
+          <w:rStyle w:val="CommentReference"/>
+        </w:rPr>
+        <w:annotationRef/>
+      </w:r>
+      <w:r>
+        <w:t>Not sure this is the correct way to indicate multiple first authors. Can’t find on Frontiers what their guidelines say about this though.</w:t>
+      </w:r>
+    </w:p>
+  </w:comment>
+  <w:comment w:id="1" w:author="McCloskey, Ross" w:date="2026-08-18T15:05:00Z" w:initials="RM">
+    <w:p>
+      <w:pPr>
+        <w:pStyle w:val="CommentText"/>
+      </w:pPr>
+      <w:r>
+        <w:rPr>
+          <w:rStyle w:val="CommentReference"/>
+        </w:rPr>
+        <w:annotationRef/>
+      </w:r>
+      <w:r>
+        <w:t>This is the abstract Luke wrote to submit to PICES. May need adjustments after rest of the paper is complete.</w:t>
+      </w:r>
+    </w:p>
+  </w:comment>
+  <w:comment w:id="2" w:author="McCloskey, Ross" w:date="2026-08-18T15:06:00Z" w:initials="RM">
+    <w:p>
+      <w:pPr>
+        <w:pStyle w:val="CommentText"/>
+      </w:pPr>
+      <w:r>
+        <w:rPr>
+          <w:rStyle w:val="CommentReference"/>
+        </w:rPr>
+        <w:annotationRef/>
+      </w:r>
+      <w:r>
+        <w:t>Find a source for this?</w:t>
+      </w:r>
+    </w:p>
+  </w:comment>
+  <w:comment w:id="3" w:author="McCloskey, Ross" w:date="2026-08-18T15:08:00Z" w:initials="RM">
+    <w:p>
+      <w:pPr>
+        <w:pStyle w:val="CommentText"/>
+      </w:pPr>
+      <w:r>
+        <w:rPr>
+          <w:rStyle w:val="CommentReference"/>
+        </w:rPr>
+        <w:annotationRef/>
+      </w:r>
+      <w:r>
+        <w:t>Might want this paragraph to be longer. Perhaps some broader introductory sentences can be added at the beginning instead of as a separate first paragraph.</w:t>
+      </w:r>
+    </w:p>
+  </w:comment>
+  <w:comment w:id="4" w:author="McCloskey, Ross" w:date="2026-08-18T15:10:00Z" w:initials="RM">
+    <w:p>
+      <w:pPr>
+        <w:pStyle w:val="CommentText"/>
+      </w:pPr>
+      <w:r>
+        <w:rPr>
+          <w:rStyle w:val="CommentReference"/>
+        </w:rPr>
+        <w:annotationRef/>
+      </w:r>
+      <w:r>
+        <w:t>This phrasing might be too close to the source may need to better paraphrase.</w:t>
+      </w:r>
+    </w:p>
+  </w:comment>
+  <w:comment w:id="5" w:author="McCloskey, Ross" w:date="2026-08-18T15:12:00Z" w:initials="RM">
+    <w:p>
+      <w:pPr>
+        <w:pStyle w:val="CommentText"/>
+      </w:pPr>
+      <w:r>
+        <w:rPr>
+          <w:rStyle w:val="CommentReference"/>
+        </w:rPr>
+        <w:annotationRef/>
+      </w:r>
+      <w:r>
+        <w:t>There are the broad factors I could find from my sources doc but perhaps I should find an alternative source that discusses specifically the broad variables we’re interested in.</w:t>
+      </w:r>
+    </w:p>
+  </w:comment>
+  <w:comment w:id="6" w:author="McCloskey, Ross" w:date="2026-08-18T15:13:00Z" w:initials="RM">
+    <w:p>
+      <w:pPr>
+        <w:pStyle w:val="CommentText"/>
+      </w:pPr>
+      <w:r>
+        <w:rPr>
+          <w:rStyle w:val="CommentReference"/>
+        </w:rPr>
+        <w:annotationRef/>
+      </w:r>
+      <w:r>
+        <w:t>Will probably want to rework this sentence.</w:t>
+      </w:r>
+    </w:p>
+  </w:comment>
+  <w:comment w:id="7" w:author="McCloskey, Ross" w:date="2026-08-18T15:13:00Z" w:initials="RM">
+    <w:p>
+      <w:pPr>
+        <w:pStyle w:val="CommentText"/>
+      </w:pPr>
+      <w:r>
+        <w:rPr>
+          <w:rStyle w:val="CommentReference"/>
+        </w:rPr>
+        <w:annotationRef/>
+      </w:r>
+      <w:r>
+        <w:t>This is a dissertation. Need to check if that is an acceptable source to reference or if I need to replace it.</w:t>
+      </w:r>
+    </w:p>
+  </w:comment>
+  <w:comment w:id="8" w:author="McCloskey, Ross" w:date="2026-08-18T15:14:00Z" w:initials="RM">
+    <w:p>
+      <w:pPr>
+        <w:pStyle w:val="CommentText"/>
+      </w:pPr>
+      <w:r>
+        <w:rPr>
+          <w:rStyle w:val="CommentReference"/>
+        </w:rPr>
+        <w:annotationRef/>
+      </w:r>
+      <w:r>
+        <w:t>Need to rework this to have better phrasing.</w:t>
+      </w:r>
+    </w:p>
+  </w:comment>
+  <w:comment w:id="9" w:author="McCloskey, Ross" w:date="2026-08-18T15:29:00Z" w:initials="RM">
+    <w:p>
+      <w:pPr>
+        <w:pStyle w:val="CommentText"/>
+      </w:pPr>
+      <w:r>
+        <w:rPr>
+          <w:rStyle w:val="CommentReference"/>
+        </w:rPr>
+        <w:annotationRef/>
+      </w:r>
+      <w:r>
+        <w:t xml:space="preserve">Could probably better describe the knowledge gaps in more detail. </w:t>
+      </w:r>
+    </w:p>
+    <w:p>
+      <w:pPr>
+        <w:pStyle w:val="CommentText"/>
+      </w:pPr>
+      <w:r>
+        <w:t>We also discussed in a previous meeting that knowledge on mesopelagic spawning is lacking and this is a gap we could fill. I am wondering where that should come in. Here or is it too specific? Should such a point be left for the discussion?</w:t>
+      </w:r>
+    </w:p>
+  </w:comment>
+  <w:comment w:id="10" w:author="McCloskey, Ross" w:date="2026-08-18T15:18:00Z" w:initials="RM">
+    <w:p>
+      <w:pPr>
+        <w:pStyle w:val="CommentText"/>
+      </w:pPr>
+      <w:r>
+        <w:rPr>
+          <w:rStyle w:val="CommentReference"/>
+        </w:rPr>
+        <w:annotationRef/>
+      </w:r>
+      <w:r>
+        <w:t>There ought to be a better way to describe our expected results. Need to rework the phrasing.</w:t>
+      </w:r>
+    </w:p>
+  </w:comment>
+  <w:comment w:id="11" w:author="McCloskey, Ross" w:date="2026-08-18T14:58:00Z" w:initials="RM">
+    <w:p>
+      <w:pPr>
+        <w:pStyle w:val="CommentText"/>
+      </w:pPr>
+      <w:r>
+        <w:rPr>
+          <w:rStyle w:val="CommentReference"/>
+        </w:rPr>
+        <w:annotationRef/>
+      </w:r>
+      <w:r>
+        <w:t>Add version and citation</w:t>
+      </w:r>
+    </w:p>
+  </w:comment>
+  <w:comment w:id="12" w:author="McCloskey, Ross" w:date="2026-08-18T14:59:00Z" w:initials="RM">
+    <w:p>
+      <w:pPr>
+        <w:pStyle w:val="CommentText"/>
+      </w:pPr>
+      <w:r>
+        <w:rPr>
+          <w:rStyle w:val="CommentReference"/>
+        </w:rPr>
+        <w:annotationRef/>
+      </w:r>
+      <w:r>
+        <w:t>Add more… necessary for what?</w:t>
+      </w:r>
+    </w:p>
+  </w:comment>
+  <w:comment w:id="13" w:author="McCloskey, Ross" w:date="2026-08-18T15:03:00Z" w:initials="RM">
+    <w:p>
+      <w:pPr>
+        <w:pStyle w:val="CommentText"/>
+      </w:pPr>
+      <w:r>
+        <w:rPr>
+          <w:rStyle w:val="CommentReference"/>
+        </w:rPr>
+        <w:annotationRef/>
+      </w:r>
+      <w:r>
+        <w:t>Choose a better word</w:t>
+      </w:r>
+    </w:p>
+  </w:comment>
+  <w:comment w:id="14" w:author="McCloskey, Ross" w:date="2026-08-18T15:04:00Z" w:initials="RM">
+    <w:p>
+      <w:pPr>
+        <w:pStyle w:val="CommentText"/>
+      </w:pPr>
+      <w:r>
+        <w:rPr>
+          <w:rStyle w:val="CommentReference"/>
+        </w:rPr>
+        <w:annotationRef/>
+      </w:r>
+      <w:r>
+        <w:t>Choose a better word</w:t>
+      </w:r>
+    </w:p>
+  </w:comment>
+</w:comments>
+</file>
+
+<file path=word/commentsExtended.xml><?xml version="1.0" encoding="utf-8"?>
+<w15:commentsEx xmlns:wpc="http://schemas.microsoft.com/office/word/2010/wordprocessingCanvas" xmlns:cx="http://schemas.microsoft.com/office/drawing/2014/chartex" xmlns:cx1="http://schemas.microsoft.com/office/drawing/2015/9/8/chartex" xmlns:cx2="http://schemas.microsoft.com/office/drawing/2015/10/21/chartex" xmlns:cx3="http://schemas.microsoft.com/office/drawing/2016/5/9/chartex" xmlns:cx4="http://schemas.microsoft.com/office/drawing/2016/5/10/chartex" xmlns:cx5="http://schemas.microsoft.com/office/drawing/2016/5/11/chartex" xmlns:cx6="http://schemas.microsoft.com/office/drawing/2016/5/12/chartex" xmlns:cx7="http://schemas.microsoft.com/office/drawing/2016/5/13/chartex" xmlns:cx8="http://schemas.microsoft.com/office/drawing/2016/5/14/chartex" xmlns:mc="http://schemas.openxmlformats.org/markup-compatibility/2006" xmlns:aink="http://schemas.microsoft.com/office/drawing/2016/ink" xmlns:am3d="http://schemas.microsoft.com/office/drawing/2017/model3d" xmlns:o="urn:schemas-microsoft-com:office:office" xmlns:oel="http://schemas.microsoft.com/office/2019/extlst" xmlns:r="http://schemas.openxmlformats.org/officeDocument/2006/relationships" xmlns:m="http://schemas.openxmlformats.org/officeDocument/2006/math" xmlns:v="urn:schemas-microsoft-com:vml" xmlns:wp14="http://schemas.microsoft.com/office/word/2010/wordprocessingDrawing" xmlns:wp="http://schemas.openxmlformats.org/drawingml/2006/wordprocessingDrawing" xmlns:w10="urn:schemas-microsoft-com:office:word" xmlns:w="http://schemas.openxmlformats.org/wordprocessingml/2006/main" xmlns:w14="http://schemas.microsoft.com/office/word/2010/wordml" xmlns:w15="http://schemas.microsoft.com/office/word/2012/wordml" xmlns:w16cei="http://schemas.microsoft.com/office/word/2026/wordml/cei" xmlns:w16cex="http://schemas.microsoft.com/office/word/2018/wordml/cex" xmlns:w16cid="http://schemas.microsoft.com/office/word/2016/wordml/cid" xmlns:w16="http://schemas.microsoft.com/office/word/2018/wordml" xmlns:w16du="http://schemas.microsoft.com/office/word/2023/wordml/word16du" xmlns:w16sdtdh="http://schemas.microsoft.com/office/word/2020/wordml/sdtdatahash" xmlns:w16sdtfl="http://schemas.microsoft.com/office/word/2024/wordml/sdtformatlock" xmlns:w16se="http://schemas.microsoft.com/office/word/2015/wordml/symex" xmlns:wpg="http://schemas.microsoft.com/office/word/2010/wordprocessingGroup" xmlns:wpi="http://schemas.microsoft.com/office/word/2010/wordprocessingInk" xmlns:wne="http://schemas.microsoft.com/office/word/2006/wordml" xmlns:wps="http://schemas.microsoft.com/office/word/2010/wordprocessingShape" mc:Ignorable="w14 w15 w16se w16cid w16 w16cex w16sdtdh w16sdtfl w16du wp14">
+  <w15:commentEx w15:paraId="2F1B268D" w15:done="0"/>
+  <w15:commentEx w15:paraId="021223F3" w15:done="0"/>
+  <w15:commentEx w15:paraId="5B8443B7" w15:done="0"/>
+  <w15:commentEx w15:paraId="1B1440FE" w15:done="0"/>
+  <w15:commentEx w15:paraId="40FE5ADD" w15:done="0"/>
+  <w15:commentEx w15:paraId="4C6AC411" w15:done="0"/>
+  <w15:commentEx w15:paraId="48D5E15B" w15:done="0"/>
+  <w15:commentEx w15:paraId="4280AB4B" w15:done="0"/>
+  <w15:commentEx w15:paraId="31CA1C17" w15:done="0"/>
+  <w15:commentEx w15:paraId="763D8A91" w15:done="0"/>
+  <w15:commentEx w15:paraId="5BE36BA3" w15:done="0"/>
+  <w15:commentEx w15:paraId="1F69DA66" w15:done="0"/>
+  <w15:commentEx w15:paraId="4FC2E53E" w15:done="0"/>
+  <w15:commentEx w15:paraId="06E41DD3" w15:done="0"/>
+  <w15:commentEx w15:paraId="45BA8D5F" w15:done="0"/>
+</w15:commentsEx>
+</file>
+
+<file path=word/commentsExtensible.xml><?xml version="1.0" encoding="utf-8"?>
+<w16cex:commentsExtensible xmlns:wpc="http://schemas.microsoft.com/office/word/2010/wordprocessingCanvas" xmlns:cx="http://schemas.microsoft.com/office/drawing/2014/chartex" xmlns:cx1="http://schemas.microsoft.com/office/drawing/2015/9/8/chartex" xmlns:cx2="http://schemas.microsoft.com/office/drawing/2015/10/21/chartex" xmlns:cx3="http://schemas.microsoft.com/office/drawing/2016/5/9/chartex" xmlns:cx4="http://schemas.microsoft.com/office/drawing/2016/5/10/chartex" xmlns:cx5="http://schemas.microsoft.com/office/drawing/2016/5/11/chartex" xmlns:cx6="http://schemas.microsoft.com/office/drawing/2016/5/12/chartex" xmlns:cx7="http://schemas.microsoft.com/office/drawing/2016/5/13/chartex" xmlns:cx8="http://schemas.microsoft.com/office/drawing/2016/5/14/chartex" xmlns:cr="http://schemas.microsoft.com/office/comments/2020/reactions" xmlns:mc="http://schemas.openxmlformats.org/markup-compatibility/2006" xmlns:aink="http://schemas.microsoft.com/office/drawing/2016/ink" xmlns:am3d="http://schemas.microsoft.com/office/drawing/2017/model3d" xmlns:o="urn:schemas-microsoft-com:office:office" xmlns:oel="http://schemas.microsoft.com/office/2019/extlst" xmlns:r="http://schemas.openxmlformats.org/officeDocument/2006/relationships" xmlns:m="http://schemas.openxmlformats.org/officeDocument/2006/math" xmlns:v="urn:schemas-microsoft-com:vml" xmlns:wp14="http://schemas.microsoft.com/office/word/2010/wordprocessingDrawing" xmlns:wp="http://schemas.openxmlformats.org/drawingml/2006/wordprocessingDrawing" xmlns:w10="urn:schemas-microsoft-com:office:word" xmlns:w="http://schemas.openxmlformats.org/wordprocessingml/2006/main" xmlns:w14="http://schemas.microsoft.com/office/word/2010/wordml" xmlns:w15="http://schemas.microsoft.com/office/word/2012/wordml" xmlns:w16cei="http://schemas.microsoft.com/office/word/2026/wordml/cei" xmlns:w16cex="http://schemas.microsoft.com/office/word/2018/wordml/cex" xmlns:w16cid="http://schemas.microsoft.com/office/word/2016/wordml/cid" xmlns:w16="http://schemas.microsoft.com/office/word/2018/wordml" xmlns:w16du="http://schemas.microsoft.com/office/word/2023/wordml/word16du" xmlns:w16sdtdh="http://schemas.microsoft.com/office/word/2020/wordml/sdtdatahash" xmlns:w16sdtfl="http://schemas.microsoft.com/office/word/2024/wordml/sdtformatlock" xmlns:w16se="http://schemas.microsoft.com/office/word/2015/wordml/symex" xmlns:wpg="http://schemas.microsoft.com/office/word/2010/wordprocessingGroup" xmlns:wpi="http://schemas.microsoft.com/office/word/2010/wordprocessingInk" xmlns:wne="http://schemas.microsoft.com/office/word/2006/wordml" xmlns:wps="http://schemas.microsoft.com/office/word/2010/wordprocessingShape" mc:Ignorable="w14 w15 w16se w16cid w16 w16cex w16sdtdh w16sdtfl cr w16du wp14">
+  <w16cex:commentExtensible w16cex:durableId="03FE2B67" w16cex:dateUtc="2026-08-18T19:36:00Z"/>
+  <w16cex:commentExtensible w16cex:durableId="2C3AF867" w16cex:dateUtc="2026-08-18T20:05:00Z"/>
+  <w16cex:commentExtensible w16cex:durableId="0798161C" w16cex:dateUtc="2026-08-18T20:06:00Z"/>
+  <w16cex:commentExtensible w16cex:durableId="2BA08A5F" w16cex:dateUtc="2026-08-18T20:08:00Z"/>
+  <w16cex:commentExtensible w16cex:durableId="266E2573" w16cex:dateUtc="2026-08-18T20:10:00Z"/>
+  <w16cex:commentExtensible w16cex:durableId="2B4ADF92" w16cex:dateUtc="2026-08-18T20:12:00Z"/>
+  <w16cex:commentExtensible w16cex:durableId="13CD5FBE" w16cex:dateUtc="2026-08-18T20:13:00Z"/>
+  <w16cex:commentExtensible w16cex:durableId="178DC72D" w16cex:dateUtc="2026-08-18T20:13:00Z"/>
+  <w16cex:commentExtensible w16cex:durableId="3A87B0B0" w16cex:dateUtc="2026-08-18T20:14:00Z"/>
+  <w16cex:commentExtensible w16cex:durableId="167F67C8" w16cex:dateUtc="2026-08-18T20:29:00Z"/>
+  <w16cex:commentExtensible w16cex:durableId="29A6DD2B" w16cex:dateUtc="2026-08-18T20:18:00Z"/>
+  <w16cex:commentExtensible w16cex:durableId="120E2433" w16cex:dateUtc="2026-08-18T19:58:00Z"/>
+  <w16cex:commentExtensible w16cex:durableId="30192086" w16cex:dateUtc="2026-08-18T19:59:00Z"/>
+  <w16cex:commentExtensible w16cex:durableId="021A571D" w16cex:dateUtc="2026-08-18T20:03:00Z"/>
+  <w16cex:commentExtensible w16cex:durableId="5FAEC444" w16cex:dateUtc="2026-08-18T20:04:00Z"/>
+</w16cex:commentsExtensible>
+</file>
+
+<file path=word/commentsIds.xml><?xml version="1.0" encoding="utf-8"?>
+<w16cid:commentsIds xmlns:wpc="http://schemas.microsoft.com/office/word/2010/wordprocessingCanvas" xmlns:cx="http://schemas.microsoft.com/office/drawing/2014/chartex" xmlns:cx1="http://schemas.microsoft.com/office/drawing/2015/9/8/chartex" xmlns:cx2="http://schemas.microsoft.com/office/drawing/2015/10/21/chartex" xmlns:cx3="http://schemas.microsoft.com/office/drawing/2016/5/9/chartex" xmlns:cx4="http://schemas.microsoft.com/office/drawing/2016/5/10/chartex" xmlns:cx5="http://schemas.microsoft.com/office/drawing/2016/5/11/chartex" xmlns:cx6="http://schemas.microsoft.com/office/drawing/2016/5/12/chartex" xmlns:cx7="http://schemas.microsoft.com/office/drawing/2016/5/13/chartex" xmlns:cx8="http://schemas.microsoft.com/office/drawing/2016/5/14/chartex" xmlns:mc="http://schemas.openxmlformats.org/markup-compatibility/2006" xmlns:aink="http://schemas.microsoft.com/office/drawing/2016/ink" xmlns:am3d="http://schemas.microsoft.com/office/drawing/2017/model3d" xmlns:o="urn:schemas-microsoft-com:office:office" xmlns:oel="http://schemas.microsoft.com/office/2019/extlst" xmlns:r="http://schemas.openxmlformats.org/officeDocument/2006/relationships" xmlns:m="http://schemas.openxmlformats.org/officeDocument/2006/math" xmlns:v="urn:schemas-microsoft-com:vml" xmlns:wp14="http://schemas.microsoft.com/office/word/2010/wordprocessingDrawing" xmlns:wp="http://schemas.openxmlformats.org/drawingml/2006/wordprocessingDrawing" xmlns:w10="urn:schemas-microsoft-com:office:word" xmlns:w="http://schemas.openxmlformats.org/wordprocessingml/2006/main" xmlns:w14="http://schemas.microsoft.com/office/word/2010/wordml" xmlns:w15="http://schemas.microsoft.com/office/word/2012/wordml" xmlns:w16cei="http://schemas.microsoft.com/office/word/2026/wordml/cei" xmlns:w16cex="http://schemas.microsoft.com/office/word/2018/wordml/cex" xmlns:w16cid="http://schemas.microsoft.com/office/word/2016/wordml/cid" xmlns:w16="http://schemas.microsoft.com/office/word/2018/wordml" xmlns:w16du="http://schemas.microsoft.com/office/word/2023/wordml/word16du" xmlns:w16sdtdh="http://schemas.microsoft.com/office/word/2020/wordml/sdtdatahash" xmlns:w16sdtfl="http://schemas.microsoft.com/office/word/2024/wordml/sdtformatlock" xmlns:w16se="http://schemas.microsoft.com/office/word/2015/wordml/symex" xmlns:wpg="http://schemas.microsoft.com/office/word/2010/wordprocessingGroup" xmlns:wpi="http://schemas.microsoft.com/office/word/2010/wordprocessingInk" xmlns:wne="http://schemas.microsoft.com/office/word/2006/wordml" xmlns:wps="http://schemas.microsoft.com/office/word/2010/wordprocessingShape" mc:Ignorable="w14 w15 w16se w16cid w16 w16cex w16sdtdh w16sdtfl w16du wp14">
+  <w16cid:commentId w16cid:paraId="2F1B268D" w16cid:durableId="03FE2B67"/>
+  <w16cid:commentId w16cid:paraId="021223F3" w16cid:durableId="2C3AF867"/>
+  <w16cid:commentId w16cid:paraId="5B8443B7" w16cid:durableId="0798161C"/>
+  <w16cid:commentId w16cid:paraId="1B1440FE" w16cid:durableId="2BA08A5F"/>
+  <w16cid:commentId w16cid:paraId="40FE5ADD" w16cid:durableId="266E2573"/>
+  <w16cid:commentId w16cid:paraId="4C6AC411" w16cid:durableId="2B4ADF92"/>
+  <w16cid:commentId w16cid:paraId="48D5E15B" w16cid:durableId="13CD5FBE"/>
+  <w16cid:commentId w16cid:paraId="4280AB4B" w16cid:durableId="178DC72D"/>
+  <w16cid:commentId w16cid:paraId="31CA1C17" w16cid:durableId="3A87B0B0"/>
+  <w16cid:commentId w16cid:paraId="763D8A91" w16cid:durableId="167F67C8"/>
+  <w16cid:commentId w16cid:paraId="5BE36BA3" w16cid:durableId="29A6DD2B"/>
+  <w16cid:commentId w16cid:paraId="1F69DA66" w16cid:durableId="120E2433"/>
+  <w16cid:commentId w16cid:paraId="4FC2E53E" w16cid:durableId="30192086"/>
+  <w16cid:commentId w16cid:paraId="06E41DD3" w16cid:durableId="021A571D"/>
+  <w16cid:commentId w16cid:paraId="45BA8D5F" w16cid:durableId="5FAEC444"/>
+</w16cid:commentsIds>
+</file>
+
+<file path=word/people.xml><?xml version="1.0" encoding="utf-8"?>
+<w15:people xmlns:wpc="http://schemas.microsoft.com/office/word/2010/wordprocessingCanvas" xmlns:cx="http://schemas.microsoft.com/office/drawing/2014/chartex" xmlns:cx1="http://schemas.microsoft.com/office/drawing/2015/9/8/chartex" xmlns:cx2="http://schemas.microsoft.com/office/drawing/2015/10/21/chartex" xmlns:cx3="http://schemas.microsoft.com/office/drawing/2016/5/9/chartex" xmlns:cx4="http://schemas.microsoft.com/office/drawing/2016/5/10/chartex" xmlns:cx5="http://schemas.microsoft.com/office/drawing/2016/5/11/chartex" xmlns:cx6="http://schemas.microsoft.com/office/drawing/2016/5/12/chartex" xmlns:cx7="http://schemas.microsoft.com/office/drawing/2016/5/13/chartex" xmlns:cx8="http://schemas.microsoft.com/office/drawing/2016/5/14/chartex" xmlns:mc="http://schemas.openxmlformats.org/markup-compatibility/2006" xmlns:aink="http://schemas.microsoft.com/office/drawing/2016/ink" xmlns:am3d="http://schemas.microsoft.com/office/drawing/2017/model3d" xmlns:o="urn:schemas-microsoft-com:office:office" xmlns:oel="http://schemas.microsoft.com/office/2019/extlst" xmlns:r="http://schemas.openxmlformats.org/officeDocument/2006/relationships" xmlns:m="http://schemas.openxmlformats.org/officeDocument/2006/math" xmlns:v="urn:schemas-microsoft-com:vml" xmlns:wp14="http://schemas.microsoft.com/office/word/2010/wordprocessingDrawing" xmlns:wp="http://schemas.openxmlformats.org/drawingml/2006/wordprocessingDrawing" xmlns:w10="urn:schemas-microsoft-com:office:word" xmlns:w="http://schemas.openxmlformats.org/wordprocessingml/2006/main" xmlns:w14="http://schemas.microsoft.com/office/word/2010/wordml" xmlns:w15="http://schemas.microsoft.com/office/word/2012/wordml" xmlns:w16cei="http://schemas.microsoft.com/office/word/2026/wordml/cei" xmlns:w16cex="http://schemas.microsoft.com/office/word/2018/wordml/cex" xmlns:w16cid="http://schemas.microsoft.com/office/word/2016/wordml/cid" xmlns:w16="http://schemas.microsoft.com/office/word/2018/wordml" xmlns:w16du="http://schemas.microsoft.com/office/word/2023/wordml/word16du" xmlns:w16sdtdh="http://schemas.microsoft.com/office/word/2020/wordml/sdtdatahash" xmlns:w16sdtfl="http://schemas.microsoft.com/office/word/2024/wordml/sdtformatlock" xmlns:w16se="http://schemas.microsoft.com/office/word/2015/wordml/symex" xmlns:wpg="http://schemas.microsoft.com/office/word/2010/wordprocessingGroup" xmlns:wpi="http://schemas.microsoft.com/office/word/2010/wordprocessingInk" xmlns:wne="http://schemas.microsoft.com/office/word/2006/wordml" xmlns:wps="http://schemas.microsoft.com/office/word/2010/wordprocessingShape" mc:Ignorable="w14 w15 w16se w16cid w16 w16cex w16sdtdh w16sdtfl w16du wp14">
+  <w15:person w15:author="McCloskey, Ross">
+    <w15:presenceInfo w15:providerId="AD" w15:userId="S::mccloskw@oregonstate.edu::b1990487-ee44-4922-b58f-5b2980a02730"/>
+  </w15:person>
+</w15:people>
 </file>
 
 <file path=word/styles.xml><?xml version="1.0" encoding="utf-8"?>
@@ -775,7 +1649,7 @@
   <w:style w:type="paragraph" w:default="1" w:styleId="Normal">
     <w:name w:val="Normal"/>
     <w:qFormat/>
-    <w:rsid w:val="003D309B"/>
+    <w:rsid w:val="00EA4AC4"/>
     <w:pPr>
       <w:spacing w:line="480" w:lineRule="auto"/>
     </w:pPr>
@@ -790,15 +1664,13 @@
     <w:link w:val="Heading1Char"/>
     <w:uiPriority w:val="9"/>
     <w:qFormat/>
-    <w:rsid w:val="009733A8"/>
+    <w:rsid w:val="00434324"/>
     <w:pPr>
       <w:outlineLvl w:val="0"/>
     </w:pPr>
     <w:rPr>
       <w:b/>
       <w:bCs/>
-      <w:sz w:val="32"/>
-      <w:szCs w:val="32"/>
     </w:rPr>
   </w:style>
   <w:style w:type="paragraph" w:styleId="Heading2">
@@ -809,7 +1681,7 @@
     <w:uiPriority w:val="9"/>
     <w:unhideWhenUsed/>
     <w:qFormat/>
-    <w:rsid w:val="00F951F4"/>
+    <w:rsid w:val="00434324"/>
     <w:pPr>
       <w:keepNext/>
       <w:keepLines/>
@@ -818,10 +1690,9 @@
     </w:pPr>
     <w:rPr>
       <w:rFonts w:eastAsiaTheme="majorEastAsia"/>
+      <w:b/>
+      <w:bCs/>
       <w:color w:val="000000" w:themeColor="text1"/>
-      <w:sz w:val="28"/>
-      <w:szCs w:val="28"/>
-      <w:u w:val="single"/>
     </w:rPr>
   </w:style>
   <w:style w:type="paragraph" w:styleId="Heading3">
@@ -1011,13 +1882,11 @@
     <w:basedOn w:val="DefaultParagraphFont"/>
     <w:link w:val="Heading1"/>
     <w:uiPriority w:val="9"/>
-    <w:rsid w:val="009733A8"/>
+    <w:rsid w:val="00434324"/>
     <w:rPr>
       <w:rFonts w:ascii="Times New Roman" w:hAnsi="Times New Roman" w:cs="Times New Roman"/>
       <w:b/>
       <w:bCs/>
-      <w:sz w:val="32"/>
-      <w:szCs w:val="32"/>
     </w:rPr>
   </w:style>
   <w:style w:type="character" w:customStyle="1" w:styleId="Heading2Char">
@@ -1025,13 +1894,12 @@
     <w:basedOn w:val="DefaultParagraphFont"/>
     <w:link w:val="Heading2"/>
     <w:uiPriority w:val="9"/>
-    <w:rsid w:val="00F951F4"/>
+    <w:rsid w:val="00434324"/>
     <w:rPr>
       <w:rFonts w:ascii="Times New Roman" w:eastAsiaTheme="majorEastAsia" w:hAnsi="Times New Roman" w:cs="Times New Roman"/>
+      <w:b/>
+      <w:bCs/>
       <w:color w:val="000000" w:themeColor="text1"/>
-      <w:sz w:val="28"/>
-      <w:szCs w:val="28"/>
-      <w:u w:val="single"/>
     </w:rPr>
   </w:style>
   <w:style w:type="character" w:customStyle="1" w:styleId="Heading3Char">
@@ -1133,17 +2001,20 @@
     <w:link w:val="TitleChar"/>
     <w:uiPriority w:val="10"/>
     <w:qFormat/>
-    <w:rsid w:val="00E168AC"/>
+    <w:rsid w:val="0014295B"/>
     <w:pPr>
       <w:spacing w:after="80" w:line="240" w:lineRule="auto"/>
       <w:contextualSpacing/>
+      <w:jc w:val="center"/>
     </w:pPr>
     <w:rPr>
       <w:rFonts w:eastAsiaTheme="majorEastAsia"/>
+      <w:b/>
+      <w:bCs/>
       <w:spacing w:val="-10"/>
       <w:kern w:val="28"/>
-      <w:sz w:val="40"/>
-      <w:szCs w:val="40"/>
+      <w:sz w:val="32"/>
+      <w:szCs w:val="32"/>
     </w:rPr>
   </w:style>
   <w:style w:type="character" w:customStyle="1" w:styleId="TitleChar">
@@ -1151,13 +2022,15 @@
     <w:basedOn w:val="DefaultParagraphFont"/>
     <w:link w:val="Title"/>
     <w:uiPriority w:val="10"/>
-    <w:rsid w:val="00E168AC"/>
+    <w:rsid w:val="0014295B"/>
     <w:rPr>
       <w:rFonts w:ascii="Times New Roman" w:eastAsiaTheme="majorEastAsia" w:hAnsi="Times New Roman" w:cs="Times New Roman"/>
+      <w:b/>
+      <w:bCs/>
       <w:spacing w:val="-10"/>
       <w:kern w:val="28"/>
-      <w:sz w:val="40"/>
-      <w:szCs w:val="40"/>
+      <w:sz w:val="32"/>
+      <w:szCs w:val="32"/>
     </w:rPr>
   </w:style>
   <w:style w:type="paragraph" w:styleId="Subtitle">
@@ -1295,6 +2168,122 @@
       <w:smallCaps/>
       <w:color w:val="0F4761" w:themeColor="accent1" w:themeShade="BF"/>
       <w:spacing w:val="5"/>
+    </w:rPr>
+  </w:style>
+  <w:style w:type="paragraph" w:customStyle="1" w:styleId="AuthorList">
+    <w:name w:val="Author List"/>
+    <w:aliases w:val="Keywords,Abstract"/>
+    <w:basedOn w:val="Subtitle"/>
+    <w:next w:val="Normal"/>
+    <w:uiPriority w:val="1"/>
+    <w:qFormat/>
+    <w:rsid w:val="003600B0"/>
+    <w:pPr>
+      <w:numPr>
+        <w:ilvl w:val="0"/>
+      </w:numPr>
+      <w:spacing w:before="240" w:after="240" w:line="240" w:lineRule="auto"/>
+    </w:pPr>
+    <w:rPr>
+      <w:rFonts w:eastAsiaTheme="minorHAnsi" w:cs="Times New Roman"/>
+      <w:b/>
+      <w:color w:val="auto"/>
+      <w:spacing w:val="0"/>
+      <w:kern w:val="0"/>
+      <w:sz w:val="24"/>
+      <w:szCs w:val="24"/>
+      <w14:ligatures w14:val="none"/>
+    </w:rPr>
+  </w:style>
+  <w:style w:type="character" w:styleId="CommentReference">
+    <w:name w:val="annotation reference"/>
+    <w:basedOn w:val="DefaultParagraphFont"/>
+    <w:uiPriority w:val="99"/>
+    <w:semiHidden/>
+    <w:unhideWhenUsed/>
+    <w:rsid w:val="00FC169F"/>
+    <w:rPr>
+      <w:sz w:val="16"/>
+      <w:szCs w:val="16"/>
+    </w:rPr>
+  </w:style>
+  <w:style w:type="paragraph" w:styleId="CommentText">
+    <w:name w:val="annotation text"/>
+    <w:basedOn w:val="Normal"/>
+    <w:link w:val="CommentTextChar"/>
+    <w:uiPriority w:val="99"/>
+    <w:unhideWhenUsed/>
+    <w:rsid w:val="00FC169F"/>
+    <w:pPr>
+      <w:spacing w:line="240" w:lineRule="auto"/>
+    </w:pPr>
+    <w:rPr>
+      <w:sz w:val="20"/>
+      <w:szCs w:val="20"/>
+    </w:rPr>
+  </w:style>
+  <w:style w:type="character" w:customStyle="1" w:styleId="CommentTextChar">
+    <w:name w:val="Comment Text Char"/>
+    <w:basedOn w:val="DefaultParagraphFont"/>
+    <w:link w:val="CommentText"/>
+    <w:uiPriority w:val="99"/>
+    <w:rsid w:val="00FC169F"/>
+    <w:rPr>
+      <w:rFonts w:ascii="Times New Roman" w:hAnsi="Times New Roman" w:cs="Times New Roman"/>
+      <w:sz w:val="20"/>
+      <w:szCs w:val="20"/>
+    </w:rPr>
+  </w:style>
+  <w:style w:type="paragraph" w:styleId="CommentSubject">
+    <w:name w:val="annotation subject"/>
+    <w:basedOn w:val="CommentText"/>
+    <w:next w:val="CommentText"/>
+    <w:link w:val="CommentSubjectChar"/>
+    <w:uiPriority w:val="99"/>
+    <w:semiHidden/>
+    <w:unhideWhenUsed/>
+    <w:rsid w:val="00FC169F"/>
+    <w:rPr>
+      <w:b/>
+      <w:bCs/>
+    </w:rPr>
+  </w:style>
+  <w:style w:type="character" w:customStyle="1" w:styleId="CommentSubjectChar">
+    <w:name w:val="Comment Subject Char"/>
+    <w:basedOn w:val="CommentTextChar"/>
+    <w:link w:val="CommentSubject"/>
+    <w:uiPriority w:val="99"/>
+    <w:semiHidden/>
+    <w:rsid w:val="00FC169F"/>
+    <w:rPr>
+      <w:rFonts w:ascii="Times New Roman" w:hAnsi="Times New Roman" w:cs="Times New Roman"/>
+      <w:b/>
+      <w:bCs/>
+      <w:sz w:val="20"/>
+      <w:szCs w:val="20"/>
+    </w:rPr>
+  </w:style>
+  <w:style w:type="character" w:styleId="Hyperlink">
+    <w:name w:val="Hyperlink"/>
+    <w:basedOn w:val="DefaultParagraphFont"/>
+    <w:uiPriority w:val="99"/>
+    <w:unhideWhenUsed/>
+    <w:rsid w:val="00A5340A"/>
+    <w:rPr>
+      <w:color w:val="467886" w:themeColor="hyperlink"/>
+      <w:u w:val="single"/>
+    </w:rPr>
+  </w:style>
+  <w:style w:type="character" w:styleId="UnresolvedMention">
+    <w:name w:val="Unresolved Mention"/>
+    <w:basedOn w:val="DefaultParagraphFont"/>
+    <w:uiPriority w:val="99"/>
+    <w:semiHidden/>
+    <w:unhideWhenUsed/>
+    <w:rsid w:val="00A5340A"/>
+    <w:rPr>
+      <w:color w:val="605E5C"/>
+      <w:shd w:val="clear" w:color="auto" w:fill="E1DFDD"/>
     </w:rPr>
   </w:style>
 </w:styles>

--- a/Manuscript draft.docx
+++ b/Manuscript draft.docx
@@ -1,11 +1,10 @@
 
 <file path=word/document.xml><?xml version="1.0" encoding="utf-8"?>
-<w:document xmlns:wpc="http://schemas.microsoft.com/office/word/2010/wordprocessingCanvas" xmlns:cx="http://schemas.microsoft.com/office/drawing/2014/chartex" xmlns:cx1="http://schemas.microsoft.com/office/drawing/2015/9/8/chartex" xmlns:cx2="http://schemas.microsoft.com/office/drawing/2015/10/21/chartex" xmlns:cx3="http://schemas.microsoft.com/office/drawing/2016/5/9/chartex" xmlns:cx4="http://schemas.microsoft.com/office/drawing/2016/5/10/chartex" xmlns:cx5="http://schemas.microsoft.com/office/drawing/2016/5/11/chartex" xmlns:cx6="http://schemas.microsoft.com/office/drawing/2016/5/12/chartex" xmlns:cx7="http://schemas.microsoft.com/office/drawing/2016/5/13/chartex" xmlns:cx8="http://schemas.microsoft.com/office/drawing/2016/5/14/chartex" xmlns:mc="http://schemas.openxmlformats.org/markup-compatibility/2006" xmlns:aink="http://schemas.microsoft.com/office/drawing/2016/ink" xmlns:am3d="http://schemas.microsoft.com/office/drawing/2017/model3d" xmlns:o="urn:schemas-microsoft-com:office:office" xmlns:oel="http://schemas.microsoft.com/office/2019/extlst" xmlns:r="http://schemas.openxmlformats.org/officeDocument/2006/relationships" xmlns:m="http://schemas.openxmlformats.org/officeDocument/2006/math" xmlns:v="urn:schemas-microsoft-com:vml" xmlns:wp14="http://schemas.microsoft.com/office/word/2010/wordprocessingDrawing" xmlns:wp="http://schemas.openxmlformats.org/drawingml/2006/wordprocessingDrawing" xmlns:w10="urn:schemas-microsoft-com:office:word" xmlns:w="http://schemas.openxmlformats.org/wordprocessingml/2006/main" xmlns:w14="http://schemas.microsoft.com/office/word/2010/wordml" xmlns:w15="http://schemas.microsoft.com/office/word/2012/wordml" xmlns:w16cei="http://schemas.microsoft.com/office/word/2026/wordml/cei" xmlns:w16cex="http://schemas.microsoft.com/office/word/2018/wordml/cex" xmlns:w16cid="http://schemas.microsoft.com/office/word/2016/wordml/cid" xmlns:w16="http://schemas.microsoft.com/office/word/2018/wordml" xmlns:w16du="http://schemas.microsoft.com/office/word/2023/wordml/word16du" xmlns:w16sdtdh="http://schemas.microsoft.com/office/word/2020/wordml/sdtdatahash" xmlns:w16sdtfl="http://schemas.microsoft.com/office/word/2024/wordml/sdtformatlock" xmlns:w16se="http://schemas.microsoft.com/office/word/2015/wordml/symex" xmlns:wpg="http://schemas.microsoft.com/office/word/2010/wordprocessingGroup" xmlns:wpi="http://schemas.microsoft.com/office/word/2010/wordprocessingInk" xmlns:wne="http://schemas.microsoft.com/office/word/2006/wordml" xmlns:wps="http://schemas.microsoft.com/office/word/2010/wordprocessingShape" mc:Ignorable="w14 w15 w16se w16cid w16 w16cex w16sdtdh w16sdtfl w16du wp14">
+<w:document xmlns:wpc="http://schemas.microsoft.com/office/word/2010/wordprocessingCanvas" xmlns:cx="http://schemas.microsoft.com/office/drawing/2014/chartex" xmlns:cx1="http://schemas.microsoft.com/office/drawing/2015/9/8/chartex" xmlns:cx2="http://schemas.microsoft.com/office/drawing/2015/10/21/chartex" xmlns:cx3="http://schemas.microsoft.com/office/drawing/2016/5/9/chartex" xmlns:cx4="http://schemas.microsoft.com/office/drawing/2016/5/10/chartex" xmlns:cx5="http://schemas.microsoft.com/office/drawing/2016/5/11/chartex" xmlns:cx6="http://schemas.microsoft.com/office/drawing/2016/5/12/chartex" xmlns:cx7="http://schemas.microsoft.com/office/drawing/2016/5/13/chartex" xmlns:cx8="http://schemas.microsoft.com/office/drawing/2016/5/14/chartex" xmlns:mc="http://schemas.openxmlformats.org/markup-compatibility/2006" xmlns:aink="http://schemas.microsoft.com/office/drawing/2016/ink" xmlns:am3d="http://schemas.microsoft.com/office/drawing/2017/model3d" xmlns:o="urn:schemas-microsoft-com:office:office" xmlns:oel="http://schemas.microsoft.com/office/2019/extlst" xmlns:r="http://schemas.openxmlformats.org/officeDocument/2006/relationships" xmlns:m="http://schemas.openxmlformats.org/officeDocument/2006/math" xmlns:v="urn:schemas-microsoft-com:vml" xmlns:wp14="http://schemas.microsoft.com/office/word/2010/wordprocessingDrawing" xmlns:wp="http://schemas.openxmlformats.org/drawingml/2006/wordprocessingDrawing" xmlns:w10="urn:schemas-microsoft-com:office:word" xmlns:w="http://schemas.openxmlformats.org/wordprocessingml/2006/main" xmlns:w14="http://schemas.microsoft.com/office/word/2010/wordml" xmlns:w15="http://schemas.microsoft.com/office/word/2012/wordml" xmlns:w16cex="http://schemas.microsoft.com/office/word/2018/wordml/cex" xmlns:w16cid="http://schemas.microsoft.com/office/word/2016/wordml/cid" xmlns:w16="http://schemas.microsoft.com/office/word/2018/wordml" xmlns:w16du="http://schemas.microsoft.com/office/word/2023/wordml/word16du" xmlns:w16sdtdh="http://schemas.microsoft.com/office/word/2020/wordml/sdtdatahash" xmlns:w16sdtfl="http://schemas.microsoft.com/office/word/2024/wordml/sdtformatlock" xmlns:w16se="http://schemas.microsoft.com/office/word/2015/wordml/symex" xmlns:wpg="http://schemas.microsoft.com/office/word/2010/wordprocessingGroup" xmlns:wpi="http://schemas.microsoft.com/office/word/2010/wordprocessingInk" xmlns:wne="http://schemas.microsoft.com/office/word/2006/wordml" xmlns:wps="http://schemas.microsoft.com/office/word/2010/wordprocessingShape" mc:Ignorable="w14 w15 w16se w16cid w16 w16cex w16sdtdh w16sdtfl w16du wp14">
   <w:body>
     <w:p>
       <w:pPr>
         <w:pStyle w:val="Title"/>
-        <w:jc w:val="left"/>
       </w:pPr>
       <w:r>
         <w:t>Environmental and spatiotemporal influences on winter ichthyoplankton assemblages of the northern California Current</w:t>
@@ -109,7 +108,6 @@
     </w:p>
     <w:p>
       <w:pPr>
-        <w:spacing w:line="240" w:lineRule="auto"/>
         <w:rPr>
           <w:b/>
         </w:rPr>
@@ -125,9 +123,6 @@
       </w:r>
     </w:p>
     <w:p>
-      <w:pPr>
-        <w:spacing w:line="240" w:lineRule="auto"/>
-      </w:pPr>
       <w:r>
         <w:rPr>
           <w:vertAlign w:val="superscript"/>
@@ -139,35 +134,17 @@
       </w:r>
     </w:p>
     <w:p>
-      <w:pPr>
-        <w:spacing w:line="240" w:lineRule="auto"/>
-        <w:rPr>
-          <w:b/>
-        </w:rPr>
-      </w:pPr>
-      <w:r>
-        <w:rPr>
-          <w:b/>
-        </w:rPr>
+      <w:r>
         <w:t>^</w:t>
       </w:r>
       <w:r>
-        <w:rPr>
-          <w:b/>
-        </w:rPr>
         <w:t xml:space="preserve"> </w:t>
       </w:r>
       <w:r>
-        <w:rPr>
-          <w:b/>
-        </w:rPr>
         <w:t>First author</w:t>
       </w:r>
     </w:p>
     <w:p>
-      <w:pPr>
-        <w:spacing w:line="240" w:lineRule="auto"/>
-      </w:pPr>
       <w:r>
         <w:rPr>
           <w:b/>
@@ -238,10 +215,6 @@
       </w:r>
     </w:p>
     <w:p>
-      <w:pPr>
-        <w:spacing w:line="240" w:lineRule="auto"/>
-        <w:ind w:firstLine="720"/>
-      </w:pPr>
       <w:r>
         <w:t>Winter ichthyoplankton abundance in the northern California Current is a strong predictor of annual recruitment of important fisheries species such as salmon, as juvenile salmon diet at ocean entry is dominated by winter-spawned early juvenile fishes. Yet little is known about the influences of spatiotemporal and environmental factors on the composition of these ichthyoplankton assemblages. To characterize winter ichthyoplankton assemblages and identify the factors that influence their composition, we collected depth-discrete ichthyoplankton samples from across the northern California Current ecosystem (41–47°N) on four two-week research cruises during winter 2018–2023. Temperature, salinity, dissolved oxygen concentration (DO), and fluorescence were measured simultaneously with the ichthyoplankton. Ichthyoplankton were visually identified to the lowest possible taxonomic resolution, and dominant ichthyoplankton assemblages were identified using hierarchical clustering analysis and non-metric multidimensional scaling ordination. Distance-based redundancy analysis was used to estimate the effects of longitude, latitude, year, time of day, sampling depth, seafloor depth, temperature, salinity, DO, and fluorescence on assemblage composition. Finally, generalized linear regression was used to quantify diel differences in the vertical distributions of ichthyoplankton taxa. Dominant ichthyoplankton assemblages included those characterized primarily by Sebastes spp., Parophrys vetulus, mesopelagics, and Osmeridae. Spatiotemporal and environmental conditions accounted for a significant amount of variation in ichthyoplankton assemblage composition. Vertical distributions of several taxa differed significantly between night and day. Understanding these spatiotemporal and environmental influences on winter ichthyoplankton assemblages will help explain variation and potentially predict the abundance of winter-spawning fishes and subsequent recruitment of fisheries species that prey on them.</w:t>
       </w:r>
@@ -265,64 +238,11 @@
       </w:r>
     </w:p>
     <w:p>
-      <w:pPr>
-        <w:spacing w:line="240" w:lineRule="auto"/>
-        <w:ind w:firstLine="720"/>
-      </w:pPr>
-      <w:r>
-        <w:t>[</w:t>
-      </w:r>
-      <w:r>
-        <w:rPr>
-          <w:i/>
-          <w:iCs/>
-          <w:u w:val="single"/>
-        </w:rPr>
-        <w:t xml:space="preserve">Intro </w:t>
-      </w:r>
-      <w:r>
-        <w:rPr>
-          <w:i/>
-          <w:iCs/>
-          <w:u w:val="single"/>
-        </w:rPr>
-        <w:t>paragraph</w:t>
-      </w:r>
-      <w:r>
-        <w:rPr>
-          <w:i/>
-          <w:iCs/>
-          <w:u w:val="single"/>
-        </w:rPr>
-        <w:t xml:space="preserve"> building into</w:t>
-      </w:r>
-      <w:r>
-        <w:rPr>
-          <w:i/>
-          <w:iCs/>
-          <w:u w:val="single"/>
-        </w:rPr>
-        <w:t xml:space="preserve"> the following</w:t>
-      </w:r>
-      <w:r>
-        <w:rPr>
-          <w:i/>
-          <w:iCs/>
-          <w:u w:val="single"/>
-        </w:rPr>
-        <w:t xml:space="preserve"> background</w:t>
-      </w:r>
-      <w:r>
-        <w:t>]</w:t>
-      </w:r>
-    </w:p>
-    <w:p>
-      <w:pPr>
-        <w:spacing w:line="240" w:lineRule="auto"/>
-        <w:ind w:firstLine="720"/>
-      </w:pPr>
-      <w:r>
-        <w:t>For many fish species of the northeast Pacific, peak spawning occurs in the winter during which offshore transport is minimal (Brodeur et al., 2008; Doyle, 1992). However, this season is relatively neglected in ichthyoplankton research in favor of spring and summer when sea conditions are more ideal</w:t>
+      <w:r>
+        <w:t>The northern California Current (NCC) is a dynamic eastern boundary current system that supports an abundance of important fish populations whose early life stages are tightly coupled to seasonal oceanographic processes (Auth, 2011). For many of these species</w:t>
+      </w:r>
+      <w:r>
+        <w:t>, peak spawning occurs in the winter during which offshore transport is minimal (Brodeur et al., 2008; Doyle, 1992). However, this season is relatively neglected in ichthyoplankton research in favor of spring and summer when sea conditions are more ideal</w:t>
       </w:r>
       <w:commentRangeStart w:id="2"/>
       <w:r>
@@ -338,11 +258,16 @@
         <w:commentReference w:id="2"/>
       </w:r>
       <w:r>
-        <w:t>Being the population that goes on to comprise adult fish stocks, it is vital to understand the dynamics of the larval fish community (LFC) in all seasons and the factors contributing to its composition and abundance. Such knowledge is key for predicting future recruitment and monitoring stocks in a changing environment (Auth, 2011</w:t>
+        <w:t xml:space="preserve">Being the population that goes on to comprise adult fish stocks, it is vital to understand the dynamics of the larval fish community (LFC) in all seasons and the factors contributing to its composition and abundance. Such knowledge is key for predicting future recruitment and monitoring stocks in a changing environment (Auth, 2011). </w:t>
+      </w:r>
+    </w:p>
+    <w:p>
+      <w:r>
+        <w:t xml:space="preserve">Of particular interest are the highly valuable fisheries on which coastal communities rely for economic, recreational, and cultural purposes, such as salmon. During the vulnerable ocean-entering stage, salmon smolt survival is influenced heavily by prey availability. Significant relationships have been found between winter ichthyoplankton and the juvenile salmon survival with larval biomass explaining between 34% and 85% of the variability in subsequent marine survival and adult returns (Daly et al., 2013). The nearshore region specifically provides optimal habitat for early developmental stages, offering protection from predators and ideal physiochemical conditions, in addition to a rich prey field (Pattrick et al., 2021). Knowing the dominant taxa of nearshore larval fish assemblages and their abundance can give an estimate of available prey for smolt as they enter the ocean. Thus, winter ichthyoplankton data could act as a useful metric in timing hatchery salmon release to optimize feeding conditions upon ocean </w:t>
       </w:r>
       <w:commentRangeStart w:id="3"/>
       <w:r>
-        <w:t xml:space="preserve">). </w:t>
+        <w:t xml:space="preserve">entry </w:t>
       </w:r>
       <w:commentRangeEnd w:id="3"/>
       <w:r>
@@ -353,18 +278,17 @@
         </w:rPr>
         <w:commentReference w:id="3"/>
       </w:r>
-    </w:p>
-    <w:p>
-      <w:pPr>
-        <w:spacing w:line="240" w:lineRule="auto"/>
-        <w:ind w:firstLine="720"/>
-      </w:pPr>
-      <w:r>
-        <w:t xml:space="preserve">Of particular interest are the highly valuable fisheries on which coastal communities rely for economic, recreational, and cultural purposes, such as salmon. During the vulnerable ocean-entering stage, salmon smolt survival is influenced heavily by prey availability. Significant relationships have been found between winter ichthyoplankton and the juvenile salmon survival with larval biomass explaining between 34% and 85% of the variability in subsequent marine survival and adult returns (Daly et al., 2013). The nearshore region specifically provides optimal habitat for early developmental stages, offering protection from predators and ideal physiochemical conditions, in addition to a rich prey field (Pattrick et al., 2021). Knowing the dominant taxa of nearshore larval fish assemblages and their abundance can give an estimate of available prey for smolt as they enter the ocean. Thus, winter ichthyoplankton data could act as a useful metric in timing hatchery salmon release to optimize feeding conditions upon ocean </w:t>
+      <w:r>
+        <w:t>(Daly et al., 2013). However, given the dynamic nature of the coastal environment in which pre-settlement larvae and smolt disperse, understanding the influence of environmental and spatiotemporal variables on larval distribution remains challenging (Pattrick et al., 2021).</w:t>
+      </w:r>
+    </w:p>
+    <w:p>
+      <w:r>
+        <w:t xml:space="preserve">While variation in larval assemblages is known to be associated with oceanographic variability, local factors may also influence their composition. Broad oceanographic indicators such as </w:t>
       </w:r>
       <w:commentRangeStart w:id="4"/>
       <w:r>
-        <w:t xml:space="preserve">entry </w:t>
+        <w:t xml:space="preserve">water mass stability, current direction, and local topography </w:t>
       </w:r>
       <w:commentRangeEnd w:id="4"/>
       <w:r>
@@ -376,20 +300,84 @@
         <w:commentReference w:id="4"/>
       </w:r>
       <w:r>
-        <w:t>(Daly et al., 2013). However, given the dynamic nature of the coastal environment in which pre-settlement larvae and smolt disperse, understanding the influence of environmental and spatiotemporal variables on larval distribution remains challenging (Pattrick et al., 2021).</w:t>
-      </w:r>
-    </w:p>
-    <w:p>
-      <w:pPr>
-        <w:spacing w:line="240" w:lineRule="auto"/>
-        <w:ind w:firstLine="720"/>
-      </w:pPr>
-      <w:r>
-        <w:t xml:space="preserve">While variation in larval assemblages is known to be associated with oceanographic variability, local factors may also influence their composition. Broad oceanographic indicators such as </w:t>
+        <w:t>have all been found to influence the composition, abundance, and distribution of larval fish (Doyle et al., 2002; Roussel et al., 2010). In the dynamic upwelling system of the NCC, the coastal upwelling transport index (CUTI) predicted taxa co-</w:t>
+      </w:r>
+      <w:r>
+        <w:t>occurrence</w:t>
+      </w:r>
+      <w:r>
+        <w:t xml:space="preserve"> of larvae with varying strength according to the seasonal upwelling or downwelling regime of the region (Schmid et al., 2023). Variability on finer spatial and temporal scales is also relevant to the LFC in coastal marine environments (Gallego-Zerrato et al., 2024). Early-li</w:t>
+      </w:r>
+      <w:r>
+        <w:t>f</w:t>
+      </w:r>
+      <w:r>
+        <w:t xml:space="preserve">e distribution, growth, and survival of fish larvae is strongly influenced by temperature, salinity, and dissolved oxygen concentration (DO) (Auth, 2011). In fact, larval fish are particularly vulnerable to depressed DO, compared to adult conspecifics, with hypoxia exposure during early-life having long-term effects on growth and survival (Johnson-Colegrove et al., 2015). Such factors vary in space, alongside ichthyoplankton assemblages generally reflecting the habitat preference of adults (Doyle et al., 2002). The result is distinct horizontal community structuring with coastal upwelling, offshore oligotrophic, and shelf-slope transitional zones (Gleiber, 2020; Richardson et al., 1980). Larvae also aggregate vertically, allowing them to reach or maintain a position within water masses of ideal environmental, growth, and feeding conditions and transport potential (Huebert et al., 2010; Primo et al. 2012). These vertical assemblages can differ further on fine, diel time scales. There is evidence for diel vertical migration (DVM) in the </w:t>
+      </w:r>
+      <w:r>
+        <w:t>larval stage</w:t>
+      </w:r>
+      <w:r>
+        <w:t xml:space="preserve"> of many taxa, potentially providing an adaptive advantage in predator avoidance; light and temperature optimization; and prey abundance (Haldorson et al., </w:t>
+      </w:r>
+      <w:r>
+        <w:lastRenderedPageBreak/>
+        <w:t>1993; Primo et al., 2012). Diel effects such as migration and visual net avoidance are not accounted for, however, in common sampling schemes that are depth-integrated and do not tow at multiple times of day</w:t>
+      </w:r>
+      <w:r>
+        <w:t>.</w:t>
+      </w:r>
+      <w:r>
+        <w:t xml:space="preserve"> </w:t>
       </w:r>
       <w:commentRangeStart w:id="5"/>
       <w:r>
-        <w:t xml:space="preserve">water mass stability, current direction, and local topography </w:t>
+        <w:t xml:space="preserve">What remains is a gap in the knowledge of </w:t>
+      </w:r>
+      <w:r>
+        <w:t xml:space="preserve">winter </w:t>
+      </w:r>
+      <w:r>
+        <w:t xml:space="preserve">ichthyoplankton </w:t>
+      </w:r>
+      <w:r>
+        <w:t>assemblage</w:t>
+      </w:r>
+      <w:r>
+        <w:t xml:space="preserve">s, </w:t>
+      </w:r>
+      <w:r>
+        <w:t xml:space="preserve">broadly, as well as </w:t>
+      </w:r>
+      <w:r>
+        <w:t>the specific</w:t>
+      </w:r>
+      <w:r>
+        <w:t xml:space="preserve"> relationships between aggregations </w:t>
+      </w:r>
+      <w:r>
+        <w:t>and</w:t>
+      </w:r>
+      <w:r>
+        <w:t xml:space="preserve"> </w:t>
+      </w:r>
+      <w:r>
+        <w:t xml:space="preserve">the </w:t>
+      </w:r>
+      <w:r>
+        <w:t>environmental and spatiotemporal variables</w:t>
+      </w:r>
+      <w:r>
+        <w:t xml:space="preserve"> that </w:t>
+      </w:r>
+      <w:r>
+        <w:t>affect</w:t>
+      </w:r>
+      <w:r>
+        <w:t xml:space="preserve"> their composition and position in space</w:t>
+      </w:r>
+      <w:r>
+        <w:t>.</w:t>
       </w:r>
       <w:commentRangeEnd w:id="5"/>
       <w:r>
@@ -400,12 +388,71 @@
         </w:rPr>
         <w:commentReference w:id="5"/>
       </w:r>
-      <w:r>
-        <w:t xml:space="preserve">have all been found to influence the composition, abundance, and distribution of larval fish (Doyle et al., 2002; Roussel et al., 2010). </w:t>
+    </w:p>
+    <w:p>
+      <w:r>
+        <w:t xml:space="preserve">Using depth-discrete ichthyoplankton data sampled on four two-week cruises across the northern California Current system (41–47°N) during winter 2018–2023, we investigated the LFC to characterize assemblages and identify factors influencing the composition thereof. We expect larval assemblages to cluster according to adult habitat affinity with distinct taxonomic and spatial communities. Additionally, we expect significant effects of spatiotemporal and environmental variables—such as latitude, temperature, dissolved oxygen, seafloor depth, productivity, time of day, and salinity—on the clustering of the LFC. Establishing how larval fish aggregate during the winter and what factors contribute to the composition of each assemblage could provide a baseline for future studies on the changing NCC ecosystem while also aiding in predictions of winter-spawning fish abundance and the recruitment of the important fisheries species that prey on them. </w:t>
+      </w:r>
+    </w:p>
+    <w:p/>
+    <w:p>
+      <w:pPr>
+        <w:pStyle w:val="Heading1"/>
+      </w:pPr>
+      <w:r>
+        <w:t>2</w:t>
+      </w:r>
+      <w:r>
+        <w:tab/>
+      </w:r>
+      <w:r>
+        <w:t>MATERIALS AND METHODS</w:t>
+      </w:r>
+    </w:p>
+    <w:p>
+      <w:pPr>
+        <w:pStyle w:val="Heading2"/>
+      </w:pPr>
+      <w:r>
+        <w:t xml:space="preserve">2.1 </w:t>
+      </w:r>
+      <w:r>
+        <w:tab/>
+        <w:t>Sampling and data collection</w:t>
+      </w:r>
+    </w:p>
+    <w:p>
+      <w:r>
+        <w:t>[add section text here]</w:t>
+      </w:r>
+    </w:p>
+    <w:p>
+      <w:pPr>
+        <w:pStyle w:val="Heading2"/>
+      </w:pPr>
+      <w:r>
+        <w:t>2.2</w:t>
+      </w:r>
+      <w:r>
+        <w:tab/>
+      </w:r>
+      <w:r>
+        <w:t>Statistical</w:t>
+      </w:r>
+      <w:r>
+        <w:t xml:space="preserve"> </w:t>
+      </w:r>
+      <w:r>
+        <w:t>analysis</w:t>
+      </w:r>
+    </w:p>
+    <w:p>
+      <w:r>
+        <w:t>All data analyses were performed in RStudio</w:t>
       </w:r>
       <w:commentRangeStart w:id="6"/>
       <w:r>
-        <w:t xml:space="preserve">In </w:t>
+        <w:t xml:space="preserve">. </w:t>
       </w:r>
       <w:commentRangeEnd w:id="6"/>
       <w:r>
@@ -417,11 +464,35 @@
         <w:commentReference w:id="6"/>
       </w:r>
       <w:r>
-        <w:t>the dynamic upwelling system of the northern California Current (NCC), the coastal upwelling transport index (CUTI) predicted taxa co-occurance of larvae with varying strength according to the seasonal upwelling or downwelling regime of the region (Schmid et al., 2023). Variability on finer spatial and temporal scales is also relevant to the LFC in coastal marine environments (Gallego-Zerrato et al., 2024). Early-live distribution, growth, and survival of fish larvae is strongly influenced by temperature, salinity, and dissolved oxygen concentration (DO) (Auth, 2011). In fact, larval fish are particularly vulnerable to depressed DO, compared to adult conspecifics, with hypoxia exposure during early-life having long-term effects on growth and survival (Johnson-Colegrove et al., 2015). Such factors vary in space, alongside ichthyoplankton assemblages generally reflecting the habitat preference of adults (Doyle et al., 2002). The result is distinct horizontal community structuring with coastal upwelling, offshore oligotrophic, and shelf-slope transitional zones (</w:t>
+        <w:t xml:space="preserve">To identify </w:t>
+      </w:r>
+      <w:r>
+        <w:t xml:space="preserve">ecologically distinct </w:t>
+      </w:r>
+      <w:r>
+        <w:t>larval fish assemblages,</w:t>
+      </w:r>
+      <w:r>
+        <w:t xml:space="preserve"> </w:t>
+      </w:r>
+      <w:r>
+        <w:t xml:space="preserve">first </w:t>
+      </w:r>
+      <w:r>
+        <w:t>the density of each taxonomic group within each net tow was square-root transformed. These were then used to generate a matrix of Bray-Curtis dissimilarities between net tows. Agglomerative hierarchal clustering was performed on th</w:t>
+      </w:r>
+      <w:r>
+        <w:t xml:space="preserve">e dissimilarity matrix </w:t>
+      </w:r>
+      <w:r>
+        <w:t xml:space="preserve">with the “average” method. </w:t>
+      </w:r>
+      <w:r>
+        <w:t>To determine the number of clusters necessary</w:t>
       </w:r>
       <w:commentRangeStart w:id="7"/>
       <w:r>
-        <w:t>Gleiber</w:t>
+        <w:t xml:space="preserve">, </w:t>
       </w:r>
       <w:commentRangeEnd w:id="7"/>
       <w:r>
@@ -433,15 +504,114 @@
         <w:commentReference w:id="7"/>
       </w:r>
       <w:r>
-        <w:t xml:space="preserve">, 2020; Richardson et al., 1980). Larvae also aggregate vertically, allowing them to reach or maintain a position within water masses of ideal environmental, growth, and feeding conditions and transport potential (Huebert et al., 2010; Primo et al. 2012). These vertical assemblages can differ further on fine, diel time scales. There is evidence for diel vertical migration (DVM) in the larval-stage of many taxa, potentially </w:t>
-      </w:r>
-      <w:r>
-        <w:lastRenderedPageBreak/>
-        <w:t xml:space="preserve">providing an adaptive advantage in predator avoidance; light and temperature optimization; and prey abundance (Haldorson et al., 1993; Primo et al., 2012). </w:t>
+        <w:t xml:space="preserve">a dendrogram of the clustering results </w:t>
+      </w:r>
+      <w:r>
+        <w:t>was</w:t>
+      </w:r>
+      <w:r>
+        <w:t xml:space="preserve"> plotted</w:t>
+      </w:r>
+      <w:r>
+        <w:t xml:space="preserve"> with </w:t>
+      </w:r>
+      <w:r>
+        <w:t>overlayed rectangles to identify cluster boundaries</w:t>
+      </w:r>
+      <w:r>
+        <w:t xml:space="preserve">. </w:t>
+      </w:r>
+    </w:p>
+    <w:p>
+      <w:r>
+        <w:t xml:space="preserve">To visualize the taxonomic composition of each cluster, </w:t>
+      </w:r>
+      <w:r>
+        <w:t xml:space="preserve">the taxa densities in each net tow were plotted </w:t>
+      </w:r>
+      <w:r>
+        <w:t xml:space="preserve">in a stacked bar plot. Beyond visual </w:t>
+      </w:r>
+      <w:r>
+        <w:t>this visual assessment,</w:t>
+      </w:r>
+      <w:r>
+        <w:t xml:space="preserve"> an in</w:t>
+      </w:r>
+      <w:r>
+        <w:t xml:space="preserve">dicator species analysis </w:t>
+      </w:r>
+      <w:r>
+        <w:t xml:space="preserve">(ISA) </w:t>
+      </w:r>
+      <w:r>
+        <w:t>was run</w:t>
+      </w:r>
+      <w:r>
+        <w:t xml:space="preserve"> to identify </w:t>
+      </w:r>
+      <w:r>
+        <w:t>dominant taxonomic group(s) for every cluster</w:t>
+      </w:r>
+      <w:r>
+        <w:t xml:space="preserve">. </w:t>
+      </w:r>
+      <w:r>
+        <w:t xml:space="preserve">The bar plot and ISA were used in conjunction to </w:t>
+      </w:r>
+      <w:r>
+        <w:t>define major clusters of interest and the</w:t>
+      </w:r>
+      <w:r>
+        <w:t xml:space="preserve"> ecological </w:t>
+      </w:r>
+      <w:r>
+        <w:t>community they represent.</w:t>
+      </w:r>
+      <w:r>
+        <w:t xml:space="preserve"> </w:t>
+      </w:r>
+      <w:r>
+        <w:t xml:space="preserve">Net tows were then mapped </w:t>
+      </w:r>
+      <w:r>
+        <w:t xml:space="preserve">by cluster and net number to </w:t>
+      </w:r>
+      <w:r>
+        <w:t>observe</w:t>
+      </w:r>
+      <w:r>
+        <w:t xml:space="preserve"> how the clusters </w:t>
+      </w:r>
+      <w:r>
+        <w:t>distribute in</w:t>
+      </w:r>
+      <w:r>
+        <w:t xml:space="preserve"> vertical and horizontal </w:t>
+      </w:r>
+      <w:r>
+        <w:t xml:space="preserve">space. </w:t>
+      </w:r>
+      <w:r>
+        <w:t xml:space="preserve"> </w:t>
+      </w:r>
+    </w:p>
+    <w:p>
+      <w:r>
+        <w:t xml:space="preserve">An NMDS was run on the </w:t>
+      </w:r>
+      <w:r>
+        <w:t>previously described Bray-Curtis dissimilarity matrix</w:t>
+      </w:r>
+      <w:r>
+        <w:t xml:space="preserve">. The stress of the ordination was determined and its </w:t>
       </w:r>
       <w:commentRangeStart w:id="8"/>
       <w:r>
-        <w:t>Diel effects such as migration and visual net avoidance are not accounted for, however, in common sampling schemes that are depth-integrated and do not tow at multiple times of day</w:t>
+        <w:t>relevance</w:t>
+      </w:r>
+      <w:r>
+        <w:t xml:space="preserve"> </w:t>
       </w:r>
       <w:commentRangeEnd w:id="8"/>
       <w:r>
@@ -453,47 +623,23 @@
         <w:commentReference w:id="8"/>
       </w:r>
       <w:r>
-        <w:t>.</w:t>
+        <w:t xml:space="preserve">in the context of our data was assessed with the </w:t>
+      </w:r>
+      <w:r>
+        <w:t xml:space="preserve">iterative </w:t>
+      </w:r>
+      <w:r>
+        <w:t>permutation</w:t>
       </w:r>
       <w:r>
         <w:t xml:space="preserve"> </w:t>
       </w:r>
+      <w:r>
+        <w:t xml:space="preserve">methodology </w:t>
+      </w:r>
       <w:commentRangeStart w:id="9"/>
       <w:r>
-        <w:t xml:space="preserve">What remains is a gap in the knowledge of </w:t>
-      </w:r>
-      <w:r>
-        <w:t xml:space="preserve">winter </w:t>
-      </w:r>
-      <w:r>
-        <w:t xml:space="preserve">ichthyoplankton </w:t>
-      </w:r>
-      <w:r>
-        <w:t>assemblage</w:t>
-      </w:r>
-      <w:r>
-        <w:t xml:space="preserve">s, </w:t>
-      </w:r>
-      <w:r>
-        <w:t xml:space="preserve">broadly, as well as </w:t>
-      </w:r>
-      <w:r>
-        <w:t>the specific</w:t>
-      </w:r>
-      <w:r>
-        <w:t xml:space="preserve"> relationships between aggregations and to </w:t>
-      </w:r>
-      <w:r>
-        <w:t xml:space="preserve">the </w:t>
-      </w:r>
-      <w:r>
-        <w:t>environmental and spatiotemporal variables</w:t>
-      </w:r>
-      <w:r>
-        <w:t xml:space="preserve"> that effect their composition and position in space</w:t>
-      </w:r>
-      <w:r>
-        <w:t>.</w:t>
+        <w:t xml:space="preserve">suggested </w:t>
       </w:r>
       <w:commentRangeEnd w:id="9"/>
       <w:r>
@@ -504,52 +650,29 @@
         </w:rPr>
         <w:commentReference w:id="9"/>
       </w:r>
-    </w:p>
-    <w:p>
-      <w:pPr>
-        <w:spacing w:line="240" w:lineRule="auto"/>
-        <w:ind w:firstLine="720"/>
-      </w:pPr>
-      <w:r>
-        <w:t xml:space="preserve">Using depth-discrete ichthyoplankton data sampled on four two-week cruises across the northern California Current system (41–47°N) during winter 2018–2023, we investigated the LFC to characterize assemblages and identify factors influencing the composition thereof. </w:t>
-      </w:r>
-      <w:commentRangeStart w:id="10"/>
-      <w:r>
-        <w:t>We expect larval assemblages to cluster according to adult habitat affinity with distinct taxonomic and spatial communities. Additionally, we expect significant effects of spatiotemporal and environmental variables—such as latitude, temperature, dissolved oxygen, seafloor depth, productivity, time of day, and salinity—on the clustering of the LFC</w:t>
-      </w:r>
-      <w:commentRangeEnd w:id="10"/>
-      <w:r>
-        <w:rPr>
-          <w:rStyle w:val="CommentReference"/>
-          <w:sz w:val="24"/>
-          <w:szCs w:val="24"/>
-        </w:rPr>
-        <w:commentReference w:id="10"/>
-      </w:r>
-      <w:r>
-        <w:t>. Establishing how larval fish aggregate during the winter and what factors contribute to the composition of each assemblage could provide a baseline for future studies on the changing NCC ecosystem while also aiding in predictions of winter-spawning fish abundance and the recruitment of the important fisheries species that prey on them.</w:t>
+      <w:r>
+        <w:t>by Dexter et al. (2018)</w:t>
+      </w:r>
+      <w:r>
+        <w:t>.</w:t>
       </w:r>
       <w:r>
         <w:t xml:space="preserve"> </w:t>
       </w:r>
     </w:p>
-    <w:p>
-      <w:pPr>
-        <w:spacing w:line="240" w:lineRule="auto"/>
-      </w:pPr>
-    </w:p>
+    <w:p/>
     <w:p>
       <w:pPr>
         <w:pStyle w:val="Heading1"/>
       </w:pPr>
       <w:r>
-        <w:t>2</w:t>
+        <w:t>3</w:t>
       </w:r>
       <w:r>
         <w:tab/>
       </w:r>
       <w:r>
-        <w:t>MATERIALS AND METHODS</w:t>
+        <w:t>RESULTS</w:t>
       </w:r>
     </w:p>
     <w:p>
@@ -557,311 +680,179 @@
         <w:pStyle w:val="Heading2"/>
       </w:pPr>
       <w:r>
-        <w:t xml:space="preserve">2.1 </w:t>
+        <w:lastRenderedPageBreak/>
+        <w:t>3.1</w:t>
       </w:r>
       <w:r>
         <w:tab/>
-        <w:t>Sampling and data collection</w:t>
-      </w:r>
-    </w:p>
-    <w:p>
-      <w:pPr>
-        <w:spacing w:line="240" w:lineRule="auto"/>
-      </w:pPr>
-      <w:r>
-        <w:t>[</w:t>
+      </w:r>
+      <w:r>
+        <w:t xml:space="preserve">Description of the </w:t>
+      </w:r>
+      <w:r>
+        <w:t>LFC</w:t>
+      </w:r>
+    </w:p>
+    <w:p>
+      <w:r>
+        <w:t>Post-thresholding there was a total of 38,363 individual larvae from 82 sampling stations. Among these remaining stations, all transects were represented (Fig. 1A). Oceanographic conditions during sampling varied with depth and interannually. Gradients in temperature (℃) differed between years with 2018 and 2023 exhibiting a peak in temperature around 25-meters depth followed by a general decrease in temperature with increasing depth. Years 2019 and 2022 had similarly minimal changes in temperature across depths (Fig. 1B). During all years, salinity (PSU) increased with depth while DO (mL L⁻¹) exhibited the opposite trend—lower at greater depths (Fig. 1C–D). Productivity was the most varied during 2018 though no significant difference in mean productivity was apparent across all four years (Fig. 1E).</w:t>
+      </w:r>
+    </w:p>
+    <w:p>
+      <w:pPr>
+        <w:rPr>
+          <w:b/>
+          <w:bCs/>
+        </w:rPr>
+      </w:pPr>
+      <w:r>
+        <w:t xml:space="preserve">Cluster analysis of net tows yielded seven total clusters, two of which—clusters 4 and 7—contained only a single sampling tow (Supplementary Material Fig. 1). The composition of clusters was assessed statistically and visually, concentrating on the other five clusters that consisted of multiple samples. Cluster 1 was present in all four sampling years and was heavily dominated by its indicator taxa, </w:t>
       </w:r>
       <w:r>
         <w:rPr>
           <w:i/>
           <w:iCs/>
-          <w:u w:val="single"/>
-        </w:rPr>
-        <w:t>add section text here</w:t>
-      </w:r>
-      <w:r>
-        <w:t>]</w:t>
-      </w:r>
-    </w:p>
-    <w:p>
-      <w:pPr>
-        <w:pStyle w:val="Heading2"/>
-      </w:pPr>
-      <w:r>
-        <w:t>2.2</w:t>
-      </w:r>
-      <w:r>
-        <w:tab/>
-      </w:r>
-      <w:r>
-        <w:t>Statistical</w:t>
-      </w:r>
-      <w:r>
-        <w:t xml:space="preserve"> </w:t>
-      </w:r>
-      <w:r>
-        <w:t>analysis</w:t>
-      </w:r>
-    </w:p>
-    <w:p>
-      <w:pPr>
-        <w:spacing w:line="240" w:lineRule="auto"/>
-        <w:ind w:firstLine="720"/>
-      </w:pPr>
-      <w:r>
-        <w:t>All data analyses were performed in RStudio</w:t>
-      </w:r>
-      <w:commentRangeStart w:id="11"/>
-      <w:r>
-        <w:t xml:space="preserve">. </w:t>
-      </w:r>
-      <w:commentRangeEnd w:id="11"/>
-      <w:r>
-        <w:rPr>
-          <w:rStyle w:val="CommentReference"/>
-          <w:sz w:val="24"/>
-          <w:szCs w:val="24"/>
-        </w:rPr>
-        <w:commentReference w:id="11"/>
-      </w:r>
-      <w:r>
-        <w:t xml:space="preserve">To identify </w:t>
-      </w:r>
-      <w:r>
-        <w:t xml:space="preserve">ecologically distinct </w:t>
-      </w:r>
-      <w:r>
-        <w:t>larval fish assemblages,</w:t>
-      </w:r>
-      <w:r>
-        <w:t xml:space="preserve"> </w:t>
-      </w:r>
-      <w:r>
-        <w:t xml:space="preserve">first </w:t>
-      </w:r>
-      <w:r>
-        <w:t>the density of each taxonomic group within each net tow was square-root transformed. These were then used to generate a matrix of Bray-Curtis dissimilarities between net tows. Agglomerative hierarchal clustering was performed on th</w:t>
-      </w:r>
-      <w:r>
-        <w:t xml:space="preserve">e dissimilarity matrix </w:t>
-      </w:r>
-      <w:r>
-        <w:t xml:space="preserve">with the “average” method. </w:t>
-      </w:r>
-      <w:r>
-        <w:t>To determine the number of clusters necessary</w:t>
-      </w:r>
-      <w:commentRangeStart w:id="12"/>
-      <w:r>
-        <w:t xml:space="preserve">, </w:t>
-      </w:r>
-      <w:commentRangeEnd w:id="12"/>
-      <w:r>
-        <w:rPr>
-          <w:rStyle w:val="CommentReference"/>
-          <w:sz w:val="24"/>
-          <w:szCs w:val="24"/>
-        </w:rPr>
-        <w:commentReference w:id="12"/>
-      </w:r>
-      <w:r>
-        <w:t xml:space="preserve">a dendrogram of the clustering results </w:t>
-      </w:r>
-      <w:r>
-        <w:t>was</w:t>
-      </w:r>
-      <w:r>
-        <w:t xml:space="preserve"> plotted</w:t>
-      </w:r>
-      <w:r>
-        <w:t xml:space="preserve"> with </w:t>
-      </w:r>
-      <w:r>
-        <w:t>overlayed rectangles to identify cluster boundaries</w:t>
-      </w:r>
-      <w:r>
-        <w:t xml:space="preserve">. </w:t>
-      </w:r>
-    </w:p>
-    <w:p>
-      <w:pPr>
-        <w:spacing w:line="240" w:lineRule="auto"/>
-        <w:ind w:firstLine="720"/>
-      </w:pPr>
-      <w:r>
-        <w:t xml:space="preserve">To visualize the taxonomic composition of each cluster, </w:t>
-      </w:r>
-      <w:r>
-        <w:t xml:space="preserve">the taxa densities in each net tow were plotted </w:t>
-      </w:r>
-      <w:r>
-        <w:t xml:space="preserve">in a stacked bar plot. Beyond visual </w:t>
-      </w:r>
-      <w:r>
-        <w:t>this visual assessment,</w:t>
-      </w:r>
-      <w:r>
-        <w:t xml:space="preserve"> an in</w:t>
-      </w:r>
-      <w:r>
-        <w:t xml:space="preserve">dicator species analysis </w:t>
-      </w:r>
-      <w:r>
-        <w:t xml:space="preserve">(ISA) </w:t>
-      </w:r>
-      <w:r>
-        <w:t>was run</w:t>
-      </w:r>
-      <w:r>
-        <w:t xml:space="preserve"> to identify </w:t>
-      </w:r>
-      <w:r>
-        <w:t>dominant taxonomic group(s) for every cluster</w:t>
-      </w:r>
-      <w:r>
-        <w:t xml:space="preserve">. </w:t>
-      </w:r>
-      <w:r>
-        <w:t xml:space="preserve">The bar plot and ISA were used in conjunction to </w:t>
-      </w:r>
-      <w:r>
-        <w:t>define major clusters of interest and the</w:t>
-      </w:r>
-      <w:r>
-        <w:t xml:space="preserve"> ecological </w:t>
-      </w:r>
-      <w:r>
-        <w:t>community they represent.</w:t>
-      </w:r>
-      <w:r>
-        <w:t xml:space="preserve"> </w:t>
-      </w:r>
-      <w:r>
-        <w:t xml:space="preserve">Net tows were then mapped </w:t>
-      </w:r>
-      <w:r>
-        <w:t xml:space="preserve">by cluster and net number to </w:t>
-      </w:r>
-      <w:r>
-        <w:t>observe</w:t>
-      </w:r>
-      <w:r>
-        <w:t xml:space="preserve"> how the clusters </w:t>
-      </w:r>
-      <w:r>
-        <w:t>distribute in</w:t>
-      </w:r>
-      <w:r>
-        <w:t xml:space="preserve"> vertical and horizontal </w:t>
-      </w:r>
-      <w:r>
-        <w:t xml:space="preserve">space. </w:t>
-      </w:r>
-      <w:r>
-        <w:t xml:space="preserve"> </w:t>
-      </w:r>
-    </w:p>
-    <w:p>
-      <w:pPr>
-        <w:spacing w:line="240" w:lineRule="auto"/>
-        <w:ind w:firstLine="720"/>
-      </w:pPr>
-      <w:r>
-        <w:t xml:space="preserve">An NMDS was run on the </w:t>
-      </w:r>
-      <w:r>
-        <w:t>previously described Bray-Curtis dissimilarity matrix</w:t>
-      </w:r>
-      <w:r>
-        <w:t xml:space="preserve">. The stress of the ordination was determined and its </w:t>
-      </w:r>
-      <w:commentRangeStart w:id="13"/>
-      <w:r>
-        <w:t>relevance</w:t>
-      </w:r>
-      <w:r>
-        <w:t xml:space="preserve"> </w:t>
-      </w:r>
-      <w:commentRangeEnd w:id="13"/>
-      <w:r>
-        <w:rPr>
-          <w:rStyle w:val="CommentReference"/>
-          <w:sz w:val="24"/>
-          <w:szCs w:val="24"/>
-        </w:rPr>
-        <w:commentReference w:id="13"/>
-      </w:r>
-      <w:r>
-        <w:t xml:space="preserve">in the context of our data was assessed with the </w:t>
-      </w:r>
-      <w:r>
-        <w:t xml:space="preserve">iterative </w:t>
-      </w:r>
-      <w:r>
-        <w:t>permutation</w:t>
-      </w:r>
-      <w:r>
-        <w:t xml:space="preserve"> </w:t>
-      </w:r>
-      <w:r>
-        <w:t xml:space="preserve">methodology </w:t>
-      </w:r>
-      <w:commentRangeStart w:id="14"/>
-      <w:r>
-        <w:t xml:space="preserve">suggested </w:t>
-      </w:r>
-      <w:commentRangeEnd w:id="14"/>
-      <w:r>
-        <w:rPr>
-          <w:rStyle w:val="CommentReference"/>
-          <w:sz w:val="24"/>
-          <w:szCs w:val="24"/>
-        </w:rPr>
-        <w:commentReference w:id="14"/>
-      </w:r>
-      <w:r>
-        <w:t>by Dexter et al. (2018)</w:t>
-      </w:r>
-      <w:r>
-        <w:t>.</w:t>
-      </w:r>
-      <w:r>
-        <w:t xml:space="preserve"> </w:t>
-      </w:r>
-    </w:p>
-    <w:p>
-      <w:pPr>
-        <w:spacing w:line="240" w:lineRule="auto"/>
-      </w:pPr>
-    </w:p>
-    <w:p>
-      <w:pPr>
-        <w:pStyle w:val="Heading1"/>
-      </w:pPr>
-      <w:r>
-        <w:t>3</w:t>
-      </w:r>
-      <w:r>
-        <w:tab/>
-      </w:r>
-      <w:r>
-        <w:t>RESULTS</w:t>
-      </w:r>
-    </w:p>
-    <w:p>
-      <w:r>
-        <w:t>[</w:t>
+        </w:rPr>
+        <w:t>Sebastes</w:t>
+      </w:r>
+      <w:r>
+        <w:t xml:space="preserve"> spp. (Fig. 2 and Table 1). Though also present in all years, clusters 2 and 3 had the greatest visual prevalence of their indicator taxa during 2019 (Fig. 2B). Cluster 2 was dominantly composed of pleuronectiformes, particularly the indicator species </w:t>
       </w:r>
       <w:r>
         <w:rPr>
           <w:i/>
           <w:iCs/>
-          <w:u w:val="single"/>
-        </w:rPr>
-        <w:t>add section text here</w:t>
-      </w:r>
-      <w:r>
-        <w:t>]</w:t>
+        </w:rPr>
+        <w:t>P. vetulus</w:t>
+      </w:r>
+      <w:r>
+        <w:t xml:space="preserve"> (Fig. 2A and Table 1). Cluster 3 was significantly indicated by </w:t>
+      </w:r>
+      <w:r>
+        <w:rPr>
+          <w:i/>
+          <w:iCs/>
+        </w:rPr>
+        <w:t>S. leucopsarus</w:t>
+      </w:r>
+      <w:r>
+        <w:t xml:space="preserve"> (Table 1) and visually dominated by mesopelagic species, particularly Myctophids (Fig. 2A). Cluster 5 was composed predominantly of samples from 2022 and was visually split between </w:t>
+      </w:r>
+      <w:r>
+        <w:rPr>
+          <w:i/>
+          <w:iCs/>
+        </w:rPr>
+        <w:t>P. vetulus</w:t>
+      </w:r>
+      <w:r>
+        <w:t xml:space="preserve"> and </w:t>
+      </w:r>
+      <w:r>
+        <w:rPr>
+          <w:i/>
+          <w:iCs/>
+        </w:rPr>
+        <w:t>Liparis</w:t>
+      </w:r>
+      <w:r>
+        <w:t xml:space="preserve"> spp. (Fig. 2). This is indicative of a general nearshore community, further supported by the ISA (Table 1). Cluster 6 was present in 2022 and 2023 and was visually dominated by coastal taxa, especially Osmerid</w:t>
+      </w:r>
+      <w:r>
+        <w:t xml:space="preserve">ae </w:t>
+      </w:r>
+      <w:r>
+        <w:t>(Fig. 2). Although other taxa were present, the contribution of Osmerid</w:t>
+      </w:r>
+      <w:r>
+        <w:t>s</w:t>
+      </w:r>
+      <w:r>
+        <w:t xml:space="preserve"> as an indicator of cluster 6 was significant (Table 1).</w:t>
+      </w:r>
+    </w:p>
+    <w:p>
+      <w:pPr>
+        <w:rPr>
+          <w:b/>
+          <w:bCs/>
+        </w:rPr>
+      </w:pPr>
+      <w:r>
+        <w:t xml:space="preserve">Net tows were mapped according to the latitude and longitude of the station at which sampling occurred. Points were colored according to the tow’s cluster assignment and color value was applied to represent the mean depth sampled by the tow. This was used to visualize the clustering of the LFC in horizontal and vertical space across the sampling area. The </w:t>
+      </w:r>
+      <w:r>
+        <w:rPr>
+          <w:i/>
+          <w:iCs/>
+        </w:rPr>
+        <w:t>Sebastes</w:t>
+      </w:r>
+      <w:r>
+        <w:t xml:space="preserve"> spp. assemblage (cluster 1) was generally found along the shelf-slope break, regardless of depth, during all years—especially 2022 (Fig. 3). Similarly, the </w:t>
+      </w:r>
+      <w:r>
+        <w:rPr>
+          <w:i/>
+          <w:iCs/>
+        </w:rPr>
+        <w:t>P. vetulus</w:t>
+      </w:r>
+      <w:r>
+        <w:t xml:space="preserve"> community (cluster 2) was present almost exclusively on the shelf during all years without a distinct depth preference (Fig. 3). Cluster 3, the Myctophid community, was most apparent offshore and in tows at greater depths (Fig. 3). The assemblage of nearshore taxa </w:t>
+      </w:r>
+      <w:r>
+        <w:t xml:space="preserve">(cluster 5 ) </w:t>
+      </w:r>
+      <w:r>
+        <w:t xml:space="preserve">was most prevalent in 2022 and occurred mostly nearshore, though depth varied (Fig. 3). Cluster 6, the community of Osmeridae and other coastal taxa, was found almost exclusively at the most nearshore stations and shallowest depths (Fig. 3). </w:t>
+      </w:r>
+    </w:p>
+    <w:p>
+      <w:pPr>
+        <w:pStyle w:val="Heading2"/>
+      </w:pPr>
+      <w:r>
+        <w:t>2.2</w:t>
+      </w:r>
+      <w:r>
+        <w:tab/>
+      </w:r>
+      <w:r>
+        <w:t xml:space="preserve">Influences on the </w:t>
+      </w:r>
+      <w:r>
+        <w:t>LFC</w:t>
+      </w:r>
+    </w:p>
+    <w:p>
+      <w:r>
+        <w:t>[add section text here]</w:t>
+      </w:r>
+    </w:p>
+    <w:p>
+      <w:pPr>
+        <w:pStyle w:val="Heading2"/>
+      </w:pPr>
+      <w:r>
+        <w:t>2.</w:t>
+      </w:r>
+      <w:r>
+        <w:t>3</w:t>
+      </w:r>
+      <w:r>
+        <w:tab/>
+      </w:r>
+      <w:r>
+        <w:t xml:space="preserve">Diel effects on </w:t>
+      </w:r>
+      <w:r>
+        <w:t>depth and abundance</w:t>
+      </w:r>
+    </w:p>
+    <w:p>
+      <w:r>
+        <w:t>[add section text here]</w:t>
       </w:r>
     </w:p>
     <w:p/>
@@ -879,18 +870,8 @@
     </w:p>
     <w:p>
       <w:r>
-        <w:t>[</w:t>
-      </w:r>
-      <w:r>
-        <w:rPr>
-          <w:i/>
-          <w:iCs/>
-          <w:u w:val="single"/>
-        </w:rPr>
-        <w:t>add section text here</w:t>
-      </w:r>
-      <w:r>
-        <w:t>]</w:t>
+        <w:lastRenderedPageBreak/>
+        <w:t>[add section text here]</w:t>
       </w:r>
     </w:p>
     <w:p/>
@@ -904,18 +885,7 @@
     </w:p>
     <w:p>
       <w:r>
-        <w:t>[</w:t>
-      </w:r>
-      <w:r>
-        <w:rPr>
-          <w:i/>
-          <w:iCs/>
-          <w:u w:val="single"/>
-        </w:rPr>
-        <w:t>add references list here… alphabetical order and Harvard style</w:t>
-      </w:r>
-      <w:r>
-        <w:t>]</w:t>
+        <w:t>[add references list here… alphabetical order and Harvard style]</w:t>
       </w:r>
     </w:p>
     <w:sectPr>
@@ -929,7 +899,7 @@
 </file>
 
 <file path=word/comments.xml><?xml version="1.0" encoding="utf-8"?>
-<w:comments xmlns:wpc="http://schemas.microsoft.com/office/word/2010/wordprocessingCanvas" xmlns:cx="http://schemas.microsoft.com/office/drawing/2014/chartex" xmlns:cx1="http://schemas.microsoft.com/office/drawing/2015/9/8/chartex" xmlns:cx2="http://schemas.microsoft.com/office/drawing/2015/10/21/chartex" xmlns:cx3="http://schemas.microsoft.com/office/drawing/2016/5/9/chartex" xmlns:cx4="http://schemas.microsoft.com/office/drawing/2016/5/10/chartex" xmlns:cx5="http://schemas.microsoft.com/office/drawing/2016/5/11/chartex" xmlns:cx6="http://schemas.microsoft.com/office/drawing/2016/5/12/chartex" xmlns:cx7="http://schemas.microsoft.com/office/drawing/2016/5/13/chartex" xmlns:cx8="http://schemas.microsoft.com/office/drawing/2016/5/14/chartex" xmlns:mc="http://schemas.openxmlformats.org/markup-compatibility/2006" xmlns:aink="http://schemas.microsoft.com/office/drawing/2016/ink" xmlns:am3d="http://schemas.microsoft.com/office/drawing/2017/model3d" xmlns:o="urn:schemas-microsoft-com:office:office" xmlns:oel="http://schemas.microsoft.com/office/2019/extlst" xmlns:r="http://schemas.openxmlformats.org/officeDocument/2006/relationships" xmlns:m="http://schemas.openxmlformats.org/officeDocument/2006/math" xmlns:v="urn:schemas-microsoft-com:vml" xmlns:wp14="http://schemas.microsoft.com/office/word/2010/wordprocessingDrawing" xmlns:wp="http://schemas.openxmlformats.org/drawingml/2006/wordprocessingDrawing" xmlns:w10="urn:schemas-microsoft-com:office:word" xmlns:w="http://schemas.openxmlformats.org/wordprocessingml/2006/main" xmlns:w14="http://schemas.microsoft.com/office/word/2010/wordml" xmlns:w15="http://schemas.microsoft.com/office/word/2012/wordml" xmlns:w16cei="http://schemas.microsoft.com/office/word/2026/wordml/cei" xmlns:w16cex="http://schemas.microsoft.com/office/word/2018/wordml/cex" xmlns:w16cid="http://schemas.microsoft.com/office/word/2016/wordml/cid" xmlns:w16="http://schemas.microsoft.com/office/word/2018/wordml" xmlns:w16du="http://schemas.microsoft.com/office/word/2023/wordml/word16du" xmlns:w16sdtdh="http://schemas.microsoft.com/office/word/2020/wordml/sdtdatahash" xmlns:w16sdtfl="http://schemas.microsoft.com/office/word/2024/wordml/sdtformatlock" xmlns:w16se="http://schemas.microsoft.com/office/word/2015/wordml/symex" xmlns:wpg="http://schemas.microsoft.com/office/word/2010/wordprocessingGroup" xmlns:wpi="http://schemas.microsoft.com/office/word/2010/wordprocessingInk" xmlns:wne="http://schemas.microsoft.com/office/word/2006/wordml" xmlns:wps="http://schemas.microsoft.com/office/word/2010/wordprocessingShape" mc:Ignorable="w14 w15 w16se w16cid w16 w16cex w16sdtdh w16sdtfl w16du wp14">
+<w:comments xmlns:wpc="http://schemas.microsoft.com/office/word/2010/wordprocessingCanvas" xmlns:cx="http://schemas.microsoft.com/office/drawing/2014/chartex" xmlns:cx1="http://schemas.microsoft.com/office/drawing/2015/9/8/chartex" xmlns:cx2="http://schemas.microsoft.com/office/drawing/2015/10/21/chartex" xmlns:cx3="http://schemas.microsoft.com/office/drawing/2016/5/9/chartex" xmlns:cx4="http://schemas.microsoft.com/office/drawing/2016/5/10/chartex" xmlns:cx5="http://schemas.microsoft.com/office/drawing/2016/5/11/chartex" xmlns:cx6="http://schemas.microsoft.com/office/drawing/2016/5/12/chartex" xmlns:cx7="http://schemas.microsoft.com/office/drawing/2016/5/13/chartex" xmlns:cx8="http://schemas.microsoft.com/office/drawing/2016/5/14/chartex" xmlns:mc="http://schemas.openxmlformats.org/markup-compatibility/2006" xmlns:aink="http://schemas.microsoft.com/office/drawing/2016/ink" xmlns:am3d="http://schemas.microsoft.com/office/drawing/2017/model3d" xmlns:o="urn:schemas-microsoft-com:office:office" xmlns:oel="http://schemas.microsoft.com/office/2019/extlst" xmlns:r="http://schemas.openxmlformats.org/officeDocument/2006/relationships" xmlns:m="http://schemas.openxmlformats.org/officeDocument/2006/math" xmlns:v="urn:schemas-microsoft-com:vml" xmlns:wp14="http://schemas.microsoft.com/office/word/2010/wordprocessingDrawing" xmlns:wp="http://schemas.openxmlformats.org/drawingml/2006/wordprocessingDrawing" xmlns:w10="urn:schemas-microsoft-com:office:word" xmlns:w="http://schemas.openxmlformats.org/wordprocessingml/2006/main" xmlns:w14="http://schemas.microsoft.com/office/word/2010/wordml" xmlns:w15="http://schemas.microsoft.com/office/word/2012/wordml" xmlns:w16cex="http://schemas.microsoft.com/office/word/2018/wordml/cex" xmlns:w16cid="http://schemas.microsoft.com/office/word/2016/wordml/cid" xmlns:w16="http://schemas.microsoft.com/office/word/2018/wordml" xmlns:w16du="http://schemas.microsoft.com/office/word/2023/wordml/word16du" xmlns:w16sdtdh="http://schemas.microsoft.com/office/word/2020/wordml/sdtdatahash" xmlns:w16sdtfl="http://schemas.microsoft.com/office/word/2024/wordml/sdtformatlock" xmlns:w16se="http://schemas.microsoft.com/office/word/2015/wordml/symex" xmlns:wpg="http://schemas.microsoft.com/office/word/2010/wordprocessingGroup" xmlns:wpi="http://schemas.microsoft.com/office/word/2010/wordprocessingInk" xmlns:wne="http://schemas.microsoft.com/office/word/2006/wordml" xmlns:wps="http://schemas.microsoft.com/office/word/2010/wordprocessingShape" mc:Ignorable="w14 w15 w16se w16cid w16 w16cex w16sdtdh w16sdtfl w16du wp14">
   <w:comment w:id="0" w:author="McCloskey, Ross" w:date="2026-08-18T14:36:00Z" w:initials="RM">
     <w:p>
       <w:pPr>
@@ -978,7 +948,7 @@
       </w:r>
     </w:p>
   </w:comment>
-  <w:comment w:id="3" w:author="McCloskey, Ross" w:date="2026-08-18T15:08:00Z" w:initials="RM">
+  <w:comment w:id="3" w:author="McCloskey, Ross" w:date="2026-08-18T15:10:00Z" w:initials="RM">
     <w:p>
       <w:pPr>
         <w:pStyle w:val="CommentText"/>
@@ -990,11 +960,11 @@
         <w:annotationRef/>
       </w:r>
       <w:r>
-        <w:t>Might want this paragraph to be longer. Perhaps some broader introductory sentences can be added at the beginning instead of as a separate first paragraph.</w:t>
+        <w:t>This phrasing might be too close to the source may need to better paraphrase.</w:t>
       </w:r>
     </w:p>
   </w:comment>
-  <w:comment w:id="4" w:author="McCloskey, Ross" w:date="2026-08-18T15:10:00Z" w:initials="RM">
+  <w:comment w:id="4" w:author="McCloskey, Ross" w:date="2026-08-18T15:12:00Z" w:initials="RM">
     <w:p>
       <w:pPr>
         <w:pStyle w:val="CommentText"/>
@@ -1006,11 +976,11 @@
         <w:annotationRef/>
       </w:r>
       <w:r>
-        <w:t>This phrasing might be too close to the source may need to better paraphrase.</w:t>
+        <w:t>There are the broad factors I could find from my sources doc but perhaps I should find an alternative source that discusses specifically the broad variables we’re interested in.</w:t>
       </w:r>
     </w:p>
   </w:comment>
-  <w:comment w:id="5" w:author="McCloskey, Ross" w:date="2026-08-18T15:12:00Z" w:initials="RM">
+  <w:comment w:id="5" w:author="McCloskey, Ross" w:date="2026-08-18T15:29:00Z" w:initials="RM">
     <w:p>
       <w:pPr>
         <w:pStyle w:val="CommentText"/>
@@ -1022,11 +992,19 @@
         <w:annotationRef/>
       </w:r>
       <w:r>
-        <w:t>There are the broad factors I could find from my sources doc but perhaps I should find an alternative source that discusses specifically the broad variables we’re interested in.</w:t>
+        <w:t xml:space="preserve">Could probably better describe the knowledge gaps in more detail. </w:t>
+      </w:r>
+    </w:p>
+    <w:p>
+      <w:pPr>
+        <w:pStyle w:val="CommentText"/>
+      </w:pPr>
+      <w:r>
+        <w:t>We also discussed in a previous meeting that knowledge on mesopelagic spawning is lacking and this is a gap we could fill. I am wondering where that should come in. Here or is it too specific? Should such a point be left for the discussion?</w:t>
       </w:r>
     </w:p>
   </w:comment>
-  <w:comment w:id="6" w:author="McCloskey, Ross" w:date="2026-08-18T15:13:00Z" w:initials="RM">
+  <w:comment w:id="6" w:author="McCloskey, Ross" w:date="2026-08-18T14:58:00Z" w:initials="RM">
     <w:p>
       <w:pPr>
         <w:pStyle w:val="CommentText"/>
@@ -1038,11 +1016,11 @@
         <w:annotationRef/>
       </w:r>
       <w:r>
-        <w:t>Will probably want to rework this sentence.</w:t>
+        <w:t>Add version and citation</w:t>
       </w:r>
     </w:p>
   </w:comment>
-  <w:comment w:id="7" w:author="McCloskey, Ross" w:date="2026-08-18T15:13:00Z" w:initials="RM">
+  <w:comment w:id="7" w:author="McCloskey, Ross" w:date="2026-08-18T14:59:00Z" w:initials="RM">
     <w:p>
       <w:pPr>
         <w:pStyle w:val="CommentText"/>
@@ -1054,11 +1032,11 @@
         <w:annotationRef/>
       </w:r>
       <w:r>
-        <w:t>This is a dissertation. Need to check if that is an acceptable source to reference or if I need to replace it.</w:t>
+        <w:t>Add more… necessary for what?</w:t>
       </w:r>
     </w:p>
   </w:comment>
-  <w:comment w:id="8" w:author="McCloskey, Ross" w:date="2026-08-18T15:14:00Z" w:initials="RM">
+  <w:comment w:id="8" w:author="McCloskey, Ross" w:date="2026-08-18T15:03:00Z" w:initials="RM">
     <w:p>
       <w:pPr>
         <w:pStyle w:val="CommentText"/>
@@ -1070,99 +1048,11 @@
         <w:annotationRef/>
       </w:r>
       <w:r>
-        <w:t>Need to rework this to have better phrasing.</w:t>
+        <w:t>Choose a better word</w:t>
       </w:r>
     </w:p>
   </w:comment>
-  <w:comment w:id="9" w:author="McCloskey, Ross" w:date="2026-08-18T15:29:00Z" w:initials="RM">
-    <w:p>
-      <w:pPr>
-        <w:pStyle w:val="CommentText"/>
-      </w:pPr>
-      <w:r>
-        <w:rPr>
-          <w:rStyle w:val="CommentReference"/>
-        </w:rPr>
-        <w:annotationRef/>
-      </w:r>
-      <w:r>
-        <w:t xml:space="preserve">Could probably better describe the knowledge gaps in more detail. </w:t>
-      </w:r>
-    </w:p>
-    <w:p>
-      <w:pPr>
-        <w:pStyle w:val="CommentText"/>
-      </w:pPr>
-      <w:r>
-        <w:t>We also discussed in a previous meeting that knowledge on mesopelagic spawning is lacking and this is a gap we could fill. I am wondering where that should come in. Here or is it too specific? Should such a point be left for the discussion?</w:t>
-      </w:r>
-    </w:p>
-  </w:comment>
-  <w:comment w:id="10" w:author="McCloskey, Ross" w:date="2026-08-18T15:18:00Z" w:initials="RM">
-    <w:p>
-      <w:pPr>
-        <w:pStyle w:val="CommentText"/>
-      </w:pPr>
-      <w:r>
-        <w:rPr>
-          <w:rStyle w:val="CommentReference"/>
-        </w:rPr>
-        <w:annotationRef/>
-      </w:r>
-      <w:r>
-        <w:t>There ought to be a better way to describe our expected results. Need to rework the phrasing.</w:t>
-      </w:r>
-    </w:p>
-  </w:comment>
-  <w:comment w:id="11" w:author="McCloskey, Ross" w:date="2026-08-18T14:58:00Z" w:initials="RM">
-    <w:p>
-      <w:pPr>
-        <w:pStyle w:val="CommentText"/>
-      </w:pPr>
-      <w:r>
-        <w:rPr>
-          <w:rStyle w:val="CommentReference"/>
-        </w:rPr>
-        <w:annotationRef/>
-      </w:r>
-      <w:r>
-        <w:t>Add version and citation</w:t>
-      </w:r>
-    </w:p>
-  </w:comment>
-  <w:comment w:id="12" w:author="McCloskey, Ross" w:date="2026-08-18T14:59:00Z" w:initials="RM">
-    <w:p>
-      <w:pPr>
-        <w:pStyle w:val="CommentText"/>
-      </w:pPr>
-      <w:r>
-        <w:rPr>
-          <w:rStyle w:val="CommentReference"/>
-        </w:rPr>
-        <w:annotationRef/>
-      </w:r>
-      <w:r>
-        <w:t>Add more… necessary for what?</w:t>
-      </w:r>
-    </w:p>
-  </w:comment>
-  <w:comment w:id="13" w:author="McCloskey, Ross" w:date="2026-08-18T15:03:00Z" w:initials="RM">
-    <w:p>
-      <w:pPr>
-        <w:pStyle w:val="CommentText"/>
-      </w:pPr>
-      <w:r>
-        <w:rPr>
-          <w:rStyle w:val="CommentReference"/>
-        </w:rPr>
-        <w:annotationRef/>
-      </w:r>
-      <w:r>
-        <w:t>Choose a better word</w:t>
-      </w:r>
-    </w:p>
-  </w:comment>
-  <w:comment w:id="14" w:author="McCloskey, Ross" w:date="2026-08-18T15:04:00Z" w:initials="RM">
+  <w:comment w:id="9" w:author="McCloskey, Ross" w:date="2026-08-18T15:04:00Z" w:initials="RM">
     <w:p>
       <w:pPr>
         <w:pStyle w:val="CommentText"/>
@@ -1182,18 +1072,13 @@
 </file>
 
 <file path=word/commentsExtended.xml><?xml version="1.0" encoding="utf-8"?>
-<w15:commentsEx xmlns:wpc="http://schemas.microsoft.com/office/word/2010/wordprocessingCanvas" xmlns:cx="http://schemas.microsoft.com/office/drawing/2014/chartex" xmlns:cx1="http://schemas.microsoft.com/office/drawing/2015/9/8/chartex" xmlns:cx2="http://schemas.microsoft.com/office/drawing/2015/10/21/chartex" xmlns:cx3="http://schemas.microsoft.com/office/drawing/2016/5/9/chartex" xmlns:cx4="http://schemas.microsoft.com/office/drawing/2016/5/10/chartex" xmlns:cx5="http://schemas.microsoft.com/office/drawing/2016/5/11/chartex" xmlns:cx6="http://schemas.microsoft.com/office/drawing/2016/5/12/chartex" xmlns:cx7="http://schemas.microsoft.com/office/drawing/2016/5/13/chartex" xmlns:cx8="http://schemas.microsoft.com/office/drawing/2016/5/14/chartex" xmlns:mc="http://schemas.openxmlformats.org/markup-compatibility/2006" xmlns:aink="http://schemas.microsoft.com/office/drawing/2016/ink" xmlns:am3d="http://schemas.microsoft.com/office/drawing/2017/model3d" xmlns:o="urn:schemas-microsoft-com:office:office" xmlns:oel="http://schemas.microsoft.com/office/2019/extlst" xmlns:r="http://schemas.openxmlformats.org/officeDocument/2006/relationships" xmlns:m="http://schemas.openxmlformats.org/officeDocument/2006/math" xmlns:v="urn:schemas-microsoft-com:vml" xmlns:wp14="http://schemas.microsoft.com/office/word/2010/wordprocessingDrawing" xmlns:wp="http://schemas.openxmlformats.org/drawingml/2006/wordprocessingDrawing" xmlns:w10="urn:schemas-microsoft-com:office:word" xmlns:w="http://schemas.openxmlformats.org/wordprocessingml/2006/main" xmlns:w14="http://schemas.microsoft.com/office/word/2010/wordml" xmlns:w15="http://schemas.microsoft.com/office/word/2012/wordml" xmlns:w16cei="http://schemas.microsoft.com/office/word/2026/wordml/cei" xmlns:w16cex="http://schemas.microsoft.com/office/word/2018/wordml/cex" xmlns:w16cid="http://schemas.microsoft.com/office/word/2016/wordml/cid" xmlns:w16="http://schemas.microsoft.com/office/word/2018/wordml" xmlns:w16du="http://schemas.microsoft.com/office/word/2023/wordml/word16du" xmlns:w16sdtdh="http://schemas.microsoft.com/office/word/2020/wordml/sdtdatahash" xmlns:w16sdtfl="http://schemas.microsoft.com/office/word/2024/wordml/sdtformatlock" xmlns:w16se="http://schemas.microsoft.com/office/word/2015/wordml/symex" xmlns:wpg="http://schemas.microsoft.com/office/word/2010/wordprocessingGroup" xmlns:wpi="http://schemas.microsoft.com/office/word/2010/wordprocessingInk" xmlns:wne="http://schemas.microsoft.com/office/word/2006/wordml" xmlns:wps="http://schemas.microsoft.com/office/word/2010/wordprocessingShape" mc:Ignorable="w14 w15 w16se w16cid w16 w16cex w16sdtdh w16sdtfl w16du wp14">
+<w15:commentsEx xmlns:wpc="http://schemas.microsoft.com/office/word/2010/wordprocessingCanvas" xmlns:cx="http://schemas.microsoft.com/office/drawing/2014/chartex" xmlns:cx1="http://schemas.microsoft.com/office/drawing/2015/9/8/chartex" xmlns:cx2="http://schemas.microsoft.com/office/drawing/2015/10/21/chartex" xmlns:cx3="http://schemas.microsoft.com/office/drawing/2016/5/9/chartex" xmlns:cx4="http://schemas.microsoft.com/office/drawing/2016/5/10/chartex" xmlns:cx5="http://schemas.microsoft.com/office/drawing/2016/5/11/chartex" xmlns:cx6="http://schemas.microsoft.com/office/drawing/2016/5/12/chartex" xmlns:cx7="http://schemas.microsoft.com/office/drawing/2016/5/13/chartex" xmlns:cx8="http://schemas.microsoft.com/office/drawing/2016/5/14/chartex" xmlns:mc="http://schemas.openxmlformats.org/markup-compatibility/2006" xmlns:aink="http://schemas.microsoft.com/office/drawing/2016/ink" xmlns:am3d="http://schemas.microsoft.com/office/drawing/2017/model3d" xmlns:o="urn:schemas-microsoft-com:office:office" xmlns:oel="http://schemas.microsoft.com/office/2019/extlst" xmlns:r="http://schemas.openxmlformats.org/officeDocument/2006/relationships" xmlns:m="http://schemas.openxmlformats.org/officeDocument/2006/math" xmlns:v="urn:schemas-microsoft-com:vml" xmlns:wp14="http://schemas.microsoft.com/office/word/2010/wordprocessingDrawing" xmlns:wp="http://schemas.openxmlformats.org/drawingml/2006/wordprocessingDrawing" xmlns:w10="urn:schemas-microsoft-com:office:word" xmlns:w="http://schemas.openxmlformats.org/wordprocessingml/2006/main" xmlns:w14="http://schemas.microsoft.com/office/word/2010/wordml" xmlns:w15="http://schemas.microsoft.com/office/word/2012/wordml" xmlns:w16cex="http://schemas.microsoft.com/office/word/2018/wordml/cex" xmlns:w16cid="http://schemas.microsoft.com/office/word/2016/wordml/cid" xmlns:w16="http://schemas.microsoft.com/office/word/2018/wordml" xmlns:w16du="http://schemas.microsoft.com/office/word/2023/wordml/word16du" xmlns:w16sdtdh="http://schemas.microsoft.com/office/word/2020/wordml/sdtdatahash" xmlns:w16sdtfl="http://schemas.microsoft.com/office/word/2024/wordml/sdtformatlock" xmlns:w16se="http://schemas.microsoft.com/office/word/2015/wordml/symex" xmlns:wpg="http://schemas.microsoft.com/office/word/2010/wordprocessingGroup" xmlns:wpi="http://schemas.microsoft.com/office/word/2010/wordprocessingInk" xmlns:wne="http://schemas.microsoft.com/office/word/2006/wordml" xmlns:wps="http://schemas.microsoft.com/office/word/2010/wordprocessingShape" mc:Ignorable="w14 w15 w16se w16cid w16 w16cex w16sdtdh w16sdtfl w16du wp14">
   <w15:commentEx w15:paraId="2F1B268D" w15:done="0"/>
   <w15:commentEx w15:paraId="021223F3" w15:done="0"/>
   <w15:commentEx w15:paraId="5B8443B7" w15:done="0"/>
-  <w15:commentEx w15:paraId="1B1440FE" w15:done="0"/>
   <w15:commentEx w15:paraId="40FE5ADD" w15:done="0"/>
   <w15:commentEx w15:paraId="4C6AC411" w15:done="0"/>
-  <w15:commentEx w15:paraId="48D5E15B" w15:done="0"/>
-  <w15:commentEx w15:paraId="4280AB4B" w15:done="0"/>
-  <w15:commentEx w15:paraId="31CA1C17" w15:done="0"/>
   <w15:commentEx w15:paraId="763D8A91" w15:done="0"/>
-  <w15:commentEx w15:paraId="5BE36BA3" w15:done="0"/>
   <w15:commentEx w15:paraId="1F69DA66" w15:done="0"/>
   <w15:commentEx w15:paraId="4FC2E53E" w15:done="0"/>
   <w15:commentEx w15:paraId="06E41DD3" w15:done="0"/>
@@ -1202,18 +1087,13 @@
 </file>
 
 <file path=word/commentsExtensible.xml><?xml version="1.0" encoding="utf-8"?>
-<w16cex:commentsExtensible xmlns:wpc="http://schemas.microsoft.com/office/word/2010/wordprocessingCanvas" xmlns:cx="http://schemas.microsoft.com/office/drawing/2014/chartex" xmlns:cx1="http://schemas.microsoft.com/office/drawing/2015/9/8/chartex" xmlns:cx2="http://schemas.microsoft.com/office/drawing/2015/10/21/chartex" xmlns:cx3="http://schemas.microsoft.com/office/drawing/2016/5/9/chartex" xmlns:cx4="http://schemas.microsoft.com/office/drawing/2016/5/10/chartex" xmlns:cx5="http://schemas.microsoft.com/office/drawing/2016/5/11/chartex" xmlns:cx6="http://schemas.microsoft.com/office/drawing/2016/5/12/chartex" xmlns:cx7="http://schemas.microsoft.com/office/drawing/2016/5/13/chartex" xmlns:cx8="http://schemas.microsoft.com/office/drawing/2016/5/14/chartex" xmlns:cr="http://schemas.microsoft.com/office/comments/2020/reactions" xmlns:mc="http://schemas.openxmlformats.org/markup-compatibility/2006" xmlns:aink="http://schemas.microsoft.com/office/drawing/2016/ink" xmlns:am3d="http://schemas.microsoft.com/office/drawing/2017/model3d" xmlns:o="urn:schemas-microsoft-com:office:office" xmlns:oel="http://schemas.microsoft.com/office/2019/extlst" xmlns:r="http://schemas.openxmlformats.org/officeDocument/2006/relationships" xmlns:m="http://schemas.openxmlformats.org/officeDocument/2006/math" xmlns:v="urn:schemas-microsoft-com:vml" xmlns:wp14="http://schemas.microsoft.com/office/word/2010/wordprocessingDrawing" xmlns:wp="http://schemas.openxmlformats.org/drawingml/2006/wordprocessingDrawing" xmlns:w10="urn:schemas-microsoft-com:office:word" xmlns:w="http://schemas.openxmlformats.org/wordprocessingml/2006/main" xmlns:w14="http://schemas.microsoft.com/office/word/2010/wordml" xmlns:w15="http://schemas.microsoft.com/office/word/2012/wordml" xmlns:w16cei="http://schemas.microsoft.com/office/word/2026/wordml/cei" xmlns:w16cex="http://schemas.microsoft.com/office/word/2018/wordml/cex" xmlns:w16cid="http://schemas.microsoft.com/office/word/2016/wordml/cid" xmlns:w16="http://schemas.microsoft.com/office/word/2018/wordml" xmlns:w16du="http://schemas.microsoft.com/office/word/2023/wordml/word16du" xmlns:w16sdtdh="http://schemas.microsoft.com/office/word/2020/wordml/sdtdatahash" xmlns:w16sdtfl="http://schemas.microsoft.com/office/word/2024/wordml/sdtformatlock" xmlns:w16se="http://schemas.microsoft.com/office/word/2015/wordml/symex" xmlns:wpg="http://schemas.microsoft.com/office/word/2010/wordprocessingGroup" xmlns:wpi="http://schemas.microsoft.com/office/word/2010/wordprocessingInk" xmlns:wne="http://schemas.microsoft.com/office/word/2006/wordml" xmlns:wps="http://schemas.microsoft.com/office/word/2010/wordprocessingShape" mc:Ignorable="w14 w15 w16se w16cid w16 w16cex w16sdtdh w16sdtfl cr w16du wp14">
+<w16cex:commentsExtensible xmlns:wpc="http://schemas.microsoft.com/office/word/2010/wordprocessingCanvas" xmlns:cx="http://schemas.microsoft.com/office/drawing/2014/chartex" xmlns:cx1="http://schemas.microsoft.com/office/drawing/2015/9/8/chartex" xmlns:cx2="http://schemas.microsoft.com/office/drawing/2015/10/21/chartex" xmlns:cx3="http://schemas.microsoft.com/office/drawing/2016/5/9/chartex" xmlns:cx4="http://schemas.microsoft.com/office/drawing/2016/5/10/chartex" xmlns:cx5="http://schemas.microsoft.com/office/drawing/2016/5/11/chartex" xmlns:cx6="http://schemas.microsoft.com/office/drawing/2016/5/12/chartex" xmlns:cx7="http://schemas.microsoft.com/office/drawing/2016/5/13/chartex" xmlns:cx8="http://schemas.microsoft.com/office/drawing/2016/5/14/chartex" xmlns:cr="http://schemas.microsoft.com/office/comments/2020/reactions" xmlns:mc="http://schemas.openxmlformats.org/markup-compatibility/2006" xmlns:aink="http://schemas.microsoft.com/office/drawing/2016/ink" xmlns:am3d="http://schemas.microsoft.com/office/drawing/2017/model3d" xmlns:o="urn:schemas-microsoft-com:office:office" xmlns:oel="http://schemas.microsoft.com/office/2019/extlst" xmlns:r="http://schemas.openxmlformats.org/officeDocument/2006/relationships" xmlns:m="http://schemas.openxmlformats.org/officeDocument/2006/math" xmlns:v="urn:schemas-microsoft-com:vml" xmlns:wp14="http://schemas.microsoft.com/office/word/2010/wordprocessingDrawing" xmlns:wp="http://schemas.openxmlformats.org/drawingml/2006/wordprocessingDrawing" xmlns:w10="urn:schemas-microsoft-com:office:word" xmlns:w="http://schemas.openxmlformats.org/wordprocessingml/2006/main" xmlns:w14="http://schemas.microsoft.com/office/word/2010/wordml" xmlns:w15="http://schemas.microsoft.com/office/word/2012/wordml" xmlns:w16cex="http://schemas.microsoft.com/office/word/2018/wordml/cex" xmlns:w16cid="http://schemas.microsoft.com/office/word/2016/wordml/cid" xmlns:w16="http://schemas.microsoft.com/office/word/2018/wordml" xmlns:w16du="http://schemas.microsoft.com/office/word/2023/wordml/word16du" xmlns:w16sdtdh="http://schemas.microsoft.com/office/word/2020/wordml/sdtdatahash" xmlns:w16sdtfl="http://schemas.microsoft.com/office/word/2024/wordml/sdtformatlock" xmlns:w16se="http://schemas.microsoft.com/office/word/2015/wordml/symex" xmlns:wpg="http://schemas.microsoft.com/office/word/2010/wordprocessingGroup" xmlns:wpi="http://schemas.microsoft.com/office/word/2010/wordprocessingInk" xmlns:wne="http://schemas.microsoft.com/office/word/2006/wordml" xmlns:wps="http://schemas.microsoft.com/office/word/2010/wordprocessingShape" mc:Ignorable="w14 w15 w16se w16cid w16 w16cex w16sdtdh w16sdtfl cr w16du wp14">
   <w16cex:commentExtensible w16cex:durableId="03FE2B67" w16cex:dateUtc="2026-08-18T19:36:00Z"/>
   <w16cex:commentExtensible w16cex:durableId="2C3AF867" w16cex:dateUtc="2026-08-18T20:05:00Z"/>
   <w16cex:commentExtensible w16cex:durableId="0798161C" w16cex:dateUtc="2026-08-18T20:06:00Z"/>
-  <w16cex:commentExtensible w16cex:durableId="2BA08A5F" w16cex:dateUtc="2026-08-18T20:08:00Z"/>
   <w16cex:commentExtensible w16cex:durableId="266E2573" w16cex:dateUtc="2026-08-18T20:10:00Z"/>
   <w16cex:commentExtensible w16cex:durableId="2B4ADF92" w16cex:dateUtc="2026-08-18T20:12:00Z"/>
-  <w16cex:commentExtensible w16cex:durableId="13CD5FBE" w16cex:dateUtc="2026-08-18T20:13:00Z"/>
-  <w16cex:commentExtensible w16cex:durableId="178DC72D" w16cex:dateUtc="2026-08-18T20:13:00Z"/>
-  <w16cex:commentExtensible w16cex:durableId="3A87B0B0" w16cex:dateUtc="2026-08-18T20:14:00Z"/>
   <w16cex:commentExtensible w16cex:durableId="167F67C8" w16cex:dateUtc="2026-08-18T20:29:00Z"/>
-  <w16cex:commentExtensible w16cex:durableId="29A6DD2B" w16cex:dateUtc="2026-08-18T20:18:00Z"/>
   <w16cex:commentExtensible w16cex:durableId="120E2433" w16cex:dateUtc="2026-08-18T19:58:00Z"/>
   <w16cex:commentExtensible w16cex:durableId="30192086" w16cex:dateUtc="2026-08-18T19:59:00Z"/>
   <w16cex:commentExtensible w16cex:durableId="021A571D" w16cex:dateUtc="2026-08-18T20:03:00Z"/>
@@ -1222,18 +1102,13 @@
 </file>
 
 <file path=word/commentsIds.xml><?xml version="1.0" encoding="utf-8"?>
-<w16cid:commentsIds xmlns:wpc="http://schemas.microsoft.com/office/word/2010/wordprocessingCanvas" xmlns:cx="http://schemas.microsoft.com/office/drawing/2014/chartex" xmlns:cx1="http://schemas.microsoft.com/office/drawing/2015/9/8/chartex" xmlns:cx2="http://schemas.microsoft.com/office/drawing/2015/10/21/chartex" xmlns:cx3="http://schemas.microsoft.com/office/drawing/2016/5/9/chartex" xmlns:cx4="http://schemas.microsoft.com/office/drawing/2016/5/10/chartex" xmlns:cx5="http://schemas.microsoft.com/office/drawing/2016/5/11/chartex" xmlns:cx6="http://schemas.microsoft.com/office/drawing/2016/5/12/chartex" xmlns:cx7="http://schemas.microsoft.com/office/drawing/2016/5/13/chartex" xmlns:cx8="http://schemas.microsoft.com/office/drawing/2016/5/14/chartex" xmlns:mc="http://schemas.openxmlformats.org/markup-compatibility/2006" xmlns:aink="http://schemas.microsoft.com/office/drawing/2016/ink" xmlns:am3d="http://schemas.microsoft.com/office/drawing/2017/model3d" xmlns:o="urn:schemas-microsoft-com:office:office" xmlns:oel="http://schemas.microsoft.com/office/2019/extlst" xmlns:r="http://schemas.openxmlformats.org/officeDocument/2006/relationships" xmlns:m="http://schemas.openxmlformats.org/officeDocument/2006/math" xmlns:v="urn:schemas-microsoft-com:vml" xmlns:wp14="http://schemas.microsoft.com/office/word/2010/wordprocessingDrawing" xmlns:wp="http://schemas.openxmlformats.org/drawingml/2006/wordprocessingDrawing" xmlns:w10="urn:schemas-microsoft-com:office:word" xmlns:w="http://schemas.openxmlformats.org/wordprocessingml/2006/main" xmlns:w14="http://schemas.microsoft.com/office/word/2010/wordml" xmlns:w15="http://schemas.microsoft.com/office/word/2012/wordml" xmlns:w16cei="http://schemas.microsoft.com/office/word/2026/wordml/cei" xmlns:w16cex="http://schemas.microsoft.com/office/word/2018/wordml/cex" xmlns:w16cid="http://schemas.microsoft.com/office/word/2016/wordml/cid" xmlns:w16="http://schemas.microsoft.com/office/word/2018/wordml" xmlns:w16du="http://schemas.microsoft.com/office/word/2023/wordml/word16du" xmlns:w16sdtdh="http://schemas.microsoft.com/office/word/2020/wordml/sdtdatahash" xmlns:w16sdtfl="http://schemas.microsoft.com/office/word/2024/wordml/sdtformatlock" xmlns:w16se="http://schemas.microsoft.com/office/word/2015/wordml/symex" xmlns:wpg="http://schemas.microsoft.com/office/word/2010/wordprocessingGroup" xmlns:wpi="http://schemas.microsoft.com/office/word/2010/wordprocessingInk" xmlns:wne="http://schemas.microsoft.com/office/word/2006/wordml" xmlns:wps="http://schemas.microsoft.com/office/word/2010/wordprocessingShape" mc:Ignorable="w14 w15 w16se w16cid w16 w16cex w16sdtdh w16sdtfl w16du wp14">
+<w16cid:commentsIds xmlns:wpc="http://schemas.microsoft.com/office/word/2010/wordprocessingCanvas" xmlns:cx="http://schemas.microsoft.com/office/drawing/2014/chartex" xmlns:cx1="http://schemas.microsoft.com/office/drawing/2015/9/8/chartex" xmlns:cx2="http://schemas.microsoft.com/office/drawing/2015/10/21/chartex" xmlns:cx3="http://schemas.microsoft.com/office/drawing/2016/5/9/chartex" xmlns:cx4="http://schemas.microsoft.com/office/drawing/2016/5/10/chartex" xmlns:cx5="http://schemas.microsoft.com/office/drawing/2016/5/11/chartex" xmlns:cx6="http://schemas.microsoft.com/office/drawing/2016/5/12/chartex" xmlns:cx7="http://schemas.microsoft.com/office/drawing/2016/5/13/chartex" xmlns:cx8="http://schemas.microsoft.com/office/drawing/2016/5/14/chartex" xmlns:mc="http://schemas.openxmlformats.org/markup-compatibility/2006" xmlns:aink="http://schemas.microsoft.com/office/drawing/2016/ink" xmlns:am3d="http://schemas.microsoft.com/office/drawing/2017/model3d" xmlns:o="urn:schemas-microsoft-com:office:office" xmlns:oel="http://schemas.microsoft.com/office/2019/extlst" xmlns:r="http://schemas.openxmlformats.org/officeDocument/2006/relationships" xmlns:m="http://schemas.openxmlformats.org/officeDocument/2006/math" xmlns:v="urn:schemas-microsoft-com:vml" xmlns:wp14="http://schemas.microsoft.com/office/word/2010/wordprocessingDrawing" xmlns:wp="http://schemas.openxmlformats.org/drawingml/2006/wordprocessingDrawing" xmlns:w10="urn:schemas-microsoft-com:office:word" xmlns:w="http://schemas.openxmlformats.org/wordprocessingml/2006/main" xmlns:w14="http://schemas.microsoft.com/office/word/2010/wordml" xmlns:w15="http://schemas.microsoft.com/office/word/2012/wordml" xmlns:w16cex="http://schemas.microsoft.com/office/word/2018/wordml/cex" xmlns:w16cid="http://schemas.microsoft.com/office/word/2016/wordml/cid" xmlns:w16="http://schemas.microsoft.com/office/word/2018/wordml" xmlns:w16du="http://schemas.microsoft.com/office/word/2023/wordml/word16du" xmlns:w16sdtdh="http://schemas.microsoft.com/office/word/2020/wordml/sdtdatahash" xmlns:w16sdtfl="http://schemas.microsoft.com/office/word/2024/wordml/sdtformatlock" xmlns:w16se="http://schemas.microsoft.com/office/word/2015/wordml/symex" xmlns:wpg="http://schemas.microsoft.com/office/word/2010/wordprocessingGroup" xmlns:wpi="http://schemas.microsoft.com/office/word/2010/wordprocessingInk" xmlns:wne="http://schemas.microsoft.com/office/word/2006/wordml" xmlns:wps="http://schemas.microsoft.com/office/word/2010/wordprocessingShape" mc:Ignorable="w14 w15 w16se w16cid w16 w16cex w16sdtdh w16sdtfl w16du wp14">
   <w16cid:commentId w16cid:paraId="2F1B268D" w16cid:durableId="03FE2B67"/>
   <w16cid:commentId w16cid:paraId="021223F3" w16cid:durableId="2C3AF867"/>
   <w16cid:commentId w16cid:paraId="5B8443B7" w16cid:durableId="0798161C"/>
-  <w16cid:commentId w16cid:paraId="1B1440FE" w16cid:durableId="2BA08A5F"/>
   <w16cid:commentId w16cid:paraId="40FE5ADD" w16cid:durableId="266E2573"/>
   <w16cid:commentId w16cid:paraId="4C6AC411" w16cid:durableId="2B4ADF92"/>
-  <w16cid:commentId w16cid:paraId="48D5E15B" w16cid:durableId="13CD5FBE"/>
-  <w16cid:commentId w16cid:paraId="4280AB4B" w16cid:durableId="178DC72D"/>
-  <w16cid:commentId w16cid:paraId="31CA1C17" w16cid:durableId="3A87B0B0"/>
   <w16cid:commentId w16cid:paraId="763D8A91" w16cid:durableId="167F67C8"/>
-  <w16cid:commentId w16cid:paraId="5BE36BA3" w16cid:durableId="29A6DD2B"/>
   <w16cid:commentId w16cid:paraId="1F69DA66" w16cid:durableId="120E2433"/>
   <w16cid:commentId w16cid:paraId="4FC2E53E" w16cid:durableId="30192086"/>
   <w16cid:commentId w16cid:paraId="06E41DD3" w16cid:durableId="021A571D"/>
@@ -1242,7 +1117,7 @@
 </file>
 
 <file path=word/people.xml><?xml version="1.0" encoding="utf-8"?>
-<w15:people xmlns:wpc="http://schemas.microsoft.com/office/word/2010/wordprocessingCanvas" xmlns:cx="http://schemas.microsoft.com/office/drawing/2014/chartex" xmlns:cx1="http://schemas.microsoft.com/office/drawing/2015/9/8/chartex" xmlns:cx2="http://schemas.microsoft.com/office/drawing/2015/10/21/chartex" xmlns:cx3="http://schemas.microsoft.com/office/drawing/2016/5/9/chartex" xmlns:cx4="http://schemas.microsoft.com/office/drawing/2016/5/10/chartex" xmlns:cx5="http://schemas.microsoft.com/office/drawing/2016/5/11/chartex" xmlns:cx6="http://schemas.microsoft.com/office/drawing/2016/5/12/chartex" xmlns:cx7="http://schemas.microsoft.com/office/drawing/2016/5/13/chartex" xmlns:cx8="http://schemas.microsoft.com/office/drawing/2016/5/14/chartex" xmlns:mc="http://schemas.openxmlformats.org/markup-compatibility/2006" xmlns:aink="http://schemas.microsoft.com/office/drawing/2016/ink" xmlns:am3d="http://schemas.microsoft.com/office/drawing/2017/model3d" xmlns:o="urn:schemas-microsoft-com:office:office" xmlns:oel="http://schemas.microsoft.com/office/2019/extlst" xmlns:r="http://schemas.openxmlformats.org/officeDocument/2006/relationships" xmlns:m="http://schemas.openxmlformats.org/officeDocument/2006/math" xmlns:v="urn:schemas-microsoft-com:vml" xmlns:wp14="http://schemas.microsoft.com/office/word/2010/wordprocessingDrawing" xmlns:wp="http://schemas.openxmlformats.org/drawingml/2006/wordprocessingDrawing" xmlns:w10="urn:schemas-microsoft-com:office:word" xmlns:w="http://schemas.openxmlformats.org/wordprocessingml/2006/main" xmlns:w14="http://schemas.microsoft.com/office/word/2010/wordml" xmlns:w15="http://schemas.microsoft.com/office/word/2012/wordml" xmlns:w16cei="http://schemas.microsoft.com/office/word/2026/wordml/cei" xmlns:w16cex="http://schemas.microsoft.com/office/word/2018/wordml/cex" xmlns:w16cid="http://schemas.microsoft.com/office/word/2016/wordml/cid" xmlns:w16="http://schemas.microsoft.com/office/word/2018/wordml" xmlns:w16du="http://schemas.microsoft.com/office/word/2023/wordml/word16du" xmlns:w16sdtdh="http://schemas.microsoft.com/office/word/2020/wordml/sdtdatahash" xmlns:w16sdtfl="http://schemas.microsoft.com/office/word/2024/wordml/sdtformatlock" xmlns:w16se="http://schemas.microsoft.com/office/word/2015/wordml/symex" xmlns:wpg="http://schemas.microsoft.com/office/word/2010/wordprocessingGroup" xmlns:wpi="http://schemas.microsoft.com/office/word/2010/wordprocessingInk" xmlns:wne="http://schemas.microsoft.com/office/word/2006/wordml" xmlns:wps="http://schemas.microsoft.com/office/word/2010/wordprocessingShape" mc:Ignorable="w14 w15 w16se w16cid w16 w16cex w16sdtdh w16sdtfl w16du wp14">
+<w15:people xmlns:wpc="http://schemas.microsoft.com/office/word/2010/wordprocessingCanvas" xmlns:cx="http://schemas.microsoft.com/office/drawing/2014/chartex" xmlns:cx1="http://schemas.microsoft.com/office/drawing/2015/9/8/chartex" xmlns:cx2="http://schemas.microsoft.com/office/drawing/2015/10/21/chartex" xmlns:cx3="http://schemas.microsoft.com/office/drawing/2016/5/9/chartex" xmlns:cx4="http://schemas.microsoft.com/office/drawing/2016/5/10/chartex" xmlns:cx5="http://schemas.microsoft.com/office/drawing/2016/5/11/chartex" xmlns:cx6="http://schemas.microsoft.com/office/drawing/2016/5/12/chartex" xmlns:cx7="http://schemas.microsoft.com/office/drawing/2016/5/13/chartex" xmlns:cx8="http://schemas.microsoft.com/office/drawing/2016/5/14/chartex" xmlns:mc="http://schemas.openxmlformats.org/markup-compatibility/2006" xmlns:aink="http://schemas.microsoft.com/office/drawing/2016/ink" xmlns:am3d="http://schemas.microsoft.com/office/drawing/2017/model3d" xmlns:o="urn:schemas-microsoft-com:office:office" xmlns:oel="http://schemas.microsoft.com/office/2019/extlst" xmlns:r="http://schemas.openxmlformats.org/officeDocument/2006/relationships" xmlns:m="http://schemas.openxmlformats.org/officeDocument/2006/math" xmlns:v="urn:schemas-microsoft-com:vml" xmlns:wp14="http://schemas.microsoft.com/office/word/2010/wordprocessingDrawing" xmlns:wp="http://schemas.openxmlformats.org/drawingml/2006/wordprocessingDrawing" xmlns:w10="urn:schemas-microsoft-com:office:word" xmlns:w="http://schemas.openxmlformats.org/wordprocessingml/2006/main" xmlns:w14="http://schemas.microsoft.com/office/word/2010/wordml" xmlns:w15="http://schemas.microsoft.com/office/word/2012/wordml" xmlns:w16cex="http://schemas.microsoft.com/office/word/2018/wordml/cex" xmlns:w16cid="http://schemas.microsoft.com/office/word/2016/wordml/cid" xmlns:w16="http://schemas.microsoft.com/office/word/2018/wordml" xmlns:w16du="http://schemas.microsoft.com/office/word/2023/wordml/word16du" xmlns:w16sdtdh="http://schemas.microsoft.com/office/word/2020/wordml/sdtdatahash" xmlns:w16sdtfl="http://schemas.microsoft.com/office/word/2024/wordml/sdtformatlock" xmlns:w16se="http://schemas.microsoft.com/office/word/2015/wordml/symex" xmlns:wpg="http://schemas.microsoft.com/office/word/2010/wordprocessingGroup" xmlns:wpi="http://schemas.microsoft.com/office/word/2010/wordprocessingInk" xmlns:wne="http://schemas.microsoft.com/office/word/2006/wordml" xmlns:wps="http://schemas.microsoft.com/office/word/2010/wordprocessingShape" mc:Ignorable="w14 w15 w16se w16cid w16 w16cex w16sdtdh w16sdtfl w16du wp14">
   <w15:person w15:author="McCloskey, Ross">
     <w15:presenceInfo w15:providerId="AD" w15:userId="S::mccloskw@oregonstate.edu::b1990487-ee44-4922-b58f-5b2980a02730"/>
   </w15:person>
@@ -1649,9 +1524,9 @@
   <w:style w:type="paragraph" w:default="1" w:styleId="Normal">
     <w:name w:val="Normal"/>
     <w:qFormat/>
-    <w:rsid w:val="00EA4AC4"/>
+    <w:rsid w:val="00241E61"/>
     <w:pPr>
-      <w:spacing w:line="480" w:lineRule="auto"/>
+      <w:spacing w:line="240" w:lineRule="auto"/>
     </w:pPr>
     <w:rPr>
       <w:rFonts w:ascii="Times New Roman" w:hAnsi="Times New Roman" w:cs="Times New Roman"/>
@@ -1853,7 +1728,6 @@
   <w:style w:type="character" w:default="1" w:styleId="DefaultParagraphFont">
     <w:name w:val="Default Paragraph Font"/>
     <w:uiPriority w:val="1"/>
-    <w:semiHidden/>
     <w:unhideWhenUsed/>
   </w:style>
   <w:style w:type="table" w:default="1" w:styleId="TableNormal">
@@ -2003,7 +1877,7 @@
     <w:qFormat/>
     <w:rsid w:val="0014295B"/>
     <w:pPr>
-      <w:spacing w:after="80" w:line="240" w:lineRule="auto"/>
+      <w:spacing w:after="80"/>
       <w:contextualSpacing/>
       <w:jc w:val="center"/>
     </w:pPr>
@@ -2182,7 +2056,7 @@
       <w:numPr>
         <w:ilvl w:val="0"/>
       </w:numPr>
-      <w:spacing w:before="240" w:after="240" w:line="240" w:lineRule="auto"/>
+      <w:spacing w:before="240" w:after="240"/>
     </w:pPr>
     <w:rPr>
       <w:rFonts w:eastAsiaTheme="minorHAnsi" w:cs="Times New Roman"/>
@@ -2214,9 +2088,6 @@
     <w:uiPriority w:val="99"/>
     <w:unhideWhenUsed/>
     <w:rsid w:val="00FC169F"/>
-    <w:pPr>
-      <w:spacing w:line="240" w:lineRule="auto"/>
-    </w:pPr>
     <w:rPr>
       <w:sz w:val="20"/>
       <w:szCs w:val="20"/>

--- a/Manuscript draft.docx
+++ b/Manuscript draft.docx
@@ -216,7 +216,27 @@
     </w:p>
     <w:p>
       <w:r>
-        <w:t>Winter ichthyoplankton abundance in the northern California Current is a strong predictor of annual recruitment of important fisheries species such as salmon, as juvenile salmon diet at ocean entry is dominated by winter-spawned early juvenile fishes. Yet little is known about the influences of spatiotemporal and environmental factors on the composition of these ichthyoplankton assemblages. To characterize winter ichthyoplankton assemblages and identify the factors that influence their composition, we collected depth-discrete ichthyoplankton samples from across the northern California Current ecosystem (41–47°N) on four two-week research cruises during winter 2018–2023. Temperature, salinity, dissolved oxygen concentration (DO), and fluorescence were measured simultaneously with the ichthyoplankton. Ichthyoplankton were visually identified to the lowest possible taxonomic resolution, and dominant ichthyoplankton assemblages were identified using hierarchical clustering analysis and non-metric multidimensional scaling ordination. Distance-based redundancy analysis was used to estimate the effects of longitude, latitude, year, time of day, sampling depth, seafloor depth, temperature, salinity, DO, and fluorescence on assemblage composition. Finally, generalized linear regression was used to quantify diel differences in the vertical distributions of ichthyoplankton taxa. Dominant ichthyoplankton assemblages included those characterized primarily by Sebastes spp., Parophrys vetulus, mesopelagics, and Osmeridae. Spatiotemporal and environmental conditions accounted for a significant amount of variation in ichthyoplankton assemblage composition. Vertical distributions of several taxa differed significantly between night and day. Understanding these spatiotemporal and environmental influences on winter ichthyoplankton assemblages will help explain variation and potentially predict the abundance of winter-spawning fishes and subsequent recruitment of fisheries species that prey on them.</w:t>
+        <w:t xml:space="preserve">Winter ichthyoplankton abundance in the northern California Current is a strong predictor of annual recruitment of important fisheries species such as salmon, as juvenile salmon diet at ocean entry is dominated by winter-spawned early juvenile fishes. Yet little is known about the influences of spatiotemporal and environmental factors on the composition of these ichthyoplankton assemblages. To characterize winter ichthyoplankton assemblages and identify the factors that influence their composition, we collected depth-discrete ichthyoplankton samples from across the northern California Current ecosystem (41–47°N) on four two-week research cruises during winter 2018–2023. Temperature, salinity, dissolved oxygen concentration (DO), and fluorescence were measured simultaneously with the ichthyoplankton. Ichthyoplankton were visually identified to the lowest possible taxonomic resolution, and dominant ichthyoplankton assemblages were identified using hierarchical clustering analysis and non-metric multidimensional scaling ordination. Distance-based redundancy analysis was used to estimate the effects of longitude, latitude, year, time of day, sampling depth, seafloor depth, temperature, salinity, DO, and fluorescence on assemblage composition. Finally, generalized linear regression was used to quantify diel differences in the vertical distributions of ichthyoplankton taxa. Dominant ichthyoplankton assemblages included those characterized primarily by </w:t>
+      </w:r>
+      <w:r>
+        <w:rPr>
+          <w:i/>
+          <w:iCs/>
+        </w:rPr>
+        <w:t>Sebastes</w:t>
+      </w:r>
+      <w:r>
+        <w:t xml:space="preserve"> spp., </w:t>
+      </w:r>
+      <w:r>
+        <w:rPr>
+          <w:i/>
+          <w:iCs/>
+        </w:rPr>
+        <w:t>Parophrys vetulus</w:t>
+      </w:r>
+      <w:r>
+        <w:t>, mesopelagics, and Osmeridae. Spatiotemporal and environmental conditions accounted for a significant amount of variation in ichthyoplankton assemblage composition. Vertical distributions of several taxa differed significantly between night and day. Understanding these spatiotemporal and environmental influences on winter ichthyoplankton assemblages will help explain variation and potentially predict the abundance of winter-spawning fishes and subsequent recruitment of fisheries species that prey on them.</w:t>
       </w:r>
       <w:r>
         <w:br w:type="page"/>
@@ -287,6 +307,7 @@
         <w:t xml:space="preserve">While variation in larval assemblages is known to be associated with oceanographic variability, local factors may also influence their composition. Broad oceanographic indicators such as </w:t>
       </w:r>
       <w:commentRangeStart w:id="4"/>
+      <w:commentRangeStart w:id="5"/>
       <w:r>
         <w:t xml:space="preserve">water mass stability, current direction, and local topography </w:t>
       </w:r>
@@ -299,86 +320,6 @@
         </w:rPr>
         <w:commentReference w:id="4"/>
       </w:r>
-      <w:r>
-        <w:t>have all been found to influence the composition, abundance, and distribution of larval fish (Doyle et al., 2002; Roussel et al., 2010). In the dynamic upwelling system of the NCC, the coastal upwelling transport index (CUTI) predicted taxa co-</w:t>
-      </w:r>
-      <w:r>
-        <w:t>occurrence</w:t>
-      </w:r>
-      <w:r>
-        <w:t xml:space="preserve"> of larvae with varying strength according to the seasonal upwelling or downwelling regime of the region (Schmid et al., 2023). Variability on finer spatial and temporal scales is also relevant to the LFC in coastal marine environments (Gallego-Zerrato et al., 2024). Early-li</w:t>
-      </w:r>
-      <w:r>
-        <w:t>f</w:t>
-      </w:r>
-      <w:r>
-        <w:t xml:space="preserve">e distribution, growth, and survival of fish larvae is strongly influenced by temperature, salinity, and dissolved oxygen concentration (DO) (Auth, 2011). In fact, larval fish are particularly vulnerable to depressed DO, compared to adult conspecifics, with hypoxia exposure during early-life having long-term effects on growth and survival (Johnson-Colegrove et al., 2015). Such factors vary in space, alongside ichthyoplankton assemblages generally reflecting the habitat preference of adults (Doyle et al., 2002). The result is distinct horizontal community structuring with coastal upwelling, offshore oligotrophic, and shelf-slope transitional zones (Gleiber, 2020; Richardson et al., 1980). Larvae also aggregate vertically, allowing them to reach or maintain a position within water masses of ideal environmental, growth, and feeding conditions and transport potential (Huebert et al., 2010; Primo et al. 2012). These vertical assemblages can differ further on fine, diel time scales. There is evidence for diel vertical migration (DVM) in the </w:t>
-      </w:r>
-      <w:r>
-        <w:t>larval stage</w:t>
-      </w:r>
-      <w:r>
-        <w:t xml:space="preserve"> of many taxa, potentially providing an adaptive advantage in predator avoidance; light and temperature optimization; and prey abundance (Haldorson et al., </w:t>
-      </w:r>
-      <w:r>
-        <w:lastRenderedPageBreak/>
-        <w:t>1993; Primo et al., 2012). Diel effects such as migration and visual net avoidance are not accounted for, however, in common sampling schemes that are depth-integrated and do not tow at multiple times of day</w:t>
-      </w:r>
-      <w:r>
-        <w:t>.</w:t>
-      </w:r>
-      <w:r>
-        <w:t xml:space="preserve"> </w:t>
-      </w:r>
-      <w:commentRangeStart w:id="5"/>
-      <w:r>
-        <w:t xml:space="preserve">What remains is a gap in the knowledge of </w:t>
-      </w:r>
-      <w:r>
-        <w:t xml:space="preserve">winter </w:t>
-      </w:r>
-      <w:r>
-        <w:t xml:space="preserve">ichthyoplankton </w:t>
-      </w:r>
-      <w:r>
-        <w:t>assemblage</w:t>
-      </w:r>
-      <w:r>
-        <w:t xml:space="preserve">s, </w:t>
-      </w:r>
-      <w:r>
-        <w:t xml:space="preserve">broadly, as well as </w:t>
-      </w:r>
-      <w:r>
-        <w:t>the specific</w:t>
-      </w:r>
-      <w:r>
-        <w:t xml:space="preserve"> relationships between aggregations </w:t>
-      </w:r>
-      <w:r>
-        <w:t>and</w:t>
-      </w:r>
-      <w:r>
-        <w:t xml:space="preserve"> </w:t>
-      </w:r>
-      <w:r>
-        <w:t xml:space="preserve">the </w:t>
-      </w:r>
-      <w:r>
-        <w:t>environmental and spatiotemporal variables</w:t>
-      </w:r>
-      <w:r>
-        <w:t xml:space="preserve"> that </w:t>
-      </w:r>
-      <w:r>
-        <w:t>affect</w:t>
-      </w:r>
-      <w:r>
-        <w:t xml:space="preserve"> their composition and position in space</w:t>
-      </w:r>
-      <w:r>
-        <w:t>.</w:t>
-      </w:r>
       <w:commentRangeEnd w:id="5"/>
       <w:r>
         <w:rPr>
@@ -388,71 +329,85 @@
         </w:rPr>
         <w:commentReference w:id="5"/>
       </w:r>
-    </w:p>
-    <w:p>
-      <w:r>
-        <w:t xml:space="preserve">Using depth-discrete ichthyoplankton data sampled on four two-week cruises across the northern California Current system (41–47°N) during winter 2018–2023, we investigated the LFC to characterize assemblages and identify factors influencing the composition thereof. We expect larval assemblages to cluster according to adult habitat affinity with distinct taxonomic and spatial communities. Additionally, we expect significant effects of spatiotemporal and environmental variables—such as latitude, temperature, dissolved oxygen, seafloor depth, productivity, time of day, and salinity—on the clustering of the LFC. Establishing how larval fish aggregate during the winter and what factors contribute to the composition of each assemblage could provide a baseline for future studies on the changing NCC ecosystem while also aiding in predictions of winter-spawning fish abundance and the recruitment of the important fisheries species that prey on them. </w:t>
-      </w:r>
-    </w:p>
-    <w:p/>
-    <w:p>
-      <w:pPr>
-        <w:pStyle w:val="Heading1"/>
-      </w:pPr>
-      <w:r>
-        <w:t>2</w:t>
-      </w:r>
-      <w:r>
-        <w:tab/>
-      </w:r>
-      <w:r>
-        <w:t>MATERIALS AND METHODS</w:t>
-      </w:r>
-    </w:p>
-    <w:p>
-      <w:pPr>
-        <w:pStyle w:val="Heading2"/>
-      </w:pPr>
-      <w:r>
-        <w:t xml:space="preserve">2.1 </w:t>
-      </w:r>
-      <w:r>
-        <w:tab/>
-        <w:t>Sampling and data collection</w:t>
-      </w:r>
-    </w:p>
-    <w:p>
-      <w:r>
-        <w:t>[add section text here]</w:t>
-      </w:r>
-    </w:p>
-    <w:p>
-      <w:pPr>
-        <w:pStyle w:val="Heading2"/>
-      </w:pPr>
-      <w:r>
-        <w:t>2.2</w:t>
-      </w:r>
-      <w:r>
-        <w:tab/>
-      </w:r>
-      <w:r>
-        <w:t>Statistical</w:t>
+      <w:r>
+        <w:t>have all been found to influence the composition, abundance, and distribution of larval fish (Doyle et al., 2002; Roussel et al., 2010). In the dynamic upwelling system of the NCC, the coastal upwelling transport index (CUTI) predicted taxa co-</w:t>
+      </w:r>
+      <w:r>
+        <w:t>occurrence</w:t>
+      </w:r>
+      <w:r>
+        <w:t xml:space="preserve"> of larvae with varying strength according to the seasonal upwelling or downwelling regime of the region (Schmid et al., 2023). Variability on finer spatial and temporal scales is also relevant to the LFC in coastal marine environments (Gallego-Zerrato et al., 2024). Early-li</w:t>
+      </w:r>
+      <w:r>
+        <w:t>f</w:t>
+      </w:r>
+      <w:r>
+        <w:t xml:space="preserve">e distribution, growth, and survival of fish larvae is strongly influenced by temperature, salinity, and dissolved oxygen concentration (DO) (Auth, 2011). In fact, larval fish are particularly vulnerable to depressed DO, compared to adult conspecifics, with hypoxia exposure during early-life having long-term effects on growth and survival (Johnson-Colegrove et al., 2015). Such factors vary in space, alongside ichthyoplankton assemblages generally reflecting the habitat preference of adults (Doyle et al., 2002). The result is distinct horizontal community structuring with coastal upwelling, offshore oligotrophic, and shelf-slope transitional zones (Gleiber, 2020; Richardson et al., 1980). Larvae also aggregate vertically, allowing them to reach or maintain a position within water masses of ideal environmental, growth, and feeding conditions and transport potential (Huebert et al., 2010; Primo et al. 2012). These vertical assemblages can differ further on fine, diel time scales. There is evidence for diel vertical migration (DVM) in the </w:t>
+      </w:r>
+      <w:r>
+        <w:t>larval stage</w:t>
+      </w:r>
+      <w:r>
+        <w:t xml:space="preserve"> of many taxa, potentially providing an adaptive advantage in predator avoidance; light and temperature optimization; and prey abundance (Haldorson et al., </w:t>
+      </w:r>
+      <w:r>
+        <w:lastRenderedPageBreak/>
+        <w:t>1993; Primo et al., 2012). Diel effects such as migration and visual net avoidance are not accounted for, however, in common sampling schemes that are depth-integrated and do not tow at multiple times of day</w:t>
+      </w:r>
+      <w:r>
+        <w:t>.</w:t>
       </w:r>
       <w:r>
         <w:t xml:space="preserve"> </w:t>
       </w:r>
-      <w:r>
-        <w:t>analysis</w:t>
-      </w:r>
-    </w:p>
-    <w:p>
-      <w:r>
-        <w:t>All data analyses were performed in RStudio</w:t>
-      </w:r>
       <w:commentRangeStart w:id="6"/>
       <w:r>
-        <w:t xml:space="preserve">. </w:t>
+        <w:t xml:space="preserve">What remains is a gap in the knowledge of </w:t>
+      </w:r>
+      <w:r>
+        <w:t xml:space="preserve">winter </w:t>
+      </w:r>
+      <w:r>
+        <w:t xml:space="preserve">ichthyoplankton </w:t>
+      </w:r>
+      <w:r>
+        <w:t>assemblage</w:t>
+      </w:r>
+      <w:r>
+        <w:t xml:space="preserve">s, </w:t>
+      </w:r>
+      <w:r>
+        <w:t xml:space="preserve">broadly, as well as </w:t>
+      </w:r>
+      <w:r>
+        <w:t>the specific</w:t>
+      </w:r>
+      <w:r>
+        <w:t xml:space="preserve"> relationships between aggregations </w:t>
+      </w:r>
+      <w:r>
+        <w:t>and</w:t>
+      </w:r>
+      <w:r>
+        <w:t xml:space="preserve"> </w:t>
+      </w:r>
+      <w:r>
+        <w:t xml:space="preserve">the </w:t>
+      </w:r>
+      <w:r>
+        <w:t>environmental and spatiotemporal variables</w:t>
+      </w:r>
+      <w:r>
+        <w:t xml:space="preserve"> that </w:t>
+      </w:r>
+      <w:r>
+        <w:t>affect</w:t>
+      </w:r>
+      <w:r>
+        <w:t xml:space="preserve"> their composition and position in space</w:t>
+      </w:r>
+      <w:r>
+        <w:t>.</w:t>
       </w:r>
       <w:commentRangeEnd w:id="6"/>
       <w:r>
@@ -463,36 +418,71 @@
         </w:rPr>
         <w:commentReference w:id="6"/>
       </w:r>
-      <w:r>
-        <w:t xml:space="preserve">To identify </w:t>
-      </w:r>
-      <w:r>
-        <w:t xml:space="preserve">ecologically distinct </w:t>
-      </w:r>
-      <w:r>
-        <w:t>larval fish assemblages,</w:t>
+    </w:p>
+    <w:p>
+      <w:r>
+        <w:t xml:space="preserve">Using depth-discrete ichthyoplankton data sampled on four two-week cruises across the northern California Current system (41–47°N) during winter 2018–2023, we investigated the LFC to characterize assemblages and identify factors influencing the composition thereof. We expect larval assemblages to cluster according to adult habitat affinity with distinct taxonomic and spatial communities. Additionally, we expect significant effects of spatiotemporal and environmental variables—such as latitude, temperature, dissolved oxygen, seafloor depth, productivity, time of day, and salinity—on the clustering of the LFC. Establishing how larval fish aggregate during the winter and what factors contribute to the composition of each assemblage could provide a baseline for future studies on the changing NCC ecosystem while also aiding in predictions of winter-spawning fish abundance and the recruitment of the important fisheries species that prey on them. </w:t>
+      </w:r>
+    </w:p>
+    <w:p/>
+    <w:p>
+      <w:pPr>
+        <w:pStyle w:val="Heading1"/>
+      </w:pPr>
+      <w:r>
+        <w:t>2</w:t>
+      </w:r>
+      <w:r>
+        <w:tab/>
+      </w:r>
+      <w:r>
+        <w:t>MATERIALS AND METHODS</w:t>
+      </w:r>
+    </w:p>
+    <w:p>
+      <w:pPr>
+        <w:pStyle w:val="Heading2"/>
+      </w:pPr>
+      <w:r>
+        <w:t xml:space="preserve">2.1 </w:t>
+      </w:r>
+      <w:r>
+        <w:tab/>
+        <w:t>Sampling and data collection</w:t>
+      </w:r>
+    </w:p>
+    <w:p>
+      <w:r>
+        <w:t>[add section text here]</w:t>
+      </w:r>
+    </w:p>
+    <w:p>
+      <w:pPr>
+        <w:pStyle w:val="Heading2"/>
+      </w:pPr>
+      <w:r>
+        <w:t>2.2</w:t>
+      </w:r>
+      <w:r>
+        <w:tab/>
+      </w:r>
+      <w:r>
+        <w:t>Statistical</w:t>
       </w:r>
       <w:r>
         <w:t xml:space="preserve"> </w:t>
       </w:r>
       <w:r>
-        <w:t xml:space="preserve">first </w:t>
-      </w:r>
-      <w:r>
-        <w:t>the density of each taxonomic group within each net tow was square-root transformed. These were then used to generate a matrix of Bray-Curtis dissimilarities between net tows. Agglomerative hierarchal clustering was performed on th</w:t>
-      </w:r>
-      <w:r>
-        <w:t xml:space="preserve">e dissimilarity matrix </w:t>
-      </w:r>
-      <w:r>
-        <w:t xml:space="preserve">with the “average” method. </w:t>
-      </w:r>
-      <w:r>
-        <w:t>To determine the number of clusters necessary</w:t>
+        <w:t>analysis</w:t>
+      </w:r>
+    </w:p>
+    <w:p>
+      <w:r>
+        <w:t>All data analyses were performed in RStudio</w:t>
       </w:r>
       <w:commentRangeStart w:id="7"/>
       <w:r>
-        <w:t xml:space="preserve">, </w:t>
+        <w:t xml:space="preserve">. </w:t>
       </w:r>
       <w:commentRangeEnd w:id="7"/>
       <w:r>
@@ -504,114 +494,35 @@
         <w:commentReference w:id="7"/>
       </w:r>
       <w:r>
-        <w:t xml:space="preserve">a dendrogram of the clustering results </w:t>
-      </w:r>
-      <w:r>
-        <w:t>was</w:t>
-      </w:r>
-      <w:r>
-        <w:t xml:space="preserve"> plotted</w:t>
-      </w:r>
-      <w:r>
-        <w:t xml:space="preserve"> with </w:t>
-      </w:r>
-      <w:r>
-        <w:t>overlayed rectangles to identify cluster boundaries</w:t>
-      </w:r>
-      <w:r>
-        <w:t xml:space="preserve">. </w:t>
-      </w:r>
-    </w:p>
-    <w:p>
-      <w:r>
-        <w:t xml:space="preserve">To visualize the taxonomic composition of each cluster, </w:t>
-      </w:r>
-      <w:r>
-        <w:t xml:space="preserve">the taxa densities in each net tow were plotted </w:t>
-      </w:r>
-      <w:r>
-        <w:t xml:space="preserve">in a stacked bar plot. Beyond visual </w:t>
-      </w:r>
-      <w:r>
-        <w:t>this visual assessment,</w:t>
-      </w:r>
-      <w:r>
-        <w:t xml:space="preserve"> an in</w:t>
-      </w:r>
-      <w:r>
-        <w:t xml:space="preserve">dicator species analysis </w:t>
-      </w:r>
-      <w:r>
-        <w:t xml:space="preserve">(ISA) </w:t>
-      </w:r>
-      <w:r>
-        <w:t>was run</w:t>
-      </w:r>
-      <w:r>
-        <w:t xml:space="preserve"> to identify </w:t>
-      </w:r>
-      <w:r>
-        <w:t>dominant taxonomic group(s) for every cluster</w:t>
-      </w:r>
-      <w:r>
-        <w:t xml:space="preserve">. </w:t>
-      </w:r>
-      <w:r>
-        <w:t xml:space="preserve">The bar plot and ISA were used in conjunction to </w:t>
-      </w:r>
-      <w:r>
-        <w:t>define major clusters of interest and the</w:t>
-      </w:r>
-      <w:r>
-        <w:t xml:space="preserve"> ecological </w:t>
-      </w:r>
-      <w:r>
-        <w:t>community they represent.</w:t>
+        <w:t xml:space="preserve">To identify </w:t>
+      </w:r>
+      <w:r>
+        <w:t xml:space="preserve">ecologically distinct </w:t>
+      </w:r>
+      <w:r>
+        <w:t>larval fish assemblages,</w:t>
       </w:r>
       <w:r>
         <w:t xml:space="preserve"> </w:t>
       </w:r>
       <w:r>
-        <w:t xml:space="preserve">Net tows were then mapped </w:t>
-      </w:r>
-      <w:r>
-        <w:t xml:space="preserve">by cluster and net number to </w:t>
-      </w:r>
-      <w:r>
-        <w:t>observe</w:t>
-      </w:r>
-      <w:r>
-        <w:t xml:space="preserve"> how the clusters </w:t>
-      </w:r>
-      <w:r>
-        <w:t>distribute in</w:t>
-      </w:r>
-      <w:r>
-        <w:t xml:space="preserve"> vertical and horizontal </w:t>
-      </w:r>
-      <w:r>
-        <w:t xml:space="preserve">space. </w:t>
-      </w:r>
-      <w:r>
-        <w:t xml:space="preserve"> </w:t>
-      </w:r>
-    </w:p>
-    <w:p>
-      <w:r>
-        <w:t xml:space="preserve">An NMDS was run on the </w:t>
-      </w:r>
-      <w:r>
-        <w:t>previously described Bray-Curtis dissimilarity matrix</w:t>
-      </w:r>
-      <w:r>
-        <w:t xml:space="preserve">. The stress of the ordination was determined and its </w:t>
+        <w:t xml:space="preserve">first </w:t>
+      </w:r>
+      <w:r>
+        <w:t>the density of each taxonomic group within each net tow was square-root transformed. These were then used to generate a matrix of Bray-Curtis dissimilarities between net tows. Agglomerative hierarchal clustering was performed on th</w:t>
+      </w:r>
+      <w:r>
+        <w:t xml:space="preserve">e dissimilarity matrix </w:t>
+      </w:r>
+      <w:r>
+        <w:t xml:space="preserve">with the “average” method. </w:t>
+      </w:r>
+      <w:r>
+        <w:t>To determine the number of clusters necessary</w:t>
       </w:r>
       <w:commentRangeStart w:id="8"/>
       <w:r>
-        <w:t>relevance</w:t>
-      </w:r>
-      <w:r>
-        <w:t xml:space="preserve"> </w:t>
+        <w:t xml:space="preserve">, </w:t>
       </w:r>
       <w:commentRangeEnd w:id="8"/>
       <w:r>
@@ -623,23 +534,114 @@
         <w:commentReference w:id="8"/>
       </w:r>
       <w:r>
-        <w:t xml:space="preserve">in the context of our data was assessed with the </w:t>
-      </w:r>
-      <w:r>
-        <w:t xml:space="preserve">iterative </w:t>
-      </w:r>
-      <w:r>
-        <w:t>permutation</w:t>
+        <w:t xml:space="preserve">a dendrogram of the clustering results </w:t>
+      </w:r>
+      <w:r>
+        <w:t>was</w:t>
+      </w:r>
+      <w:r>
+        <w:t xml:space="preserve"> plotted</w:t>
+      </w:r>
+      <w:r>
+        <w:t xml:space="preserve"> with </w:t>
+      </w:r>
+      <w:r>
+        <w:t>overlayed rectangles to identify cluster boundaries</w:t>
+      </w:r>
+      <w:r>
+        <w:t xml:space="preserve">. </w:t>
+      </w:r>
+    </w:p>
+    <w:p>
+      <w:r>
+        <w:t xml:space="preserve">To visualize the taxonomic composition of each cluster, </w:t>
+      </w:r>
+      <w:r>
+        <w:t xml:space="preserve">the taxa densities in each net tow were plotted </w:t>
+      </w:r>
+      <w:r>
+        <w:t xml:space="preserve">in a stacked bar plot. Beyond visual </w:t>
+      </w:r>
+      <w:r>
+        <w:t>this visual assessment,</w:t>
+      </w:r>
+      <w:r>
+        <w:t xml:space="preserve"> an in</w:t>
+      </w:r>
+      <w:r>
+        <w:t xml:space="preserve">dicator species analysis </w:t>
+      </w:r>
+      <w:r>
+        <w:t xml:space="preserve">(ISA) </w:t>
+      </w:r>
+      <w:r>
+        <w:t>was run</w:t>
+      </w:r>
+      <w:r>
+        <w:t xml:space="preserve"> to identify </w:t>
+      </w:r>
+      <w:r>
+        <w:t>dominant taxonomic group(s) for every cluster</w:t>
+      </w:r>
+      <w:r>
+        <w:t xml:space="preserve">. </w:t>
+      </w:r>
+      <w:r>
+        <w:t xml:space="preserve">The bar plot and ISA were used in conjunction to </w:t>
+      </w:r>
+      <w:r>
+        <w:t>define major clusters of interest and the</w:t>
+      </w:r>
+      <w:r>
+        <w:t xml:space="preserve"> ecological </w:t>
+      </w:r>
+      <w:r>
+        <w:t>community they represent.</w:t>
       </w:r>
       <w:r>
         <w:t xml:space="preserve"> </w:t>
       </w:r>
       <w:r>
-        <w:t xml:space="preserve">methodology </w:t>
+        <w:t xml:space="preserve">Net tows were then mapped </w:t>
+      </w:r>
+      <w:r>
+        <w:t xml:space="preserve">by cluster and net number to </w:t>
+      </w:r>
+      <w:r>
+        <w:t>observe</w:t>
+      </w:r>
+      <w:r>
+        <w:t xml:space="preserve"> how the clusters </w:t>
+      </w:r>
+      <w:r>
+        <w:t>distribute in</w:t>
+      </w:r>
+      <w:r>
+        <w:t xml:space="preserve"> vertical and horizontal </w:t>
+      </w:r>
+      <w:r>
+        <w:t xml:space="preserve">space. </w:t>
+      </w:r>
+      <w:r>
+        <w:t xml:space="preserve"> </w:t>
+      </w:r>
+    </w:p>
+    <w:p>
+      <w:r>
+        <w:t xml:space="preserve">An NMDS was run on the </w:t>
+      </w:r>
+      <w:r>
+        <w:t>previously described Bray-Curtis dissimilarity matrix</w:t>
+      </w:r>
+      <w:r>
+        <w:t xml:space="preserve">. The stress of the ordination was determined and its </w:t>
       </w:r>
       <w:commentRangeStart w:id="9"/>
       <w:r>
-        <w:t xml:space="preserve">suggested </w:t>
+        <w:t>relevance</w:t>
+      </w:r>
+      <w:r>
+        <w:t xml:space="preserve"> </w:t>
       </w:r>
       <w:commentRangeEnd w:id="9"/>
       <w:r>
@@ -651,6 +653,34 @@
         <w:commentReference w:id="9"/>
       </w:r>
       <w:r>
+        <w:t xml:space="preserve">in the context of our data was assessed with the </w:t>
+      </w:r>
+      <w:r>
+        <w:t xml:space="preserve">iterative </w:t>
+      </w:r>
+      <w:r>
+        <w:t>permutation</w:t>
+      </w:r>
+      <w:r>
+        <w:t xml:space="preserve"> </w:t>
+      </w:r>
+      <w:r>
+        <w:t xml:space="preserve">methodology </w:t>
+      </w:r>
+      <w:commentRangeStart w:id="10"/>
+      <w:r>
+        <w:t xml:space="preserve">suggested </w:t>
+      </w:r>
+      <w:commentRangeEnd w:id="10"/>
+      <w:r>
+        <w:rPr>
+          <w:rStyle w:val="CommentReference"/>
+          <w:sz w:val="24"/>
+          <w:szCs w:val="24"/>
+        </w:rPr>
+        <w:commentReference w:id="10"/>
+      </w:r>
+      <w:r>
         <w:t>by Dexter et al. (2018)</w:t>
       </w:r>
       <w:r>
@@ -685,8 +715,6 @@
       </w:r>
       <w:r>
         <w:tab/>
-      </w:r>
-      <w:r>
         <w:t xml:space="preserve">Description of the </w:t>
       </w:r>
       <w:r>
@@ -799,13 +827,7 @@
         <w:t>P. vetulus</w:t>
       </w:r>
       <w:r>
-        <w:t xml:space="preserve"> community (cluster 2) was present almost exclusively on the shelf during all years without a distinct depth preference (Fig. 3). Cluster 3, the Myctophid community, was most apparent offshore and in tows at greater depths (Fig. 3). The assemblage of nearshore taxa </w:t>
-      </w:r>
-      <w:r>
-        <w:t xml:space="preserve">(cluster 5 ) </w:t>
-      </w:r>
-      <w:r>
-        <w:t xml:space="preserve">was most prevalent in 2022 and occurred mostly nearshore, though depth varied (Fig. 3). Cluster 6, the community of Osmeridae and other coastal taxa, was found almost exclusively at the most nearshore stations and shallowest depths (Fig. 3). </w:t>
+        <w:t xml:space="preserve"> community (cluster 2) was present almost exclusively on the shelf during all years without a distinct depth preference (Fig. 3). Cluster 3, the Myctophid community, was most apparent offshore and in tows at greater depths (Fig. 3). The assemblage of nearshore taxa was most prevalent in 2022 and occurred mostly nearshore, though depth varied (Fig. 3). Cluster 6, the community of Osmeridae and other coastal taxa, was found almost exclusively at the most nearshore stations and shallowest depths (Fig. 3). </w:t>
       </w:r>
     </w:p>
     <w:p>
@@ -817,8 +839,6 @@
       </w:r>
       <w:r>
         <w:tab/>
-      </w:r>
-      <w:r>
         <w:t xml:space="preserve">Influences on the </w:t>
       </w:r>
       <w:r>
@@ -835,15 +855,10 @@
         <w:pStyle w:val="Heading2"/>
       </w:pPr>
       <w:r>
-        <w:t>2.</w:t>
-      </w:r>
-      <w:r>
-        <w:t>3</w:t>
+        <w:t>2.3</w:t>
       </w:r>
       <w:r>
         <w:tab/>
-      </w:r>
-      <w:r>
         <w:t xml:space="preserve">Diel effects on </w:t>
       </w:r>
       <w:r>
@@ -891,6 +906,7 @@
     <w:sectPr>
       <w:pgSz w:w="12240" w:h="15840"/>
       <w:pgMar w:top="1440" w:right="1440" w:bottom="1440" w:left="1440" w:header="720" w:footer="720" w:gutter="0"/>
+      <w:lnNumType w:countBy="1" w:restart="continuous"/>
       <w:cols w:space="720"/>
       <w:docGrid w:linePitch="360"/>
     </w:sectPr>
@@ -980,7 +996,7 @@
       </w:r>
     </w:p>
   </w:comment>
-  <w:comment w:id="5" w:author="McCloskey, Ross" w:date="2026-08-18T15:29:00Z" w:initials="RM">
+  <w:comment w:id="5" w:author="McCloskey, Ross" w:date="2026-08-25T13:29:00Z" w:initials="RM">
     <w:p>
       <w:pPr>
         <w:pStyle w:val="CommentText"/>
@@ -992,6 +1008,22 @@
         <w:annotationRef/>
       </w:r>
       <w:r>
+        <w:t>Mention PDO, ENSO as indicators for LFC ?</w:t>
+      </w:r>
+    </w:p>
+  </w:comment>
+  <w:comment w:id="6" w:author="McCloskey, Ross" w:date="2026-08-18T15:29:00Z" w:initials="RM">
+    <w:p>
+      <w:pPr>
+        <w:pStyle w:val="CommentText"/>
+      </w:pPr>
+      <w:r>
+        <w:rPr>
+          <w:rStyle w:val="CommentReference"/>
+        </w:rPr>
+        <w:annotationRef/>
+      </w:r>
+      <w:r>
         <w:t xml:space="preserve">Could probably better describe the knowledge gaps in more detail. </w:t>
       </w:r>
     </w:p>
@@ -1004,7 +1036,7 @@
       </w:r>
     </w:p>
   </w:comment>
-  <w:comment w:id="6" w:author="McCloskey, Ross" w:date="2026-08-18T14:58:00Z" w:initials="RM">
+  <w:comment w:id="7" w:author="McCloskey, Ross" w:date="2026-08-18T14:58:00Z" w:initials="RM">
     <w:p>
       <w:pPr>
         <w:pStyle w:val="CommentText"/>
@@ -1020,7 +1052,7 @@
       </w:r>
     </w:p>
   </w:comment>
-  <w:comment w:id="7" w:author="McCloskey, Ross" w:date="2026-08-18T14:59:00Z" w:initials="RM">
+  <w:comment w:id="8" w:author="McCloskey, Ross" w:date="2026-08-18T14:59:00Z" w:initials="RM">
     <w:p>
       <w:pPr>
         <w:pStyle w:val="CommentText"/>
@@ -1036,7 +1068,7 @@
       </w:r>
     </w:p>
   </w:comment>
-  <w:comment w:id="8" w:author="McCloskey, Ross" w:date="2026-08-18T15:03:00Z" w:initials="RM">
+  <w:comment w:id="9" w:author="McCloskey, Ross" w:date="2026-08-18T15:03:00Z" w:initials="RM">
     <w:p>
       <w:pPr>
         <w:pStyle w:val="CommentText"/>
@@ -1052,7 +1084,7 @@
       </w:r>
     </w:p>
   </w:comment>
-  <w:comment w:id="9" w:author="McCloskey, Ross" w:date="2026-08-18T15:04:00Z" w:initials="RM">
+  <w:comment w:id="10" w:author="McCloskey, Ross" w:date="2026-08-18T15:04:00Z" w:initials="RM">
     <w:p>
       <w:pPr>
         <w:pStyle w:val="CommentText"/>
@@ -1078,6 +1110,7 @@
   <w15:commentEx w15:paraId="5B8443B7" w15:done="0"/>
   <w15:commentEx w15:paraId="40FE5ADD" w15:done="0"/>
   <w15:commentEx w15:paraId="4C6AC411" w15:done="0"/>
+  <w15:commentEx w15:paraId="4E80129C" w15:paraIdParent="4C6AC411" w15:done="0"/>
   <w15:commentEx w15:paraId="763D8A91" w15:done="0"/>
   <w15:commentEx w15:paraId="1F69DA66" w15:done="0"/>
   <w15:commentEx w15:paraId="4FC2E53E" w15:done="0"/>
@@ -1093,6 +1126,7 @@
   <w16cex:commentExtensible w16cex:durableId="0798161C" w16cex:dateUtc="2026-08-18T20:06:00Z"/>
   <w16cex:commentExtensible w16cex:durableId="266E2573" w16cex:dateUtc="2026-08-18T20:10:00Z"/>
   <w16cex:commentExtensible w16cex:durableId="2B4ADF92" w16cex:dateUtc="2026-08-18T20:12:00Z"/>
+  <w16cex:commentExtensible w16cex:durableId="0EE97655" w16cex:dateUtc="2026-08-25T18:29:00Z"/>
   <w16cex:commentExtensible w16cex:durableId="167F67C8" w16cex:dateUtc="2026-08-18T20:29:00Z"/>
   <w16cex:commentExtensible w16cex:durableId="120E2433" w16cex:dateUtc="2026-08-18T19:58:00Z"/>
   <w16cex:commentExtensible w16cex:durableId="30192086" w16cex:dateUtc="2026-08-18T19:59:00Z"/>
@@ -1108,6 +1142,7 @@
   <w16cid:commentId w16cid:paraId="5B8443B7" w16cid:durableId="0798161C"/>
   <w16cid:commentId w16cid:paraId="40FE5ADD" w16cid:durableId="266E2573"/>
   <w16cid:commentId w16cid:paraId="4C6AC411" w16cid:durableId="2B4ADF92"/>
+  <w16cid:commentId w16cid:paraId="4E80129C" w16cid:durableId="0EE97655"/>
   <w16cid:commentId w16cid:paraId="763D8A91" w16cid:durableId="167F67C8"/>
   <w16cid:commentId w16cid:paraId="1F69DA66" w16cid:durableId="120E2433"/>
   <w16cid:commentId w16cid:paraId="4FC2E53E" w16cid:durableId="30192086"/>
@@ -1728,6 +1763,7 @@
   <w:style w:type="character" w:default="1" w:styleId="DefaultParagraphFont">
     <w:name w:val="Default Paragraph Font"/>
     <w:uiPriority w:val="1"/>
+    <w:semiHidden/>
     <w:unhideWhenUsed/>
   </w:style>
   <w:style w:type="table" w:default="1" w:styleId="TableNormal">
@@ -2156,6 +2192,14 @@
       <w:color w:val="605E5C"/>
       <w:shd w:val="clear" w:color="auto" w:fill="E1DFDD"/>
     </w:rPr>
+  </w:style>
+  <w:style w:type="character" w:styleId="LineNumber">
+    <w:name w:val="line number"/>
+    <w:basedOn w:val="DefaultParagraphFont"/>
+    <w:uiPriority w:val="99"/>
+    <w:semiHidden/>
+    <w:unhideWhenUsed/>
+    <w:rsid w:val="00361B67"/>
   </w:style>
 </w:styles>
 </file>

--- a/Manuscript draft.docx
+++ b/Manuscript draft.docx
@@ -9,6 +9,24 @@
       <w:r>
         <w:t>Environmental and spatiotemporal influences on winter ichthyoplankton assemblages of the northern California Current</w:t>
       </w:r>
+      <w:ins w:id="0" w:author="Bobay, Luke Andrew" w:date="2026-08-27T10:44:00Z" w16du:dateUtc="2026-08-27T17:44:00Z">
+        <w:r>
+          <w:t xml:space="preserve"> </w:t>
+        </w:r>
+        <w:commentRangeStart w:id="1"/>
+        <w:r>
+          <w:t>ecosystem</w:t>
+        </w:r>
+      </w:ins>
+      <w:commentRangeEnd w:id="1"/>
+      <w:r>
+        <w:rPr>
+          <w:rStyle w:val="CommentReference"/>
+          <w:sz w:val="32"/>
+          <w:szCs w:val="32"/>
+        </w:rPr>
+        <w:commentReference w:id="1"/>
+      </w:r>
     </w:p>
     <w:p>
       <w:pPr>
@@ -53,21 +71,21 @@
         </w:rPr>
         <w:t>1</w:t>
       </w:r>
-      <w:commentRangeStart w:id="0"/>
+      <w:commentRangeStart w:id="2"/>
       <w:r>
         <w:rPr>
           <w:vertAlign w:val="superscript"/>
         </w:rPr>
         <w:t>^</w:t>
       </w:r>
-      <w:commentRangeEnd w:id="0"/>
+      <w:commentRangeEnd w:id="2"/>
       <w:r>
         <w:rPr>
           <w:rStyle w:val="CommentReference"/>
           <w:sz w:val="24"/>
           <w:szCs w:val="24"/>
         </w:rPr>
-        <w:commentReference w:id="0"/>
+        <w:commentReference w:id="2"/>
       </w:r>
       <w:r>
         <w:t xml:space="preserve">, </w:t>
@@ -187,498 +205,1102 @@
         <w:t xml:space="preserve">KEYWORDS: </w:t>
       </w:r>
       <w:r>
-        <w:t>Ichthyoplankton, (total 5-</w:t>
-      </w:r>
-      <w:r>
-        <w:t>-</w:t>
-      </w:r>
-      <w:r>
-        <w:t>8 keywords in order of importance)</w:t>
-      </w:r>
+        <w:t xml:space="preserve">Ichthyoplankton, </w:t>
+      </w:r>
+      <w:del w:id="3" w:author="Bobay, Luke Andrew" w:date="2026-08-27T11:15:00Z" w16du:dateUtc="2026-08-27T18:15:00Z">
+        <w:r>
+          <w:delText>(total 5-</w:delText>
+        </w:r>
+        <w:r>
+          <w:delText>-</w:delText>
+        </w:r>
+        <w:r>
+          <w:delText>8 keywords in order of importance)</w:delText>
+        </w:r>
+      </w:del>
+      <w:ins w:id="4" w:author="Bobay, Luke Andrew" w:date="2026-08-27T11:15:00Z" w16du:dateUtc="2026-08-27T18:15:00Z">
+        <w:r>
+          <w:t>fish larvae, assemblages, multivariate analyses, North Pacific Ocean, diel vertical migration</w:t>
+        </w:r>
+      </w:ins>
     </w:p>
     <w:p>
       <w:pPr>
         <w:pStyle w:val="AuthorList"/>
       </w:pPr>
-      <w:commentRangeStart w:id="1"/>
+      <w:commentRangeStart w:id="5"/>
+      <w:commentRangeStart w:id="6"/>
       <w:r>
         <w:t>ABSTRACT</w:t>
       </w:r>
-      <w:commentRangeEnd w:id="1"/>
+      <w:commentRangeEnd w:id="5"/>
       <w:r>
         <w:rPr>
           <w:rStyle w:val="CommentReference"/>
           <w:sz w:val="24"/>
           <w:szCs w:val="24"/>
         </w:rPr>
-        <w:commentReference w:id="1"/>
-      </w:r>
-    </w:p>
-    <w:p>
-      <w:r>
-        <w:t xml:space="preserve">Winter ichthyoplankton abundance in the northern California Current is a strong predictor of annual recruitment of important fisheries species such as salmon, as juvenile salmon diet at ocean entry is dominated by winter-spawned early juvenile fishes. Yet little is known about the influences of spatiotemporal and environmental factors on the composition of these ichthyoplankton assemblages. To characterize winter ichthyoplankton assemblages and identify the factors that influence their composition, we collected depth-discrete ichthyoplankton samples from across the northern California Current ecosystem (41–47°N) on four two-week research cruises during winter 2018–2023. Temperature, salinity, dissolved oxygen concentration (DO), and fluorescence were measured simultaneously with the ichthyoplankton. Ichthyoplankton were visually identified to the lowest possible taxonomic resolution, and dominant ichthyoplankton assemblages were identified using hierarchical clustering analysis and non-metric multidimensional scaling ordination. Distance-based redundancy analysis was used to estimate the effects of longitude, latitude, year, time of day, sampling depth, seafloor depth, temperature, salinity, DO, and fluorescence on assemblage composition. Finally, generalized linear regression was used to quantify diel differences in the vertical distributions of ichthyoplankton taxa. Dominant ichthyoplankton assemblages included those characterized primarily by </w:t>
-      </w:r>
-      <w:r>
-        <w:rPr>
-          <w:i/>
-          <w:iCs/>
-        </w:rPr>
-        <w:t>Sebastes</w:t>
-      </w:r>
-      <w:r>
-        <w:t xml:space="preserve"> spp., </w:t>
-      </w:r>
-      <w:r>
-        <w:rPr>
-          <w:i/>
-          <w:iCs/>
-        </w:rPr>
-        <w:t>Parophrys vetulus</w:t>
-      </w:r>
-      <w:r>
-        <w:t>, mesopelagics, and Osmeridae. Spatiotemporal and environmental conditions accounted for a significant amount of variation in ichthyoplankton assemblage composition. Vertical distributions of several taxa differed significantly between night and day. Understanding these spatiotemporal and environmental influences on winter ichthyoplankton assemblages will help explain variation and potentially predict the abundance of winter-spawning fishes and subsequent recruitment of fisheries species that prey on them.</w:t>
-      </w:r>
-      <w:r>
-        <w:br w:type="page"/>
-      </w:r>
-    </w:p>
-    <w:p>
-      <w:pPr>
-        <w:pStyle w:val="Heading1"/>
-      </w:pPr>
-      <w:r>
-        <w:lastRenderedPageBreak/>
-        <w:t>1</w:t>
-      </w:r>
-      <w:r>
-        <w:tab/>
-      </w:r>
-      <w:r>
-        <w:t>INTRODUCTION</w:t>
-      </w:r>
-    </w:p>
-    <w:p>
-      <w:r>
-        <w:t>The northern California Current (NCC) is a dynamic eastern boundary current system that supports an abundance of important fish populations whose early life stages are tightly coupled to seasonal oceanographic processes (Auth, 2011). For many of these species</w:t>
-      </w:r>
-      <w:r>
-        <w:t>, peak spawning occurs in the winter during which offshore transport is minimal (Brodeur et al., 2008; Doyle, 1992). However, this season is relatively neglected in ichthyoplankton research in favor of spring and summer when sea conditions are more ideal</w:t>
-      </w:r>
-      <w:commentRangeStart w:id="2"/>
-      <w:r>
-        <w:t xml:space="preserve">. </w:t>
-      </w:r>
-      <w:commentRangeEnd w:id="2"/>
+        <w:commentReference w:id="5"/>
+      </w:r>
+      <w:commentRangeEnd w:id="6"/>
       <w:r>
         <w:rPr>
           <w:rStyle w:val="CommentReference"/>
           <w:sz w:val="24"/>
           <w:szCs w:val="24"/>
         </w:rPr>
-        <w:commentReference w:id="2"/>
-      </w:r>
-      <w:r>
-        <w:t xml:space="preserve">Being the population that goes on to comprise adult fish stocks, it is vital to understand the dynamics of the larval fish community (LFC) in all seasons and the factors contributing to its composition and abundance. Such knowledge is key for predicting future recruitment and monitoring stocks in a changing environment (Auth, 2011). </w:t>
-      </w:r>
-    </w:p>
-    <w:p>
-      <w:r>
-        <w:t xml:space="preserve">Of particular interest are the highly valuable fisheries on which coastal communities rely for economic, recreational, and cultural purposes, such as salmon. During the vulnerable ocean-entering stage, salmon smolt survival is influenced heavily by prey availability. Significant relationships have been found between winter ichthyoplankton and the juvenile salmon survival with larval biomass explaining between 34% and 85% of the variability in subsequent marine survival and adult returns (Daly et al., 2013). The nearshore region specifically provides optimal habitat for early developmental stages, offering protection from predators and ideal physiochemical conditions, in addition to a rich prey field (Pattrick et al., 2021). Knowing the dominant taxa of nearshore larval fish assemblages and their abundance can give an estimate of available prey for smolt as they enter the ocean. Thus, winter ichthyoplankton data could act as a useful metric in timing hatchery salmon release to optimize feeding conditions upon ocean </w:t>
-      </w:r>
-      <w:commentRangeStart w:id="3"/>
-      <w:r>
-        <w:t xml:space="preserve">entry </w:t>
-      </w:r>
-      <w:commentRangeEnd w:id="3"/>
+        <w:commentReference w:id="6"/>
+      </w:r>
+    </w:p>
+    <w:p>
+      <w:r>
+        <w:t xml:space="preserve">Winter ichthyoplankton abundance in the northern California Current is a strong predictor of annual recruitment of important fisheries species such as salmon, as juvenile salmon diet at ocean entry is dominated by winter-spawned early juvenile fishes. Yet little is known about the influences of spatiotemporal and environmental factors on the composition of these ichthyoplankton assemblages. To characterize winter ichthyoplankton assemblages and identify the factors that influence their composition, we collected depth-discrete ichthyoplankton samples from across the northern California Current ecosystem (41–47°N) on four two-week research cruises during winter 2018–2023. Temperature, salinity, dissolved oxygen concentration (DO), and fluorescence were measured simultaneously with the ichthyoplankton. Ichthyoplankton were visually identified to the lowest possible taxonomic resolution, and dominant ichthyoplankton assemblages were identified using hierarchical clustering analysis and non-metric multidimensional scaling ordination. Distance-based redundancy analysis was used to estimate the effects of longitude, latitude, year, time of day, sampling depth, seafloor depth, temperature, salinity, DO, and fluorescence on assemblage composition. Finally, generalized linear regression was used to quantify diel differences in the vertical distributions of ichthyoplankton taxa. Dominant ichthyoplankton assemblages included those characterized primarily by </w:t>
+      </w:r>
+      <w:r>
+        <w:rPr>
+          <w:i/>
+          <w:iCs/>
+        </w:rPr>
+        <w:t>Sebastes</w:t>
+      </w:r>
+      <w:r>
+        <w:t xml:space="preserve"> spp., </w:t>
+      </w:r>
+      <w:r>
+        <w:rPr>
+          <w:i/>
+          <w:iCs/>
+        </w:rPr>
+        <w:t>Parophrys vetulus</w:t>
+      </w:r>
+      <w:r>
+        <w:t>, mesopelagics, and Osmeridae. Spatiotemporal and environmental conditions accounted for a significant amount of variation in ichthyoplankton assemblage composition. Vertical distributions of several taxa differed significantly between night and day. Understanding these spatiotemporal and environmental influences on winter ichthyoplankton assemblages will help explain variation and potentially predict the abundance of winter-spawning fishes and subsequent recruitment of fisheries species that prey on them.</w:t>
+      </w:r>
+      <w:r>
+        <w:br w:type="page"/>
+      </w:r>
+    </w:p>
+    <w:p>
+      <w:pPr>
+        <w:pStyle w:val="Heading1"/>
+      </w:pPr>
+      <w:r>
+        <w:lastRenderedPageBreak/>
+        <w:t>1</w:t>
+      </w:r>
+      <w:r>
+        <w:tab/>
+      </w:r>
+      <w:r>
+        <w:t>INTRODUCTION</w:t>
+      </w:r>
+    </w:p>
+    <w:p>
+      <w:r>
+        <w:t>The northern California Current</w:t>
+      </w:r>
+      <w:ins w:id="7" w:author="Bobay, Luke Andrew" w:date="2026-08-27T11:25:00Z" w16du:dateUtc="2026-08-27T18:25:00Z">
+        <w:r>
+          <w:t xml:space="preserve"> ecosystem</w:t>
+        </w:r>
+      </w:ins>
+      <w:r>
+        <w:t xml:space="preserve"> (NCC) is a dynamic eastern boundary current system that supports </w:t>
+      </w:r>
+      <w:del w:id="8" w:author="Bobay, Luke Andrew" w:date="2026-08-28T10:03:00Z" w16du:dateUtc="2026-08-28T17:03:00Z">
+        <w:r>
+          <w:delText>an abundance of</w:delText>
+        </w:r>
+      </w:del>
+      <w:ins w:id="9" w:author="Bobay, Luke Andrew" w:date="2026-08-28T10:03:00Z" w16du:dateUtc="2026-08-28T17:03:00Z">
+        <w:r>
+          <w:t>numerous ecologically and commercially</w:t>
+        </w:r>
+      </w:ins>
+      <w:r>
+        <w:t xml:space="preserve"> important fish populations whose early life stages are tightly coupled to seasonal oceanographic processes</w:t>
+      </w:r>
+      <w:del w:id="10" w:author="Bobay, Luke Andrew" w:date="2026-08-28T07:41:00Z" w16du:dateUtc="2026-08-28T14:41:00Z">
+        <w:r>
+          <w:delText xml:space="preserve"> </w:delText>
+        </w:r>
+      </w:del>
+      <w:ins w:id="11" w:author="Bobay, Luke Andrew" w:date="2026-08-28T07:43:00Z" w16du:dateUtc="2026-08-28T14:43:00Z">
+        <w:r>
+          <w:t xml:space="preserve"> </w:t>
+        </w:r>
+      </w:ins>
+      <w:commentRangeStart w:id="12"/>
+      <w:r>
+        <w:fldChar w:fldCharType="begin"/>
+      </w:r>
+      <w:r>
+        <w:instrText xml:space="preserve"> ADDIN ZOTERO_ITEM CSL_CITATION {"citationID":"ZqJfcxws","properties":{"unsorted":false,"formattedCitation":"(Auth and Brodeur, 2013)","plainCitation":"(Auth and Brodeur, 2013)","noteIndex":0},"citationItems":[{"id":12,"uris":["http://zotero.org/groups/6650714/items/WBBNGSSI"],"itemData":{"id":12,"type":"article-journal","abstract":"We review the scientific literature based on ichthyoplankton research conducted in the northern California Current (NCC) north of Cape Mendocino, California to northern Washington. A total of 69 papers have been written on ichthyoplankton research in the NCC region from 1940 to 2012, with several more currently in the process of publication.Although there were some extended California Cooperative Fisheries Investigation (CalCOFI) cruises in the 1950s conducted as far north as northern California, the first dedicated larval fish survey in this region was made by Ken Waldron of the Bureau of Commercial Fisheries in 1967. Extensive cruises were conducted starting in 1969 and continuing through the 1970s by William Pearcy at Oregon State University (OSU) and the ichthyoplankton were analyzed by Sally Richardson and her colleagues. Much new information on larval taxonomy, spatial and temporal distributions, and relationships to environmental conditions was generated as part of these studies. Nearshore studies continued in the early 1980s by OSU focusing on the recruitment and connections of mainly flatfish species to the local estuaries. At the same time, there were a series of eight joint U.S.-Soviet large-scale cruises covering the entire region organized by Art Kendall of NMFS, with the data analyzed primarily by Miriam Doyle. After a hiatus in the early to mid-1990s, sampling began anew by NMFS and OSU focusing initially off the central Oregon coast, but by the mid-2000s was expanded over a broader area of the NCC over multiple years and seasons to provide information to managers on the outlook for future recruitment. We discuss current gaps in our knowledge, and give examples of applications of ichthyoplankton data to fisheries management and to improving our understanding of ecosystem processes and their relationships to environmental variability.","container-title":"California Cooperative Oceanic Fisheries Investigations Reports","language":"en","title":"An overview of ichthyoplankton research in the northern California Current region: contributions to ecosystem assessments and management","volume":"54","author":[{"family":"Auth","given":"Toby D."},{"family":"Brodeur","given":"Richard D."}],"issued":{"date-parts":[["2013"]]}}}],"schema":"https://github.com/citation-style-language/schema/raw/master/csl-citation.json"} </w:instrText>
+      </w:r>
+      <w:r>
+        <w:fldChar w:fldCharType="separate"/>
+      </w:r>
+      <w:r>
+        <w:t>(Auth and Brodeur, 2013)</w:t>
+      </w:r>
+      <w:r>
+        <w:fldChar w:fldCharType="end"/>
+      </w:r>
+      <w:del w:id="13" w:author="Bobay, Luke Andrew" w:date="2026-08-28T07:41:00Z" w16du:dateUtc="2026-08-28T14:41:00Z">
+        <w:r>
+          <w:delText>(Auth, 2011)</w:delText>
+        </w:r>
+      </w:del>
+      <w:commentRangeEnd w:id="12"/>
       <w:r>
         <w:rPr>
           <w:rStyle w:val="CommentReference"/>
           <w:sz w:val="24"/>
           <w:szCs w:val="24"/>
         </w:rPr>
-        <w:commentReference w:id="3"/>
-      </w:r>
-      <w:r>
-        <w:t>(Daly et al., 2013). However, given the dynamic nature of the coastal environment in which pre-settlement larvae and smolt disperse, understanding the influence of environmental and spatiotemporal variables on larval distribution remains challenging (Pattrick et al., 2021).</w:t>
-      </w:r>
-    </w:p>
-    <w:p>
-      <w:r>
-        <w:t xml:space="preserve">While variation in larval assemblages is known to be associated with oceanographic variability, local factors may also influence their composition. Broad oceanographic indicators such as </w:t>
-      </w:r>
-      <w:commentRangeStart w:id="4"/>
-      <w:commentRangeStart w:id="5"/>
-      <w:r>
-        <w:t xml:space="preserve">water mass stability, current direction, and local topography </w:t>
-      </w:r>
-      <w:commentRangeEnd w:id="4"/>
+        <w:commentReference w:id="12"/>
+      </w:r>
+      <w:r>
+        <w:t>. For many of these species</w:t>
+      </w:r>
+      <w:r>
+        <w:t xml:space="preserve">, peak spawning occurs in </w:t>
+      </w:r>
+      <w:del w:id="14" w:author="Bobay, Luke Andrew" w:date="2026-08-28T07:57:00Z" w16du:dateUtc="2026-08-28T14:57:00Z">
+        <w:r>
+          <w:delText xml:space="preserve">the </w:delText>
+        </w:r>
+      </w:del>
+      <w:r>
+        <w:t>winter during which offshore transport is minimal</w:t>
+      </w:r>
+      <w:del w:id="15" w:author="Bobay, Luke Andrew" w:date="2026-08-28T07:41:00Z" w16du:dateUtc="2026-08-28T14:41:00Z">
+        <w:r>
+          <w:delText xml:space="preserve"> </w:delText>
+        </w:r>
+      </w:del>
+      <w:ins w:id="16" w:author="Bobay, Luke Andrew" w:date="2026-08-28T07:43:00Z" w16du:dateUtc="2026-08-28T14:43:00Z">
+        <w:r>
+          <w:t xml:space="preserve"> </w:t>
+        </w:r>
+      </w:ins>
+      <w:r>
+        <w:fldChar w:fldCharType="begin"/>
+      </w:r>
+      <w:r>
+        <w:instrText xml:space="preserve"> ADDIN ZOTERO_ITEM CSL_CITATION {"citationID":"XjNhCf2Z","properties":{"unsorted":false,"formattedCitation":"(Doyle, 1992; Brodeur et al., 2008)","plainCitation":"(Doyle, 1992; Brodeur et al., 2008)","noteIndex":0},"citationItems":[{"id":9,"uris":["http://zotero.org/groups/6650714/items/YJUISQ2C"],"itemData":{"id":9,"type":"webpage","abstract":"This study discusses the early life history of fish in coastal waters of the northeast Pacific Ocean. It is based on plankton and hydrographic data collected off Washingrton, Oregon, and northern California during the 1980s. Ten research cruises were conducted during this period with cooperative ventures by the U.S. Northwest and Alaska Fisheries Center (NWAFC), now the AIaska Fisheries Science Center, in Seattle, and the Soviet Pacific Research Institute (TINRO) in Vladivostok. The objectives of this study were (1) to docunent patterns in occurrence, distribution and abundance of ichthyoplankton species in the neuston and water column of the sanpling area, (2) to identify and describe the occurrence and distribution of nultispecies assemblages of ichthyoplankton in this region, and (3) to relate spatial and temporal patterns in the ichthyoplankton to the oceanogrraphy of the sampling area. These were the first large-scale ichthyoplankton surveys to be conducted in this region.","language":"en","title":"Patterns in distribution and abundance of ichthyoplankton off Washington, Oregon, and Northern California (1980 to 1987)","URL":"https://repository.library.noaa.gov","author":[{"family":"Doyle","given":"Miriam J."}],"accessed":{"date-parts":[["2026",8,27]]},"issued":{"date-parts":[["1992"]]}}},{"id":3,"uris":["http://zotero.org/groups/6650714/items/DCPNUMPL"],"itemData":{"id":3,"type":"article-journal","abstract":"We examined ichthyoplankton sampled from 2 stations, 9 and 18 km offshore of Newport, Oregon, USA, over a decade of cruises every 2 wk from 1996 to 2005. The 10 most dominant taxa comprised...","container-title":"Marine Ecology Progress Series","DOI":"10.3354/meps07539","ISSN":"1616-1599, 0171-8630","language":"en-US","page":"187-202","source":"www.int-res.com","title":"Abundance and diversity of coastal fish larvae as indicators of recent changes in ocean and climate conditions in the Oregon upwelling zone","volume":"366","author":[{"family":"Brodeur","given":"Richard D."},{"family":"Peterson","given":"William T."},{"family":"Auth","given":"Toby D."},{"family":"Soulen","given":"Heather L."},{"family":"Parnel","given":"Maria M."},{"family":"Emerson","given":"Ashley A."}],"issued":{"date-parts":[["2008",8,29]]}}}],"schema":"https://github.com/citation-style-language/schema/raw/master/csl-citation.json"} </w:instrText>
+      </w:r>
+      <w:r>
+        <w:fldChar w:fldCharType="separate"/>
+      </w:r>
+      <w:r>
+        <w:t>(Doyle, 1992; Brodeur et al., 2008)</w:t>
+      </w:r>
+      <w:r>
+        <w:fldChar w:fldCharType="end"/>
+      </w:r>
+      <w:del w:id="17" w:author="Bobay, Luke Andrew" w:date="2026-08-28T07:41:00Z" w16du:dateUtc="2026-08-28T14:41:00Z">
+        <w:r>
+          <w:delText>(Brodeur et al., 2008; Doyle, 1992)</w:delText>
+        </w:r>
+      </w:del>
+      <w:r>
+        <w:t>.</w:t>
+      </w:r>
+      <w:ins w:id="18" w:author="Bobay, Luke Andrew" w:date="2026-08-28T08:04:00Z" w16du:dateUtc="2026-08-28T15:04:00Z">
+        <w:r>
+          <w:t xml:space="preserve"> </w:t>
+        </w:r>
+      </w:ins>
+      <w:ins w:id="19" w:author="Bobay, Luke Andrew" w:date="2026-08-28T08:10:00Z" w16du:dateUtc="2026-08-28T15:10:00Z">
+        <w:r>
+          <w:t>In addition to replenishing adult populat</w:t>
+        </w:r>
+      </w:ins>
+      <w:ins w:id="20" w:author="Bobay, Luke Andrew" w:date="2026-08-28T08:11:00Z" w16du:dateUtc="2026-08-28T15:11:00Z">
+        <w:r>
+          <w:t>ions</w:t>
+        </w:r>
+      </w:ins>
+      <w:ins w:id="21" w:author="Bobay, Luke Andrew" w:date="2026-08-28T08:04:00Z" w16du:dateUtc="2026-08-28T15:04:00Z">
+        <w:r>
+          <w:t>,</w:t>
+        </w:r>
+      </w:ins>
+      <w:ins w:id="22" w:author="Bobay, Luke Andrew" w:date="2026-08-28T08:11:00Z" w16du:dateUtc="2026-08-28T15:11:00Z">
+        <w:r>
+          <w:t xml:space="preserve"> </w:t>
+        </w:r>
+      </w:ins>
+      <w:ins w:id="23" w:author="Bobay, Luke Andrew" w:date="2026-08-28T08:13:00Z" w16du:dateUtc="2026-08-28T15:13:00Z">
+        <w:r>
+          <w:t>winter</w:t>
+        </w:r>
+      </w:ins>
+      <w:ins w:id="24" w:author="Bobay, Luke Andrew" w:date="2026-08-28T08:19:00Z" w16du:dateUtc="2026-08-28T15:19:00Z">
+        <w:r>
+          <w:t xml:space="preserve"> ichthyoplankton are</w:t>
+        </w:r>
+      </w:ins>
+      <w:ins w:id="25" w:author="Bobay, Luke Andrew" w:date="2026-08-28T08:14:00Z" w16du:dateUtc="2026-08-28T15:14:00Z">
+        <w:r>
+          <w:t xml:space="preserve"> particularly important prey for other taxa. </w:t>
+        </w:r>
+      </w:ins>
+      <w:ins w:id="26" w:author="Bobay, Luke Andrew" w:date="2026-08-28T08:20:00Z" w16du:dateUtc="2026-08-28T15:20:00Z">
+        <w:r>
+          <w:t>The winter-spawned young of certain coastal fishes are</w:t>
+        </w:r>
+      </w:ins>
+      <w:ins w:id="27" w:author="Bobay, Luke Andrew" w:date="2026-08-28T08:21:00Z" w16du:dateUtc="2026-08-28T15:21:00Z">
+        <w:r>
+          <w:t xml:space="preserve"> important prey of juvenile salmon upon ocean entry, a</w:t>
+        </w:r>
+      </w:ins>
+      <w:ins w:id="28" w:author="Bobay, Luke Andrew" w:date="2026-08-28T08:22:00Z" w16du:dateUtc="2026-08-28T15:22:00Z">
+        <w:r>
+          <w:t xml:space="preserve">nd </w:t>
+        </w:r>
+      </w:ins>
+      <w:ins w:id="29" w:author="Bobay, Luke Andrew" w:date="2026-08-28T08:23:00Z" w16du:dateUtc="2026-08-28T15:23:00Z">
+        <w:r>
+          <w:t>winter ichthyoplankton biomass is positivel</w:t>
+        </w:r>
+      </w:ins>
+      <w:ins w:id="30" w:author="Bobay, Luke Andrew" w:date="2026-08-28T08:24:00Z" w16du:dateUtc="2026-08-28T15:24:00Z">
+        <w:r>
+          <w:t xml:space="preserve">y related to salmon marine survival </w:t>
+        </w:r>
+      </w:ins>
+      <w:r>
+        <w:fldChar w:fldCharType="begin"/>
+      </w:r>
+      <w:r>
+        <w:instrText xml:space="preserve"> ADDIN ZOTERO_ITEM CSL_CITATION {"citationID":"8nOHkl5P","properties":{"unsorted":false,"formattedCitation":"(Daly et al., 2013)","plainCitation":"(Daly et al., 2013)","noteIndex":0},"citationItems":[{"id":13,"uris":["http://zotero.org/groups/6650714/items/BPHGHY7F"],"itemData":{"id":13,"type":"article-journal","abstract":"Diets of juvenile coho Oncorhynchus kisutch and Chinook O. tshawytscha salmon are made up primarily of winter-spawning fish taxa in the late-larval and early juvenile stages that...","container-title":"Marine Ecology Progress Series","DOI":"10.3354/meps10320","ISSN":"1616-1599, 0171-8630","language":"en-US","page":"203-217","source":"www.int-res.com","title":"Winter ichthyoplankton biomass as a predictor of early summer prey fields and survival of juvenile salmon in the northern California Current","volume":"484","author":[{"family":"Daly","given":"Elizabeth A."},{"family":"Auth","given":"Toby D."},{"family":"Brodeur","given":"Richard D."},{"family":"Peterson","given":"William T."}],"issued":{"date-parts":[["2013",6,12]]}}}],"schema":"https://github.com/citation-style-language/schema/raw/master/csl-citation.json"} </w:instrText>
+      </w:r>
+      <w:r>
+        <w:fldChar w:fldCharType="separate"/>
+      </w:r>
+      <w:r>
+        <w:t>(Daly et al., 2013)</w:t>
+      </w:r>
+      <w:r>
+        <w:fldChar w:fldCharType="end"/>
+      </w:r>
+      <w:ins w:id="31" w:author="Bobay, Luke Andrew" w:date="2026-08-28T08:24:00Z" w16du:dateUtc="2026-08-28T15:24:00Z">
+        <w:r>
+          <w:t>.</w:t>
+        </w:r>
+      </w:ins>
+      <w:r>
+        <w:t xml:space="preserve"> </w:t>
+      </w:r>
+      <w:ins w:id="32" w:author="Bobay, Luke Andrew" w:date="2026-08-28T08:29:00Z" w16du:dateUtc="2026-08-28T15:29:00Z">
+        <w:r>
+          <w:t xml:space="preserve">Therefore, </w:t>
+        </w:r>
+      </w:ins>
+      <w:ins w:id="33" w:author="Bobay, Luke Andrew" w:date="2026-08-28T08:30:00Z" w16du:dateUtc="2026-08-28T15:30:00Z">
+        <w:r>
+          <w:t xml:space="preserve">understanding the </w:t>
+        </w:r>
+        <w:r>
+          <w:t xml:space="preserve">factors contributing to </w:t>
+        </w:r>
+      </w:ins>
+      <w:ins w:id="34" w:author="Bobay, Luke Andrew" w:date="2026-08-28T08:31:00Z" w16du:dateUtc="2026-08-28T15:31:00Z">
+        <w:r>
+          <w:t xml:space="preserve">the composition and abundance of winter ichthyoplankton assemblages </w:t>
+        </w:r>
+      </w:ins>
+      <w:ins w:id="35" w:author="Bobay, Luke Andrew" w:date="2026-08-28T08:33:00Z" w16du:dateUtc="2026-08-28T15:33:00Z">
+        <w:r>
+          <w:t xml:space="preserve">is crucial for </w:t>
+        </w:r>
+      </w:ins>
+      <w:ins w:id="36" w:author="Bobay, Luke Andrew" w:date="2026-08-28T08:35:00Z" w16du:dateUtc="2026-08-28T15:35:00Z">
+        <w:r>
+          <w:t>understanding</w:t>
+        </w:r>
+      </w:ins>
+      <w:ins w:id="37" w:author="Bobay, Luke Andrew" w:date="2026-08-28T08:33:00Z" w16du:dateUtc="2026-08-28T15:33:00Z">
+        <w:r>
+          <w:t xml:space="preserve"> </w:t>
+        </w:r>
+      </w:ins>
+      <w:ins w:id="38" w:author="Bobay, Luke Andrew" w:date="2026-08-28T08:34:00Z" w16du:dateUtc="2026-08-28T15:34:00Z">
+        <w:r>
+          <w:t>fish recruitment and</w:t>
+        </w:r>
+      </w:ins>
+      <w:ins w:id="39" w:author="Bobay, Luke Andrew" w:date="2026-08-28T08:36:00Z" w16du:dateUtc="2026-08-28T15:36:00Z">
+        <w:r>
+          <w:t xml:space="preserve"> food-web structuring in the NCC.</w:t>
+        </w:r>
+      </w:ins>
+      <w:ins w:id="40" w:author="Bobay, Luke Andrew" w:date="2026-08-28T08:34:00Z" w16du:dateUtc="2026-08-28T15:34:00Z">
+        <w:r>
+          <w:t xml:space="preserve"> </w:t>
+        </w:r>
+      </w:ins>
+      <w:r>
+        <w:t xml:space="preserve">However, </w:t>
+      </w:r>
+      <w:del w:id="41" w:author="Bobay, Luke Andrew" w:date="2026-08-28T07:54:00Z" w16du:dateUtc="2026-08-28T14:54:00Z">
+        <w:r>
+          <w:delText xml:space="preserve">this season is relatively </w:delText>
+        </w:r>
+      </w:del>
+      <w:del w:id="42" w:author="Bobay, Luke Andrew" w:date="2026-08-28T07:46:00Z" w16du:dateUtc="2026-08-28T14:46:00Z">
+        <w:r>
+          <w:delText xml:space="preserve">neglected </w:delText>
+        </w:r>
+      </w:del>
+      <w:del w:id="43" w:author="Bobay, Luke Andrew" w:date="2026-08-28T07:54:00Z" w16du:dateUtc="2026-08-28T14:54:00Z">
+        <w:r>
+          <w:delText xml:space="preserve">in </w:delText>
+        </w:r>
+      </w:del>
+      <w:r>
+        <w:t>ichthyoplankton research</w:t>
+      </w:r>
+      <w:ins w:id="44" w:author="Bobay, Luke Andrew" w:date="2026-08-28T07:55:00Z" w16du:dateUtc="2026-08-28T14:55:00Z">
+        <w:r>
+          <w:t xml:space="preserve"> in winter is relatively scarce</w:t>
+        </w:r>
+      </w:ins>
+      <w:r>
+        <w:t xml:space="preserve"> </w:t>
+      </w:r>
+      <w:del w:id="45" w:author="Bobay, Luke Andrew" w:date="2026-08-28T07:55:00Z" w16du:dateUtc="2026-08-28T14:55:00Z">
+        <w:r>
+          <w:delText>in favor of</w:delText>
+        </w:r>
+      </w:del>
+      <w:ins w:id="46" w:author="Bobay, Luke Andrew" w:date="2026-08-28T07:55:00Z" w16du:dateUtc="2026-08-28T14:55:00Z">
+        <w:r>
+          <w:t>compared to in</w:t>
+        </w:r>
+      </w:ins>
+      <w:r>
+        <w:t xml:space="preserve"> spring and summer when sea conditions are more </w:t>
+      </w:r>
+      <w:ins w:id="47" w:author="Bobay, Luke Andrew" w:date="2026-08-28T07:45:00Z" w16du:dateUtc="2026-08-28T14:45:00Z">
+        <w:r>
+          <w:t>favorable for ship-based sampling</w:t>
+        </w:r>
+      </w:ins>
+      <w:del w:id="48" w:author="Bobay, Luke Andrew" w:date="2026-08-28T07:45:00Z" w16du:dateUtc="2026-08-28T14:45:00Z">
+        <w:r>
+          <w:delText>ideal</w:delText>
+        </w:r>
+      </w:del>
+      <w:ins w:id="49" w:author="Bobay, Luke Andrew" w:date="2026-08-28T07:43:00Z" w16du:dateUtc="2026-08-28T14:43:00Z">
+        <w:r>
+          <w:t xml:space="preserve"> </w:t>
+        </w:r>
+      </w:ins>
+      <w:r>
+        <w:fldChar w:fldCharType="begin"/>
+      </w:r>
+      <w:r>
+        <w:instrText xml:space="preserve"> ADDIN ZOTERO_ITEM CSL_CITATION {"citationID":"h10cVuO7","properties":{"unsorted":false,"formattedCitation":"(Auth and Brodeur, 2013)","plainCitation":"(Auth and Brodeur, 2013)","noteIndex":0},"citationItems":[{"id":12,"uris":["http://zotero.org/groups/6650714/items/WBBNGSSI"],"itemData":{"id":12,"type":"article-journal","abstract":"We review the scientific literature based on ichthyoplankton research conducted in the northern California Current (NCC) north of Cape Mendocino, California to northern Washington. A total of 69 papers have been written on ichthyoplankton research in the NCC region from 1940 to 2012, with several more currently in the process of publication.Although there were some extended California Cooperative Fisheries Investigation (CalCOFI) cruises in the 1950s conducted as far north as northern California, the first dedicated larval fish survey in this region was made by Ken Waldron of the Bureau of Commercial Fisheries in 1967. Extensive cruises were conducted starting in 1969 and continuing through the 1970s by William Pearcy at Oregon State University (OSU) and the ichthyoplankton were analyzed by Sally Richardson and her colleagues. Much new information on larval taxonomy, spatial and temporal distributions, and relationships to environmental conditions was generated as part of these studies. Nearshore studies continued in the early 1980s by OSU focusing on the recruitment and connections of mainly flatfish species to the local estuaries. At the same time, there were a series of eight joint U.S.-Soviet large-scale cruises covering the entire region organized by Art Kendall of NMFS, with the data analyzed primarily by Miriam Doyle. After a hiatus in the early to mid-1990s, sampling began anew by NMFS and OSU focusing initially off the central Oregon coast, but by the mid-2000s was expanded over a broader area of the NCC over multiple years and seasons to provide information to managers on the outlook for future recruitment. We discuss current gaps in our knowledge, and give examples of applications of ichthyoplankton data to fisheries management and to improving our understanding of ecosystem processes and their relationships to environmental variability.","container-title":"California Cooperative Oceanic Fisheries Investigations Reports","language":"en","title":"An overview of ichthyoplankton research in the northern California Current region: contributions to ecosystem assessments and management","volume":"54","author":[{"family":"Auth","given":"Toby D."},{"family":"Brodeur","given":"Richard D."}],"issued":{"date-parts":[["2013"]]}}}],"schema":"https://github.com/citation-style-language/schema/raw/master/csl-citation.json"} </w:instrText>
+      </w:r>
+      <w:r>
+        <w:fldChar w:fldCharType="separate"/>
+      </w:r>
+      <w:r>
+        <w:t>(Auth and Brodeur, 2013)</w:t>
+      </w:r>
+      <w:r>
+        <w:fldChar w:fldCharType="end"/>
+      </w:r>
+      <w:commentRangeStart w:id="50"/>
+      <w:r>
+        <w:t xml:space="preserve">. </w:t>
+      </w:r>
+      <w:commentRangeEnd w:id="50"/>
       <w:r>
         <w:rPr>
           <w:rStyle w:val="CommentReference"/>
           <w:sz w:val="24"/>
           <w:szCs w:val="24"/>
         </w:rPr>
-        <w:commentReference w:id="4"/>
-      </w:r>
-      <w:commentRangeEnd w:id="5"/>
+        <w:commentReference w:id="50"/>
+      </w:r>
+      <w:commentRangeStart w:id="51"/>
+      <w:del w:id="52" w:author="Bobay, Luke Andrew" w:date="2026-08-28T08:37:00Z" w16du:dateUtc="2026-08-28T15:37:00Z">
+        <w:r>
+          <w:delText xml:space="preserve">Being the population that goes on to comprise adult fish stocks, </w:delText>
+        </w:r>
+      </w:del>
+      <w:del w:id="53" w:author="Bobay, Luke Andrew" w:date="2026-08-28T08:30:00Z" w16du:dateUtc="2026-08-28T15:30:00Z">
+        <w:r>
+          <w:delText xml:space="preserve">it is vital to understand the dynamics of the larval fish community (LFC) in all seasons and the factors contributing to its composition and abundance. </w:delText>
+        </w:r>
+      </w:del>
+      <w:del w:id="54" w:author="Bobay, Luke Andrew" w:date="2026-08-28T08:37:00Z" w16du:dateUtc="2026-08-28T15:37:00Z">
+        <w:r>
+          <w:delText>Such knowledge is key for predicting future recruitment and monitoring stocks in a changing environment (Auth, 2011).</w:delText>
+        </w:r>
+      </w:del>
+      <w:commentRangeEnd w:id="51"/>
       <w:r>
         <w:rPr>
           <w:rStyle w:val="CommentReference"/>
           <w:sz w:val="24"/>
           <w:szCs w:val="24"/>
         </w:rPr>
-        <w:commentReference w:id="5"/>
-      </w:r>
-      <w:r>
-        <w:t>have all been found to influence the composition, abundance, and distribution of larval fish (Doyle et al., 2002; Roussel et al., 2010). In the dynamic upwelling system of the NCC, the coastal upwelling transport index (CUTI) predicted taxa co-</w:t>
-      </w:r>
-      <w:r>
-        <w:t>occurrence</w:t>
-      </w:r>
-      <w:r>
-        <w:t xml:space="preserve"> of larvae with varying strength according to the seasonal upwelling or downwelling regime of the region (Schmid et al., 2023). Variability on finer spatial and temporal scales is also relevant to the LFC in coastal marine environments (Gallego-Zerrato et al., 2024). Early-li</w:t>
-      </w:r>
-      <w:r>
-        <w:t>f</w:t>
-      </w:r>
-      <w:r>
-        <w:t xml:space="preserve">e distribution, growth, and survival of fish larvae is strongly influenced by temperature, salinity, and dissolved oxygen concentration (DO) (Auth, 2011). In fact, larval fish are particularly vulnerable to depressed DO, compared to adult conspecifics, with hypoxia exposure during early-life having long-term effects on growth and survival (Johnson-Colegrove et al., 2015). Such factors vary in space, alongside ichthyoplankton assemblages generally reflecting the habitat preference of adults (Doyle et al., 2002). The result is distinct horizontal community structuring with coastal upwelling, offshore oligotrophic, and shelf-slope transitional zones (Gleiber, 2020; Richardson et al., 1980). Larvae also aggregate vertically, allowing them to reach or maintain a position within water masses of ideal environmental, growth, and feeding conditions and transport potential (Huebert et al., 2010; Primo et al. 2012). These vertical assemblages can differ further on fine, diel time scales. There is evidence for diel vertical migration (DVM) in the </w:t>
-      </w:r>
-      <w:r>
-        <w:t>larval stage</w:t>
-      </w:r>
-      <w:r>
-        <w:t xml:space="preserve"> of many taxa, potentially providing an adaptive advantage in predator avoidance; light and temperature optimization; and prey abundance (Haldorson et al., </w:t>
-      </w:r>
-      <w:r>
-        <w:lastRenderedPageBreak/>
-        <w:t>1993; Primo et al., 2012). Diel effects such as migration and visual net avoidance are not accounted for, however, in common sampling schemes that are depth-integrated and do not tow at multiple times of day</w:t>
-      </w:r>
-      <w:r>
-        <w:t>.</w:t>
-      </w:r>
-      <w:r>
-        <w:t xml:space="preserve"> </w:t>
-      </w:r>
-      <w:commentRangeStart w:id="6"/>
-      <w:r>
-        <w:t xml:space="preserve">What remains is a gap in the knowledge of </w:t>
-      </w:r>
-      <w:r>
-        <w:t xml:space="preserve">winter </w:t>
-      </w:r>
-      <w:r>
-        <w:t xml:space="preserve">ichthyoplankton </w:t>
-      </w:r>
-      <w:r>
-        <w:t>assemblage</w:t>
-      </w:r>
-      <w:r>
-        <w:t xml:space="preserve">s, </w:t>
-      </w:r>
-      <w:r>
-        <w:t xml:space="preserve">broadly, as well as </w:t>
-      </w:r>
-      <w:r>
-        <w:t>the specific</w:t>
-      </w:r>
-      <w:r>
-        <w:t xml:space="preserve"> relationships between aggregations </w:t>
-      </w:r>
-      <w:r>
-        <w:t>and</w:t>
-      </w:r>
-      <w:r>
-        <w:t xml:space="preserve"> </w:t>
-      </w:r>
-      <w:r>
-        <w:t xml:space="preserve">the </w:t>
-      </w:r>
-      <w:r>
-        <w:t>environmental and spatiotemporal variables</w:t>
-      </w:r>
-      <w:r>
-        <w:t xml:space="preserve"> that </w:t>
-      </w:r>
-      <w:r>
-        <w:t>affect</w:t>
-      </w:r>
-      <w:r>
-        <w:t xml:space="preserve"> their composition and position in space</w:t>
-      </w:r>
-      <w:r>
-        <w:t>.</w:t>
-      </w:r>
-      <w:commentRangeEnd w:id="6"/>
+        <w:commentReference w:id="51"/>
+      </w:r>
+      <w:del w:id="55" w:author="Bobay, Luke Andrew" w:date="2026-08-28T08:37:00Z" w16du:dateUtc="2026-08-28T15:37:00Z">
+        <w:r>
+          <w:delText xml:space="preserve"> </w:delText>
+        </w:r>
+      </w:del>
+      <w:ins w:id="56" w:author="Bobay, Luke Andrew" w:date="2026-08-28T08:37:00Z" w16du:dateUtc="2026-08-28T15:37:00Z">
+        <w:r>
+          <w:t xml:space="preserve">Further, </w:t>
+        </w:r>
+      </w:ins>
+      <w:ins w:id="57" w:author="Bobay, Luke Andrew" w:date="2026-08-28T08:39:00Z" w16du:dateUtc="2026-08-28T15:39:00Z">
+        <w:r>
+          <w:t>while variation in ichthyoplankton assemblages is associated with oceanographic variability</w:t>
+        </w:r>
+      </w:ins>
+      <w:ins w:id="58" w:author="Bobay, Luke Andrew" w:date="2026-08-28T08:57:00Z" w16du:dateUtc="2026-08-28T15:57:00Z">
+        <w:r>
+          <w:t xml:space="preserve"> </w:t>
+        </w:r>
+      </w:ins>
+      <w:r>
+        <w:fldChar w:fldCharType="begin"/>
+      </w:r>
+      <w:r>
+        <w:instrText xml:space="preserve"> ADDIN ZOTERO_ITEM CSL_CITATION {"citationID":"3fTP5xjf","properties":{"unsorted":false,"formattedCitation":"(Auth, 2008; Brodeur et al., 2008; Thompson et al., 2014; Nielsen et al., 2021)","plainCitation":"(Auth, 2008; Brodeur et al., 2008; Thompson et al., 2014; Nielsen et al., 2021)","noteIndex":0},"citationItems":[{"id":23,"uris":["http://zotero.org/groups/6650714/items/TRLGWFXX"],"itemData":{"id":23,"type":"article-journal","abstract":"The distributions, concentrations, and community structure of pelagic larval fishes collected from the central and northern California Current in the northeast Pacific Ocean during May 2004, 2005, and 2006 were analyzed to investigate inter-annual, latitudinal, cross-shelf, and depth-stratified variability. The inter-annual climate-induced variability during the sampling period provided a unique opportunity to observe how larval fish communities adjust to rapidly changing environmental conditions. The 170 depth-stratified samples collected from three cruises yielded 14 819 fish larvae from 56 taxa representing 23 families. Dominant larval taxa were Engraulis mordax, Citharichthys spp., Sebastes spp., and Stenobrachius leucopsarus. Larval concentrations decreased significantly in 2006 from 2004 and 2005 levels following the anomalous oceanic conditions observed in 2005 and decreased water temperature in 2006. Larvae were generally found in higher concentrations at northern (&gt;43°N) versus southern (&lt;43°N) stations, with larval E. mordax and Citharichthys spp. found almost exclusively in the north during all sampled years. Inter-annual variability related to dynamic upwelling intensity was observed in cross-shelf larval distributions, although concentrations of S. leucopsarus larvae consistently increased in the offshore direction, while larval Sebastes spp. were generally found in highest concentrations at intermediate stations along the shelf. Multivariate analyses revealed that latitude, station depth, and sea-surface temperature were the most important factors explaining variability in larval concentrations. The present study shows that the ichthyoplankton community of the central and northern California Current changed dramatically in response to the variable environmental conditions of 2004–06.","container-title":"Fisheries Oceanography","DOI":"10.1111/j.1365-2419.2008.00481.x","ISSN":"1365-2419","issue":"4","language":"en","license":"© 2008 The Authors","page":"316-331","source":"Wiley Online Library","title":"Distribution and community structure of ichthyoplankton from the northern and central California Current in May 2004–06","volume":"17","author":[{"family":"Auth","given":"Toby D."}],"issued":{"date-parts":[["2008"]]}}},{"id":3,"uris":["http://zotero.org/groups/6650714/items/DCPNUMPL"],"itemData":{"id":3,"type":"article-journal","abstract":"We examined ichthyoplankton sampled from 2 stations, 9 and 18 km offshore of Newport, Oregon, USA, over a decade of cruises every 2 wk from 1996 to 2005. The 10 most dominant taxa comprised...","container-title":"Marine Ecology Progress Series","DOI":"10.3354/meps07539","ISSN":"1616-1599, 0171-8630","language":"en-US","page":"187-202","source":"www.int-res.com","title":"Abundance and diversity of coastal fish larvae as indicators of recent changes in ocean and climate conditions in the Oregon upwelling zone","volume":"366","author":[{"family":"Brodeur","given":"Richard D."},{"family":"Peterson","given":"William T."},{"family":"Auth","given":"Toby D."},{"family":"Soulen","given":"Heather L."},{"family":"Parnel","given":"Maria M."},{"family":"Emerson","given":"Ashley A."}],"issued":{"date-parts":[["2008",8,29]]}}},{"id":17,"uris":["http://zotero.org/groups/6650714/items/U4MRMARD"],"itemData":{"id":17,"type":"article-journal","abstract":"Boundary currents influence near-shore ecosystems worldwide, and understanding how fish assemblages change spatially and temporally throughout these systems is important for establishing the...","container-title":"Marine Ecology Progress Series","DOI":"10.3354/meps10801","ISSN":"1616-1599, 0171-8630","language":"en-US","page":"193-212","source":"www.int-res.com","title":"Dynamics of larval fish assemblages in the California Current System: a comparative study between Oregon and southern California","title-short":"Dynamics of larval fish assemblages in the California Current System","volume":"506","author":[{"family":"Thompson","given":"Andrew R."},{"family":"Auth","given":"Toby D."},{"family":"Brodeur","given":"Richard D."},{"family":"Bowlin","given":"Noelle M."},{"family":"Watson","given":"William"}],"issued":{"date-parts":[["2014",6,23]]}}},{"id":21,"uris":["http://zotero.org/groups/6650714/items/CPMXZHGV"],"itemData":{"id":21,"type":"article-journal","abstract":"The effects of climate warming on ecosystem dynamics are widespread throughout the world's oceans. In the Northeast Pacific, large-scale climate patterns such as the El Niño/Southern Oscillation and Pacific Decadal Oscillation, and recently unprecedented warm ocean conditions from 2014 to 2016, referred to as a marine heatwave (MHW), resulted in large-scale ecosystem changes. Larval fishes quickly respond to environmental variability and are sensitive indicators of ecosystem change. Categorizing ichthyoplankton dynamics across marine ecosystem in the Northeast Pacific can help elucidate the magnitude of assemblage shifts, and whether responses are synchronous or alternatively governed by local responses to regional oceanographic conditions. We analyzed time-series data of ichthyoplankton abundances from four ecoregions in the Northeast Pacific ranging from subarctic to subtropical: the Gulf of Alaska (1981–2017), British Columbia (2001–2017), Oregon (1998–2017), and the southern California Current (1981–2017). We assessed the impact of the recent (2014–2016) MHW and how ichthyoplankton assemblages responded to past major climate perturbations since 1981 in these ecosystems. Our results indicate that the MHW caused widespread changes in the ichthyoplankton fauna along the coast of the Northeast Pacific Ocean, but impacts differed between marine ecosystems. For example, abundances for most dominant taxa were at all-time lows since the beginning of sampling in the Gulf of Alaska and British Columbia, while in Oregon and the southern California Current species richness increased as did abundances of species associated with warmer waters. Lastly, species associated with cold waters also increased in abundances close to shore in southern California during the MHW, a pattern that was distinctly different from previous El Niño events. We also found several large-scale, synchronized ichthyoplankton assemblage composition shifts during past major climate events. Current climate projections suggest that MHWs will become more intense and thus our findings can help project future changes in larval dynamics, allowing for improved ecosystem management decisions.","container-title":"Global Change Biology","DOI":"10.1111/gcb.15415","ISSN":"1365-2486","issue":"3","language":"en","license":"© 2020 Her Majesty the Queen in Right of Canada. Reproduced with the permission of the Minister of Fisheries and Oceans Canada. This article has been contributed to by US Government employees and their work is in the public domain in the USA.","page":"506-520","source":"Wiley Online Library","title":"Responses of ichthyoplankton assemblages to the recent marine heatwave and previous climate fluctuations in several Northeast Pacific marine ecosystems","volume":"27","author":[{"family":"Nielsen","given":"Jens M."},{"family":"Rogers","given":"Lauren A."},{"family":"Brodeur","given":"Richard D."},{"family":"Thompson","given":"Andrew R."},{"family":"Auth","given":"Toby D."},{"family":"Deary","given":"Alison L."},{"family":"Duffy-Anderson","given":"Janet T."},{"family":"Galbraith","given":"Moira"},{"family":"Koslow","given":"J. Anthony"},{"family":"Perry","given":"R. Ian"}],"issued":{"date-parts":[["2021"]]}}}],"schema":"https://github.com/citation-style-language/schema/raw/master/csl-citation.json"} </w:instrText>
+      </w:r>
+      <w:r>
+        <w:fldChar w:fldCharType="separate"/>
+      </w:r>
+      <w:r>
+        <w:t>(Auth, 2008; Brodeur et al., 2008; Thompson et al., 2014; Nielsen et al., 2021)</w:t>
+      </w:r>
+      <w:r>
+        <w:fldChar w:fldCharType="end"/>
+      </w:r>
+      <w:ins w:id="59" w:author="Bobay, Luke Andrew" w:date="2026-08-28T08:39:00Z" w16du:dateUtc="2026-08-28T15:39:00Z">
+        <w:r>
+          <w:t xml:space="preserve">, </w:t>
+        </w:r>
+      </w:ins>
+      <w:ins w:id="60" w:author="Bobay, Luke Andrew" w:date="2026-08-28T08:40:00Z" w16du:dateUtc="2026-08-28T15:40:00Z">
+        <w:r>
+          <w:t xml:space="preserve">less attention has been paid to </w:t>
+        </w:r>
+      </w:ins>
+      <w:ins w:id="61" w:author="Bobay, Luke Andrew" w:date="2026-08-28T08:41:00Z" w16du:dateUtc="2026-08-28T15:41:00Z">
+        <w:r>
+          <w:t xml:space="preserve">fine-scale spatiotemporal and environmental </w:t>
+        </w:r>
+      </w:ins>
+      <w:ins w:id="62" w:author="Bobay, Luke Andrew" w:date="2026-08-28T08:42:00Z" w16du:dateUtc="2026-08-28T15:42:00Z">
+        <w:r>
+          <w:t>factors tha</w:t>
+        </w:r>
+      </w:ins>
+      <w:ins w:id="63" w:author="Bobay, Luke Andrew" w:date="2026-08-28T08:43:00Z" w16du:dateUtc="2026-08-28T15:43:00Z">
+        <w:r>
+          <w:t xml:space="preserve">t may have </w:t>
+        </w:r>
+      </w:ins>
+      <w:ins w:id="64" w:author="Bobay, Luke Andrew" w:date="2026-08-28T08:47:00Z" w16du:dateUtc="2026-08-28T15:47:00Z">
+        <w:r>
+          <w:t xml:space="preserve">influence </w:t>
+        </w:r>
+      </w:ins>
+      <w:ins w:id="65" w:author="Bobay, Luke Andrew" w:date="2026-08-28T08:45:00Z" w16du:dateUtc="2026-08-28T15:45:00Z">
+        <w:r>
+          <w:t>ichthyoplankton assemblage composition and abundance</w:t>
+        </w:r>
+      </w:ins>
+      <w:ins w:id="66" w:author="Bobay, Luke Andrew" w:date="2026-08-28T08:47:00Z" w16du:dateUtc="2026-08-28T15:47:00Z">
+        <w:r>
+          <w:t xml:space="preserve"> through </w:t>
+        </w:r>
+        <w:r>
+          <w:t>physical, ecological, and physiological</w:t>
+        </w:r>
+        <w:r>
+          <w:t xml:space="preserve"> mechanisms</w:t>
+        </w:r>
+      </w:ins>
+      <w:ins w:id="67" w:author="Bobay, Luke Andrew" w:date="2026-08-28T08:45:00Z" w16du:dateUtc="2026-08-28T15:45:00Z">
+        <w:r>
+          <w:t>.</w:t>
+        </w:r>
+      </w:ins>
+    </w:p>
+    <w:p>
+      <w:pPr>
+        <w:rPr>
+          <w:del w:id="68" w:author="Bobay, Luke Andrew" w:date="2026-08-28T08:37:00Z" w16du:dateUtc="2026-08-28T15:37:00Z"/>
+        </w:rPr>
+      </w:pPr>
+      <w:commentRangeStart w:id="69"/>
+      <w:del w:id="70" w:author="Bobay, Luke Andrew" w:date="2026-08-28T08:37:00Z" w16du:dateUtc="2026-08-28T15:37:00Z">
+        <w:r>
+          <w:delText xml:space="preserve">Of particular interest are the highly valuable fisheries on which coastal communities rely for economic, recreational, and cultural purposes, such as salmon. During the vulnerable ocean-entering stage, salmon smolt survival is influenced heavily by prey availability. Significant relationships have been found between winter ichthyoplankton and the juvenile salmon survival with larval biomass explaining between 34% and 85% of the variability in subsequent marine survival and adult returns (Daly et al., 2013). The nearshore region specifically provides optimal habitat for early developmental stages, offering protection from predators and ideal physiochemical conditions, in addition to a rich prey field (Pattrick et al., 2021). Knowing the dominant taxa of nearshore larval fish assemblages and their abundance can give an estimate of available prey for smolt as they enter the ocean. Thus, winter ichthyoplankton data could act as a useful metric in timing hatchery salmon release to optimize feeding conditions upon ocean </w:delText>
+        </w:r>
+        <w:commentRangeStart w:id="71"/>
+        <w:r>
+          <w:delText xml:space="preserve">entry </w:delText>
+        </w:r>
+        <w:commentRangeEnd w:id="71"/>
+        <w:r>
+          <w:rPr>
+            <w:rStyle w:val="CommentReference"/>
+            <w:sz w:val="24"/>
+            <w:szCs w:val="24"/>
+          </w:rPr>
+          <w:commentReference w:id="71"/>
+        </w:r>
+        <w:r>
+          <w:delText>(Daly et al., 2013). However, given the dynamic nature of the coastal environment in which pre-settlement larvae and smolt disperse, understanding the influence of environmental and spatiotemporal variables on larval distribution remains challenging (Pattrick et al., 2021).</w:delText>
+        </w:r>
+      </w:del>
+      <w:commentRangeEnd w:id="69"/>
       <w:r>
         <w:rPr>
           <w:rStyle w:val="CommentReference"/>
           <w:sz w:val="24"/>
           <w:szCs w:val="24"/>
         </w:rPr>
-        <w:commentReference w:id="6"/>
-      </w:r>
-    </w:p>
-    <w:p>
-      <w:r>
-        <w:t xml:space="preserve">Using depth-discrete ichthyoplankton data sampled on four two-week cruises across the northern California Current system (41–47°N) during winter 2018–2023, we investigated the LFC to characterize assemblages and identify factors influencing the composition thereof. We expect larval assemblages to cluster according to adult habitat affinity with distinct taxonomic and spatial communities. Additionally, we expect significant effects of spatiotemporal and environmental variables—such as latitude, temperature, dissolved oxygen, seafloor depth, productivity, time of day, and salinity—on the clustering of the LFC. Establishing how larval fish aggregate during the winter and what factors contribute to the composition of each assemblage could provide a baseline for future studies on the changing NCC ecosystem while also aiding in predictions of winter-spawning fish abundance and the recruitment of the important fisheries species that prey on them. </w:t>
-      </w:r>
-    </w:p>
-    <w:p/>
-    <w:p>
-      <w:pPr>
-        <w:pStyle w:val="Heading1"/>
-      </w:pPr>
-      <w:r>
-        <w:t>2</w:t>
-      </w:r>
-      <w:r>
-        <w:tab/>
-      </w:r>
-      <w:r>
-        <w:t>MATERIALS AND METHODS</w:t>
-      </w:r>
-    </w:p>
-    <w:p>
-      <w:pPr>
-        <w:pStyle w:val="Heading2"/>
-      </w:pPr>
-      <w:r>
-        <w:t xml:space="preserve">2.1 </w:t>
-      </w:r>
-      <w:r>
-        <w:tab/>
-        <w:t>Sampling and data collection</w:t>
-      </w:r>
-    </w:p>
-    <w:p>
-      <w:r>
-        <w:t>[add section text here]</w:t>
-      </w:r>
-    </w:p>
-    <w:p>
-      <w:pPr>
-        <w:pStyle w:val="Heading2"/>
-      </w:pPr>
-      <w:r>
-        <w:t>2.2</w:t>
-      </w:r>
-      <w:r>
-        <w:tab/>
-      </w:r>
-      <w:r>
-        <w:t>Statistical</w:t>
-      </w:r>
+        <w:commentReference w:id="69"/>
+      </w:r>
+    </w:p>
+    <w:p>
+      <w:commentRangeStart w:id="72"/>
+      <w:del w:id="73" w:author="Bobay, Luke Andrew" w:date="2026-08-28T09:14:00Z" w16du:dateUtc="2026-08-28T16:14:00Z">
+        <w:r>
+          <w:delText xml:space="preserve">While variation in larval assemblages is known to be associated with oceanographic variability, local factors may also influence their composition. </w:delText>
+        </w:r>
+      </w:del>
+      <w:r>
+        <w:t xml:space="preserve">Broad oceanographic </w:t>
+      </w:r>
+      <w:del w:id="74" w:author="Bobay, Luke Andrew" w:date="2026-08-28T09:20:00Z" w16du:dateUtc="2026-08-28T16:20:00Z">
+        <w:r>
+          <w:delText xml:space="preserve">indicators </w:delText>
+        </w:r>
+      </w:del>
+      <w:ins w:id="75" w:author="Bobay, Luke Andrew" w:date="2026-08-28T09:20:00Z" w16du:dateUtc="2026-08-28T16:20:00Z">
+        <w:r>
+          <w:t>conditions</w:t>
+        </w:r>
+        <w:r>
+          <w:t xml:space="preserve"> </w:t>
+        </w:r>
+      </w:ins>
+      <w:r>
+        <w:t>such as</w:t>
+      </w:r>
+      <w:ins w:id="76" w:author="Bobay, Luke Andrew" w:date="2026-08-28T09:22:00Z" w16du:dateUtc="2026-08-28T16:22:00Z">
+        <w:r>
+          <w:t xml:space="preserve"> climate indices,</w:t>
+        </w:r>
+      </w:ins>
       <w:r>
         <w:t xml:space="preserve"> </w:t>
       </w:r>
-      <w:r>
-        <w:t>analysis</w:t>
-      </w:r>
-    </w:p>
-    <w:p>
-      <w:r>
-        <w:t>All data analyses were performed in RStudio</w:t>
-      </w:r>
-      <w:commentRangeStart w:id="7"/>
-      <w:r>
-        <w:t xml:space="preserve">. </w:t>
-      </w:r>
-      <w:commentRangeEnd w:id="7"/>
+      <w:commentRangeStart w:id="77"/>
+      <w:commentRangeStart w:id="78"/>
+      <w:del w:id="79" w:author="Bobay, Luke Andrew" w:date="2026-08-28T09:32:00Z" w16du:dateUtc="2026-08-28T16:32:00Z">
+        <w:r>
+          <w:delText xml:space="preserve">water mass stability, </w:delText>
+        </w:r>
+      </w:del>
+      <w:del w:id="80" w:author="Bobay, Luke Andrew" w:date="2026-08-28T09:37:00Z" w16du:dateUtc="2026-08-28T16:37:00Z">
+        <w:r>
+          <w:delText>current direction</w:delText>
+        </w:r>
+      </w:del>
+      <w:ins w:id="81" w:author="Bobay, Luke Andrew" w:date="2026-08-28T09:37:00Z" w16du:dateUtc="2026-08-28T16:37:00Z">
+        <w:r>
+          <w:t>circulation</w:t>
+        </w:r>
+      </w:ins>
+      <w:r>
+        <w:t xml:space="preserve">, and </w:t>
+      </w:r>
+      <w:del w:id="82" w:author="Bobay, Luke Andrew" w:date="2026-08-28T09:25:00Z" w16du:dateUtc="2026-08-28T16:25:00Z">
+        <w:r>
+          <w:delText xml:space="preserve">local </w:delText>
+        </w:r>
+      </w:del>
+      <w:ins w:id="83" w:author="Bobay, Luke Andrew" w:date="2026-08-28T09:25:00Z" w16du:dateUtc="2026-08-28T16:25:00Z">
+        <w:r>
+          <w:t>seafloor</w:t>
+        </w:r>
+        <w:r>
+          <w:t xml:space="preserve"> </w:t>
+        </w:r>
+      </w:ins>
+      <w:r>
+        <w:t xml:space="preserve">topography </w:t>
+      </w:r>
+      <w:commentRangeEnd w:id="77"/>
       <w:r>
         <w:rPr>
           <w:rStyle w:val="CommentReference"/>
           <w:sz w:val="24"/>
           <w:szCs w:val="24"/>
         </w:rPr>
-        <w:commentReference w:id="7"/>
-      </w:r>
-      <w:r>
-        <w:t xml:space="preserve">To identify </w:t>
-      </w:r>
-      <w:r>
-        <w:t xml:space="preserve">ecologically distinct </w:t>
-      </w:r>
-      <w:r>
-        <w:t>larval fish assemblages,</w:t>
-      </w:r>
-      <w:r>
-        <w:t xml:space="preserve"> </w:t>
-      </w:r>
-      <w:r>
-        <w:t xml:space="preserve">first </w:t>
-      </w:r>
-      <w:r>
-        <w:t>the density of each taxonomic group within each net tow was square-root transformed. These were then used to generate a matrix of Bray-Curtis dissimilarities between net tows. Agglomerative hierarchal clustering was performed on th</w:t>
-      </w:r>
-      <w:r>
-        <w:t xml:space="preserve">e dissimilarity matrix </w:t>
-      </w:r>
-      <w:r>
-        <w:t xml:space="preserve">with the “average” method. </w:t>
-      </w:r>
-      <w:r>
-        <w:t>To determine the number of clusters necessary</w:t>
-      </w:r>
-      <w:commentRangeStart w:id="8"/>
-      <w:r>
-        <w:t xml:space="preserve">, </w:t>
-      </w:r>
-      <w:commentRangeEnd w:id="8"/>
+        <w:commentReference w:id="77"/>
+      </w:r>
+      <w:commentRangeEnd w:id="78"/>
       <w:r>
         <w:rPr>
           <w:rStyle w:val="CommentReference"/>
           <w:sz w:val="24"/>
           <w:szCs w:val="24"/>
         </w:rPr>
-        <w:commentReference w:id="8"/>
-      </w:r>
-      <w:r>
-        <w:t xml:space="preserve">a dendrogram of the clustering results </w:t>
-      </w:r>
-      <w:r>
-        <w:t>was</w:t>
-      </w:r>
-      <w:r>
-        <w:t xml:space="preserve"> plotted</w:t>
-      </w:r>
-      <w:r>
-        <w:t xml:space="preserve"> with </w:t>
-      </w:r>
-      <w:r>
-        <w:t>overlayed rectangles to identify cluster boundaries</w:t>
-      </w:r>
+        <w:commentReference w:id="78"/>
+      </w:r>
+      <w:r>
+        <w:t xml:space="preserve">have </w:t>
+      </w:r>
+      <w:del w:id="84" w:author="Bobay, Luke Andrew" w:date="2026-08-28T09:47:00Z" w16du:dateUtc="2026-08-28T16:47:00Z">
+        <w:r>
+          <w:delText xml:space="preserve">all </w:delText>
+        </w:r>
+      </w:del>
+      <w:r>
+        <w:t>been found to influence the composition, abundance, and distribution of larval fish</w:t>
+      </w:r>
+      <w:ins w:id="85" w:author="Bobay, Luke Andrew" w:date="2026-08-28T09:47:00Z" w16du:dateUtc="2026-08-28T16:47:00Z">
+        <w:r>
+          <w:t xml:space="preserve"> </w:t>
+        </w:r>
+      </w:ins>
+      <w:r>
+        <w:fldChar w:fldCharType="begin"/>
+      </w:r>
+      <w:r>
+        <w:instrText xml:space="preserve"> ADDIN ZOTERO_ITEM CSL_CITATION {"citationID":"otJYvBC9","properties":{"unsorted":false,"formattedCitation":"(Doyle et al., 2002; Auth, 2008; Nielsen et al., 2021)","plainCitation":"(Doyle et al., 2002; Auth, 2008; Nielsen et al., 2021)","noteIndex":0},"citationItems":[{"id":15,"uris":["http://zotero.org/groups/6650714/items/PQU56JSV"],"itemData":{"id":15,"type":"article-journal","abstract":"The coastal regions of the northeast Pacific support large, economically valuable fishery resources and provide nursery areas for many fish species. Over the last few decades, there have been dramatic shifts in species abundance and composition in this area. In this paper, we examine the springtime spatial patterns in the ichthyoplankton of three oceanographically different regions, the Southeast Bering Sea, the Gulf of Alaska and the U.S. West Coast. The data examined are a subset of a larger database (comprising data from cruises conducted from 1972 to 1997) that is being used to investigate spatial, seasonal and interannual patterns in ichthyoplankton of the northeast Pacific in relation to environmental conditions. Ichthyoplankton were collected during seven cruises using 60-cm bongo nets. Spatial patterns of ichthyoplankton were examined using both classification and ordination techniques. Relative Bray-Curtis dissimilarity coefficients calculated from the log10 (n+1) of abundance data were used as input to the numerical classification of species and stations. Nonmetric multidimensional scaling was also applied to the abundance data to examine geometric patterns in the data. The numerical analyses of the species abundance data sets for each cruise revealed spatial patterns in the ichthyoplankton that suggest the occurrence of geographically distinct assemblages of fish larvae in each region. For all three sampling regions, the assemblage structure is primarily related to bathymetry, and Shelf, Slope, and Deep-Water assemblages are described. This shallow to deep-water gradient in species occurrence and abundance reflects the habitat preference and spawning location of the adult fish. Another degree of complexity is superimposed on this primary assemblage structure in each region and seems to be related to local topography and the prevailing current patterns. The patterns in ichthyoplankton assemblages of the three regions in the northeast Pacific Ocean described here form the basis for future investigations of spatial and temporal patterns in the ichthyoplankton of the subarctic Pacific. Regional Index Terms: Northeast Pacific Ocean, Southeast Bering Sea, Gulf of Alaska, U.S. West Coast.","collection-title":"Physical and Biological Conditions and Processes in the Northeasts Pacific Ocean","container-title":"Progress in Oceanography","DOI":"10.1016/S0079-6611(02)00033-2","ISSN":"0079-6611","issue":"2","journalAbbreviation":"Progress in Oceanography","page":"247-281","source":"ScienceDirect","title":"Regional variation in springtime ichthyoplankton assemblages in the northeast Pacific Ocean","volume":"53","author":[{"family":"Doyle","given":"Miriam J"},{"family":"Mier","given":"Kathryn L"},{"family":"Busby","given":"Morgan S"},{"family":"Brodeur","given":"Richard D"}],"issued":{"date-parts":[["2002",1,1]]}}},{"id":23,"uris":["http://zotero.org/groups/6650714/items/TRLGWFXX"],"itemData":{"id":23,"type":"article-journal","abstract":"The distributions, concentrations, and community structure of pelagic larval fishes collected from the central and northern California Current in the northeast Pacific Ocean during May 2004, 2005, and 2006 were analyzed to investigate inter-annual, latitudinal, cross-shelf, and depth-stratified variability. The inter-annual climate-induced variability during the sampling period provided a unique opportunity to observe how larval fish communities adjust to rapidly changing environmental conditions. The 170 depth-stratified samples collected from three cruises yielded 14 819 fish larvae from 56 taxa representing 23 families. Dominant larval taxa were Engraulis mordax, Citharichthys spp., Sebastes spp., and Stenobrachius leucopsarus. Larval concentrations decreased significantly in 2006 from 2004 and 2005 levels following the anomalous oceanic conditions observed in 2005 and decreased water temperature in 2006. Larvae were generally found in higher concentrations at northern (&gt;43°N) versus southern (&lt;43°N) stations, with larval E. mordax and Citharichthys spp. found almost exclusively in the north during all sampled years. Inter-annual variability related to dynamic upwelling intensity was observed in cross-shelf larval distributions, although concentrations of S. leucopsarus larvae consistently increased in the offshore direction, while larval Sebastes spp. were generally found in highest concentrations at intermediate stations along the shelf. Multivariate analyses revealed that latitude, station depth, and sea-surface temperature were the most important factors explaining variability in larval concentrations. The present study shows that the ichthyoplankton community of the central and northern California Current changed dramatically in response to the variable environmental conditions of 2004–06.","container-title":"Fisheries Oceanography","DOI":"10.1111/j.1365-2419.2008.00481.x","ISSN":"1365-2419","issue":"4","language":"en","license":"© 2008 The Authors","page":"316-331","source":"Wiley Online Library","title":"Distribution and community structure of ichthyoplankton from the northern and central California Current in May 2004–06","volume":"17","author":[{"family":"Auth","given":"Toby D."}],"issued":{"date-parts":[["2008"]]}}},{"id":21,"uris":["http://zotero.org/groups/6650714/items/CPMXZHGV"],"itemData":{"id":21,"type":"article-journal","abstract":"The effects of climate warming on ecosystem dynamics are widespread throughout the world's oceans. In the Northeast Pacific, large-scale climate patterns such as the El Niño/Southern Oscillation and Pacific Decadal Oscillation, and recently unprecedented warm ocean conditions from 2014 to 2016, referred to as a marine heatwave (MHW), resulted in large-scale ecosystem changes. Larval fishes quickly respond to environmental variability and are sensitive indicators of ecosystem change. Categorizing ichthyoplankton dynamics across marine ecosystem in the Northeast Pacific can help elucidate the magnitude of assemblage shifts, and whether responses are synchronous or alternatively governed by local responses to regional oceanographic conditions. We analyzed time-series data of ichthyoplankton abundances from four ecoregions in the Northeast Pacific ranging from subarctic to subtropical: the Gulf of Alaska (1981–2017), British Columbia (2001–2017), Oregon (1998–2017), and the southern California Current (1981–2017). We assessed the impact of the recent (2014–2016) MHW and how ichthyoplankton assemblages responded to past major climate perturbations since 1981 in these ecosystems. Our results indicate that the MHW caused widespread changes in the ichthyoplankton fauna along the coast of the Northeast Pacific Ocean, but impacts differed between marine ecosystems. For example, abundances for most dominant taxa were at all-time lows since the beginning of sampling in the Gulf of Alaska and British Columbia, while in Oregon and the southern California Current species richness increased as did abundances of species associated with warmer waters. Lastly, species associated with cold waters also increased in abundances close to shore in southern California during the MHW, a pattern that was distinctly different from previous El Niño events. We also found several large-scale, synchronized ichthyoplankton assemblage composition shifts during past major climate events. Current climate projections suggest that MHWs will become more intense and thus our findings can help project future changes in larval dynamics, allowing for improved ecosystem management decisions.","container-title":"Global Change Biology","DOI":"10.1111/gcb.15415","ISSN":"1365-2486","issue":"3","language":"en","license":"© 2020 Her Majesty the Queen in Right of Canada. Reproduced with the permission of the Minister of Fisheries and Oceans Canada. This article has been contributed to by US Government employees and their work is in the public domain in the USA.","page":"506-520","source":"Wiley Online Library","title":"Responses of ichthyoplankton assemblages to the recent marine heatwave and previous climate fluctuations in several Northeast Pacific marine ecosystems","volume":"27","author":[{"family":"Nielsen","given":"Jens M."},{"family":"Rogers","given":"Lauren A."},{"family":"Brodeur","given":"Richard D."},{"family":"Thompson","given":"Andrew R."},{"family":"Auth","given":"Toby D."},{"family":"Deary","given":"Alison L."},{"family":"Duffy-Anderson","given":"Janet T."},{"family":"Galbraith","given":"Moira"},{"family":"Koslow","given":"J. Anthony"},{"family":"Perry","given":"R. Ian"}],"issued":{"date-parts":[["2021"]]}}}],"schema":"https://github.com/citation-style-language/schema/raw/master/csl-citation.json"} </w:instrText>
+      </w:r>
+      <w:r>
+        <w:fldChar w:fldCharType="separate"/>
+      </w:r>
+      <w:r>
+        <w:t>(Doyle et al., 2002; Auth, 2008; Nielsen et al., 2021)</w:t>
+      </w:r>
+      <w:r>
+        <w:fldChar w:fldCharType="end"/>
+      </w:r>
+      <w:del w:id="86" w:author="Bobay, Luke Andrew" w:date="2026-08-28T09:37:00Z" w16du:dateUtc="2026-08-28T16:37:00Z">
+        <w:r>
+          <w:delText xml:space="preserve"> (Doyle et al., 2002; Roussel et al., 2010)</w:delText>
+        </w:r>
+      </w:del>
       <w:r>
         <w:t xml:space="preserve">. </w:t>
       </w:r>
-    </w:p>
-    <w:p>
-      <w:r>
-        <w:t xml:space="preserve">To visualize the taxonomic composition of each cluster, </w:t>
-      </w:r>
-      <w:r>
-        <w:t xml:space="preserve">the taxa densities in each net tow were plotted </w:t>
-      </w:r>
-      <w:r>
-        <w:t xml:space="preserve">in a stacked bar plot. Beyond visual </w:t>
-      </w:r>
-      <w:r>
-        <w:t>this visual assessment,</w:t>
-      </w:r>
-      <w:r>
-        <w:t xml:space="preserve"> an in</w:t>
-      </w:r>
-      <w:r>
-        <w:t xml:space="preserve">dicator species analysis </w:t>
-      </w:r>
-      <w:r>
-        <w:t xml:space="preserve">(ISA) </w:t>
-      </w:r>
-      <w:r>
-        <w:t>was run</w:t>
-      </w:r>
-      <w:r>
-        <w:t xml:space="preserve"> to identify </w:t>
-      </w:r>
-      <w:r>
-        <w:t>dominant taxonomic group(s) for every cluster</w:t>
-      </w:r>
-      <w:r>
-        <w:t xml:space="preserve">. </w:t>
-      </w:r>
-      <w:r>
-        <w:t xml:space="preserve">The bar plot and ISA were used in conjunction to </w:t>
-      </w:r>
-      <w:r>
-        <w:t>define major clusters of interest and the</w:t>
-      </w:r>
-      <w:r>
-        <w:t xml:space="preserve"> ecological </w:t>
-      </w:r>
-      <w:r>
-        <w:t>community they represent.</w:t>
-      </w:r>
+      <w:del w:id="87" w:author="Bobay, Luke Andrew" w:date="2026-08-28T09:18:00Z" w16du:dateUtc="2026-08-28T16:18:00Z">
+        <w:r>
+          <w:delText>In the dynamic upwelling system of the NCC, the coastal upwelling transport index (CUTI) predicted taxa co-</w:delText>
+        </w:r>
+        <w:r>
+          <w:delText>occurrence</w:delText>
+        </w:r>
+        <w:r>
+          <w:delText xml:space="preserve"> of larvae with varying strength according to the seasonal upwelling or downwelling regime of the region (Schmid et al., 2023). </w:delText>
+        </w:r>
+      </w:del>
+      <w:r>
+        <w:t xml:space="preserve">Variability on finer spatial </w:t>
+      </w:r>
+      <w:r>
+        <w:lastRenderedPageBreak/>
+        <w:t xml:space="preserve">and temporal scales </w:t>
+      </w:r>
+      <w:del w:id="88" w:author="Bobay, Luke Andrew" w:date="2026-08-28T10:12:00Z" w16du:dateUtc="2026-08-28T17:12:00Z">
+        <w:r>
+          <w:delText>is also relevant to</w:delText>
+        </w:r>
+      </w:del>
+      <w:ins w:id="89" w:author="Bobay, Luke Andrew" w:date="2026-08-28T10:12:00Z" w16du:dateUtc="2026-08-28T17:12:00Z">
+        <w:r>
+          <w:t>also influences</w:t>
+        </w:r>
+      </w:ins>
       <w:r>
         <w:t xml:space="preserve"> </w:t>
       </w:r>
-      <w:r>
-        <w:t xml:space="preserve">Net tows were then mapped </w:t>
-      </w:r>
-      <w:r>
-        <w:t xml:space="preserve">by cluster and net number to </w:t>
-      </w:r>
-      <w:r>
-        <w:t>observe</w:t>
-      </w:r>
-      <w:r>
-        <w:t xml:space="preserve"> how the clusters </w:t>
-      </w:r>
-      <w:r>
-        <w:t>distribute in</w:t>
-      </w:r>
-      <w:r>
-        <w:t xml:space="preserve"> vertical and horizontal </w:t>
-      </w:r>
-      <w:r>
-        <w:t xml:space="preserve">space. </w:t>
-      </w:r>
-      <w:r>
-        <w:t xml:space="preserve"> </w:t>
-      </w:r>
-    </w:p>
-    <w:p>
-      <w:r>
-        <w:t xml:space="preserve">An NMDS was run on the </w:t>
-      </w:r>
-      <w:r>
-        <w:t>previously described Bray-Curtis dissimilarity matrix</w:t>
-      </w:r>
-      <w:r>
-        <w:t xml:space="preserve">. The stress of the ordination was determined and its </w:t>
-      </w:r>
-      <w:commentRangeStart w:id="9"/>
-      <w:r>
-        <w:t>relevance</w:t>
-      </w:r>
-      <w:r>
-        <w:t xml:space="preserve"> </w:t>
-      </w:r>
-      <w:commentRangeEnd w:id="9"/>
+      <w:del w:id="90" w:author="Bobay, Luke Andrew" w:date="2026-08-28T09:51:00Z" w16du:dateUtc="2026-08-28T16:51:00Z">
+        <w:r>
+          <w:delText>the LFC</w:delText>
+        </w:r>
+      </w:del>
+      <w:ins w:id="91" w:author="Bobay, Luke Andrew" w:date="2026-08-28T09:51:00Z" w16du:dateUtc="2026-08-28T16:51:00Z">
+        <w:r>
+          <w:t>ichthyoplankton abundance and assemblage composition</w:t>
+        </w:r>
+      </w:ins>
+      <w:del w:id="92" w:author="Bobay, Luke Andrew" w:date="2026-08-28T09:52:00Z" w16du:dateUtc="2026-08-28T16:52:00Z">
+        <w:r>
+          <w:delText xml:space="preserve"> in coastal marine environments (Gallego-Zerrato et al., 2024)</w:delText>
+        </w:r>
+      </w:del>
+      <w:r>
+        <w:t>. Early-li</w:t>
+      </w:r>
+      <w:r>
+        <w:t>f</w:t>
+      </w:r>
+      <w:r>
+        <w:t xml:space="preserve">e distribution, growth, and survival of fish larvae is strongly influenced by temperature, salinity, and dissolved oxygen concentration (DO) (Auth, 2011). In fact, larval fish are particularly vulnerable to depressed DO, compared to adult conspecifics, with hypoxia exposure during early-life having long-term effects on growth and survival (Johnson-Colegrove et al., 2015). Such factors vary in space, alongside ichthyoplankton assemblages generally reflecting the habitat preference of adults (Doyle et al., 2002). The result is distinct horizontal community structuring with coastal upwelling, offshore oligotrophic, and shelf-slope transitional zones (Gleiber, 2020; Richardson et al., 1980). Larvae also aggregate vertically, allowing them to reach or maintain a position within water masses of ideal environmental, growth, and feeding conditions and transport potential (Huebert et al., 2010; Primo et al. 2012). These vertical assemblages can differ further on fine, diel time scales. There is evidence for diel vertical migration (DVM) in the </w:t>
+      </w:r>
+      <w:r>
+        <w:t>larval stage</w:t>
+      </w:r>
+      <w:r>
+        <w:t xml:space="preserve"> of many taxa, potentially providing an adaptive advantage in predator avoidance; light and temperature optimization; and prey abundance (Haldorson et al., 1993; Primo et al., 2012). Diel effects such as migration and visual net avoidance are not accounted for, however, in common sampling schemes that are depth-integrated and do not tow at multiple times of day</w:t>
+      </w:r>
+      <w:r>
+        <w:t>.</w:t>
+      </w:r>
+      <w:commentRangeEnd w:id="72"/>
       <w:r>
         <w:rPr>
           <w:rStyle w:val="CommentReference"/>
           <w:sz w:val="24"/>
           <w:szCs w:val="24"/>
         </w:rPr>
-        <w:commentReference w:id="9"/>
-      </w:r>
-      <w:r>
-        <w:t xml:space="preserve">in the context of our data was assessed with the </w:t>
-      </w:r>
-      <w:r>
-        <w:t xml:space="preserve">iterative </w:t>
-      </w:r>
-      <w:r>
-        <w:t>permutation</w:t>
+        <w:commentReference w:id="72"/>
       </w:r>
       <w:r>
         <w:t xml:space="preserve"> </w:t>
       </w:r>
-      <w:r>
-        <w:t xml:space="preserve">methodology </w:t>
-      </w:r>
-      <w:commentRangeStart w:id="10"/>
-      <w:r>
-        <w:t xml:space="preserve">suggested </w:t>
-      </w:r>
-      <w:commentRangeEnd w:id="10"/>
+      <w:commentRangeStart w:id="93"/>
+      <w:r>
+        <w:t xml:space="preserve">What remains is a gap in the knowledge of </w:t>
+      </w:r>
+      <w:r>
+        <w:t xml:space="preserve">winter </w:t>
+      </w:r>
+      <w:r>
+        <w:t xml:space="preserve">ichthyoplankton </w:t>
+      </w:r>
+      <w:r>
+        <w:t>assemblage</w:t>
+      </w:r>
+      <w:r>
+        <w:t xml:space="preserve">s, </w:t>
+      </w:r>
+      <w:r>
+        <w:t xml:space="preserve">broadly, as well as </w:t>
+      </w:r>
+      <w:r>
+        <w:t>the specific</w:t>
+      </w:r>
+      <w:r>
+        <w:t xml:space="preserve"> relationships between aggregations </w:t>
+      </w:r>
+      <w:r>
+        <w:t>and</w:t>
+      </w:r>
+      <w:r>
+        <w:t xml:space="preserve"> </w:t>
+      </w:r>
+      <w:r>
+        <w:t xml:space="preserve">the </w:t>
+      </w:r>
+      <w:r>
+        <w:t>environmental and spatiotemporal variables</w:t>
+      </w:r>
+      <w:r>
+        <w:t xml:space="preserve"> that </w:t>
+      </w:r>
+      <w:r>
+        <w:t>affect</w:t>
+      </w:r>
+      <w:r>
+        <w:t xml:space="preserve"> their composition and position in space</w:t>
+      </w:r>
+      <w:r>
+        <w:t>.</w:t>
+      </w:r>
+      <w:commentRangeEnd w:id="93"/>
       <w:r>
         <w:rPr>
           <w:rStyle w:val="CommentReference"/>
           <w:sz w:val="24"/>
           <w:szCs w:val="24"/>
         </w:rPr>
-        <w:commentReference w:id="10"/>
+        <w:commentReference w:id="93"/>
+      </w:r>
+    </w:p>
+    <w:p>
+      <w:r>
+        <w:t xml:space="preserve">Using depth-discrete ichthyoplankton data sampled on four two-week cruises across the northern California Current system (41–47°N) during winter 2018–2023, we investigated the LFC to characterize assemblages and identify factors influencing the composition thereof. We expect larval assemblages to cluster according to adult habitat affinity with distinct taxonomic and spatial communities. Additionally, we expect significant effects of spatiotemporal and environmental variables—such as latitude, temperature, dissolved oxygen, seafloor depth, productivity, time of day, and salinity—on the clustering of the LFC. Establishing how larval fish aggregate during the winter and what factors contribute to the composition of each assemblage could provide a baseline for future studies on the changing NCC ecosystem while also aiding in predictions of winter-spawning fish abundance and the recruitment of the important fisheries species that prey on them. </w:t>
+      </w:r>
+    </w:p>
+    <w:p/>
+    <w:p>
+      <w:pPr>
+        <w:pStyle w:val="Heading1"/>
+      </w:pPr>
+      <w:r>
+        <w:t>2</w:t>
+      </w:r>
+      <w:r>
+        <w:tab/>
+      </w:r>
+      <w:r>
+        <w:t>MATERIALS AND METHODS</w:t>
+      </w:r>
+    </w:p>
+    <w:p>
+      <w:pPr>
+        <w:pStyle w:val="Heading2"/>
+      </w:pPr>
+      <w:r>
+        <w:t xml:space="preserve">2.1 </w:t>
+      </w:r>
+      <w:r>
+        <w:tab/>
+        <w:t>Sampling and data collection</w:t>
+      </w:r>
+    </w:p>
+    <w:p>
+      <w:r>
+        <w:t>[add section text here]</w:t>
+      </w:r>
+    </w:p>
+    <w:p>
+      <w:pPr>
+        <w:pStyle w:val="Heading2"/>
+      </w:pPr>
+      <w:r>
+        <w:t>2.2</w:t>
+      </w:r>
+      <w:r>
+        <w:tab/>
+      </w:r>
+      <w:r>
+        <w:t>Statistical</w:t>
+      </w:r>
+      <w:r>
+        <w:t xml:space="preserve"> </w:t>
+      </w:r>
+      <w:r>
+        <w:t>analysis</w:t>
+      </w:r>
+    </w:p>
+    <w:p>
+      <w:r>
+        <w:t>All data analyses were performed in RStudio</w:t>
+      </w:r>
+      <w:commentRangeStart w:id="94"/>
+      <w:r>
+        <w:t xml:space="preserve">. </w:t>
+      </w:r>
+      <w:commentRangeEnd w:id="94"/>
+      <w:r>
+        <w:rPr>
+          <w:rStyle w:val="CommentReference"/>
+          <w:sz w:val="24"/>
+          <w:szCs w:val="24"/>
+        </w:rPr>
+        <w:commentReference w:id="94"/>
+      </w:r>
+      <w:r>
+        <w:t xml:space="preserve">To identify </w:t>
+      </w:r>
+      <w:r>
+        <w:t xml:space="preserve">ecologically distinct </w:t>
+      </w:r>
+      <w:r>
+        <w:t>larval fish assemblages,</w:t>
+      </w:r>
+      <w:r>
+        <w:t xml:space="preserve"> </w:t>
+      </w:r>
+      <w:r>
+        <w:t xml:space="preserve">first </w:t>
+      </w:r>
+      <w:r>
+        <w:t>the density of each taxonomic group within each net tow was square-root transformed. These were then used to generate a matrix of Bray-Curtis dissimilarities between net tows. Agglomerative hierarchal clustering was performed on th</w:t>
+      </w:r>
+      <w:r>
+        <w:t xml:space="preserve">e dissimilarity matrix </w:t>
+      </w:r>
+      <w:r>
+        <w:t xml:space="preserve">with the “average” method. </w:t>
+      </w:r>
+      <w:r>
+        <w:t>To determine the number of clusters necessary</w:t>
+      </w:r>
+      <w:commentRangeStart w:id="95"/>
+      <w:r>
+        <w:t xml:space="preserve">, </w:t>
+      </w:r>
+      <w:commentRangeEnd w:id="95"/>
+      <w:r>
+        <w:rPr>
+          <w:rStyle w:val="CommentReference"/>
+          <w:sz w:val="24"/>
+          <w:szCs w:val="24"/>
+        </w:rPr>
+        <w:commentReference w:id="95"/>
+      </w:r>
+      <w:r>
+        <w:t xml:space="preserve">a dendrogram of the clustering results </w:t>
+      </w:r>
+      <w:r>
+        <w:t>was</w:t>
+      </w:r>
+      <w:r>
+        <w:t xml:space="preserve"> plotted</w:t>
+      </w:r>
+      <w:r>
+        <w:t xml:space="preserve"> with </w:t>
+      </w:r>
+      <w:r>
+        <w:t>overlayed rectangles to identify cluster boundaries</w:t>
+      </w:r>
+      <w:r>
+        <w:t xml:space="preserve">. </w:t>
+      </w:r>
+    </w:p>
+    <w:p>
+      <w:r>
+        <w:lastRenderedPageBreak/>
+        <w:t xml:space="preserve">To visualize the taxonomic composition of each cluster, </w:t>
+      </w:r>
+      <w:r>
+        <w:t xml:space="preserve">the taxa densities in each net tow were plotted </w:t>
+      </w:r>
+      <w:r>
+        <w:t xml:space="preserve">in a stacked bar plot. Beyond visual </w:t>
+      </w:r>
+      <w:r>
+        <w:t>this visual assessment,</w:t>
+      </w:r>
+      <w:r>
+        <w:t xml:space="preserve"> an in</w:t>
+      </w:r>
+      <w:r>
+        <w:t xml:space="preserve">dicator species analysis </w:t>
+      </w:r>
+      <w:r>
+        <w:t xml:space="preserve">(ISA) </w:t>
+      </w:r>
+      <w:r>
+        <w:t>was run</w:t>
+      </w:r>
+      <w:r>
+        <w:t xml:space="preserve"> to identify </w:t>
+      </w:r>
+      <w:r>
+        <w:t>dominant taxonomic group(s) for every cluster</w:t>
+      </w:r>
+      <w:r>
+        <w:t xml:space="preserve">. </w:t>
+      </w:r>
+      <w:r>
+        <w:t xml:space="preserve">The bar plot and ISA were used in conjunction to </w:t>
+      </w:r>
+      <w:r>
+        <w:t>define major clusters of interest and the</w:t>
+      </w:r>
+      <w:r>
+        <w:t xml:space="preserve"> ecological </w:t>
+      </w:r>
+      <w:r>
+        <w:t>community they represent.</w:t>
+      </w:r>
+      <w:r>
+        <w:t xml:space="preserve"> </w:t>
+      </w:r>
+      <w:r>
+        <w:t xml:space="preserve">Net tows were then mapped </w:t>
+      </w:r>
+      <w:r>
+        <w:t xml:space="preserve">by cluster and net number to </w:t>
+      </w:r>
+      <w:r>
+        <w:t>observe</w:t>
+      </w:r>
+      <w:r>
+        <w:t xml:space="preserve"> how the clusters </w:t>
+      </w:r>
+      <w:r>
+        <w:t>distribute in</w:t>
+      </w:r>
+      <w:r>
+        <w:t xml:space="preserve"> vertical and horizontal </w:t>
+      </w:r>
+      <w:r>
+        <w:t xml:space="preserve">space. </w:t>
+      </w:r>
+      <w:r>
+        <w:t xml:space="preserve"> </w:t>
+      </w:r>
+    </w:p>
+    <w:p>
+      <w:r>
+        <w:t xml:space="preserve">An NMDS was run on the </w:t>
+      </w:r>
+      <w:r>
+        <w:t>previously described Bray-Curtis dissimilarity matrix</w:t>
+      </w:r>
+      <w:r>
+        <w:t xml:space="preserve">. The stress of the ordination was determined and its </w:t>
+      </w:r>
+      <w:commentRangeStart w:id="96"/>
+      <w:r>
+        <w:t>relevance</w:t>
+      </w:r>
+      <w:r>
+        <w:t xml:space="preserve"> </w:t>
+      </w:r>
+      <w:commentRangeEnd w:id="96"/>
+      <w:r>
+        <w:rPr>
+          <w:rStyle w:val="CommentReference"/>
+          <w:sz w:val="24"/>
+          <w:szCs w:val="24"/>
+        </w:rPr>
+        <w:commentReference w:id="96"/>
+      </w:r>
+      <w:r>
+        <w:t xml:space="preserve">in the context of our data was assessed with the </w:t>
+      </w:r>
+      <w:r>
+        <w:t xml:space="preserve">iterative </w:t>
+      </w:r>
+      <w:r>
+        <w:t>permutation</w:t>
+      </w:r>
+      <w:r>
+        <w:t xml:space="preserve"> </w:t>
+      </w:r>
+      <w:r>
+        <w:t xml:space="preserve">methodology </w:t>
+      </w:r>
+      <w:commentRangeStart w:id="97"/>
+      <w:r>
+        <w:t xml:space="preserve">suggested </w:t>
+      </w:r>
+      <w:commentRangeEnd w:id="97"/>
+      <w:r>
+        <w:rPr>
+          <w:rStyle w:val="CommentReference"/>
+          <w:sz w:val="24"/>
+          <w:szCs w:val="24"/>
+        </w:rPr>
+        <w:commentReference w:id="97"/>
       </w:r>
       <w:r>
         <w:t>by Dexter et al. (2018)</w:t>
@@ -710,7 +1332,6 @@
         <w:pStyle w:val="Heading2"/>
       </w:pPr>
       <w:r>
-        <w:lastRenderedPageBreak/>
         <w:t>3.1</w:t>
       </w:r>
       <w:r>
@@ -827,7 +1448,11 @@
         <w:t>P. vetulus</w:t>
       </w:r>
       <w:r>
-        <w:t xml:space="preserve"> community (cluster 2) was present almost exclusively on the shelf during all years without a distinct depth preference (Fig. 3). Cluster 3, the Myctophid community, was most apparent offshore and in tows at greater depths (Fig. 3). The assemblage of nearshore taxa was most prevalent in 2022 and occurred mostly nearshore, though depth varied (Fig. 3). Cluster 6, the community of Osmeridae and other coastal taxa, was found almost exclusively at the most nearshore stations and shallowest depths (Fig. 3). </w:t>
+        <w:t xml:space="preserve"> community (cluster 2) was present almost exclusively on the shelf during all years without a distinct depth preference (Fig. 3). Cluster 3, the Myctophid community, was most apparent offshore and in tows at greater </w:t>
+      </w:r>
+      <w:r>
+        <w:lastRenderedPageBreak/>
+        <w:t xml:space="preserve">depths (Fig. 3). The assemblage of nearshore taxa was most prevalent in 2022 and occurred mostly nearshore, though depth varied (Fig. 3). Cluster 6, the community of Osmeridae and other coastal taxa, was found almost exclusively at the most nearshore stations and shallowest depths (Fig. 3). </w:t>
       </w:r>
     </w:p>
     <w:p>
@@ -885,7 +1510,6 @@
     </w:p>
     <w:p>
       <w:r>
-        <w:lastRenderedPageBreak/>
         <w:t>[add section text here]</w:t>
       </w:r>
     </w:p>
@@ -916,7 +1540,7 @@
 
 <file path=word/comments.xml><?xml version="1.0" encoding="utf-8"?>
 <w:comments xmlns:wpc="http://schemas.microsoft.com/office/word/2010/wordprocessingCanvas" xmlns:cx="http://schemas.microsoft.com/office/drawing/2014/chartex" xmlns:cx1="http://schemas.microsoft.com/office/drawing/2015/9/8/chartex" xmlns:cx2="http://schemas.microsoft.com/office/drawing/2015/10/21/chartex" xmlns:cx3="http://schemas.microsoft.com/office/drawing/2016/5/9/chartex" xmlns:cx4="http://schemas.microsoft.com/office/drawing/2016/5/10/chartex" xmlns:cx5="http://schemas.microsoft.com/office/drawing/2016/5/11/chartex" xmlns:cx6="http://schemas.microsoft.com/office/drawing/2016/5/12/chartex" xmlns:cx7="http://schemas.microsoft.com/office/drawing/2016/5/13/chartex" xmlns:cx8="http://schemas.microsoft.com/office/drawing/2016/5/14/chartex" xmlns:mc="http://schemas.openxmlformats.org/markup-compatibility/2006" xmlns:aink="http://schemas.microsoft.com/office/drawing/2016/ink" xmlns:am3d="http://schemas.microsoft.com/office/drawing/2017/model3d" xmlns:o="urn:schemas-microsoft-com:office:office" xmlns:oel="http://schemas.microsoft.com/office/2019/extlst" xmlns:r="http://schemas.openxmlformats.org/officeDocument/2006/relationships" xmlns:m="http://schemas.openxmlformats.org/officeDocument/2006/math" xmlns:v="urn:schemas-microsoft-com:vml" xmlns:wp14="http://schemas.microsoft.com/office/word/2010/wordprocessingDrawing" xmlns:wp="http://schemas.openxmlformats.org/drawingml/2006/wordprocessingDrawing" xmlns:w10="urn:schemas-microsoft-com:office:word" xmlns:w="http://schemas.openxmlformats.org/wordprocessingml/2006/main" xmlns:w14="http://schemas.microsoft.com/office/word/2010/wordml" xmlns:w15="http://schemas.microsoft.com/office/word/2012/wordml" xmlns:w16cex="http://schemas.microsoft.com/office/word/2018/wordml/cex" xmlns:w16cid="http://schemas.microsoft.com/office/word/2016/wordml/cid" xmlns:w16="http://schemas.microsoft.com/office/word/2018/wordml" xmlns:w16du="http://schemas.microsoft.com/office/word/2023/wordml/word16du" xmlns:w16sdtdh="http://schemas.microsoft.com/office/word/2020/wordml/sdtdatahash" xmlns:w16sdtfl="http://schemas.microsoft.com/office/word/2024/wordml/sdtformatlock" xmlns:w16se="http://schemas.microsoft.com/office/word/2015/wordml/symex" xmlns:wpg="http://schemas.microsoft.com/office/word/2010/wordprocessingGroup" xmlns:wpi="http://schemas.microsoft.com/office/word/2010/wordprocessingInk" xmlns:wne="http://schemas.microsoft.com/office/word/2006/wordml" xmlns:wps="http://schemas.microsoft.com/office/word/2010/wordprocessingShape" mc:Ignorable="w14 w15 w16se w16cid w16 w16cex w16sdtdh w16sdtfl w16du wp14">
-  <w:comment w:id="0" w:author="McCloskey, Ross" w:date="2026-08-18T14:36:00Z" w:initials="RM">
+  <w:comment w:id="1" w:author="Bobay, Luke Andrew" w:date="2026-08-27T11:23:00Z" w:initials="LB">
     <w:p>
       <w:pPr>
         <w:pStyle w:val="CommentText"/>
@@ -928,11 +1552,27 @@
         <w:annotationRef/>
       </w:r>
       <w:r>
+        <w:t>We should refer to the system as the northern California Current ecosystem throughout the paper. There are a few distinct currents in the region, and we generally aren’t talking only about the California Current, but also the Davidson Current, California Undercurrent, etc.</w:t>
+      </w:r>
+    </w:p>
+  </w:comment>
+  <w:comment w:id="2" w:author="McCloskey, Ross" w:date="2026-08-18T14:36:00Z" w:initials="RM">
+    <w:p>
+      <w:pPr>
+        <w:pStyle w:val="CommentText"/>
+      </w:pPr>
+      <w:r>
+        <w:rPr>
+          <w:rStyle w:val="CommentReference"/>
+        </w:rPr>
+        <w:annotationRef/>
+      </w:r>
+      <w:r>
         <w:t>Not sure this is the correct way to indicate multiple first authors. Can’t find on Frontiers what their guidelines say about this though.</w:t>
       </w:r>
     </w:p>
   </w:comment>
-  <w:comment w:id="1" w:author="McCloskey, Ross" w:date="2026-08-18T15:05:00Z" w:initials="RM">
+  <w:comment w:id="5" w:author="McCloskey, Ross" w:date="2026-08-18T15:05:00Z" w:initials="RM">
     <w:p>
       <w:pPr>
         <w:pStyle w:val="CommentText"/>
@@ -948,7 +1588,7 @@
       </w:r>
     </w:p>
   </w:comment>
-  <w:comment w:id="2" w:author="McCloskey, Ross" w:date="2026-08-18T15:06:00Z" w:initials="RM">
+  <w:comment w:id="6" w:author="Bobay, Luke Andrew" w:date="2026-08-27T11:16:00Z" w:initials="LB">
     <w:p>
       <w:pPr>
         <w:pStyle w:val="CommentText"/>
@@ -960,11 +1600,43 @@
         <w:annotationRef/>
       </w:r>
       <w:r>
+        <w:t>Yes, we’ll need to add more specific results to the abstract and will probably need to remove some description of the methods to make room for those. This will be the last thing to do after everything else is written</w:t>
+      </w:r>
+    </w:p>
+  </w:comment>
+  <w:comment w:id="12" w:author="Bobay, Luke Andrew" w:date="2026-08-28T07:42:00Z" w:initials="LB">
+    <w:p>
+      <w:pPr>
+        <w:pStyle w:val="CommentText"/>
+      </w:pPr>
+      <w:r>
+        <w:rPr>
+          <w:rStyle w:val="CommentReference"/>
+        </w:rPr>
+        <w:annotationRef/>
+      </w:r>
+      <w:r>
+        <w:t>Changing in-text citations to Zotero ones</w:t>
+      </w:r>
+    </w:p>
+  </w:comment>
+  <w:comment w:id="50" w:author="McCloskey, Ross" w:date="2026-08-18T15:06:00Z" w:initials="RM">
+    <w:p>
+      <w:pPr>
+        <w:pStyle w:val="CommentText"/>
+      </w:pPr>
+      <w:r>
+        <w:rPr>
+          <w:rStyle w:val="CommentReference"/>
+        </w:rPr>
+        <w:annotationRef/>
+      </w:r>
+      <w:r>
         <w:t>Find a source for this?</w:t>
       </w:r>
     </w:p>
   </w:comment>
-  <w:comment w:id="3" w:author="McCloskey, Ross" w:date="2026-08-18T15:10:00Z" w:initials="RM">
+  <w:comment w:id="51" w:author="Bobay, Luke Andrew" w:date="2026-08-28T09:12:00Z" w:initials="LB">
     <w:p>
       <w:pPr>
         <w:pStyle w:val="CommentText"/>
@@ -976,11 +1648,27 @@
         <w:annotationRef/>
       </w:r>
       <w:r>
+        <w:t>Try to keep the intro linear instead of coming back to information that was already presented because that makes it harder to identify the main points that are being made. I think enough has been said about the relevance of winter ichthyoplankton to recruitment with, “For many of these species, peak spawning occurs in winter during which offshore transport is minimal (Doyle, 1992; Brodeur et al., 2008). In addition to replenishing adult populations…”</w:t>
+      </w:r>
+    </w:p>
+  </w:comment>
+  <w:comment w:id="71" w:author="McCloskey, Ross" w:date="2026-08-18T15:10:00Z" w:initials="RM">
+    <w:p>
+      <w:pPr>
+        <w:pStyle w:val="CommentText"/>
+      </w:pPr>
+      <w:r>
+        <w:rPr>
+          <w:rStyle w:val="CommentReference"/>
+        </w:rPr>
+        <w:annotationRef/>
+      </w:r>
+      <w:r>
         <w:t>This phrasing might be too close to the source may need to better paraphrase.</w:t>
       </w:r>
     </w:p>
   </w:comment>
-  <w:comment w:id="4" w:author="McCloskey, Ross" w:date="2026-08-18T15:12:00Z" w:initials="RM">
+  <w:comment w:id="69" w:author="Bobay, Luke Andrew" w:date="2026-08-28T09:09:00Z" w:initials="LB">
     <w:p>
       <w:pPr>
         <w:pStyle w:val="CommentText"/>
@@ -992,11 +1680,27 @@
         <w:annotationRef/>
       </w:r>
       <w:r>
+        <w:t>This is great information, but including a separate paragraph for it at this level of detail isn’t necessary. I added a couple of sentences to the first paragraph that summarize this in a way that helps make the point that understanding the composition of winter larval fish assemblages is relevant to salmon survival</w:t>
+      </w:r>
+    </w:p>
+  </w:comment>
+  <w:comment w:id="77" w:author="McCloskey, Ross" w:date="2026-08-18T15:12:00Z" w:initials="RM">
+    <w:p>
+      <w:pPr>
+        <w:pStyle w:val="CommentText"/>
+      </w:pPr>
+      <w:r>
+        <w:rPr>
+          <w:rStyle w:val="CommentReference"/>
+        </w:rPr>
+        <w:annotationRef/>
+      </w:r>
+      <w:r>
         <w:t>There are the broad factors I could find from my sources doc but perhaps I should find an alternative source that discusses specifically the broad variables we’re interested in.</w:t>
       </w:r>
     </w:p>
   </w:comment>
-  <w:comment w:id="5" w:author="McCloskey, Ross" w:date="2026-08-25T13:29:00Z" w:initials="RM">
+  <w:comment w:id="78" w:author="McCloskey, Ross" w:date="2026-08-25T13:29:00Z" w:initials="RM">
     <w:p>
       <w:pPr>
         <w:pStyle w:val="CommentText"/>
@@ -1012,7 +1716,7 @@
       </w:r>
     </w:p>
   </w:comment>
-  <w:comment w:id="6" w:author="McCloskey, Ross" w:date="2026-08-18T15:29:00Z" w:initials="RM">
+  <w:comment w:id="72" w:author="Bobay, Luke Andrew" w:date="2026-08-28T09:18:00Z" w:initials="LB">
     <w:p>
       <w:pPr>
         <w:pStyle w:val="CommentText"/>
@@ -1024,6 +1728,22 @@
         <w:annotationRef/>
       </w:r>
       <w:r>
+        <w:t>This is a bit too comprehensive; we aren’t writing a review paper that covers everything known about the topic. I tried to reduce this to only the information that supports/provides context for the study we did.</w:t>
+      </w:r>
+    </w:p>
+  </w:comment>
+  <w:comment w:id="93" w:author="McCloskey, Ross" w:date="2026-08-18T15:29:00Z" w:initials="RM">
+    <w:p>
+      <w:pPr>
+        <w:pStyle w:val="CommentText"/>
+      </w:pPr>
+      <w:r>
+        <w:rPr>
+          <w:rStyle w:val="CommentReference"/>
+        </w:rPr>
+        <w:annotationRef/>
+      </w:r>
+      <w:r>
         <w:t xml:space="preserve">Could probably better describe the knowledge gaps in more detail. </w:t>
       </w:r>
     </w:p>
@@ -1036,7 +1756,7 @@
       </w:r>
     </w:p>
   </w:comment>
-  <w:comment w:id="7" w:author="McCloskey, Ross" w:date="2026-08-18T14:58:00Z" w:initials="RM">
+  <w:comment w:id="94" w:author="McCloskey, Ross" w:date="2026-08-18T14:58:00Z" w:initials="RM">
     <w:p>
       <w:pPr>
         <w:pStyle w:val="CommentText"/>
@@ -1052,7 +1772,7 @@
       </w:r>
     </w:p>
   </w:comment>
-  <w:comment w:id="8" w:author="McCloskey, Ross" w:date="2026-08-18T14:59:00Z" w:initials="RM">
+  <w:comment w:id="95" w:author="McCloskey, Ross" w:date="2026-08-18T14:59:00Z" w:initials="RM">
     <w:p>
       <w:pPr>
         <w:pStyle w:val="CommentText"/>
@@ -1068,7 +1788,7 @@
       </w:r>
     </w:p>
   </w:comment>
-  <w:comment w:id="9" w:author="McCloskey, Ross" w:date="2026-08-18T15:03:00Z" w:initials="RM">
+  <w:comment w:id="96" w:author="McCloskey, Ross" w:date="2026-08-18T15:03:00Z" w:initials="RM">
     <w:p>
       <w:pPr>
         <w:pStyle w:val="CommentText"/>
@@ -1084,7 +1804,7 @@
       </w:r>
     </w:p>
   </w:comment>
-  <w:comment w:id="10" w:author="McCloskey, Ross" w:date="2026-08-18T15:04:00Z" w:initials="RM">
+  <w:comment w:id="97" w:author="McCloskey, Ross" w:date="2026-08-18T15:04:00Z" w:initials="RM">
     <w:p>
       <w:pPr>
         <w:pStyle w:val="CommentText"/>
@@ -1105,12 +1825,18 @@
 
 <file path=word/commentsExtended.xml><?xml version="1.0" encoding="utf-8"?>
 <w15:commentsEx xmlns:wpc="http://schemas.microsoft.com/office/word/2010/wordprocessingCanvas" xmlns:cx="http://schemas.microsoft.com/office/drawing/2014/chartex" xmlns:cx1="http://schemas.microsoft.com/office/drawing/2015/9/8/chartex" xmlns:cx2="http://schemas.microsoft.com/office/drawing/2015/10/21/chartex" xmlns:cx3="http://schemas.microsoft.com/office/drawing/2016/5/9/chartex" xmlns:cx4="http://schemas.microsoft.com/office/drawing/2016/5/10/chartex" xmlns:cx5="http://schemas.microsoft.com/office/drawing/2016/5/11/chartex" xmlns:cx6="http://schemas.microsoft.com/office/drawing/2016/5/12/chartex" xmlns:cx7="http://schemas.microsoft.com/office/drawing/2016/5/13/chartex" xmlns:cx8="http://schemas.microsoft.com/office/drawing/2016/5/14/chartex" xmlns:mc="http://schemas.openxmlformats.org/markup-compatibility/2006" xmlns:aink="http://schemas.microsoft.com/office/drawing/2016/ink" xmlns:am3d="http://schemas.microsoft.com/office/drawing/2017/model3d" xmlns:o="urn:schemas-microsoft-com:office:office" xmlns:oel="http://schemas.microsoft.com/office/2019/extlst" xmlns:r="http://schemas.openxmlformats.org/officeDocument/2006/relationships" xmlns:m="http://schemas.openxmlformats.org/officeDocument/2006/math" xmlns:v="urn:schemas-microsoft-com:vml" xmlns:wp14="http://schemas.microsoft.com/office/word/2010/wordprocessingDrawing" xmlns:wp="http://schemas.openxmlformats.org/drawingml/2006/wordprocessingDrawing" xmlns:w10="urn:schemas-microsoft-com:office:word" xmlns:w="http://schemas.openxmlformats.org/wordprocessingml/2006/main" xmlns:w14="http://schemas.microsoft.com/office/word/2010/wordml" xmlns:w15="http://schemas.microsoft.com/office/word/2012/wordml" xmlns:w16cex="http://schemas.microsoft.com/office/word/2018/wordml/cex" xmlns:w16cid="http://schemas.microsoft.com/office/word/2016/wordml/cid" xmlns:w16="http://schemas.microsoft.com/office/word/2018/wordml" xmlns:w16du="http://schemas.microsoft.com/office/word/2023/wordml/word16du" xmlns:w16sdtdh="http://schemas.microsoft.com/office/word/2020/wordml/sdtdatahash" xmlns:w16sdtfl="http://schemas.microsoft.com/office/word/2024/wordml/sdtformatlock" xmlns:w16se="http://schemas.microsoft.com/office/word/2015/wordml/symex" xmlns:wpg="http://schemas.microsoft.com/office/word/2010/wordprocessingGroup" xmlns:wpi="http://schemas.microsoft.com/office/word/2010/wordprocessingInk" xmlns:wne="http://schemas.microsoft.com/office/word/2006/wordml" xmlns:wps="http://schemas.microsoft.com/office/word/2010/wordprocessingShape" mc:Ignorable="w14 w15 w16se w16cid w16 w16cex w16sdtdh w16sdtfl w16du wp14">
+  <w15:commentEx w15:paraId="0A884BF3" w15:done="0"/>
   <w15:commentEx w15:paraId="2F1B268D" w15:done="0"/>
   <w15:commentEx w15:paraId="021223F3" w15:done="0"/>
-  <w15:commentEx w15:paraId="5B8443B7" w15:done="0"/>
+  <w15:commentEx w15:paraId="796C364A" w15:paraIdParent="021223F3" w15:done="0"/>
+  <w15:commentEx w15:paraId="7A36192A" w15:done="0"/>
+  <w15:commentEx w15:paraId="5B8443B7" w15:done="1"/>
+  <w15:commentEx w15:paraId="14E26377" w15:done="0"/>
   <w15:commentEx w15:paraId="40FE5ADD" w15:done="0"/>
+  <w15:commentEx w15:paraId="3D9FDCDB" w15:done="0"/>
   <w15:commentEx w15:paraId="4C6AC411" w15:done="0"/>
   <w15:commentEx w15:paraId="4E80129C" w15:paraIdParent="4C6AC411" w15:done="0"/>
+  <w15:commentEx w15:paraId="776556A8" w15:done="0"/>
   <w15:commentEx w15:paraId="763D8A91" w15:done="0"/>
   <w15:commentEx w15:paraId="1F69DA66" w15:done="0"/>
   <w15:commentEx w15:paraId="4FC2E53E" w15:done="0"/>
@@ -1121,12 +1847,18 @@
 
 <file path=word/commentsExtensible.xml><?xml version="1.0" encoding="utf-8"?>
 <w16cex:commentsExtensible xmlns:wpc="http://schemas.microsoft.com/office/word/2010/wordprocessingCanvas" xmlns:cx="http://schemas.microsoft.com/office/drawing/2014/chartex" xmlns:cx1="http://schemas.microsoft.com/office/drawing/2015/9/8/chartex" xmlns:cx2="http://schemas.microsoft.com/office/drawing/2015/10/21/chartex" xmlns:cx3="http://schemas.microsoft.com/office/drawing/2016/5/9/chartex" xmlns:cx4="http://schemas.microsoft.com/office/drawing/2016/5/10/chartex" xmlns:cx5="http://schemas.microsoft.com/office/drawing/2016/5/11/chartex" xmlns:cx6="http://schemas.microsoft.com/office/drawing/2016/5/12/chartex" xmlns:cx7="http://schemas.microsoft.com/office/drawing/2016/5/13/chartex" xmlns:cx8="http://schemas.microsoft.com/office/drawing/2016/5/14/chartex" xmlns:cr="http://schemas.microsoft.com/office/comments/2020/reactions" xmlns:mc="http://schemas.openxmlformats.org/markup-compatibility/2006" xmlns:aink="http://schemas.microsoft.com/office/drawing/2016/ink" xmlns:am3d="http://schemas.microsoft.com/office/drawing/2017/model3d" xmlns:o="urn:schemas-microsoft-com:office:office" xmlns:oel="http://schemas.microsoft.com/office/2019/extlst" xmlns:r="http://schemas.openxmlformats.org/officeDocument/2006/relationships" xmlns:m="http://schemas.openxmlformats.org/officeDocument/2006/math" xmlns:v="urn:schemas-microsoft-com:vml" xmlns:wp14="http://schemas.microsoft.com/office/word/2010/wordprocessingDrawing" xmlns:wp="http://schemas.openxmlformats.org/drawingml/2006/wordprocessingDrawing" xmlns:w10="urn:schemas-microsoft-com:office:word" xmlns:w="http://schemas.openxmlformats.org/wordprocessingml/2006/main" xmlns:w14="http://schemas.microsoft.com/office/word/2010/wordml" xmlns:w15="http://schemas.microsoft.com/office/word/2012/wordml" xmlns:w16cex="http://schemas.microsoft.com/office/word/2018/wordml/cex" xmlns:w16cid="http://schemas.microsoft.com/office/word/2016/wordml/cid" xmlns:w16="http://schemas.microsoft.com/office/word/2018/wordml" xmlns:w16du="http://schemas.microsoft.com/office/word/2023/wordml/word16du" xmlns:w16sdtdh="http://schemas.microsoft.com/office/word/2020/wordml/sdtdatahash" xmlns:w16sdtfl="http://schemas.microsoft.com/office/word/2024/wordml/sdtformatlock" xmlns:w16se="http://schemas.microsoft.com/office/word/2015/wordml/symex" xmlns:wpg="http://schemas.microsoft.com/office/word/2010/wordprocessingGroup" xmlns:wpi="http://schemas.microsoft.com/office/word/2010/wordprocessingInk" xmlns:wne="http://schemas.microsoft.com/office/word/2006/wordml" xmlns:wps="http://schemas.microsoft.com/office/word/2010/wordprocessingShape" mc:Ignorable="w14 w15 w16se w16cid w16 w16cex w16sdtdh w16sdtfl cr w16du wp14">
+  <w16cex:commentExtensible w16cex:durableId="613BB0C4" w16cex:dateUtc="2026-08-27T18:23:00Z"/>
   <w16cex:commentExtensible w16cex:durableId="03FE2B67" w16cex:dateUtc="2026-08-18T19:36:00Z"/>
   <w16cex:commentExtensible w16cex:durableId="2C3AF867" w16cex:dateUtc="2026-08-18T20:05:00Z"/>
+  <w16cex:commentExtensible w16cex:durableId="60EC0075" w16cex:dateUtc="2026-08-27T18:16:00Z"/>
+  <w16cex:commentExtensible w16cex:durableId="5FC70A75" w16cex:dateUtc="2026-08-28T14:42:00Z"/>
   <w16cex:commentExtensible w16cex:durableId="0798161C" w16cex:dateUtc="2026-08-18T20:06:00Z"/>
+  <w16cex:commentExtensible w16cex:durableId="5E1E80E1" w16cex:dateUtc="2026-08-28T16:12:00Z"/>
   <w16cex:commentExtensible w16cex:durableId="266E2573" w16cex:dateUtc="2026-08-18T20:10:00Z"/>
+  <w16cex:commentExtensible w16cex:durableId="4CAAB168" w16cex:dateUtc="2026-08-28T16:09:00Z"/>
   <w16cex:commentExtensible w16cex:durableId="2B4ADF92" w16cex:dateUtc="2026-08-18T20:12:00Z"/>
   <w16cex:commentExtensible w16cex:durableId="0EE97655" w16cex:dateUtc="2026-08-25T18:29:00Z"/>
+  <w16cex:commentExtensible w16cex:durableId="318C9CE1" w16cex:dateUtc="2026-08-28T16:18:00Z"/>
   <w16cex:commentExtensible w16cex:durableId="167F67C8" w16cex:dateUtc="2026-08-18T20:29:00Z"/>
   <w16cex:commentExtensible w16cex:durableId="120E2433" w16cex:dateUtc="2026-08-18T19:58:00Z"/>
   <w16cex:commentExtensible w16cex:durableId="30192086" w16cex:dateUtc="2026-08-18T19:59:00Z"/>
@@ -1137,12 +1869,18 @@
 
 <file path=word/commentsIds.xml><?xml version="1.0" encoding="utf-8"?>
 <w16cid:commentsIds xmlns:wpc="http://schemas.microsoft.com/office/word/2010/wordprocessingCanvas" xmlns:cx="http://schemas.microsoft.com/office/drawing/2014/chartex" xmlns:cx1="http://schemas.microsoft.com/office/drawing/2015/9/8/chartex" xmlns:cx2="http://schemas.microsoft.com/office/drawing/2015/10/21/chartex" xmlns:cx3="http://schemas.microsoft.com/office/drawing/2016/5/9/chartex" xmlns:cx4="http://schemas.microsoft.com/office/drawing/2016/5/10/chartex" xmlns:cx5="http://schemas.microsoft.com/office/drawing/2016/5/11/chartex" xmlns:cx6="http://schemas.microsoft.com/office/drawing/2016/5/12/chartex" xmlns:cx7="http://schemas.microsoft.com/office/drawing/2016/5/13/chartex" xmlns:cx8="http://schemas.microsoft.com/office/drawing/2016/5/14/chartex" xmlns:mc="http://schemas.openxmlformats.org/markup-compatibility/2006" xmlns:aink="http://schemas.microsoft.com/office/drawing/2016/ink" xmlns:am3d="http://schemas.microsoft.com/office/drawing/2017/model3d" xmlns:o="urn:schemas-microsoft-com:office:office" xmlns:oel="http://schemas.microsoft.com/office/2019/extlst" xmlns:r="http://schemas.openxmlformats.org/officeDocument/2006/relationships" xmlns:m="http://schemas.openxmlformats.org/officeDocument/2006/math" xmlns:v="urn:schemas-microsoft-com:vml" xmlns:wp14="http://schemas.microsoft.com/office/word/2010/wordprocessingDrawing" xmlns:wp="http://schemas.openxmlformats.org/drawingml/2006/wordprocessingDrawing" xmlns:w10="urn:schemas-microsoft-com:office:word" xmlns:w="http://schemas.openxmlformats.org/wordprocessingml/2006/main" xmlns:w14="http://schemas.microsoft.com/office/word/2010/wordml" xmlns:w15="http://schemas.microsoft.com/office/word/2012/wordml" xmlns:w16cex="http://schemas.microsoft.com/office/word/2018/wordml/cex" xmlns:w16cid="http://schemas.microsoft.com/office/word/2016/wordml/cid" xmlns:w16="http://schemas.microsoft.com/office/word/2018/wordml" xmlns:w16du="http://schemas.microsoft.com/office/word/2023/wordml/word16du" xmlns:w16sdtdh="http://schemas.microsoft.com/office/word/2020/wordml/sdtdatahash" xmlns:w16sdtfl="http://schemas.microsoft.com/office/word/2024/wordml/sdtformatlock" xmlns:w16se="http://schemas.microsoft.com/office/word/2015/wordml/symex" xmlns:wpg="http://schemas.microsoft.com/office/word/2010/wordprocessingGroup" xmlns:wpi="http://schemas.microsoft.com/office/word/2010/wordprocessingInk" xmlns:wne="http://schemas.microsoft.com/office/word/2006/wordml" xmlns:wps="http://schemas.microsoft.com/office/word/2010/wordprocessingShape" mc:Ignorable="w14 w15 w16se w16cid w16 w16cex w16sdtdh w16sdtfl w16du wp14">
+  <w16cid:commentId w16cid:paraId="0A884BF3" w16cid:durableId="613BB0C4"/>
   <w16cid:commentId w16cid:paraId="2F1B268D" w16cid:durableId="03FE2B67"/>
   <w16cid:commentId w16cid:paraId="021223F3" w16cid:durableId="2C3AF867"/>
+  <w16cid:commentId w16cid:paraId="796C364A" w16cid:durableId="60EC0075"/>
+  <w16cid:commentId w16cid:paraId="7A36192A" w16cid:durableId="5FC70A75"/>
   <w16cid:commentId w16cid:paraId="5B8443B7" w16cid:durableId="0798161C"/>
+  <w16cid:commentId w16cid:paraId="14E26377" w16cid:durableId="5E1E80E1"/>
   <w16cid:commentId w16cid:paraId="40FE5ADD" w16cid:durableId="266E2573"/>
+  <w16cid:commentId w16cid:paraId="3D9FDCDB" w16cid:durableId="4CAAB168"/>
   <w16cid:commentId w16cid:paraId="4C6AC411" w16cid:durableId="2B4ADF92"/>
   <w16cid:commentId w16cid:paraId="4E80129C" w16cid:durableId="0EE97655"/>
+  <w16cid:commentId w16cid:paraId="776556A8" w16cid:durableId="318C9CE1"/>
   <w16cid:commentId w16cid:paraId="763D8A91" w16cid:durableId="167F67C8"/>
   <w16cid:commentId w16cid:paraId="1F69DA66" w16cid:durableId="120E2433"/>
   <w16cid:commentId w16cid:paraId="4FC2E53E" w16cid:durableId="30192086"/>
@@ -1153,6 +1891,9 @@
 
 <file path=word/people.xml><?xml version="1.0" encoding="utf-8"?>
 <w15:people xmlns:wpc="http://schemas.microsoft.com/office/word/2010/wordprocessingCanvas" xmlns:cx="http://schemas.microsoft.com/office/drawing/2014/chartex" xmlns:cx1="http://schemas.microsoft.com/office/drawing/2015/9/8/chartex" xmlns:cx2="http://schemas.microsoft.com/office/drawing/2015/10/21/chartex" xmlns:cx3="http://schemas.microsoft.com/office/drawing/2016/5/9/chartex" xmlns:cx4="http://schemas.microsoft.com/office/drawing/2016/5/10/chartex" xmlns:cx5="http://schemas.microsoft.com/office/drawing/2016/5/11/chartex" xmlns:cx6="http://schemas.microsoft.com/office/drawing/2016/5/12/chartex" xmlns:cx7="http://schemas.microsoft.com/office/drawing/2016/5/13/chartex" xmlns:cx8="http://schemas.microsoft.com/office/drawing/2016/5/14/chartex" xmlns:mc="http://schemas.openxmlformats.org/markup-compatibility/2006" xmlns:aink="http://schemas.microsoft.com/office/drawing/2016/ink" xmlns:am3d="http://schemas.microsoft.com/office/drawing/2017/model3d" xmlns:o="urn:schemas-microsoft-com:office:office" xmlns:oel="http://schemas.microsoft.com/office/2019/extlst" xmlns:r="http://schemas.openxmlformats.org/officeDocument/2006/relationships" xmlns:m="http://schemas.openxmlformats.org/officeDocument/2006/math" xmlns:v="urn:schemas-microsoft-com:vml" xmlns:wp14="http://schemas.microsoft.com/office/word/2010/wordprocessingDrawing" xmlns:wp="http://schemas.openxmlformats.org/drawingml/2006/wordprocessingDrawing" xmlns:w10="urn:schemas-microsoft-com:office:word" xmlns:w="http://schemas.openxmlformats.org/wordprocessingml/2006/main" xmlns:w14="http://schemas.microsoft.com/office/word/2010/wordml" xmlns:w15="http://schemas.microsoft.com/office/word/2012/wordml" xmlns:w16cex="http://schemas.microsoft.com/office/word/2018/wordml/cex" xmlns:w16cid="http://schemas.microsoft.com/office/word/2016/wordml/cid" xmlns:w16="http://schemas.microsoft.com/office/word/2018/wordml" xmlns:w16du="http://schemas.microsoft.com/office/word/2023/wordml/word16du" xmlns:w16sdtdh="http://schemas.microsoft.com/office/word/2020/wordml/sdtdatahash" xmlns:w16sdtfl="http://schemas.microsoft.com/office/word/2024/wordml/sdtformatlock" xmlns:w16se="http://schemas.microsoft.com/office/word/2015/wordml/symex" xmlns:wpg="http://schemas.microsoft.com/office/word/2010/wordprocessingGroup" xmlns:wpi="http://schemas.microsoft.com/office/word/2010/wordprocessingInk" xmlns:wne="http://schemas.microsoft.com/office/word/2006/wordml" xmlns:wps="http://schemas.microsoft.com/office/word/2010/wordprocessingShape" mc:Ignorable="w14 w15 w16se w16cid w16 w16cex w16sdtdh w16sdtfl w16du wp14">
+  <w15:person w15:author="Bobay, Luke Andrew">
+    <w15:presenceInfo w15:providerId="AD" w15:userId="S::bobayl@oregonstate.edu::51702319-4e48-496d-9001-3f54d6daf042"/>
+  </w15:person>
   <w15:person w15:author="McCloskey, Ross">
     <w15:presenceInfo w15:providerId="AD" w15:userId="S::mccloskw@oregonstate.edu::b1990487-ee44-4922-b58f-5b2980a02730"/>
   </w15:person>
@@ -1763,7 +2504,6 @@
   <w:style w:type="character" w:default="1" w:styleId="DefaultParagraphFont">
     <w:name w:val="Default Paragraph Font"/>
     <w:uiPriority w:val="1"/>
-    <w:semiHidden/>
     <w:unhideWhenUsed/>
   </w:style>
   <w:style w:type="table" w:default="1" w:styleId="TableNormal">
@@ -2200,6 +2940,19 @@
     <w:semiHidden/>
     <w:unhideWhenUsed/>
     <w:rsid w:val="00361B67"/>
+  </w:style>
+  <w:style w:type="paragraph" w:styleId="Revision">
+    <w:name w:val="Revision"/>
+    <w:hidden/>
+    <w:uiPriority w:val="99"/>
+    <w:semiHidden/>
+    <w:rsid w:val="0015125F"/>
+    <w:pPr>
+      <w:spacing w:after="0" w:line="240" w:lineRule="auto"/>
+    </w:pPr>
+    <w:rPr>
+      <w:rFonts w:ascii="Times New Roman" w:hAnsi="Times New Roman" w:cs="Times New Roman"/>
+    </w:rPr>
   </w:style>
 </w:styles>
 </file>

--- a/Manuscript draft.docx
+++ b/Manuscript draft.docx
@@ -814,17 +814,18 @@
       </w:r>
       <w:commentRangeStart w:id="77"/>
       <w:commentRangeStart w:id="78"/>
-      <w:del w:id="79" w:author="Bobay, Luke Andrew" w:date="2026-08-28T09:32:00Z" w16du:dateUtc="2026-08-28T16:32:00Z">
+      <w:commentRangeStart w:id="79"/>
+      <w:del w:id="80" w:author="Bobay, Luke Andrew" w:date="2026-08-28T09:32:00Z" w16du:dateUtc="2026-08-28T16:32:00Z">
         <w:r>
           <w:delText xml:space="preserve">water mass stability, </w:delText>
         </w:r>
       </w:del>
-      <w:del w:id="80" w:author="Bobay, Luke Andrew" w:date="2026-08-28T09:37:00Z" w16du:dateUtc="2026-08-28T16:37:00Z">
+      <w:del w:id="81" w:author="Bobay, Luke Andrew" w:date="2026-08-28T09:37:00Z" w16du:dateUtc="2026-08-28T16:37:00Z">
         <w:r>
           <w:delText>current direction</w:delText>
         </w:r>
       </w:del>
-      <w:ins w:id="81" w:author="Bobay, Luke Andrew" w:date="2026-08-28T09:37:00Z" w16du:dateUtc="2026-08-28T16:37:00Z">
+      <w:ins w:id="82" w:author="Bobay, Luke Andrew" w:date="2026-08-28T09:37:00Z" w16du:dateUtc="2026-08-28T16:37:00Z">
         <w:r>
           <w:t>circulation</w:t>
         </w:r>
@@ -832,12 +833,12 @@
       <w:r>
         <w:t xml:space="preserve">, and </w:t>
       </w:r>
-      <w:del w:id="82" w:author="Bobay, Luke Andrew" w:date="2026-08-28T09:25:00Z" w16du:dateUtc="2026-08-28T16:25:00Z">
+      <w:del w:id="83" w:author="Bobay, Luke Andrew" w:date="2026-08-28T09:25:00Z" w16du:dateUtc="2026-08-28T16:25:00Z">
         <w:r>
           <w:delText xml:space="preserve">local </w:delText>
         </w:r>
       </w:del>
-      <w:ins w:id="83" w:author="Bobay, Luke Andrew" w:date="2026-08-28T09:25:00Z" w16du:dateUtc="2026-08-28T16:25:00Z">
+      <w:ins w:id="84" w:author="Bobay, Luke Andrew" w:date="2026-08-28T09:25:00Z" w16du:dateUtc="2026-08-28T16:25:00Z">
         <w:r>
           <w:t>seafloor</w:t>
         </w:r>
@@ -866,183 +867,1138 @@
         </w:rPr>
         <w:commentReference w:id="78"/>
       </w:r>
-      <w:r>
-        <w:t xml:space="preserve">have </w:t>
-      </w:r>
-      <w:del w:id="84" w:author="Bobay, Luke Andrew" w:date="2026-08-28T09:47:00Z" w16du:dateUtc="2026-08-28T16:47:00Z">
-        <w:r>
-          <w:delText xml:space="preserve">all </w:delText>
-        </w:r>
-      </w:del>
-      <w:r>
-        <w:t>been found to influence the composition, abundance, and distribution of larval fish</w:t>
-      </w:r>
-      <w:ins w:id="85" w:author="Bobay, Luke Andrew" w:date="2026-08-28T09:47:00Z" w16du:dateUtc="2026-08-28T16:47:00Z">
-        <w:r>
-          <w:t xml:space="preserve"> </w:t>
-        </w:r>
-      </w:ins>
-      <w:r>
-        <w:fldChar w:fldCharType="begin"/>
-      </w:r>
-      <w:r>
-        <w:instrText xml:space="preserve"> ADDIN ZOTERO_ITEM CSL_CITATION {"citationID":"otJYvBC9","properties":{"unsorted":false,"formattedCitation":"(Doyle et al., 2002; Auth, 2008; Nielsen et al., 2021)","plainCitation":"(Doyle et al., 2002; Auth, 2008; Nielsen et al., 2021)","noteIndex":0},"citationItems":[{"id":15,"uris":["http://zotero.org/groups/6650714/items/PQU56JSV"],"itemData":{"id":15,"type":"article-journal","abstract":"The coastal regions of the northeast Pacific support large, economically valuable fishery resources and provide nursery areas for many fish species. Over the last few decades, there have been dramatic shifts in species abundance and composition in this area. In this paper, we examine the springtime spatial patterns in the ichthyoplankton of three oceanographically different regions, the Southeast Bering Sea, the Gulf of Alaska and the U.S. West Coast. The data examined are a subset of a larger database (comprising data from cruises conducted from 1972 to 1997) that is being used to investigate spatial, seasonal and interannual patterns in ichthyoplankton of the northeast Pacific in relation to environmental conditions. Ichthyoplankton were collected during seven cruises using 60-cm bongo nets. Spatial patterns of ichthyoplankton were examined using both classification and ordination techniques. Relative Bray-Curtis dissimilarity coefficients calculated from the log10 (n+1) of abundance data were used as input to the numerical classification of species and stations. Nonmetric multidimensional scaling was also applied to the abundance data to examine geometric patterns in the data. The numerical analyses of the species abundance data sets for each cruise revealed spatial patterns in the ichthyoplankton that suggest the occurrence of geographically distinct assemblages of fish larvae in each region. For all three sampling regions, the assemblage structure is primarily related to bathymetry, and Shelf, Slope, and Deep-Water assemblages are described. This shallow to deep-water gradient in species occurrence and abundance reflects the habitat preference and spawning location of the adult fish. Another degree of complexity is superimposed on this primary assemblage structure in each region and seems to be related to local topography and the prevailing current patterns. The patterns in ichthyoplankton assemblages of the three regions in the northeast Pacific Ocean described here form the basis for future investigations of spatial and temporal patterns in the ichthyoplankton of the subarctic Pacific. Regional Index Terms: Northeast Pacific Ocean, Southeast Bering Sea, Gulf of Alaska, U.S. West Coast.","collection-title":"Physical and Biological Conditions and Processes in the Northeasts Pacific Ocean","container-title":"Progress in Oceanography","DOI":"10.1016/S0079-6611(02)00033-2","ISSN":"0079-6611","issue":"2","journalAbbreviation":"Progress in Oceanography","page":"247-281","source":"ScienceDirect","title":"Regional variation in springtime ichthyoplankton assemblages in the northeast Pacific Ocean","volume":"53","author":[{"family":"Doyle","given":"Miriam J"},{"family":"Mier","given":"Kathryn L"},{"family":"Busby","given":"Morgan S"},{"family":"Brodeur","given":"Richard D"}],"issued":{"date-parts":[["2002",1,1]]}}},{"id":23,"uris":["http://zotero.org/groups/6650714/items/TRLGWFXX"],"itemData":{"id":23,"type":"article-journal","abstract":"The distributions, concentrations, and community structure of pelagic larval fishes collected from the central and northern California Current in the northeast Pacific Ocean during May 2004, 2005, and 2006 were analyzed to investigate inter-annual, latitudinal, cross-shelf, and depth-stratified variability. The inter-annual climate-induced variability during the sampling period provided a unique opportunity to observe how larval fish communities adjust to rapidly changing environmental conditions. The 170 depth-stratified samples collected from three cruises yielded 14 819 fish larvae from 56 taxa representing 23 families. Dominant larval taxa were Engraulis mordax, Citharichthys spp., Sebastes spp., and Stenobrachius leucopsarus. Larval concentrations decreased significantly in 2006 from 2004 and 2005 levels following the anomalous oceanic conditions observed in 2005 and decreased water temperature in 2006. Larvae were generally found in higher concentrations at northern (&gt;43°N) versus southern (&lt;43°N) stations, with larval E. mordax and Citharichthys spp. found almost exclusively in the north during all sampled years. Inter-annual variability related to dynamic upwelling intensity was observed in cross-shelf larval distributions, although concentrations of S. leucopsarus larvae consistently increased in the offshore direction, while larval Sebastes spp. were generally found in highest concentrations at intermediate stations along the shelf. Multivariate analyses revealed that latitude, station depth, and sea-surface temperature were the most important factors explaining variability in larval concentrations. The present study shows that the ichthyoplankton community of the central and northern California Current changed dramatically in response to the variable environmental conditions of 2004–06.","container-title":"Fisheries Oceanography","DOI":"10.1111/j.1365-2419.2008.00481.x","ISSN":"1365-2419","issue":"4","language":"en","license":"© 2008 The Authors","page":"316-331","source":"Wiley Online Library","title":"Distribution and community structure of ichthyoplankton from the northern and central California Current in May 2004–06","volume":"17","author":[{"family":"Auth","given":"Toby D."}],"issued":{"date-parts":[["2008"]]}}},{"id":21,"uris":["http://zotero.org/groups/6650714/items/CPMXZHGV"],"itemData":{"id":21,"type":"article-journal","abstract":"The effects of climate warming on ecosystem dynamics are widespread throughout the world's oceans. In the Northeast Pacific, large-scale climate patterns such as the El Niño/Southern Oscillation and Pacific Decadal Oscillation, and recently unprecedented warm ocean conditions from 2014 to 2016, referred to as a marine heatwave (MHW), resulted in large-scale ecosystem changes. Larval fishes quickly respond to environmental variability and are sensitive indicators of ecosystem change. Categorizing ichthyoplankton dynamics across marine ecosystem in the Northeast Pacific can help elucidate the magnitude of assemblage shifts, and whether responses are synchronous or alternatively governed by local responses to regional oceanographic conditions. We analyzed time-series data of ichthyoplankton abundances from four ecoregions in the Northeast Pacific ranging from subarctic to subtropical: the Gulf of Alaska (1981–2017), British Columbia (2001–2017), Oregon (1998–2017), and the southern California Current (1981–2017). We assessed the impact of the recent (2014–2016) MHW and how ichthyoplankton assemblages responded to past major climate perturbations since 1981 in these ecosystems. Our results indicate that the MHW caused widespread changes in the ichthyoplankton fauna along the coast of the Northeast Pacific Ocean, but impacts differed between marine ecosystems. For example, abundances for most dominant taxa were at all-time lows since the beginning of sampling in the Gulf of Alaska and British Columbia, while in Oregon and the southern California Current species richness increased as did abundances of species associated with warmer waters. Lastly, species associated with cold waters also increased in abundances close to shore in southern California during the MHW, a pattern that was distinctly different from previous El Niño events. We also found several large-scale, synchronized ichthyoplankton assemblage composition shifts during past major climate events. Current climate projections suggest that MHWs will become more intense and thus our findings can help project future changes in larval dynamics, allowing for improved ecosystem management decisions.","container-title":"Global Change Biology","DOI":"10.1111/gcb.15415","ISSN":"1365-2486","issue":"3","language":"en","license":"© 2020 Her Majesty the Queen in Right of Canada. Reproduced with the permission of the Minister of Fisheries and Oceans Canada. This article has been contributed to by US Government employees and their work is in the public domain in the USA.","page":"506-520","source":"Wiley Online Library","title":"Responses of ichthyoplankton assemblages to the recent marine heatwave and previous climate fluctuations in several Northeast Pacific marine ecosystems","volume":"27","author":[{"family":"Nielsen","given":"Jens M."},{"family":"Rogers","given":"Lauren A."},{"family":"Brodeur","given":"Richard D."},{"family":"Thompson","given":"Andrew R."},{"family":"Auth","given":"Toby D."},{"family":"Deary","given":"Alison L."},{"family":"Duffy-Anderson","given":"Janet T."},{"family":"Galbraith","given":"Moira"},{"family":"Koslow","given":"J. Anthony"},{"family":"Perry","given":"R. Ian"}],"issued":{"date-parts":[["2021"]]}}}],"schema":"https://github.com/citation-style-language/schema/raw/master/csl-citation.json"} </w:instrText>
-      </w:r>
-      <w:r>
-        <w:fldChar w:fldCharType="separate"/>
-      </w:r>
-      <w:r>
-        <w:t>(Doyle et al., 2002; Auth, 2008; Nielsen et al., 2021)</w:t>
-      </w:r>
-      <w:r>
-        <w:fldChar w:fldCharType="end"/>
-      </w:r>
-      <w:del w:id="86" w:author="Bobay, Luke Andrew" w:date="2026-08-28T09:37:00Z" w16du:dateUtc="2026-08-28T16:37:00Z">
-        <w:r>
-          <w:delText xml:space="preserve"> (Doyle et al., 2002; Roussel et al., 2010)</w:delText>
-        </w:r>
-      </w:del>
-      <w:r>
-        <w:t xml:space="preserve">. </w:t>
-      </w:r>
-      <w:del w:id="87" w:author="Bobay, Luke Andrew" w:date="2026-08-28T09:18:00Z" w16du:dateUtc="2026-08-28T16:18:00Z">
-        <w:r>
-          <w:delText>In the dynamic upwelling system of the NCC, the coastal upwelling transport index (CUTI) predicted taxa co-</w:delText>
-        </w:r>
-        <w:r>
-          <w:delText>occurrence</w:delText>
-        </w:r>
-        <w:r>
-          <w:delText xml:space="preserve"> of larvae with varying strength according to the seasonal upwelling or downwelling regime of the region (Schmid et al., 2023). </w:delText>
-        </w:r>
-      </w:del>
-      <w:r>
-        <w:t xml:space="preserve">Variability on finer spatial </w:t>
-      </w:r>
-      <w:r>
-        <w:lastRenderedPageBreak/>
-        <w:t xml:space="preserve">and temporal scales </w:t>
-      </w:r>
-      <w:del w:id="88" w:author="Bobay, Luke Andrew" w:date="2026-08-28T10:12:00Z" w16du:dateUtc="2026-08-28T17:12:00Z">
-        <w:r>
-          <w:delText>is also relevant to</w:delText>
-        </w:r>
-      </w:del>
-      <w:ins w:id="89" w:author="Bobay, Luke Andrew" w:date="2026-08-28T10:12:00Z" w16du:dateUtc="2026-08-28T17:12:00Z">
-        <w:r>
-          <w:t>also influences</w:t>
-        </w:r>
-      </w:ins>
-      <w:r>
-        <w:t xml:space="preserve"> </w:t>
-      </w:r>
-      <w:del w:id="90" w:author="Bobay, Luke Andrew" w:date="2026-08-28T09:51:00Z" w16du:dateUtc="2026-08-28T16:51:00Z">
-        <w:r>
-          <w:delText>the LFC</w:delText>
-        </w:r>
-      </w:del>
-      <w:ins w:id="91" w:author="Bobay, Luke Andrew" w:date="2026-08-28T09:51:00Z" w16du:dateUtc="2026-08-28T16:51:00Z">
-        <w:r>
-          <w:t>ichthyoplankton abundance and assemblage composition</w:t>
-        </w:r>
-      </w:ins>
-      <w:del w:id="92" w:author="Bobay, Luke Andrew" w:date="2026-08-28T09:52:00Z" w16du:dateUtc="2026-08-28T16:52:00Z">
-        <w:r>
-          <w:delText xml:space="preserve"> in coastal marine environments (Gallego-Zerrato et al., 2024)</w:delText>
-        </w:r>
-      </w:del>
-      <w:r>
-        <w:t>. Early-li</w:t>
-      </w:r>
-      <w:r>
-        <w:t>f</w:t>
-      </w:r>
-      <w:r>
-        <w:t xml:space="preserve">e distribution, growth, and survival of fish larvae is strongly influenced by temperature, salinity, and dissolved oxygen concentration (DO) (Auth, 2011). In fact, larval fish are particularly vulnerable to depressed DO, compared to adult conspecifics, with hypoxia exposure during early-life having long-term effects on growth and survival (Johnson-Colegrove et al., 2015). Such factors vary in space, alongside ichthyoplankton assemblages generally reflecting the habitat preference of adults (Doyle et al., 2002). The result is distinct horizontal community structuring with coastal upwelling, offshore oligotrophic, and shelf-slope transitional zones (Gleiber, 2020; Richardson et al., 1980). Larvae also aggregate vertically, allowing them to reach or maintain a position within water masses of ideal environmental, growth, and feeding conditions and transport potential (Huebert et al., 2010; Primo et al. 2012). These vertical assemblages can differ further on fine, diel time scales. There is evidence for diel vertical migration (DVM) in the </w:t>
-      </w:r>
-      <w:r>
-        <w:t>larval stage</w:t>
-      </w:r>
-      <w:r>
-        <w:t xml:space="preserve"> of many taxa, potentially providing an adaptive advantage in predator avoidance; light and temperature optimization; and prey abundance (Haldorson et al., 1993; Primo et al., 2012). Diel effects such as migration and visual net avoidance are not accounted for, however, in common sampling schemes that are depth-integrated and do not tow at multiple times of day</w:t>
-      </w:r>
-      <w:r>
-        <w:t>.</w:t>
-      </w:r>
-      <w:commentRangeEnd w:id="72"/>
+      <w:commentRangeEnd w:id="79"/>
       <w:r>
         <w:rPr>
           <w:rStyle w:val="CommentReference"/>
           <w:sz w:val="24"/>
           <w:szCs w:val="24"/>
         </w:rPr>
-        <w:commentReference w:id="72"/>
-      </w:r>
+        <w:commentReference w:id="79"/>
+      </w:r>
+      <w:r>
+        <w:t xml:space="preserve">have </w:t>
+      </w:r>
+      <w:del w:id="85" w:author="Bobay, Luke Andrew" w:date="2026-08-28T09:47:00Z" w16du:dateUtc="2026-08-28T16:47:00Z">
+        <w:r>
+          <w:delText xml:space="preserve">all </w:delText>
+        </w:r>
+      </w:del>
+      <w:r>
+        <w:t>been found to influence the composition, abundance, and distribution of larval fish</w:t>
+      </w:r>
+      <w:ins w:id="86" w:author="Bobay, Luke Andrew" w:date="2026-08-28T09:47:00Z" w16du:dateUtc="2026-08-28T16:47:00Z">
+        <w:r>
+          <w:t xml:space="preserve"> </w:t>
+        </w:r>
+      </w:ins>
+      <w:r>
+        <w:fldChar w:fldCharType="begin"/>
+      </w:r>
+      <w:r>
+        <w:instrText xml:space="preserve"> ADDIN ZOTERO_ITEM CSL_CITATION {"citationID":"otJYvBC9","properties":{"unsorted":false,"formattedCitation":"(Doyle et al., 2002; Auth, 2008; Nielsen et al., 2021)","plainCitation":"(Doyle et al., 2002; Auth, 2008; Nielsen et al., 2021)","noteIndex":0},"citationItems":[{"id":15,"uris":["http://zotero.org/groups/6650714/items/PQU56JSV"],"itemData":{"id":15,"type":"article-journal","abstract":"The coastal regions of the northeast Pacific support large, economically valuable fishery resources and provide nursery areas for many fish species. Over the last few decades, there have been dramatic shifts in species abundance and composition in this area. In this paper, we examine the springtime spatial patterns in the ichthyoplankton of three oceanographically different regions, the Southeast Bering Sea, the Gulf of Alaska and the U.S. West Coast. The data examined are a subset of a larger database (comprising data from cruises conducted from 1972 to 1997) that is being used to investigate spatial, seasonal and interannual patterns in ichthyoplankton of the northeast Pacific in relation to environmental conditions. Ichthyoplankton were collected during seven cruises using 60-cm bongo nets. Spatial patterns of ichthyoplankton were examined using both classification and ordination techniques. Relative Bray-Curtis dissimilarity coefficients calculated from the log10 (n+1) of abundance data were used as input to the numerical classification of species and stations. Nonmetric multidimensional scaling was also applied to the abundance data to examine geometric patterns in the data. The numerical analyses of the species abundance data sets for each cruise revealed spatial patterns in the ichthyoplankton that suggest the occurrence of geographically distinct assemblages of fish larvae in each region. For all three sampling regions, the assemblage structure is primarily related to bathymetry, and Shelf, Slope, and Deep-Water assemblages are described. This shallow to deep-water gradient in species occurrence and abundance reflects the habitat preference and spawning location of the adult fish. Another degree of complexity is superimposed on this primary assemblage structure in each region and seems to be related to local topography and the prevailing current patterns. The patterns in ichthyoplankton assemblages of the three regions in the northeast Pacific Ocean described here form the basis for future investigations of spatial and temporal patterns in the ichthyoplankton of the subarctic Pacific. Regional Index Terms: Northeast Pacific Ocean, Southeast Bering Sea, Gulf of Alaska, U.S. West Coast.","collection-title":"Physical and Biological Conditions and Processes in the Northeasts Pacific Ocean","container-title":"Progress in Oceanography","DOI":"10.1016/S0079-6611(02)00033-2","ISSN":"0079-6611","issue":"2","journalAbbreviation":"Progress in Oceanography","page":"247-281","source":"ScienceDirect","title":"Regional variation in springtime ichthyoplankton assemblages in the northeast Pacific Ocean","volume":"53","author":[{"family":"Doyle","given":"Miriam J"},{"family":"Mier","given":"Kathryn L"},{"family":"Busby","given":"Morgan S"},{"family":"Brodeur","given":"Richard D"}],"issued":{"date-parts":[["2002",1,1]]}}},{"id":23,"uris":["http://zotero.org/groups/6650714/items/TRLGWFXX"],"itemData":{"id":23,"type":"article-journal","abstract":"The distributions, concentrations, and community structure of pelagic larval fishes collected from the central and northern California Current in the northeast Pacific Ocean during May 2004, 2005, and 2006 were analyzed to investigate inter-annual, latitudinal, cross-shelf, and depth-stratified variability. The inter-annual climate-induced variability during the sampling period provided a unique opportunity to observe how larval fish communities adjust to rapidly changing environmental conditions. The 170 depth-stratified samples collected from three cruises yielded 14 819 fish larvae from 56 taxa representing 23 families. Dominant larval taxa were Engraulis mordax, Citharichthys spp., Sebastes spp., and Stenobrachius leucopsarus. Larval concentrations decreased significantly in 2006 from 2004 and 2005 levels following the anomalous oceanic conditions observed in 2005 and decreased water temperature in 2006. Larvae were generally found in higher concentrations at northern (&gt;43°N) versus southern (&lt;43°N) stations, with larval E. mordax and Citharichthys spp. found almost exclusively in the north during all sampled years. Inter-annual variability related to dynamic upwelling intensity was observed in cross-shelf larval distributions, although concentrations of S. leucopsarus larvae consistently increased in the offshore direction, while larval Sebastes spp. were generally found in highest concentrations at intermediate stations along the shelf. Multivariate analyses revealed that latitude, station depth, and sea-surface temperature were the most important factors explaining variability in larval concentrations. The present study shows that the ichthyoplankton community of the central and northern California Current changed dramatically in response to the variable environmental conditions of 2004–06.","container-title":"Fisheries Oceanography","DOI":"10.1111/j.1365-2419.2008.00481.x","ISSN":"1365-2419","issue":"4","language":"en","license":"© 2008 The Authors","page":"316-331","source":"Wiley Online Library","title":"Distribution and community structure of ichthyoplankton from the northern and central California Current in May 2004–06","volume":"17","author":[{"family":"Auth","given":"Toby D."}],"issued":{"date-parts":[["2008"]]}}},{"id":21,"uris":["http://zotero.org/groups/6650714/items/CPMXZHGV"],"itemData":{"id":21,"type":"article-journal","abstract":"The effects of climate warming on ecosystem dynamics are widespread throughout the world's oceans. In the Northeast Pacific, large-scale climate patterns such as the El Niño/Southern Oscillation and Pacific Decadal Oscillation, and recently unprecedented warm ocean conditions from 2014 to 2016, referred to as a marine heatwave (MHW), resulted in large-scale ecosystem changes. Larval fishes quickly respond to environmental variability and are sensitive indicators of ecosystem change. Categorizing ichthyoplankton dynamics across marine ecosystem in the Northeast Pacific can help elucidate the magnitude of assemblage shifts, and whether responses are synchronous or alternatively governed by local responses to regional oceanographic conditions. We analyzed time-series data of ichthyoplankton abundances from four ecoregions in the Northeast Pacific ranging from subarctic to subtropical: the Gulf of Alaska (1981–2017), British Columbia (2001–2017), Oregon (1998–2017), and the southern California Current (1981–2017). We assessed the impact of the recent (2014–2016) MHW and how ichthyoplankton assemblages responded to past major climate perturbations since 1981 in these ecosystems. Our results indicate that the MHW caused widespread changes in the ichthyoplankton fauna along the coast of the Northeast Pacific Ocean, but impacts differed between marine ecosystems. For example, abundances for most dominant taxa were at all-time lows since the beginning of sampling in the Gulf of Alaska and British Columbia, while in Oregon and the southern California Current species richness increased as did abundances of species associated with warmer waters. Lastly, species associated with cold waters also increased in abundances close to shore in southern California during the MHW, a pattern that was distinctly different from previous El Niño events. We also found several large-scale, synchronized ichthyoplankton assemblage composition shifts during past major climate events. Current climate projections suggest that MHWs will become more intense and thus our findings can help project future changes in larval dynamics, allowing for improved ecosystem management decisions.","container-title":"Global Change Biology","DOI":"10.1111/gcb.15415","ISSN":"1365-2486","issue":"3","language":"en","license":"© 2020 Her Majesty the Queen in Right of Canada. Reproduced with the permission of the Minister of Fisheries and Oceans Canada. This article has been contributed to by US Government employees and their work is in the public domain in the USA.","page":"506-520","source":"Wiley Online Library","title":"Responses of ichthyoplankton assemblages to the recent marine heatwave and previous climate fluctuations in several Northeast Pacific marine ecosystems","volume":"27","author":[{"family":"Nielsen","given":"Jens M."},{"family":"Rogers","given":"Lauren A."},{"family":"Brodeur","given":"Richard D."},{"family":"Thompson","given":"Andrew R."},{"family":"Auth","given":"Toby D."},{"family":"Deary","given":"Alison L."},{"family":"Duffy-Anderson","given":"Janet T."},{"family":"Galbraith","given":"Moira"},{"family":"Koslow","given":"J. Anthony"},{"family":"Perry","given":"R. Ian"}],"issued":{"date-parts":[["2021"]]}}}],"schema":"https://github.com/citation-style-language/schema/raw/master/csl-citation.json"} </w:instrText>
+      </w:r>
+      <w:r>
+        <w:fldChar w:fldCharType="separate"/>
+      </w:r>
+      <w:r>
+        <w:t>(Doyle et al., 2002; Auth, 2008; Nielsen et al., 2021)</w:t>
+      </w:r>
+      <w:r>
+        <w:fldChar w:fldCharType="end"/>
+      </w:r>
+      <w:del w:id="87" w:author="Bobay, Luke Andrew" w:date="2026-08-28T09:37:00Z" w16du:dateUtc="2026-08-28T16:37:00Z">
+        <w:r>
+          <w:delText xml:space="preserve"> (Doyle et al., 2002; Roussel et al., 2010)</w:delText>
+        </w:r>
+      </w:del>
+      <w:r>
+        <w:t xml:space="preserve">. </w:t>
+      </w:r>
+      <w:del w:id="88" w:author="Bobay, Luke Andrew" w:date="2026-08-28T09:18:00Z" w16du:dateUtc="2026-08-28T16:18:00Z">
+        <w:r>
+          <w:delText>In the dynamic upwelling system of the NCC, the coastal upwelling transport index (CUTI) predicted taxa co-</w:delText>
+        </w:r>
+        <w:r>
+          <w:delText>occurrence</w:delText>
+        </w:r>
+        <w:r>
+          <w:delText xml:space="preserve"> of larvae with varying strength according to the seasonal upwelling or downwelling regime of the region (Schmid et al., 2023). </w:delText>
+        </w:r>
+      </w:del>
+      <w:r>
+        <w:t xml:space="preserve">Variability on finer spatial </w:t>
+      </w:r>
+      <w:r>
+        <w:lastRenderedPageBreak/>
+        <w:t xml:space="preserve">and temporal scales </w:t>
+      </w:r>
+      <w:del w:id="89" w:author="Bobay, Luke Andrew" w:date="2026-08-28T10:12:00Z" w16du:dateUtc="2026-08-28T17:12:00Z">
+        <w:r>
+          <w:delText>is also relevant to</w:delText>
+        </w:r>
+      </w:del>
+      <w:ins w:id="90" w:author="Bobay, Luke Andrew" w:date="2026-08-28T10:12:00Z" w16du:dateUtc="2026-08-28T17:12:00Z">
+        <w:r>
+          <w:t>also influences</w:t>
+        </w:r>
+      </w:ins>
       <w:r>
         <w:t xml:space="preserve"> </w:t>
       </w:r>
-      <w:commentRangeStart w:id="93"/>
-      <w:r>
-        <w:t xml:space="preserve">What remains is a gap in the knowledge of </w:t>
-      </w:r>
-      <w:r>
-        <w:t xml:space="preserve">winter </w:t>
-      </w:r>
-      <w:r>
-        <w:t xml:space="preserve">ichthyoplankton </w:t>
-      </w:r>
-      <w:r>
-        <w:t>assemblage</w:t>
-      </w:r>
-      <w:r>
-        <w:t xml:space="preserve">s, </w:t>
-      </w:r>
-      <w:r>
-        <w:t xml:space="preserve">broadly, as well as </w:t>
-      </w:r>
-      <w:r>
-        <w:t>the specific</w:t>
-      </w:r>
-      <w:r>
-        <w:t xml:space="preserve"> relationships between aggregations </w:t>
-      </w:r>
-      <w:r>
-        <w:t>and</w:t>
-      </w:r>
+      <w:del w:id="91" w:author="Bobay, Luke Andrew" w:date="2026-08-28T09:51:00Z" w16du:dateUtc="2026-08-28T16:51:00Z">
+        <w:r>
+          <w:delText>the LFC</w:delText>
+        </w:r>
+      </w:del>
+      <w:ins w:id="92" w:author="Bobay, Luke Andrew" w:date="2026-08-28T09:51:00Z" w16du:dateUtc="2026-08-28T16:51:00Z">
+        <w:r>
+          <w:t>ichthyoplankton abundance and assemblage composition</w:t>
+        </w:r>
+      </w:ins>
+      <w:del w:id="93" w:author="Bobay, Luke Andrew" w:date="2026-08-28T09:52:00Z" w16du:dateUtc="2026-08-28T16:52:00Z">
+        <w:r>
+          <w:delText xml:space="preserve"> in coastal marine environments (Gallego-Zerrato et al., 2024)</w:delText>
+        </w:r>
+      </w:del>
+      <w:r>
+        <w:t xml:space="preserve">. </w:t>
+      </w:r>
+      <w:ins w:id="94" w:author="Bobay, Luke Andrew" w:date="2026-08-28T10:33:00Z" w16du:dateUtc="2026-08-28T17:33:00Z">
+        <w:r>
+          <w:t>Environmental conditions, like temperature, salinity, and dissolved oxygen</w:t>
+        </w:r>
+      </w:ins>
+      <w:ins w:id="95" w:author="Bobay, Luke Andrew" w:date="2026-08-28T10:37:00Z" w16du:dateUtc="2026-08-28T17:37:00Z">
+        <w:r>
+          <w:t xml:space="preserve">, may </w:t>
+        </w:r>
+      </w:ins>
+      <w:ins w:id="96" w:author="Bobay, Luke Andrew" w:date="2026-08-28T10:38:00Z" w16du:dateUtc="2026-08-28T17:38:00Z">
+        <w:r>
+          <w:t>influence ichthyoplankton abundance and assemblage composition through direct physiological effects</w:t>
+        </w:r>
+      </w:ins>
+      <w:ins w:id="97" w:author="Bobay, Luke Andrew" w:date="2026-08-28T11:36:00Z" w16du:dateUtc="2026-08-28T18:36:00Z">
+        <w:r>
+          <w:t xml:space="preserve"> </w:t>
+        </w:r>
+      </w:ins>
+      <w:r>
+        <w:fldChar w:fldCharType="begin"/>
+      </w:r>
+      <w:r>
+        <w:instrText xml:space="preserve"> ADDIN ZOTERO_ITEM CSL_CITATION {"citationID":"GTuY2rgL","properties":{"unsorted":false,"formattedCitation":"(Pepin, 1991; B\\uc0\\u339{}uf and Payan, 2001; Johnson-Colegrove et al., 2015)","plainCitation":"(Pepin, 1991; Bœuf and Payan, 2001; Johnson-Colegrove et al., 2015)","noteIndex":0},"citationItems":[{"id":34,"uris":["http://zotero.org/groups/6650714/items/BISSS8AW"],"itemData":{"id":34,"type":"article-journal","abstract":"This paper presents a comprehensive summary of development, mortality, and survival rates of fish eggs, yolk-sac larvae, and postlavae in relation to temperature and size. The general temperature- and, where applicable, size-dependent models explained 30–81% of the variance in vital rates. Daily development and mortality rates generally increased with increasing temperature. Temperature had an equal but opposite effect on stage-specific cumulative mortality rates of eggs and yolk-sac larvae. Stage-specific (length-dependent) cumulative mortality rates of postlarval fish were independent of temperature due to equal effects of temperature on daily growth and daily mortality rates. Size had no significant effect on daily or cumulative mortality rates of egg and yolk-sac stages. Daily mortality rates of postlarval fish were significantly influenced by mean size (i.e. length). The compensation of temperature effects between stages and/or vital rates may reduce the impact of environmental uncertainty on survival rates. It is suggested that the general temperature- and/or size-dependent relationships described in this study can serve as basic frameworks to assess whether there are significant effects resulting from species/stock-specific characteristics or environmental factors on the vital rates of the early life history stages of fish.","container-title":"Canadian Journal of Fisheries and Aquatic Sciences","DOI":"10.1139/f91-065","ISSN":"0706-652X","issue":"3","journalAbbreviation":"Can. J. Fish. Aquat. Sci.","page":"503-518","publisher":"NRC Research Press","source":"cdnsciencepub.com (Atypon)","title":"Effect of Temperature and Size on Development, Mortality, and Survival Rates of the Pelagic Early Life History Stages of Marine Fish","volume":"48","author":[{"family":"Pepin","given":"Pierre"}],"issued":{"date-parts":[["1991",3]]}}},{"id":36,"uris":["http://zotero.org/groups/6650714/items/NP4BDW4J"],"itemData":{"id":36,"type":"article-journal","abstract":"Development and growth (continuous in fish) are controlled by ‘internal factors’ including CNS, endocrinological and neuroendocrinological systems. Among vertebrates, they also are highly dependent on environmental conditions. Among other factors, many studies have reported an influence of water salinity on fish development and growth. In most species, egg fertilization and incubation, yolk sac resorption, early embryogenesis, swimbladder inflation, larval growth are dependent on salinity. In larger fish, salinity is also a key factor in controlling growth. Do the changes in growth rate, that depend on salinity, result from an action on: (1) standard metabolic rate; (2) food intake; (3) food conversion; and/or (4) hormonal stimulation? Better growth at intermediate salinities (8–20 psu) is very often, but not systematically, correlated to a lower standard metabolic rate. Numerous studies have shown that 20 to &gt;50% of the total fish energy budget are dedicated to osmoregulation. However, recent ones indicate that the osmotic cost is not as high (roughly 10%) as this. Data are also available in terms of food intake and stimulation of food conversion, which are both dependent on the environmental salinity. Temperature and salinity have complex interactions. Many hormones are known to be active in both osmoregulation and growth regulation, e.g. in the control of food intake. All of these factors are reviewed. As often, multiple causality is likely to be at work and the interactive effects of salinity on physiology and behaviour must also be taken into account.","container-title":"Comparative Biochemistry and Physiology Part C: Toxicology &amp; Pharmacology","DOI":"10.1016/S1532-0456(01)00268-X","ISSN":"1532-0456","issue":"4","journalAbbreviation":"Comparative Biochemistry and Physiology Part C: Toxicology &amp; Pharmacology","page":"411-423","source":"ScienceDirect","title":"How should salinity influence fish growth?","volume":"130","author":[{"family":"Bœuf","given":"Gilles"},{"family":"Payan","given":"Patrick"}],"issued":{"date-parts":[["2001",12,1]]}}},{"id":38,"uris":["http://zotero.org/groups/6650714/items/6S3N7DNN"],"itemData":{"id":38,"type":"article-journal","abstract":"Nearshore hypoxia along the coast of Oregon and Washington is a seasonal phenomenon that has generated concern among scientists studying this temperate upwelling ecosystem. These waters are affected ...","DOI":"10.1111/fog.12124","language":"en","source":"onlinelibrary.wiley.com","title":"Ichthyoplankton distribution and abundance in relation to nearshore dissolved oxygen levels and other environmental variables within the Northern California Current System","URL":"https://onlinelibrary.wiley.com/doi/10.1111/fog.12124","author":[{"family":"Johnson-Colegrove","given":"Angela"},{"family":"Ciannelli","given":"Lorenzo"},{"family":"Brodeur","given":"Richard D."}],"accessed":{"date-parts":[["2026",8,28]]},"issued":{"date-parts":[["2015"]]}}}],"schema":"https://github.com/citation-style-language/schema/raw/master/csl-citation.json"} </w:instrText>
+      </w:r>
+      <w:r>
+        <w:fldChar w:fldCharType="separate"/>
+      </w:r>
+      <w:r>
+        <w:rPr>
+          <w:kern w:val="0"/>
+        </w:rPr>
+        <w:t>(Pepin, 1991; Bœuf and Payan, 2001; Johnson-Colegrove et al., 2015)</w:t>
+      </w:r>
+      <w:r>
+        <w:fldChar w:fldCharType="end"/>
+      </w:r>
+      <w:ins w:id="98" w:author="Bobay, Luke Andrew" w:date="2026-08-28T10:39:00Z" w16du:dateUtc="2026-08-28T17:39:00Z">
+        <w:r>
+          <w:t xml:space="preserve">. Salinity may also </w:t>
+        </w:r>
+      </w:ins>
+      <w:ins w:id="99" w:author="Bobay, Luke Andrew" w:date="2026-08-28T10:41:00Z" w16du:dateUtc="2026-08-28T17:41:00Z">
+        <w:r>
+          <w:t>be related to</w:t>
+        </w:r>
+      </w:ins>
+      <w:ins w:id="100" w:author="Bobay, Luke Andrew" w:date="2026-08-28T10:42:00Z" w16du:dateUtc="2026-08-28T17:42:00Z">
+        <w:r>
+          <w:t xml:space="preserve"> the presence of distinct water masses that larval fishes are as</w:t>
+        </w:r>
+      </w:ins>
+      <w:ins w:id="101" w:author="Bobay, Luke Andrew" w:date="2026-08-28T10:43:00Z" w16du:dateUtc="2026-08-28T17:43:00Z">
+        <w:r>
+          <w:t>sociated with</w:t>
+        </w:r>
+      </w:ins>
+      <w:ins w:id="102" w:author="Bobay, Luke Andrew" w:date="2026-08-28T11:37:00Z" w16du:dateUtc="2026-08-28T18:37:00Z">
+        <w:r>
+          <w:t xml:space="preserve"> </w:t>
+        </w:r>
+      </w:ins>
+      <w:r>
+        <w:fldChar w:fldCharType="begin"/>
+      </w:r>
+      <w:r>
+        <w:instrText xml:space="preserve"> ADDIN ZOTERO_ITEM CSL_CITATION {"citationID":"lsv8Uobq","properties":{"unsorted":false,"formattedCitation":"(Thompson et al., 2014)","plainCitation":"(Thompson et al., 2014)","noteIndex":0},"citationItems":[{"id":17,"uris":["http://zotero.org/groups/6650714/items/U4MRMARD"],"itemData":{"id":17,"type":"article-journal","abstract":"Boundary currents influence near-shore ecosystems worldwide, and understanding how fish assemblages change spatially and temporally throughout these systems is important for establishing the...","container-title":"Marine Ecology Progress Series","DOI":"10.3354/meps10801","ISSN":"1616-1599, 0171-8630","language":"en-US","page":"193-212","source":"www.int-res.com","title":"Dynamics of larval fish assemblages in the California Current System: a comparative study between Oregon and southern California","title-short":"Dynamics of larval fish assemblages in the California Current System","volume":"506","author":[{"family":"Thompson","given":"Andrew R."},{"family":"Auth","given":"Toby D."},{"family":"Brodeur","given":"Richard D."},{"family":"Bowlin","given":"Noelle M."},{"family":"Watson","given":"William"}],"issued":{"date-parts":[["2014",6,23]]}}}],"schema":"https://github.com/citation-style-language/schema/raw/master/csl-citation.json"} </w:instrText>
+      </w:r>
+      <w:r>
+        <w:fldChar w:fldCharType="separate"/>
+      </w:r>
+      <w:r>
+        <w:t>(Thompson et al., 2014)</w:t>
+      </w:r>
+      <w:r>
+        <w:fldChar w:fldCharType="end"/>
+      </w:r>
+      <w:ins w:id="103" w:author="Bobay, Luke Andrew" w:date="2026-08-28T10:43:00Z" w16du:dateUtc="2026-08-28T17:43:00Z">
+        <w:r>
+          <w:t>, and chlorophyll-</w:t>
+        </w:r>
+        <w:r>
+          <w:rPr>
+            <w:i/>
+            <w:iCs/>
+            <w:rPrChange w:id="104" w:author="Bobay, Luke Andrew" w:date="2026-08-28T11:30:00Z" w16du:dateUtc="2026-08-28T18:30:00Z">
+              <w:rPr/>
+            </w:rPrChange>
+          </w:rPr>
+          <w:t>a</w:t>
+        </w:r>
+        <w:r>
+          <w:t xml:space="preserve"> concentration</w:t>
+        </w:r>
+      </w:ins>
+      <w:ins w:id="105" w:author="Bobay, Luke Andrew" w:date="2026-08-28T10:44:00Z" w16du:dateUtc="2026-08-28T17:44:00Z">
+        <w:r>
+          <w:t xml:space="preserve"> </w:t>
+        </w:r>
+      </w:ins>
+      <w:ins w:id="106" w:author="Bobay, Luke Andrew" w:date="2026-08-28T11:31:00Z" w16du:dateUtc="2026-08-28T18:31:00Z">
+        <w:r>
+          <w:t>is related to primary</w:t>
+        </w:r>
+      </w:ins>
+      <w:ins w:id="107" w:author="Bobay, Luke Andrew" w:date="2026-08-28T10:44:00Z" w16du:dateUtc="2026-08-28T17:44:00Z">
+        <w:r>
+          <w:t xml:space="preserve"> productivity and </w:t>
+        </w:r>
+      </w:ins>
+      <w:ins w:id="108" w:author="Bobay, Luke Andrew" w:date="2026-08-28T11:32:00Z" w16du:dateUtc="2026-08-28T18:32:00Z">
+        <w:r>
+          <w:t>may indirectly indicate favorable prey availability</w:t>
+        </w:r>
+      </w:ins>
+      <w:ins w:id="109" w:author="Bobay, Luke Andrew" w:date="2026-08-28T11:42:00Z" w16du:dateUtc="2026-08-28T18:42:00Z">
+        <w:r>
+          <w:t xml:space="preserve"> </w:t>
+        </w:r>
+      </w:ins>
+      <w:r>
+        <w:fldChar w:fldCharType="begin"/>
+      </w:r>
+      <w:r>
+        <w:instrText xml:space="preserve"> ADDIN ZOTERO_ITEM CSL_CITATION {"citationID":"o6pPZYpA","properties":{"unsorted":false,"formattedCitation":"(Whitney et al., 2021)","plainCitation":"(Whitney et al., 2021)","noteIndex":0},"citationItems":[{"id":39,"uris":["http://zotero.org/groups/6650714/items/IP7352T6"],"itemData":{"id":39,"type":"article-journal","abstract":"Most marine animals have a pelagic larval phase that develops in the coastal or open ocean. The fate of larvae has profound effects on replenishment of marine populations that are critical for human and ecosystem health. Larval ecology is expected to be tightly coupled to oceanic features, but for most taxa we know little about the interactions between larvae and the pelagic environment. Here, we provide evidence that surface slicks, a common coastal convergence feature, provide nursery habitat for diverse marine larvae, including &gt; 100 species of commercially and ecologically important fishes. The vast majority of invertebrate and larval fish taxa sampled had mean densities 2–110 times higher in slicks than in ambient water. Combining in-situ surveys with remote sensing, we estimate that slicks contain 39% of neustonic larval fishes, 26% of surface-dwelling zooplankton (prey), and 75% of floating organic debris (shelter) in our 1000 km2 study area in Hawai‘i. Results indicate late-larval fishes actively select slick habitats to capitalize on concentrations of diverse prey and shelter. By providing these survival advantages, surface slicks enhance larval supply and replenishment of adult populations from coral reef, epipelagic, and deep-water ecosystems. Our findings suggest that slicks play a critically important role in enhancing productivity in tropical marine ecosystems.","container-title":"Scientific Reports","DOI":"10.1038/s41598-021-81407-0","ISSN":"2045-2322","issue":"1","journalAbbreviation":"Sci Rep","language":"en","license":"2021 This is a U.S. Government work and not under copyright protection in the US; foreign copyright protection may apply","page":"3197","publisher":"Nature Publishing Group","source":"www.nature.com","title":"Surface slicks are pelagic nurseries for diverse ocean fauna","volume":"11","author":[{"family":"Whitney","given":"Jonathan L."},{"family":"Gove","given":"Jamison M."},{"family":"McManus","given":"Margaret A."},{"family":"Smith","given":"Katharine A."},{"family":"Lecky","given":"Joey"},{"family":"Neubauer","given":"Philipp"},{"family":"Phipps","given":"Jana E."},{"family":"Contreras","given":"Emily A."},{"family":"Kobayashi","given":"Donald R."},{"family":"Asner","given":"Gregory P."}],"issued":{"date-parts":[["2021",2,4]]}}}],"schema":"https://github.com/citation-style-language/schema/raw/master/csl-citation.json"} </w:instrText>
+      </w:r>
+      <w:r>
+        <w:fldChar w:fldCharType="separate"/>
+      </w:r>
+      <w:r>
+        <w:t>(Whitney et al., 2021)</w:t>
+      </w:r>
+      <w:r>
+        <w:fldChar w:fldCharType="end"/>
+      </w:r>
+      <w:ins w:id="110" w:author="Bobay, Luke Andrew" w:date="2026-08-28T10:46:00Z" w16du:dateUtc="2026-08-28T17:46:00Z">
+        <w:r>
+          <w:t xml:space="preserve">. </w:t>
+        </w:r>
+      </w:ins>
+      <w:commentRangeStart w:id="111"/>
+      <w:del w:id="112" w:author="Bobay, Luke Andrew" w:date="2026-08-28T10:46:00Z" w16du:dateUtc="2026-08-28T17:46:00Z">
+        <w:r>
+          <w:delText>Early-li</w:delText>
+        </w:r>
+        <w:r>
+          <w:delText>f</w:delText>
+        </w:r>
+        <w:r>
+          <w:delText xml:space="preserve">e distribution, growth, and survival of fish larvae is strongly influenced by temperature, salinity, and dissolved oxygen concentration (DO) (Auth, 2011). In fact, larval fish are particularly vulnerable to depressed DO, compared to adult conspecifics, with hypoxia exposure during early-life having long-term effects on growth and survival (Johnson-Colegrove et al., 2015). </w:delText>
+        </w:r>
+        <w:commentRangeEnd w:id="111"/>
+        <w:r>
+          <w:rPr>
+            <w:rStyle w:val="CommentReference"/>
+            <w:sz w:val="24"/>
+            <w:szCs w:val="24"/>
+          </w:rPr>
+          <w:commentReference w:id="111"/>
+        </w:r>
+      </w:del>
+      <w:r>
+        <w:t>Such factors vary in space, alongside</w:t>
+      </w:r>
+      <w:ins w:id="113" w:author="Bobay, Luke Andrew" w:date="2026-08-28T10:52:00Z" w16du:dateUtc="2026-08-28T17:52:00Z">
+        <w:r>
+          <w:t xml:space="preserve"> other factors that influence ichthyoplankton assemblages. </w:t>
+        </w:r>
+      </w:ins>
+      <w:del w:id="114" w:author="Bobay, Luke Andrew" w:date="2026-08-28T10:54:00Z" w16du:dateUtc="2026-08-28T17:54:00Z">
+        <w:r>
+          <w:delText xml:space="preserve"> </w:delText>
+        </w:r>
+      </w:del>
+      <w:ins w:id="115" w:author="Bobay, Luke Andrew" w:date="2026-08-28T10:54:00Z" w16du:dateUtc="2026-08-28T17:54:00Z">
+        <w:r>
+          <w:t>I</w:t>
+        </w:r>
+      </w:ins>
+      <w:del w:id="116" w:author="Bobay, Luke Andrew" w:date="2026-08-28T10:54:00Z" w16du:dateUtc="2026-08-28T17:54:00Z">
+        <w:r>
+          <w:delText>i</w:delText>
+        </w:r>
+      </w:del>
+      <w:r>
+        <w:t>chthyoplankton assemblages generally reflect</w:t>
+      </w:r>
+      <w:del w:id="117" w:author="Bobay, Luke Andrew" w:date="2026-08-28T11:09:00Z" w16du:dateUtc="2026-08-28T18:09:00Z">
+        <w:r>
+          <w:delText>ing</w:delText>
+        </w:r>
+      </w:del>
+      <w:r>
+        <w:t xml:space="preserve"> the habitat </w:t>
+      </w:r>
+      <w:del w:id="118" w:author="Bobay, Luke Andrew" w:date="2026-08-28T10:59:00Z" w16du:dateUtc="2026-08-28T17:59:00Z">
+        <w:r>
+          <w:delText xml:space="preserve">preference </w:delText>
+        </w:r>
+      </w:del>
+      <w:ins w:id="119" w:author="Bobay, Luke Andrew" w:date="2026-08-28T10:59:00Z" w16du:dateUtc="2026-08-28T17:59:00Z">
+        <w:r>
+          <w:t>affinities</w:t>
+        </w:r>
+        <w:r>
+          <w:t xml:space="preserve"> </w:t>
+        </w:r>
+      </w:ins>
+      <w:r>
+        <w:t>of adults</w:t>
+      </w:r>
+      <w:del w:id="120" w:author="Bobay, Luke Andrew" w:date="2026-08-28T11:05:00Z" w16du:dateUtc="2026-08-28T18:05:00Z">
+        <w:r>
+          <w:delText xml:space="preserve"> </w:delText>
+        </w:r>
+      </w:del>
+      <w:ins w:id="121" w:author="Bobay, Luke Andrew" w:date="2026-08-28T11:06:00Z" w16du:dateUtc="2026-08-28T18:06:00Z">
+        <w:r>
+          <w:t xml:space="preserve"> </w:t>
+        </w:r>
+      </w:ins>
+      <w:del w:id="122" w:author="Bobay, Luke Andrew" w:date="2026-08-28T11:05:00Z" w16du:dateUtc="2026-08-28T18:05:00Z">
+        <w:r>
+          <w:delText>(Doyle et al., 2002)</w:delText>
+        </w:r>
+      </w:del>
+      <w:r>
+        <w:fldChar w:fldCharType="begin"/>
+      </w:r>
+      <w:r>
+        <w:instrText xml:space="preserve"> ADDIN ZOTERO_ITEM CSL_CITATION {"citationID":"uRTi6Qgi","properties":{"unsorted":false,"formattedCitation":"(Doyle et al., 1993)","plainCitation":"(Doyle et al., 1993)","noteIndex":0},"citationItems":[{"id":25,"uris":["http://zotero.org/groups/6650714/items/KBPYEBZ4"],"itemData":{"id":25,"type":"webpage","genre":"Text","language":"en","publisher":"University of Miami - Rosenstiel School of Marine, Atmospheric &amp; Earth Science","title":"A Comparison of Larval Fish Assemblages in the Temperate Zone of the Northeast Pacific and Northwest Atlantic Oceans","URL":"https://www.ingentaconnect.com/content/umrsmas/bullmar/1993/00000053/00000002/art00011","author":[{"family":"Doyle","given":"Miriam J."},{"family":"Morse","given":"Wallace W."},{"family":"Kendall","given":"Jr"}],"accessed":{"date-parts":[["2026",8,28]]},"issued":{"date-parts":[["1993",9]]}}}],"schema":"https://github.com/citation-style-language/schema/raw/master/csl-citation.json"} </w:instrText>
+      </w:r>
+      <w:r>
+        <w:fldChar w:fldCharType="separate"/>
+      </w:r>
+      <w:r>
+        <w:t>(Doyle et al., 1993)</w:t>
+      </w:r>
+      <w:r>
+        <w:fldChar w:fldCharType="end"/>
+      </w:r>
+      <w:r>
+        <w:t xml:space="preserve">. </w:t>
+      </w:r>
+      <w:del w:id="123" w:author="Bobay, Luke Andrew" w:date="2026-08-28T11:07:00Z" w16du:dateUtc="2026-08-28T18:07:00Z">
+        <w:r>
+          <w:delText>The result is distinct horizontal community structuring with coastal upwelling, offshore oligotrophic, and shelf-slope transitional zones</w:delText>
+        </w:r>
+      </w:del>
+      <w:ins w:id="124" w:author="Bobay, Luke Andrew" w:date="2026-08-28T11:07:00Z" w16du:dateUtc="2026-08-28T18:07:00Z">
+        <w:r>
+          <w:t xml:space="preserve">Proximity to spawning habitat, as well as local currents, can therefore also </w:t>
+        </w:r>
+      </w:ins>
+      <w:ins w:id="125" w:author="Bobay, Luke Andrew" w:date="2026-08-28T11:08:00Z" w16du:dateUtc="2026-08-28T18:08:00Z">
+        <w:r>
+          <w:t>influence horizontal structuring of ichthyoplankton assemblages</w:t>
+        </w:r>
+      </w:ins>
       <w:r>
         <w:t xml:space="preserve"> </w:t>
       </w:r>
       <w:r>
-        <w:t xml:space="preserve">the </w:t>
-      </w:r>
-      <w:r>
-        <w:t>environmental and spatiotemporal variables</w:t>
-      </w:r>
-      <w:r>
-        <w:t xml:space="preserve"> that </w:t>
-      </w:r>
-      <w:r>
-        <w:t>affect</w:t>
-      </w:r>
-      <w:r>
-        <w:t xml:space="preserve"> their composition and position in space</w:t>
-      </w:r>
-      <w:r>
-        <w:t>.</w:t>
-      </w:r>
-      <w:commentRangeEnd w:id="93"/>
+        <w:fldChar w:fldCharType="begin"/>
+      </w:r>
+      <w:r>
+        <w:instrText xml:space="preserve"> ADDIN ZOTERO_ITEM CSL_CITATION {"citationID":"tNX15Qzu","properties":{"unsorted":false,"formattedCitation":"(Richardson et al., 1980)","plainCitation":"(Richardson et al., 1980)","noteIndex":0},"citationItems":[{"id":27,"uris":["http://zotero.org/groups/6650714/items/4XMK55KQ"],"itemData":{"id":27,"type":"article-journal","abstract":"Consistent patterns of larval fish distributions were found to occur along the Oregon coast between the Columbia River and Cape Blanco during winter-spring months for the years 1972–1975. Six data sets from March 1972, April 1972, March 1973, April 1973, March 1974 and March 1975 were analyzed using the pattern recognition techniques of numerical classification. Data included 306 bongo net samples containing 34 029 larval fish in 93 taxa. Coastal, transitional, and offshore assemblages (station groups) were present in each of the sampling periods. The region of transition from coastal to offshore assemblages roughly paralleled the shelf-slope break. Coastal and offshore species associations (species groups) were also always present. Species in the coastal and offshore groups never co-occurred. The consistency of these patterns is probably related to the spawning location of adults and to the predominate longshore coastal circulation patterns. Differences in the extent of offshore distribution of the coastal assemblages among years reflected differences in local coastal wind patterns. Differences in the dominant taxa and their relative abundances within assemblages may reflect variation in timing of spawning and survival of larvae in the planktonic phase. Despite the differences, the persistent occurrence of three major assemblages, coastal, transitional and offshore, and three major species groups from year to year supports the idea that these patterns of larval fish distributions are constant features over the continental shelf region off Oregon. The constancy of these patterns over four years suggests that transport may not be a major cause of larval fish mortality and recruitment failure in this region.","container-title":"Estuarine and Coastal Marine Science","DOI":"10.1016/S0302-3524(80)80017-X","ISSN":"0302-3524","issue":"6","journalAbbreviation":"Estuarine and Coastal Marine Science","page":"671-699","source":"ScienceDirect","title":"Larval fish assemblages and associations in the north-east Pacific Ocean along the Oregon coast, winter-spring 1972–1975","volume":"11","author":[{"family":"Richardson","given":"Sally L."},{"family":"Laroche","given":"Joanne L."},{"family":"Richardson","given":"Michael D."}],"issued":{"date-parts":[["1980",12,1]]}}}],"schema":"https://github.com/citation-style-language/schema/raw/master/csl-citation.json"} </w:instrText>
+      </w:r>
+      <w:r>
+        <w:fldChar w:fldCharType="separate"/>
+      </w:r>
+      <w:r>
+        <w:t>(Richardson et al., 1980)</w:t>
+      </w:r>
+      <w:r>
+        <w:fldChar w:fldCharType="end"/>
+      </w:r>
+      <w:del w:id="126" w:author="Bobay, Luke Andrew" w:date="2026-08-28T11:10:00Z" w16du:dateUtc="2026-08-28T18:10:00Z">
+        <w:r>
+          <w:delText>(Gleiber, 2020; Richardson et al., 1980)</w:delText>
+        </w:r>
+      </w:del>
+      <w:r>
+        <w:t>. Larvae also aggregate vertically</w:t>
+      </w:r>
+      <w:del w:id="127" w:author="Bobay, Luke Andrew" w:date="2026-08-28T11:11:00Z" w16du:dateUtc="2026-08-28T18:11:00Z">
+        <w:r>
+          <w:delText>, allowing them</w:delText>
+        </w:r>
+      </w:del>
+      <w:r>
+        <w:t xml:space="preserve"> to reach or maintain a position within water masses of ideal environmental</w:t>
+      </w:r>
+      <w:del w:id="128" w:author="Bobay, Luke Andrew" w:date="2026-08-28T11:19:00Z" w16du:dateUtc="2026-08-28T18:19:00Z">
+        <w:r>
+          <w:delText>, growth, and feeding</w:delText>
+        </w:r>
+      </w:del>
+      <w:r>
+        <w:t xml:space="preserve"> conditions and transport potential </w:t>
+      </w:r>
+      <w:r>
+        <w:fldChar w:fldCharType="begin"/>
+      </w:r>
+      <w:r>
+        <w:instrText xml:space="preserve"> ADDIN ZOTERO_ITEM CSL_CITATION {"citationID":"SihNEOww","properties":{"unsorted":false,"formattedCitation":"(Huebert et al., 2010)","plainCitation":"(Huebert et al., 2010)","noteIndex":0},"citationItems":[{"id":30,"uris":["http://zotero.org/groups/6650714/items/QZL7UTUZ"],"itemData":{"id":30,"type":"article-journal","abstract":"Three seasons of vertically stratified ichthyoplankton sampling at the edge of the Florida Current revealed consistent accumulations of some coral reef fish larvae under taxon-specific environmental conditions. Environmental variability ranging from predictable (seasonal differences in temperature, diel changes in light, and vertical gradients in many variables) to stochastic (changes in wind-driven turbulence and patchiness of zooplankton) was used to model larval distributions. In five taxa, including the commercially important Epinephelini (groupers), relative larval densities were predicted with significant accuracy based entirely on sampling depth. Models yielding these predictions were cross-validated among all seasons, indicating that larval vertical distributions were remarkably unaffected by other environmental factors, while revealing strong behavioral preferences for specific ranges of hydrostatic pressure. Pomacentridae (damselfish) larvae consistently occupied shallower depths at night than during the day, demonstrating diel vertical migrations. At the community level, depth and season were two major factors structuring larval coral reef fish assemblages. Predictable vertical distributions of larvae in the Straits of Florida can facilitate modeling the same taxa elsewhere in the Western Central Atlantic.","container-title":"Canadian Journal of Fisheries and Aquatic Sciences","DOI":"10.1139/F10-116","ISSN":"0706-652X","issue":"11","journalAbbreviation":"Can. J. Fish. Aquat. Sci.","page":"1755-1767","publisher":"NRC Research Press","source":"cdnsciencepub.com (Atypon)","title":"Predicting the vertical distributions of reef fish larvae in the Straits of Florida from environmental factors","volume":"67","author":[{"family":"Huebert","given":"Klaus B."},{"family":"Sponaugle","given":"Su"},{"family":"Cowen","given":"Robert K."}],"issued":{"date-parts":[["2010",11]]}}}],"schema":"https://github.com/citation-style-language/schema/raw/master/csl-citation.json"} </w:instrText>
+      </w:r>
+      <w:r>
+        <w:fldChar w:fldCharType="separate"/>
+      </w:r>
+      <w:r>
+        <w:t>(Huebert et al., 2010)</w:t>
+      </w:r>
+      <w:r>
+        <w:fldChar w:fldCharType="end"/>
+      </w:r>
+      <w:del w:id="129" w:author="Bobay, Luke Andrew" w:date="2026-08-28T11:17:00Z" w16du:dateUtc="2026-08-28T18:17:00Z">
+        <w:r>
+          <w:delText xml:space="preserve">(Huebert et al., 2010; </w:delText>
+        </w:r>
+      </w:del>
+      <w:del w:id="130" w:author="Bobay, Luke Andrew" w:date="2026-08-28T11:26:00Z" w16du:dateUtc="2026-08-28T18:26:00Z">
+        <w:r>
+          <w:delText>Primo et al. 2012)</w:delText>
+        </w:r>
+      </w:del>
+      <w:ins w:id="131" w:author="Bobay, Luke Andrew" w:date="2026-08-28T11:20:00Z" w16du:dateUtc="2026-08-28T18:20:00Z">
+        <w:r>
+          <w:t xml:space="preserve">, resulting in vertical </w:t>
+        </w:r>
+      </w:ins>
+      <w:ins w:id="132" w:author="Bobay, Luke Andrew" w:date="2026-08-28T11:21:00Z" w16du:dateUtc="2026-08-28T18:21:00Z">
+        <w:r>
+          <w:t xml:space="preserve">ichthyoplankton assemblage </w:t>
+        </w:r>
+      </w:ins>
+      <w:ins w:id="133" w:author="Bobay, Luke Andrew" w:date="2026-08-28T11:55:00Z" w16du:dateUtc="2026-08-28T18:55:00Z">
+        <w:r>
+          <w:t>variation</w:t>
+        </w:r>
+      </w:ins>
+      <w:ins w:id="134" w:author="Bobay, Luke Andrew" w:date="2026-08-28T11:21:00Z" w16du:dateUtc="2026-08-28T18:21:00Z">
+        <w:r>
+          <w:t xml:space="preserve"> </w:t>
+        </w:r>
+      </w:ins>
+      <w:r>
+        <w:fldChar w:fldCharType="begin"/>
+      </w:r>
+      <w:r>
+        <w:instrText xml:space="preserve"> ADDIN ZOTERO_ITEM CSL_CITATION {"citationID":"NWJxTQgU","properties":{"unsorted":false,"formattedCitation":"(Auth, 2007)","plainCitation":"(Auth, 2007)","noteIndex":0},"citationItems":[{"id":32,"uris":["http://zotero.org/groups/6650714/items/CYXAK7PR"],"itemData":{"id":32,"type":"article-journal","language":"English","source":"COinS","title":"Diel variation in vertical distribution of an offshore ichthyoplankton community off the Oregon coast","author":[{"family":"Auth","given":"Toby D."}],"issued":{"date-parts":[["2007"]]}}}],"schema":"https://github.com/citation-style-language/schema/raw/master/csl-citation.json"} </w:instrText>
+      </w:r>
+      <w:r>
+        <w:fldChar w:fldCharType="separate"/>
+      </w:r>
+      <w:r>
+        <w:t>(Auth, 2007)</w:t>
+      </w:r>
+      <w:r>
+        <w:fldChar w:fldCharType="end"/>
+      </w:r>
+      <w:r>
+        <w:t xml:space="preserve">. </w:t>
+      </w:r>
+      <w:del w:id="135" w:author="Bobay, Luke Andrew" w:date="2026-08-28T11:47:00Z" w16du:dateUtc="2026-08-28T18:47:00Z">
+        <w:r>
+          <w:delText>These vertical assemblages can differ further on fine, diel time scales. T</w:delText>
+        </w:r>
+      </w:del>
+      <w:ins w:id="136" w:author="Bobay, Luke Andrew" w:date="2026-08-28T11:47:00Z" w16du:dateUtc="2026-08-28T18:47:00Z">
+        <w:r>
+          <w:t>Further, t</w:t>
+        </w:r>
+      </w:ins>
+      <w:r>
+        <w:t xml:space="preserve">here is evidence </w:t>
+      </w:r>
+      <w:del w:id="137" w:author="Bobay, Luke Andrew" w:date="2026-08-28T11:57:00Z" w16du:dateUtc="2026-08-28T18:57:00Z">
+        <w:r>
+          <w:delText xml:space="preserve">for </w:delText>
+        </w:r>
+      </w:del>
+      <w:ins w:id="138" w:author="Bobay, Luke Andrew" w:date="2026-08-28T11:57:00Z" w16du:dateUtc="2026-08-28T18:57:00Z">
+        <w:r>
+          <w:t>of</w:t>
+        </w:r>
+        <w:r>
+          <w:t xml:space="preserve"> </w:t>
+        </w:r>
+      </w:ins>
+      <w:r>
+        <w:t xml:space="preserve">diel vertical migration (DVM) in </w:t>
+      </w:r>
+      <w:del w:id="139" w:author="Bobay, Luke Andrew" w:date="2026-08-28T11:47:00Z" w16du:dateUtc="2026-08-28T18:47:00Z">
+        <w:r>
+          <w:delText xml:space="preserve">the </w:delText>
+        </w:r>
+        <w:r>
+          <w:delText>larval stage</w:delText>
+        </w:r>
+        <w:r>
+          <w:delText xml:space="preserve"> of many taxa</w:delText>
+        </w:r>
+      </w:del>
+      <w:ins w:id="140" w:author="Bobay, Luke Andrew" w:date="2026-08-28T11:47:00Z" w16du:dateUtc="2026-08-28T18:47:00Z">
+        <w:r>
+          <w:t>some larval fishes</w:t>
+        </w:r>
+      </w:ins>
+      <w:ins w:id="141" w:author="Bobay, Luke Andrew" w:date="2026-08-28T11:59:00Z" w16du:dateUtc="2026-08-28T18:59:00Z">
+        <w:r>
+          <w:t xml:space="preserve"> </w:t>
+        </w:r>
+      </w:ins>
+      <w:r>
+        <w:fldChar w:fldCharType="begin"/>
+      </w:r>
+      <w:r>
+        <w:instrText xml:space="preserve"> ADDIN ZOTERO_ITEM CSL_CITATION {"citationID":"7qVpn56p","properties":{"unsorted":false,"formattedCitation":"(Auth, 2007)","plainCitation":"(Auth, 2007)","noteIndex":0},"citationItems":[{"id":32,"uris":["http://zotero.org/groups/6650714/items/CYXAK7PR"],"itemData":{"id":32,"type":"article-journal","language":"English","source":"COinS","title":"Diel variation in vertical distribution of an offshore ichthyoplankton community off the Oregon coast","author":[{"family":"Auth","given":"Toby D."}],"issued":{"date-parts":[["2007"]]}}}],"schema":"https://github.com/citation-style-language/schema/raw/master/csl-citation.json"} </w:instrText>
+      </w:r>
+      <w:r>
+        <w:fldChar w:fldCharType="separate"/>
+      </w:r>
+      <w:r>
+        <w:t>(Auth, 2007)</w:t>
+      </w:r>
+      <w:r>
+        <w:fldChar w:fldCharType="end"/>
+      </w:r>
+      <w:r>
+        <w:t xml:space="preserve">, </w:t>
+      </w:r>
+      <w:del w:id="142" w:author="Bobay, Luke Andrew" w:date="2026-08-28T11:53:00Z" w16du:dateUtc="2026-08-28T18:53:00Z">
+        <w:r>
+          <w:delText xml:space="preserve">potentially </w:delText>
+        </w:r>
+      </w:del>
+      <w:del w:id="143" w:author="Bobay, Luke Andrew" w:date="2026-08-28T11:51:00Z" w16du:dateUtc="2026-08-28T18:51:00Z">
+        <w:r>
+          <w:delText>providing an adaptive advantage in</w:delText>
+        </w:r>
+      </w:del>
+      <w:del w:id="144" w:author="Bobay, Luke Andrew" w:date="2026-08-28T11:53:00Z" w16du:dateUtc="2026-08-28T18:53:00Z">
+        <w:r>
+          <w:delText xml:space="preserve"> predator avoidance</w:delText>
+        </w:r>
+      </w:del>
+      <w:del w:id="145" w:author="Bobay, Luke Andrew" w:date="2026-08-28T11:48:00Z" w16du:dateUtc="2026-08-28T18:48:00Z">
+        <w:r>
+          <w:delText>;</w:delText>
+        </w:r>
+      </w:del>
+      <w:del w:id="146" w:author="Bobay, Luke Andrew" w:date="2026-08-28T11:53:00Z" w16du:dateUtc="2026-08-28T18:53:00Z">
+        <w:r>
+          <w:delText xml:space="preserve"> light and temperature optimization</w:delText>
+        </w:r>
+      </w:del>
+      <w:del w:id="147" w:author="Bobay, Luke Andrew" w:date="2026-08-28T11:48:00Z" w16du:dateUtc="2026-08-28T18:48:00Z">
+        <w:r>
+          <w:delText>;</w:delText>
+        </w:r>
+      </w:del>
+      <w:del w:id="148" w:author="Bobay, Luke Andrew" w:date="2026-08-28T11:53:00Z" w16du:dateUtc="2026-08-28T18:53:00Z">
+        <w:r>
+          <w:delText xml:space="preserve"> and prey abundance (Haldorson et al., 1993; Primo et al., 2012)</w:delText>
+        </w:r>
+      </w:del>
+      <w:ins w:id="149" w:author="Bobay, Luke Andrew" w:date="2026-08-28T11:53:00Z" w16du:dateUtc="2026-08-28T18:53:00Z">
+        <w:r>
+          <w:t xml:space="preserve">which may </w:t>
+        </w:r>
+      </w:ins>
+      <w:ins w:id="150" w:author="Bobay, Luke Andrew" w:date="2026-08-28T11:54:00Z" w16du:dateUtc="2026-08-28T18:54:00Z">
+        <w:r>
+          <w:t xml:space="preserve">contribute to subdaily </w:t>
+        </w:r>
+      </w:ins>
+      <w:ins w:id="151" w:author="Bobay, Luke Andrew" w:date="2026-08-28T11:55:00Z" w16du:dateUtc="2026-08-28T18:55:00Z">
+        <w:r>
+          <w:t>vertical variation in ichthyoplankton abundance and assemblage composition</w:t>
+        </w:r>
+      </w:ins>
+      <w:r>
+        <w:t xml:space="preserve">. Diel </w:t>
+      </w:r>
+      <w:del w:id="152" w:author="Bobay, Luke Andrew" w:date="2026-08-28T13:29:00Z" w16du:dateUtc="2026-08-28T20:29:00Z">
+        <w:r>
+          <w:delText xml:space="preserve">effects </w:delText>
+        </w:r>
+      </w:del>
+      <w:ins w:id="153" w:author="Bobay, Luke Andrew" w:date="2026-08-28T13:29:00Z" w16du:dateUtc="2026-08-28T20:29:00Z">
+        <w:r>
+          <w:t>variation</w:t>
+        </w:r>
+      </w:ins>
+      <w:ins w:id="154" w:author="Bobay, Luke Andrew" w:date="2026-08-28T13:30:00Z" w16du:dateUtc="2026-08-28T20:30:00Z">
+        <w:r>
+          <w:t xml:space="preserve"> in ichthyoplankton abundance and assemblage composition</w:t>
+        </w:r>
+      </w:ins>
+      <w:ins w:id="155" w:author="Bobay, Luke Andrew" w:date="2026-08-28T13:29:00Z" w16du:dateUtc="2026-08-28T20:29:00Z">
+        <w:r>
+          <w:t xml:space="preserve"> </w:t>
+        </w:r>
+      </w:ins>
+      <w:del w:id="156" w:author="Bobay, Luke Andrew" w:date="2026-08-28T13:30:00Z" w16du:dateUtc="2026-08-28T20:30:00Z">
+        <w:r>
+          <w:delText xml:space="preserve">such as migration and </w:delText>
+        </w:r>
+        <w:commentRangeStart w:id="157"/>
+        <w:r>
+          <w:delText xml:space="preserve">visual net avoidance </w:delText>
+        </w:r>
+      </w:del>
+      <w:commentRangeEnd w:id="157"/>
       <w:r>
         <w:rPr>
           <w:rStyle w:val="CommentReference"/>
           <w:sz w:val="24"/>
           <w:szCs w:val="24"/>
         </w:rPr>
-        <w:commentReference w:id="93"/>
-      </w:r>
-    </w:p>
-    <w:p>
-      <w:r>
-        <w:t xml:space="preserve">Using depth-discrete ichthyoplankton data sampled on four two-week cruises across the northern California Current system (41–47°N) during winter 2018–2023, we investigated the LFC to characterize assemblages and identify factors influencing the composition thereof. We expect larval assemblages to cluster according to adult habitat affinity with distinct taxonomic and spatial communities. Additionally, we expect significant effects of spatiotemporal and environmental variables—such as latitude, temperature, dissolved oxygen, seafloor depth, productivity, time of day, and salinity—on the clustering of the LFC. Establishing how larval fish aggregate during the winter and what factors contribute to the composition of each assemblage could provide a baseline for future studies on the changing NCC ecosystem while also aiding in predictions of winter-spawning fish abundance and the recruitment of the important fisheries species that prey on them. </w:t>
+        <w:commentReference w:id="157"/>
+      </w:r>
+      <w:del w:id="158" w:author="Bobay, Luke Andrew" w:date="2026-08-28T13:30:00Z" w16du:dateUtc="2026-08-28T20:30:00Z">
+        <w:r>
+          <w:delText>are</w:delText>
+        </w:r>
+      </w:del>
+      <w:ins w:id="159" w:author="Bobay, Luke Andrew" w:date="2026-08-28T13:30:00Z" w16du:dateUtc="2026-08-28T20:30:00Z">
+        <w:r>
+          <w:t>caused by DVM is</w:t>
+        </w:r>
+      </w:ins>
+      <w:r>
+        <w:t xml:space="preserve"> not accounted for, however, in common sampling schemes that are depth-integrated and </w:t>
+      </w:r>
+      <w:del w:id="160" w:author="Bobay, Luke Andrew" w:date="2026-08-28T13:41:00Z" w16du:dateUtc="2026-08-28T20:41:00Z">
+        <w:r>
+          <w:delText>do not tow at multiple times of</w:delText>
+        </w:r>
+      </w:del>
+      <w:ins w:id="161" w:author="Bobay, Luke Andrew" w:date="2026-08-28T13:41:00Z" w16du:dateUtc="2026-08-28T20:41:00Z">
+        <w:r>
+          <w:t xml:space="preserve">sample </w:t>
+        </w:r>
+      </w:ins>
+      <w:ins w:id="162" w:author="Bobay, Luke Andrew" w:date="2026-08-28T13:42:00Z" w16du:dateUtc="2026-08-28T20:42:00Z">
+        <w:r>
+          <w:t>once during a</w:t>
+        </w:r>
+      </w:ins>
+      <w:r>
+        <w:t xml:space="preserve"> day</w:t>
+      </w:r>
+      <w:ins w:id="163" w:author="Bobay, Luke Andrew" w:date="2026-08-28T13:55:00Z" w16du:dateUtc="2026-08-28T20:55:00Z">
+        <w:r>
+          <w:t xml:space="preserve"> and, as a result, can </w:t>
+        </w:r>
+      </w:ins>
+      <w:ins w:id="164" w:author="Bobay, Luke Andrew" w:date="2026-08-28T13:56:00Z" w16du:dateUtc="2026-08-28T20:56:00Z">
+        <w:r>
+          <w:t xml:space="preserve">be biased </w:t>
+        </w:r>
+      </w:ins>
+      <w:ins w:id="165" w:author="Bobay, Luke Andrew" w:date="2026-08-28T13:57:00Z" w16du:dateUtc="2026-08-28T20:57:00Z">
+        <w:r>
+          <w:t>by DVM</w:t>
+        </w:r>
+      </w:ins>
+      <w:ins w:id="166" w:author="Bobay, Luke Andrew" w:date="2026-08-28T14:05:00Z" w16du:dateUtc="2026-08-28T21:05:00Z">
+        <w:r>
+          <w:t xml:space="preserve"> </w:t>
+        </w:r>
+      </w:ins>
+      <w:r>
+        <w:fldChar w:fldCharType="begin"/>
+      </w:r>
+      <w:r>
+        <w:instrText xml:space="preserve"> ADDIN ZOTERO_ITEM CSL_CITATION {"citationID":"OVrE7L5s","properties":{"unsorted":false,"formattedCitation":"(Neilson and Perry, 1990)","plainCitation":"(Neilson and Perry, 1990)","noteIndex":0},"citationItems":[{"id":42,"uris":["http://zotero.org/groups/6650714/items/42E562B6"],"itemData":{"id":42,"type":"article-journal","abstract":"Publisher Summary Diel vertical migrations are cyclic changes in the position of aquatic organisms in the water column that occur with 24-h periodicity. Such movements occur at various stages of the development of teleosts, although they are often more evident during the first year of life. Despite frequent study, fundamental questions concerning the nature of diel vertical migrations remain. For example, most life-history traits exhibit phenotypic plasticity in response to environmental factors during the development. From the fisheries viewpoint, an understanding of diel vertical migration is critical for surveys of abundance at all life-history stages. Such surveys of exploited populations of adult fish have long been employed during the stock assessment process and are becoming increasingly significant, particularly, in light of the difficulties associated with obtaining reliable commercial fishery statistics. This chapter presents a review of the studies of diel vertical migration of marine fish species. The extent to which fish exhibit plasticity in their patterns of diel migrations is examined, both with respect to varying environmental conditions and ontogeny. Most importantly, the chapter also assesses whether the patterns of diel vertical migration fits the criteria for endogenous circadian rhythms. Finally, it attempts to address whether the observed diel periodicity in depth occupied is a result of the endogenous effects whereby the periodicity is derived from the fishes' biochemistry or biophysics, rather than more direct effects of environmental stimuli, such as changes in light and temperature providing a cue for certain behavior.","DOI":"10.1016/S0065-2881(08)60200-X","language":"en","note":"Book Title: Advances in Marine Biology\nISBN: 9780120261260\nDOI: 10.1016/S0065-2881(08)60200-X","page":"115-168","publisher":"Elsevier","source":"Semantic Scholar","title":"Diel Vertical Migrations of Marine Fishes: an Obligate or Facultative Process?","title-short":"Diel Vertical Migrations of Marine Fishes","volume":"26","author":[{"family":"Neilson","given":"J.D."},{"family":"Perry","given":"R.I."}],"issued":{"date-parts":[["1990"]]}}}],"schema":"https://github.com/citation-style-language/schema/raw/master/csl-citation.json"} </w:instrText>
+      </w:r>
+      <w:r>
+        <w:fldChar w:fldCharType="separate"/>
+      </w:r>
+      <w:r>
+        <w:t>(Neilson and Perry, 1990)</w:t>
+      </w:r>
+      <w:r>
+        <w:fldChar w:fldCharType="end"/>
+      </w:r>
+      <w:ins w:id="167" w:author="Bobay, Luke Andrew" w:date="2026-08-28T13:43:00Z" w16du:dateUtc="2026-08-28T20:43:00Z">
+        <w:r>
+          <w:t xml:space="preserve">. We are not aware of </w:t>
+        </w:r>
+      </w:ins>
+      <w:ins w:id="168" w:author="Bobay, Luke Andrew" w:date="2026-08-28T13:44:00Z" w16du:dateUtc="2026-08-28T20:44:00Z">
+        <w:r>
+          <w:t>any previous depth-stratified studies of ichthyoplankton abundance or assemblage composition during winter in the NCC</w:t>
+        </w:r>
+      </w:ins>
+      <w:r>
+        <w:t>.</w:t>
+      </w:r>
+      <w:commentRangeEnd w:id="72"/>
+      <w:r>
+        <w:rPr>
+          <w:rStyle w:val="CommentReference"/>
+          <w:sz w:val="24"/>
+          <w:szCs w:val="24"/>
+        </w:rPr>
+        <w:commentReference w:id="72"/>
+      </w:r>
+      <w:r>
+        <w:t xml:space="preserve"> </w:t>
+      </w:r>
+      <w:ins w:id="169" w:author="Bobay, Luke Andrew" w:date="2026-08-28T13:45:00Z" w16du:dateUtc="2026-08-28T20:45:00Z">
+        <w:r>
+          <w:t xml:space="preserve">Consequently, </w:t>
+        </w:r>
+      </w:ins>
+      <w:ins w:id="170" w:author="Bobay, Luke Andrew" w:date="2026-08-28T13:58:00Z" w16du:dateUtc="2026-08-28T20:58:00Z">
+        <w:r>
+          <w:t xml:space="preserve">the degree of vertical variation in </w:t>
+        </w:r>
+        <w:r>
+          <w:t xml:space="preserve">ichthyoplankton abundance and assemblage composition during winter, the time of greatest larval fish abundance and diversity in this region, </w:t>
+        </w:r>
+      </w:ins>
+      <w:ins w:id="171" w:author="Bobay, Luke Andrew" w:date="2026-08-28T13:45:00Z" w16du:dateUtc="2026-08-28T20:45:00Z">
+        <w:r>
+          <w:t>is unknown</w:t>
+        </w:r>
+      </w:ins>
+      <w:ins w:id="172" w:author="Bobay, Luke Andrew" w:date="2026-08-28T14:01:00Z" w16du:dateUtc="2026-08-28T21:01:00Z">
+        <w:r>
+          <w:t>. Similarly,</w:t>
+        </w:r>
+      </w:ins>
+      <w:ins w:id="173" w:author="Bobay, Luke Andrew" w:date="2026-08-28T13:58:00Z" w16du:dateUtc="2026-08-28T20:58:00Z">
+        <w:r>
+          <w:t xml:space="preserve"> </w:t>
+        </w:r>
+      </w:ins>
+      <w:ins w:id="174" w:author="Bobay, Luke Andrew" w:date="2026-08-28T14:03:00Z" w16du:dateUtc="2026-08-28T21:03:00Z">
+        <w:r>
+          <w:t>the degree to which</w:t>
+        </w:r>
+      </w:ins>
+      <w:ins w:id="175" w:author="Bobay, Luke Andrew" w:date="2026-08-28T13:46:00Z" w16du:dateUtc="2026-08-28T20:46:00Z">
+        <w:r>
+          <w:t xml:space="preserve"> </w:t>
+        </w:r>
+      </w:ins>
+      <w:ins w:id="176" w:author="Bobay, Luke Andrew" w:date="2026-08-28T13:50:00Z" w16du:dateUtc="2026-08-28T20:50:00Z">
+        <w:r>
+          <w:t>the limited research o</w:t>
+        </w:r>
+      </w:ins>
+      <w:ins w:id="177" w:author="Bobay, Luke Andrew" w:date="2026-08-28T13:51:00Z" w16du:dateUtc="2026-08-28T20:51:00Z">
+        <w:r>
+          <w:t xml:space="preserve">n environmental </w:t>
+        </w:r>
+      </w:ins>
+      <w:ins w:id="178" w:author="Bobay, Luke Andrew" w:date="2026-08-28T14:00:00Z" w16du:dateUtc="2026-08-28T21:00:00Z">
+        <w:r>
+          <w:t>influences on</w:t>
+        </w:r>
+      </w:ins>
+      <w:ins w:id="179" w:author="Bobay, Luke Andrew" w:date="2026-08-28T14:03:00Z" w16du:dateUtc="2026-08-28T21:03:00Z">
+        <w:r>
+          <w:t xml:space="preserve"> winter</w:t>
+        </w:r>
+      </w:ins>
+      <w:ins w:id="180" w:author="Bobay, Luke Andrew" w:date="2026-08-28T14:00:00Z" w16du:dateUtc="2026-08-28T21:00:00Z">
+        <w:r>
+          <w:t xml:space="preserve"> ichthyoplankton assemblages is biased by DVM</w:t>
+        </w:r>
+      </w:ins>
+      <w:ins w:id="181" w:author="Bobay, Luke Andrew" w:date="2026-08-28T14:10:00Z" w16du:dateUtc="2026-08-28T21:10:00Z">
+        <w:r>
+          <w:t xml:space="preserve"> is unknown.</w:t>
+        </w:r>
+      </w:ins>
+      <w:commentRangeStart w:id="182"/>
+      <w:commentRangeStart w:id="183"/>
+      <w:del w:id="184" w:author="Bobay, Luke Andrew" w:date="2026-08-28T14:00:00Z" w16du:dateUtc="2026-08-28T21:00:00Z">
+        <w:r>
+          <w:delText xml:space="preserve">What remains is a gap in the knowledge of </w:delText>
+        </w:r>
+        <w:r>
+          <w:delText xml:space="preserve">winter </w:delText>
+        </w:r>
+        <w:r>
+          <w:delText xml:space="preserve">ichthyoplankton </w:delText>
+        </w:r>
+        <w:r>
+          <w:delText>assemblage</w:delText>
+        </w:r>
+        <w:r>
+          <w:delText xml:space="preserve">s, </w:delText>
+        </w:r>
+        <w:r>
+          <w:delText xml:space="preserve">broadly, as well as </w:delText>
+        </w:r>
+        <w:r>
+          <w:delText>the specific</w:delText>
+        </w:r>
+        <w:r>
+          <w:delText xml:space="preserve"> relationships between aggregations </w:delText>
+        </w:r>
+        <w:r>
+          <w:delText>and</w:delText>
+        </w:r>
+        <w:r>
+          <w:delText xml:space="preserve"> </w:delText>
+        </w:r>
+        <w:r>
+          <w:delText xml:space="preserve">the </w:delText>
+        </w:r>
+        <w:r>
+          <w:delText>environmental and spatiotemporal variables</w:delText>
+        </w:r>
+        <w:r>
+          <w:delText xml:space="preserve"> that </w:delText>
+        </w:r>
+        <w:r>
+          <w:delText>affect</w:delText>
+        </w:r>
+        <w:r>
+          <w:delText xml:space="preserve"> their composition and position in space</w:delText>
+        </w:r>
+      </w:del>
+      <w:r>
+        <w:t>.</w:t>
+      </w:r>
+      <w:commentRangeEnd w:id="182"/>
+      <w:r>
+        <w:rPr>
+          <w:rStyle w:val="CommentReference"/>
+          <w:sz w:val="24"/>
+          <w:szCs w:val="24"/>
+        </w:rPr>
+        <w:commentReference w:id="182"/>
+      </w:r>
+      <w:commentRangeEnd w:id="183"/>
+      <w:r>
+        <w:rPr>
+          <w:rStyle w:val="CommentReference"/>
+          <w:sz w:val="24"/>
+          <w:szCs w:val="24"/>
+        </w:rPr>
+        <w:commentReference w:id="183"/>
+      </w:r>
+    </w:p>
+    <w:p>
+      <w:r>
+        <w:t xml:space="preserve">Using depth-discrete ichthyoplankton </w:t>
+      </w:r>
+      <w:ins w:id="185" w:author="Bobay, Luke Andrew" w:date="2026-08-28T14:11:00Z" w16du:dateUtc="2026-08-28T21:11:00Z">
+        <w:r>
+          <w:t xml:space="preserve">abundance </w:t>
+        </w:r>
+      </w:ins>
+      <w:r>
+        <w:t xml:space="preserve">data </w:t>
+      </w:r>
+      <w:del w:id="186" w:author="Bobay, Luke Andrew" w:date="2026-08-28T14:11:00Z" w16du:dateUtc="2026-08-28T21:11:00Z">
+        <w:r>
+          <w:delText xml:space="preserve">sampled </w:delText>
+        </w:r>
+      </w:del>
+      <w:ins w:id="187" w:author="Bobay, Luke Andrew" w:date="2026-08-28T14:11:00Z" w16du:dateUtc="2026-08-28T21:11:00Z">
+        <w:r>
+          <w:t>collected</w:t>
+        </w:r>
+        <w:r>
+          <w:t xml:space="preserve"> </w:t>
+        </w:r>
+      </w:ins>
+      <w:r>
+        <w:t xml:space="preserve">on four two-week cruises across the </w:t>
+      </w:r>
+      <w:del w:id="188" w:author="Bobay, Luke Andrew" w:date="2026-08-28T14:11:00Z" w16du:dateUtc="2026-08-28T21:11:00Z">
+        <w:r>
+          <w:delText>northern California Current system</w:delText>
+        </w:r>
+      </w:del>
+      <w:ins w:id="189" w:author="Bobay, Luke Andrew" w:date="2026-08-28T14:11:00Z" w16du:dateUtc="2026-08-28T21:11:00Z">
+        <w:r>
+          <w:t>NCC</w:t>
+        </w:r>
+      </w:ins>
+      <w:r>
+        <w:t xml:space="preserve"> (41–47°N) during winter 2018</w:t>
+      </w:r>
+      <w:del w:id="190" w:author="Bobay, Luke Andrew" w:date="2026-08-28T14:17:00Z" w16du:dateUtc="2026-08-28T21:17:00Z">
+        <w:r>
+          <w:delText>–</w:delText>
+        </w:r>
+      </w:del>
+      <w:ins w:id="191" w:author="Bobay, Luke Andrew" w:date="2026-08-28T14:17:00Z" w16du:dateUtc="2026-08-28T21:17:00Z">
+        <w:r>
+          <w:t xml:space="preserve">, 2019, 2022, and </w:t>
+        </w:r>
+      </w:ins>
+      <w:r>
+        <w:t>2023, we</w:t>
+      </w:r>
+      <w:del w:id="192" w:author="Bobay, Luke Andrew" w:date="2026-08-28T14:20:00Z" w16du:dateUtc="2026-08-28T21:20:00Z">
+        <w:r>
+          <w:delText xml:space="preserve"> </w:delText>
+        </w:r>
+      </w:del>
+      <w:del w:id="193" w:author="Bobay, Luke Andrew" w:date="2026-08-28T14:18:00Z" w16du:dateUtc="2026-08-28T21:18:00Z">
+        <w:r>
+          <w:delText>investigated the LFC</w:delText>
+        </w:r>
+      </w:del>
+      <w:del w:id="194" w:author="Bobay, Luke Andrew" w:date="2026-08-28T14:20:00Z" w16du:dateUtc="2026-08-28T21:20:00Z">
+        <w:r>
+          <w:delText xml:space="preserve"> to </w:delText>
+        </w:r>
+      </w:del>
+      <w:del w:id="195" w:author="Bobay, Luke Andrew" w:date="2026-08-28T14:19:00Z" w16du:dateUtc="2026-08-28T21:19:00Z">
+        <w:r>
+          <w:delText>characterize assemblages and identify factors influencing the composition thereof</w:delText>
+        </w:r>
+      </w:del>
+      <w:ins w:id="196" w:author="Bobay, Luke Andrew" w:date="2026-08-28T14:21:00Z" w16du:dateUtc="2026-08-28T21:21:00Z">
+        <w:r>
+          <w:t xml:space="preserve"> </w:t>
+        </w:r>
+      </w:ins>
+      <w:ins w:id="197" w:author="Bobay, Luke Andrew" w:date="2026-08-28T14:22:00Z" w16du:dateUtc="2026-08-28T21:22:00Z">
+        <w:r>
+          <w:t>(</w:t>
+        </w:r>
+      </w:ins>
+      <w:ins w:id="198" w:author="Bobay, Luke Andrew" w:date="2026-08-28T14:21:00Z" w16du:dateUtc="2026-08-28T21:21:00Z">
+        <w:r>
+          <w:t>1) characterize</w:t>
+        </w:r>
+      </w:ins>
+      <w:ins w:id="199" w:author="Bobay, Luke Andrew" w:date="2026-08-28T14:26:00Z" w16du:dateUtc="2026-08-28T21:26:00Z">
+        <w:r>
+          <w:t>d</w:t>
+        </w:r>
+      </w:ins>
+      <w:ins w:id="200" w:author="Bobay, Luke Andrew" w:date="2026-08-28T14:21:00Z" w16du:dateUtc="2026-08-28T21:21:00Z">
+        <w:r>
+          <w:t xml:space="preserve"> winter ichthyoplankton assemblages, </w:t>
+        </w:r>
+      </w:ins>
+      <w:ins w:id="201" w:author="Bobay, Luke Andrew" w:date="2026-08-28T14:22:00Z" w16du:dateUtc="2026-08-28T21:22:00Z">
+        <w:r>
+          <w:t>(</w:t>
+        </w:r>
+      </w:ins>
+      <w:ins w:id="202" w:author="Bobay, Luke Andrew" w:date="2026-08-28T14:21:00Z" w16du:dateUtc="2026-08-28T21:21:00Z">
+        <w:r>
+          <w:t xml:space="preserve">2) </w:t>
+        </w:r>
+      </w:ins>
+      <w:ins w:id="203" w:author="Bobay, Luke Andrew" w:date="2026-08-28T14:23:00Z" w16du:dateUtc="2026-08-28T21:23:00Z">
+        <w:r>
+          <w:t>use</w:t>
+        </w:r>
+      </w:ins>
+      <w:ins w:id="204" w:author="Bobay, Luke Andrew" w:date="2026-08-28T14:26:00Z" w16du:dateUtc="2026-08-28T21:26:00Z">
+        <w:r>
+          <w:t>d</w:t>
+        </w:r>
+      </w:ins>
+      <w:ins w:id="205" w:author="Bobay, Luke Andrew" w:date="2026-08-28T14:23:00Z" w16du:dateUtc="2026-08-28T21:23:00Z">
+        <w:r>
+          <w:t xml:space="preserve"> fine-scale spatiotemporal and environmental factors to explain variation in winter ichthyoplankton assemblage composition</w:t>
+        </w:r>
+      </w:ins>
+      <w:ins w:id="206" w:author="Bobay, Luke Andrew" w:date="2026-08-28T14:24:00Z" w16du:dateUtc="2026-08-28T21:24:00Z">
+        <w:r>
+          <w:t xml:space="preserve">, and (3) </w:t>
+        </w:r>
+      </w:ins>
+      <w:ins w:id="207" w:author="Bobay, Luke Andrew" w:date="2026-08-28T14:26:00Z" w16du:dateUtc="2026-08-28T21:26:00Z">
+        <w:r>
+          <w:t xml:space="preserve">examined </w:t>
+        </w:r>
+      </w:ins>
+      <w:ins w:id="208" w:author="Bobay, Luke Andrew" w:date="2026-08-28T14:27:00Z" w16du:dateUtc="2026-08-28T21:27:00Z">
+        <w:r>
+          <w:t xml:space="preserve">taxon-specific </w:t>
+        </w:r>
+      </w:ins>
+      <w:ins w:id="209" w:author="Bobay, Luke Andrew" w:date="2026-08-28T14:28:00Z" w16du:dateUtc="2026-08-28T21:28:00Z">
+        <w:r>
+          <w:t xml:space="preserve">diel variation in vertical abundance </w:t>
+        </w:r>
+      </w:ins>
+      <w:ins w:id="210" w:author="Bobay, Luke Andrew" w:date="2026-08-28T14:29:00Z" w16du:dateUtc="2026-08-28T21:29:00Z">
+        <w:r>
+          <w:t>distribution</w:t>
+        </w:r>
+      </w:ins>
+      <w:r>
+        <w:t xml:space="preserve">. </w:t>
+      </w:r>
+      <w:commentRangeStart w:id="211"/>
+      <w:del w:id="212" w:author="Bobay, Luke Andrew" w:date="2026-08-28T14:30:00Z" w16du:dateUtc="2026-08-28T21:30:00Z">
+        <w:r>
+          <w:delText xml:space="preserve">We expect larval assemblages to cluster according to adult </w:delText>
+        </w:r>
+        <w:r>
+          <w:lastRenderedPageBreak/>
+          <w:delText>habitat affinity with distinct taxonomic and spatial communities. Additionally, we expect significant effects of spatiotemporal and environmental variables—such as latitude, temperature, dissolved oxygen, seafloor depth, productivity, time of day, and salinity—on the clustering of the LFC</w:delText>
+        </w:r>
+      </w:del>
+      <w:commentRangeEnd w:id="211"/>
+      <w:r>
+        <w:rPr>
+          <w:rStyle w:val="CommentReference"/>
+          <w:sz w:val="24"/>
+          <w:szCs w:val="24"/>
+        </w:rPr>
+        <w:commentReference w:id="211"/>
+      </w:r>
+      <w:del w:id="213" w:author="Bobay, Luke Andrew" w:date="2026-08-28T14:30:00Z" w16du:dateUtc="2026-08-28T21:30:00Z">
+        <w:r>
+          <w:delText xml:space="preserve">. </w:delText>
+        </w:r>
+      </w:del>
+      <w:del w:id="214" w:author="Bobay, Luke Andrew" w:date="2026-08-28T14:32:00Z" w16du:dateUtc="2026-08-28T21:32:00Z">
+        <w:r>
+          <w:delText>Establishing how larval fish aggregate during the winter and what factors contribute to the composition of each assemblage could provide a baseline for future studies on the changing NCC ecosystem while also aiding</w:delText>
+        </w:r>
+      </w:del>
+      <w:ins w:id="215" w:author="Bobay, Luke Andrew" w:date="2026-08-28T14:32:00Z" w16du:dateUtc="2026-08-28T21:32:00Z">
+        <w:r>
+          <w:t xml:space="preserve">The results of this study will </w:t>
+        </w:r>
+      </w:ins>
+      <w:del w:id="216" w:author="Bobay, Luke Andrew" w:date="2026-08-28T14:32:00Z" w16du:dateUtc="2026-08-28T21:32:00Z">
+        <w:r>
+          <w:delText xml:space="preserve"> in </w:delText>
+        </w:r>
+      </w:del>
+      <w:ins w:id="217" w:author="Bobay, Luke Andrew" w:date="2026-08-28T14:32:00Z" w16du:dateUtc="2026-08-28T21:32:00Z">
+        <w:r>
+          <w:t>support</w:t>
+        </w:r>
+      </w:ins>
+      <w:ins w:id="218" w:author="Bobay, Luke Andrew" w:date="2026-08-28T14:33:00Z" w16du:dateUtc="2026-08-28T21:33:00Z">
+        <w:r>
+          <w:t xml:space="preserve"> </w:t>
+        </w:r>
+      </w:ins>
+      <w:r>
+        <w:t>prediction</w:t>
+      </w:r>
+      <w:del w:id="219" w:author="Bobay, Luke Andrew" w:date="2026-08-28T14:32:00Z" w16du:dateUtc="2026-08-28T21:32:00Z">
+        <w:r>
+          <w:delText>s</w:delText>
+        </w:r>
+      </w:del>
+      <w:r>
+        <w:t xml:space="preserve"> of </w:t>
+      </w:r>
+      <w:del w:id="220" w:author="Bobay, Luke Andrew" w:date="2026-08-28T14:35:00Z" w16du:dateUtc="2026-08-28T21:35:00Z">
+        <w:r>
+          <w:delText>winter-spawning fish</w:delText>
+        </w:r>
+      </w:del>
+      <w:ins w:id="221" w:author="Bobay, Luke Andrew" w:date="2026-08-28T14:35:00Z" w16du:dateUtc="2026-08-28T21:35:00Z">
+        <w:r>
+          <w:t>larval</w:t>
+        </w:r>
+      </w:ins>
+      <w:r>
+        <w:t xml:space="preserve"> abundance </w:t>
+      </w:r>
+      <w:ins w:id="222" w:author="Bobay, Luke Andrew" w:date="2026-08-28T14:36:00Z" w16du:dateUtc="2026-08-28T21:36:00Z">
+        <w:r>
+          <w:t xml:space="preserve">of </w:t>
+        </w:r>
+      </w:ins>
+      <w:r>
+        <w:t xml:space="preserve">and </w:t>
+      </w:r>
+      <w:del w:id="223" w:author="Bobay, Luke Andrew" w:date="2026-08-28T14:35:00Z" w16du:dateUtc="2026-08-28T21:35:00Z">
+        <w:r>
+          <w:delText xml:space="preserve">the </w:delText>
+        </w:r>
+      </w:del>
+      <w:r>
+        <w:t xml:space="preserve">recruitment </w:t>
+      </w:r>
+      <w:ins w:id="224" w:author="Bobay, Luke Andrew" w:date="2026-08-28T14:36:00Z" w16du:dateUtc="2026-08-28T21:36:00Z">
+        <w:r>
+          <w:t xml:space="preserve">to adult populations </w:t>
+        </w:r>
+      </w:ins>
+      <w:r>
+        <w:t xml:space="preserve">of </w:t>
+      </w:r>
+      <w:del w:id="225" w:author="Bobay, Luke Andrew" w:date="2026-08-28T14:36:00Z" w16du:dateUtc="2026-08-28T21:36:00Z">
+        <w:r>
+          <w:delText>the important fisheries species that prey on them</w:delText>
+        </w:r>
+      </w:del>
+      <w:ins w:id="226" w:author="Bobay, Luke Andrew" w:date="2026-08-28T14:36:00Z" w16du:dateUtc="2026-08-28T21:36:00Z">
+        <w:r>
+          <w:t>winter-spawning fish</w:t>
+        </w:r>
+      </w:ins>
+      <w:ins w:id="227" w:author="Bobay, Luke Andrew" w:date="2026-08-28T14:39:00Z" w16du:dateUtc="2026-08-28T21:39:00Z">
+        <w:r>
+          <w:t xml:space="preserve"> </w:t>
+        </w:r>
+      </w:ins>
+      <w:ins w:id="228" w:author="Bobay, Luke Andrew" w:date="2026-08-28T14:40:00Z" w16du:dateUtc="2026-08-28T21:40:00Z">
+        <w:r>
+          <w:t xml:space="preserve">and </w:t>
+        </w:r>
+      </w:ins>
+      <w:ins w:id="229" w:author="Bobay, Luke Andrew" w:date="2026-08-28T14:41:00Z" w16du:dateUtc="2026-08-28T21:41:00Z">
+        <w:r>
+          <w:t>reveal potential diel biases in</w:t>
+        </w:r>
+      </w:ins>
+      <w:ins w:id="230" w:author="Bobay, Luke Andrew" w:date="2026-08-28T14:42:00Z" w16du:dateUtc="2026-08-28T21:42:00Z">
+        <w:r>
+          <w:t xml:space="preserve"> estimates of the abundance of larval fishes</w:t>
+        </w:r>
+      </w:ins>
+      <w:r>
+        <w:t xml:space="preserve">. </w:t>
       </w:r>
     </w:p>
     <w:p/>
@@ -1101,18 +2057,18 @@
       <w:r>
         <w:t>All data analyses were performed in RStudio</w:t>
       </w:r>
-      <w:commentRangeStart w:id="94"/>
+      <w:commentRangeStart w:id="231"/>
       <w:r>
         <w:t xml:space="preserve">. </w:t>
       </w:r>
-      <w:commentRangeEnd w:id="94"/>
+      <w:commentRangeEnd w:id="231"/>
       <w:r>
         <w:rPr>
           <w:rStyle w:val="CommentReference"/>
           <w:sz w:val="24"/>
           <w:szCs w:val="24"/>
         </w:rPr>
-        <w:commentReference w:id="94"/>
+        <w:commentReference w:id="231"/>
       </w:r>
       <w:r>
         <w:t xml:space="preserve">To identify </w:t>
@@ -1141,18 +2097,18 @@
       <w:r>
         <w:t>To determine the number of clusters necessary</w:t>
       </w:r>
-      <w:commentRangeStart w:id="95"/>
+      <w:commentRangeStart w:id="232"/>
       <w:r>
         <w:t xml:space="preserve">, </w:t>
       </w:r>
-      <w:commentRangeEnd w:id="95"/>
+      <w:commentRangeEnd w:id="232"/>
       <w:r>
         <w:rPr>
           <w:rStyle w:val="CommentReference"/>
           <w:sz w:val="24"/>
           <w:szCs w:val="24"/>
         </w:rPr>
-        <w:commentReference w:id="95"/>
+        <w:commentReference w:id="232"/>
       </w:r>
       <w:r>
         <w:t xml:space="preserve">a dendrogram of the clustering results </w:t>
@@ -1175,7 +2131,6 @@
     </w:p>
     <w:p>
       <w:r>
-        <w:lastRenderedPageBreak/>
         <w:t xml:space="preserve">To visualize the taxonomic composition of each cluster, </w:t>
       </w:r>
       <w:r>
@@ -1258,21 +2213,21 @@
       <w:r>
         <w:t xml:space="preserve">. The stress of the ordination was determined and its </w:t>
       </w:r>
-      <w:commentRangeStart w:id="96"/>
+      <w:commentRangeStart w:id="233"/>
       <w:r>
         <w:t>relevance</w:t>
       </w:r>
       <w:r>
         <w:t xml:space="preserve"> </w:t>
       </w:r>
-      <w:commentRangeEnd w:id="96"/>
+      <w:commentRangeEnd w:id="233"/>
       <w:r>
         <w:rPr>
           <w:rStyle w:val="CommentReference"/>
           <w:sz w:val="24"/>
           <w:szCs w:val="24"/>
         </w:rPr>
-        <w:commentReference w:id="96"/>
+        <w:commentReference w:id="233"/>
       </w:r>
       <w:r>
         <w:t xml:space="preserve">in the context of our data was assessed with the </w:t>
@@ -1289,18 +2244,18 @@
       <w:r>
         <w:t xml:space="preserve">methodology </w:t>
       </w:r>
-      <w:commentRangeStart w:id="97"/>
+      <w:commentRangeStart w:id="234"/>
       <w:r>
         <w:t xml:space="preserve">suggested </w:t>
       </w:r>
-      <w:commentRangeEnd w:id="97"/>
+      <w:commentRangeEnd w:id="234"/>
       <w:r>
         <w:rPr>
           <w:rStyle w:val="CommentReference"/>
           <w:sz w:val="24"/>
           <w:szCs w:val="24"/>
         </w:rPr>
-        <w:commentReference w:id="97"/>
+        <w:commentReference w:id="234"/>
       </w:r>
       <w:r>
         <w:t>by Dexter et al. (2018)</w:t>
@@ -1344,7 +2299,11 @@
     </w:p>
     <w:p>
       <w:r>
-        <w:t>Post-thresholding there was a total of 38,363 individual larvae from 82 sampling stations. Among these remaining stations, all transects were represented (Fig. 1A). Oceanographic conditions during sampling varied with depth and interannually. Gradients in temperature (℃) differed between years with 2018 and 2023 exhibiting a peak in temperature around 25-meters depth followed by a general decrease in temperature with increasing depth. Years 2019 and 2022 had similarly minimal changes in temperature across depths (Fig. 1B). During all years, salinity (PSU) increased with depth while DO (mL L⁻¹) exhibited the opposite trend—lower at greater depths (Fig. 1C–D). Productivity was the most varied during 2018 though no significant difference in mean productivity was apparent across all four years (Fig. 1E).</w:t>
+        <w:t xml:space="preserve">Post-thresholding there was a total of 38,363 individual larvae from 82 sampling stations. Among these remaining stations, all transects were represented (Fig. 1A). Oceanographic conditions during sampling varied with depth and interannually. Gradients in temperature (℃) differed between years with 2018 and 2023 exhibiting a peak in temperature around 25-meters depth followed by a general decrease in temperature with increasing depth. Years 2019 and 2022 had similarly minimal changes in temperature across depths (Fig. 1B). During all years, salinity (PSU) increased with depth while DO (mL L⁻¹) exhibited the opposite trend—lower at greater </w:t>
+      </w:r>
+      <w:r>
+        <w:lastRenderedPageBreak/>
+        <w:t>depths (Fig. 1C–D). Productivity was the most varied during 2018 though no significant difference in mean productivity was apparent across all four years (Fig. 1E).</w:t>
       </w:r>
     </w:p>
     <w:p>
@@ -1448,11 +2407,7 @@
         <w:t>P. vetulus</w:t>
       </w:r>
       <w:r>
-        <w:t xml:space="preserve"> community (cluster 2) was present almost exclusively on the shelf during all years without a distinct depth preference (Fig. 3). Cluster 3, the Myctophid community, was most apparent offshore and in tows at greater </w:t>
-      </w:r>
-      <w:r>
-        <w:lastRenderedPageBreak/>
-        <w:t xml:space="preserve">depths (Fig. 3). The assemblage of nearshore taxa was most prevalent in 2022 and occurred mostly nearshore, though depth varied (Fig. 3). Cluster 6, the community of Osmeridae and other coastal taxa, was found almost exclusively at the most nearshore stations and shallowest depths (Fig. 3). </w:t>
+        <w:t xml:space="preserve"> community (cluster 2) was present almost exclusively on the shelf during all years without a distinct depth preference (Fig. 3). Cluster 3, the Myctophid community, was most apparent offshore and in tows at greater depths (Fig. 3). The assemblage of nearshore taxa was most prevalent in 2022 and occurred mostly nearshore, though depth varied (Fig. 3). Cluster 6, the community of Osmeridae and other coastal taxa, was found almost exclusively at the most nearshore stations and shallowest depths (Fig. 3). </w:t>
       </w:r>
     </w:p>
     <w:p>
@@ -1716,7 +2671,7 @@
       </w:r>
     </w:p>
   </w:comment>
-  <w:comment w:id="72" w:author="Bobay, Luke Andrew" w:date="2026-08-28T09:18:00Z" w:initials="LB">
+  <w:comment w:id="79" w:author="Bobay, Luke Andrew" w:date="2026-08-28T14:13:00Z" w:initials="LB">
     <w:p>
       <w:pPr>
         <w:pStyle w:val="CommentText"/>
@@ -1728,11 +2683,11 @@
         <w:annotationRef/>
       </w:r>
       <w:r>
-        <w:t>This is a bit too comprehensive; we aren’t writing a review paper that covers everything known about the topic. I tried to reduce this to only the information that supports/provides context for the study we did.</w:t>
+        <w:t>I added some mention of climate indices, which are important but not a focus of our study</w:t>
       </w:r>
     </w:p>
   </w:comment>
-  <w:comment w:id="93" w:author="McCloskey, Ross" w:date="2026-08-18T15:29:00Z" w:initials="RM">
+  <w:comment w:id="111" w:author="Bobay, Luke Andrew" w:date="2026-08-28T10:31:00Z" w:initials="LB">
     <w:p>
       <w:pPr>
         <w:pStyle w:val="CommentText"/>
@@ -1744,19 +2699,27 @@
         <w:annotationRef/>
       </w:r>
       <w:r>
-        <w:t xml:space="preserve">Could probably better describe the knowledge gaps in more detail. </w:t>
-      </w:r>
-    </w:p>
+        <w:t>These statements aren’t directly supported by these sources. I’ve added some sources that provide more direct evidence</w:t>
+      </w:r>
+    </w:p>
+  </w:comment>
+  <w:comment w:id="157" w:author="Bobay, Luke Andrew" w:date="2026-08-28T13:40:00Z" w:initials="LB">
     <w:p>
       <w:pPr>
         <w:pStyle w:val="CommentText"/>
       </w:pPr>
       <w:r>
-        <w:t>We also discussed in a previous meeting that knowledge on mesopelagic spawning is lacking and this is a gap we could fill. I am wondering where that should come in. Here or is it too specific? Should such a point be left for the discussion?</w:t>
+        <w:rPr>
+          <w:rStyle w:val="CommentReference"/>
+        </w:rPr>
+        <w:annotationRef/>
+      </w:r>
+      <w:r>
+        <w:t>I like that you brought up differences in visual net avoidance between day and night, but I think it belongs in the Discussion rather than the Introduction, mostly because we weren’t able to distinguish between effects of DVM and visual net avoidance in our analysis. This is definitely worth mentioning in the Discussion, though.</w:t>
       </w:r>
     </w:p>
   </w:comment>
-  <w:comment w:id="94" w:author="McCloskey, Ross" w:date="2026-08-18T14:58:00Z" w:initials="RM">
+  <w:comment w:id="72" w:author="Bobay, Luke Andrew" w:date="2026-08-28T09:18:00Z" w:initials="LB">
     <w:p>
       <w:pPr>
         <w:pStyle w:val="CommentText"/>
@@ -1768,11 +2731,11 @@
         <w:annotationRef/>
       </w:r>
       <w:r>
-        <w:t>Add version and citation</w:t>
+        <w:t>This is a bit too comprehensive; we aren’t writing a review paper that covers everything known about the topic. I tried to reduce this to only the information that supports/provides context for the study we did.</w:t>
       </w:r>
     </w:p>
   </w:comment>
-  <w:comment w:id="95" w:author="McCloskey, Ross" w:date="2026-08-18T14:59:00Z" w:initials="RM">
+  <w:comment w:id="182" w:author="McCloskey, Ross" w:date="2026-08-18T15:29:00Z" w:initials="RM">
     <w:p>
       <w:pPr>
         <w:pStyle w:val="CommentText"/>
@@ -1784,27 +2747,99 @@
         <w:annotationRef/>
       </w:r>
       <w:r>
-        <w:t>Add more… necessary for what?</w:t>
-      </w:r>
-    </w:p>
-  </w:comment>
-  <w:comment w:id="96" w:author="McCloskey, Ross" w:date="2026-08-18T15:03:00Z" w:initials="RM">
+        <w:t xml:space="preserve">Could probably better describe the knowledge gaps in more detail. </w:t>
+      </w:r>
+    </w:p>
     <w:p>
       <w:pPr>
         <w:pStyle w:val="CommentText"/>
       </w:pPr>
       <w:r>
+        <w:t>We also discussed in a previous meeting that knowledge on mesopelagic spawning is lacking and this is a gap we could fill. I am wondering where that should come in. Here or is it too specific? Should such a point be left for the discussion?</w:t>
+      </w:r>
+    </w:p>
+  </w:comment>
+  <w:comment w:id="183" w:author="Bobay, Luke Andrew" w:date="2026-08-28T14:16:00Z" w:initials="LB">
+    <w:p>
+      <w:pPr>
+        <w:pStyle w:val="CommentText"/>
+      </w:pPr>
+      <w:r>
         <w:rPr>
           <w:rStyle w:val="CommentReference"/>
         </w:rPr>
         <w:annotationRef/>
       </w:r>
       <w:r>
+        <w:t>I think we should save that for the Discussion, mostly because we weren’t able to directly address spawning of mesopelagics in this study, but our results have some implications for future research about it</w:t>
+      </w:r>
+    </w:p>
+  </w:comment>
+  <w:comment w:id="211" w:author="Bobay, Luke Andrew" w:date="2026-08-28T14:44:00Z" w:initials="LB">
+    <w:p>
+      <w:pPr>
+        <w:pStyle w:val="CommentText"/>
+      </w:pPr>
+      <w:r>
+        <w:rPr>
+          <w:rStyle w:val="CommentReference"/>
+        </w:rPr>
+        <w:annotationRef/>
+      </w:r>
+      <w:r>
+        <w:t>Sorry, now that we’re writing this, expectations aren’t the right thing to put here</w:t>
+      </w:r>
+    </w:p>
+  </w:comment>
+  <w:comment w:id="231" w:author="McCloskey, Ross" w:date="2026-08-18T14:58:00Z" w:initials="RM">
+    <w:p>
+      <w:pPr>
+        <w:pStyle w:val="CommentText"/>
+      </w:pPr>
+      <w:r>
+        <w:rPr>
+          <w:rStyle w:val="CommentReference"/>
+        </w:rPr>
+        <w:annotationRef/>
+      </w:r>
+      <w:r>
+        <w:t>Add version and citation</w:t>
+      </w:r>
+    </w:p>
+  </w:comment>
+  <w:comment w:id="232" w:author="McCloskey, Ross" w:date="2026-08-18T14:59:00Z" w:initials="RM">
+    <w:p>
+      <w:pPr>
+        <w:pStyle w:val="CommentText"/>
+      </w:pPr>
+      <w:r>
+        <w:rPr>
+          <w:rStyle w:val="CommentReference"/>
+        </w:rPr>
+        <w:annotationRef/>
+      </w:r>
+      <w:r>
+        <w:t>Add more… necessary for what?</w:t>
+      </w:r>
+    </w:p>
+  </w:comment>
+  <w:comment w:id="233" w:author="McCloskey, Ross" w:date="2026-08-18T15:03:00Z" w:initials="RM">
+    <w:p>
+      <w:pPr>
+        <w:pStyle w:val="CommentText"/>
+      </w:pPr>
+      <w:r>
+        <w:rPr>
+          <w:rStyle w:val="CommentReference"/>
+        </w:rPr>
+        <w:annotationRef/>
+      </w:r>
+      <w:r>
         <w:t>Choose a better word</w:t>
       </w:r>
     </w:p>
   </w:comment>
-  <w:comment w:id="97" w:author="McCloskey, Ross" w:date="2026-08-18T15:04:00Z" w:initials="RM">
+  <w:comment w:id="234" w:author="McCloskey, Ross" w:date="2026-08-18T15:04:00Z" w:initials="RM">
     <w:p>
       <w:pPr>
         <w:pStyle w:val="CommentText"/>
@@ -1836,8 +2871,13 @@
   <w15:commentEx w15:paraId="3D9FDCDB" w15:done="0"/>
   <w15:commentEx w15:paraId="4C6AC411" w15:done="0"/>
   <w15:commentEx w15:paraId="4E80129C" w15:paraIdParent="4C6AC411" w15:done="0"/>
+  <w15:commentEx w15:paraId="0CEAC413" w15:paraIdParent="4C6AC411" w15:done="0"/>
+  <w15:commentEx w15:paraId="49BB7424" w15:done="0"/>
+  <w15:commentEx w15:paraId="4A7800FF" w15:done="0"/>
   <w15:commentEx w15:paraId="776556A8" w15:done="0"/>
   <w15:commentEx w15:paraId="763D8A91" w15:done="0"/>
+  <w15:commentEx w15:paraId="0A2C9749" w15:paraIdParent="763D8A91" w15:done="0"/>
+  <w15:commentEx w15:paraId="11E219A8" w15:done="0"/>
   <w15:commentEx w15:paraId="1F69DA66" w15:done="0"/>
   <w15:commentEx w15:paraId="4FC2E53E" w15:done="0"/>
   <w15:commentEx w15:paraId="06E41DD3" w15:done="0"/>
@@ -1858,8 +2898,13 @@
   <w16cex:commentExtensible w16cex:durableId="4CAAB168" w16cex:dateUtc="2026-08-28T16:09:00Z"/>
   <w16cex:commentExtensible w16cex:durableId="2B4ADF92" w16cex:dateUtc="2026-08-18T20:12:00Z"/>
   <w16cex:commentExtensible w16cex:durableId="0EE97655" w16cex:dateUtc="2026-08-25T18:29:00Z"/>
+  <w16cex:commentExtensible w16cex:durableId="16DB37DF" w16cex:dateUtc="2026-08-28T21:13:00Z"/>
+  <w16cex:commentExtensible w16cex:durableId="2A8CD44B" w16cex:dateUtc="2026-08-28T17:31:00Z"/>
+  <w16cex:commentExtensible w16cex:durableId="705E0D1A" w16cex:dateUtc="2026-08-28T20:40:00Z"/>
   <w16cex:commentExtensible w16cex:durableId="318C9CE1" w16cex:dateUtc="2026-08-28T16:18:00Z"/>
   <w16cex:commentExtensible w16cex:durableId="167F67C8" w16cex:dateUtc="2026-08-18T20:29:00Z"/>
+  <w16cex:commentExtensible w16cex:durableId="60C23C39" w16cex:dateUtc="2026-08-28T21:16:00Z"/>
+  <w16cex:commentExtensible w16cex:durableId="3D9F5FE2" w16cex:dateUtc="2026-08-28T21:44:00Z"/>
   <w16cex:commentExtensible w16cex:durableId="120E2433" w16cex:dateUtc="2026-08-18T19:58:00Z"/>
   <w16cex:commentExtensible w16cex:durableId="30192086" w16cex:dateUtc="2026-08-18T19:59:00Z"/>
   <w16cex:commentExtensible w16cex:durableId="021A571D" w16cex:dateUtc="2026-08-18T20:03:00Z"/>
@@ -1880,8 +2925,13 @@
   <w16cid:commentId w16cid:paraId="3D9FDCDB" w16cid:durableId="4CAAB168"/>
   <w16cid:commentId w16cid:paraId="4C6AC411" w16cid:durableId="2B4ADF92"/>
   <w16cid:commentId w16cid:paraId="4E80129C" w16cid:durableId="0EE97655"/>
+  <w16cid:commentId w16cid:paraId="0CEAC413" w16cid:durableId="16DB37DF"/>
+  <w16cid:commentId w16cid:paraId="49BB7424" w16cid:durableId="2A8CD44B"/>
+  <w16cid:commentId w16cid:paraId="4A7800FF" w16cid:durableId="705E0D1A"/>
   <w16cid:commentId w16cid:paraId="776556A8" w16cid:durableId="318C9CE1"/>
   <w16cid:commentId w16cid:paraId="763D8A91" w16cid:durableId="167F67C8"/>
+  <w16cid:commentId w16cid:paraId="0A2C9749" w16cid:durableId="60C23C39"/>
+  <w16cid:commentId w16cid:paraId="11E219A8" w16cid:durableId="3D9F5FE2"/>
   <w16cid:commentId w16cid:paraId="1F69DA66" w16cid:durableId="120E2433"/>
   <w16cid:commentId w16cid:paraId="4FC2E53E" w16cid:durableId="30192086"/>
   <w16cid:commentId w16cid:paraId="06E41DD3" w16cid:durableId="021A571D"/>

--- a/Manuscript draft.docx
+++ b/Manuscript draft.docx
@@ -1720,149 +1720,163 @@
     </w:p>
     <w:p>
       <w:r>
-        <w:t xml:space="preserve">Using depth-discrete ichthyoplankton </w:t>
-      </w:r>
-      <w:ins w:id="185" w:author="Bobay, Luke Andrew" w:date="2026-08-28T14:11:00Z" w16du:dateUtc="2026-08-28T21:11:00Z">
+        <w:t>Using depth-discrete</w:t>
+      </w:r>
+      <w:ins w:id="185" w:author="Bobay, Luke Andrew" w:date="2026-08-28T14:48:00Z" w16du:dateUtc="2026-08-28T21:48:00Z">
+        <w:r>
+          <w:t xml:space="preserve"> winter</w:t>
+        </w:r>
+      </w:ins>
+      <w:r>
+        <w:t xml:space="preserve"> ichthyoplankton </w:t>
+      </w:r>
+      <w:ins w:id="186" w:author="Bobay, Luke Andrew" w:date="2026-08-28T14:11:00Z" w16du:dateUtc="2026-08-28T21:11:00Z">
         <w:r>
           <w:t xml:space="preserve">abundance </w:t>
         </w:r>
       </w:ins>
       <w:r>
-        <w:t xml:space="preserve">data </w:t>
-      </w:r>
-      <w:del w:id="186" w:author="Bobay, Luke Andrew" w:date="2026-08-28T14:11:00Z" w16du:dateUtc="2026-08-28T21:11:00Z">
+        <w:t>data</w:t>
+      </w:r>
+      <w:del w:id="187" w:author="Bobay, Luke Andrew" w:date="2026-08-28T14:49:00Z" w16du:dateUtc="2026-08-28T21:49:00Z">
+        <w:r>
+          <w:delText xml:space="preserve"> </w:delText>
+        </w:r>
+      </w:del>
+      <w:del w:id="188" w:author="Bobay, Luke Andrew" w:date="2026-08-28T14:11:00Z" w16du:dateUtc="2026-08-28T21:11:00Z">
         <w:r>
           <w:delText xml:space="preserve">sampled </w:delText>
         </w:r>
       </w:del>
-      <w:ins w:id="187" w:author="Bobay, Luke Andrew" w:date="2026-08-28T14:11:00Z" w16du:dateUtc="2026-08-28T21:11:00Z">
-        <w:r>
-          <w:t>collected</w:t>
-        </w:r>
+      <w:del w:id="189" w:author="Bobay, Luke Andrew" w:date="2026-08-28T14:49:00Z" w16du:dateUtc="2026-08-28T21:49:00Z">
+        <w:r>
+          <w:delText xml:space="preserve">on four two-week cruises across the </w:delText>
+        </w:r>
+      </w:del>
+      <w:del w:id="190" w:author="Bobay, Luke Andrew" w:date="2026-08-28T14:11:00Z" w16du:dateUtc="2026-08-28T21:11:00Z">
+        <w:r>
+          <w:delText>northern California Current system</w:delText>
+        </w:r>
+      </w:del>
+      <w:del w:id="191" w:author="Bobay, Luke Andrew" w:date="2026-08-28T14:49:00Z" w16du:dateUtc="2026-08-28T21:49:00Z">
+        <w:r>
+          <w:delText xml:space="preserve"> (41–47°N) during winter 2018</w:delText>
+        </w:r>
+      </w:del>
+      <w:del w:id="192" w:author="Bobay, Luke Andrew" w:date="2026-08-28T14:17:00Z" w16du:dateUtc="2026-08-28T21:17:00Z">
+        <w:r>
+          <w:delText>–</w:delText>
+        </w:r>
+      </w:del>
+      <w:del w:id="193" w:author="Bobay, Luke Andrew" w:date="2026-08-28T14:49:00Z" w16du:dateUtc="2026-08-28T21:49:00Z">
+        <w:r>
+          <w:delText>2023</w:delText>
+        </w:r>
+      </w:del>
+      <w:r>
+        <w:t>, we</w:t>
+      </w:r>
+      <w:del w:id="194" w:author="Bobay, Luke Andrew" w:date="2026-08-28T14:20:00Z" w16du:dateUtc="2026-08-28T21:20:00Z">
+        <w:r>
+          <w:delText xml:space="preserve"> </w:delText>
+        </w:r>
+      </w:del>
+      <w:del w:id="195" w:author="Bobay, Luke Andrew" w:date="2026-08-28T14:18:00Z" w16du:dateUtc="2026-08-28T21:18:00Z">
+        <w:r>
+          <w:delText>investigated the LFC</w:delText>
+        </w:r>
+      </w:del>
+      <w:del w:id="196" w:author="Bobay, Luke Andrew" w:date="2026-08-28T14:20:00Z" w16du:dateUtc="2026-08-28T21:20:00Z">
+        <w:r>
+          <w:delText xml:space="preserve"> to </w:delText>
+        </w:r>
+      </w:del>
+      <w:del w:id="197" w:author="Bobay, Luke Andrew" w:date="2026-08-28T14:19:00Z" w16du:dateUtc="2026-08-28T21:19:00Z">
+        <w:r>
+          <w:delText>characterize assemblages and identify factors influencing the composition thereof</w:delText>
+        </w:r>
+      </w:del>
+      <w:ins w:id="198" w:author="Bobay, Luke Andrew" w:date="2026-08-28T14:21:00Z" w16du:dateUtc="2026-08-28T21:21:00Z">
         <w:r>
           <w:t xml:space="preserve"> </w:t>
         </w:r>
       </w:ins>
-      <w:r>
-        <w:t xml:space="preserve">on four two-week cruises across the </w:t>
-      </w:r>
-      <w:del w:id="188" w:author="Bobay, Luke Andrew" w:date="2026-08-28T14:11:00Z" w16du:dateUtc="2026-08-28T21:11:00Z">
-        <w:r>
-          <w:delText>northern California Current system</w:delText>
-        </w:r>
-      </w:del>
-      <w:ins w:id="189" w:author="Bobay, Luke Andrew" w:date="2026-08-28T14:11:00Z" w16du:dateUtc="2026-08-28T21:11:00Z">
-        <w:r>
-          <w:t>NCC</w:t>
-        </w:r>
-      </w:ins>
-      <w:r>
-        <w:t xml:space="preserve"> (41–47°N) during winter 2018</w:t>
-      </w:r>
-      <w:del w:id="190" w:author="Bobay, Luke Andrew" w:date="2026-08-28T14:17:00Z" w16du:dateUtc="2026-08-28T21:17:00Z">
-        <w:r>
-          <w:delText>–</w:delText>
-        </w:r>
-      </w:del>
-      <w:ins w:id="191" w:author="Bobay, Luke Andrew" w:date="2026-08-28T14:17:00Z" w16du:dateUtc="2026-08-28T21:17:00Z">
-        <w:r>
-          <w:t xml:space="preserve">, 2019, 2022, and </w:t>
-        </w:r>
-      </w:ins>
-      <w:r>
-        <w:t>2023, we</w:t>
-      </w:r>
-      <w:del w:id="192" w:author="Bobay, Luke Andrew" w:date="2026-08-28T14:20:00Z" w16du:dateUtc="2026-08-28T21:20:00Z">
-        <w:r>
-          <w:delText xml:space="preserve"> </w:delText>
-        </w:r>
-      </w:del>
-      <w:del w:id="193" w:author="Bobay, Luke Andrew" w:date="2026-08-28T14:18:00Z" w16du:dateUtc="2026-08-28T21:18:00Z">
-        <w:r>
-          <w:delText>investigated the LFC</w:delText>
-        </w:r>
-      </w:del>
-      <w:del w:id="194" w:author="Bobay, Luke Andrew" w:date="2026-08-28T14:20:00Z" w16du:dateUtc="2026-08-28T21:20:00Z">
-        <w:r>
-          <w:delText xml:space="preserve"> to </w:delText>
-        </w:r>
-      </w:del>
-      <w:del w:id="195" w:author="Bobay, Luke Andrew" w:date="2026-08-28T14:19:00Z" w16du:dateUtc="2026-08-28T21:19:00Z">
-        <w:r>
-          <w:delText>characterize assemblages and identify factors influencing the composition thereof</w:delText>
-        </w:r>
-      </w:del>
-      <w:ins w:id="196" w:author="Bobay, Luke Andrew" w:date="2026-08-28T14:21:00Z" w16du:dateUtc="2026-08-28T21:21:00Z">
-        <w:r>
-          <w:t xml:space="preserve"> </w:t>
-        </w:r>
-      </w:ins>
-      <w:ins w:id="197" w:author="Bobay, Luke Andrew" w:date="2026-08-28T14:22:00Z" w16du:dateUtc="2026-08-28T21:22:00Z">
+      <w:ins w:id="199" w:author="Bobay, Luke Andrew" w:date="2026-08-28T14:22:00Z" w16du:dateUtc="2026-08-28T21:22:00Z">
         <w:r>
           <w:t>(</w:t>
         </w:r>
       </w:ins>
-      <w:ins w:id="198" w:author="Bobay, Luke Andrew" w:date="2026-08-28T14:21:00Z" w16du:dateUtc="2026-08-28T21:21:00Z">
+      <w:ins w:id="200" w:author="Bobay, Luke Andrew" w:date="2026-08-28T14:21:00Z" w16du:dateUtc="2026-08-28T21:21:00Z">
         <w:r>
           <w:t>1) characterize</w:t>
         </w:r>
       </w:ins>
-      <w:ins w:id="199" w:author="Bobay, Luke Andrew" w:date="2026-08-28T14:26:00Z" w16du:dateUtc="2026-08-28T21:26:00Z">
+      <w:ins w:id="201" w:author="Bobay, Luke Andrew" w:date="2026-08-28T14:26:00Z" w16du:dateUtc="2026-08-28T21:26:00Z">
         <w:r>
           <w:t>d</w:t>
         </w:r>
       </w:ins>
-      <w:ins w:id="200" w:author="Bobay, Luke Andrew" w:date="2026-08-28T14:21:00Z" w16du:dateUtc="2026-08-28T21:21:00Z">
-        <w:r>
-          <w:t xml:space="preserve"> winter ichthyoplankton assemblages, </w:t>
-        </w:r>
-      </w:ins>
-      <w:ins w:id="201" w:author="Bobay, Luke Andrew" w:date="2026-08-28T14:22:00Z" w16du:dateUtc="2026-08-28T21:22:00Z">
+      <w:ins w:id="202" w:author="Bobay, Luke Andrew" w:date="2026-08-28T14:21:00Z" w16du:dateUtc="2026-08-28T21:21:00Z">
+        <w:r>
+          <w:t xml:space="preserve"> winter ichthyoplankton assemblages</w:t>
+        </w:r>
+      </w:ins>
+      <w:ins w:id="203" w:author="Bobay, Luke Andrew" w:date="2026-08-28T14:49:00Z" w16du:dateUtc="2026-08-28T21:49:00Z">
+        <w:r>
+          <w:t xml:space="preserve"> of the NCC</w:t>
+        </w:r>
+      </w:ins>
+      <w:ins w:id="204" w:author="Bobay, Luke Andrew" w:date="2026-08-28T14:21:00Z" w16du:dateUtc="2026-08-28T21:21:00Z">
+        <w:r>
+          <w:t xml:space="preserve">, </w:t>
+        </w:r>
+      </w:ins>
+      <w:ins w:id="205" w:author="Bobay, Luke Andrew" w:date="2026-08-28T14:22:00Z" w16du:dateUtc="2026-08-28T21:22:00Z">
         <w:r>
           <w:t>(</w:t>
         </w:r>
       </w:ins>
-      <w:ins w:id="202" w:author="Bobay, Luke Andrew" w:date="2026-08-28T14:21:00Z" w16du:dateUtc="2026-08-28T21:21:00Z">
+      <w:ins w:id="206" w:author="Bobay, Luke Andrew" w:date="2026-08-28T14:21:00Z" w16du:dateUtc="2026-08-28T21:21:00Z">
         <w:r>
           <w:t xml:space="preserve">2) </w:t>
         </w:r>
       </w:ins>
-      <w:ins w:id="203" w:author="Bobay, Luke Andrew" w:date="2026-08-28T14:23:00Z" w16du:dateUtc="2026-08-28T21:23:00Z">
+      <w:ins w:id="207" w:author="Bobay, Luke Andrew" w:date="2026-08-28T14:23:00Z" w16du:dateUtc="2026-08-28T21:23:00Z">
         <w:r>
           <w:t>use</w:t>
         </w:r>
       </w:ins>
-      <w:ins w:id="204" w:author="Bobay, Luke Andrew" w:date="2026-08-28T14:26:00Z" w16du:dateUtc="2026-08-28T21:26:00Z">
+      <w:ins w:id="208" w:author="Bobay, Luke Andrew" w:date="2026-08-28T14:26:00Z" w16du:dateUtc="2026-08-28T21:26:00Z">
         <w:r>
           <w:t>d</w:t>
         </w:r>
       </w:ins>
-      <w:ins w:id="205" w:author="Bobay, Luke Andrew" w:date="2026-08-28T14:23:00Z" w16du:dateUtc="2026-08-28T21:23:00Z">
+      <w:ins w:id="209" w:author="Bobay, Luke Andrew" w:date="2026-08-28T14:23:00Z" w16du:dateUtc="2026-08-28T21:23:00Z">
         <w:r>
           <w:t xml:space="preserve"> fine-scale spatiotemporal and environmental factors to explain variation in winter ichthyoplankton assemblage composition</w:t>
         </w:r>
       </w:ins>
-      <w:ins w:id="206" w:author="Bobay, Luke Andrew" w:date="2026-08-28T14:24:00Z" w16du:dateUtc="2026-08-28T21:24:00Z">
+      <w:ins w:id="210" w:author="Bobay, Luke Andrew" w:date="2026-08-28T14:24:00Z" w16du:dateUtc="2026-08-28T21:24:00Z">
         <w:r>
           <w:t xml:space="preserve">, and (3) </w:t>
         </w:r>
       </w:ins>
-      <w:ins w:id="207" w:author="Bobay, Luke Andrew" w:date="2026-08-28T14:26:00Z" w16du:dateUtc="2026-08-28T21:26:00Z">
+      <w:ins w:id="211" w:author="Bobay, Luke Andrew" w:date="2026-08-28T14:26:00Z" w16du:dateUtc="2026-08-28T21:26:00Z">
         <w:r>
           <w:t xml:space="preserve">examined </w:t>
         </w:r>
       </w:ins>
-      <w:ins w:id="208" w:author="Bobay, Luke Andrew" w:date="2026-08-28T14:27:00Z" w16du:dateUtc="2026-08-28T21:27:00Z">
+      <w:ins w:id="212" w:author="Bobay, Luke Andrew" w:date="2026-08-28T14:27:00Z" w16du:dateUtc="2026-08-28T21:27:00Z">
         <w:r>
           <w:t xml:space="preserve">taxon-specific </w:t>
         </w:r>
       </w:ins>
-      <w:ins w:id="209" w:author="Bobay, Luke Andrew" w:date="2026-08-28T14:28:00Z" w16du:dateUtc="2026-08-28T21:28:00Z">
+      <w:ins w:id="213" w:author="Bobay, Luke Andrew" w:date="2026-08-28T14:28:00Z" w16du:dateUtc="2026-08-28T21:28:00Z">
         <w:r>
           <w:t xml:space="preserve">diel variation in vertical abundance </w:t>
         </w:r>
       </w:ins>
-      <w:ins w:id="210" w:author="Bobay, Luke Andrew" w:date="2026-08-28T14:29:00Z" w16du:dateUtc="2026-08-28T21:29:00Z">
+      <w:ins w:id="214" w:author="Bobay, Luke Andrew" w:date="2026-08-28T14:29:00Z" w16du:dateUtc="2026-08-28T21:29:00Z">
         <w:r>
           <w:t>distribution</w:t>
         </w:r>
@@ -1870,8 +1884,8 @@
       <w:r>
         <w:t xml:space="preserve">. </w:t>
       </w:r>
-      <w:commentRangeStart w:id="211"/>
-      <w:del w:id="212" w:author="Bobay, Luke Andrew" w:date="2026-08-28T14:30:00Z" w16du:dateUtc="2026-08-28T21:30:00Z">
+      <w:commentRangeStart w:id="215"/>
+      <w:del w:id="216" w:author="Bobay, Luke Andrew" w:date="2026-08-28T14:30:00Z" w16du:dateUtc="2026-08-28T21:30:00Z">
         <w:r>
           <w:delText xml:space="preserve">We expect larval assemblages to cluster according to adult </w:delText>
         </w:r>
@@ -1880,41 +1894,41 @@
           <w:delText>habitat affinity with distinct taxonomic and spatial communities. Additionally, we expect significant effects of spatiotemporal and environmental variables—such as latitude, temperature, dissolved oxygen, seafloor depth, productivity, time of day, and salinity—on the clustering of the LFC</w:delText>
         </w:r>
       </w:del>
-      <w:commentRangeEnd w:id="211"/>
+      <w:commentRangeEnd w:id="215"/>
       <w:r>
         <w:rPr>
           <w:rStyle w:val="CommentReference"/>
           <w:sz w:val="24"/>
           <w:szCs w:val="24"/>
         </w:rPr>
-        <w:commentReference w:id="211"/>
-      </w:r>
-      <w:del w:id="213" w:author="Bobay, Luke Andrew" w:date="2026-08-28T14:30:00Z" w16du:dateUtc="2026-08-28T21:30:00Z">
+        <w:commentReference w:id="215"/>
+      </w:r>
+      <w:del w:id="217" w:author="Bobay, Luke Andrew" w:date="2026-08-28T14:30:00Z" w16du:dateUtc="2026-08-28T21:30:00Z">
         <w:r>
           <w:delText xml:space="preserve">. </w:delText>
         </w:r>
       </w:del>
-      <w:del w:id="214" w:author="Bobay, Luke Andrew" w:date="2026-08-28T14:32:00Z" w16du:dateUtc="2026-08-28T21:32:00Z">
+      <w:del w:id="218" w:author="Bobay, Luke Andrew" w:date="2026-08-28T14:32:00Z" w16du:dateUtc="2026-08-28T21:32:00Z">
         <w:r>
           <w:delText>Establishing how larval fish aggregate during the winter and what factors contribute to the composition of each assemblage could provide a baseline for future studies on the changing NCC ecosystem while also aiding</w:delText>
         </w:r>
       </w:del>
-      <w:ins w:id="215" w:author="Bobay, Luke Andrew" w:date="2026-08-28T14:32:00Z" w16du:dateUtc="2026-08-28T21:32:00Z">
+      <w:ins w:id="219" w:author="Bobay, Luke Andrew" w:date="2026-08-28T14:32:00Z" w16du:dateUtc="2026-08-28T21:32:00Z">
         <w:r>
           <w:t xml:space="preserve">The results of this study will </w:t>
         </w:r>
       </w:ins>
-      <w:del w:id="216" w:author="Bobay, Luke Andrew" w:date="2026-08-28T14:32:00Z" w16du:dateUtc="2026-08-28T21:32:00Z">
+      <w:del w:id="220" w:author="Bobay, Luke Andrew" w:date="2026-08-28T14:32:00Z" w16du:dateUtc="2026-08-28T21:32:00Z">
         <w:r>
           <w:delText xml:space="preserve"> in </w:delText>
         </w:r>
       </w:del>
-      <w:ins w:id="217" w:author="Bobay, Luke Andrew" w:date="2026-08-28T14:32:00Z" w16du:dateUtc="2026-08-28T21:32:00Z">
+      <w:ins w:id="221" w:author="Bobay, Luke Andrew" w:date="2026-08-28T14:32:00Z" w16du:dateUtc="2026-08-28T21:32:00Z">
         <w:r>
           <w:t>support</w:t>
         </w:r>
       </w:ins>
-      <w:ins w:id="218" w:author="Bobay, Luke Andrew" w:date="2026-08-28T14:33:00Z" w16du:dateUtc="2026-08-28T21:33:00Z">
+      <w:ins w:id="222" w:author="Bobay, Luke Andrew" w:date="2026-08-28T14:33:00Z" w16du:dateUtc="2026-08-28T21:33:00Z">
         <w:r>
           <w:t xml:space="preserve"> </w:t>
         </w:r>
@@ -1922,7 +1936,7 @@
       <w:r>
         <w:t>prediction</w:t>
       </w:r>
-      <w:del w:id="219" w:author="Bobay, Luke Andrew" w:date="2026-08-28T14:32:00Z" w16du:dateUtc="2026-08-28T21:32:00Z">
+      <w:del w:id="223" w:author="Bobay, Luke Andrew" w:date="2026-08-28T14:32:00Z" w16du:dateUtc="2026-08-28T21:32:00Z">
         <w:r>
           <w:delText>s</w:delText>
         </w:r>
@@ -1930,12 +1944,12 @@
       <w:r>
         <w:t xml:space="preserve"> of </w:t>
       </w:r>
-      <w:del w:id="220" w:author="Bobay, Luke Andrew" w:date="2026-08-28T14:35:00Z" w16du:dateUtc="2026-08-28T21:35:00Z">
+      <w:del w:id="224" w:author="Bobay, Luke Andrew" w:date="2026-08-28T14:35:00Z" w16du:dateUtc="2026-08-28T21:35:00Z">
         <w:r>
           <w:delText>winter-spawning fish</w:delText>
         </w:r>
       </w:del>
-      <w:ins w:id="221" w:author="Bobay, Luke Andrew" w:date="2026-08-28T14:35:00Z" w16du:dateUtc="2026-08-28T21:35:00Z">
+      <w:ins w:id="225" w:author="Bobay, Luke Andrew" w:date="2026-08-28T14:35:00Z" w16du:dateUtc="2026-08-28T21:35:00Z">
         <w:r>
           <w:t>larval</w:t>
         </w:r>
@@ -1943,7 +1957,7 @@
       <w:r>
         <w:t xml:space="preserve"> abundance </w:t>
       </w:r>
-      <w:ins w:id="222" w:author="Bobay, Luke Andrew" w:date="2026-08-28T14:36:00Z" w16du:dateUtc="2026-08-28T21:36:00Z">
+      <w:ins w:id="226" w:author="Bobay, Luke Andrew" w:date="2026-08-28T14:36:00Z" w16du:dateUtc="2026-08-28T21:36:00Z">
         <w:r>
           <w:t xml:space="preserve">of </w:t>
         </w:r>
@@ -1951,7 +1965,7 @@
       <w:r>
         <w:t xml:space="preserve">and </w:t>
       </w:r>
-      <w:del w:id="223" w:author="Bobay, Luke Andrew" w:date="2026-08-28T14:35:00Z" w16du:dateUtc="2026-08-28T21:35:00Z">
+      <w:del w:id="227" w:author="Bobay, Luke Andrew" w:date="2026-08-28T14:35:00Z" w16du:dateUtc="2026-08-28T21:35:00Z">
         <w:r>
           <w:delText xml:space="preserve">the </w:delText>
         </w:r>
@@ -1959,7 +1973,7 @@
       <w:r>
         <w:t xml:space="preserve">recruitment </w:t>
       </w:r>
-      <w:ins w:id="224" w:author="Bobay, Luke Andrew" w:date="2026-08-28T14:36:00Z" w16du:dateUtc="2026-08-28T21:36:00Z">
+      <w:ins w:id="228" w:author="Bobay, Luke Andrew" w:date="2026-08-28T14:36:00Z" w16du:dateUtc="2026-08-28T21:36:00Z">
         <w:r>
           <w:t xml:space="preserve">to adult populations </w:t>
         </w:r>
@@ -1967,32 +1981,32 @@
       <w:r>
         <w:t xml:space="preserve">of </w:t>
       </w:r>
-      <w:del w:id="225" w:author="Bobay, Luke Andrew" w:date="2026-08-28T14:36:00Z" w16du:dateUtc="2026-08-28T21:36:00Z">
+      <w:del w:id="229" w:author="Bobay, Luke Andrew" w:date="2026-08-28T14:36:00Z" w16du:dateUtc="2026-08-28T21:36:00Z">
         <w:r>
           <w:delText>the important fisheries species that prey on them</w:delText>
         </w:r>
       </w:del>
-      <w:ins w:id="226" w:author="Bobay, Luke Andrew" w:date="2026-08-28T14:36:00Z" w16du:dateUtc="2026-08-28T21:36:00Z">
+      <w:ins w:id="230" w:author="Bobay, Luke Andrew" w:date="2026-08-28T14:36:00Z" w16du:dateUtc="2026-08-28T21:36:00Z">
         <w:r>
           <w:t>winter-spawning fish</w:t>
         </w:r>
       </w:ins>
-      <w:ins w:id="227" w:author="Bobay, Luke Andrew" w:date="2026-08-28T14:39:00Z" w16du:dateUtc="2026-08-28T21:39:00Z">
+      <w:ins w:id="231" w:author="Bobay, Luke Andrew" w:date="2026-08-28T14:39:00Z" w16du:dateUtc="2026-08-28T21:39:00Z">
         <w:r>
           <w:t xml:space="preserve"> </w:t>
         </w:r>
       </w:ins>
-      <w:ins w:id="228" w:author="Bobay, Luke Andrew" w:date="2026-08-28T14:40:00Z" w16du:dateUtc="2026-08-28T21:40:00Z">
+      <w:ins w:id="232" w:author="Bobay, Luke Andrew" w:date="2026-08-28T14:40:00Z" w16du:dateUtc="2026-08-28T21:40:00Z">
         <w:r>
           <w:t xml:space="preserve">and </w:t>
         </w:r>
       </w:ins>
-      <w:ins w:id="229" w:author="Bobay, Luke Andrew" w:date="2026-08-28T14:41:00Z" w16du:dateUtc="2026-08-28T21:41:00Z">
+      <w:ins w:id="233" w:author="Bobay, Luke Andrew" w:date="2026-08-28T14:41:00Z" w16du:dateUtc="2026-08-28T21:41:00Z">
         <w:r>
           <w:t>reveal potential diel biases in</w:t>
         </w:r>
       </w:ins>
-      <w:ins w:id="230" w:author="Bobay, Luke Andrew" w:date="2026-08-28T14:42:00Z" w16du:dateUtc="2026-08-28T21:42:00Z">
+      <w:ins w:id="234" w:author="Bobay, Luke Andrew" w:date="2026-08-28T14:42:00Z" w16du:dateUtc="2026-08-28T21:42:00Z">
         <w:r>
           <w:t xml:space="preserve"> estimates of the abundance of larval fishes</w:t>
         </w:r>
@@ -2029,15 +2043,676 @@
       </w:r>
     </w:p>
     <w:p>
-      <w:r>
-        <w:t>[add section text here]</w:t>
-      </w:r>
+      <w:pPr>
+        <w:rPr>
+          <w:ins w:id="235" w:author="Bobay, Luke Andrew" w:date="2026-08-28T15:08:00Z" w16du:dateUtc="2026-08-28T22:08:00Z"/>
+        </w:rPr>
+      </w:pPr>
+      <w:del w:id="236" w:author="Bobay, Luke Andrew" w:date="2026-08-28T14:49:00Z" w16du:dateUtc="2026-08-28T21:49:00Z">
+        <w:r>
+          <w:delText>[add section text here]</w:delText>
+        </w:r>
+      </w:del>
+      <w:ins w:id="237" w:author="Bobay, Luke Andrew" w:date="2026-08-28T15:06:00Z" w16du:dateUtc="2026-08-28T22:06:00Z">
+        <w:r>
+          <w:t>Field sampling took place</w:t>
+        </w:r>
+      </w:ins>
+      <w:ins w:id="238" w:author="Bobay, Luke Andrew" w:date="2026-08-28T14:50:00Z" w16du:dateUtc="2026-08-28T21:50:00Z">
+        <w:r>
+          <w:t xml:space="preserve"> </w:t>
+        </w:r>
+      </w:ins>
+      <w:ins w:id="239" w:author="Bobay, Luke Andrew" w:date="2026-08-28T15:07:00Z" w16du:dateUtc="2026-08-28T22:07:00Z">
+        <w:r>
+          <w:t>in the NCC (41–47°N)</w:t>
+        </w:r>
+        <w:r>
+          <w:t xml:space="preserve"> </w:t>
+        </w:r>
+        <w:r>
+          <w:t>on four research cruises</w:t>
+        </w:r>
+        <w:r>
+          <w:t xml:space="preserve"> </w:t>
+        </w:r>
+      </w:ins>
+      <w:ins w:id="240" w:author="Bobay, Luke Andrew" w:date="2026-08-28T14:54:00Z" w16du:dateUtc="2026-08-28T21:54:00Z">
+        <w:r>
+          <w:t>during Feb</w:t>
+        </w:r>
+      </w:ins>
+      <w:ins w:id="241" w:author="Bobay, Luke Andrew" w:date="2026-08-28T14:55:00Z" w16du:dateUtc="2026-08-28T21:55:00Z">
+        <w:r>
+          <w:t>ruary 17</w:t>
+        </w:r>
+      </w:ins>
+      <w:ins w:id="242" w:author="Bobay, Luke Andrew" w:date="2026-08-28T14:56:00Z" w16du:dateUtc="2026-08-28T21:56:00Z">
+        <w:r>
+          <w:t>–23, 2018; March 4–</w:t>
+        </w:r>
+      </w:ins>
+      <w:ins w:id="243" w:author="Bobay, Luke Andrew" w:date="2026-08-28T14:57:00Z" w16du:dateUtc="2026-08-28T21:57:00Z">
+        <w:r>
+          <w:t xml:space="preserve">12, 2019; March 3–11, 2022; and </w:t>
+        </w:r>
+      </w:ins>
+      <w:ins w:id="244" w:author="Bobay, Luke Andrew" w:date="2026-08-28T14:58:00Z" w16du:dateUtc="2026-08-28T21:58:00Z">
+        <w:r>
+          <w:t>February 17–26, 2023.</w:t>
+        </w:r>
+      </w:ins>
+      <w:ins w:id="245" w:author="Bobay, Luke Andrew" w:date="2026-08-28T15:01:00Z" w16du:dateUtc="2026-08-28T22:01:00Z">
+        <w:r>
+          <w:t xml:space="preserve"> </w:t>
+        </w:r>
+      </w:ins>
+      <w:ins w:id="246" w:author="Bobay, Luke Andrew" w:date="2026-08-28T15:03:00Z" w16du:dateUtc="2026-08-28T22:03:00Z">
+        <w:r>
+          <w:t>In</w:t>
+        </w:r>
+      </w:ins>
+      <w:ins w:id="247" w:author="Bobay, Luke Andrew" w:date="2026-08-28T15:01:00Z" w16du:dateUtc="2026-08-28T22:01:00Z">
+        <w:r>
+          <w:t xml:space="preserve"> 2018 and 2019, sampling took place</w:t>
+        </w:r>
+      </w:ins>
+      <w:ins w:id="248" w:author="Bobay, Luke Andrew" w:date="2026-08-28T15:18:00Z" w16du:dateUtc="2026-08-28T22:18:00Z">
+        <w:r>
+          <w:t xml:space="preserve"> at five stations</w:t>
+        </w:r>
+      </w:ins>
+      <w:ins w:id="249" w:author="Bobay, Luke Andrew" w:date="2026-08-28T15:01:00Z" w16du:dateUtc="2026-08-28T22:01:00Z">
+        <w:r>
+          <w:t xml:space="preserve"> </w:t>
+        </w:r>
+      </w:ins>
+      <w:ins w:id="250" w:author="Bobay, Luke Andrew" w:date="2026-08-28T15:02:00Z" w16du:dateUtc="2026-08-28T22:02:00Z">
+        <w:r>
+          <w:t>along</w:t>
+        </w:r>
+      </w:ins>
+      <w:ins w:id="251" w:author="Bobay, Luke Andrew" w:date="2026-08-28T15:18:00Z" w16du:dateUtc="2026-08-28T22:18:00Z">
+        <w:r>
+          <w:t xml:space="preserve"> each of</w:t>
+        </w:r>
+      </w:ins>
+      <w:ins w:id="252" w:author="Bobay, Luke Andrew" w:date="2026-08-28T15:02:00Z" w16du:dateUtc="2026-08-28T22:02:00Z">
+        <w:r>
+          <w:t xml:space="preserve"> two cross-shelf transects, which were sampled </w:t>
+        </w:r>
+      </w:ins>
+      <w:ins w:id="253" w:author="Bobay, Luke Andrew" w:date="2026-08-28T15:03:00Z" w16du:dateUtc="2026-08-28T22:03:00Z">
+        <w:r>
+          <w:t xml:space="preserve">multiple times during both day and night. </w:t>
+        </w:r>
+      </w:ins>
+      <w:ins w:id="254" w:author="Bobay, Luke Andrew" w:date="2026-08-28T15:04:00Z" w16du:dateUtc="2026-08-28T22:04:00Z">
+        <w:r>
+          <w:t>In 2022 and 2023, six cross-shelf transects</w:t>
+        </w:r>
+      </w:ins>
+      <w:ins w:id="255" w:author="Bobay, Luke Andrew" w:date="2026-08-28T15:19:00Z" w16du:dateUtc="2026-08-28T22:19:00Z">
+        <w:r>
+          <w:t xml:space="preserve"> with 4–6 stations each</w:t>
+        </w:r>
+      </w:ins>
+      <w:ins w:id="256" w:author="Bobay, Luke Andrew" w:date="2026-08-28T15:04:00Z" w16du:dateUtc="2026-08-28T22:04:00Z">
+        <w:r>
+          <w:t xml:space="preserve"> were sampled </w:t>
+        </w:r>
+      </w:ins>
+      <w:ins w:id="257" w:author="Bobay, Luke Andrew" w:date="2026-08-28T15:05:00Z" w16du:dateUtc="2026-08-28T22:05:00Z">
+        <w:r>
+          <w:t>once per cruise.</w:t>
+        </w:r>
+      </w:ins>
+      <w:ins w:id="258" w:author="Bobay, Luke Andrew" w:date="2026-08-28T17:44:00Z" w16du:dateUtc="2026-08-29T00:44:00Z">
+        <w:r>
+          <w:t xml:space="preserve"> (Fig. 1A)</w:t>
+        </w:r>
+      </w:ins>
+    </w:p>
+    <w:p>
+      <w:pPr>
+        <w:rPr>
+          <w:ins w:id="259" w:author="Bobay, Luke Andrew" w:date="2026-08-28T15:22:00Z" w16du:dateUtc="2026-08-28T22:22:00Z"/>
+        </w:rPr>
+      </w:pPr>
+      <w:ins w:id="260" w:author="Bobay, Luke Andrew" w:date="2026-08-28T15:08:00Z" w16du:dateUtc="2026-08-28T22:08:00Z">
+        <w:r>
+          <w:t>Plankton samples were collected using a c</w:t>
+        </w:r>
+      </w:ins>
+      <w:ins w:id="261" w:author="Bobay, Luke Andrew" w:date="2026-08-28T15:09:00Z" w16du:dateUtc="2026-08-28T22:09:00Z">
+        <w:r>
+          <w:t>oupled Multiple Opening/Closing Net and Environmental Sensing System (MOCNESS)</w:t>
+        </w:r>
+      </w:ins>
+      <w:ins w:id="262" w:author="Bobay, Luke Andrew" w:date="2026-08-28T15:11:00Z" w16du:dateUtc="2026-08-28T22:11:00Z">
+        <w:r>
+          <w:t xml:space="preserve"> which had two sets of </w:t>
+        </w:r>
+      </w:ins>
+      <w:ins w:id="263" w:author="Bobay, Luke Andrew" w:date="2026-08-28T15:13:00Z" w16du:dateUtc="2026-08-28T22:13:00Z">
+        <w:r>
+          <w:t xml:space="preserve">four </w:t>
+        </w:r>
+      </w:ins>
+      <w:ins w:id="264" w:author="Bobay, Luke Andrew" w:date="2026-08-28T15:11:00Z" w16du:dateUtc="2026-08-28T22:11:00Z">
+        <w:r>
+          <w:t>nets. One set of ne</w:t>
+        </w:r>
+      </w:ins>
+      <w:ins w:id="265" w:author="Bobay, Luke Andrew" w:date="2026-08-28T15:12:00Z" w16du:dateUtc="2026-08-28T22:12:00Z">
+        <w:r>
+          <w:t>ts had a 1-m</w:t>
+        </w:r>
+        <w:r>
+          <w:rPr>
+            <w:vertAlign w:val="superscript"/>
+          </w:rPr>
+          <w:t>2</w:t>
+        </w:r>
+        <w:r>
+          <w:t xml:space="preserve"> </w:t>
+        </w:r>
+      </w:ins>
+      <w:ins w:id="266" w:author="Bobay, Luke Andrew" w:date="2026-08-28T15:29:00Z" w16du:dateUtc="2026-08-28T22:29:00Z">
+        <w:r>
+          <w:t>mouth</w:t>
+        </w:r>
+      </w:ins>
+      <w:ins w:id="267" w:author="Bobay, Luke Andrew" w:date="2026-08-28T15:12:00Z" w16du:dateUtc="2026-08-28T22:12:00Z">
+        <w:r>
+          <w:t xml:space="preserve"> and 333-µm mesh, while the other set had a 4-m</w:t>
+        </w:r>
+        <w:r>
+          <w:rPr>
+            <w:vertAlign w:val="superscript"/>
+          </w:rPr>
+          <w:t>2</w:t>
+        </w:r>
+        <w:r>
+          <w:t xml:space="preserve"> </w:t>
+        </w:r>
+      </w:ins>
+      <w:ins w:id="268" w:author="Bobay, Luke Andrew" w:date="2026-08-28T15:29:00Z" w16du:dateUtc="2026-08-28T22:29:00Z">
+        <w:r>
+          <w:t>mouth</w:t>
+        </w:r>
+      </w:ins>
+      <w:ins w:id="269" w:author="Bobay, Luke Andrew" w:date="2026-08-28T15:12:00Z" w16du:dateUtc="2026-08-28T22:12:00Z">
+        <w:r>
+          <w:t xml:space="preserve"> </w:t>
+        </w:r>
+      </w:ins>
+      <w:ins w:id="270" w:author="Bobay, Luke Andrew" w:date="2026-08-28T15:13:00Z" w16du:dateUtc="2026-08-28T22:13:00Z">
+        <w:r>
+          <w:t xml:space="preserve">and 1000-µm mesh. </w:t>
+        </w:r>
+      </w:ins>
+      <w:ins w:id="271" w:author="Bobay, Luke Andrew" w:date="2026-08-28T15:15:00Z" w16du:dateUtc="2026-08-28T22:15:00Z">
+        <w:r>
+          <w:t>Each successive net was used to sample from approximately 100–75 m, 75–50 m, 50</w:t>
+        </w:r>
+      </w:ins>
+      <w:ins w:id="272" w:author="Bobay, Luke Andrew" w:date="2026-08-28T15:16:00Z" w16du:dateUtc="2026-08-28T22:16:00Z">
+        <w:r>
+          <w:t>–25 m, and 25–0 m depth</w:t>
+        </w:r>
+      </w:ins>
+      <w:ins w:id="273" w:author="Bobay, Luke Andrew" w:date="2026-08-28T15:27:00Z" w16du:dateUtc="2026-08-28T22:27:00Z">
+        <w:r>
+          <w:t xml:space="preserve">. At sampling stations where the seafloor was &lt; 100 m below the surface, the </w:t>
+        </w:r>
+      </w:ins>
+      <w:ins w:id="274" w:author="Bobay, Luke Andrew" w:date="2026-08-28T15:28:00Z" w16du:dateUtc="2026-08-28T22:28:00Z">
+        <w:r>
+          <w:t>MOCNESS was used to sample as close as possible (&lt; 10 m) to the seafloor</w:t>
+        </w:r>
+      </w:ins>
+      <w:ins w:id="275" w:author="Bobay, Luke Andrew" w:date="2026-08-28T15:16:00Z" w16du:dateUtc="2026-08-28T22:16:00Z">
+        <w:r>
+          <w:t xml:space="preserve">. </w:t>
+        </w:r>
+      </w:ins>
+      <w:ins w:id="276" w:author="Bobay, Luke Andrew" w:date="2026-08-28T15:17:00Z" w16du:dateUtc="2026-08-28T22:17:00Z">
+        <w:r>
+          <w:t>A depth sensor on the MOCNESS was used to monitor its depth</w:t>
+        </w:r>
+      </w:ins>
+      <w:ins w:id="277" w:author="Bobay, Luke Andrew" w:date="2026-08-28T17:56:00Z" w16du:dateUtc="2026-08-29T00:56:00Z">
+        <w:r>
+          <w:t xml:space="preserve"> (m)</w:t>
+        </w:r>
+      </w:ins>
+      <w:ins w:id="278" w:author="Bobay, Luke Andrew" w:date="2026-08-28T15:17:00Z" w16du:dateUtc="2026-08-28T22:17:00Z">
+        <w:r>
+          <w:t xml:space="preserve">, and temperature and conductivity sensors were used to measure </w:t>
+        </w:r>
+      </w:ins>
+      <w:ins w:id="279" w:author="Bobay, Luke Andrew" w:date="2026-08-28T15:18:00Z" w16du:dateUtc="2026-08-28T22:18:00Z">
+        <w:r>
+          <w:t>temperature</w:t>
+        </w:r>
+      </w:ins>
+      <w:ins w:id="280" w:author="Bobay, Luke Andrew" w:date="2026-08-28T17:56:00Z" w16du:dateUtc="2026-08-29T00:56:00Z">
+        <w:r>
+          <w:t xml:space="preserve"> (</w:t>
+        </w:r>
+      </w:ins>
+      <w:ins w:id="281" w:author="Bobay, Luke Andrew" w:date="2026-08-28T17:57:00Z" w16du:dateUtc="2026-08-29T00:57:00Z">
+        <w:r>
+          <w:t>°C)</w:t>
+        </w:r>
+      </w:ins>
+      <w:ins w:id="282" w:author="Bobay, Luke Andrew" w:date="2026-08-28T15:18:00Z" w16du:dateUtc="2026-08-28T22:18:00Z">
+        <w:r>
+          <w:t xml:space="preserve"> and salinity</w:t>
+        </w:r>
+      </w:ins>
+      <w:ins w:id="283" w:author="Bobay, Luke Andrew" w:date="2026-08-28T17:57:00Z" w16du:dateUtc="2026-08-29T00:57:00Z">
+        <w:r>
+          <w:t xml:space="preserve"> (PSU)</w:t>
+        </w:r>
+      </w:ins>
+      <w:ins w:id="284" w:author="Bobay, Luke Andrew" w:date="2026-08-28T15:18:00Z" w16du:dateUtc="2026-08-28T22:18:00Z">
+        <w:r>
+          <w:t xml:space="preserve"> </w:t>
+        </w:r>
+      </w:ins>
+      <w:ins w:id="285" w:author="Bobay, Luke Andrew" w:date="2026-08-28T17:54:00Z" w16du:dateUtc="2026-08-29T00:54:00Z">
+        <w:r>
+          <w:t xml:space="preserve">at a rate of 1 Hz </w:t>
+        </w:r>
+      </w:ins>
+      <w:ins w:id="286" w:author="Bobay, Luke Andrew" w:date="2026-08-28T15:18:00Z" w16du:dateUtc="2026-08-28T22:18:00Z">
+        <w:r>
+          <w:t>during sampl</w:t>
+        </w:r>
+      </w:ins>
+      <w:ins w:id="287" w:author="Bobay, Luke Andrew" w:date="2026-08-28T15:20:00Z" w16du:dateUtc="2026-08-28T22:20:00Z">
+        <w:r>
+          <w:t>ing</w:t>
+        </w:r>
+      </w:ins>
+      <w:ins w:id="288" w:author="Bobay, Luke Andrew" w:date="2026-08-28T17:41:00Z" w16du:dateUtc="2026-08-29T00:41:00Z">
+        <w:r>
+          <w:t xml:space="preserve">. </w:t>
+        </w:r>
+      </w:ins>
+      <w:ins w:id="289" w:author="Bobay, Luke Andrew" w:date="2026-08-28T17:42:00Z" w16du:dateUtc="2026-08-29T00:42:00Z">
+        <w:r>
+          <w:t>M</w:t>
+        </w:r>
+      </w:ins>
+      <w:ins w:id="290" w:author="Bobay, Luke Andrew" w:date="2026-08-28T17:41:00Z" w16du:dateUtc="2026-08-29T00:41:00Z">
+        <w:r>
+          <w:t>ean depth, temperature, and salinity du</w:t>
+        </w:r>
+      </w:ins>
+      <w:ins w:id="291" w:author="Bobay, Luke Andrew" w:date="2026-08-28T17:42:00Z" w16du:dateUtc="2026-08-29T00:42:00Z">
+        <w:r>
+          <w:t>ring each net tow was calculated</w:t>
+        </w:r>
+      </w:ins>
+      <w:ins w:id="292" w:author="Bobay, Luke Andrew" w:date="2026-08-28T17:44:00Z" w16du:dateUtc="2026-08-29T00:44:00Z">
+        <w:r>
+          <w:t xml:space="preserve"> (Fig. 1</w:t>
+        </w:r>
+      </w:ins>
+      <w:ins w:id="293" w:author="Bobay, Luke Andrew" w:date="2026-08-28T17:45:00Z" w16du:dateUtc="2026-08-29T00:45:00Z">
+        <w:r>
+          <w:t>B–C)</w:t>
+        </w:r>
+      </w:ins>
+      <w:ins w:id="294" w:author="Bobay, Luke Andrew" w:date="2026-08-28T15:20:00Z" w16du:dateUtc="2026-08-28T22:20:00Z">
+        <w:r>
+          <w:t xml:space="preserve">. Upon retrieval of the MOCNESS, bulk plankton samples were preserved in 95% ethanol. </w:t>
+        </w:r>
+      </w:ins>
+      <w:ins w:id="295" w:author="Bobay, Luke Andrew" w:date="2026-08-28T15:21:00Z" w16du:dateUtc="2026-08-28T22:21:00Z">
+        <w:r>
+          <w:t>All ichthyoplankton were then visually identified to the finest possible tax</w:t>
+        </w:r>
+      </w:ins>
+      <w:ins w:id="296" w:author="Bobay, Luke Andrew" w:date="2026-08-28T15:22:00Z" w16du:dateUtc="2026-08-28T22:22:00Z">
+        <w:r>
+          <w:t>onomic resolution (usually genus- or species-level) and counted.</w:t>
+        </w:r>
+      </w:ins>
+    </w:p>
+    <w:p>
+      <w:ins w:id="297" w:author="Bobay, Luke Andrew" w:date="2026-08-28T15:32:00Z" w16du:dateUtc="2026-08-28T22:32:00Z">
+        <w:r>
+          <w:t>At each sampling station, usually immediately prior to</w:t>
+        </w:r>
+      </w:ins>
+      <w:ins w:id="298" w:author="Bobay, Luke Andrew" w:date="2026-08-28T15:33:00Z" w16du:dateUtc="2026-08-28T22:33:00Z">
+        <w:r>
+          <w:t xml:space="preserve">, </w:t>
+        </w:r>
+      </w:ins>
+      <w:ins w:id="299" w:author="Bobay, Luke Andrew" w:date="2026-08-28T15:32:00Z" w16du:dateUtc="2026-08-28T22:32:00Z">
+        <w:r>
+          <w:t>but always with</w:t>
+        </w:r>
+      </w:ins>
+      <w:ins w:id="300" w:author="Bobay, Luke Andrew" w:date="2026-08-28T15:33:00Z" w16du:dateUtc="2026-08-28T22:33:00Z">
+        <w:r>
+          <w:t xml:space="preserve">in </w:t>
+        </w:r>
+      </w:ins>
+      <w:ins w:id="301" w:author="Bobay, Luke Andrew" w:date="2026-08-28T17:39:00Z" w16du:dateUtc="2026-08-29T00:39:00Z">
+        <w:r>
+          <w:t>3</w:t>
+        </w:r>
+      </w:ins>
+      <w:ins w:id="302" w:author="Bobay, Luke Andrew" w:date="2026-08-28T15:33:00Z" w16du:dateUtc="2026-08-28T22:33:00Z">
+        <w:r>
+          <w:t xml:space="preserve"> h of</w:t>
+        </w:r>
+      </w:ins>
+      <w:ins w:id="303" w:author="Bobay, Luke Andrew" w:date="2026-08-28T17:40:00Z" w16du:dateUtc="2026-08-29T00:40:00Z">
+        <w:r>
+          <w:t>,</w:t>
+        </w:r>
+      </w:ins>
+      <w:ins w:id="304" w:author="Bobay, Luke Andrew" w:date="2026-08-28T15:33:00Z" w16du:dateUtc="2026-08-28T22:33:00Z">
+        <w:r>
+          <w:t xml:space="preserve"> MOCNESS sampling, a </w:t>
+        </w:r>
+      </w:ins>
+      <w:ins w:id="305" w:author="Bobay, Luke Andrew" w:date="2026-08-28T17:40:00Z" w16du:dateUtc="2026-08-29T00:40:00Z">
+        <w:r>
+          <w:t>sensor package including a dissolved oxygen sensor</w:t>
+        </w:r>
+      </w:ins>
+      <w:ins w:id="306" w:author="Bobay, Luke Andrew" w:date="2026-08-28T15:34:00Z" w16du:dateUtc="2026-08-28T22:34:00Z">
+        <w:r>
+          <w:t xml:space="preserve"> </w:t>
+        </w:r>
+      </w:ins>
+      <w:ins w:id="307" w:author="Bobay, Luke Andrew" w:date="2026-08-28T17:55:00Z" w16du:dateUtc="2026-08-29T00:55:00Z">
+        <w:r>
+          <w:t xml:space="preserve">and a fluorescence probe </w:t>
+        </w:r>
+      </w:ins>
+      <w:ins w:id="308" w:author="Bobay, Luke Andrew" w:date="2026-08-28T15:34:00Z" w16du:dateUtc="2026-08-28T22:34:00Z">
+        <w:r>
+          <w:t>was towed vertically through the top 100 m of the water column</w:t>
+        </w:r>
+      </w:ins>
+      <w:ins w:id="309" w:author="Bobay, Luke Andrew" w:date="2026-08-28T15:46:00Z" w16du:dateUtc="2026-08-28T22:46:00Z">
+        <w:r>
+          <w:t xml:space="preserve">. </w:t>
+        </w:r>
+      </w:ins>
+      <w:ins w:id="310" w:author="Bobay, Luke Andrew" w:date="2026-08-28T17:46:00Z" w16du:dateUtc="2026-08-29T00:46:00Z">
+        <w:r>
+          <w:t xml:space="preserve">At sampling stations </w:t>
+        </w:r>
+        <w:r>
+          <w:t xml:space="preserve">where the seafloor was &lt; 100 m below the surface, the </w:t>
+        </w:r>
+        <w:r>
+          <w:t>sensor package</w:t>
+        </w:r>
+        <w:r>
+          <w:t xml:space="preserve"> was used to </w:t>
+        </w:r>
+      </w:ins>
+      <w:ins w:id="311" w:author="Bobay, Luke Andrew" w:date="2026-08-28T17:58:00Z" w16du:dateUtc="2026-08-29T00:58:00Z">
+        <w:r>
+          <w:t>measure dissolved oxygen (</w:t>
+        </w:r>
+      </w:ins>
+      <w:ins w:id="312" w:author="Bobay, Luke Andrew" w:date="2026-08-28T18:03:00Z" w16du:dateUtc="2026-08-29T01:03:00Z">
+        <w:r>
+          <w:t xml:space="preserve">DO; </w:t>
+        </w:r>
+      </w:ins>
+      <w:ins w:id="313" w:author="Bobay, Luke Andrew" w:date="2026-08-28T17:58:00Z" w16du:dateUtc="2026-08-29T00:58:00Z">
+        <w:r>
+          <w:t>mL L</w:t>
+        </w:r>
+        <w:r>
+          <w:rPr>
+            <w:vertAlign w:val="superscript"/>
+          </w:rPr>
+          <w:t>-1</w:t>
+        </w:r>
+        <w:r>
+          <w:t xml:space="preserve">) and </w:t>
+        </w:r>
+      </w:ins>
+      <w:ins w:id="314" w:author="Bobay, Luke Andrew" w:date="2026-08-28T18:03:00Z" w16du:dateUtc="2026-08-29T01:03:00Z">
+        <w:r>
+          <w:t>chlorophyll-</w:t>
+        </w:r>
+        <w:r>
+          <w:rPr>
+            <w:i/>
+            <w:iCs/>
+          </w:rPr>
+          <w:t>a</w:t>
+        </w:r>
+        <w:r>
+          <w:t xml:space="preserve"> </w:t>
+        </w:r>
+      </w:ins>
+      <w:ins w:id="315" w:author="Bobay, Luke Andrew" w:date="2026-08-28T17:58:00Z" w16du:dateUtc="2026-08-29T00:58:00Z">
+        <w:r>
+          <w:t>(</w:t>
+        </w:r>
+      </w:ins>
+      <w:ins w:id="316" w:author="Bobay, Luke Andrew" w:date="2026-08-28T18:03:00Z" w16du:dateUtc="2026-08-29T01:03:00Z">
+        <w:r>
+          <w:t>chl-</w:t>
+        </w:r>
+        <w:r>
+          <w:rPr>
+            <w:i/>
+            <w:iCs/>
+          </w:rPr>
+          <w:t>a</w:t>
+        </w:r>
+        <w:r>
+          <w:t>;</w:t>
+        </w:r>
+        <w:r>
+          <w:t xml:space="preserve"> </w:t>
+        </w:r>
+      </w:ins>
+      <w:ins w:id="317" w:author="Bobay, Luke Andrew" w:date="2026-08-28T18:00:00Z" w16du:dateUtc="2026-08-29T01:00:00Z">
+        <w:r>
+          <w:t>mg m</w:t>
+        </w:r>
+        <w:r>
+          <w:rPr>
+            <w:vertAlign w:val="superscript"/>
+          </w:rPr>
+          <w:t>-3</w:t>
+        </w:r>
+      </w:ins>
+      <w:ins w:id="318" w:author="Bobay, Luke Andrew" w:date="2026-08-28T18:01:00Z" w16du:dateUtc="2026-08-29T01:01:00Z">
+        <w:r>
+          <w:t>)</w:t>
+        </w:r>
+      </w:ins>
+      <w:ins w:id="319" w:author="Bobay, Luke Andrew" w:date="2026-08-28T17:46:00Z" w16du:dateUtc="2026-08-29T00:46:00Z">
+        <w:r>
+          <w:t xml:space="preserve"> as close as possible (&lt; 10 m) to the seafloor.</w:t>
+        </w:r>
+        <w:r>
+          <w:t xml:space="preserve"> </w:t>
+        </w:r>
+      </w:ins>
+      <w:ins w:id="320" w:author="Bobay, Luke Andrew" w:date="2026-08-28T18:03:00Z" w16du:dateUtc="2026-08-29T01:03:00Z">
+        <w:r>
+          <w:t>DO</w:t>
+        </w:r>
+      </w:ins>
+      <w:ins w:id="321" w:author="Bobay, Luke Andrew" w:date="2026-08-28T17:55:00Z" w16du:dateUtc="2026-08-29T00:55:00Z">
+        <w:r>
+          <w:t xml:space="preserve"> and </w:t>
+        </w:r>
+      </w:ins>
+      <w:ins w:id="322" w:author="Bobay, Luke Andrew" w:date="2026-08-28T18:01:00Z" w16du:dateUtc="2026-08-29T01:01:00Z">
+        <w:r>
+          <w:t>chl-</w:t>
+        </w:r>
+        <w:r>
+          <w:rPr>
+            <w:i/>
+            <w:iCs/>
+          </w:rPr>
+          <w:t>a</w:t>
+        </w:r>
+      </w:ins>
+      <w:ins w:id="323" w:author="Bobay, Luke Andrew" w:date="2026-08-28T17:55:00Z" w16du:dateUtc="2026-08-29T00:55:00Z">
+        <w:r>
+          <w:t xml:space="preserve"> values were </w:t>
+        </w:r>
+      </w:ins>
+      <w:ins w:id="324" w:author="Bobay, Luke Andrew" w:date="2026-08-28T17:56:00Z" w16du:dateUtc="2026-08-29T00:56:00Z">
+        <w:r>
+          <w:t xml:space="preserve">averaged within 0.5-m depth bins. Then, mean </w:t>
+        </w:r>
+      </w:ins>
+      <w:ins w:id="325" w:author="Bobay, Luke Andrew" w:date="2026-08-28T18:03:00Z" w16du:dateUtc="2026-08-29T01:03:00Z">
+        <w:r>
+          <w:t>DO</w:t>
+        </w:r>
+      </w:ins>
+      <w:ins w:id="326" w:author="Bobay, Luke Andrew" w:date="2026-08-28T17:56:00Z" w16du:dateUtc="2026-08-29T00:56:00Z">
+        <w:r>
+          <w:t xml:space="preserve"> </w:t>
+        </w:r>
+      </w:ins>
+      <w:ins w:id="327" w:author="Bobay, Luke Andrew" w:date="2026-08-28T18:01:00Z" w16du:dateUtc="2026-08-29T01:01:00Z">
+        <w:r>
+          <w:t xml:space="preserve">within the range of depths sampled by each corresponding MOCNESS net tow </w:t>
+        </w:r>
+      </w:ins>
+      <w:ins w:id="328" w:author="Bobay, Luke Andrew" w:date="2026-08-28T18:02:00Z" w16du:dateUtc="2026-08-29T01:02:00Z">
+        <w:r>
+          <w:t>was calculated</w:t>
+        </w:r>
+      </w:ins>
+      <w:ins w:id="329" w:author="Bobay, Luke Andrew" w:date="2026-08-28T18:12:00Z" w16du:dateUtc="2026-08-29T01:12:00Z">
+        <w:r>
+          <w:t xml:space="preserve"> (Fig. 1D)</w:t>
+        </w:r>
+      </w:ins>
+      <w:ins w:id="330" w:author="Bobay, Luke Andrew" w:date="2026-08-28T18:02:00Z" w16du:dateUtc="2026-08-29T01:02:00Z">
+        <w:r>
+          <w:t>. Mean chl-</w:t>
+        </w:r>
+        <w:r>
+          <w:rPr>
+            <w:i/>
+            <w:iCs/>
+          </w:rPr>
+          <w:t>a</w:t>
+        </w:r>
+      </w:ins>
+      <w:ins w:id="331" w:author="Bobay, Luke Andrew" w:date="2026-08-28T18:04:00Z" w16du:dateUtc="2026-08-29T01:04:00Z">
+        <w:r>
+          <w:rPr>
+            <w:i/>
+            <w:iCs/>
+          </w:rPr>
+          <w:t xml:space="preserve"> </w:t>
+        </w:r>
+        <w:r>
+          <w:t>was calculated</w:t>
+        </w:r>
+      </w:ins>
+      <w:ins w:id="332" w:author="Bobay, Luke Andrew" w:date="2026-08-28T18:02:00Z" w16du:dateUtc="2026-08-29T01:02:00Z">
+        <w:r>
+          <w:rPr>
+            <w:i/>
+            <w:iCs/>
+          </w:rPr>
+          <w:t xml:space="preserve"> </w:t>
+        </w:r>
+      </w:ins>
+      <w:ins w:id="333" w:author="Bobay, Luke Andrew" w:date="2026-08-28T18:04:00Z" w16du:dateUtc="2026-08-29T01:04:00Z">
+        <w:r>
+          <w:t>across all depths sampled</w:t>
+        </w:r>
+      </w:ins>
+      <w:ins w:id="334" w:author="Bobay, Luke Andrew" w:date="2026-08-28T18:10:00Z" w16du:dateUtc="2026-08-29T01:10:00Z">
+        <w:r>
+          <w:t xml:space="preserve"> at a given station</w:t>
+        </w:r>
+      </w:ins>
+      <w:ins w:id="335" w:author="Bobay, Luke Andrew" w:date="2026-08-28T18:12:00Z" w16du:dateUtc="2026-08-29T01:12:00Z">
+        <w:r>
+          <w:t xml:space="preserve"> (Fig. 1E)</w:t>
+        </w:r>
+      </w:ins>
+      <w:ins w:id="336" w:author="Bobay, Luke Andrew" w:date="2026-08-28T18:04:00Z" w16du:dateUtc="2026-08-29T01:04:00Z">
+        <w:r>
+          <w:t xml:space="preserve">, as </w:t>
+        </w:r>
+      </w:ins>
+      <w:ins w:id="337" w:author="Bobay, Luke Andrew" w:date="2026-08-28T18:05:00Z" w16du:dateUtc="2026-08-29T01:05:00Z">
+        <w:r>
+          <w:t xml:space="preserve">the vertical position of phytoplankton and zooplankton that are prey for larval fish change on </w:t>
+        </w:r>
+      </w:ins>
+      <w:ins w:id="338" w:author="Bobay, Luke Andrew" w:date="2026-08-28T18:06:00Z" w16du:dateUtc="2026-08-29T01:06:00Z">
+        <w:r>
+          <w:t>shorter temporal scales than those at which they likely influence the abundance of larval fish, so we expected</w:t>
+        </w:r>
+      </w:ins>
+      <w:ins w:id="339" w:author="Bobay, Luke Andrew" w:date="2026-08-28T18:11:00Z" w16du:dateUtc="2026-08-29T01:11:00Z">
+        <w:r>
+          <w:t xml:space="preserve"> depth-integrated</w:t>
+        </w:r>
+      </w:ins>
+      <w:ins w:id="340" w:author="Bobay, Luke Andrew" w:date="2026-08-28T18:06:00Z" w16du:dateUtc="2026-08-29T01:06:00Z">
+        <w:r>
+          <w:t xml:space="preserve"> chl-</w:t>
+        </w:r>
+        <w:r>
+          <w:rPr>
+            <w:i/>
+            <w:iCs/>
+          </w:rPr>
+          <w:t>a</w:t>
+        </w:r>
+      </w:ins>
+      <w:ins w:id="341" w:author="Bobay, Luke Andrew" w:date="2026-08-28T18:07:00Z" w16du:dateUtc="2026-08-29T01:07:00Z">
+        <w:r>
+          <w:t xml:space="preserve"> to be more relevant to ichthyoplankton abundance and assemblage composition </w:t>
+        </w:r>
+      </w:ins>
+      <w:ins w:id="342" w:author="Bobay, Luke Andrew" w:date="2026-08-28T18:11:00Z" w16du:dateUtc="2026-08-29T01:11:00Z">
+        <w:r>
+          <w:t>than depth-discrete chl-</w:t>
+        </w:r>
+        <w:r>
+          <w:rPr>
+            <w:i/>
+            <w:iCs/>
+          </w:rPr>
+          <w:t>a</w:t>
+        </w:r>
+        <w:r>
+          <w:t>.</w:t>
+        </w:r>
+      </w:ins>
     </w:p>
     <w:p>
       <w:pPr>
         <w:pStyle w:val="Heading2"/>
       </w:pPr>
       <w:r>
+        <w:lastRenderedPageBreak/>
         <w:t>2.2</w:t>
       </w:r>
       <w:r>
@@ -2057,18 +2732,18 @@
       <w:r>
         <w:t>All data analyses were performed in RStudio</w:t>
       </w:r>
-      <w:commentRangeStart w:id="231"/>
+      <w:commentRangeStart w:id="343"/>
       <w:r>
         <w:t xml:space="preserve">. </w:t>
       </w:r>
-      <w:commentRangeEnd w:id="231"/>
+      <w:commentRangeEnd w:id="343"/>
       <w:r>
         <w:rPr>
           <w:rStyle w:val="CommentReference"/>
           <w:sz w:val="24"/>
           <w:szCs w:val="24"/>
         </w:rPr>
-        <w:commentReference w:id="231"/>
+        <w:commentReference w:id="343"/>
       </w:r>
       <w:r>
         <w:t xml:space="preserve">To identify </w:t>
@@ -2097,18 +2772,18 @@
       <w:r>
         <w:t>To determine the number of clusters necessary</w:t>
       </w:r>
-      <w:commentRangeStart w:id="232"/>
+      <w:commentRangeStart w:id="344"/>
       <w:r>
         <w:t xml:space="preserve">, </w:t>
       </w:r>
-      <w:commentRangeEnd w:id="232"/>
+      <w:commentRangeEnd w:id="344"/>
       <w:r>
         <w:rPr>
           <w:rStyle w:val="CommentReference"/>
           <w:sz w:val="24"/>
           <w:szCs w:val="24"/>
         </w:rPr>
-        <w:commentReference w:id="232"/>
+        <w:commentReference w:id="344"/>
       </w:r>
       <w:r>
         <w:t xml:space="preserve">a dendrogram of the clustering results </w:t>
@@ -2213,21 +2888,21 @@
       <w:r>
         <w:t xml:space="preserve">. The stress of the ordination was determined and its </w:t>
       </w:r>
-      <w:commentRangeStart w:id="233"/>
+      <w:commentRangeStart w:id="345"/>
       <w:r>
         <w:t>relevance</w:t>
       </w:r>
       <w:r>
         <w:t xml:space="preserve"> </w:t>
       </w:r>
-      <w:commentRangeEnd w:id="233"/>
+      <w:commentRangeEnd w:id="345"/>
       <w:r>
         <w:rPr>
           <w:rStyle w:val="CommentReference"/>
           <w:sz w:val="24"/>
           <w:szCs w:val="24"/>
         </w:rPr>
-        <w:commentReference w:id="233"/>
+        <w:commentReference w:id="345"/>
       </w:r>
       <w:r>
         <w:t xml:space="preserve">in the context of our data was assessed with the </w:t>
@@ -2244,18 +2919,18 @@
       <w:r>
         <w:t xml:space="preserve">methodology </w:t>
       </w:r>
-      <w:commentRangeStart w:id="234"/>
+      <w:commentRangeStart w:id="346"/>
       <w:r>
         <w:t xml:space="preserve">suggested </w:t>
       </w:r>
-      <w:commentRangeEnd w:id="234"/>
+      <w:commentRangeEnd w:id="346"/>
       <w:r>
         <w:rPr>
           <w:rStyle w:val="CommentReference"/>
           <w:sz w:val="24"/>
           <w:szCs w:val="24"/>
         </w:rPr>
-        <w:commentReference w:id="234"/>
+        <w:commentReference w:id="346"/>
       </w:r>
       <w:r>
         <w:t>by Dexter et al. (2018)</w:t>
@@ -2299,11 +2974,31 @@
     </w:p>
     <w:p>
       <w:r>
-        <w:t xml:space="preserve">Post-thresholding there was a total of 38,363 individual larvae from 82 sampling stations. Among these remaining stations, all transects were represented (Fig. 1A). Oceanographic conditions during sampling varied with depth and interannually. Gradients in temperature (℃) differed between years with 2018 and 2023 exhibiting a peak in temperature around 25-meters depth followed by a general decrease in temperature with increasing depth. Years 2019 and 2022 had similarly minimal changes in temperature across depths (Fig. 1B). During all years, salinity (PSU) increased with depth while DO (mL L⁻¹) exhibited the opposite trend—lower at greater </w:t>
-      </w:r>
-      <w:r>
-        <w:lastRenderedPageBreak/>
-        <w:t>depths (Fig. 1C–D). Productivity was the most varied during 2018 though no significant difference in mean productivity was apparent across all four years (Fig. 1E).</w:t>
+        <w:t xml:space="preserve">Post-thresholding there was a total of 38,363 individual larvae from 82 sampling stations. Among these remaining stations, all transects were represented (Fig. 1A). Oceanographic conditions during sampling varied with depth and interannually. Gradients in temperature </w:t>
+      </w:r>
+      <w:del w:id="347" w:author="Bobay, Luke Andrew" w:date="2026-08-28T18:16:00Z" w16du:dateUtc="2026-08-29T01:16:00Z">
+        <w:r>
+          <w:delText xml:space="preserve">(℃) </w:delText>
+        </w:r>
+      </w:del>
+      <w:r>
+        <w:t>differed between years with 2018 and 2023 exhibiting a peak in temperature around 25-meters depth followed by a general decrease in temperature with increasing depth. Years 2019 and 2022 had similarly minimal changes in temperature across depths (Fig. 1B). During all years, salinity</w:t>
+      </w:r>
+      <w:del w:id="348" w:author="Bobay, Luke Andrew" w:date="2026-08-28T18:13:00Z" w16du:dateUtc="2026-08-29T01:13:00Z">
+        <w:r>
+          <w:delText xml:space="preserve"> (PSU)</w:delText>
+        </w:r>
+      </w:del>
+      <w:r>
+        <w:t xml:space="preserve"> increased with depth while DO</w:t>
+      </w:r>
+      <w:del w:id="349" w:author="Bobay, Luke Andrew" w:date="2026-08-28T18:13:00Z" w16du:dateUtc="2026-08-29T01:13:00Z">
+        <w:r>
+          <w:delText xml:space="preserve"> (mL L⁻¹)</w:delText>
+        </w:r>
+      </w:del>
+      <w:r>
+        <w:t xml:space="preserve"> exhibited the opposite trend—lower at greater depths (Fig. 1C–D). Productivity was the most varied during 2018 though no significant difference in mean productivity was apparent across all four years (Fig. 1E).</w:t>
       </w:r>
     </w:p>
     <w:p>
@@ -2387,6 +3082,7 @@
         </w:rPr>
       </w:pPr>
       <w:r>
+        <w:lastRenderedPageBreak/>
         <w:t xml:space="preserve">Net tows were mapped according to the latitude and longitude of the station at which sampling occurred. Points were colored according to the tow’s cluster assignment and color value was applied to represent the mean depth sampled by the tow. This was used to visualize the clustering of the LFC in horizontal and vertical space across the sampling area. The </w:t>
       </w:r>
       <w:r>
@@ -2775,7 +3471,7 @@
       </w:r>
     </w:p>
   </w:comment>
-  <w:comment w:id="211" w:author="Bobay, Luke Andrew" w:date="2026-08-28T14:44:00Z" w:initials="LB">
+  <w:comment w:id="215" w:author="Bobay, Luke Andrew" w:date="2026-08-28T14:44:00Z" w:initials="LB">
     <w:p>
       <w:pPr>
         <w:pStyle w:val="CommentText"/>
@@ -2791,7 +3487,7 @@
       </w:r>
     </w:p>
   </w:comment>
-  <w:comment w:id="231" w:author="McCloskey, Ross" w:date="2026-08-18T14:58:00Z" w:initials="RM">
+  <w:comment w:id="343" w:author="McCloskey, Ross" w:date="2026-08-18T14:58:00Z" w:initials="RM">
     <w:p>
       <w:pPr>
         <w:pStyle w:val="CommentText"/>
@@ -2807,7 +3503,7 @@
       </w:r>
     </w:p>
   </w:comment>
-  <w:comment w:id="232" w:author="McCloskey, Ross" w:date="2026-08-18T14:59:00Z" w:initials="RM">
+  <w:comment w:id="344" w:author="McCloskey, Ross" w:date="2026-08-18T14:59:00Z" w:initials="RM">
     <w:p>
       <w:pPr>
         <w:pStyle w:val="CommentText"/>
@@ -2823,7 +3519,7 @@
       </w:r>
     </w:p>
   </w:comment>
-  <w:comment w:id="233" w:author="McCloskey, Ross" w:date="2026-08-18T15:03:00Z" w:initials="RM">
+  <w:comment w:id="345" w:author="McCloskey, Ross" w:date="2026-08-18T15:03:00Z" w:initials="RM">
     <w:p>
       <w:pPr>
         <w:pStyle w:val="CommentText"/>
@@ -2839,7 +3535,7 @@
       </w:r>
     </w:p>
   </w:comment>
-  <w:comment w:id="234" w:author="McCloskey, Ross" w:date="2026-08-18T15:04:00Z" w:initials="RM">
+  <w:comment w:id="346" w:author="McCloskey, Ross" w:date="2026-08-18T15:04:00Z" w:initials="RM">
     <w:p>
       <w:pPr>
         <w:pStyle w:val="CommentText"/>

--- a/Manuscript draft.docx
+++ b/Manuscript draft.docx
@@ -636,39 +636,57 @@
       </w:del>
       <w:del w:id="53" w:author="Bobay, Luke Andrew" w:date="2026-08-28T08:30:00Z" w16du:dateUtc="2026-08-28T15:30:00Z">
         <w:r>
-          <w:delText xml:space="preserve">it is vital to understand the dynamics of the larval fish community (LFC) in all seasons and the factors contributing to its composition and abundance. </w:delText>
-        </w:r>
-      </w:del>
-      <w:del w:id="54" w:author="Bobay, Luke Andrew" w:date="2026-08-28T08:37:00Z" w16du:dateUtc="2026-08-28T15:37:00Z">
-        <w:r>
-          <w:delText>Such knowledge is key for predicting future recruitment and monitoring stocks in a changing environment (Auth, 2011).</w:delText>
-        </w:r>
-      </w:del>
-      <w:commentRangeEnd w:id="51"/>
+          <w:delText xml:space="preserve">it is vital to understand the dynamics of the larval fish </w:delText>
+        </w:r>
+        <w:commentRangeStart w:id="54"/>
+        <w:r>
+          <w:delText>community (LFC)</w:delText>
+        </w:r>
+      </w:del>
+      <w:commentRangeEnd w:id="54"/>
       <w:r>
         <w:rPr>
           <w:rStyle w:val="CommentReference"/>
           <w:sz w:val="24"/>
           <w:szCs w:val="24"/>
         </w:rPr>
+        <w:commentReference w:id="54"/>
+      </w:r>
+      <w:del w:id="55" w:author="Bobay, Luke Andrew" w:date="2026-08-28T08:30:00Z" w16du:dateUtc="2026-08-28T15:30:00Z">
+        <w:r>
+          <w:delText xml:space="preserve"> in all seasons and the factors contributing to its composition and abundance. </w:delText>
+        </w:r>
+      </w:del>
+      <w:del w:id="56" w:author="Bobay, Luke Andrew" w:date="2026-08-28T08:37:00Z" w16du:dateUtc="2026-08-28T15:37:00Z">
+        <w:r>
+          <w:delText>Such knowledge is key for predicting future recruitment and monitoring stocks in a changing environment (Auth, 2011).</w:delText>
+        </w:r>
+      </w:del>
+      <w:commentRangeEnd w:id="51"/>
+      <w:r>
+        <w:rPr>
+          <w:rStyle w:val="CommentReference"/>
+          <w:sz w:val="24"/>
+          <w:szCs w:val="24"/>
+        </w:rPr>
         <w:commentReference w:id="51"/>
       </w:r>
-      <w:del w:id="55" w:author="Bobay, Luke Andrew" w:date="2026-08-28T08:37:00Z" w16du:dateUtc="2026-08-28T15:37:00Z">
+      <w:del w:id="57" w:author="Bobay, Luke Andrew" w:date="2026-08-28T08:37:00Z" w16du:dateUtc="2026-08-28T15:37:00Z">
         <w:r>
           <w:delText xml:space="preserve"> </w:delText>
         </w:r>
       </w:del>
-      <w:ins w:id="56" w:author="Bobay, Luke Andrew" w:date="2026-08-28T08:37:00Z" w16du:dateUtc="2026-08-28T15:37:00Z">
+      <w:ins w:id="58" w:author="Bobay, Luke Andrew" w:date="2026-08-28T08:37:00Z" w16du:dateUtc="2026-08-28T15:37:00Z">
         <w:r>
           <w:t xml:space="preserve">Further, </w:t>
         </w:r>
       </w:ins>
-      <w:ins w:id="57" w:author="Bobay, Luke Andrew" w:date="2026-08-28T08:39:00Z" w16du:dateUtc="2026-08-28T15:39:00Z">
+      <w:ins w:id="59" w:author="Bobay, Luke Andrew" w:date="2026-08-28T08:39:00Z" w16du:dateUtc="2026-08-28T15:39:00Z">
         <w:r>
           <w:t>while variation in ichthyoplankton assemblages is associated with oceanographic variability</w:t>
         </w:r>
       </w:ins>
-      <w:ins w:id="58" w:author="Bobay, Luke Andrew" w:date="2026-08-28T08:57:00Z" w16du:dateUtc="2026-08-28T15:57:00Z">
+      <w:ins w:id="60" w:author="Bobay, Luke Andrew" w:date="2026-08-28T08:57:00Z" w16du:dateUtc="2026-08-28T15:57:00Z">
         <w:r>
           <w:t xml:space="preserve"> </w:t>
         </w:r>
@@ -688,42 +706,42 @@
       <w:r>
         <w:fldChar w:fldCharType="end"/>
       </w:r>
-      <w:ins w:id="59" w:author="Bobay, Luke Andrew" w:date="2026-08-28T08:39:00Z" w16du:dateUtc="2026-08-28T15:39:00Z">
+      <w:ins w:id="61" w:author="Bobay, Luke Andrew" w:date="2026-08-28T08:39:00Z" w16du:dateUtc="2026-08-28T15:39:00Z">
         <w:r>
           <w:t xml:space="preserve">, </w:t>
         </w:r>
       </w:ins>
-      <w:ins w:id="60" w:author="Bobay, Luke Andrew" w:date="2026-08-28T08:40:00Z" w16du:dateUtc="2026-08-28T15:40:00Z">
+      <w:ins w:id="62" w:author="Bobay, Luke Andrew" w:date="2026-08-28T08:40:00Z" w16du:dateUtc="2026-08-28T15:40:00Z">
         <w:r>
           <w:t xml:space="preserve">less attention has been paid to </w:t>
         </w:r>
       </w:ins>
-      <w:ins w:id="61" w:author="Bobay, Luke Andrew" w:date="2026-08-28T08:41:00Z" w16du:dateUtc="2026-08-28T15:41:00Z">
+      <w:ins w:id="63" w:author="Bobay, Luke Andrew" w:date="2026-08-28T08:41:00Z" w16du:dateUtc="2026-08-28T15:41:00Z">
         <w:r>
           <w:t xml:space="preserve">fine-scale spatiotemporal and environmental </w:t>
         </w:r>
       </w:ins>
-      <w:ins w:id="62" w:author="Bobay, Luke Andrew" w:date="2026-08-28T08:42:00Z" w16du:dateUtc="2026-08-28T15:42:00Z">
+      <w:ins w:id="64" w:author="Bobay, Luke Andrew" w:date="2026-08-28T08:42:00Z" w16du:dateUtc="2026-08-28T15:42:00Z">
         <w:r>
           <w:t>factors tha</w:t>
         </w:r>
       </w:ins>
-      <w:ins w:id="63" w:author="Bobay, Luke Andrew" w:date="2026-08-28T08:43:00Z" w16du:dateUtc="2026-08-28T15:43:00Z">
+      <w:ins w:id="65" w:author="Bobay, Luke Andrew" w:date="2026-08-28T08:43:00Z" w16du:dateUtc="2026-08-28T15:43:00Z">
         <w:r>
           <w:t xml:space="preserve">t may have </w:t>
         </w:r>
       </w:ins>
-      <w:ins w:id="64" w:author="Bobay, Luke Andrew" w:date="2026-08-28T08:47:00Z" w16du:dateUtc="2026-08-28T15:47:00Z">
+      <w:ins w:id="66" w:author="Bobay, Luke Andrew" w:date="2026-08-28T08:47:00Z" w16du:dateUtc="2026-08-28T15:47:00Z">
         <w:r>
           <w:t xml:space="preserve">influence </w:t>
         </w:r>
       </w:ins>
-      <w:ins w:id="65" w:author="Bobay, Luke Andrew" w:date="2026-08-28T08:45:00Z" w16du:dateUtc="2026-08-28T15:45:00Z">
+      <w:ins w:id="67" w:author="Bobay, Luke Andrew" w:date="2026-08-28T08:45:00Z" w16du:dateUtc="2026-08-28T15:45:00Z">
         <w:r>
           <w:t>ichthyoplankton assemblage composition and abundance</w:t>
         </w:r>
       </w:ins>
-      <w:ins w:id="66" w:author="Bobay, Luke Andrew" w:date="2026-08-28T08:47:00Z" w16du:dateUtc="2026-08-28T15:47:00Z">
+      <w:ins w:id="68" w:author="Bobay, Luke Andrew" w:date="2026-08-28T08:47:00Z" w16du:dateUtc="2026-08-28T15:47:00Z">
         <w:r>
           <w:t xml:space="preserve"> through </w:t>
         </w:r>
@@ -734,7 +752,7 @@
           <w:t xml:space="preserve"> mechanisms</w:t>
         </w:r>
       </w:ins>
-      <w:ins w:id="67" w:author="Bobay, Luke Andrew" w:date="2026-08-28T08:45:00Z" w16du:dateUtc="2026-08-28T15:45:00Z">
+      <w:ins w:id="69" w:author="Bobay, Luke Andrew" w:date="2026-08-28T08:45:00Z" w16du:dateUtc="2026-08-28T15:45:00Z">
         <w:r>
           <w:t>.</w:t>
         </w:r>
@@ -743,44 +761,44 @@
     <w:p>
       <w:pPr>
         <w:rPr>
-          <w:del w:id="68" w:author="Bobay, Luke Andrew" w:date="2026-08-28T08:37:00Z" w16du:dateUtc="2026-08-28T15:37:00Z"/>
+          <w:del w:id="70" w:author="Bobay, Luke Andrew" w:date="2026-08-28T08:37:00Z" w16du:dateUtc="2026-08-28T15:37:00Z"/>
         </w:rPr>
       </w:pPr>
-      <w:commentRangeStart w:id="69"/>
-      <w:del w:id="70" w:author="Bobay, Luke Andrew" w:date="2026-08-28T08:37:00Z" w16du:dateUtc="2026-08-28T15:37:00Z">
+      <w:commentRangeStart w:id="71"/>
+      <w:del w:id="72" w:author="Bobay, Luke Andrew" w:date="2026-08-28T08:37:00Z" w16du:dateUtc="2026-08-28T15:37:00Z">
         <w:r>
           <w:delText xml:space="preserve">Of particular interest are the highly valuable fisheries on which coastal communities rely for economic, recreational, and cultural purposes, such as salmon. During the vulnerable ocean-entering stage, salmon smolt survival is influenced heavily by prey availability. Significant relationships have been found between winter ichthyoplankton and the juvenile salmon survival with larval biomass explaining between 34% and 85% of the variability in subsequent marine survival and adult returns (Daly et al., 2013). The nearshore region specifically provides optimal habitat for early developmental stages, offering protection from predators and ideal physiochemical conditions, in addition to a rich prey field (Pattrick et al., 2021). Knowing the dominant taxa of nearshore larval fish assemblages and their abundance can give an estimate of available prey for smolt as they enter the ocean. Thus, winter ichthyoplankton data could act as a useful metric in timing hatchery salmon release to optimize feeding conditions upon ocean </w:delText>
         </w:r>
-        <w:commentRangeStart w:id="71"/>
+        <w:commentRangeStart w:id="73"/>
         <w:r>
           <w:delText xml:space="preserve">entry </w:delText>
         </w:r>
-        <w:commentRangeEnd w:id="71"/>
+        <w:commentRangeEnd w:id="73"/>
         <w:r>
           <w:rPr>
             <w:rStyle w:val="CommentReference"/>
             <w:sz w:val="24"/>
             <w:szCs w:val="24"/>
           </w:rPr>
-          <w:commentReference w:id="71"/>
+          <w:commentReference w:id="73"/>
         </w:r>
         <w:r>
           <w:delText>(Daly et al., 2013). However, given the dynamic nature of the coastal environment in which pre-settlement larvae and smolt disperse, understanding the influence of environmental and spatiotemporal variables on larval distribution remains challenging (Pattrick et al., 2021).</w:delText>
         </w:r>
       </w:del>
-      <w:commentRangeEnd w:id="69"/>
+      <w:commentRangeEnd w:id="71"/>
       <w:r>
         <w:rPr>
           <w:rStyle w:val="CommentReference"/>
           <w:sz w:val="24"/>
           <w:szCs w:val="24"/>
         </w:rPr>
-        <w:commentReference w:id="69"/>
+        <w:commentReference w:id="71"/>
       </w:r>
     </w:p>
     <w:p>
-      <w:commentRangeStart w:id="72"/>
-      <w:del w:id="73" w:author="Bobay, Luke Andrew" w:date="2026-08-28T09:14:00Z" w16du:dateUtc="2026-08-28T16:14:00Z">
+      <w:commentRangeStart w:id="74"/>
+      <w:del w:id="75" w:author="Bobay, Luke Andrew" w:date="2026-08-28T09:14:00Z" w16du:dateUtc="2026-08-28T16:14:00Z">
         <w:r>
           <w:delText xml:space="preserve">While variation in larval assemblages is known to be associated with oceanographic variability, local factors may also influence their composition. </w:delText>
         </w:r>
@@ -788,12 +806,12 @@
       <w:r>
         <w:t xml:space="preserve">Broad oceanographic </w:t>
       </w:r>
-      <w:del w:id="74" w:author="Bobay, Luke Andrew" w:date="2026-08-28T09:20:00Z" w16du:dateUtc="2026-08-28T16:20:00Z">
+      <w:del w:id="76" w:author="Bobay, Luke Andrew" w:date="2026-08-28T09:20:00Z" w16du:dateUtc="2026-08-28T16:20:00Z">
         <w:r>
           <w:delText xml:space="preserve">indicators </w:delText>
         </w:r>
       </w:del>
-      <w:ins w:id="75" w:author="Bobay, Luke Andrew" w:date="2026-08-28T09:20:00Z" w16du:dateUtc="2026-08-28T16:20:00Z">
+      <w:ins w:id="77" w:author="Bobay, Luke Andrew" w:date="2026-08-28T09:20:00Z" w16du:dateUtc="2026-08-28T16:20:00Z">
         <w:r>
           <w:t>conditions</w:t>
         </w:r>
@@ -804,7 +822,7 @@
       <w:r>
         <w:t>such as</w:t>
       </w:r>
-      <w:ins w:id="76" w:author="Bobay, Luke Andrew" w:date="2026-08-28T09:22:00Z" w16du:dateUtc="2026-08-28T16:22:00Z">
+      <w:ins w:id="78" w:author="Bobay, Luke Andrew" w:date="2026-08-28T09:22:00Z" w16du:dateUtc="2026-08-28T16:22:00Z">
         <w:r>
           <w:t xml:space="preserve"> climate indices,</w:t>
         </w:r>
@@ -812,20 +830,20 @@
       <w:r>
         <w:t xml:space="preserve"> </w:t>
       </w:r>
-      <w:commentRangeStart w:id="77"/>
-      <w:commentRangeStart w:id="78"/>
       <w:commentRangeStart w:id="79"/>
-      <w:del w:id="80" w:author="Bobay, Luke Andrew" w:date="2026-08-28T09:32:00Z" w16du:dateUtc="2026-08-28T16:32:00Z">
+      <w:commentRangeStart w:id="80"/>
+      <w:commentRangeStart w:id="81"/>
+      <w:del w:id="82" w:author="Bobay, Luke Andrew" w:date="2026-08-28T09:32:00Z" w16du:dateUtc="2026-08-28T16:32:00Z">
         <w:r>
           <w:delText xml:space="preserve">water mass stability, </w:delText>
         </w:r>
       </w:del>
-      <w:del w:id="81" w:author="Bobay, Luke Andrew" w:date="2026-08-28T09:37:00Z" w16du:dateUtc="2026-08-28T16:37:00Z">
+      <w:del w:id="83" w:author="Bobay, Luke Andrew" w:date="2026-08-28T09:37:00Z" w16du:dateUtc="2026-08-28T16:37:00Z">
         <w:r>
           <w:delText>current direction</w:delText>
         </w:r>
       </w:del>
-      <w:ins w:id="82" w:author="Bobay, Luke Andrew" w:date="2026-08-28T09:37:00Z" w16du:dateUtc="2026-08-28T16:37:00Z">
+      <w:ins w:id="84" w:author="Bobay, Luke Andrew" w:date="2026-08-28T09:37:00Z" w16du:dateUtc="2026-08-28T16:37:00Z">
         <w:r>
           <w:t>circulation</w:t>
         </w:r>
@@ -833,12 +851,12 @@
       <w:r>
         <w:t xml:space="preserve">, and </w:t>
       </w:r>
-      <w:del w:id="83" w:author="Bobay, Luke Andrew" w:date="2026-08-28T09:25:00Z" w16du:dateUtc="2026-08-28T16:25:00Z">
+      <w:del w:id="85" w:author="Bobay, Luke Andrew" w:date="2026-08-28T09:25:00Z" w16du:dateUtc="2026-08-28T16:25:00Z">
         <w:r>
           <w:delText xml:space="preserve">local </w:delText>
         </w:r>
       </w:del>
-      <w:ins w:id="84" w:author="Bobay, Luke Andrew" w:date="2026-08-28T09:25:00Z" w16du:dateUtc="2026-08-28T16:25:00Z">
+      <w:ins w:id="86" w:author="Bobay, Luke Andrew" w:date="2026-08-28T09:25:00Z" w16du:dateUtc="2026-08-28T16:25:00Z">
         <w:r>
           <w:t>seafloor</w:t>
         </w:r>
@@ -849,37 +867,37 @@
       <w:r>
         <w:t xml:space="preserve">topography </w:t>
       </w:r>
-      <w:commentRangeEnd w:id="77"/>
+      <w:commentRangeEnd w:id="79"/>
       <w:r>
         <w:rPr>
           <w:rStyle w:val="CommentReference"/>
           <w:sz w:val="24"/>
           <w:szCs w:val="24"/>
         </w:rPr>
-        <w:commentReference w:id="77"/>
-      </w:r>
-      <w:commentRangeEnd w:id="78"/>
+        <w:commentReference w:id="79"/>
+      </w:r>
+      <w:commentRangeEnd w:id="80"/>
       <w:r>
         <w:rPr>
           <w:rStyle w:val="CommentReference"/>
           <w:sz w:val="24"/>
           <w:szCs w:val="24"/>
         </w:rPr>
-        <w:commentReference w:id="78"/>
-      </w:r>
-      <w:commentRangeEnd w:id="79"/>
+        <w:commentReference w:id="80"/>
+      </w:r>
+      <w:commentRangeEnd w:id="81"/>
       <w:r>
         <w:rPr>
           <w:rStyle w:val="CommentReference"/>
           <w:sz w:val="24"/>
           <w:szCs w:val="24"/>
         </w:rPr>
-        <w:commentReference w:id="79"/>
+        <w:commentReference w:id="81"/>
       </w:r>
       <w:r>
         <w:t xml:space="preserve">have </w:t>
       </w:r>
-      <w:del w:id="85" w:author="Bobay, Luke Andrew" w:date="2026-08-28T09:47:00Z" w16du:dateUtc="2026-08-28T16:47:00Z">
+      <w:del w:id="87" w:author="Bobay, Luke Andrew" w:date="2026-08-28T09:47:00Z" w16du:dateUtc="2026-08-28T16:47:00Z">
         <w:r>
           <w:delText xml:space="preserve">all </w:delText>
         </w:r>
@@ -887,7 +905,7 @@
       <w:r>
         <w:t>been found to influence the composition, abundance, and distribution of larval fish</w:t>
       </w:r>
-      <w:ins w:id="86" w:author="Bobay, Luke Andrew" w:date="2026-08-28T09:47:00Z" w16du:dateUtc="2026-08-28T16:47:00Z">
+      <w:ins w:id="88" w:author="Bobay, Luke Andrew" w:date="2026-08-28T09:47:00Z" w16du:dateUtc="2026-08-28T16:47:00Z">
         <w:r>
           <w:t xml:space="preserve"> </w:t>
         </w:r>
@@ -907,7 +925,7 @@
       <w:r>
         <w:fldChar w:fldCharType="end"/>
       </w:r>
-      <w:del w:id="87" w:author="Bobay, Luke Andrew" w:date="2026-08-28T09:37:00Z" w16du:dateUtc="2026-08-28T16:37:00Z">
+      <w:del w:id="89" w:author="Bobay, Luke Andrew" w:date="2026-08-28T09:37:00Z" w16du:dateUtc="2026-08-28T16:37:00Z">
         <w:r>
           <w:delText xml:space="preserve"> (Doyle et al., 2002; Roussel et al., 2010)</w:delText>
         </w:r>
@@ -915,7 +933,7 @@
       <w:r>
         <w:t xml:space="preserve">. </w:t>
       </w:r>
-      <w:del w:id="88" w:author="Bobay, Luke Andrew" w:date="2026-08-28T09:18:00Z" w16du:dateUtc="2026-08-28T16:18:00Z">
+      <w:del w:id="90" w:author="Bobay, Luke Andrew" w:date="2026-08-28T09:18:00Z" w16du:dateUtc="2026-08-28T16:18:00Z">
         <w:r>
           <w:delText>In the dynamic upwelling system of the NCC, the coastal upwelling transport index (CUTI) predicted taxa co-</w:delText>
         </w:r>
@@ -933,12 +951,12 @@
         <w:lastRenderedPageBreak/>
         <w:t xml:space="preserve">and temporal scales </w:t>
       </w:r>
-      <w:del w:id="89" w:author="Bobay, Luke Andrew" w:date="2026-08-28T10:12:00Z" w16du:dateUtc="2026-08-28T17:12:00Z">
+      <w:del w:id="91" w:author="Bobay, Luke Andrew" w:date="2026-08-28T10:12:00Z" w16du:dateUtc="2026-08-28T17:12:00Z">
         <w:r>
           <w:delText>is also relevant to</w:delText>
         </w:r>
       </w:del>
-      <w:ins w:id="90" w:author="Bobay, Luke Andrew" w:date="2026-08-28T10:12:00Z" w16du:dateUtc="2026-08-28T17:12:00Z">
+      <w:ins w:id="92" w:author="Bobay, Luke Andrew" w:date="2026-08-28T10:12:00Z" w16du:dateUtc="2026-08-28T17:12:00Z">
         <w:r>
           <w:t>also influences</w:t>
         </w:r>
@@ -946,17 +964,17 @@
       <w:r>
         <w:t xml:space="preserve"> </w:t>
       </w:r>
-      <w:del w:id="91" w:author="Bobay, Luke Andrew" w:date="2026-08-28T09:51:00Z" w16du:dateUtc="2026-08-28T16:51:00Z">
+      <w:del w:id="93" w:author="Bobay, Luke Andrew" w:date="2026-08-28T09:51:00Z" w16du:dateUtc="2026-08-28T16:51:00Z">
         <w:r>
           <w:delText>the LFC</w:delText>
         </w:r>
       </w:del>
-      <w:ins w:id="92" w:author="Bobay, Luke Andrew" w:date="2026-08-28T09:51:00Z" w16du:dateUtc="2026-08-28T16:51:00Z">
+      <w:ins w:id="94" w:author="Bobay, Luke Andrew" w:date="2026-08-28T09:51:00Z" w16du:dateUtc="2026-08-28T16:51:00Z">
         <w:r>
           <w:t>ichthyoplankton abundance and assemblage composition</w:t>
         </w:r>
       </w:ins>
-      <w:del w:id="93" w:author="Bobay, Luke Andrew" w:date="2026-08-28T09:52:00Z" w16du:dateUtc="2026-08-28T16:52:00Z">
+      <w:del w:id="95" w:author="Bobay, Luke Andrew" w:date="2026-08-28T09:52:00Z" w16du:dateUtc="2026-08-28T16:52:00Z">
         <w:r>
           <w:delText xml:space="preserve"> in coastal marine environments (Gallego-Zerrato et al., 2024)</w:delText>
         </w:r>
@@ -964,22 +982,22 @@
       <w:r>
         <w:t xml:space="preserve">. </w:t>
       </w:r>
-      <w:ins w:id="94" w:author="Bobay, Luke Andrew" w:date="2026-08-28T10:33:00Z" w16du:dateUtc="2026-08-28T17:33:00Z">
+      <w:ins w:id="96" w:author="Bobay, Luke Andrew" w:date="2026-08-28T10:33:00Z" w16du:dateUtc="2026-08-28T17:33:00Z">
         <w:r>
           <w:t>Environmental conditions, like temperature, salinity, and dissolved oxygen</w:t>
         </w:r>
       </w:ins>
-      <w:ins w:id="95" w:author="Bobay, Luke Andrew" w:date="2026-08-28T10:37:00Z" w16du:dateUtc="2026-08-28T17:37:00Z">
+      <w:ins w:id="97" w:author="Bobay, Luke Andrew" w:date="2026-08-28T10:37:00Z" w16du:dateUtc="2026-08-28T17:37:00Z">
         <w:r>
           <w:t xml:space="preserve">, may </w:t>
         </w:r>
       </w:ins>
-      <w:ins w:id="96" w:author="Bobay, Luke Andrew" w:date="2026-08-28T10:38:00Z" w16du:dateUtc="2026-08-28T17:38:00Z">
+      <w:ins w:id="98" w:author="Bobay, Luke Andrew" w:date="2026-08-28T10:38:00Z" w16du:dateUtc="2026-08-28T17:38:00Z">
         <w:r>
           <w:t>influence ichthyoplankton abundance and assemblage composition through direct physiological effects</w:t>
         </w:r>
       </w:ins>
-      <w:ins w:id="97" w:author="Bobay, Luke Andrew" w:date="2026-08-28T11:36:00Z" w16du:dateUtc="2026-08-28T18:36:00Z">
+      <w:ins w:id="99" w:author="Bobay, Luke Andrew" w:date="2026-08-28T11:36:00Z" w16du:dateUtc="2026-08-28T18:36:00Z">
         <w:r>
           <w:t xml:space="preserve"> </w:t>
         </w:r>
@@ -1002,27 +1020,27 @@
       <w:r>
         <w:fldChar w:fldCharType="end"/>
       </w:r>
-      <w:ins w:id="98" w:author="Bobay, Luke Andrew" w:date="2026-08-28T10:39:00Z" w16du:dateUtc="2026-08-28T17:39:00Z">
+      <w:ins w:id="100" w:author="Bobay, Luke Andrew" w:date="2026-08-28T10:39:00Z" w16du:dateUtc="2026-08-28T17:39:00Z">
         <w:r>
           <w:t xml:space="preserve">. Salinity may also </w:t>
         </w:r>
       </w:ins>
-      <w:ins w:id="99" w:author="Bobay, Luke Andrew" w:date="2026-08-28T10:41:00Z" w16du:dateUtc="2026-08-28T17:41:00Z">
+      <w:ins w:id="101" w:author="Bobay, Luke Andrew" w:date="2026-08-28T10:41:00Z" w16du:dateUtc="2026-08-28T17:41:00Z">
         <w:r>
           <w:t>be related to</w:t>
         </w:r>
       </w:ins>
-      <w:ins w:id="100" w:author="Bobay, Luke Andrew" w:date="2026-08-28T10:42:00Z" w16du:dateUtc="2026-08-28T17:42:00Z">
+      <w:ins w:id="102" w:author="Bobay, Luke Andrew" w:date="2026-08-28T10:42:00Z" w16du:dateUtc="2026-08-28T17:42:00Z">
         <w:r>
           <w:t xml:space="preserve"> the presence of distinct water masses that larval fishes are as</w:t>
         </w:r>
       </w:ins>
-      <w:ins w:id="101" w:author="Bobay, Luke Andrew" w:date="2026-08-28T10:43:00Z" w16du:dateUtc="2026-08-28T17:43:00Z">
+      <w:ins w:id="103" w:author="Bobay, Luke Andrew" w:date="2026-08-28T10:43:00Z" w16du:dateUtc="2026-08-28T17:43:00Z">
         <w:r>
           <w:t>sociated with</w:t>
         </w:r>
       </w:ins>
-      <w:ins w:id="102" w:author="Bobay, Luke Andrew" w:date="2026-08-28T11:37:00Z" w16du:dateUtc="2026-08-28T18:37:00Z">
+      <w:ins w:id="104" w:author="Bobay, Luke Andrew" w:date="2026-08-28T11:37:00Z" w16du:dateUtc="2026-08-28T18:37:00Z">
         <w:r>
           <w:t xml:space="preserve"> </w:t>
         </w:r>
@@ -1042,7 +1060,7 @@
       <w:r>
         <w:fldChar w:fldCharType="end"/>
       </w:r>
-      <w:ins w:id="103" w:author="Bobay, Luke Andrew" w:date="2026-08-28T10:43:00Z" w16du:dateUtc="2026-08-28T17:43:00Z">
+      <w:ins w:id="105" w:author="Bobay, Luke Andrew" w:date="2026-08-28T10:43:00Z" w16du:dateUtc="2026-08-28T17:43:00Z">
         <w:r>
           <w:t>, and chlorophyll-</w:t>
         </w:r>
@@ -1050,7 +1068,7 @@
           <w:rPr>
             <w:i/>
             <w:iCs/>
-            <w:rPrChange w:id="104" w:author="Bobay, Luke Andrew" w:date="2026-08-28T11:30:00Z" w16du:dateUtc="2026-08-28T18:30:00Z">
+            <w:rPrChange w:id="106" w:author="Bobay, Luke Andrew" w:date="2026-08-28T11:30:00Z" w16du:dateUtc="2026-08-28T18:30:00Z">
               <w:rPr/>
             </w:rPrChange>
           </w:rPr>
@@ -1060,27 +1078,27 @@
           <w:t xml:space="preserve"> concentration</w:t>
         </w:r>
       </w:ins>
-      <w:ins w:id="105" w:author="Bobay, Luke Andrew" w:date="2026-08-28T10:44:00Z" w16du:dateUtc="2026-08-28T17:44:00Z">
+      <w:ins w:id="107" w:author="Bobay, Luke Andrew" w:date="2026-08-28T10:44:00Z" w16du:dateUtc="2026-08-28T17:44:00Z">
         <w:r>
           <w:t xml:space="preserve"> </w:t>
         </w:r>
       </w:ins>
-      <w:ins w:id="106" w:author="Bobay, Luke Andrew" w:date="2026-08-28T11:31:00Z" w16du:dateUtc="2026-08-28T18:31:00Z">
+      <w:ins w:id="108" w:author="Bobay, Luke Andrew" w:date="2026-08-28T11:31:00Z" w16du:dateUtc="2026-08-28T18:31:00Z">
         <w:r>
           <w:t>is related to primary</w:t>
         </w:r>
       </w:ins>
-      <w:ins w:id="107" w:author="Bobay, Luke Andrew" w:date="2026-08-28T10:44:00Z" w16du:dateUtc="2026-08-28T17:44:00Z">
+      <w:ins w:id="109" w:author="Bobay, Luke Andrew" w:date="2026-08-28T10:44:00Z" w16du:dateUtc="2026-08-28T17:44:00Z">
         <w:r>
           <w:t xml:space="preserve"> productivity and </w:t>
         </w:r>
       </w:ins>
-      <w:ins w:id="108" w:author="Bobay, Luke Andrew" w:date="2026-08-28T11:32:00Z" w16du:dateUtc="2026-08-28T18:32:00Z">
+      <w:ins w:id="110" w:author="Bobay, Luke Andrew" w:date="2026-08-28T11:32:00Z" w16du:dateUtc="2026-08-28T18:32:00Z">
         <w:r>
           <w:t>may indirectly indicate favorable prey availability</w:t>
         </w:r>
       </w:ins>
-      <w:ins w:id="109" w:author="Bobay, Luke Andrew" w:date="2026-08-28T11:42:00Z" w16du:dateUtc="2026-08-28T18:42:00Z">
+      <w:ins w:id="111" w:author="Bobay, Luke Andrew" w:date="2026-08-28T11:42:00Z" w16du:dateUtc="2026-08-28T18:42:00Z">
         <w:r>
           <w:t xml:space="preserve"> </w:t>
         </w:r>
@@ -1100,13 +1118,13 @@
       <w:r>
         <w:fldChar w:fldCharType="end"/>
       </w:r>
-      <w:ins w:id="110" w:author="Bobay, Luke Andrew" w:date="2026-08-28T10:46:00Z" w16du:dateUtc="2026-08-28T17:46:00Z">
+      <w:ins w:id="112" w:author="Bobay, Luke Andrew" w:date="2026-08-28T10:46:00Z" w16du:dateUtc="2026-08-28T17:46:00Z">
         <w:r>
           <w:t xml:space="preserve">. </w:t>
         </w:r>
       </w:ins>
-      <w:commentRangeStart w:id="111"/>
-      <w:del w:id="112" w:author="Bobay, Luke Andrew" w:date="2026-08-28T10:46:00Z" w16du:dateUtc="2026-08-28T17:46:00Z">
+      <w:commentRangeStart w:id="113"/>
+      <w:del w:id="114" w:author="Bobay, Luke Andrew" w:date="2026-08-28T10:46:00Z" w16du:dateUtc="2026-08-28T17:46:00Z">
         <w:r>
           <w:delText>Early-li</w:delText>
         </w:r>
@@ -1116,35 +1134,35 @@
         <w:r>
           <w:delText xml:space="preserve">e distribution, growth, and survival of fish larvae is strongly influenced by temperature, salinity, and dissolved oxygen concentration (DO) (Auth, 2011). In fact, larval fish are particularly vulnerable to depressed DO, compared to adult conspecifics, with hypoxia exposure during early-life having long-term effects on growth and survival (Johnson-Colegrove et al., 2015). </w:delText>
         </w:r>
-        <w:commentRangeEnd w:id="111"/>
+        <w:commentRangeEnd w:id="113"/>
         <w:r>
           <w:rPr>
             <w:rStyle w:val="CommentReference"/>
             <w:sz w:val="24"/>
             <w:szCs w:val="24"/>
           </w:rPr>
-          <w:commentReference w:id="111"/>
+          <w:commentReference w:id="113"/>
         </w:r>
       </w:del>
       <w:r>
         <w:t>Such factors vary in space, alongside</w:t>
       </w:r>
-      <w:ins w:id="113" w:author="Bobay, Luke Andrew" w:date="2026-08-28T10:52:00Z" w16du:dateUtc="2026-08-28T17:52:00Z">
+      <w:ins w:id="115" w:author="Bobay, Luke Andrew" w:date="2026-08-28T10:52:00Z" w16du:dateUtc="2026-08-28T17:52:00Z">
         <w:r>
           <w:t xml:space="preserve"> other factors that influence ichthyoplankton assemblages. </w:t>
         </w:r>
       </w:ins>
-      <w:del w:id="114" w:author="Bobay, Luke Andrew" w:date="2026-08-28T10:54:00Z" w16du:dateUtc="2026-08-28T17:54:00Z">
+      <w:del w:id="116" w:author="Bobay, Luke Andrew" w:date="2026-08-28T10:54:00Z" w16du:dateUtc="2026-08-28T17:54:00Z">
         <w:r>
           <w:delText xml:space="preserve"> </w:delText>
         </w:r>
       </w:del>
-      <w:ins w:id="115" w:author="Bobay, Luke Andrew" w:date="2026-08-28T10:54:00Z" w16du:dateUtc="2026-08-28T17:54:00Z">
+      <w:ins w:id="117" w:author="Bobay, Luke Andrew" w:date="2026-08-28T10:54:00Z" w16du:dateUtc="2026-08-28T17:54:00Z">
         <w:r>
           <w:t>I</w:t>
         </w:r>
       </w:ins>
-      <w:del w:id="116" w:author="Bobay, Luke Andrew" w:date="2026-08-28T10:54:00Z" w16du:dateUtc="2026-08-28T17:54:00Z">
+      <w:del w:id="118" w:author="Bobay, Luke Andrew" w:date="2026-08-28T10:54:00Z" w16du:dateUtc="2026-08-28T17:54:00Z">
         <w:r>
           <w:delText>i</w:delText>
         </w:r>
@@ -1152,7 +1170,7 @@
       <w:r>
         <w:t>chthyoplankton assemblages generally reflect</w:t>
       </w:r>
-      <w:del w:id="117" w:author="Bobay, Luke Andrew" w:date="2026-08-28T11:09:00Z" w16du:dateUtc="2026-08-28T18:09:00Z">
+      <w:del w:id="119" w:author="Bobay, Luke Andrew" w:date="2026-08-28T11:09:00Z" w16du:dateUtc="2026-08-28T18:09:00Z">
         <w:r>
           <w:delText>ing</w:delText>
         </w:r>
@@ -1160,12 +1178,12 @@
       <w:r>
         <w:t xml:space="preserve"> the habitat </w:t>
       </w:r>
-      <w:del w:id="118" w:author="Bobay, Luke Andrew" w:date="2026-08-28T10:59:00Z" w16du:dateUtc="2026-08-28T17:59:00Z">
+      <w:del w:id="120" w:author="Bobay, Luke Andrew" w:date="2026-08-28T10:59:00Z" w16du:dateUtc="2026-08-28T17:59:00Z">
         <w:r>
           <w:delText xml:space="preserve">preference </w:delText>
         </w:r>
       </w:del>
-      <w:ins w:id="119" w:author="Bobay, Luke Andrew" w:date="2026-08-28T10:59:00Z" w16du:dateUtc="2026-08-28T17:59:00Z">
+      <w:ins w:id="121" w:author="Bobay, Luke Andrew" w:date="2026-08-28T10:59:00Z" w16du:dateUtc="2026-08-28T17:59:00Z">
         <w:r>
           <w:t>affinities</w:t>
         </w:r>
@@ -1176,17 +1194,17 @@
       <w:r>
         <w:t>of adults</w:t>
       </w:r>
-      <w:del w:id="120" w:author="Bobay, Luke Andrew" w:date="2026-08-28T11:05:00Z" w16du:dateUtc="2026-08-28T18:05:00Z">
+      <w:del w:id="122" w:author="Bobay, Luke Andrew" w:date="2026-08-28T11:05:00Z" w16du:dateUtc="2026-08-28T18:05:00Z">
         <w:r>
           <w:delText xml:space="preserve"> </w:delText>
         </w:r>
       </w:del>
-      <w:ins w:id="121" w:author="Bobay, Luke Andrew" w:date="2026-08-28T11:06:00Z" w16du:dateUtc="2026-08-28T18:06:00Z">
+      <w:ins w:id="123" w:author="Bobay, Luke Andrew" w:date="2026-08-28T11:06:00Z" w16du:dateUtc="2026-08-28T18:06:00Z">
         <w:r>
           <w:t xml:space="preserve"> </w:t>
         </w:r>
       </w:ins>
-      <w:del w:id="122" w:author="Bobay, Luke Andrew" w:date="2026-08-28T11:05:00Z" w16du:dateUtc="2026-08-28T18:05:00Z">
+      <w:del w:id="124" w:author="Bobay, Luke Andrew" w:date="2026-08-28T11:05:00Z" w16du:dateUtc="2026-08-28T18:05:00Z">
         <w:r>
           <w:delText>(Doyle et al., 2002)</w:delText>
         </w:r>
@@ -1209,17 +1227,17 @@
       <w:r>
         <w:t xml:space="preserve">. </w:t>
       </w:r>
-      <w:del w:id="123" w:author="Bobay, Luke Andrew" w:date="2026-08-28T11:07:00Z" w16du:dateUtc="2026-08-28T18:07:00Z">
+      <w:del w:id="125" w:author="Bobay, Luke Andrew" w:date="2026-08-28T11:07:00Z" w16du:dateUtc="2026-08-28T18:07:00Z">
         <w:r>
           <w:delText>The result is distinct horizontal community structuring with coastal upwelling, offshore oligotrophic, and shelf-slope transitional zones</w:delText>
         </w:r>
       </w:del>
-      <w:ins w:id="124" w:author="Bobay, Luke Andrew" w:date="2026-08-28T11:07:00Z" w16du:dateUtc="2026-08-28T18:07:00Z">
+      <w:ins w:id="126" w:author="Bobay, Luke Andrew" w:date="2026-08-28T11:07:00Z" w16du:dateUtc="2026-08-28T18:07:00Z">
         <w:r>
           <w:t xml:space="preserve">Proximity to spawning habitat, as well as local currents, can therefore also </w:t>
         </w:r>
       </w:ins>
-      <w:ins w:id="125" w:author="Bobay, Luke Andrew" w:date="2026-08-28T11:08:00Z" w16du:dateUtc="2026-08-28T18:08:00Z">
+      <w:ins w:id="127" w:author="Bobay, Luke Andrew" w:date="2026-08-28T11:08:00Z" w16du:dateUtc="2026-08-28T18:08:00Z">
         <w:r>
           <w:t>influence horizontal structuring of ichthyoplankton assemblages</w:t>
         </w:r>
@@ -1242,7 +1260,7 @@
       <w:r>
         <w:fldChar w:fldCharType="end"/>
       </w:r>
-      <w:del w:id="126" w:author="Bobay, Luke Andrew" w:date="2026-08-28T11:10:00Z" w16du:dateUtc="2026-08-28T18:10:00Z">
+      <w:del w:id="128" w:author="Bobay, Luke Andrew" w:date="2026-08-28T11:10:00Z" w16du:dateUtc="2026-08-28T18:10:00Z">
         <w:r>
           <w:delText>(Gleiber, 2020; Richardson et al., 1980)</w:delText>
         </w:r>
@@ -1250,7 +1268,7 @@
       <w:r>
         <w:t>. Larvae also aggregate vertically</w:t>
       </w:r>
-      <w:del w:id="127" w:author="Bobay, Luke Andrew" w:date="2026-08-28T11:11:00Z" w16du:dateUtc="2026-08-28T18:11:00Z">
+      <w:del w:id="129" w:author="Bobay, Luke Andrew" w:date="2026-08-28T11:11:00Z" w16du:dateUtc="2026-08-28T18:11:00Z">
         <w:r>
           <w:delText>, allowing them</w:delText>
         </w:r>
@@ -1258,7 +1276,7 @@
       <w:r>
         <w:t xml:space="preserve"> to reach or maintain a position within water masses of ideal environmental</w:t>
       </w:r>
-      <w:del w:id="128" w:author="Bobay, Luke Andrew" w:date="2026-08-28T11:19:00Z" w16du:dateUtc="2026-08-28T18:19:00Z">
+      <w:del w:id="130" w:author="Bobay, Luke Andrew" w:date="2026-08-28T11:19:00Z" w16du:dateUtc="2026-08-28T18:19:00Z">
         <w:r>
           <w:delText>, growth, and feeding</w:delText>
         </w:r>
@@ -1281,32 +1299,32 @@
       <w:r>
         <w:fldChar w:fldCharType="end"/>
       </w:r>
-      <w:del w:id="129" w:author="Bobay, Luke Andrew" w:date="2026-08-28T11:17:00Z" w16du:dateUtc="2026-08-28T18:17:00Z">
+      <w:del w:id="131" w:author="Bobay, Luke Andrew" w:date="2026-08-28T11:17:00Z" w16du:dateUtc="2026-08-28T18:17:00Z">
         <w:r>
           <w:delText xml:space="preserve">(Huebert et al., 2010; </w:delText>
         </w:r>
       </w:del>
-      <w:del w:id="130" w:author="Bobay, Luke Andrew" w:date="2026-08-28T11:26:00Z" w16du:dateUtc="2026-08-28T18:26:00Z">
+      <w:del w:id="132" w:author="Bobay, Luke Andrew" w:date="2026-08-28T11:26:00Z" w16du:dateUtc="2026-08-28T18:26:00Z">
         <w:r>
           <w:delText>Primo et al. 2012)</w:delText>
         </w:r>
       </w:del>
-      <w:ins w:id="131" w:author="Bobay, Luke Andrew" w:date="2026-08-28T11:20:00Z" w16du:dateUtc="2026-08-28T18:20:00Z">
+      <w:ins w:id="133" w:author="Bobay, Luke Andrew" w:date="2026-08-28T11:20:00Z" w16du:dateUtc="2026-08-28T18:20:00Z">
         <w:r>
           <w:t xml:space="preserve">, resulting in vertical </w:t>
         </w:r>
       </w:ins>
-      <w:ins w:id="132" w:author="Bobay, Luke Andrew" w:date="2026-08-28T11:21:00Z" w16du:dateUtc="2026-08-28T18:21:00Z">
+      <w:ins w:id="134" w:author="Bobay, Luke Andrew" w:date="2026-08-28T11:21:00Z" w16du:dateUtc="2026-08-28T18:21:00Z">
         <w:r>
           <w:t xml:space="preserve">ichthyoplankton assemblage </w:t>
         </w:r>
       </w:ins>
-      <w:ins w:id="133" w:author="Bobay, Luke Andrew" w:date="2026-08-28T11:55:00Z" w16du:dateUtc="2026-08-28T18:55:00Z">
+      <w:ins w:id="135" w:author="Bobay, Luke Andrew" w:date="2026-08-28T11:55:00Z" w16du:dateUtc="2026-08-28T18:55:00Z">
         <w:r>
           <w:t>variation</w:t>
         </w:r>
       </w:ins>
-      <w:ins w:id="134" w:author="Bobay, Luke Andrew" w:date="2026-08-28T11:21:00Z" w16du:dateUtc="2026-08-28T18:21:00Z">
+      <w:ins w:id="136" w:author="Bobay, Luke Andrew" w:date="2026-08-28T11:21:00Z" w16du:dateUtc="2026-08-28T18:21:00Z">
         <w:r>
           <w:t xml:space="preserve"> </w:t>
         </w:r>
@@ -1329,12 +1347,12 @@
       <w:r>
         <w:t xml:space="preserve">. </w:t>
       </w:r>
-      <w:del w:id="135" w:author="Bobay, Luke Andrew" w:date="2026-08-28T11:47:00Z" w16du:dateUtc="2026-08-28T18:47:00Z">
+      <w:del w:id="137" w:author="Bobay, Luke Andrew" w:date="2026-08-28T11:47:00Z" w16du:dateUtc="2026-08-28T18:47:00Z">
         <w:r>
           <w:delText>These vertical assemblages can differ further on fine, diel time scales. T</w:delText>
         </w:r>
       </w:del>
-      <w:ins w:id="136" w:author="Bobay, Luke Andrew" w:date="2026-08-28T11:47:00Z" w16du:dateUtc="2026-08-28T18:47:00Z">
+      <w:ins w:id="138" w:author="Bobay, Luke Andrew" w:date="2026-08-28T11:47:00Z" w16du:dateUtc="2026-08-28T18:47:00Z">
         <w:r>
           <w:t>Further, t</w:t>
         </w:r>
@@ -1342,12 +1360,12 @@
       <w:r>
         <w:t xml:space="preserve">here is evidence </w:t>
       </w:r>
-      <w:del w:id="137" w:author="Bobay, Luke Andrew" w:date="2026-08-28T11:57:00Z" w16du:dateUtc="2026-08-28T18:57:00Z">
+      <w:del w:id="139" w:author="Bobay, Luke Andrew" w:date="2026-08-28T11:57:00Z" w16du:dateUtc="2026-08-28T18:57:00Z">
         <w:r>
           <w:delText xml:space="preserve">for </w:delText>
         </w:r>
       </w:del>
-      <w:ins w:id="138" w:author="Bobay, Luke Andrew" w:date="2026-08-28T11:57:00Z" w16du:dateUtc="2026-08-28T18:57:00Z">
+      <w:ins w:id="140" w:author="Bobay, Luke Andrew" w:date="2026-08-28T11:57:00Z" w16du:dateUtc="2026-08-28T18:57:00Z">
         <w:r>
           <w:t>of</w:t>
         </w:r>
@@ -1358,7 +1376,7 @@
       <w:r>
         <w:t xml:space="preserve">diel vertical migration (DVM) in </w:t>
       </w:r>
-      <w:del w:id="139" w:author="Bobay, Luke Andrew" w:date="2026-08-28T11:47:00Z" w16du:dateUtc="2026-08-28T18:47:00Z">
+      <w:del w:id="141" w:author="Bobay, Luke Andrew" w:date="2026-08-28T11:47:00Z" w16du:dateUtc="2026-08-28T18:47:00Z">
         <w:r>
           <w:delText xml:space="preserve">the </w:delText>
         </w:r>
@@ -1369,12 +1387,12 @@
           <w:delText xml:space="preserve"> of many taxa</w:delText>
         </w:r>
       </w:del>
-      <w:ins w:id="140" w:author="Bobay, Luke Andrew" w:date="2026-08-28T11:47:00Z" w16du:dateUtc="2026-08-28T18:47:00Z">
+      <w:ins w:id="142" w:author="Bobay, Luke Andrew" w:date="2026-08-28T11:47:00Z" w16du:dateUtc="2026-08-28T18:47:00Z">
         <w:r>
           <w:t>some larval fishes</w:t>
         </w:r>
       </w:ins>
-      <w:ins w:id="141" w:author="Bobay, Luke Andrew" w:date="2026-08-28T11:59:00Z" w16du:dateUtc="2026-08-28T18:59:00Z">
+      <w:ins w:id="143" w:author="Bobay, Luke Andrew" w:date="2026-08-28T11:59:00Z" w16du:dateUtc="2026-08-28T18:59:00Z">
         <w:r>
           <w:t xml:space="preserve"> </w:t>
         </w:r>
@@ -1397,52 +1415,52 @@
       <w:r>
         <w:t xml:space="preserve">, </w:t>
       </w:r>
-      <w:del w:id="142" w:author="Bobay, Luke Andrew" w:date="2026-08-28T11:53:00Z" w16du:dateUtc="2026-08-28T18:53:00Z">
+      <w:del w:id="144" w:author="Bobay, Luke Andrew" w:date="2026-08-28T11:53:00Z" w16du:dateUtc="2026-08-28T18:53:00Z">
         <w:r>
           <w:delText xml:space="preserve">potentially </w:delText>
         </w:r>
       </w:del>
-      <w:del w:id="143" w:author="Bobay, Luke Andrew" w:date="2026-08-28T11:51:00Z" w16du:dateUtc="2026-08-28T18:51:00Z">
+      <w:del w:id="145" w:author="Bobay, Luke Andrew" w:date="2026-08-28T11:51:00Z" w16du:dateUtc="2026-08-28T18:51:00Z">
         <w:r>
           <w:delText>providing an adaptive advantage in</w:delText>
         </w:r>
       </w:del>
-      <w:del w:id="144" w:author="Bobay, Luke Andrew" w:date="2026-08-28T11:53:00Z" w16du:dateUtc="2026-08-28T18:53:00Z">
+      <w:del w:id="146" w:author="Bobay, Luke Andrew" w:date="2026-08-28T11:53:00Z" w16du:dateUtc="2026-08-28T18:53:00Z">
         <w:r>
           <w:delText xml:space="preserve"> predator avoidance</w:delText>
         </w:r>
       </w:del>
-      <w:del w:id="145" w:author="Bobay, Luke Andrew" w:date="2026-08-28T11:48:00Z" w16du:dateUtc="2026-08-28T18:48:00Z">
+      <w:del w:id="147" w:author="Bobay, Luke Andrew" w:date="2026-08-28T11:48:00Z" w16du:dateUtc="2026-08-28T18:48:00Z">
         <w:r>
           <w:delText>;</w:delText>
         </w:r>
       </w:del>
-      <w:del w:id="146" w:author="Bobay, Luke Andrew" w:date="2026-08-28T11:53:00Z" w16du:dateUtc="2026-08-28T18:53:00Z">
+      <w:del w:id="148" w:author="Bobay, Luke Andrew" w:date="2026-08-28T11:53:00Z" w16du:dateUtc="2026-08-28T18:53:00Z">
         <w:r>
           <w:delText xml:space="preserve"> light and temperature optimization</w:delText>
         </w:r>
       </w:del>
-      <w:del w:id="147" w:author="Bobay, Luke Andrew" w:date="2026-08-28T11:48:00Z" w16du:dateUtc="2026-08-28T18:48:00Z">
+      <w:del w:id="149" w:author="Bobay, Luke Andrew" w:date="2026-08-28T11:48:00Z" w16du:dateUtc="2026-08-28T18:48:00Z">
         <w:r>
           <w:delText>;</w:delText>
         </w:r>
       </w:del>
-      <w:del w:id="148" w:author="Bobay, Luke Andrew" w:date="2026-08-28T11:53:00Z" w16du:dateUtc="2026-08-28T18:53:00Z">
+      <w:del w:id="150" w:author="Bobay, Luke Andrew" w:date="2026-08-28T11:53:00Z" w16du:dateUtc="2026-08-28T18:53:00Z">
         <w:r>
           <w:delText xml:space="preserve"> and prey abundance (Haldorson et al., 1993; Primo et al., 2012)</w:delText>
         </w:r>
       </w:del>
-      <w:ins w:id="149" w:author="Bobay, Luke Andrew" w:date="2026-08-28T11:53:00Z" w16du:dateUtc="2026-08-28T18:53:00Z">
+      <w:ins w:id="151" w:author="Bobay, Luke Andrew" w:date="2026-08-28T11:53:00Z" w16du:dateUtc="2026-08-28T18:53:00Z">
         <w:r>
           <w:t xml:space="preserve">which may </w:t>
         </w:r>
       </w:ins>
-      <w:ins w:id="150" w:author="Bobay, Luke Andrew" w:date="2026-08-28T11:54:00Z" w16du:dateUtc="2026-08-28T18:54:00Z">
+      <w:ins w:id="152" w:author="Bobay, Luke Andrew" w:date="2026-08-28T11:54:00Z" w16du:dateUtc="2026-08-28T18:54:00Z">
         <w:r>
           <w:t xml:space="preserve">contribute to subdaily </w:t>
         </w:r>
       </w:ins>
-      <w:ins w:id="151" w:author="Bobay, Luke Andrew" w:date="2026-08-28T11:55:00Z" w16du:dateUtc="2026-08-28T18:55:00Z">
+      <w:ins w:id="153" w:author="Bobay, Luke Andrew" w:date="2026-08-28T11:55:00Z" w16du:dateUtc="2026-08-28T18:55:00Z">
         <w:r>
           <w:t>vertical variation in ichthyoplankton abundance and assemblage composition</w:t>
         </w:r>
@@ -1450,50 +1468,50 @@
       <w:r>
         <w:t xml:space="preserve">. Diel </w:t>
       </w:r>
-      <w:del w:id="152" w:author="Bobay, Luke Andrew" w:date="2026-08-28T13:29:00Z" w16du:dateUtc="2026-08-28T20:29:00Z">
+      <w:del w:id="154" w:author="Bobay, Luke Andrew" w:date="2026-08-28T13:29:00Z" w16du:dateUtc="2026-08-28T20:29:00Z">
         <w:r>
           <w:delText xml:space="preserve">effects </w:delText>
         </w:r>
       </w:del>
-      <w:ins w:id="153" w:author="Bobay, Luke Andrew" w:date="2026-08-28T13:29:00Z" w16du:dateUtc="2026-08-28T20:29:00Z">
+      <w:ins w:id="155" w:author="Bobay, Luke Andrew" w:date="2026-08-28T13:29:00Z" w16du:dateUtc="2026-08-28T20:29:00Z">
         <w:r>
           <w:t>variation</w:t>
         </w:r>
       </w:ins>
-      <w:ins w:id="154" w:author="Bobay, Luke Andrew" w:date="2026-08-28T13:30:00Z" w16du:dateUtc="2026-08-28T20:30:00Z">
+      <w:ins w:id="156" w:author="Bobay, Luke Andrew" w:date="2026-08-28T13:30:00Z" w16du:dateUtc="2026-08-28T20:30:00Z">
         <w:r>
           <w:t xml:space="preserve"> in ichthyoplankton abundance and assemblage composition</w:t>
         </w:r>
       </w:ins>
-      <w:ins w:id="155" w:author="Bobay, Luke Andrew" w:date="2026-08-28T13:29:00Z" w16du:dateUtc="2026-08-28T20:29:00Z">
+      <w:ins w:id="157" w:author="Bobay, Luke Andrew" w:date="2026-08-28T13:29:00Z" w16du:dateUtc="2026-08-28T20:29:00Z">
         <w:r>
           <w:t xml:space="preserve"> </w:t>
         </w:r>
       </w:ins>
-      <w:del w:id="156" w:author="Bobay, Luke Andrew" w:date="2026-08-28T13:30:00Z" w16du:dateUtc="2026-08-28T20:30:00Z">
+      <w:del w:id="158" w:author="Bobay, Luke Andrew" w:date="2026-08-28T13:30:00Z" w16du:dateUtc="2026-08-28T20:30:00Z">
         <w:r>
           <w:delText xml:space="preserve">such as migration and </w:delText>
         </w:r>
-        <w:commentRangeStart w:id="157"/>
+        <w:commentRangeStart w:id="159"/>
         <w:r>
           <w:delText xml:space="preserve">visual net avoidance </w:delText>
         </w:r>
       </w:del>
-      <w:commentRangeEnd w:id="157"/>
+      <w:commentRangeEnd w:id="159"/>
       <w:r>
         <w:rPr>
           <w:rStyle w:val="CommentReference"/>
           <w:sz w:val="24"/>
           <w:szCs w:val="24"/>
         </w:rPr>
-        <w:commentReference w:id="157"/>
-      </w:r>
-      <w:del w:id="158" w:author="Bobay, Luke Andrew" w:date="2026-08-28T13:30:00Z" w16du:dateUtc="2026-08-28T20:30:00Z">
+        <w:commentReference w:id="159"/>
+      </w:r>
+      <w:del w:id="160" w:author="Bobay, Luke Andrew" w:date="2026-08-28T13:30:00Z" w16du:dateUtc="2026-08-28T20:30:00Z">
         <w:r>
           <w:delText>are</w:delText>
         </w:r>
       </w:del>
-      <w:ins w:id="159" w:author="Bobay, Luke Andrew" w:date="2026-08-28T13:30:00Z" w16du:dateUtc="2026-08-28T20:30:00Z">
+      <w:ins w:id="161" w:author="Bobay, Luke Andrew" w:date="2026-08-28T13:30:00Z" w16du:dateUtc="2026-08-28T20:30:00Z">
         <w:r>
           <w:t>caused by DVM is</w:t>
         </w:r>
@@ -1501,17 +1519,17 @@
       <w:r>
         <w:t xml:space="preserve"> not accounted for, however, in common sampling schemes that are depth-integrated and </w:t>
       </w:r>
-      <w:del w:id="160" w:author="Bobay, Luke Andrew" w:date="2026-08-28T13:41:00Z" w16du:dateUtc="2026-08-28T20:41:00Z">
+      <w:del w:id="162" w:author="Bobay, Luke Andrew" w:date="2026-08-28T13:41:00Z" w16du:dateUtc="2026-08-28T20:41:00Z">
         <w:r>
           <w:delText>do not tow at multiple times of</w:delText>
         </w:r>
       </w:del>
-      <w:ins w:id="161" w:author="Bobay, Luke Andrew" w:date="2026-08-28T13:41:00Z" w16du:dateUtc="2026-08-28T20:41:00Z">
+      <w:ins w:id="163" w:author="Bobay, Luke Andrew" w:date="2026-08-28T13:41:00Z" w16du:dateUtc="2026-08-28T20:41:00Z">
         <w:r>
           <w:t xml:space="preserve">sample </w:t>
         </w:r>
       </w:ins>
-      <w:ins w:id="162" w:author="Bobay, Luke Andrew" w:date="2026-08-28T13:42:00Z" w16du:dateUtc="2026-08-28T20:42:00Z">
+      <w:ins w:id="164" w:author="Bobay, Luke Andrew" w:date="2026-08-28T13:42:00Z" w16du:dateUtc="2026-08-28T20:42:00Z">
         <w:r>
           <w:t>once during a</w:t>
         </w:r>
@@ -1519,22 +1537,22 @@
       <w:r>
         <w:t xml:space="preserve"> day</w:t>
       </w:r>
-      <w:ins w:id="163" w:author="Bobay, Luke Andrew" w:date="2026-08-28T13:55:00Z" w16du:dateUtc="2026-08-28T20:55:00Z">
+      <w:ins w:id="165" w:author="Bobay, Luke Andrew" w:date="2026-08-28T13:55:00Z" w16du:dateUtc="2026-08-28T20:55:00Z">
         <w:r>
           <w:t xml:space="preserve"> and, as a result, can </w:t>
         </w:r>
       </w:ins>
-      <w:ins w:id="164" w:author="Bobay, Luke Andrew" w:date="2026-08-28T13:56:00Z" w16du:dateUtc="2026-08-28T20:56:00Z">
+      <w:ins w:id="166" w:author="Bobay, Luke Andrew" w:date="2026-08-28T13:56:00Z" w16du:dateUtc="2026-08-28T20:56:00Z">
         <w:r>
           <w:t xml:space="preserve">be biased </w:t>
         </w:r>
       </w:ins>
-      <w:ins w:id="165" w:author="Bobay, Luke Andrew" w:date="2026-08-28T13:57:00Z" w16du:dateUtc="2026-08-28T20:57:00Z">
+      <w:ins w:id="167" w:author="Bobay, Luke Andrew" w:date="2026-08-28T13:57:00Z" w16du:dateUtc="2026-08-28T20:57:00Z">
         <w:r>
           <w:t>by DVM</w:t>
         </w:r>
       </w:ins>
-      <w:ins w:id="166" w:author="Bobay, Luke Andrew" w:date="2026-08-28T14:05:00Z" w16du:dateUtc="2026-08-28T21:05:00Z">
+      <w:ins w:id="168" w:author="Bobay, Luke Andrew" w:date="2026-08-28T14:05:00Z" w16du:dateUtc="2026-08-28T21:05:00Z">
         <w:r>
           <w:t xml:space="preserve"> </w:t>
         </w:r>
@@ -1554,12 +1572,12 @@
       <w:r>
         <w:fldChar w:fldCharType="end"/>
       </w:r>
-      <w:ins w:id="167" w:author="Bobay, Luke Andrew" w:date="2026-08-28T13:43:00Z" w16du:dateUtc="2026-08-28T20:43:00Z">
+      <w:ins w:id="169" w:author="Bobay, Luke Andrew" w:date="2026-08-28T13:43:00Z" w16du:dateUtc="2026-08-28T20:43:00Z">
         <w:r>
           <w:t xml:space="preserve">. We are not aware of </w:t>
         </w:r>
       </w:ins>
-      <w:ins w:id="168" w:author="Bobay, Luke Andrew" w:date="2026-08-28T13:44:00Z" w16du:dateUtc="2026-08-28T20:44:00Z">
+      <w:ins w:id="170" w:author="Bobay, Luke Andrew" w:date="2026-08-28T13:44:00Z" w16du:dateUtc="2026-08-28T20:44:00Z">
         <w:r>
           <w:t>any previous depth-stratified studies of ichthyoplankton abundance or assemblage composition during winter in the NCC</w:t>
         </w:r>
@@ -1567,24 +1585,24 @@
       <w:r>
         <w:t>.</w:t>
       </w:r>
-      <w:commentRangeEnd w:id="72"/>
+      <w:commentRangeEnd w:id="74"/>
       <w:r>
         <w:rPr>
           <w:rStyle w:val="CommentReference"/>
           <w:sz w:val="24"/>
           <w:szCs w:val="24"/>
         </w:rPr>
-        <w:commentReference w:id="72"/>
+        <w:commentReference w:id="74"/>
       </w:r>
       <w:r>
         <w:t xml:space="preserve"> </w:t>
       </w:r>
-      <w:ins w:id="169" w:author="Bobay, Luke Andrew" w:date="2026-08-28T13:45:00Z" w16du:dateUtc="2026-08-28T20:45:00Z">
+      <w:ins w:id="171" w:author="Bobay, Luke Andrew" w:date="2026-08-28T13:45:00Z" w16du:dateUtc="2026-08-28T20:45:00Z">
         <w:r>
           <w:t xml:space="preserve">Consequently, </w:t>
         </w:r>
       </w:ins>
-      <w:ins w:id="170" w:author="Bobay, Luke Andrew" w:date="2026-08-28T13:58:00Z" w16du:dateUtc="2026-08-28T20:58:00Z">
+      <w:ins w:id="172" w:author="Bobay, Luke Andrew" w:date="2026-08-28T13:58:00Z" w16du:dateUtc="2026-08-28T20:58:00Z">
         <w:r>
           <w:t xml:space="preserve">the degree of vertical variation in </w:t>
         </w:r>
@@ -1592,64 +1610,64 @@
           <w:t xml:space="preserve">ichthyoplankton abundance and assemblage composition during winter, the time of greatest larval fish abundance and diversity in this region, </w:t>
         </w:r>
       </w:ins>
-      <w:ins w:id="171" w:author="Bobay, Luke Andrew" w:date="2026-08-28T13:45:00Z" w16du:dateUtc="2026-08-28T20:45:00Z">
+      <w:ins w:id="173" w:author="Bobay, Luke Andrew" w:date="2026-08-28T13:45:00Z" w16du:dateUtc="2026-08-28T20:45:00Z">
         <w:r>
           <w:t>is unknown</w:t>
         </w:r>
       </w:ins>
-      <w:ins w:id="172" w:author="Bobay, Luke Andrew" w:date="2026-08-28T14:01:00Z" w16du:dateUtc="2026-08-28T21:01:00Z">
+      <w:ins w:id="174" w:author="Bobay, Luke Andrew" w:date="2026-08-28T14:01:00Z" w16du:dateUtc="2026-08-28T21:01:00Z">
         <w:r>
           <w:t>. Similarly,</w:t>
         </w:r>
       </w:ins>
-      <w:ins w:id="173" w:author="Bobay, Luke Andrew" w:date="2026-08-28T13:58:00Z" w16du:dateUtc="2026-08-28T20:58:00Z">
+      <w:ins w:id="175" w:author="Bobay, Luke Andrew" w:date="2026-08-28T13:58:00Z" w16du:dateUtc="2026-08-28T20:58:00Z">
         <w:r>
           <w:t xml:space="preserve"> </w:t>
         </w:r>
       </w:ins>
-      <w:ins w:id="174" w:author="Bobay, Luke Andrew" w:date="2026-08-28T14:03:00Z" w16du:dateUtc="2026-08-28T21:03:00Z">
+      <w:ins w:id="176" w:author="Bobay, Luke Andrew" w:date="2026-08-28T14:03:00Z" w16du:dateUtc="2026-08-28T21:03:00Z">
         <w:r>
           <w:t>the degree to which</w:t>
         </w:r>
       </w:ins>
-      <w:ins w:id="175" w:author="Bobay, Luke Andrew" w:date="2026-08-28T13:46:00Z" w16du:dateUtc="2026-08-28T20:46:00Z">
+      <w:ins w:id="177" w:author="Bobay, Luke Andrew" w:date="2026-08-28T13:46:00Z" w16du:dateUtc="2026-08-28T20:46:00Z">
         <w:r>
           <w:t xml:space="preserve"> </w:t>
         </w:r>
       </w:ins>
-      <w:ins w:id="176" w:author="Bobay, Luke Andrew" w:date="2026-08-28T13:50:00Z" w16du:dateUtc="2026-08-28T20:50:00Z">
+      <w:ins w:id="178" w:author="Bobay, Luke Andrew" w:date="2026-08-28T13:50:00Z" w16du:dateUtc="2026-08-28T20:50:00Z">
         <w:r>
           <w:t>the limited research o</w:t>
         </w:r>
       </w:ins>
-      <w:ins w:id="177" w:author="Bobay, Luke Andrew" w:date="2026-08-28T13:51:00Z" w16du:dateUtc="2026-08-28T20:51:00Z">
+      <w:ins w:id="179" w:author="Bobay, Luke Andrew" w:date="2026-08-28T13:51:00Z" w16du:dateUtc="2026-08-28T20:51:00Z">
         <w:r>
           <w:t xml:space="preserve">n environmental </w:t>
         </w:r>
       </w:ins>
-      <w:ins w:id="178" w:author="Bobay, Luke Andrew" w:date="2026-08-28T14:00:00Z" w16du:dateUtc="2026-08-28T21:00:00Z">
+      <w:ins w:id="180" w:author="Bobay, Luke Andrew" w:date="2026-08-28T14:00:00Z" w16du:dateUtc="2026-08-28T21:00:00Z">
         <w:r>
           <w:t>influences on</w:t>
         </w:r>
       </w:ins>
-      <w:ins w:id="179" w:author="Bobay, Luke Andrew" w:date="2026-08-28T14:03:00Z" w16du:dateUtc="2026-08-28T21:03:00Z">
+      <w:ins w:id="181" w:author="Bobay, Luke Andrew" w:date="2026-08-28T14:03:00Z" w16du:dateUtc="2026-08-28T21:03:00Z">
         <w:r>
           <w:t xml:space="preserve"> winter</w:t>
         </w:r>
       </w:ins>
-      <w:ins w:id="180" w:author="Bobay, Luke Andrew" w:date="2026-08-28T14:00:00Z" w16du:dateUtc="2026-08-28T21:00:00Z">
+      <w:ins w:id="182" w:author="Bobay, Luke Andrew" w:date="2026-08-28T14:00:00Z" w16du:dateUtc="2026-08-28T21:00:00Z">
         <w:r>
           <w:t xml:space="preserve"> ichthyoplankton assemblages is biased by DVM</w:t>
         </w:r>
       </w:ins>
-      <w:ins w:id="181" w:author="Bobay, Luke Andrew" w:date="2026-08-28T14:10:00Z" w16du:dateUtc="2026-08-28T21:10:00Z">
+      <w:ins w:id="183" w:author="Bobay, Luke Andrew" w:date="2026-08-28T14:10:00Z" w16du:dateUtc="2026-08-28T21:10:00Z">
         <w:r>
           <w:t xml:space="preserve"> is unknown.</w:t>
         </w:r>
       </w:ins>
-      <w:commentRangeStart w:id="182"/>
-      <w:commentRangeStart w:id="183"/>
-      <w:del w:id="184" w:author="Bobay, Luke Andrew" w:date="2026-08-28T14:00:00Z" w16du:dateUtc="2026-08-28T21:00:00Z">
+      <w:commentRangeStart w:id="184"/>
+      <w:commentRangeStart w:id="185"/>
+      <w:del w:id="186" w:author="Bobay, Luke Andrew" w:date="2026-08-28T14:00:00Z" w16du:dateUtc="2026-08-28T21:00:00Z">
         <w:r>
           <w:delText xml:space="preserve">What remains is a gap in the knowledge of </w:delText>
         </w:r>
@@ -1699,30 +1717,30 @@
       <w:r>
         <w:t>.</w:t>
       </w:r>
-      <w:commentRangeEnd w:id="182"/>
+      <w:commentRangeEnd w:id="184"/>
       <w:r>
         <w:rPr>
           <w:rStyle w:val="CommentReference"/>
           <w:sz w:val="24"/>
           <w:szCs w:val="24"/>
         </w:rPr>
-        <w:commentReference w:id="182"/>
-      </w:r>
-      <w:commentRangeEnd w:id="183"/>
+        <w:commentReference w:id="184"/>
+      </w:r>
+      <w:commentRangeEnd w:id="185"/>
       <w:r>
         <w:rPr>
           <w:rStyle w:val="CommentReference"/>
           <w:sz w:val="24"/>
           <w:szCs w:val="24"/>
         </w:rPr>
-        <w:commentReference w:id="183"/>
+        <w:commentReference w:id="185"/>
       </w:r>
     </w:p>
     <w:p>
       <w:r>
         <w:t>Using depth-discrete</w:t>
       </w:r>
-      <w:ins w:id="185" w:author="Bobay, Luke Andrew" w:date="2026-08-28T14:48:00Z" w16du:dateUtc="2026-08-28T21:48:00Z">
+      <w:ins w:id="187" w:author="Bobay, Luke Andrew" w:date="2026-08-28T14:48:00Z" w16du:dateUtc="2026-08-28T21:48:00Z">
         <w:r>
           <w:t xml:space="preserve"> winter</w:t>
         </w:r>
@@ -1730,7 +1748,7 @@
       <w:r>
         <w:t xml:space="preserve"> ichthyoplankton </w:t>
       </w:r>
-      <w:ins w:id="186" w:author="Bobay, Luke Andrew" w:date="2026-08-28T14:11:00Z" w16du:dateUtc="2026-08-28T21:11:00Z">
+      <w:ins w:id="188" w:author="Bobay, Luke Andrew" w:date="2026-08-28T14:11:00Z" w16du:dateUtc="2026-08-28T21:11:00Z">
         <w:r>
           <w:t xml:space="preserve">abundance </w:t>
         </w:r>
@@ -1738,37 +1756,37 @@
       <w:r>
         <w:t>data</w:t>
       </w:r>
-      <w:del w:id="187" w:author="Bobay, Luke Andrew" w:date="2026-08-28T14:49:00Z" w16du:dateUtc="2026-08-28T21:49:00Z">
+      <w:del w:id="189" w:author="Bobay, Luke Andrew" w:date="2026-08-28T14:49:00Z" w16du:dateUtc="2026-08-28T21:49:00Z">
         <w:r>
           <w:delText xml:space="preserve"> </w:delText>
         </w:r>
       </w:del>
-      <w:del w:id="188" w:author="Bobay, Luke Andrew" w:date="2026-08-28T14:11:00Z" w16du:dateUtc="2026-08-28T21:11:00Z">
+      <w:del w:id="190" w:author="Bobay, Luke Andrew" w:date="2026-08-28T14:11:00Z" w16du:dateUtc="2026-08-28T21:11:00Z">
         <w:r>
           <w:delText xml:space="preserve">sampled </w:delText>
         </w:r>
       </w:del>
-      <w:del w:id="189" w:author="Bobay, Luke Andrew" w:date="2026-08-28T14:49:00Z" w16du:dateUtc="2026-08-28T21:49:00Z">
+      <w:del w:id="191" w:author="Bobay, Luke Andrew" w:date="2026-08-28T14:49:00Z" w16du:dateUtc="2026-08-28T21:49:00Z">
         <w:r>
           <w:delText xml:space="preserve">on four two-week cruises across the </w:delText>
         </w:r>
       </w:del>
-      <w:del w:id="190" w:author="Bobay, Luke Andrew" w:date="2026-08-28T14:11:00Z" w16du:dateUtc="2026-08-28T21:11:00Z">
+      <w:del w:id="192" w:author="Bobay, Luke Andrew" w:date="2026-08-28T14:11:00Z" w16du:dateUtc="2026-08-28T21:11:00Z">
         <w:r>
           <w:delText>northern California Current system</w:delText>
         </w:r>
       </w:del>
-      <w:del w:id="191" w:author="Bobay, Luke Andrew" w:date="2026-08-28T14:49:00Z" w16du:dateUtc="2026-08-28T21:49:00Z">
+      <w:del w:id="193" w:author="Bobay, Luke Andrew" w:date="2026-08-28T14:49:00Z" w16du:dateUtc="2026-08-28T21:49:00Z">
         <w:r>
           <w:delText xml:space="preserve"> (41–47°N) during winter 2018</w:delText>
         </w:r>
       </w:del>
-      <w:del w:id="192" w:author="Bobay, Luke Andrew" w:date="2026-08-28T14:17:00Z" w16du:dateUtc="2026-08-28T21:17:00Z">
+      <w:del w:id="194" w:author="Bobay, Luke Andrew" w:date="2026-08-28T14:17:00Z" w16du:dateUtc="2026-08-28T21:17:00Z">
         <w:r>
           <w:delText>–</w:delText>
         </w:r>
       </w:del>
-      <w:del w:id="193" w:author="Bobay, Luke Andrew" w:date="2026-08-28T14:49:00Z" w16du:dateUtc="2026-08-28T21:49:00Z">
+      <w:del w:id="195" w:author="Bobay, Luke Andrew" w:date="2026-08-28T14:49:00Z" w16du:dateUtc="2026-08-28T21:49:00Z">
         <w:r>
           <w:delText>2023</w:delText>
         </w:r>
@@ -1776,107 +1794,107 @@
       <w:r>
         <w:t>, we</w:t>
       </w:r>
-      <w:del w:id="194" w:author="Bobay, Luke Andrew" w:date="2026-08-28T14:20:00Z" w16du:dateUtc="2026-08-28T21:20:00Z">
+      <w:del w:id="196" w:author="Bobay, Luke Andrew" w:date="2026-08-28T14:20:00Z" w16du:dateUtc="2026-08-28T21:20:00Z">
         <w:r>
           <w:delText xml:space="preserve"> </w:delText>
         </w:r>
       </w:del>
-      <w:del w:id="195" w:author="Bobay, Luke Andrew" w:date="2026-08-28T14:18:00Z" w16du:dateUtc="2026-08-28T21:18:00Z">
+      <w:del w:id="197" w:author="Bobay, Luke Andrew" w:date="2026-08-28T14:18:00Z" w16du:dateUtc="2026-08-28T21:18:00Z">
         <w:r>
           <w:delText>investigated the LFC</w:delText>
         </w:r>
       </w:del>
-      <w:del w:id="196" w:author="Bobay, Luke Andrew" w:date="2026-08-28T14:20:00Z" w16du:dateUtc="2026-08-28T21:20:00Z">
+      <w:del w:id="198" w:author="Bobay, Luke Andrew" w:date="2026-08-28T14:20:00Z" w16du:dateUtc="2026-08-28T21:20:00Z">
         <w:r>
           <w:delText xml:space="preserve"> to </w:delText>
         </w:r>
       </w:del>
-      <w:del w:id="197" w:author="Bobay, Luke Andrew" w:date="2026-08-28T14:19:00Z" w16du:dateUtc="2026-08-28T21:19:00Z">
+      <w:del w:id="199" w:author="Bobay, Luke Andrew" w:date="2026-08-28T14:19:00Z" w16du:dateUtc="2026-08-28T21:19:00Z">
         <w:r>
           <w:delText>characterize assemblages and identify factors influencing the composition thereof</w:delText>
         </w:r>
       </w:del>
-      <w:ins w:id="198" w:author="Bobay, Luke Andrew" w:date="2026-08-28T14:21:00Z" w16du:dateUtc="2026-08-28T21:21:00Z">
+      <w:ins w:id="200" w:author="Bobay, Luke Andrew" w:date="2026-08-28T14:21:00Z" w16du:dateUtc="2026-08-28T21:21:00Z">
         <w:r>
           <w:t xml:space="preserve"> </w:t>
         </w:r>
       </w:ins>
-      <w:ins w:id="199" w:author="Bobay, Luke Andrew" w:date="2026-08-28T14:22:00Z" w16du:dateUtc="2026-08-28T21:22:00Z">
+      <w:ins w:id="201" w:author="Bobay, Luke Andrew" w:date="2026-08-28T14:22:00Z" w16du:dateUtc="2026-08-28T21:22:00Z">
         <w:r>
           <w:t>(</w:t>
         </w:r>
       </w:ins>
-      <w:ins w:id="200" w:author="Bobay, Luke Andrew" w:date="2026-08-28T14:21:00Z" w16du:dateUtc="2026-08-28T21:21:00Z">
+      <w:ins w:id="202" w:author="Bobay, Luke Andrew" w:date="2026-08-28T14:21:00Z" w16du:dateUtc="2026-08-28T21:21:00Z">
         <w:r>
           <w:t>1) characterize</w:t>
         </w:r>
       </w:ins>
-      <w:ins w:id="201" w:author="Bobay, Luke Andrew" w:date="2026-08-28T14:26:00Z" w16du:dateUtc="2026-08-28T21:26:00Z">
+      <w:ins w:id="203" w:author="Bobay, Luke Andrew" w:date="2026-08-28T14:26:00Z" w16du:dateUtc="2026-08-28T21:26:00Z">
         <w:r>
           <w:t>d</w:t>
         </w:r>
       </w:ins>
-      <w:ins w:id="202" w:author="Bobay, Luke Andrew" w:date="2026-08-28T14:21:00Z" w16du:dateUtc="2026-08-28T21:21:00Z">
+      <w:ins w:id="204" w:author="Bobay, Luke Andrew" w:date="2026-08-28T14:21:00Z" w16du:dateUtc="2026-08-28T21:21:00Z">
         <w:r>
           <w:t xml:space="preserve"> winter ichthyoplankton assemblages</w:t>
         </w:r>
       </w:ins>
-      <w:ins w:id="203" w:author="Bobay, Luke Andrew" w:date="2026-08-28T14:49:00Z" w16du:dateUtc="2026-08-28T21:49:00Z">
+      <w:ins w:id="205" w:author="Bobay, Luke Andrew" w:date="2026-08-28T14:49:00Z" w16du:dateUtc="2026-08-28T21:49:00Z">
         <w:r>
           <w:t xml:space="preserve"> of the NCC</w:t>
         </w:r>
       </w:ins>
-      <w:ins w:id="204" w:author="Bobay, Luke Andrew" w:date="2026-08-28T14:21:00Z" w16du:dateUtc="2026-08-28T21:21:00Z">
+      <w:ins w:id="206" w:author="Bobay, Luke Andrew" w:date="2026-08-28T14:21:00Z" w16du:dateUtc="2026-08-28T21:21:00Z">
         <w:r>
           <w:t xml:space="preserve">, </w:t>
         </w:r>
       </w:ins>
-      <w:ins w:id="205" w:author="Bobay, Luke Andrew" w:date="2026-08-28T14:22:00Z" w16du:dateUtc="2026-08-28T21:22:00Z">
+      <w:ins w:id="207" w:author="Bobay, Luke Andrew" w:date="2026-08-28T14:22:00Z" w16du:dateUtc="2026-08-28T21:22:00Z">
         <w:r>
           <w:t>(</w:t>
         </w:r>
       </w:ins>
-      <w:ins w:id="206" w:author="Bobay, Luke Andrew" w:date="2026-08-28T14:21:00Z" w16du:dateUtc="2026-08-28T21:21:00Z">
+      <w:ins w:id="208" w:author="Bobay, Luke Andrew" w:date="2026-08-28T14:21:00Z" w16du:dateUtc="2026-08-28T21:21:00Z">
         <w:r>
           <w:t xml:space="preserve">2) </w:t>
         </w:r>
       </w:ins>
-      <w:ins w:id="207" w:author="Bobay, Luke Andrew" w:date="2026-08-28T14:23:00Z" w16du:dateUtc="2026-08-28T21:23:00Z">
+      <w:ins w:id="209" w:author="Bobay, Luke Andrew" w:date="2026-08-28T14:23:00Z" w16du:dateUtc="2026-08-28T21:23:00Z">
         <w:r>
           <w:t>use</w:t>
         </w:r>
       </w:ins>
-      <w:ins w:id="208" w:author="Bobay, Luke Andrew" w:date="2026-08-28T14:26:00Z" w16du:dateUtc="2026-08-28T21:26:00Z">
+      <w:ins w:id="210" w:author="Bobay, Luke Andrew" w:date="2026-08-28T14:26:00Z" w16du:dateUtc="2026-08-28T21:26:00Z">
         <w:r>
           <w:t>d</w:t>
         </w:r>
       </w:ins>
-      <w:ins w:id="209" w:author="Bobay, Luke Andrew" w:date="2026-08-28T14:23:00Z" w16du:dateUtc="2026-08-28T21:23:00Z">
+      <w:ins w:id="211" w:author="Bobay, Luke Andrew" w:date="2026-08-28T14:23:00Z" w16du:dateUtc="2026-08-28T21:23:00Z">
         <w:r>
           <w:t xml:space="preserve"> fine-scale spatiotemporal and environmental factors to explain variation in winter ichthyoplankton assemblage composition</w:t>
         </w:r>
       </w:ins>
-      <w:ins w:id="210" w:author="Bobay, Luke Andrew" w:date="2026-08-28T14:24:00Z" w16du:dateUtc="2026-08-28T21:24:00Z">
+      <w:ins w:id="212" w:author="Bobay, Luke Andrew" w:date="2026-08-28T14:24:00Z" w16du:dateUtc="2026-08-28T21:24:00Z">
         <w:r>
           <w:t xml:space="preserve">, and (3) </w:t>
         </w:r>
       </w:ins>
-      <w:ins w:id="211" w:author="Bobay, Luke Andrew" w:date="2026-08-28T14:26:00Z" w16du:dateUtc="2026-08-28T21:26:00Z">
+      <w:ins w:id="213" w:author="Bobay, Luke Andrew" w:date="2026-08-28T14:26:00Z" w16du:dateUtc="2026-08-28T21:26:00Z">
         <w:r>
           <w:t xml:space="preserve">examined </w:t>
         </w:r>
       </w:ins>
-      <w:ins w:id="212" w:author="Bobay, Luke Andrew" w:date="2026-08-28T14:27:00Z" w16du:dateUtc="2026-08-28T21:27:00Z">
+      <w:ins w:id="214" w:author="Bobay, Luke Andrew" w:date="2026-08-28T14:27:00Z" w16du:dateUtc="2026-08-28T21:27:00Z">
         <w:r>
           <w:t xml:space="preserve">taxon-specific </w:t>
         </w:r>
       </w:ins>
-      <w:ins w:id="213" w:author="Bobay, Luke Andrew" w:date="2026-08-28T14:28:00Z" w16du:dateUtc="2026-08-28T21:28:00Z">
+      <w:ins w:id="215" w:author="Bobay, Luke Andrew" w:date="2026-08-28T14:28:00Z" w16du:dateUtc="2026-08-28T21:28:00Z">
         <w:r>
           <w:t xml:space="preserve">diel variation in vertical abundance </w:t>
         </w:r>
       </w:ins>
-      <w:ins w:id="214" w:author="Bobay, Luke Andrew" w:date="2026-08-28T14:29:00Z" w16du:dateUtc="2026-08-28T21:29:00Z">
+      <w:ins w:id="216" w:author="Bobay, Luke Andrew" w:date="2026-08-28T14:29:00Z" w16du:dateUtc="2026-08-28T21:29:00Z">
         <w:r>
           <w:t>distribution</w:t>
         </w:r>
@@ -1884,8 +1902,8 @@
       <w:r>
         <w:t xml:space="preserve">. </w:t>
       </w:r>
-      <w:commentRangeStart w:id="215"/>
-      <w:del w:id="216" w:author="Bobay, Luke Andrew" w:date="2026-08-28T14:30:00Z" w16du:dateUtc="2026-08-28T21:30:00Z">
+      <w:commentRangeStart w:id="217"/>
+      <w:del w:id="218" w:author="Bobay, Luke Andrew" w:date="2026-08-28T14:30:00Z" w16du:dateUtc="2026-08-28T21:30:00Z">
         <w:r>
           <w:delText xml:space="preserve">We expect larval assemblages to cluster according to adult </w:delText>
         </w:r>
@@ -1894,41 +1912,41 @@
           <w:delText>habitat affinity with distinct taxonomic and spatial communities. Additionally, we expect significant effects of spatiotemporal and environmental variables—such as latitude, temperature, dissolved oxygen, seafloor depth, productivity, time of day, and salinity—on the clustering of the LFC</w:delText>
         </w:r>
       </w:del>
-      <w:commentRangeEnd w:id="215"/>
+      <w:commentRangeEnd w:id="217"/>
       <w:r>
         <w:rPr>
           <w:rStyle w:val="CommentReference"/>
           <w:sz w:val="24"/>
           <w:szCs w:val="24"/>
         </w:rPr>
-        <w:commentReference w:id="215"/>
-      </w:r>
-      <w:del w:id="217" w:author="Bobay, Luke Andrew" w:date="2026-08-28T14:30:00Z" w16du:dateUtc="2026-08-28T21:30:00Z">
+        <w:commentReference w:id="217"/>
+      </w:r>
+      <w:del w:id="219" w:author="Bobay, Luke Andrew" w:date="2026-08-28T14:30:00Z" w16du:dateUtc="2026-08-28T21:30:00Z">
         <w:r>
           <w:delText xml:space="preserve">. </w:delText>
         </w:r>
       </w:del>
-      <w:del w:id="218" w:author="Bobay, Luke Andrew" w:date="2026-08-28T14:32:00Z" w16du:dateUtc="2026-08-28T21:32:00Z">
+      <w:del w:id="220" w:author="Bobay, Luke Andrew" w:date="2026-08-28T14:32:00Z" w16du:dateUtc="2026-08-28T21:32:00Z">
         <w:r>
           <w:delText>Establishing how larval fish aggregate during the winter and what factors contribute to the composition of each assemblage could provide a baseline for future studies on the changing NCC ecosystem while also aiding</w:delText>
         </w:r>
       </w:del>
-      <w:ins w:id="219" w:author="Bobay, Luke Andrew" w:date="2026-08-28T14:32:00Z" w16du:dateUtc="2026-08-28T21:32:00Z">
+      <w:ins w:id="221" w:author="Bobay, Luke Andrew" w:date="2026-08-28T14:32:00Z" w16du:dateUtc="2026-08-28T21:32:00Z">
         <w:r>
           <w:t xml:space="preserve">The results of this study will </w:t>
         </w:r>
       </w:ins>
-      <w:del w:id="220" w:author="Bobay, Luke Andrew" w:date="2026-08-28T14:32:00Z" w16du:dateUtc="2026-08-28T21:32:00Z">
+      <w:del w:id="222" w:author="Bobay, Luke Andrew" w:date="2026-08-28T14:32:00Z" w16du:dateUtc="2026-08-28T21:32:00Z">
         <w:r>
           <w:delText xml:space="preserve"> in </w:delText>
         </w:r>
       </w:del>
-      <w:ins w:id="221" w:author="Bobay, Luke Andrew" w:date="2026-08-28T14:32:00Z" w16du:dateUtc="2026-08-28T21:32:00Z">
+      <w:ins w:id="223" w:author="Bobay, Luke Andrew" w:date="2026-08-28T14:32:00Z" w16du:dateUtc="2026-08-28T21:32:00Z">
         <w:r>
           <w:t>support</w:t>
         </w:r>
       </w:ins>
-      <w:ins w:id="222" w:author="Bobay, Luke Andrew" w:date="2026-08-28T14:33:00Z" w16du:dateUtc="2026-08-28T21:33:00Z">
+      <w:ins w:id="224" w:author="Bobay, Luke Andrew" w:date="2026-08-28T14:33:00Z" w16du:dateUtc="2026-08-28T21:33:00Z">
         <w:r>
           <w:t xml:space="preserve"> </w:t>
         </w:r>
@@ -1936,7 +1954,7 @@
       <w:r>
         <w:t>prediction</w:t>
       </w:r>
-      <w:del w:id="223" w:author="Bobay, Luke Andrew" w:date="2026-08-28T14:32:00Z" w16du:dateUtc="2026-08-28T21:32:00Z">
+      <w:del w:id="225" w:author="Bobay, Luke Andrew" w:date="2026-08-28T14:32:00Z" w16du:dateUtc="2026-08-28T21:32:00Z">
         <w:r>
           <w:delText>s</w:delText>
         </w:r>
@@ -1944,12 +1962,12 @@
       <w:r>
         <w:t xml:space="preserve"> of </w:t>
       </w:r>
-      <w:del w:id="224" w:author="Bobay, Luke Andrew" w:date="2026-08-28T14:35:00Z" w16du:dateUtc="2026-08-28T21:35:00Z">
+      <w:del w:id="226" w:author="Bobay, Luke Andrew" w:date="2026-08-28T14:35:00Z" w16du:dateUtc="2026-08-28T21:35:00Z">
         <w:r>
           <w:delText>winter-spawning fish</w:delText>
         </w:r>
       </w:del>
-      <w:ins w:id="225" w:author="Bobay, Luke Andrew" w:date="2026-08-28T14:35:00Z" w16du:dateUtc="2026-08-28T21:35:00Z">
+      <w:ins w:id="227" w:author="Bobay, Luke Andrew" w:date="2026-08-28T14:35:00Z" w16du:dateUtc="2026-08-28T21:35:00Z">
         <w:r>
           <w:t>larval</w:t>
         </w:r>
@@ -1957,7 +1975,7 @@
       <w:r>
         <w:t xml:space="preserve"> abundance </w:t>
       </w:r>
-      <w:ins w:id="226" w:author="Bobay, Luke Andrew" w:date="2026-08-28T14:36:00Z" w16du:dateUtc="2026-08-28T21:36:00Z">
+      <w:ins w:id="228" w:author="Bobay, Luke Andrew" w:date="2026-08-28T14:36:00Z" w16du:dateUtc="2026-08-28T21:36:00Z">
         <w:r>
           <w:t xml:space="preserve">of </w:t>
         </w:r>
@@ -1965,7 +1983,7 @@
       <w:r>
         <w:t xml:space="preserve">and </w:t>
       </w:r>
-      <w:del w:id="227" w:author="Bobay, Luke Andrew" w:date="2026-08-28T14:35:00Z" w16du:dateUtc="2026-08-28T21:35:00Z">
+      <w:del w:id="229" w:author="Bobay, Luke Andrew" w:date="2026-08-28T14:35:00Z" w16du:dateUtc="2026-08-28T21:35:00Z">
         <w:r>
           <w:delText xml:space="preserve">the </w:delText>
         </w:r>
@@ -1973,7 +1991,7 @@
       <w:r>
         <w:t xml:space="preserve">recruitment </w:t>
       </w:r>
-      <w:ins w:id="228" w:author="Bobay, Luke Andrew" w:date="2026-08-28T14:36:00Z" w16du:dateUtc="2026-08-28T21:36:00Z">
+      <w:ins w:id="230" w:author="Bobay, Luke Andrew" w:date="2026-08-28T14:36:00Z" w16du:dateUtc="2026-08-28T21:36:00Z">
         <w:r>
           <w:t xml:space="preserve">to adult populations </w:t>
         </w:r>
@@ -1981,32 +1999,32 @@
       <w:r>
         <w:t xml:space="preserve">of </w:t>
       </w:r>
-      <w:del w:id="229" w:author="Bobay, Luke Andrew" w:date="2026-08-28T14:36:00Z" w16du:dateUtc="2026-08-28T21:36:00Z">
+      <w:del w:id="231" w:author="Bobay, Luke Andrew" w:date="2026-08-28T14:36:00Z" w16du:dateUtc="2026-08-28T21:36:00Z">
         <w:r>
           <w:delText>the important fisheries species that prey on them</w:delText>
         </w:r>
       </w:del>
-      <w:ins w:id="230" w:author="Bobay, Luke Andrew" w:date="2026-08-28T14:36:00Z" w16du:dateUtc="2026-08-28T21:36:00Z">
+      <w:ins w:id="232" w:author="Bobay, Luke Andrew" w:date="2026-08-28T14:36:00Z" w16du:dateUtc="2026-08-28T21:36:00Z">
         <w:r>
           <w:t>winter-spawning fish</w:t>
         </w:r>
       </w:ins>
-      <w:ins w:id="231" w:author="Bobay, Luke Andrew" w:date="2026-08-28T14:39:00Z" w16du:dateUtc="2026-08-28T21:39:00Z">
+      <w:ins w:id="233" w:author="Bobay, Luke Andrew" w:date="2026-08-28T14:39:00Z" w16du:dateUtc="2026-08-28T21:39:00Z">
         <w:r>
           <w:t xml:space="preserve"> </w:t>
         </w:r>
       </w:ins>
-      <w:ins w:id="232" w:author="Bobay, Luke Andrew" w:date="2026-08-28T14:40:00Z" w16du:dateUtc="2026-08-28T21:40:00Z">
+      <w:ins w:id="234" w:author="Bobay, Luke Andrew" w:date="2026-08-28T14:40:00Z" w16du:dateUtc="2026-08-28T21:40:00Z">
         <w:r>
           <w:t xml:space="preserve">and </w:t>
         </w:r>
       </w:ins>
-      <w:ins w:id="233" w:author="Bobay, Luke Andrew" w:date="2026-08-28T14:41:00Z" w16du:dateUtc="2026-08-28T21:41:00Z">
+      <w:ins w:id="235" w:author="Bobay, Luke Andrew" w:date="2026-08-28T14:41:00Z" w16du:dateUtc="2026-08-28T21:41:00Z">
         <w:r>
           <w:t>reveal potential diel biases in</w:t>
         </w:r>
       </w:ins>
-      <w:ins w:id="234" w:author="Bobay, Luke Andrew" w:date="2026-08-28T14:42:00Z" w16du:dateUtc="2026-08-28T21:42:00Z">
+      <w:ins w:id="236" w:author="Bobay, Luke Andrew" w:date="2026-08-28T14:42:00Z" w16du:dateUtc="2026-08-28T21:42:00Z">
         <w:r>
           <w:t xml:space="preserve"> estimates of the abundance of larval fishes</w:t>
         </w:r>
@@ -2045,25 +2063,25 @@
     <w:p>
       <w:pPr>
         <w:rPr>
-          <w:ins w:id="235" w:author="Bobay, Luke Andrew" w:date="2026-08-28T15:08:00Z" w16du:dateUtc="2026-08-28T22:08:00Z"/>
+          <w:ins w:id="237" w:author="Bobay, Luke Andrew" w:date="2026-08-28T15:08:00Z" w16du:dateUtc="2026-08-28T22:08:00Z"/>
         </w:rPr>
       </w:pPr>
-      <w:del w:id="236" w:author="Bobay, Luke Andrew" w:date="2026-08-28T14:49:00Z" w16du:dateUtc="2026-08-28T21:49:00Z">
+      <w:del w:id="238" w:author="Bobay, Luke Andrew" w:date="2026-08-28T14:49:00Z" w16du:dateUtc="2026-08-28T21:49:00Z">
         <w:r>
           <w:delText>[add section text here]</w:delText>
         </w:r>
       </w:del>
-      <w:ins w:id="237" w:author="Bobay, Luke Andrew" w:date="2026-08-28T15:06:00Z" w16du:dateUtc="2026-08-28T22:06:00Z">
+      <w:ins w:id="239" w:author="Bobay, Luke Andrew" w:date="2026-08-28T15:06:00Z" w16du:dateUtc="2026-08-28T22:06:00Z">
         <w:r>
           <w:t>Field sampling took place</w:t>
         </w:r>
       </w:ins>
-      <w:ins w:id="238" w:author="Bobay, Luke Andrew" w:date="2026-08-28T14:50:00Z" w16du:dateUtc="2026-08-28T21:50:00Z">
+      <w:ins w:id="240" w:author="Bobay, Luke Andrew" w:date="2026-08-28T14:50:00Z" w16du:dateUtc="2026-08-28T21:50:00Z">
         <w:r>
           <w:t xml:space="preserve"> </w:t>
         </w:r>
       </w:ins>
-      <w:ins w:id="239" w:author="Bobay, Luke Andrew" w:date="2026-08-28T15:07:00Z" w16du:dateUtc="2026-08-28T22:07:00Z">
+      <w:ins w:id="241" w:author="Bobay, Luke Andrew" w:date="2026-08-28T15:07:00Z" w16du:dateUtc="2026-08-28T22:07:00Z">
         <w:r>
           <w:t>in the NCC (41–47°N)</w:t>
         </w:r>
@@ -2077,97 +2095,97 @@
           <w:t xml:space="preserve"> </w:t>
         </w:r>
       </w:ins>
-      <w:ins w:id="240" w:author="Bobay, Luke Andrew" w:date="2026-08-28T14:54:00Z" w16du:dateUtc="2026-08-28T21:54:00Z">
+      <w:ins w:id="242" w:author="Bobay, Luke Andrew" w:date="2026-08-28T14:54:00Z" w16du:dateUtc="2026-08-28T21:54:00Z">
         <w:r>
           <w:t>during Feb</w:t>
         </w:r>
       </w:ins>
-      <w:ins w:id="241" w:author="Bobay, Luke Andrew" w:date="2026-08-28T14:55:00Z" w16du:dateUtc="2026-08-28T21:55:00Z">
+      <w:ins w:id="243" w:author="Bobay, Luke Andrew" w:date="2026-08-28T14:55:00Z" w16du:dateUtc="2026-08-28T21:55:00Z">
         <w:r>
           <w:t>ruary 17</w:t>
         </w:r>
       </w:ins>
-      <w:ins w:id="242" w:author="Bobay, Luke Andrew" w:date="2026-08-28T14:56:00Z" w16du:dateUtc="2026-08-28T21:56:00Z">
+      <w:ins w:id="244" w:author="Bobay, Luke Andrew" w:date="2026-08-28T14:56:00Z" w16du:dateUtc="2026-08-28T21:56:00Z">
         <w:r>
           <w:t>–23, 2018; March 4–</w:t>
         </w:r>
       </w:ins>
-      <w:ins w:id="243" w:author="Bobay, Luke Andrew" w:date="2026-08-28T14:57:00Z" w16du:dateUtc="2026-08-28T21:57:00Z">
+      <w:ins w:id="245" w:author="Bobay, Luke Andrew" w:date="2026-08-28T14:57:00Z" w16du:dateUtc="2026-08-28T21:57:00Z">
         <w:r>
           <w:t xml:space="preserve">12, 2019; March 3–11, 2022; and </w:t>
         </w:r>
       </w:ins>
-      <w:ins w:id="244" w:author="Bobay, Luke Andrew" w:date="2026-08-28T14:58:00Z" w16du:dateUtc="2026-08-28T21:58:00Z">
+      <w:ins w:id="246" w:author="Bobay, Luke Andrew" w:date="2026-08-28T14:58:00Z" w16du:dateUtc="2026-08-28T21:58:00Z">
         <w:r>
           <w:t>February 17–26, 2023.</w:t>
         </w:r>
       </w:ins>
-      <w:ins w:id="245" w:author="Bobay, Luke Andrew" w:date="2026-08-28T15:01:00Z" w16du:dateUtc="2026-08-28T22:01:00Z">
+      <w:ins w:id="247" w:author="Bobay, Luke Andrew" w:date="2026-08-28T15:01:00Z" w16du:dateUtc="2026-08-28T22:01:00Z">
         <w:r>
           <w:t xml:space="preserve"> </w:t>
         </w:r>
       </w:ins>
-      <w:ins w:id="246" w:author="Bobay, Luke Andrew" w:date="2026-08-28T15:03:00Z" w16du:dateUtc="2026-08-28T22:03:00Z">
+      <w:ins w:id="248" w:author="Bobay, Luke Andrew" w:date="2026-08-28T15:03:00Z" w16du:dateUtc="2026-08-28T22:03:00Z">
         <w:r>
           <w:t>In</w:t>
         </w:r>
       </w:ins>
-      <w:ins w:id="247" w:author="Bobay, Luke Andrew" w:date="2026-08-28T15:01:00Z" w16du:dateUtc="2026-08-28T22:01:00Z">
+      <w:ins w:id="249" w:author="Bobay, Luke Andrew" w:date="2026-08-28T15:01:00Z" w16du:dateUtc="2026-08-28T22:01:00Z">
         <w:r>
           <w:t xml:space="preserve"> 2018 and 2019, sampling took place</w:t>
         </w:r>
       </w:ins>
-      <w:ins w:id="248" w:author="Bobay, Luke Andrew" w:date="2026-08-28T15:18:00Z" w16du:dateUtc="2026-08-28T22:18:00Z">
+      <w:ins w:id="250" w:author="Bobay, Luke Andrew" w:date="2026-08-28T15:18:00Z" w16du:dateUtc="2026-08-28T22:18:00Z">
         <w:r>
           <w:t xml:space="preserve"> at five stations</w:t>
         </w:r>
       </w:ins>
-      <w:ins w:id="249" w:author="Bobay, Luke Andrew" w:date="2026-08-28T15:01:00Z" w16du:dateUtc="2026-08-28T22:01:00Z">
+      <w:ins w:id="251" w:author="Bobay, Luke Andrew" w:date="2026-08-28T15:01:00Z" w16du:dateUtc="2026-08-28T22:01:00Z">
         <w:r>
           <w:t xml:space="preserve"> </w:t>
         </w:r>
       </w:ins>
-      <w:ins w:id="250" w:author="Bobay, Luke Andrew" w:date="2026-08-28T15:02:00Z" w16du:dateUtc="2026-08-28T22:02:00Z">
+      <w:ins w:id="252" w:author="Bobay, Luke Andrew" w:date="2026-08-28T15:02:00Z" w16du:dateUtc="2026-08-28T22:02:00Z">
         <w:r>
           <w:t>along</w:t>
         </w:r>
       </w:ins>
-      <w:ins w:id="251" w:author="Bobay, Luke Andrew" w:date="2026-08-28T15:18:00Z" w16du:dateUtc="2026-08-28T22:18:00Z">
+      <w:ins w:id="253" w:author="Bobay, Luke Andrew" w:date="2026-08-28T15:18:00Z" w16du:dateUtc="2026-08-28T22:18:00Z">
         <w:r>
           <w:t xml:space="preserve"> each of</w:t>
         </w:r>
       </w:ins>
-      <w:ins w:id="252" w:author="Bobay, Luke Andrew" w:date="2026-08-28T15:02:00Z" w16du:dateUtc="2026-08-28T22:02:00Z">
+      <w:ins w:id="254" w:author="Bobay, Luke Andrew" w:date="2026-08-28T15:02:00Z" w16du:dateUtc="2026-08-28T22:02:00Z">
         <w:r>
           <w:t xml:space="preserve"> two cross-shelf transects, which were sampled </w:t>
         </w:r>
       </w:ins>
-      <w:ins w:id="253" w:author="Bobay, Luke Andrew" w:date="2026-08-28T15:03:00Z" w16du:dateUtc="2026-08-28T22:03:00Z">
+      <w:ins w:id="255" w:author="Bobay, Luke Andrew" w:date="2026-08-28T15:03:00Z" w16du:dateUtc="2026-08-28T22:03:00Z">
         <w:r>
           <w:t xml:space="preserve">multiple times during both day and night. </w:t>
         </w:r>
       </w:ins>
-      <w:ins w:id="254" w:author="Bobay, Luke Andrew" w:date="2026-08-28T15:04:00Z" w16du:dateUtc="2026-08-28T22:04:00Z">
+      <w:ins w:id="256" w:author="Bobay, Luke Andrew" w:date="2026-08-28T15:04:00Z" w16du:dateUtc="2026-08-28T22:04:00Z">
         <w:r>
           <w:t>In 2022 and 2023, six cross-shelf transects</w:t>
         </w:r>
       </w:ins>
-      <w:ins w:id="255" w:author="Bobay, Luke Andrew" w:date="2026-08-28T15:19:00Z" w16du:dateUtc="2026-08-28T22:19:00Z">
+      <w:ins w:id="257" w:author="Bobay, Luke Andrew" w:date="2026-08-28T15:19:00Z" w16du:dateUtc="2026-08-28T22:19:00Z">
         <w:r>
           <w:t xml:space="preserve"> with 4–6 stations each</w:t>
         </w:r>
       </w:ins>
-      <w:ins w:id="256" w:author="Bobay, Luke Andrew" w:date="2026-08-28T15:04:00Z" w16du:dateUtc="2026-08-28T22:04:00Z">
+      <w:ins w:id="258" w:author="Bobay, Luke Andrew" w:date="2026-08-28T15:04:00Z" w16du:dateUtc="2026-08-28T22:04:00Z">
         <w:r>
           <w:t xml:space="preserve"> were sampled </w:t>
         </w:r>
       </w:ins>
-      <w:ins w:id="257" w:author="Bobay, Luke Andrew" w:date="2026-08-28T15:05:00Z" w16du:dateUtc="2026-08-28T22:05:00Z">
+      <w:ins w:id="259" w:author="Bobay, Luke Andrew" w:date="2026-08-28T15:05:00Z" w16du:dateUtc="2026-08-28T22:05:00Z">
         <w:r>
           <w:t>once per cruise.</w:t>
         </w:r>
       </w:ins>
-      <w:ins w:id="258" w:author="Bobay, Luke Andrew" w:date="2026-08-28T17:44:00Z" w16du:dateUtc="2026-08-29T00:44:00Z">
+      <w:ins w:id="260" w:author="Bobay, Luke Andrew" w:date="2026-08-28T17:44:00Z" w16du:dateUtc="2026-08-29T00:44:00Z">
         <w:r>
           <w:t xml:space="preserve"> (Fig. 1A)</w:t>
         </w:r>
@@ -2176,35 +2194,35 @@
     <w:p>
       <w:pPr>
         <w:rPr>
-          <w:ins w:id="259" w:author="Bobay, Luke Andrew" w:date="2026-08-28T15:22:00Z" w16du:dateUtc="2026-08-28T22:22:00Z"/>
+          <w:ins w:id="261" w:author="Bobay, Luke Andrew" w:date="2026-08-28T15:22:00Z" w16du:dateUtc="2026-08-28T22:22:00Z"/>
         </w:rPr>
       </w:pPr>
-      <w:ins w:id="260" w:author="Bobay, Luke Andrew" w:date="2026-08-28T15:08:00Z" w16du:dateUtc="2026-08-28T22:08:00Z">
+      <w:ins w:id="262" w:author="Bobay, Luke Andrew" w:date="2026-08-28T15:08:00Z" w16du:dateUtc="2026-08-28T22:08:00Z">
         <w:r>
           <w:t>Plankton samples were collected using a c</w:t>
         </w:r>
       </w:ins>
-      <w:ins w:id="261" w:author="Bobay, Luke Andrew" w:date="2026-08-28T15:09:00Z" w16du:dateUtc="2026-08-28T22:09:00Z">
+      <w:ins w:id="263" w:author="Bobay, Luke Andrew" w:date="2026-08-28T15:09:00Z" w16du:dateUtc="2026-08-28T22:09:00Z">
         <w:r>
           <w:t>oupled Multiple Opening/Closing Net and Environmental Sensing System (MOCNESS)</w:t>
         </w:r>
       </w:ins>
-      <w:ins w:id="262" w:author="Bobay, Luke Andrew" w:date="2026-08-28T15:11:00Z" w16du:dateUtc="2026-08-28T22:11:00Z">
+      <w:ins w:id="264" w:author="Bobay, Luke Andrew" w:date="2026-08-28T15:11:00Z" w16du:dateUtc="2026-08-28T22:11:00Z">
         <w:r>
           <w:t xml:space="preserve"> which had two sets of </w:t>
         </w:r>
       </w:ins>
-      <w:ins w:id="263" w:author="Bobay, Luke Andrew" w:date="2026-08-28T15:13:00Z" w16du:dateUtc="2026-08-28T22:13:00Z">
+      <w:ins w:id="265" w:author="Bobay, Luke Andrew" w:date="2026-08-28T15:13:00Z" w16du:dateUtc="2026-08-28T22:13:00Z">
         <w:r>
           <w:t xml:space="preserve">four </w:t>
         </w:r>
       </w:ins>
-      <w:ins w:id="264" w:author="Bobay, Luke Andrew" w:date="2026-08-28T15:11:00Z" w16du:dateUtc="2026-08-28T22:11:00Z">
+      <w:ins w:id="266" w:author="Bobay, Luke Andrew" w:date="2026-08-28T15:11:00Z" w16du:dateUtc="2026-08-28T22:11:00Z">
         <w:r>
           <w:t>nets. One set of ne</w:t>
         </w:r>
       </w:ins>
-      <w:ins w:id="265" w:author="Bobay, Luke Andrew" w:date="2026-08-28T15:12:00Z" w16du:dateUtc="2026-08-28T22:12:00Z">
+      <w:ins w:id="267" w:author="Bobay, Luke Andrew" w:date="2026-08-28T15:12:00Z" w16du:dateUtc="2026-08-28T22:12:00Z">
         <w:r>
           <w:t>ts had a 1-m</w:t>
         </w:r>
@@ -2218,12 +2236,12 @@
           <w:t xml:space="preserve"> </w:t>
         </w:r>
       </w:ins>
-      <w:ins w:id="266" w:author="Bobay, Luke Andrew" w:date="2026-08-28T15:29:00Z" w16du:dateUtc="2026-08-28T22:29:00Z">
+      <w:ins w:id="268" w:author="Bobay, Luke Andrew" w:date="2026-08-28T15:29:00Z" w16du:dateUtc="2026-08-28T22:29:00Z">
         <w:r>
           <w:t>mouth</w:t>
         </w:r>
       </w:ins>
-      <w:ins w:id="267" w:author="Bobay, Luke Andrew" w:date="2026-08-28T15:12:00Z" w16du:dateUtc="2026-08-28T22:12:00Z">
+      <w:ins w:id="269" w:author="Bobay, Luke Andrew" w:date="2026-08-28T15:12:00Z" w16du:dateUtc="2026-08-28T22:12:00Z">
         <w:r>
           <w:t xml:space="preserve"> and 333-µm mesh, while the other set had a 4-m</w:t>
         </w:r>
@@ -2237,219 +2255,219 @@
           <w:t xml:space="preserve"> </w:t>
         </w:r>
       </w:ins>
-      <w:ins w:id="268" w:author="Bobay, Luke Andrew" w:date="2026-08-28T15:29:00Z" w16du:dateUtc="2026-08-28T22:29:00Z">
+      <w:ins w:id="270" w:author="Bobay, Luke Andrew" w:date="2026-08-28T15:29:00Z" w16du:dateUtc="2026-08-28T22:29:00Z">
         <w:r>
           <w:t>mouth</w:t>
         </w:r>
       </w:ins>
-      <w:ins w:id="269" w:author="Bobay, Luke Andrew" w:date="2026-08-28T15:12:00Z" w16du:dateUtc="2026-08-28T22:12:00Z">
+      <w:ins w:id="271" w:author="Bobay, Luke Andrew" w:date="2026-08-28T15:12:00Z" w16du:dateUtc="2026-08-28T22:12:00Z">
         <w:r>
           <w:t xml:space="preserve"> </w:t>
         </w:r>
       </w:ins>
-      <w:ins w:id="270" w:author="Bobay, Luke Andrew" w:date="2026-08-28T15:13:00Z" w16du:dateUtc="2026-08-28T22:13:00Z">
+      <w:ins w:id="272" w:author="Bobay, Luke Andrew" w:date="2026-08-28T15:13:00Z" w16du:dateUtc="2026-08-28T22:13:00Z">
         <w:r>
           <w:t xml:space="preserve">and 1000-µm mesh. </w:t>
         </w:r>
       </w:ins>
-      <w:ins w:id="271" w:author="Bobay, Luke Andrew" w:date="2026-08-28T15:15:00Z" w16du:dateUtc="2026-08-28T22:15:00Z">
+      <w:ins w:id="273" w:author="Bobay, Luke Andrew" w:date="2026-08-28T15:15:00Z" w16du:dateUtc="2026-08-28T22:15:00Z">
         <w:r>
           <w:t>Each successive net was used to sample from approximately 100–75 m, 75–50 m, 50</w:t>
         </w:r>
       </w:ins>
-      <w:ins w:id="272" w:author="Bobay, Luke Andrew" w:date="2026-08-28T15:16:00Z" w16du:dateUtc="2026-08-28T22:16:00Z">
+      <w:ins w:id="274" w:author="Bobay, Luke Andrew" w:date="2026-08-28T15:16:00Z" w16du:dateUtc="2026-08-28T22:16:00Z">
         <w:r>
           <w:t>–25 m, and 25–0 m depth</w:t>
         </w:r>
       </w:ins>
-      <w:ins w:id="273" w:author="Bobay, Luke Andrew" w:date="2026-08-28T15:27:00Z" w16du:dateUtc="2026-08-28T22:27:00Z">
+      <w:ins w:id="275" w:author="Bobay, Luke Andrew" w:date="2026-08-28T15:27:00Z" w16du:dateUtc="2026-08-28T22:27:00Z">
         <w:r>
           <w:t xml:space="preserve">. At sampling stations where the seafloor was &lt; 100 m below the surface, the </w:t>
         </w:r>
       </w:ins>
-      <w:ins w:id="274" w:author="Bobay, Luke Andrew" w:date="2026-08-28T15:28:00Z" w16du:dateUtc="2026-08-28T22:28:00Z">
+      <w:ins w:id="276" w:author="Bobay, Luke Andrew" w:date="2026-08-28T15:28:00Z" w16du:dateUtc="2026-08-28T22:28:00Z">
         <w:r>
           <w:t>MOCNESS was used to sample as close as possible (&lt; 10 m) to the seafloor</w:t>
         </w:r>
       </w:ins>
-      <w:ins w:id="275" w:author="Bobay, Luke Andrew" w:date="2026-08-28T15:16:00Z" w16du:dateUtc="2026-08-28T22:16:00Z">
+      <w:ins w:id="277" w:author="Bobay, Luke Andrew" w:date="2026-08-28T15:16:00Z" w16du:dateUtc="2026-08-28T22:16:00Z">
         <w:r>
           <w:t xml:space="preserve">. </w:t>
         </w:r>
       </w:ins>
-      <w:ins w:id="276" w:author="Bobay, Luke Andrew" w:date="2026-08-28T15:17:00Z" w16du:dateUtc="2026-08-28T22:17:00Z">
+      <w:ins w:id="278" w:author="Bobay, Luke Andrew" w:date="2026-08-28T15:17:00Z" w16du:dateUtc="2026-08-28T22:17:00Z">
         <w:r>
           <w:t>A depth sensor on the MOCNESS was used to monitor its depth</w:t>
         </w:r>
       </w:ins>
-      <w:ins w:id="277" w:author="Bobay, Luke Andrew" w:date="2026-08-28T17:56:00Z" w16du:dateUtc="2026-08-29T00:56:00Z">
+      <w:ins w:id="279" w:author="Bobay, Luke Andrew" w:date="2026-08-28T17:56:00Z" w16du:dateUtc="2026-08-29T00:56:00Z">
         <w:r>
           <w:t xml:space="preserve"> (m)</w:t>
         </w:r>
       </w:ins>
-      <w:ins w:id="278" w:author="Bobay, Luke Andrew" w:date="2026-08-28T15:17:00Z" w16du:dateUtc="2026-08-28T22:17:00Z">
+      <w:ins w:id="280" w:author="Bobay, Luke Andrew" w:date="2026-08-28T15:17:00Z" w16du:dateUtc="2026-08-28T22:17:00Z">
         <w:r>
           <w:t xml:space="preserve">, and temperature and conductivity sensors were used to measure </w:t>
         </w:r>
       </w:ins>
-      <w:ins w:id="279" w:author="Bobay, Luke Andrew" w:date="2026-08-28T15:18:00Z" w16du:dateUtc="2026-08-28T22:18:00Z">
+      <w:ins w:id="281" w:author="Bobay, Luke Andrew" w:date="2026-08-28T15:18:00Z" w16du:dateUtc="2026-08-28T22:18:00Z">
         <w:r>
           <w:t>temperature</w:t>
         </w:r>
       </w:ins>
-      <w:ins w:id="280" w:author="Bobay, Luke Andrew" w:date="2026-08-28T17:56:00Z" w16du:dateUtc="2026-08-29T00:56:00Z">
+      <w:ins w:id="282" w:author="Bobay, Luke Andrew" w:date="2026-08-28T17:56:00Z" w16du:dateUtc="2026-08-29T00:56:00Z">
         <w:r>
           <w:t xml:space="preserve"> (</w:t>
         </w:r>
       </w:ins>
-      <w:ins w:id="281" w:author="Bobay, Luke Andrew" w:date="2026-08-28T17:57:00Z" w16du:dateUtc="2026-08-29T00:57:00Z">
+      <w:ins w:id="283" w:author="Bobay, Luke Andrew" w:date="2026-08-28T17:57:00Z" w16du:dateUtc="2026-08-29T00:57:00Z">
         <w:r>
           <w:t>°C)</w:t>
         </w:r>
       </w:ins>
-      <w:ins w:id="282" w:author="Bobay, Luke Andrew" w:date="2026-08-28T15:18:00Z" w16du:dateUtc="2026-08-28T22:18:00Z">
+      <w:ins w:id="284" w:author="Bobay, Luke Andrew" w:date="2026-08-28T15:18:00Z" w16du:dateUtc="2026-08-28T22:18:00Z">
         <w:r>
           <w:t xml:space="preserve"> and salinity</w:t>
         </w:r>
       </w:ins>
-      <w:ins w:id="283" w:author="Bobay, Luke Andrew" w:date="2026-08-28T17:57:00Z" w16du:dateUtc="2026-08-29T00:57:00Z">
+      <w:ins w:id="285" w:author="Bobay, Luke Andrew" w:date="2026-08-28T17:57:00Z" w16du:dateUtc="2026-08-29T00:57:00Z">
         <w:r>
           <w:t xml:space="preserve"> (PSU)</w:t>
         </w:r>
       </w:ins>
-      <w:ins w:id="284" w:author="Bobay, Luke Andrew" w:date="2026-08-28T15:18:00Z" w16du:dateUtc="2026-08-28T22:18:00Z">
+      <w:ins w:id="286" w:author="Bobay, Luke Andrew" w:date="2026-08-28T15:18:00Z" w16du:dateUtc="2026-08-28T22:18:00Z">
         <w:r>
           <w:t xml:space="preserve"> </w:t>
         </w:r>
       </w:ins>
-      <w:ins w:id="285" w:author="Bobay, Luke Andrew" w:date="2026-08-28T17:54:00Z" w16du:dateUtc="2026-08-29T00:54:00Z">
+      <w:ins w:id="287" w:author="Bobay, Luke Andrew" w:date="2026-08-28T17:54:00Z" w16du:dateUtc="2026-08-29T00:54:00Z">
         <w:r>
           <w:t xml:space="preserve">at a rate of 1 Hz </w:t>
         </w:r>
       </w:ins>
-      <w:ins w:id="286" w:author="Bobay, Luke Andrew" w:date="2026-08-28T15:18:00Z" w16du:dateUtc="2026-08-28T22:18:00Z">
+      <w:ins w:id="288" w:author="Bobay, Luke Andrew" w:date="2026-08-28T15:18:00Z" w16du:dateUtc="2026-08-28T22:18:00Z">
         <w:r>
           <w:t>during sampl</w:t>
         </w:r>
       </w:ins>
-      <w:ins w:id="287" w:author="Bobay, Luke Andrew" w:date="2026-08-28T15:20:00Z" w16du:dateUtc="2026-08-28T22:20:00Z">
+      <w:ins w:id="289" w:author="Bobay, Luke Andrew" w:date="2026-08-28T15:20:00Z" w16du:dateUtc="2026-08-28T22:20:00Z">
         <w:r>
           <w:t>ing</w:t>
         </w:r>
       </w:ins>
-      <w:ins w:id="288" w:author="Bobay, Luke Andrew" w:date="2026-08-28T17:41:00Z" w16du:dateUtc="2026-08-29T00:41:00Z">
+      <w:ins w:id="290" w:author="Bobay, Luke Andrew" w:date="2026-08-28T17:41:00Z" w16du:dateUtc="2026-08-29T00:41:00Z">
         <w:r>
           <w:t xml:space="preserve">. </w:t>
         </w:r>
       </w:ins>
-      <w:ins w:id="289" w:author="Bobay, Luke Andrew" w:date="2026-08-28T17:42:00Z" w16du:dateUtc="2026-08-29T00:42:00Z">
+      <w:ins w:id="291" w:author="Bobay, Luke Andrew" w:date="2026-08-28T17:42:00Z" w16du:dateUtc="2026-08-29T00:42:00Z">
         <w:r>
           <w:t>M</w:t>
         </w:r>
       </w:ins>
-      <w:ins w:id="290" w:author="Bobay, Luke Andrew" w:date="2026-08-28T17:41:00Z" w16du:dateUtc="2026-08-29T00:41:00Z">
+      <w:ins w:id="292" w:author="Bobay, Luke Andrew" w:date="2026-08-28T17:41:00Z" w16du:dateUtc="2026-08-29T00:41:00Z">
         <w:r>
           <w:t>ean depth, temperature, and salinity du</w:t>
         </w:r>
       </w:ins>
-      <w:ins w:id="291" w:author="Bobay, Luke Andrew" w:date="2026-08-28T17:42:00Z" w16du:dateUtc="2026-08-29T00:42:00Z">
+      <w:ins w:id="293" w:author="Bobay, Luke Andrew" w:date="2026-08-28T17:42:00Z" w16du:dateUtc="2026-08-29T00:42:00Z">
         <w:r>
           <w:t>ring each net tow was calculated</w:t>
         </w:r>
       </w:ins>
-      <w:ins w:id="292" w:author="Bobay, Luke Andrew" w:date="2026-08-28T17:44:00Z" w16du:dateUtc="2026-08-29T00:44:00Z">
+      <w:ins w:id="294" w:author="Bobay, Luke Andrew" w:date="2026-08-28T17:44:00Z" w16du:dateUtc="2026-08-29T00:44:00Z">
         <w:r>
           <w:t xml:space="preserve"> (Fig. 1</w:t>
         </w:r>
       </w:ins>
-      <w:ins w:id="293" w:author="Bobay, Luke Andrew" w:date="2026-08-28T17:45:00Z" w16du:dateUtc="2026-08-29T00:45:00Z">
+      <w:ins w:id="295" w:author="Bobay, Luke Andrew" w:date="2026-08-28T17:45:00Z" w16du:dateUtc="2026-08-29T00:45:00Z">
         <w:r>
           <w:t>B–C)</w:t>
         </w:r>
       </w:ins>
-      <w:ins w:id="294" w:author="Bobay, Luke Andrew" w:date="2026-08-28T15:20:00Z" w16du:dateUtc="2026-08-28T22:20:00Z">
+      <w:ins w:id="296" w:author="Bobay, Luke Andrew" w:date="2026-08-28T15:20:00Z" w16du:dateUtc="2026-08-28T22:20:00Z">
         <w:r>
           <w:t xml:space="preserve">. Upon retrieval of the MOCNESS, bulk plankton samples were preserved in 95% ethanol. </w:t>
         </w:r>
       </w:ins>
-      <w:ins w:id="295" w:author="Bobay, Luke Andrew" w:date="2026-08-28T15:21:00Z" w16du:dateUtc="2026-08-28T22:21:00Z">
+      <w:ins w:id="297" w:author="Bobay, Luke Andrew" w:date="2026-08-28T15:21:00Z" w16du:dateUtc="2026-08-28T22:21:00Z">
         <w:r>
           <w:t>All ichthyoplankton were then visually identified to the finest possible tax</w:t>
         </w:r>
       </w:ins>
-      <w:ins w:id="296" w:author="Bobay, Luke Andrew" w:date="2026-08-28T15:22:00Z" w16du:dateUtc="2026-08-28T22:22:00Z">
+      <w:ins w:id="298" w:author="Bobay, Luke Andrew" w:date="2026-08-28T15:22:00Z" w16du:dateUtc="2026-08-28T22:22:00Z">
         <w:r>
           <w:t>onomic resolution (usually genus- or species-level) and counted.</w:t>
         </w:r>
       </w:ins>
     </w:p>
     <w:p>
-      <w:ins w:id="297" w:author="Bobay, Luke Andrew" w:date="2026-08-28T15:32:00Z" w16du:dateUtc="2026-08-28T22:32:00Z">
+      <w:ins w:id="299" w:author="Bobay, Luke Andrew" w:date="2026-08-28T15:32:00Z" w16du:dateUtc="2026-08-28T22:32:00Z">
         <w:r>
           <w:t>At each sampling station, usually immediately prior to</w:t>
         </w:r>
       </w:ins>
-      <w:ins w:id="298" w:author="Bobay, Luke Andrew" w:date="2026-08-28T15:33:00Z" w16du:dateUtc="2026-08-28T22:33:00Z">
+      <w:ins w:id="300" w:author="Bobay, Luke Andrew" w:date="2026-08-28T15:33:00Z" w16du:dateUtc="2026-08-28T22:33:00Z">
         <w:r>
           <w:t xml:space="preserve">, </w:t>
         </w:r>
       </w:ins>
-      <w:ins w:id="299" w:author="Bobay, Luke Andrew" w:date="2026-08-28T15:32:00Z" w16du:dateUtc="2026-08-28T22:32:00Z">
+      <w:ins w:id="301" w:author="Bobay, Luke Andrew" w:date="2026-08-28T15:32:00Z" w16du:dateUtc="2026-08-28T22:32:00Z">
         <w:r>
           <w:t>but always with</w:t>
         </w:r>
       </w:ins>
-      <w:ins w:id="300" w:author="Bobay, Luke Andrew" w:date="2026-08-28T15:33:00Z" w16du:dateUtc="2026-08-28T22:33:00Z">
+      <w:ins w:id="302" w:author="Bobay, Luke Andrew" w:date="2026-08-28T15:33:00Z" w16du:dateUtc="2026-08-28T22:33:00Z">
         <w:r>
           <w:t xml:space="preserve">in </w:t>
         </w:r>
       </w:ins>
-      <w:ins w:id="301" w:author="Bobay, Luke Andrew" w:date="2026-08-28T17:39:00Z" w16du:dateUtc="2026-08-29T00:39:00Z">
+      <w:ins w:id="303" w:author="Bobay, Luke Andrew" w:date="2026-08-28T17:39:00Z" w16du:dateUtc="2026-08-29T00:39:00Z">
         <w:r>
           <w:t>3</w:t>
         </w:r>
       </w:ins>
-      <w:ins w:id="302" w:author="Bobay, Luke Andrew" w:date="2026-08-28T15:33:00Z" w16du:dateUtc="2026-08-28T22:33:00Z">
+      <w:ins w:id="304" w:author="Bobay, Luke Andrew" w:date="2026-08-28T15:33:00Z" w16du:dateUtc="2026-08-28T22:33:00Z">
         <w:r>
           <w:t xml:space="preserve"> h of</w:t>
         </w:r>
       </w:ins>
-      <w:ins w:id="303" w:author="Bobay, Luke Andrew" w:date="2026-08-28T17:40:00Z" w16du:dateUtc="2026-08-29T00:40:00Z">
+      <w:ins w:id="305" w:author="Bobay, Luke Andrew" w:date="2026-08-28T17:40:00Z" w16du:dateUtc="2026-08-29T00:40:00Z">
         <w:r>
           <w:t>,</w:t>
         </w:r>
       </w:ins>
-      <w:ins w:id="304" w:author="Bobay, Luke Andrew" w:date="2026-08-28T15:33:00Z" w16du:dateUtc="2026-08-28T22:33:00Z">
+      <w:ins w:id="306" w:author="Bobay, Luke Andrew" w:date="2026-08-28T15:33:00Z" w16du:dateUtc="2026-08-28T22:33:00Z">
         <w:r>
           <w:t xml:space="preserve"> MOCNESS sampling, a </w:t>
         </w:r>
       </w:ins>
-      <w:ins w:id="305" w:author="Bobay, Luke Andrew" w:date="2026-08-28T17:40:00Z" w16du:dateUtc="2026-08-29T00:40:00Z">
+      <w:ins w:id="307" w:author="Bobay, Luke Andrew" w:date="2026-08-28T17:40:00Z" w16du:dateUtc="2026-08-29T00:40:00Z">
         <w:r>
           <w:t>sensor package including a dissolved oxygen sensor</w:t>
         </w:r>
       </w:ins>
-      <w:ins w:id="306" w:author="Bobay, Luke Andrew" w:date="2026-08-28T15:34:00Z" w16du:dateUtc="2026-08-28T22:34:00Z">
+      <w:ins w:id="308" w:author="Bobay, Luke Andrew" w:date="2026-08-28T15:34:00Z" w16du:dateUtc="2026-08-28T22:34:00Z">
         <w:r>
           <w:t xml:space="preserve"> </w:t>
         </w:r>
       </w:ins>
-      <w:ins w:id="307" w:author="Bobay, Luke Andrew" w:date="2026-08-28T17:55:00Z" w16du:dateUtc="2026-08-29T00:55:00Z">
+      <w:ins w:id="309" w:author="Bobay, Luke Andrew" w:date="2026-08-28T17:55:00Z" w16du:dateUtc="2026-08-29T00:55:00Z">
         <w:r>
           <w:t xml:space="preserve">and a fluorescence probe </w:t>
         </w:r>
       </w:ins>
-      <w:ins w:id="308" w:author="Bobay, Luke Andrew" w:date="2026-08-28T15:34:00Z" w16du:dateUtc="2026-08-28T22:34:00Z">
+      <w:ins w:id="310" w:author="Bobay, Luke Andrew" w:date="2026-08-28T15:34:00Z" w16du:dateUtc="2026-08-28T22:34:00Z">
         <w:r>
           <w:t>was towed vertically through the top 100 m of the water column</w:t>
         </w:r>
       </w:ins>
-      <w:ins w:id="309" w:author="Bobay, Luke Andrew" w:date="2026-08-28T15:46:00Z" w16du:dateUtc="2026-08-28T22:46:00Z">
+      <w:ins w:id="311" w:author="Bobay, Luke Andrew" w:date="2026-08-28T15:46:00Z" w16du:dateUtc="2026-08-28T22:46:00Z">
         <w:r>
           <w:t xml:space="preserve">. </w:t>
         </w:r>
       </w:ins>
-      <w:ins w:id="310" w:author="Bobay, Luke Andrew" w:date="2026-08-28T17:46:00Z" w16du:dateUtc="2026-08-29T00:46:00Z">
+      <w:ins w:id="312" w:author="Bobay, Luke Andrew" w:date="2026-08-28T17:46:00Z" w16du:dateUtc="2026-08-29T00:46:00Z">
         <w:r>
           <w:t xml:space="preserve">At sampling stations </w:t>
         </w:r>
@@ -2463,17 +2481,17 @@
           <w:t xml:space="preserve"> was used to </w:t>
         </w:r>
       </w:ins>
-      <w:ins w:id="311" w:author="Bobay, Luke Andrew" w:date="2026-08-28T17:58:00Z" w16du:dateUtc="2026-08-29T00:58:00Z">
+      <w:ins w:id="313" w:author="Bobay, Luke Andrew" w:date="2026-08-28T17:58:00Z" w16du:dateUtc="2026-08-29T00:58:00Z">
         <w:r>
           <w:t>measure dissolved oxygen (</w:t>
         </w:r>
       </w:ins>
-      <w:ins w:id="312" w:author="Bobay, Luke Andrew" w:date="2026-08-28T18:03:00Z" w16du:dateUtc="2026-08-29T01:03:00Z">
+      <w:ins w:id="314" w:author="Bobay, Luke Andrew" w:date="2026-08-28T18:03:00Z" w16du:dateUtc="2026-08-29T01:03:00Z">
         <w:r>
           <w:t xml:space="preserve">DO; </w:t>
         </w:r>
       </w:ins>
-      <w:ins w:id="313" w:author="Bobay, Luke Andrew" w:date="2026-08-28T17:58:00Z" w16du:dateUtc="2026-08-29T00:58:00Z">
+      <w:ins w:id="315" w:author="Bobay, Luke Andrew" w:date="2026-08-28T17:58:00Z" w16du:dateUtc="2026-08-29T00:58:00Z">
         <w:r>
           <w:t>mL L</w:t>
         </w:r>
@@ -2487,7 +2505,7 @@
           <w:t xml:space="preserve">) and </w:t>
         </w:r>
       </w:ins>
-      <w:ins w:id="314" w:author="Bobay, Luke Andrew" w:date="2026-08-28T18:03:00Z" w16du:dateUtc="2026-08-29T01:03:00Z">
+      <w:ins w:id="316" w:author="Bobay, Luke Andrew" w:date="2026-08-28T18:03:00Z" w16du:dateUtc="2026-08-29T01:03:00Z">
         <w:r>
           <w:t>chlorophyll-</w:t>
         </w:r>
@@ -2502,12 +2520,12 @@
           <w:t xml:space="preserve"> </w:t>
         </w:r>
       </w:ins>
-      <w:ins w:id="315" w:author="Bobay, Luke Andrew" w:date="2026-08-28T17:58:00Z" w16du:dateUtc="2026-08-29T00:58:00Z">
+      <w:ins w:id="317" w:author="Bobay, Luke Andrew" w:date="2026-08-28T17:58:00Z" w16du:dateUtc="2026-08-29T00:58:00Z">
         <w:r>
           <w:t>(</w:t>
         </w:r>
       </w:ins>
-      <w:ins w:id="316" w:author="Bobay, Luke Andrew" w:date="2026-08-28T18:03:00Z" w16du:dateUtc="2026-08-29T01:03:00Z">
+      <w:ins w:id="318" w:author="Bobay, Luke Andrew" w:date="2026-08-28T18:03:00Z" w16du:dateUtc="2026-08-29T01:03:00Z">
         <w:r>
           <w:t>chl-</w:t>
         </w:r>
@@ -2525,7 +2543,7 @@
           <w:t xml:space="preserve"> </w:t>
         </w:r>
       </w:ins>
-      <w:ins w:id="317" w:author="Bobay, Luke Andrew" w:date="2026-08-28T18:00:00Z" w16du:dateUtc="2026-08-29T01:00:00Z">
+      <w:ins w:id="319" w:author="Bobay, Luke Andrew" w:date="2026-08-28T18:00:00Z" w16du:dateUtc="2026-08-29T01:00:00Z">
         <w:r>
           <w:t>mg m</w:t>
         </w:r>
@@ -2536,12 +2554,12 @@
           <w:t>-3</w:t>
         </w:r>
       </w:ins>
-      <w:ins w:id="318" w:author="Bobay, Luke Andrew" w:date="2026-08-28T18:01:00Z" w16du:dateUtc="2026-08-29T01:01:00Z">
+      <w:ins w:id="320" w:author="Bobay, Luke Andrew" w:date="2026-08-28T18:01:00Z" w16du:dateUtc="2026-08-29T01:01:00Z">
         <w:r>
           <w:t>)</w:t>
         </w:r>
       </w:ins>
-      <w:ins w:id="319" w:author="Bobay, Luke Andrew" w:date="2026-08-28T17:46:00Z" w16du:dateUtc="2026-08-29T00:46:00Z">
+      <w:ins w:id="321" w:author="Bobay, Luke Andrew" w:date="2026-08-28T17:46:00Z" w16du:dateUtc="2026-08-29T00:46:00Z">
         <w:r>
           <w:t xml:space="preserve"> as close as possible (&lt; 10 m) to the seafloor.</w:t>
         </w:r>
@@ -2549,17 +2567,17 @@
           <w:t xml:space="preserve"> </w:t>
         </w:r>
       </w:ins>
-      <w:ins w:id="320" w:author="Bobay, Luke Andrew" w:date="2026-08-28T18:03:00Z" w16du:dateUtc="2026-08-29T01:03:00Z">
+      <w:ins w:id="322" w:author="Bobay, Luke Andrew" w:date="2026-08-28T18:03:00Z" w16du:dateUtc="2026-08-29T01:03:00Z">
         <w:r>
           <w:t>DO</w:t>
         </w:r>
       </w:ins>
-      <w:ins w:id="321" w:author="Bobay, Luke Andrew" w:date="2026-08-28T17:55:00Z" w16du:dateUtc="2026-08-29T00:55:00Z">
+      <w:ins w:id="323" w:author="Bobay, Luke Andrew" w:date="2026-08-28T17:55:00Z" w16du:dateUtc="2026-08-29T00:55:00Z">
         <w:r>
           <w:t xml:space="preserve"> and </w:t>
         </w:r>
       </w:ins>
-      <w:ins w:id="322" w:author="Bobay, Luke Andrew" w:date="2026-08-28T18:01:00Z" w16du:dateUtc="2026-08-29T01:01:00Z">
+      <w:ins w:id="324" w:author="Bobay, Luke Andrew" w:date="2026-08-28T18:01:00Z" w16du:dateUtc="2026-08-29T01:01:00Z">
         <w:r>
           <w:t>chl-</w:t>
         </w:r>
@@ -2571,42 +2589,42 @@
           <w:t>a</w:t>
         </w:r>
       </w:ins>
-      <w:ins w:id="323" w:author="Bobay, Luke Andrew" w:date="2026-08-28T17:55:00Z" w16du:dateUtc="2026-08-29T00:55:00Z">
+      <w:ins w:id="325" w:author="Bobay, Luke Andrew" w:date="2026-08-28T17:55:00Z" w16du:dateUtc="2026-08-29T00:55:00Z">
         <w:r>
           <w:t xml:space="preserve"> values were </w:t>
         </w:r>
       </w:ins>
-      <w:ins w:id="324" w:author="Bobay, Luke Andrew" w:date="2026-08-28T17:56:00Z" w16du:dateUtc="2026-08-29T00:56:00Z">
+      <w:ins w:id="326" w:author="Bobay, Luke Andrew" w:date="2026-08-28T17:56:00Z" w16du:dateUtc="2026-08-29T00:56:00Z">
         <w:r>
           <w:t xml:space="preserve">averaged within 0.5-m depth bins. Then, mean </w:t>
         </w:r>
       </w:ins>
-      <w:ins w:id="325" w:author="Bobay, Luke Andrew" w:date="2026-08-28T18:03:00Z" w16du:dateUtc="2026-08-29T01:03:00Z">
+      <w:ins w:id="327" w:author="Bobay, Luke Andrew" w:date="2026-08-28T18:03:00Z" w16du:dateUtc="2026-08-29T01:03:00Z">
         <w:r>
           <w:t>DO</w:t>
         </w:r>
       </w:ins>
-      <w:ins w:id="326" w:author="Bobay, Luke Andrew" w:date="2026-08-28T17:56:00Z" w16du:dateUtc="2026-08-29T00:56:00Z">
+      <w:ins w:id="328" w:author="Bobay, Luke Andrew" w:date="2026-08-28T17:56:00Z" w16du:dateUtc="2026-08-29T00:56:00Z">
         <w:r>
           <w:t xml:space="preserve"> </w:t>
         </w:r>
       </w:ins>
-      <w:ins w:id="327" w:author="Bobay, Luke Andrew" w:date="2026-08-28T18:01:00Z" w16du:dateUtc="2026-08-29T01:01:00Z">
+      <w:ins w:id="329" w:author="Bobay, Luke Andrew" w:date="2026-08-28T18:01:00Z" w16du:dateUtc="2026-08-29T01:01:00Z">
         <w:r>
           <w:t xml:space="preserve">within the range of depths sampled by each corresponding MOCNESS net tow </w:t>
         </w:r>
       </w:ins>
-      <w:ins w:id="328" w:author="Bobay, Luke Andrew" w:date="2026-08-28T18:02:00Z" w16du:dateUtc="2026-08-29T01:02:00Z">
+      <w:ins w:id="330" w:author="Bobay, Luke Andrew" w:date="2026-08-28T18:02:00Z" w16du:dateUtc="2026-08-29T01:02:00Z">
         <w:r>
           <w:t>was calculated</w:t>
         </w:r>
       </w:ins>
-      <w:ins w:id="329" w:author="Bobay, Luke Andrew" w:date="2026-08-28T18:12:00Z" w16du:dateUtc="2026-08-29T01:12:00Z">
+      <w:ins w:id="331" w:author="Bobay, Luke Andrew" w:date="2026-08-28T18:12:00Z" w16du:dateUtc="2026-08-29T01:12:00Z">
         <w:r>
           <w:t xml:space="preserve"> (Fig. 1D)</w:t>
         </w:r>
       </w:ins>
-      <w:ins w:id="330" w:author="Bobay, Luke Andrew" w:date="2026-08-28T18:02:00Z" w16du:dateUtc="2026-08-29T01:02:00Z">
+      <w:ins w:id="332" w:author="Bobay, Luke Andrew" w:date="2026-08-28T18:02:00Z" w16du:dateUtc="2026-08-29T01:02:00Z">
         <w:r>
           <w:t>. Mean chl-</w:t>
         </w:r>
@@ -2618,7 +2636,7 @@
           <w:t>a</w:t>
         </w:r>
       </w:ins>
-      <w:ins w:id="331" w:author="Bobay, Luke Andrew" w:date="2026-08-28T18:04:00Z" w16du:dateUtc="2026-08-29T01:04:00Z">
+      <w:ins w:id="333" w:author="Bobay, Luke Andrew" w:date="2026-08-28T18:04:00Z" w16du:dateUtc="2026-08-29T01:04:00Z">
         <w:r>
           <w:rPr>
             <w:i/>
@@ -2630,7 +2648,7 @@
           <w:t>was calculated</w:t>
         </w:r>
       </w:ins>
-      <w:ins w:id="332" w:author="Bobay, Luke Andrew" w:date="2026-08-28T18:02:00Z" w16du:dateUtc="2026-08-29T01:02:00Z">
+      <w:ins w:id="334" w:author="Bobay, Luke Andrew" w:date="2026-08-28T18:02:00Z" w16du:dateUtc="2026-08-29T01:02:00Z">
         <w:r>
           <w:rPr>
             <w:i/>
@@ -2639,42 +2657,42 @@
           <w:t xml:space="preserve"> </w:t>
         </w:r>
       </w:ins>
-      <w:ins w:id="333" w:author="Bobay, Luke Andrew" w:date="2026-08-28T18:04:00Z" w16du:dateUtc="2026-08-29T01:04:00Z">
+      <w:ins w:id="335" w:author="Bobay, Luke Andrew" w:date="2026-08-28T18:04:00Z" w16du:dateUtc="2026-08-29T01:04:00Z">
         <w:r>
           <w:t>across all depths sampled</w:t>
         </w:r>
       </w:ins>
-      <w:ins w:id="334" w:author="Bobay, Luke Andrew" w:date="2026-08-28T18:10:00Z" w16du:dateUtc="2026-08-29T01:10:00Z">
+      <w:ins w:id="336" w:author="Bobay, Luke Andrew" w:date="2026-08-28T18:10:00Z" w16du:dateUtc="2026-08-29T01:10:00Z">
         <w:r>
           <w:t xml:space="preserve"> at a given station</w:t>
         </w:r>
       </w:ins>
-      <w:ins w:id="335" w:author="Bobay, Luke Andrew" w:date="2026-08-28T18:12:00Z" w16du:dateUtc="2026-08-29T01:12:00Z">
+      <w:ins w:id="337" w:author="Bobay, Luke Andrew" w:date="2026-08-28T18:12:00Z" w16du:dateUtc="2026-08-29T01:12:00Z">
         <w:r>
           <w:t xml:space="preserve"> (Fig. 1E)</w:t>
         </w:r>
       </w:ins>
-      <w:ins w:id="336" w:author="Bobay, Luke Andrew" w:date="2026-08-28T18:04:00Z" w16du:dateUtc="2026-08-29T01:04:00Z">
+      <w:ins w:id="338" w:author="Bobay, Luke Andrew" w:date="2026-08-28T18:04:00Z" w16du:dateUtc="2026-08-29T01:04:00Z">
         <w:r>
           <w:t xml:space="preserve">, as </w:t>
         </w:r>
       </w:ins>
-      <w:ins w:id="337" w:author="Bobay, Luke Andrew" w:date="2026-08-28T18:05:00Z" w16du:dateUtc="2026-08-29T01:05:00Z">
+      <w:ins w:id="339" w:author="Bobay, Luke Andrew" w:date="2026-08-28T18:05:00Z" w16du:dateUtc="2026-08-29T01:05:00Z">
         <w:r>
           <w:t xml:space="preserve">the vertical position of phytoplankton and zooplankton that are prey for larval fish change on </w:t>
         </w:r>
       </w:ins>
-      <w:ins w:id="338" w:author="Bobay, Luke Andrew" w:date="2026-08-28T18:06:00Z" w16du:dateUtc="2026-08-29T01:06:00Z">
+      <w:ins w:id="340" w:author="Bobay, Luke Andrew" w:date="2026-08-28T18:06:00Z" w16du:dateUtc="2026-08-29T01:06:00Z">
         <w:r>
           <w:t>shorter temporal scales than those at which they likely influence the abundance of larval fish, so we expected</w:t>
         </w:r>
       </w:ins>
-      <w:ins w:id="339" w:author="Bobay, Luke Andrew" w:date="2026-08-28T18:11:00Z" w16du:dateUtc="2026-08-29T01:11:00Z">
+      <w:ins w:id="341" w:author="Bobay, Luke Andrew" w:date="2026-08-28T18:11:00Z" w16du:dateUtc="2026-08-29T01:11:00Z">
         <w:r>
           <w:t xml:space="preserve"> depth-integrated</w:t>
         </w:r>
       </w:ins>
-      <w:ins w:id="340" w:author="Bobay, Luke Andrew" w:date="2026-08-28T18:06:00Z" w16du:dateUtc="2026-08-29T01:06:00Z">
+      <w:ins w:id="342" w:author="Bobay, Luke Andrew" w:date="2026-08-28T18:06:00Z" w16du:dateUtc="2026-08-29T01:06:00Z">
         <w:r>
           <w:t xml:space="preserve"> chl-</w:t>
         </w:r>
@@ -2686,12 +2704,12 @@
           <w:t>a</w:t>
         </w:r>
       </w:ins>
-      <w:ins w:id="341" w:author="Bobay, Luke Andrew" w:date="2026-08-28T18:07:00Z" w16du:dateUtc="2026-08-29T01:07:00Z">
+      <w:ins w:id="343" w:author="Bobay, Luke Andrew" w:date="2026-08-28T18:07:00Z" w16du:dateUtc="2026-08-29T01:07:00Z">
         <w:r>
           <w:t xml:space="preserve"> to be more relevant to ichthyoplankton abundance and assemblage composition </w:t>
         </w:r>
       </w:ins>
-      <w:ins w:id="342" w:author="Bobay, Luke Andrew" w:date="2026-08-28T18:11:00Z" w16du:dateUtc="2026-08-29T01:11:00Z">
+      <w:ins w:id="344" w:author="Bobay, Luke Andrew" w:date="2026-08-28T18:11:00Z" w16du:dateUtc="2026-08-29T01:11:00Z">
         <w:r>
           <w:t>than depth-discrete chl-</w:t>
         </w:r>
@@ -2732,18 +2750,18 @@
       <w:r>
         <w:t>All data analyses were performed in RStudio</w:t>
       </w:r>
-      <w:commentRangeStart w:id="343"/>
+      <w:commentRangeStart w:id="345"/>
       <w:r>
         <w:t xml:space="preserve">. </w:t>
       </w:r>
-      <w:commentRangeEnd w:id="343"/>
+      <w:commentRangeEnd w:id="345"/>
       <w:r>
         <w:rPr>
           <w:rStyle w:val="CommentReference"/>
           <w:sz w:val="24"/>
           <w:szCs w:val="24"/>
         </w:rPr>
-        <w:commentReference w:id="343"/>
+        <w:commentReference w:id="345"/>
       </w:r>
       <w:r>
         <w:t xml:space="preserve">To identify </w:t>
@@ -2772,18 +2790,18 @@
       <w:r>
         <w:t>To determine the number of clusters necessary</w:t>
       </w:r>
-      <w:commentRangeStart w:id="344"/>
+      <w:commentRangeStart w:id="346"/>
       <w:r>
         <w:t xml:space="preserve">, </w:t>
       </w:r>
-      <w:commentRangeEnd w:id="344"/>
+      <w:commentRangeEnd w:id="346"/>
       <w:r>
         <w:rPr>
           <w:rStyle w:val="CommentReference"/>
           <w:sz w:val="24"/>
           <w:szCs w:val="24"/>
         </w:rPr>
-        <w:commentReference w:id="344"/>
+        <w:commentReference w:id="346"/>
       </w:r>
       <w:r>
         <w:t xml:space="preserve">a dendrogram of the clustering results </w:t>
@@ -2879,6 +2897,11 @@
       </w:r>
     </w:p>
     <w:p>
+      <w:pPr>
+        <w:rPr>
+          <w:ins w:id="347" w:author="Bobay, Luke Andrew" w:date="2026-08-28T23:11:00Z" w16du:dateUtc="2026-08-29T06:11:00Z"/>
+        </w:rPr>
+      </w:pPr>
       <w:r>
         <w:t xml:space="preserve">An NMDS was run on the </w:t>
       </w:r>
@@ -2888,21 +2911,21 @@
       <w:r>
         <w:t xml:space="preserve">. The stress of the ordination was determined and its </w:t>
       </w:r>
-      <w:commentRangeStart w:id="345"/>
+      <w:commentRangeStart w:id="348"/>
       <w:r>
         <w:t>relevance</w:t>
       </w:r>
       <w:r>
         <w:t xml:space="preserve"> </w:t>
       </w:r>
-      <w:commentRangeEnd w:id="345"/>
+      <w:commentRangeEnd w:id="348"/>
       <w:r>
         <w:rPr>
           <w:rStyle w:val="CommentReference"/>
           <w:sz w:val="24"/>
           <w:szCs w:val="24"/>
         </w:rPr>
-        <w:commentReference w:id="345"/>
+        <w:commentReference w:id="348"/>
       </w:r>
       <w:r>
         <w:t xml:space="preserve">in the context of our data was assessed with the </w:t>
@@ -2919,18 +2942,18 @@
       <w:r>
         <w:t xml:space="preserve">methodology </w:t>
       </w:r>
-      <w:commentRangeStart w:id="346"/>
+      <w:commentRangeStart w:id="349"/>
       <w:r>
         <w:t xml:space="preserve">suggested </w:t>
       </w:r>
-      <w:commentRangeEnd w:id="346"/>
+      <w:commentRangeEnd w:id="349"/>
       <w:r>
         <w:rPr>
           <w:rStyle w:val="CommentReference"/>
           <w:sz w:val="24"/>
           <w:szCs w:val="24"/>
         </w:rPr>
-        <w:commentReference w:id="346"/>
+        <w:commentReference w:id="349"/>
       </w:r>
       <w:r>
         <w:t>by Dexter et al. (2018)</w:t>
@@ -2941,6 +2964,1615 @@
       <w:r>
         <w:t xml:space="preserve"> </w:t>
       </w:r>
+    </w:p>
+    <w:p>
+      <w:pPr>
+        <w:rPr>
+          <w:ins w:id="350" w:author="Bobay, Luke Andrew" w:date="2026-08-28T23:28:00Z" w16du:dateUtc="2026-08-29T06:28:00Z"/>
+        </w:rPr>
+      </w:pPr>
+      <w:ins w:id="351" w:author="Bobay, Luke Andrew" w:date="2026-08-28T23:24:00Z" w16du:dateUtc="2026-08-29T06:24:00Z">
+        <w:r>
+          <w:t xml:space="preserve">A negative binomial generalized linear mixed effects model (GLMM) was fit to counts of larval fish from each taxon in each </w:t>
+        </w:r>
+      </w:ins>
+      <w:ins w:id="352" w:author="Bobay, Luke Andrew" w:date="2026-08-29T00:36:00Z" w16du:dateUtc="2026-08-29T07:36:00Z">
+        <w:r>
+          <w:t>sample</w:t>
+        </w:r>
+      </w:ins>
+      <w:ins w:id="353" w:author="Bobay, Luke Andrew" w:date="2026-08-28T23:28:00Z" w16du:dateUtc="2026-08-29T06:28:00Z">
+        <w:r>
+          <w:t xml:space="preserve"> </w:t>
+        </w:r>
+        <w:r>
+          <w:t>using glmmTMB</w:t>
+        </w:r>
+      </w:ins>
+      <w:ins w:id="354" w:author="Bobay, Luke Andrew" w:date="2026-08-28T23:24:00Z" w16du:dateUtc="2026-08-29T06:24:00Z">
+        <w:r>
+          <w:t xml:space="preserve">. </w:t>
+        </w:r>
+      </w:ins>
+      <w:ins w:id="355" w:author="Bobay, Luke Andrew" w:date="2026-08-28T23:25:00Z" w16du:dateUtc="2026-08-29T06:25:00Z">
+        <w:r>
+          <w:t>The log l</w:t>
+        </w:r>
+      </w:ins>
+      <w:ins w:id="356" w:author="Bobay, Luke Andrew" w:date="2026-08-28T23:26:00Z" w16du:dateUtc="2026-08-29T06:26:00Z">
+        <w:r>
+          <w:t xml:space="preserve">ink was used and an offset for the log-transformed volume filtered </w:t>
+        </w:r>
+        <w:r>
+          <w:t>during each net tow was included to account for the effect of s</w:t>
+        </w:r>
+      </w:ins>
+      <w:ins w:id="357" w:author="Bobay, Luke Andrew" w:date="2026-08-28T23:27:00Z" w16du:dateUtc="2026-08-29T06:27:00Z">
+        <w:r>
+          <w:t xml:space="preserve">ampling effort. </w:t>
+        </w:r>
+      </w:ins>
+      <w:ins w:id="358" w:author="Bobay, Luke Andrew" w:date="2026-08-29T00:41:00Z" w16du:dateUtc="2026-08-29T07:41:00Z">
+        <w:r>
+          <w:t xml:space="preserve">Fixed effects included taxon, year, time of day, </w:t>
+        </w:r>
+      </w:ins>
+      <w:ins w:id="359" w:author="Bobay, Luke Andrew" w:date="2026-08-29T00:42:00Z" w16du:dateUtc="2026-08-29T07:42:00Z">
+        <w:r>
+          <w:t>depth, latitude, seafloor depth, temperature, salinity, DO, chl-</w:t>
+        </w:r>
+        <w:r>
+          <w:rPr>
+            <w:i/>
+            <w:iCs/>
+          </w:rPr>
+          <w:t>a</w:t>
+        </w:r>
+        <w:r>
+          <w:rPr>
+            <w:rPrChange w:id="360" w:author="Bobay, Luke Andrew" w:date="2026-08-29T00:42:00Z" w16du:dateUtc="2026-08-29T07:42:00Z">
+              <w:rPr>
+                <w:i/>
+                <w:iCs/>
+              </w:rPr>
+            </w:rPrChange>
+          </w:rPr>
+          <w:t>,</w:t>
+        </w:r>
+        <w:r>
+          <w:rPr>
+            <w:i/>
+            <w:iCs/>
+          </w:rPr>
+          <w:t xml:space="preserve"> </w:t>
+        </w:r>
+        <w:r>
+          <w:t xml:space="preserve">and the full interaction </w:t>
+        </w:r>
+      </w:ins>
+      <w:ins w:id="361" w:author="Bobay, Luke Andrew" w:date="2026-08-29T00:43:00Z" w16du:dateUtc="2026-08-29T07:43:00Z">
+        <w:r>
+          <w:t xml:space="preserve">among taxon, time of day, and depth. </w:t>
+        </w:r>
+      </w:ins>
+      <w:ins w:id="362" w:author="Bobay, Luke Andrew" w:date="2026-08-29T00:44:00Z" w16du:dateUtc="2026-08-29T07:44:00Z">
+        <w:r>
+          <w:t>Continuous predictors were centered and scaled before model fitting.</w:t>
+        </w:r>
+        <w:r>
+          <w:t xml:space="preserve"> </w:t>
+        </w:r>
+      </w:ins>
+      <w:ins w:id="363" w:author="Bobay, Luke Andrew" w:date="2026-08-29T00:43:00Z" w16du:dateUtc="2026-08-29T07:43:00Z">
+        <w:r>
+          <w:t xml:space="preserve">A random intercept for sample was included. </w:t>
+        </w:r>
+      </w:ins>
+      <w:ins w:id="364" w:author="Bobay, Luke Andrew" w:date="2026-08-28T23:27:00Z" w16du:dateUtc="2026-08-29T06:27:00Z">
+        <w:r>
+          <w:t>The model is represented by the equatio</w:t>
+        </w:r>
+      </w:ins>
+      <w:ins w:id="365" w:author="Bobay, Luke Andrew" w:date="2026-08-28T23:28:00Z" w16du:dateUtc="2026-08-29T06:28:00Z">
+        <w:r>
+          <w:t>n:</w:t>
+        </w:r>
+      </w:ins>
+    </w:p>
+    <w:p>
+      <w:pPr>
+        <w:rPr>
+          <w:rFonts w:eastAsiaTheme="minorEastAsia"/>
+        </w:rPr>
+      </w:pPr>
+      <m:oMathPara>
+        <m:oMath>
+          <m:sSub>
+            <m:sSubPr>
+              <m:ctrlPr>
+                <w:rPr>
+                  <w:rFonts w:ascii="Cambria Math" w:eastAsiaTheme="minorEastAsia" w:hAnsi="Cambria Math"/>
+                </w:rPr>
+              </m:ctrlPr>
+            </m:sSubPr>
+            <m:e>
+              <m:r>
+                <w:rPr>
+                  <w:rFonts w:ascii="Cambria Math" w:eastAsiaTheme="minorEastAsia" w:hAnsi="Cambria Math"/>
+                </w:rPr>
+                <m:t>y</m:t>
+              </m:r>
+            </m:e>
+            <m:sub>
+              <m:r>
+                <w:rPr>
+                  <w:rFonts w:ascii="Cambria Math" w:eastAsiaTheme="minorEastAsia" w:hAnsi="Cambria Math"/>
+                </w:rPr>
+                <m:t>i,j,k</m:t>
+              </m:r>
+            </m:sub>
+          </m:sSub>
+          <m:r>
+            <w:rPr>
+              <w:rFonts w:ascii="Cambria Math" w:eastAsiaTheme="minorEastAsia" w:hAnsi="Cambria Math"/>
+            </w:rPr>
+            <m:t> </m:t>
+          </m:r>
+          <m:r>
+            <w:rPr>
+              <w:rFonts w:ascii="Cambria Math" w:eastAsiaTheme="minorEastAsia" w:hAnsi="Cambria Math"/>
+            </w:rPr>
+            <m:t xml:space="preserve">~ </m:t>
+          </m:r>
+          <m:r>
+            <w:rPr>
+              <w:rFonts w:ascii="Cambria Math" w:eastAsiaTheme="minorEastAsia" w:hAnsi="Cambria Math"/>
+            </w:rPr>
+            <m:t>NB</m:t>
+          </m:r>
+          <m:d>
+            <m:dPr>
+              <m:ctrlPr>
+                <w:rPr>
+                  <w:rFonts w:ascii="Cambria Math" w:eastAsiaTheme="minorEastAsia" w:hAnsi="Cambria Math"/>
+                </w:rPr>
+              </m:ctrlPr>
+            </m:dPr>
+            <m:e>
+              <m:sSub>
+                <m:sSubPr>
+                  <m:ctrlPr>
+                    <w:rPr>
+                      <w:rFonts w:ascii="Cambria Math" w:eastAsiaTheme="minorEastAsia" w:hAnsi="Cambria Math"/>
+                    </w:rPr>
+                  </m:ctrlPr>
+                </m:sSubPr>
+                <m:e>
+                  <m:r>
+                    <w:rPr>
+                      <w:rFonts w:ascii="Cambria Math" w:eastAsiaTheme="minorEastAsia" w:hAnsi="Cambria Math"/>
+                    </w:rPr>
+                    <m:t>μ</m:t>
+                  </m:r>
+                </m:e>
+                <m:sub>
+                  <m:r>
+                    <w:rPr>
+                      <w:rFonts w:ascii="Cambria Math" w:eastAsiaTheme="minorEastAsia" w:hAnsi="Cambria Math"/>
+                    </w:rPr>
+                    <m:t>i,j,k</m:t>
+                  </m:r>
+                </m:sub>
+              </m:sSub>
+              <m:r>
+                <w:rPr>
+                  <w:rFonts w:ascii="Cambria Math" w:eastAsiaTheme="minorEastAsia" w:hAnsi="Cambria Math"/>
+                </w:rPr>
+                <m:t>,ϕ</m:t>
+              </m:r>
+            </m:e>
+          </m:d>
+        </m:oMath>
+      </m:oMathPara>
+    </w:p>
+    <w:p>
+      <w:pPr>
+        <w:rPr>
+          <w:rFonts w:eastAsiaTheme="minorEastAsia"/>
+        </w:rPr>
+      </w:pPr>
+      <m:oMathPara>
+        <m:oMath>
+          <m:r>
+            <w:rPr>
+              <w:rFonts w:ascii="Cambria Math" w:eastAsiaTheme="minorEastAsia" w:hAnsi="Cambria Math"/>
+            </w:rPr>
+            <m:t>log</m:t>
+          </m:r>
+          <m:d>
+            <m:dPr>
+              <m:ctrlPr>
+                <w:rPr>
+                  <w:rFonts w:ascii="Cambria Math" w:eastAsiaTheme="minorEastAsia" w:hAnsi="Cambria Math"/>
+                </w:rPr>
+              </m:ctrlPr>
+            </m:dPr>
+            <m:e>
+              <m:sSub>
+                <m:sSubPr>
+                  <m:ctrlPr>
+                    <w:rPr>
+                      <w:rFonts w:ascii="Cambria Math" w:eastAsiaTheme="minorEastAsia" w:hAnsi="Cambria Math"/>
+                    </w:rPr>
+                  </m:ctrlPr>
+                </m:sSubPr>
+                <m:e>
+                  <m:r>
+                    <w:rPr>
+                      <w:rFonts w:ascii="Cambria Math" w:eastAsiaTheme="minorEastAsia" w:hAnsi="Cambria Math"/>
+                    </w:rPr>
+                    <m:t>μ</m:t>
+                  </m:r>
+                </m:e>
+                <m:sub>
+                  <m:r>
+                    <w:rPr>
+                      <w:rFonts w:ascii="Cambria Math" w:eastAsiaTheme="minorEastAsia" w:hAnsi="Cambria Math"/>
+                    </w:rPr>
+                    <m:t>i,j,k</m:t>
+                  </m:r>
+                </m:sub>
+              </m:sSub>
+            </m:e>
+          </m:d>
+          <m:r>
+            <w:rPr>
+              <w:rFonts w:ascii="Cambria Math" w:eastAsiaTheme="minorEastAsia" w:hAnsi="Cambria Math"/>
+            </w:rPr>
+            <m:t>=log</m:t>
+          </m:r>
+          <m:d>
+            <m:dPr>
+              <m:ctrlPr>
+                <w:rPr>
+                  <w:rFonts w:ascii="Cambria Math" w:eastAsiaTheme="minorEastAsia" w:hAnsi="Cambria Math"/>
+                </w:rPr>
+              </m:ctrlPr>
+            </m:dPr>
+            <m:e>
+              <m:sSub>
+                <m:sSubPr>
+                  <m:ctrlPr>
+                    <w:rPr>
+                      <w:rFonts w:ascii="Cambria Math" w:eastAsiaTheme="minorEastAsia" w:hAnsi="Cambria Math"/>
+                    </w:rPr>
+                  </m:ctrlPr>
+                </m:sSubPr>
+                <m:e>
+                  <m:r>
+                    <w:rPr>
+                      <w:rFonts w:ascii="Cambria Math" w:eastAsiaTheme="minorEastAsia" w:hAnsi="Cambria Math"/>
+                    </w:rPr>
+                    <m:t>V</m:t>
+                  </m:r>
+                </m:e>
+                <m:sub>
+                  <m:r>
+                    <w:rPr>
+                      <w:rFonts w:ascii="Cambria Math" w:eastAsiaTheme="minorEastAsia" w:hAnsi="Cambria Math"/>
+                    </w:rPr>
+                    <m:t>i,j,k</m:t>
+                  </m:r>
+                </m:sub>
+              </m:sSub>
+            </m:e>
+          </m:d>
+          <m:r>
+            <w:rPr>
+              <w:rFonts w:ascii="Cambria Math" w:eastAsiaTheme="minorEastAsia" w:hAnsi="Cambria Math"/>
+            </w:rPr>
+            <m:t>+</m:t>
+          </m:r>
+          <m:sSub>
+            <m:sSubPr>
+              <m:ctrlPr>
+                <w:rPr>
+                  <w:rFonts w:ascii="Cambria Math" w:eastAsiaTheme="minorEastAsia" w:hAnsi="Cambria Math"/>
+                </w:rPr>
+              </m:ctrlPr>
+            </m:sSubPr>
+            <m:e>
+              <m:r>
+                <w:rPr>
+                  <w:rFonts w:ascii="Cambria Math" w:eastAsiaTheme="minorEastAsia" w:hAnsi="Cambria Math"/>
+                </w:rPr>
+                <m:t>β</m:t>
+              </m:r>
+            </m:e>
+            <m:sub>
+              <m:r>
+                <w:rPr>
+                  <w:rFonts w:ascii="Cambria Math" w:eastAsiaTheme="minorEastAsia" w:hAnsi="Cambria Math"/>
+                </w:rPr>
+                <m:t>0</m:t>
+              </m:r>
+            </m:sub>
+          </m:sSub>
+          <m:r>
+            <w:rPr>
+              <w:rFonts w:ascii="Cambria Math" w:eastAsiaTheme="minorEastAsia" w:hAnsi="Cambria Math"/>
+            </w:rPr>
+            <m:t>+</m:t>
+          </m:r>
+          <m:sSub>
+            <m:sSubPr>
+              <m:ctrlPr>
+                <w:rPr>
+                  <w:rFonts w:ascii="Cambria Math" w:eastAsiaTheme="minorEastAsia" w:hAnsi="Cambria Math"/>
+                </w:rPr>
+              </m:ctrlPr>
+            </m:sSubPr>
+            <m:e>
+              <m:r>
+                <w:rPr>
+                  <w:rFonts w:ascii="Cambria Math" w:eastAsiaTheme="minorEastAsia" w:hAnsi="Cambria Math"/>
+                </w:rPr>
+                <m:t>β</m:t>
+              </m:r>
+            </m:e>
+            <m:sub>
+              <m:r>
+                <m:rPr>
+                  <m:nor/>
+                </m:rPr>
+                <w:rPr>
+                  <w:rFonts w:ascii="Cambria Math" w:eastAsiaTheme="minorEastAsia" w:hAnsi="Cambria Math"/>
+                </w:rPr>
+                <m:t>taxon</m:t>
+              </m:r>
+              <m:r>
+                <w:rPr>
+                  <w:rFonts w:ascii="Cambria Math" w:eastAsiaTheme="minorEastAsia" w:hAnsi="Cambria Math"/>
+                </w:rPr>
+                <m:t>,i</m:t>
+              </m:r>
+            </m:sub>
+          </m:sSub>
+          <m:r>
+            <w:rPr>
+              <w:rFonts w:ascii="Cambria Math" w:eastAsiaTheme="minorEastAsia" w:hAnsi="Cambria Math"/>
+            </w:rPr>
+            <m:t>+</m:t>
+          </m:r>
+          <m:sSub>
+            <m:sSubPr>
+              <m:ctrlPr>
+                <w:rPr>
+                  <w:rFonts w:ascii="Cambria Math" w:eastAsiaTheme="minorEastAsia" w:hAnsi="Cambria Math"/>
+                </w:rPr>
+              </m:ctrlPr>
+            </m:sSubPr>
+            <m:e>
+              <m:r>
+                <w:rPr>
+                  <w:rFonts w:ascii="Cambria Math" w:eastAsiaTheme="minorEastAsia" w:hAnsi="Cambria Math"/>
+                </w:rPr>
+                <m:t>β</m:t>
+              </m:r>
+            </m:e>
+            <m:sub>
+              <m:r>
+                <m:rPr>
+                  <m:nor/>
+                </m:rPr>
+                <w:rPr>
+                  <w:rFonts w:ascii="Cambria Math" w:eastAsiaTheme="minorEastAsia" w:hAnsi="Cambria Math"/>
+                </w:rPr>
+                <m:t>year</m:t>
+              </m:r>
+              <m:r>
+                <w:rPr>
+                  <w:rFonts w:ascii="Cambria Math" w:eastAsiaTheme="minorEastAsia" w:hAnsi="Cambria Math"/>
+                </w:rPr>
+                <m:t>,j</m:t>
+              </m:r>
+            </m:sub>
+          </m:sSub>
+          <m:r>
+            <w:rPr>
+              <w:rFonts w:ascii="Cambria Math" w:eastAsiaTheme="minorEastAsia" w:hAnsi="Cambria Math"/>
+            </w:rPr>
+            <m:t>+</m:t>
+          </m:r>
+          <m:sSub>
+            <m:sSubPr>
+              <m:ctrlPr>
+                <w:rPr>
+                  <w:rFonts w:ascii="Cambria Math" w:eastAsiaTheme="minorEastAsia" w:hAnsi="Cambria Math"/>
+                </w:rPr>
+              </m:ctrlPr>
+            </m:sSubPr>
+            <m:e>
+              <m:r>
+                <w:rPr>
+                  <w:rFonts w:ascii="Cambria Math" w:eastAsiaTheme="minorEastAsia" w:hAnsi="Cambria Math"/>
+                </w:rPr>
+                <m:t>β</m:t>
+              </m:r>
+            </m:e>
+            <m:sub>
+              <m:r>
+                <w:rPr>
+                  <w:rFonts w:ascii="Cambria Math" w:eastAsiaTheme="minorEastAsia" w:hAnsi="Cambria Math"/>
+                </w:rPr>
+                <m:t>1</m:t>
+              </m:r>
+            </m:sub>
+          </m:sSub>
+          <m:sSub>
+            <m:sSubPr>
+              <m:ctrlPr>
+                <w:rPr>
+                  <w:rFonts w:ascii="Cambria Math" w:eastAsiaTheme="minorEastAsia" w:hAnsi="Cambria Math"/>
+                </w:rPr>
+              </m:ctrlPr>
+            </m:sSubPr>
+            <m:e>
+              <m:r>
+                <m:rPr>
+                  <m:nor/>
+                </m:rPr>
+                <w:rPr>
+                  <w:rFonts w:ascii="Cambria Math" w:eastAsiaTheme="minorEastAsia" w:hAnsi="Cambria Math"/>
+                </w:rPr>
+                <m:t>time of day</m:t>
+              </m:r>
+            </m:e>
+            <m:sub>
+              <m:r>
+                <w:rPr>
+                  <w:rFonts w:ascii="Cambria Math" w:eastAsiaTheme="minorEastAsia" w:hAnsi="Cambria Math"/>
+                </w:rPr>
+                <m:t>i,j,k</m:t>
+              </m:r>
+            </m:sub>
+          </m:sSub>
+          <m:r>
+            <w:rPr>
+              <w:rFonts w:ascii="Cambria Math" w:eastAsiaTheme="minorEastAsia" w:hAnsi="Cambria Math"/>
+            </w:rPr>
+            <m:t>+</m:t>
+          </m:r>
+          <m:sSub>
+            <m:sSubPr>
+              <m:ctrlPr>
+                <w:rPr>
+                  <w:rFonts w:ascii="Cambria Math" w:eastAsiaTheme="minorEastAsia" w:hAnsi="Cambria Math"/>
+                </w:rPr>
+              </m:ctrlPr>
+            </m:sSubPr>
+            <m:e>
+              <m:r>
+                <w:rPr>
+                  <w:rFonts w:ascii="Cambria Math" w:eastAsiaTheme="minorEastAsia" w:hAnsi="Cambria Math"/>
+                </w:rPr>
+                <m:t>β</m:t>
+              </m:r>
+            </m:e>
+            <m:sub>
+              <m:r>
+                <w:rPr>
+                  <w:rFonts w:ascii="Cambria Math" w:eastAsiaTheme="minorEastAsia" w:hAnsi="Cambria Math"/>
+                </w:rPr>
+                <m:t>2</m:t>
+              </m:r>
+            </m:sub>
+          </m:sSub>
+          <m:sSub>
+            <m:sSubPr>
+              <m:ctrlPr>
+                <w:rPr>
+                  <w:rFonts w:ascii="Cambria Math" w:eastAsiaTheme="minorEastAsia" w:hAnsi="Cambria Math"/>
+                </w:rPr>
+              </m:ctrlPr>
+            </m:sSubPr>
+            <m:e>
+              <m:r>
+                <m:rPr>
+                  <m:nor/>
+                </m:rPr>
+                <w:rPr>
+                  <w:rFonts w:ascii="Cambria Math" w:eastAsiaTheme="minorEastAsia" w:hAnsi="Cambria Math"/>
+                </w:rPr>
+                <m:t>depth</m:t>
+              </m:r>
+            </m:e>
+            <m:sub>
+              <m:r>
+                <w:rPr>
+                  <w:rFonts w:ascii="Cambria Math" w:eastAsiaTheme="minorEastAsia" w:hAnsi="Cambria Math"/>
+                </w:rPr>
+                <m:t>i,j,k</m:t>
+              </m:r>
+            </m:sub>
+          </m:sSub>
+          <m:r>
+            <w:rPr>
+              <w:rFonts w:ascii="Cambria Math" w:eastAsiaTheme="minorEastAsia" w:hAnsi="Cambria Math"/>
+            </w:rPr>
+            <m:t>+bet</m:t>
+          </m:r>
+          <m:sSub>
+            <m:sSubPr>
+              <m:ctrlPr>
+                <w:rPr>
+                  <w:rFonts w:ascii="Cambria Math" w:eastAsiaTheme="minorEastAsia" w:hAnsi="Cambria Math"/>
+                </w:rPr>
+              </m:ctrlPr>
+            </m:sSubPr>
+            <m:e>
+              <m:r>
+                <w:rPr>
+                  <w:rFonts w:ascii="Cambria Math" w:eastAsiaTheme="minorEastAsia" w:hAnsi="Cambria Math"/>
+                </w:rPr>
+                <m:t>a</m:t>
+              </m:r>
+            </m:e>
+            <m:sub>
+              <m:r>
+                <w:rPr>
+                  <w:rFonts w:ascii="Cambria Math" w:eastAsiaTheme="minorEastAsia" w:hAnsi="Cambria Math"/>
+                </w:rPr>
+                <m:t>3</m:t>
+              </m:r>
+            </m:sub>
+          </m:sSub>
+          <m:sSub>
+            <m:sSubPr>
+              <m:ctrlPr>
+                <w:rPr>
+                  <w:rFonts w:ascii="Cambria Math" w:eastAsiaTheme="minorEastAsia" w:hAnsi="Cambria Math"/>
+                </w:rPr>
+              </m:ctrlPr>
+            </m:sSubPr>
+            <m:e>
+              <m:r>
+                <m:rPr>
+                  <m:nor/>
+                </m:rPr>
+                <w:rPr>
+                  <w:rFonts w:ascii="Cambria Math" w:eastAsiaTheme="minorEastAsia" w:hAnsi="Cambria Math"/>
+                </w:rPr>
+                <m:t>latitude</m:t>
+              </m:r>
+            </m:e>
+            <m:sub>
+              <m:r>
+                <w:rPr>
+                  <w:rFonts w:ascii="Cambria Math" w:eastAsiaTheme="minorEastAsia" w:hAnsi="Cambria Math"/>
+                </w:rPr>
+                <m:t>i,j,k</m:t>
+              </m:r>
+            </m:sub>
+          </m:sSub>
+          <m:r>
+            <w:rPr>
+              <w:rFonts w:ascii="Cambria Math" w:eastAsiaTheme="minorEastAsia" w:hAnsi="Cambria Math"/>
+            </w:rPr>
+            <m:t>+</m:t>
+          </m:r>
+          <m:sSub>
+            <m:sSubPr>
+              <m:ctrlPr>
+                <w:rPr>
+                  <w:rFonts w:ascii="Cambria Math" w:eastAsiaTheme="minorEastAsia" w:hAnsi="Cambria Math"/>
+                </w:rPr>
+              </m:ctrlPr>
+            </m:sSubPr>
+            <m:e>
+              <m:r>
+                <w:rPr>
+                  <w:rFonts w:ascii="Cambria Math" w:eastAsiaTheme="minorEastAsia" w:hAnsi="Cambria Math"/>
+                </w:rPr>
+                <m:t>β</m:t>
+              </m:r>
+            </m:e>
+            <m:sub>
+              <m:r>
+                <w:rPr>
+                  <w:rFonts w:ascii="Cambria Math" w:eastAsiaTheme="minorEastAsia" w:hAnsi="Cambria Math"/>
+                </w:rPr>
+                <m:t>4</m:t>
+              </m:r>
+            </m:sub>
+          </m:sSub>
+          <m:sSub>
+            <m:sSubPr>
+              <m:ctrlPr>
+                <w:rPr>
+                  <w:rFonts w:ascii="Cambria Math" w:eastAsiaTheme="minorEastAsia" w:hAnsi="Cambria Math"/>
+                </w:rPr>
+              </m:ctrlPr>
+            </m:sSubPr>
+            <m:e>
+              <m:r>
+                <m:rPr>
+                  <m:nor/>
+                </m:rPr>
+                <w:rPr>
+                  <w:rFonts w:ascii="Cambria Math" w:eastAsiaTheme="minorEastAsia" w:hAnsi="Cambria Math"/>
+                </w:rPr>
+                <m:t>seafloor depth</m:t>
+              </m:r>
+            </m:e>
+            <m:sub>
+              <m:r>
+                <w:rPr>
+                  <w:rFonts w:ascii="Cambria Math" w:eastAsiaTheme="minorEastAsia" w:hAnsi="Cambria Math"/>
+                </w:rPr>
+                <m:t>i,j,k</m:t>
+              </m:r>
+            </m:sub>
+          </m:sSub>
+          <m:r>
+            <w:rPr>
+              <w:rFonts w:ascii="Cambria Math" w:eastAsiaTheme="minorEastAsia" w:hAnsi="Cambria Math"/>
+            </w:rPr>
+            <m:t>+</m:t>
+          </m:r>
+          <m:sSub>
+            <m:sSubPr>
+              <m:ctrlPr>
+                <w:rPr>
+                  <w:rFonts w:ascii="Cambria Math" w:eastAsiaTheme="minorEastAsia" w:hAnsi="Cambria Math"/>
+                </w:rPr>
+              </m:ctrlPr>
+            </m:sSubPr>
+            <m:e>
+              <m:r>
+                <w:rPr>
+                  <w:rFonts w:ascii="Cambria Math" w:eastAsiaTheme="minorEastAsia" w:hAnsi="Cambria Math"/>
+                </w:rPr>
+                <m:t>β</m:t>
+              </m:r>
+            </m:e>
+            <m:sub>
+              <m:r>
+                <w:rPr>
+                  <w:rFonts w:ascii="Cambria Math" w:eastAsiaTheme="minorEastAsia" w:hAnsi="Cambria Math"/>
+                </w:rPr>
+                <m:t>5</m:t>
+              </m:r>
+            </m:sub>
+          </m:sSub>
+          <m:sSub>
+            <m:sSubPr>
+              <m:ctrlPr>
+                <w:rPr>
+                  <w:rFonts w:ascii="Cambria Math" w:eastAsiaTheme="minorEastAsia" w:hAnsi="Cambria Math"/>
+                </w:rPr>
+              </m:ctrlPr>
+            </m:sSubPr>
+            <m:e>
+              <m:r>
+                <m:rPr>
+                  <m:nor/>
+                </m:rPr>
+                <w:rPr>
+                  <w:rFonts w:ascii="Cambria Math" w:eastAsiaTheme="minorEastAsia" w:hAnsi="Cambria Math"/>
+                </w:rPr>
+                <m:t>temperature</m:t>
+              </m:r>
+            </m:e>
+            <m:sub>
+              <m:r>
+                <w:rPr>
+                  <w:rFonts w:ascii="Cambria Math" w:eastAsiaTheme="minorEastAsia" w:hAnsi="Cambria Math"/>
+                </w:rPr>
+                <m:t>i,j,k</m:t>
+              </m:r>
+            </m:sub>
+          </m:sSub>
+          <m:r>
+            <w:rPr>
+              <w:rFonts w:ascii="Cambria Math" w:eastAsiaTheme="minorEastAsia" w:hAnsi="Cambria Math"/>
+            </w:rPr>
+            <m:t>+</m:t>
+          </m:r>
+          <m:sSub>
+            <m:sSubPr>
+              <m:ctrlPr>
+                <w:rPr>
+                  <w:rFonts w:ascii="Cambria Math" w:eastAsiaTheme="minorEastAsia" w:hAnsi="Cambria Math"/>
+                </w:rPr>
+              </m:ctrlPr>
+            </m:sSubPr>
+            <m:e>
+              <m:r>
+                <w:rPr>
+                  <w:rFonts w:ascii="Cambria Math" w:eastAsiaTheme="minorEastAsia" w:hAnsi="Cambria Math"/>
+                </w:rPr>
+                <m:t>β</m:t>
+              </m:r>
+            </m:e>
+            <m:sub>
+              <m:r>
+                <w:rPr>
+                  <w:rFonts w:ascii="Cambria Math" w:eastAsiaTheme="minorEastAsia" w:hAnsi="Cambria Math"/>
+                </w:rPr>
+                <m:t>6</m:t>
+              </m:r>
+            </m:sub>
+          </m:sSub>
+          <m:sSub>
+            <m:sSubPr>
+              <m:ctrlPr>
+                <w:rPr>
+                  <w:rFonts w:ascii="Cambria Math" w:eastAsiaTheme="minorEastAsia" w:hAnsi="Cambria Math"/>
+                </w:rPr>
+              </m:ctrlPr>
+            </m:sSubPr>
+            <m:e>
+              <m:r>
+                <m:rPr>
+                  <m:nor/>
+                </m:rPr>
+                <w:rPr>
+                  <w:rFonts w:ascii="Cambria Math" w:eastAsiaTheme="minorEastAsia" w:hAnsi="Cambria Math"/>
+                </w:rPr>
+                <m:t>salinity</m:t>
+              </m:r>
+            </m:e>
+            <m:sub>
+              <m:r>
+                <w:rPr>
+                  <w:rFonts w:ascii="Cambria Math" w:eastAsiaTheme="minorEastAsia" w:hAnsi="Cambria Math"/>
+                </w:rPr>
+                <m:t>i,j,k</m:t>
+              </m:r>
+            </m:sub>
+          </m:sSub>
+          <m:r>
+            <w:rPr>
+              <w:rFonts w:ascii="Cambria Math" w:eastAsiaTheme="minorEastAsia" w:hAnsi="Cambria Math"/>
+            </w:rPr>
+            <m:t>+</m:t>
+          </m:r>
+          <m:sSub>
+            <m:sSubPr>
+              <m:ctrlPr>
+                <w:rPr>
+                  <w:rFonts w:ascii="Cambria Math" w:eastAsiaTheme="minorEastAsia" w:hAnsi="Cambria Math"/>
+                </w:rPr>
+              </m:ctrlPr>
+            </m:sSubPr>
+            <m:e>
+              <m:r>
+                <w:rPr>
+                  <w:rFonts w:ascii="Cambria Math" w:eastAsiaTheme="minorEastAsia" w:hAnsi="Cambria Math"/>
+                </w:rPr>
+                <m:t>β</m:t>
+              </m:r>
+            </m:e>
+            <m:sub>
+              <m:r>
+                <w:rPr>
+                  <w:rFonts w:ascii="Cambria Math" w:eastAsiaTheme="minorEastAsia" w:hAnsi="Cambria Math"/>
+                </w:rPr>
+                <m:t>7</m:t>
+              </m:r>
+            </m:sub>
+          </m:sSub>
+          <m:sSub>
+            <m:sSubPr>
+              <m:ctrlPr>
+                <w:rPr>
+                  <w:rFonts w:ascii="Cambria Math" w:eastAsiaTheme="minorEastAsia" w:hAnsi="Cambria Math"/>
+                </w:rPr>
+              </m:ctrlPr>
+            </m:sSubPr>
+            <m:e>
+              <m:r>
+                <m:rPr>
+                  <m:nor/>
+                </m:rPr>
+                <w:rPr>
+                  <w:rFonts w:ascii="Cambria Math" w:eastAsiaTheme="minorEastAsia" w:hAnsi="Cambria Math"/>
+                </w:rPr>
+                <m:t>DO</m:t>
+              </m:r>
+            </m:e>
+            <m:sub>
+              <m:r>
+                <w:rPr>
+                  <w:rFonts w:ascii="Cambria Math" w:eastAsiaTheme="minorEastAsia" w:hAnsi="Cambria Math"/>
+                </w:rPr>
+                <m:t>i,j,k</m:t>
+              </m:r>
+            </m:sub>
+          </m:sSub>
+          <m:r>
+            <w:rPr>
+              <w:rFonts w:ascii="Cambria Math" w:eastAsiaTheme="minorEastAsia" w:hAnsi="Cambria Math"/>
+            </w:rPr>
+            <m:t>+</m:t>
+          </m:r>
+          <m:sSub>
+            <m:sSubPr>
+              <m:ctrlPr>
+                <w:rPr>
+                  <w:rFonts w:ascii="Cambria Math" w:eastAsiaTheme="minorEastAsia" w:hAnsi="Cambria Math"/>
+                </w:rPr>
+              </m:ctrlPr>
+            </m:sSubPr>
+            <m:e>
+              <m:r>
+                <w:rPr>
+                  <w:rFonts w:ascii="Cambria Math" w:eastAsiaTheme="minorEastAsia" w:hAnsi="Cambria Math"/>
+                </w:rPr>
+                <m:t>β</m:t>
+              </m:r>
+            </m:e>
+            <m:sub>
+              <m:r>
+                <w:rPr>
+                  <w:rFonts w:ascii="Cambria Math" w:eastAsiaTheme="minorEastAsia" w:hAnsi="Cambria Math"/>
+                </w:rPr>
+                <m:t>8</m:t>
+              </m:r>
+            </m:sub>
+          </m:sSub>
+          <m:sSub>
+            <m:sSubPr>
+              <m:ctrlPr>
+                <w:rPr>
+                  <w:rFonts w:ascii="Cambria Math" w:eastAsiaTheme="minorEastAsia" w:hAnsi="Cambria Math"/>
+                </w:rPr>
+              </m:ctrlPr>
+            </m:sSubPr>
+            <m:e>
+              <m:r>
+                <m:rPr>
+                  <m:nor/>
+                </m:rPr>
+                <w:rPr>
+                  <w:rFonts w:ascii="Cambria Math" w:eastAsiaTheme="minorEastAsia" w:hAnsi="Cambria Math"/>
+                </w:rPr>
+                <m:t>chl-a</m:t>
+              </m:r>
+            </m:e>
+            <m:sub>
+              <m:r>
+                <w:rPr>
+                  <w:rFonts w:ascii="Cambria Math" w:eastAsiaTheme="minorEastAsia" w:hAnsi="Cambria Math"/>
+                </w:rPr>
+                <m:t>i,j,k</m:t>
+              </m:r>
+            </m:sub>
+          </m:sSub>
+          <m:r>
+            <w:rPr>
+              <w:rFonts w:ascii="Cambria Math" w:eastAsiaTheme="minorEastAsia" w:hAnsi="Cambria Math"/>
+            </w:rPr>
+            <m:t>+</m:t>
+          </m:r>
+          <m:sSub>
+            <m:sSubPr>
+              <m:ctrlPr>
+                <w:rPr>
+                  <w:rFonts w:ascii="Cambria Math" w:eastAsiaTheme="minorEastAsia" w:hAnsi="Cambria Math"/>
+                </w:rPr>
+              </m:ctrlPr>
+            </m:sSubPr>
+            <m:e>
+              <m:r>
+                <w:rPr>
+                  <w:rFonts w:ascii="Cambria Math" w:eastAsiaTheme="minorEastAsia" w:hAnsi="Cambria Math"/>
+                </w:rPr>
+                <m:t>β</m:t>
+              </m:r>
+            </m:e>
+            <m:sub>
+              <m:r>
+                <m:rPr>
+                  <m:nor/>
+                </m:rPr>
+                <w:rPr>
+                  <w:rFonts w:ascii="Cambria Math" w:eastAsiaTheme="minorEastAsia" w:hAnsi="Cambria Math"/>
+                </w:rPr>
+                <m:t>taxon:time of day</m:t>
+              </m:r>
+              <m:r>
+                <w:rPr>
+                  <w:rFonts w:ascii="Cambria Math" w:eastAsiaTheme="minorEastAsia" w:hAnsi="Cambria Math"/>
+                </w:rPr>
+                <m:t>,i</m:t>
+              </m:r>
+            </m:sub>
+          </m:sSub>
+          <m:sSub>
+            <m:sSubPr>
+              <m:ctrlPr>
+                <w:rPr>
+                  <w:rFonts w:ascii="Cambria Math" w:eastAsiaTheme="minorEastAsia" w:hAnsi="Cambria Math"/>
+                </w:rPr>
+              </m:ctrlPr>
+            </m:sSubPr>
+            <m:e>
+              <m:r>
+                <m:rPr>
+                  <m:nor/>
+                </m:rPr>
+                <w:rPr>
+                  <w:rFonts w:ascii="Cambria Math" w:eastAsiaTheme="minorEastAsia" w:hAnsi="Cambria Math"/>
+                </w:rPr>
+                <m:t>time of day</m:t>
+              </m:r>
+            </m:e>
+            <m:sub>
+              <m:r>
+                <w:rPr>
+                  <w:rFonts w:ascii="Cambria Math" w:eastAsiaTheme="minorEastAsia" w:hAnsi="Cambria Math"/>
+                </w:rPr>
+                <m:t>i,j,k</m:t>
+              </m:r>
+            </m:sub>
+          </m:sSub>
+          <m:r>
+            <w:rPr>
+              <w:rFonts w:ascii="Cambria Math" w:eastAsiaTheme="minorEastAsia" w:hAnsi="Cambria Math"/>
+            </w:rPr>
+            <m:t>+</m:t>
+          </m:r>
+          <m:sSub>
+            <m:sSubPr>
+              <m:ctrlPr>
+                <w:rPr>
+                  <w:rFonts w:ascii="Cambria Math" w:eastAsiaTheme="minorEastAsia" w:hAnsi="Cambria Math"/>
+                </w:rPr>
+              </m:ctrlPr>
+            </m:sSubPr>
+            <m:e>
+              <m:r>
+                <w:rPr>
+                  <w:rFonts w:ascii="Cambria Math" w:eastAsiaTheme="minorEastAsia" w:hAnsi="Cambria Math"/>
+                </w:rPr>
+                <m:t>β</m:t>
+              </m:r>
+            </m:e>
+            <m:sub>
+              <m:r>
+                <m:rPr>
+                  <m:nor/>
+                </m:rPr>
+                <w:rPr>
+                  <w:rFonts w:ascii="Cambria Math" w:eastAsiaTheme="minorEastAsia" w:hAnsi="Cambria Math"/>
+                </w:rPr>
+                <m:t>taxon:depth</m:t>
+              </m:r>
+              <m:r>
+                <w:rPr>
+                  <w:rFonts w:ascii="Cambria Math" w:eastAsiaTheme="minorEastAsia" w:hAnsi="Cambria Math"/>
+                </w:rPr>
+                <m:t>,i</m:t>
+              </m:r>
+            </m:sub>
+          </m:sSub>
+          <m:sSub>
+            <m:sSubPr>
+              <m:ctrlPr>
+                <w:rPr>
+                  <w:rFonts w:ascii="Cambria Math" w:eastAsiaTheme="minorEastAsia" w:hAnsi="Cambria Math"/>
+                </w:rPr>
+              </m:ctrlPr>
+            </m:sSubPr>
+            <m:e>
+              <m:r>
+                <m:rPr>
+                  <m:nor/>
+                </m:rPr>
+                <w:rPr>
+                  <w:rFonts w:ascii="Cambria Math" w:eastAsiaTheme="minorEastAsia" w:hAnsi="Cambria Math"/>
+                </w:rPr>
+                <m:t>depth</m:t>
+              </m:r>
+            </m:e>
+            <m:sub>
+              <m:r>
+                <w:rPr>
+                  <w:rFonts w:ascii="Cambria Math" w:eastAsiaTheme="minorEastAsia" w:hAnsi="Cambria Math"/>
+                </w:rPr>
+                <m:t>i,j,k</m:t>
+              </m:r>
+            </m:sub>
+          </m:sSub>
+          <m:r>
+            <w:rPr>
+              <w:rFonts w:ascii="Cambria Math" w:eastAsiaTheme="minorEastAsia" w:hAnsi="Cambria Math"/>
+            </w:rPr>
+            <m:t>+</m:t>
+          </m:r>
+          <m:sSub>
+            <m:sSubPr>
+              <m:ctrlPr>
+                <w:rPr>
+                  <w:rFonts w:ascii="Cambria Math" w:eastAsiaTheme="minorEastAsia" w:hAnsi="Cambria Math"/>
+                </w:rPr>
+              </m:ctrlPr>
+            </m:sSubPr>
+            <m:e>
+              <m:r>
+                <w:rPr>
+                  <w:rFonts w:ascii="Cambria Math" w:eastAsiaTheme="minorEastAsia" w:hAnsi="Cambria Math"/>
+                </w:rPr>
+                <m:t>β</m:t>
+              </m:r>
+            </m:e>
+            <m:sub>
+              <m:r>
+                <m:rPr>
+                  <m:nor/>
+                </m:rPr>
+                <w:rPr>
+                  <w:rFonts w:ascii="Cambria Math" w:eastAsiaTheme="minorEastAsia" w:hAnsi="Cambria Math"/>
+                </w:rPr>
+                <m:t>time of day:depth</m:t>
+              </m:r>
+            </m:sub>
+          </m:sSub>
+          <m:sSub>
+            <m:sSubPr>
+              <m:ctrlPr>
+                <w:rPr>
+                  <w:rFonts w:ascii="Cambria Math" w:eastAsiaTheme="minorEastAsia" w:hAnsi="Cambria Math"/>
+                </w:rPr>
+              </m:ctrlPr>
+            </m:sSubPr>
+            <m:e>
+              <m:r>
+                <m:rPr>
+                  <m:nor/>
+                </m:rPr>
+                <w:rPr>
+                  <w:rFonts w:ascii="Cambria Math" w:eastAsiaTheme="minorEastAsia" w:hAnsi="Cambria Math"/>
+                </w:rPr>
+                <m:t>time of day</m:t>
+              </m:r>
+            </m:e>
+            <m:sub>
+              <m:r>
+                <w:rPr>
+                  <w:rFonts w:ascii="Cambria Math" w:eastAsiaTheme="minorEastAsia" w:hAnsi="Cambria Math"/>
+                </w:rPr>
+                <m:t>i,j,k</m:t>
+              </m:r>
+            </m:sub>
+          </m:sSub>
+          <m:sSub>
+            <m:sSubPr>
+              <m:ctrlPr>
+                <w:rPr>
+                  <w:rFonts w:ascii="Cambria Math" w:eastAsiaTheme="minorEastAsia" w:hAnsi="Cambria Math"/>
+                </w:rPr>
+              </m:ctrlPr>
+            </m:sSubPr>
+            <m:e>
+              <m:r>
+                <m:rPr>
+                  <m:nor/>
+                </m:rPr>
+                <w:rPr>
+                  <w:rFonts w:ascii="Cambria Math" w:eastAsiaTheme="minorEastAsia" w:hAnsi="Cambria Math"/>
+                </w:rPr>
+                <m:t>depth</m:t>
+              </m:r>
+            </m:e>
+            <m:sub>
+              <m:r>
+                <w:rPr>
+                  <w:rFonts w:ascii="Cambria Math" w:eastAsiaTheme="minorEastAsia" w:hAnsi="Cambria Math"/>
+                </w:rPr>
+                <m:t>i,j,k</m:t>
+              </m:r>
+            </m:sub>
+          </m:sSub>
+          <m:r>
+            <w:rPr>
+              <w:rFonts w:ascii="Cambria Math" w:eastAsiaTheme="minorEastAsia" w:hAnsi="Cambria Math"/>
+            </w:rPr>
+            <m:t>+</m:t>
+          </m:r>
+          <m:sSub>
+            <m:sSubPr>
+              <m:ctrlPr>
+                <w:rPr>
+                  <w:rFonts w:ascii="Cambria Math" w:eastAsiaTheme="minorEastAsia" w:hAnsi="Cambria Math"/>
+                </w:rPr>
+              </m:ctrlPr>
+            </m:sSubPr>
+            <m:e>
+              <m:r>
+                <w:rPr>
+                  <w:rFonts w:ascii="Cambria Math" w:eastAsiaTheme="minorEastAsia" w:hAnsi="Cambria Math"/>
+                </w:rPr>
+                <m:t>β</m:t>
+              </m:r>
+            </m:e>
+            <m:sub>
+              <m:r>
+                <m:rPr>
+                  <m:nor/>
+                </m:rPr>
+                <w:rPr>
+                  <w:rFonts w:ascii="Cambria Math" w:eastAsiaTheme="minorEastAsia" w:hAnsi="Cambria Math"/>
+                </w:rPr>
+                <m:t>taxon:time of day:depth</m:t>
+              </m:r>
+              <m:r>
+                <w:rPr>
+                  <w:rFonts w:ascii="Cambria Math" w:eastAsiaTheme="minorEastAsia" w:hAnsi="Cambria Math"/>
+                </w:rPr>
+                <m:t>,i</m:t>
+              </m:r>
+            </m:sub>
+          </m:sSub>
+          <m:sSub>
+            <m:sSubPr>
+              <m:ctrlPr>
+                <w:rPr>
+                  <w:rFonts w:ascii="Cambria Math" w:eastAsiaTheme="minorEastAsia" w:hAnsi="Cambria Math"/>
+                </w:rPr>
+              </m:ctrlPr>
+            </m:sSubPr>
+            <m:e>
+              <m:r>
+                <m:rPr>
+                  <m:nor/>
+                </m:rPr>
+                <w:rPr>
+                  <w:rFonts w:ascii="Cambria Math" w:eastAsiaTheme="minorEastAsia" w:hAnsi="Cambria Math"/>
+                </w:rPr>
+                <m:t>time of day</m:t>
+              </m:r>
+            </m:e>
+            <m:sub>
+              <m:r>
+                <w:rPr>
+                  <w:rFonts w:ascii="Cambria Math" w:eastAsiaTheme="minorEastAsia" w:hAnsi="Cambria Math"/>
+                </w:rPr>
+                <m:t>i,j,k</m:t>
+              </m:r>
+            </m:sub>
+          </m:sSub>
+          <m:sSub>
+            <m:sSubPr>
+              <m:ctrlPr>
+                <w:rPr>
+                  <w:rFonts w:ascii="Cambria Math" w:eastAsiaTheme="minorEastAsia" w:hAnsi="Cambria Math"/>
+                </w:rPr>
+              </m:ctrlPr>
+            </m:sSubPr>
+            <m:e>
+              <m:r>
+                <m:rPr>
+                  <m:nor/>
+                </m:rPr>
+                <w:rPr>
+                  <w:rFonts w:ascii="Cambria Math" w:eastAsiaTheme="minorEastAsia" w:hAnsi="Cambria Math"/>
+                </w:rPr>
+                <m:t>depth</m:t>
+              </m:r>
+            </m:e>
+            <m:sub>
+              <m:r>
+                <w:rPr>
+                  <w:rFonts w:ascii="Cambria Math" w:eastAsiaTheme="minorEastAsia" w:hAnsi="Cambria Math"/>
+                </w:rPr>
+                <m:t>i,j,k</m:t>
+              </m:r>
+            </m:sub>
+          </m:sSub>
+          <m:r>
+            <w:rPr>
+              <w:rFonts w:ascii="Cambria Math" w:eastAsiaTheme="minorEastAsia" w:hAnsi="Cambria Math"/>
+            </w:rPr>
+            <m:t>+</m:t>
+          </m:r>
+          <m:sSub>
+            <m:sSubPr>
+              <m:ctrlPr>
+                <w:rPr>
+                  <w:rFonts w:ascii="Cambria Math" w:eastAsiaTheme="minorEastAsia" w:hAnsi="Cambria Math"/>
+                </w:rPr>
+              </m:ctrlPr>
+            </m:sSubPr>
+            <m:e>
+              <m:r>
+                <w:rPr>
+                  <w:rFonts w:ascii="Cambria Math" w:eastAsiaTheme="minorEastAsia" w:hAnsi="Cambria Math"/>
+                </w:rPr>
+                <m:t>b</m:t>
+              </m:r>
+            </m:e>
+            <m:sub>
+              <m:r>
+                <w:rPr>
+                  <w:rFonts w:ascii="Cambria Math" w:eastAsiaTheme="minorEastAsia" w:hAnsi="Cambria Math"/>
+                </w:rPr>
+                <m:t>k</m:t>
+              </m:r>
+            </m:sub>
+          </m:sSub>
+        </m:oMath>
+      </m:oMathPara>
+    </w:p>
+    <w:p>
+      <w:pPr>
+        <w:rPr>
+          <w:rFonts w:eastAsiaTheme="minorEastAsia"/>
+        </w:rPr>
+      </w:pPr>
+      <m:oMathPara>
+        <m:oMath>
+          <m:sSub>
+            <m:sSubPr>
+              <m:ctrlPr>
+                <w:rPr>
+                  <w:rFonts w:ascii="Cambria Math" w:eastAsiaTheme="minorEastAsia" w:hAnsi="Cambria Math"/>
+                </w:rPr>
+              </m:ctrlPr>
+            </m:sSubPr>
+            <m:e>
+              <m:r>
+                <w:rPr>
+                  <w:rFonts w:ascii="Cambria Math" w:eastAsiaTheme="minorEastAsia" w:hAnsi="Cambria Math"/>
+                </w:rPr>
+                <m:t>b</m:t>
+              </m:r>
+            </m:e>
+            <m:sub>
+              <m:r>
+                <w:rPr>
+                  <w:rFonts w:ascii="Cambria Math" w:eastAsiaTheme="minorEastAsia" w:hAnsi="Cambria Math"/>
+                </w:rPr>
+                <m:t>k</m:t>
+              </m:r>
+            </m:sub>
+          </m:sSub>
+          <m:r>
+            <w:rPr>
+              <w:rFonts w:ascii="Cambria Math" w:eastAsiaTheme="minorEastAsia" w:hAnsi="Cambria Math"/>
+            </w:rPr>
+            <m:t> </m:t>
+          </m:r>
+          <m:r>
+            <w:rPr>
+              <w:rFonts w:ascii="Cambria Math" w:eastAsiaTheme="minorEastAsia" w:hAnsi="Cambria Math"/>
+            </w:rPr>
+            <m:t xml:space="preserve">~ </m:t>
+          </m:r>
+          <m:r>
+            <w:rPr>
+              <w:rFonts w:ascii="Cambria Math" w:eastAsiaTheme="minorEastAsia" w:hAnsi="Cambria Math"/>
+            </w:rPr>
+            <m:t>Normal</m:t>
+          </m:r>
+          <m:d>
+            <m:dPr>
+              <m:ctrlPr>
+                <w:rPr>
+                  <w:rFonts w:ascii="Cambria Math" w:eastAsiaTheme="minorEastAsia" w:hAnsi="Cambria Math"/>
+                </w:rPr>
+              </m:ctrlPr>
+            </m:dPr>
+            <m:e>
+              <m:r>
+                <w:rPr>
+                  <w:rFonts w:ascii="Cambria Math" w:eastAsiaTheme="minorEastAsia" w:hAnsi="Cambria Math"/>
+                </w:rPr>
+                <m:t>0,</m:t>
+              </m:r>
+              <m:sSubSup>
+                <m:sSubSupPr>
+                  <m:ctrlPr>
+                    <w:rPr>
+                      <w:rFonts w:ascii="Cambria Math" w:eastAsiaTheme="minorEastAsia" w:hAnsi="Cambria Math"/>
+                    </w:rPr>
+                  </m:ctrlPr>
+                </m:sSubSupPr>
+                <m:e>
+                  <m:r>
+                    <w:rPr>
+                      <w:rFonts w:ascii="Cambria Math" w:eastAsiaTheme="minorEastAsia" w:hAnsi="Cambria Math"/>
+                    </w:rPr>
+                    <m:t>σ</m:t>
+                  </m:r>
+                </m:e>
+                <m:sub>
+                  <m:r>
+                    <m:rPr>
+                      <m:nor/>
+                    </m:rPr>
+                    <w:rPr>
+                      <w:rFonts w:ascii="Cambria Math" w:eastAsiaTheme="minorEastAsia" w:hAnsi="Cambria Math"/>
+                    </w:rPr>
+                    <m:t>sample</m:t>
+                  </m:r>
+                </m:sub>
+                <m:sup>
+                  <m:r>
+                    <w:rPr>
+                      <w:rFonts w:ascii="Cambria Math" w:eastAsiaTheme="minorEastAsia" w:hAnsi="Cambria Math"/>
+                    </w:rPr>
+                    <m:t>2</m:t>
+                  </m:r>
+                </m:sup>
+              </m:sSubSup>
+            </m:e>
+          </m:d>
+        </m:oMath>
+      </m:oMathPara>
+    </w:p>
+    <w:p>
+      <w:ins w:id="366" w:author="Bobay, Luke Andrew" w:date="2026-08-29T00:35:00Z" w16du:dateUtc="2026-08-29T07:35:00Z">
+        <w:r>
+          <w:t xml:space="preserve">where </w:t>
+        </w:r>
+        <w:r>
+          <w:rPr>
+            <w:i/>
+            <w:iCs/>
+          </w:rPr>
+          <w:t>y</w:t>
+        </w:r>
+        <w:r>
+          <w:rPr>
+            <w:i/>
+            <w:iCs/>
+            <w:vertAlign w:val="subscript"/>
+          </w:rPr>
+          <w:t>i,j,k</w:t>
+        </w:r>
+        <w:r>
+          <w:t xml:space="preserve"> is the count for taxon </w:t>
+        </w:r>
+        <w:r>
+          <w:rPr>
+            <w:i/>
+            <w:iCs/>
+          </w:rPr>
+          <w:t xml:space="preserve">i </w:t>
+        </w:r>
+      </w:ins>
+      <w:ins w:id="367" w:author="Bobay, Luke Andrew" w:date="2026-08-29T00:36:00Z" w16du:dateUtc="2026-08-29T07:36:00Z">
+        <w:r>
+          <w:t xml:space="preserve">in </w:t>
+        </w:r>
+      </w:ins>
+      <w:ins w:id="368" w:author="Bobay, Luke Andrew" w:date="2026-08-29T00:37:00Z" w16du:dateUtc="2026-08-29T07:37:00Z">
+        <w:r>
+          <w:t xml:space="preserve">sample </w:t>
+        </w:r>
+        <w:r>
+          <w:rPr>
+            <w:i/>
+            <w:iCs/>
+          </w:rPr>
+          <w:t>k</w:t>
+        </w:r>
+        <w:r>
+          <w:rPr>
+            <w:rPrChange w:id="369" w:author="Bobay, Luke Andrew" w:date="2026-08-29T00:37:00Z" w16du:dateUtc="2026-08-29T07:37:00Z">
+              <w:rPr>
+                <w:i/>
+                <w:iCs/>
+              </w:rPr>
+            </w:rPrChange>
+          </w:rPr>
+          <w:t>,</w:t>
+        </w:r>
+        <w:r>
+          <w:rPr>
+            <w:i/>
+            <w:iCs/>
+          </w:rPr>
+          <w:t xml:space="preserve"> V</w:t>
+        </w:r>
+        <w:r>
+          <w:rPr>
+            <w:i/>
+            <w:iCs/>
+            <w:vertAlign w:val="subscript"/>
+          </w:rPr>
+          <w:t>i,k,j</w:t>
+        </w:r>
+        <w:r>
+          <w:t xml:space="preserve"> is volume filtered, and </w:t>
+        </w:r>
+        <w:r>
+          <w:rPr>
+            <w:i/>
+            <w:iCs/>
+          </w:rPr>
+          <w:t>b</w:t>
+        </w:r>
+        <w:r>
+          <w:rPr>
+            <w:i/>
+            <w:iCs/>
+            <w:vertAlign w:val="subscript"/>
+          </w:rPr>
+          <w:t>k</w:t>
+        </w:r>
+        <w:r>
+          <w:rPr>
+            <w:i/>
+            <w:iCs/>
+          </w:rPr>
+          <w:t xml:space="preserve"> </w:t>
+        </w:r>
+        <w:r>
+          <w:t xml:space="preserve">is </w:t>
+        </w:r>
+      </w:ins>
+      <w:ins w:id="370" w:author="Bobay, Luke Andrew" w:date="2026-08-29T00:38:00Z" w16du:dateUtc="2026-08-29T07:38:00Z">
+        <w:r>
+          <w:t>a</w:t>
+        </w:r>
+      </w:ins>
+      <w:ins w:id="371" w:author="Bobay, Luke Andrew" w:date="2026-08-29T00:37:00Z" w16du:dateUtc="2026-08-29T07:37:00Z">
+        <w:r>
+          <w:t xml:space="preserve"> </w:t>
+        </w:r>
+      </w:ins>
+      <w:ins w:id="372" w:author="Bobay, Luke Andrew" w:date="2026-08-29T00:38:00Z" w16du:dateUtc="2026-08-29T07:38:00Z">
+        <w:r>
+          <w:t xml:space="preserve">random intercept for </w:t>
+        </w:r>
+        <w:r>
+          <w:t>each sample.</w:t>
+        </w:r>
+      </w:ins>
+      <w:del w:id="373" w:author="Bobay, Luke Andrew" w:date="2026-08-29T00:38:00Z" w16du:dateUtc="2026-08-29T07:38:00Z">
+        <w:r>
+          <w:delText xml:space="preserve">. </w:delText>
+        </w:r>
+      </w:del>
+      <w:ins w:id="374" w:author="Bobay, Luke Andrew" w:date="2026-08-29T00:39:00Z" w16du:dateUtc="2026-08-29T07:39:00Z">
+        <w:r>
+          <w:t xml:space="preserve"> </w:t>
+        </w:r>
+      </w:ins>
+    </w:p>
+    <w:p>
+      <w:pPr>
+        <w:rPr>
+          <w:ins w:id="375" w:author="Bobay, Luke Andrew" w:date="2026-08-29T00:40:00Z" w16du:dateUtc="2026-08-29T07:40:00Z"/>
+        </w:rPr>
+      </w:pPr>
+      <w:ins w:id="376" w:author="Bobay, Luke Andrew" w:date="2026-08-29T00:40:00Z" w16du:dateUtc="2026-08-29T07:40:00Z">
+        <w:r>
+          <w:t>T</w:t>
+        </w:r>
+        <w:r>
+          <w:t xml:space="preserve">he model parameters associated with these effects do not directly address whether each taxon undergoes DVM. To visualize how the vertical distribution of each taxon varies over the course of a day, we plotted the predicted </w:t>
+        </w:r>
+      </w:ins>
+      <w:ins w:id="377" w:author="Bobay, Luke Andrew" w:date="2026-08-29T00:48:00Z" w16du:dateUtc="2026-08-29T07:48:00Z">
+        <w:r>
+          <w:t>concentration</w:t>
+        </w:r>
+      </w:ins>
+      <w:ins w:id="378" w:author="Bobay, Luke Andrew" w:date="2026-08-29T00:40:00Z" w16du:dateUtc="2026-08-29T07:40:00Z">
+        <w:r>
+          <w:t xml:space="preserve"> of</w:t>
+        </w:r>
+      </w:ins>
+      <w:ins w:id="379" w:author="Bobay, Luke Andrew" w:date="2026-08-29T00:48:00Z" w16du:dateUtc="2026-08-29T07:48:00Z">
+        <w:r>
+          <w:t xml:space="preserve"> individuals belonging to</w:t>
+        </w:r>
+      </w:ins>
+      <w:ins w:id="380" w:author="Bobay, Luke Andrew" w:date="2026-08-29T00:40:00Z" w16du:dateUtc="2026-08-29T07:40:00Z">
+        <w:r>
+          <w:t xml:space="preserve"> each taxon across combinations of depth and time of day</w:t>
+        </w:r>
+      </w:ins>
+      <w:ins w:id="381" w:author="Bobay, Luke Andrew" w:date="2026-08-29T00:51:00Z" w16du:dateUtc="2026-08-29T07:51:00Z">
+        <w:r>
+          <w:t xml:space="preserve"> (Fig. 6)</w:t>
+        </w:r>
+      </w:ins>
+      <w:ins w:id="382" w:author="Bobay, Luke Andrew" w:date="2026-08-29T00:40:00Z" w16du:dateUtc="2026-08-29T07:40:00Z">
+        <w:r>
+          <w:t xml:space="preserve">. We </w:t>
+        </w:r>
+      </w:ins>
+      <w:ins w:id="383" w:author="Bobay, Luke Andrew" w:date="2026-08-29T00:46:00Z" w16du:dateUtc="2026-08-29T07:46:00Z">
+        <w:r>
+          <w:t xml:space="preserve">also </w:t>
+        </w:r>
+      </w:ins>
+      <w:ins w:id="384" w:author="Bobay, Luke Andrew" w:date="2026-08-29T00:40:00Z" w16du:dateUtc="2026-08-29T07:40:00Z">
+        <w:r>
+          <w:t xml:space="preserve">plotted the </w:t>
+        </w:r>
+      </w:ins>
+      <w:ins w:id="385" w:author="Bobay, Luke Andrew" w:date="2026-08-29T00:48:00Z" w16du:dateUtc="2026-08-29T07:48:00Z">
+        <w:r>
+          <w:t xml:space="preserve">total </w:t>
+        </w:r>
+      </w:ins>
+      <w:ins w:id="386" w:author="Bobay, Luke Andrew" w:date="2026-08-29T00:40:00Z" w16du:dateUtc="2026-08-29T07:40:00Z">
+        <w:r>
+          <w:t xml:space="preserve">predicted </w:t>
+        </w:r>
+      </w:ins>
+      <w:ins w:id="387" w:author="Bobay, Luke Andrew" w:date="2026-08-29T00:49:00Z" w16du:dateUtc="2026-08-29T07:49:00Z">
+        <w:r>
+          <w:t>abundance</w:t>
+        </w:r>
+      </w:ins>
+      <w:ins w:id="388" w:author="Bobay, Luke Andrew" w:date="2026-08-29T00:40:00Z" w16du:dateUtc="2026-08-29T07:40:00Z">
+        <w:r>
+          <w:t xml:space="preserve"> of each taxon</w:t>
+        </w:r>
+      </w:ins>
+      <w:ins w:id="389" w:author="Bobay, Luke Andrew" w:date="2026-08-29T00:49:00Z" w16du:dateUtc="2026-08-29T07:49:00Z">
+        <w:r>
+          <w:t xml:space="preserve"> across the sampled portion of the water column</w:t>
+        </w:r>
+      </w:ins>
+      <w:ins w:id="390" w:author="Bobay, Luke Andrew" w:date="2026-08-29T00:40:00Z" w16du:dateUtc="2026-08-29T07:40:00Z">
+        <w:r>
+          <w:t xml:space="preserve"> against time of day to show how total predicted abundance in the sampled depth strata varied over the course of a day</w:t>
+        </w:r>
+      </w:ins>
+      <w:ins w:id="391" w:author="Bobay, Luke Andrew" w:date="2026-08-29T00:51:00Z" w16du:dateUtc="2026-08-29T07:51:00Z">
+        <w:r>
+          <w:t xml:space="preserve"> (</w:t>
+        </w:r>
+      </w:ins>
+      <w:ins w:id="392" w:author="Bobay, Luke Andrew" w:date="2026-08-29T00:52:00Z" w16du:dateUtc="2026-08-29T07:52:00Z">
+        <w:r>
+          <w:t>Fig. 7)</w:t>
+        </w:r>
+      </w:ins>
+      <w:ins w:id="393" w:author="Bobay, Luke Andrew" w:date="2026-08-29T00:40:00Z" w16du:dateUtc="2026-08-29T07:40:00Z">
+        <w:r>
+          <w:t xml:space="preserve">. </w:t>
+        </w:r>
+      </w:ins>
+      <w:ins w:id="394" w:author="Bobay, Luke Andrew" w:date="2026-08-29T00:52:00Z" w16du:dateUtc="2026-08-29T07:52:00Z">
+        <w:r>
+          <w:t>Finally, we</w:t>
+        </w:r>
+      </w:ins>
+      <w:ins w:id="395" w:author="Bobay, Luke Andrew" w:date="2026-08-29T00:40:00Z" w16du:dateUtc="2026-08-29T07:40:00Z">
+        <w:r>
+          <w:t xml:space="preserve"> plotted the depth-</w:t>
+        </w:r>
+      </w:ins>
+      <w:ins w:id="396" w:author="Bobay, Luke Andrew" w:date="2026-08-29T00:50:00Z" w16du:dateUtc="2026-08-29T07:50:00Z">
+        <w:r>
+          <w:t xml:space="preserve">log predicted </w:t>
+        </w:r>
+      </w:ins>
+      <w:ins w:id="397" w:author="Bobay, Luke Andrew" w:date="2026-08-29T00:40:00Z" w16du:dateUtc="2026-08-29T07:40:00Z">
+        <w:r>
+          <w:t>abundance gradient for each taxon against time of day to show when predicted abundance increased or decreased with depth</w:t>
+        </w:r>
+      </w:ins>
+      <w:ins w:id="398" w:author="Bobay, Luke Andrew" w:date="2026-08-29T00:52:00Z" w16du:dateUtc="2026-08-29T07:52:00Z">
+        <w:r>
+          <w:t xml:space="preserve"> (Fig. 8)</w:t>
+        </w:r>
+      </w:ins>
+      <w:ins w:id="399" w:author="Bobay, Luke Andrew" w:date="2026-08-29T00:40:00Z" w16du:dateUtc="2026-08-29T07:40:00Z">
+        <w:r>
+          <w:t>.</w:t>
+        </w:r>
+      </w:ins>
     </w:p>
     <w:p/>
     <w:p>
@@ -2976,7 +4608,7 @@
       <w:r>
         <w:t xml:space="preserve">Post-thresholding there was a total of 38,363 individual larvae from 82 sampling stations. Among these remaining stations, all transects were represented (Fig. 1A). Oceanographic conditions during sampling varied with depth and interannually. Gradients in temperature </w:t>
       </w:r>
-      <w:del w:id="347" w:author="Bobay, Luke Andrew" w:date="2026-08-28T18:16:00Z" w16du:dateUtc="2026-08-29T01:16:00Z">
+      <w:del w:id="400" w:author="Bobay, Luke Andrew" w:date="2026-08-28T18:16:00Z" w16du:dateUtc="2026-08-29T01:16:00Z">
         <w:r>
           <w:delText xml:space="preserve">(℃) </w:delText>
         </w:r>
@@ -2984,7 +4616,7 @@
       <w:r>
         <w:t>differed between years with 2018 and 2023 exhibiting a peak in temperature around 25-meters depth followed by a general decrease in temperature with increasing depth. Years 2019 and 2022 had similarly minimal changes in temperature across depths (Fig. 1B). During all years, salinity</w:t>
       </w:r>
-      <w:del w:id="348" w:author="Bobay, Luke Andrew" w:date="2026-08-28T18:13:00Z" w16du:dateUtc="2026-08-29T01:13:00Z">
+      <w:del w:id="401" w:author="Bobay, Luke Andrew" w:date="2026-08-28T18:13:00Z" w16du:dateUtc="2026-08-29T01:13:00Z">
         <w:r>
           <w:delText xml:space="preserve"> (PSU)</w:delText>
         </w:r>
@@ -2992,7 +4624,7 @@
       <w:r>
         <w:t xml:space="preserve"> increased with depth while DO</w:t>
       </w:r>
-      <w:del w:id="349" w:author="Bobay, Luke Andrew" w:date="2026-08-28T18:13:00Z" w16du:dateUtc="2026-08-29T01:13:00Z">
+      <w:del w:id="402" w:author="Bobay, Luke Andrew" w:date="2026-08-28T18:13:00Z" w16du:dateUtc="2026-08-29T01:13:00Z">
         <w:r>
           <w:delText xml:space="preserve"> (mL L⁻¹)</w:delText>
         </w:r>
@@ -3082,7 +4714,6 @@
         </w:rPr>
       </w:pPr>
       <w:r>
-        <w:lastRenderedPageBreak/>
         <w:t xml:space="preserve">Net tows were mapped according to the latitude and longitude of the station at which sampling occurred. Points were colored according to the tow’s cluster assignment and color value was applied to represent the mean depth sampled by the tow. This was used to visualize the clustering of the LFC in horizontal and vertical space across the sampling area. The </w:t>
       </w:r>
       <w:r>
@@ -3131,6 +4762,7 @@
         <w:pStyle w:val="Heading2"/>
       </w:pPr>
       <w:r>
+        <w:lastRenderedPageBreak/>
         <w:t>2.3</w:t>
       </w:r>
       <w:r>
@@ -3142,9 +4774,574 @@
       </w:r>
     </w:p>
     <w:p>
-      <w:r>
-        <w:t>[add section text here]</w:t>
-      </w:r>
+      <w:pPr>
+        <w:rPr>
+          <w:del w:id="403" w:author="Bobay, Luke Andrew" w:date="2026-08-28T18:22:00Z" w16du:dateUtc="2026-08-29T01:22:00Z"/>
+        </w:rPr>
+      </w:pPr>
+      <w:del w:id="404" w:author="Bobay, Luke Andrew" w:date="2026-08-28T18:22:00Z" w16du:dateUtc="2026-08-29T01:22:00Z">
+        <w:r>
+          <w:delText>[add section text here]</w:delText>
+        </w:r>
+      </w:del>
+      <w:ins w:id="405" w:author="Bobay, Luke Andrew" w:date="2026-08-28T18:38:00Z" w16du:dateUtc="2026-08-29T01:38:00Z">
+        <w:r>
+          <w:t xml:space="preserve"> In the GLMM of </w:t>
+        </w:r>
+      </w:ins>
+      <w:ins w:id="406" w:author="Bobay, Luke Andrew" w:date="2026-08-28T18:39:00Z" w16du:dateUtc="2026-08-29T01:39:00Z">
+        <w:r>
+          <w:t xml:space="preserve">ichthyoplankton </w:t>
+        </w:r>
+      </w:ins>
+      <w:ins w:id="407" w:author="Bobay, Luke Andrew" w:date="2026-08-29T00:50:00Z" w16du:dateUtc="2026-08-29T07:50:00Z">
+        <w:r>
+          <w:t>counts</w:t>
+        </w:r>
+      </w:ins>
+      <w:ins w:id="408" w:author="Bobay, Luke Andrew" w:date="2026-08-28T18:42:00Z" w16du:dateUtc="2026-08-29T01:42:00Z">
+        <w:r>
+          <w:t>, the</w:t>
+        </w:r>
+      </w:ins>
+      <w:ins w:id="409" w:author="Bobay, Luke Andrew" w:date="2026-08-28T23:03:00Z" w16du:dateUtc="2026-08-29T06:03:00Z">
+        <w:r>
+          <w:t xml:space="preserve"> conditional fixed</w:t>
+        </w:r>
+      </w:ins>
+      <w:ins w:id="410" w:author="Bobay, Luke Andrew" w:date="2026-08-28T18:42:00Z" w16du:dateUtc="2026-08-29T01:42:00Z">
+        <w:r>
+          <w:t xml:space="preserve"> effect</w:t>
+        </w:r>
+      </w:ins>
+      <w:ins w:id="411" w:author="Bobay, Luke Andrew" w:date="2026-08-28T18:43:00Z" w16du:dateUtc="2026-08-29T01:43:00Z">
+        <w:r>
+          <w:t>s</w:t>
+        </w:r>
+      </w:ins>
+      <w:ins w:id="412" w:author="Bobay, Luke Andrew" w:date="2026-08-28T18:42:00Z" w16du:dateUtc="2026-08-29T01:42:00Z">
+        <w:r>
+          <w:t xml:space="preserve"> </w:t>
+        </w:r>
+      </w:ins>
+      <w:ins w:id="413" w:author="Bobay, Luke Andrew" w:date="2026-08-28T23:04:00Z" w16du:dateUtc="2026-08-29T06:04:00Z">
+        <w:r>
+          <w:t xml:space="preserve">on the log-abundance scale </w:t>
+        </w:r>
+      </w:ins>
+      <w:ins w:id="414" w:author="Bobay, Luke Andrew" w:date="2026-08-28T18:42:00Z" w16du:dateUtc="2026-08-29T01:42:00Z">
+        <w:r>
+          <w:t xml:space="preserve">of </w:t>
+        </w:r>
+      </w:ins>
+      <w:ins w:id="415" w:author="Bobay, Luke Andrew" w:date="2026-08-28T18:43:00Z" w16du:dateUtc="2026-08-29T01:43:00Z">
+        <w:r>
+          <w:t xml:space="preserve">latitude (0.64, </w:t>
+        </w:r>
+        <w:r>
+          <w:rPr>
+            <w:i/>
+            <w:iCs/>
+          </w:rPr>
+          <w:t>p</w:t>
+        </w:r>
+        <w:r>
+          <w:t xml:space="preserve"> &lt; 0.001), DO (</w:t>
+        </w:r>
+      </w:ins>
+      <w:ins w:id="416" w:author="Bobay, Luke Andrew" w:date="2026-08-28T18:44:00Z" w16du:dateUtc="2026-08-29T01:44:00Z">
+        <w:r>
+          <w:t xml:space="preserve">-0.65, </w:t>
+        </w:r>
+        <w:r>
+          <w:rPr>
+            <w:i/>
+            <w:iCs/>
+          </w:rPr>
+          <w:t xml:space="preserve">p </w:t>
+        </w:r>
+        <w:r>
+          <w:t xml:space="preserve">&lt; 0.01), </w:t>
+        </w:r>
+      </w:ins>
+      <w:ins w:id="417" w:author="Bobay, Luke Andrew" w:date="2026-08-28T18:45:00Z" w16du:dateUtc="2026-08-29T01:45:00Z">
+        <w:r>
+          <w:t>and chl-</w:t>
+        </w:r>
+        <w:r>
+          <w:rPr>
+            <w:i/>
+            <w:iCs/>
+          </w:rPr>
+          <w:t>a</w:t>
+        </w:r>
+        <w:r>
+          <w:t xml:space="preserve"> (0.44, </w:t>
+        </w:r>
+        <w:r>
+          <w:rPr>
+            <w:i/>
+            <w:iCs/>
+          </w:rPr>
+          <w:t>p</w:t>
+        </w:r>
+        <w:r>
+          <w:t xml:space="preserve"> &lt; 0.001) were significant at the </w:t>
+        </w:r>
+        <w:r>
+          <w:rPr>
+            <w:i/>
+            <w:iCs/>
+            <w:rPrChange w:id="418" w:author="Bobay, Luke Andrew" w:date="2026-08-28T18:45:00Z" w16du:dateUtc="2026-08-29T01:45:00Z">
+              <w:rPr/>
+            </w:rPrChange>
+          </w:rPr>
+          <w:t>ɑ</w:t>
+        </w:r>
+        <w:r>
+          <w:t xml:space="preserve"> = 0.05 </w:t>
+        </w:r>
+      </w:ins>
+      <w:ins w:id="419" w:author="Bobay, Luke Andrew" w:date="2026-08-28T23:03:00Z" w16du:dateUtc="2026-08-29T06:03:00Z">
+        <w:r>
+          <w:t>significance</w:t>
+        </w:r>
+      </w:ins>
+      <w:ins w:id="420" w:author="Bobay, Luke Andrew" w:date="2026-08-28T18:45:00Z" w16du:dateUtc="2026-08-29T01:45:00Z">
+        <w:r>
+          <w:t xml:space="preserve"> level</w:t>
+        </w:r>
+      </w:ins>
+      <w:ins w:id="421" w:author="Bobay, Luke Andrew" w:date="2026-08-28T18:46:00Z" w16du:dateUtc="2026-08-29T01:46:00Z">
+        <w:r>
+          <w:t xml:space="preserve">, while the effects of year, seafloor depth, temperature, and salinity were not (all </w:t>
+        </w:r>
+        <w:r>
+          <w:rPr>
+            <w:i/>
+            <w:iCs/>
+          </w:rPr>
+          <w:t>p</w:t>
+        </w:r>
+        <w:r>
+          <w:t xml:space="preserve"> &gt; 0.05). </w:t>
+        </w:r>
+      </w:ins>
+      <w:ins w:id="422" w:author="Bobay, Luke Andrew" w:date="2026-08-28T18:47:00Z" w16du:dateUtc="2026-08-29T01:47:00Z">
+        <w:r>
+          <w:t>For many taxa</w:t>
+        </w:r>
+      </w:ins>
+      <w:ins w:id="423" w:author="Bobay, Luke Andrew" w:date="2026-08-28T18:39:00Z" w16du:dateUtc="2026-08-29T01:39:00Z">
+        <w:r>
+          <w:t xml:space="preserve">, the </w:t>
+        </w:r>
+      </w:ins>
+      <w:ins w:id="424" w:author="Bobay, Luke Andrew" w:date="2026-08-28T18:40:00Z" w16du:dateUtc="2026-08-29T01:40:00Z">
+        <w:r>
+          <w:t xml:space="preserve">interaction of taxon, time of day, and depth </w:t>
+        </w:r>
+      </w:ins>
+      <w:ins w:id="425" w:author="Bobay, Luke Andrew" w:date="2026-08-28T18:48:00Z" w16du:dateUtc="2026-08-29T01:48:00Z">
+        <w:r>
+          <w:t>or its constituent effects were</w:t>
+        </w:r>
+      </w:ins>
+      <w:ins w:id="426" w:author="Bobay, Luke Andrew" w:date="2026-08-28T18:40:00Z" w16du:dateUtc="2026-08-29T01:40:00Z">
+        <w:r>
+          <w:t xml:space="preserve"> significant </w:t>
+        </w:r>
+      </w:ins>
+      <w:ins w:id="427" w:author="Bobay, Luke Andrew" w:date="2026-08-28T18:41:00Z" w16du:dateUtc="2026-08-29T01:41:00Z">
+        <w:r>
+          <w:t xml:space="preserve">(Table S1). </w:t>
+        </w:r>
+      </w:ins>
+      <w:ins w:id="428" w:author="Bobay, Luke Andrew" w:date="2026-08-29T01:00:00Z" w16du:dateUtc="2026-08-29T08:00:00Z">
+        <w:r>
+          <w:t xml:space="preserve">Plots </w:t>
+        </w:r>
+      </w:ins>
+      <w:ins w:id="429" w:author="Bobay, Luke Andrew" w:date="2026-08-29T01:15:00Z" w16du:dateUtc="2026-08-29T08:15:00Z">
+        <w:r>
+          <w:t>of</w:t>
+        </w:r>
+      </w:ins>
+      <w:ins w:id="430" w:author="Bobay, Luke Andrew" w:date="2026-08-29T01:00:00Z" w16du:dateUtc="2026-08-29T08:00:00Z">
+        <w:r>
+          <w:t xml:space="preserve"> predicted taxon-specific abundance </w:t>
+        </w:r>
+      </w:ins>
+      <w:ins w:id="431" w:author="Bobay, Luke Andrew" w:date="2026-08-29T01:01:00Z" w16du:dateUtc="2026-08-29T08:01:00Z">
+        <w:r>
+          <w:t xml:space="preserve">in relation to time of day and depth revealed </w:t>
+        </w:r>
+      </w:ins>
+      <w:ins w:id="432" w:author="Bobay, Luke Andrew" w:date="2026-08-29T01:06:00Z" w16du:dateUtc="2026-08-29T08:06:00Z">
+        <w:r>
+          <w:t>several patterns of the occurrence of greatest predicted abun</w:t>
+        </w:r>
+      </w:ins>
+      <w:ins w:id="433" w:author="Bobay, Luke Andrew" w:date="2026-08-29T01:07:00Z" w16du:dateUtc="2026-08-29T08:07:00Z">
+        <w:r>
+          <w:t>d</w:t>
+        </w:r>
+      </w:ins>
+      <w:ins w:id="434" w:author="Bobay, Luke Andrew" w:date="2026-08-29T01:06:00Z" w16du:dateUtc="2026-08-29T08:06:00Z">
+        <w:r>
+          <w:t>ance</w:t>
+        </w:r>
+      </w:ins>
+      <w:ins w:id="435" w:author="Bobay, Luke Andrew" w:date="2026-08-29T01:02:00Z" w16du:dateUtc="2026-08-29T08:02:00Z">
+        <w:r>
+          <w:t xml:space="preserve">: </w:t>
+        </w:r>
+      </w:ins>
+      <w:ins w:id="436" w:author="Bobay, Luke Andrew" w:date="2026-08-29T01:04:00Z" w16du:dateUtc="2026-08-29T08:04:00Z">
+        <w:r>
+          <w:t xml:space="preserve">during daytime and in the deepest sampled </w:t>
+        </w:r>
+      </w:ins>
+      <w:ins w:id="437" w:author="Bobay, Luke Andrew" w:date="2026-08-29T01:12:00Z" w16du:dateUtc="2026-08-29T08:12:00Z">
+        <w:r>
+          <w:t>depths</w:t>
+        </w:r>
+      </w:ins>
+      <w:ins w:id="438" w:author="Bobay, Luke Andrew" w:date="2026-08-29T01:04:00Z" w16du:dateUtc="2026-08-29T08:04:00Z">
+        <w:r>
+          <w:t xml:space="preserve"> (Agonidae</w:t>
+        </w:r>
+      </w:ins>
+      <w:ins w:id="439" w:author="Bobay, Luke Andrew" w:date="2026-08-29T01:05:00Z" w16du:dateUtc="2026-08-29T08:05:00Z">
+        <w:r>
+          <w:t xml:space="preserve">), </w:t>
+        </w:r>
+      </w:ins>
+      <w:ins w:id="440" w:author="Bobay, Luke Andrew" w:date="2026-08-29T01:07:00Z" w16du:dateUtc="2026-08-29T08:07:00Z">
+        <w:r>
+          <w:t xml:space="preserve">during nighttime and in the deepest sampled </w:t>
+        </w:r>
+      </w:ins>
+      <w:ins w:id="441" w:author="Bobay, Luke Andrew" w:date="2026-08-29T01:12:00Z" w16du:dateUtc="2026-08-29T08:12:00Z">
+        <w:r>
+          <w:t>depths</w:t>
+        </w:r>
+      </w:ins>
+      <w:ins w:id="442" w:author="Bobay, Luke Andrew" w:date="2026-08-29T01:07:00Z" w16du:dateUtc="2026-08-29T08:07:00Z">
+        <w:r>
+          <w:t xml:space="preserve"> (</w:t>
+        </w:r>
+        <w:r>
+          <w:rPr>
+            <w:i/>
+            <w:iCs/>
+          </w:rPr>
+          <w:t xml:space="preserve">Protomyctophum </w:t>
+        </w:r>
+        <w:r>
+          <w:t xml:space="preserve">spp.), </w:t>
+        </w:r>
+      </w:ins>
+      <w:ins w:id="443" w:author="Bobay, Luke Andrew" w:date="2026-08-29T01:08:00Z" w16du:dateUtc="2026-08-29T08:08:00Z">
+        <w:r>
+          <w:t xml:space="preserve">during nighttime across all sampled </w:t>
+        </w:r>
+      </w:ins>
+      <w:ins w:id="444" w:author="Bobay, Luke Andrew" w:date="2026-08-29T01:12:00Z" w16du:dateUtc="2026-08-29T08:12:00Z">
+        <w:r>
+          <w:t>depths</w:t>
+        </w:r>
+      </w:ins>
+      <w:ins w:id="445" w:author="Bobay, Luke Andrew" w:date="2026-08-29T01:08:00Z" w16du:dateUtc="2026-08-29T08:08:00Z">
+        <w:r>
+          <w:t xml:space="preserve"> (</w:t>
+        </w:r>
+        <w:r>
+          <w:rPr>
+            <w:i/>
+            <w:iCs/>
+          </w:rPr>
+          <w:t xml:space="preserve">Bathylagus ochotensis </w:t>
+        </w:r>
+        <w:r>
+          <w:t xml:space="preserve">and </w:t>
+        </w:r>
+        <w:r>
+          <w:rPr>
+            <w:i/>
+            <w:iCs/>
+          </w:rPr>
+          <w:t>Tarletonbeania crenularis</w:t>
+        </w:r>
+        <w:r>
+          <w:t xml:space="preserve">), </w:t>
+        </w:r>
+      </w:ins>
+      <w:ins w:id="446" w:author="Bobay, Luke Andrew" w:date="2026-08-29T01:09:00Z" w16du:dateUtc="2026-08-29T08:09:00Z">
+        <w:r>
+          <w:t xml:space="preserve">during nighttime and in the shallowest sampled </w:t>
+        </w:r>
+      </w:ins>
+      <w:ins w:id="447" w:author="Bobay, Luke Andrew" w:date="2026-08-29T01:12:00Z" w16du:dateUtc="2026-08-29T08:12:00Z">
+        <w:r>
+          <w:t>depths</w:t>
+        </w:r>
+      </w:ins>
+      <w:ins w:id="448" w:author="Bobay, Luke Andrew" w:date="2026-08-29T01:09:00Z" w16du:dateUtc="2026-08-29T08:09:00Z">
+        <w:r>
+          <w:t xml:space="preserve"> (</w:t>
+        </w:r>
+        <w:r>
+          <w:rPr>
+            <w:i/>
+            <w:iCs/>
+          </w:rPr>
+          <w:t>e.g.</w:t>
+        </w:r>
+        <w:r>
+          <w:t xml:space="preserve">, </w:t>
+        </w:r>
+        <w:r>
+          <w:rPr>
+            <w:i/>
+            <w:iCs/>
+          </w:rPr>
+          <w:t>Lestidiops ringens</w:t>
+        </w:r>
+      </w:ins>
+      <w:ins w:id="449" w:author="Bobay, Luke Andrew" w:date="2026-08-29T01:10:00Z" w16du:dateUtc="2026-08-29T08:10:00Z">
+        <w:r>
+          <w:t xml:space="preserve">), throughout the full day at the </w:t>
+        </w:r>
+      </w:ins>
+      <w:ins w:id="450" w:author="Bobay, Luke Andrew" w:date="2026-08-29T01:11:00Z" w16du:dateUtc="2026-08-29T08:11:00Z">
+        <w:r>
+          <w:t xml:space="preserve">shallowest sampled </w:t>
+        </w:r>
+      </w:ins>
+      <w:ins w:id="451" w:author="Bobay, Luke Andrew" w:date="2026-08-29T01:12:00Z" w16du:dateUtc="2026-08-29T08:12:00Z">
+        <w:r>
+          <w:t>depths</w:t>
+        </w:r>
+      </w:ins>
+      <w:ins w:id="452" w:author="Bobay, Luke Andrew" w:date="2026-08-29T01:10:00Z" w16du:dateUtc="2026-08-29T08:10:00Z">
+        <w:r>
+          <w:t xml:space="preserve"> (</w:t>
+        </w:r>
+        <w:r>
+          <w:rPr>
+            <w:i/>
+            <w:iCs/>
+          </w:rPr>
+          <w:t>e.g.</w:t>
+        </w:r>
+      </w:ins>
+      <w:ins w:id="453" w:author="Bobay, Luke Andrew" w:date="2026-08-29T01:11:00Z" w16du:dateUtc="2026-08-29T08:11:00Z">
+        <w:r>
+          <w:t xml:space="preserve">, Ammodytidae), during daytime and at the shallowest </w:t>
+        </w:r>
+      </w:ins>
+      <w:ins w:id="454" w:author="Bobay, Luke Andrew" w:date="2026-08-29T01:12:00Z" w16du:dateUtc="2026-08-29T08:12:00Z">
+        <w:r>
+          <w:t>sampled depths (</w:t>
+        </w:r>
+        <w:r>
+          <w:rPr>
+            <w:i/>
+            <w:iCs/>
+          </w:rPr>
+          <w:t>e.g.</w:t>
+        </w:r>
+        <w:r>
+          <w:t xml:space="preserve">, Osmeridae), </w:t>
+        </w:r>
+      </w:ins>
+      <w:ins w:id="455" w:author="Bobay, Luke Andrew" w:date="2026-08-29T01:14:00Z" w16du:dateUtc="2026-08-29T08:14:00Z">
+        <w:r>
+          <w:t>and during nighttime at the deepest sampled depth</w:t>
+        </w:r>
+      </w:ins>
+      <w:ins w:id="456" w:author="Bobay, Luke Andrew" w:date="2026-08-29T01:15:00Z" w16du:dateUtc="2026-08-29T08:15:00Z">
+        <w:r>
+          <w:t>s and during daytime at the shallowest sampled depths (</w:t>
+        </w:r>
+        <w:r>
+          <w:rPr>
+            <w:i/>
+            <w:iCs/>
+          </w:rPr>
+          <w:t xml:space="preserve">Liparis </w:t>
+        </w:r>
+        <w:r>
+          <w:t xml:space="preserve">spp. and </w:t>
+        </w:r>
+        <w:r>
+          <w:rPr>
+            <w:i/>
+            <w:iCs/>
+          </w:rPr>
+          <w:t>Stenobrachius leucopsarus</w:t>
+        </w:r>
+        <w:r>
+          <w:t xml:space="preserve">) (Fig. 6). </w:t>
+        </w:r>
+      </w:ins>
+      <w:ins w:id="457" w:author="Bobay, Luke Andrew" w:date="2026-08-29T01:29:00Z" w16du:dateUtc="2026-08-29T08:29:00Z">
+        <w:r>
+          <w:t>T</w:t>
+        </w:r>
+      </w:ins>
+      <w:ins w:id="458" w:author="Bobay, Luke Andrew" w:date="2026-08-29T01:23:00Z" w16du:dateUtc="2026-08-29T08:23:00Z">
+        <w:r>
+          <w:t xml:space="preserve">he total abundance </w:t>
+        </w:r>
+      </w:ins>
+      <w:ins w:id="459" w:author="Bobay, Luke Andrew" w:date="2026-08-29T01:33:00Z" w16du:dateUtc="2026-08-29T08:33:00Z">
+        <w:r>
+          <w:t xml:space="preserve">of larvae </w:t>
+        </w:r>
+      </w:ins>
+      <w:ins w:id="460" w:author="Bobay, Luke Andrew" w:date="2026-08-29T01:30:00Z" w16du:dateUtc="2026-08-29T08:30:00Z">
+        <w:r>
+          <w:t>in the sampled portion of the water column</w:t>
+        </w:r>
+      </w:ins>
+      <w:ins w:id="461" w:author="Bobay, Luke Andrew" w:date="2026-08-29T01:23:00Z" w16du:dateUtc="2026-08-29T08:23:00Z">
+        <w:r>
+          <w:t xml:space="preserve"> varies </w:t>
+        </w:r>
+      </w:ins>
+      <w:ins w:id="462" w:author="Bobay, Luke Andrew" w:date="2026-08-29T01:31:00Z" w16du:dateUtc="2026-08-29T08:31:00Z">
+        <w:r>
+          <w:t xml:space="preserve">substantially </w:t>
+        </w:r>
+      </w:ins>
+      <w:ins w:id="463" w:author="Bobay, Luke Andrew" w:date="2026-08-29T01:23:00Z" w16du:dateUtc="2026-08-29T08:23:00Z">
+        <w:r>
+          <w:t>over the course of a day</w:t>
+        </w:r>
+      </w:ins>
+      <w:ins w:id="464" w:author="Bobay, Luke Andrew" w:date="2026-08-29T01:33:00Z" w16du:dateUtc="2026-08-29T08:33:00Z">
+        <w:r>
+          <w:t xml:space="preserve"> for some taxa</w:t>
+        </w:r>
+      </w:ins>
+      <w:ins w:id="465" w:author="Bobay, Luke Andrew" w:date="2026-08-29T01:23:00Z" w16du:dateUtc="2026-08-29T08:23:00Z">
+        <w:r>
+          <w:t xml:space="preserve"> </w:t>
+        </w:r>
+      </w:ins>
+      <w:ins w:id="466" w:author="Bobay, Luke Andrew" w:date="2026-08-29T01:24:00Z" w16du:dateUtc="2026-08-29T08:24:00Z">
+        <w:r>
+          <w:t>(</w:t>
+        </w:r>
+        <w:r>
+          <w:rPr>
+            <w:i/>
+            <w:iCs/>
+          </w:rPr>
+          <w:t>e.g.</w:t>
+        </w:r>
+        <w:r>
+          <w:t xml:space="preserve">, </w:t>
+        </w:r>
+      </w:ins>
+      <w:ins w:id="467" w:author="Bobay, Luke Andrew" w:date="2026-08-29T01:32:00Z" w16du:dateUtc="2026-08-29T08:32:00Z">
+        <w:r>
+          <w:rPr>
+            <w:i/>
+            <w:iCs/>
+          </w:rPr>
+          <w:t>Bathylagus ochotensis</w:t>
+        </w:r>
+      </w:ins>
+      <w:ins w:id="468" w:author="Bobay, Luke Andrew" w:date="2026-08-29T01:33:00Z" w16du:dateUtc="2026-08-29T08:33:00Z">
+        <w:r>
+          <w:t xml:space="preserve"> and </w:t>
+        </w:r>
+      </w:ins>
+      <w:ins w:id="469" w:author="Bobay, Luke Andrew" w:date="2026-08-29T01:38:00Z" w16du:dateUtc="2026-08-29T08:38:00Z">
+        <w:r>
+          <w:rPr>
+            <w:i/>
+            <w:iCs/>
+          </w:rPr>
+          <w:t>Stenobrachius leucopsarus</w:t>
+        </w:r>
+      </w:ins>
+      <w:ins w:id="470" w:author="Bobay, Luke Andrew" w:date="2026-08-29T01:33:00Z" w16du:dateUtc="2026-08-29T08:33:00Z">
+        <w:r>
+          <w:t>) but not others (</w:t>
+        </w:r>
+      </w:ins>
+      <w:ins w:id="471" w:author="Bobay, Luke Andrew" w:date="2026-08-29T01:34:00Z" w16du:dateUtc="2026-08-29T08:34:00Z">
+        <w:r>
+          <w:rPr>
+            <w:i/>
+            <w:iCs/>
+          </w:rPr>
+          <w:t>e.g.</w:t>
+        </w:r>
+        <w:r>
+          <w:t xml:space="preserve">, Cottidae) (Fig. 7). Similarly, </w:t>
+        </w:r>
+      </w:ins>
+      <w:ins w:id="472" w:author="Bobay, Luke Andrew" w:date="2026-08-29T01:35:00Z" w16du:dateUtc="2026-08-29T08:35:00Z">
+        <w:r>
+          <w:t>depth-abundance gradients vary substantially over the course of a day for some taxa (</w:t>
+        </w:r>
+      </w:ins>
+      <w:ins w:id="473" w:author="Bobay, Luke Andrew" w:date="2026-08-29T01:36:00Z" w16du:dateUtc="2026-08-29T08:36:00Z">
+        <w:r>
+          <w:rPr>
+            <w:i/>
+            <w:iCs/>
+          </w:rPr>
+          <w:t>e.g.</w:t>
+        </w:r>
+        <w:r>
+          <w:t xml:space="preserve">, </w:t>
+        </w:r>
+      </w:ins>
+      <w:ins w:id="474" w:author="Bobay, Luke Andrew" w:date="2026-08-29T01:37:00Z" w16du:dateUtc="2026-08-29T08:37:00Z">
+        <w:r>
+          <w:rPr>
+            <w:i/>
+            <w:iCs/>
+          </w:rPr>
+          <w:t xml:space="preserve">Protomyctophum </w:t>
+        </w:r>
+        <w:r>
+          <w:t xml:space="preserve">spp. and Hexagrammidae) but </w:t>
+        </w:r>
+      </w:ins>
+      <w:ins w:id="475" w:author="Bobay, Luke Andrew" w:date="2026-08-29T01:38:00Z" w16du:dateUtc="2026-08-29T08:38:00Z">
+        <w:r>
+          <w:t>not others (</w:t>
+        </w:r>
+        <w:r>
+          <w:rPr>
+            <w:i/>
+            <w:iCs/>
+          </w:rPr>
+          <w:t>e.g.</w:t>
+        </w:r>
+        <w:r>
+          <w:t xml:space="preserve">, </w:t>
+        </w:r>
+      </w:ins>
+      <w:ins w:id="476" w:author="Bobay, Luke Andrew" w:date="2026-08-29T01:39:00Z" w16du:dateUtc="2026-08-29T08:39:00Z">
+        <w:r>
+          <w:rPr>
+            <w:i/>
+            <w:iCs/>
+          </w:rPr>
+          <w:t xml:space="preserve">Sebastes </w:t>
+        </w:r>
+        <w:r>
+          <w:t>spp. and Osmeridae).</w:t>
+        </w:r>
+      </w:ins>
     </w:p>
     <w:p/>
     <w:p>
@@ -3287,6 +5484,22 @@
       </w:r>
     </w:p>
   </w:comment>
+  <w:comment w:id="54" w:author="Bobay, Luke Andrew" w:date="2026-08-29T00:53:00Z" w:initials="LB">
+    <w:p>
+      <w:pPr>
+        <w:pStyle w:val="CommentText"/>
+      </w:pPr>
+      <w:r>
+        <w:rPr>
+          <w:rStyle w:val="CommentReference"/>
+        </w:rPr>
+        <w:annotationRef/>
+      </w:r>
+      <w:r>
+        <w:t>Let’s refer to these as larval fish “assemblages” rather than “communities”</w:t>
+      </w:r>
+    </w:p>
+  </w:comment>
   <w:comment w:id="51" w:author="Bobay, Luke Andrew" w:date="2026-08-28T09:12:00Z" w:initials="LB">
     <w:p>
       <w:pPr>
@@ -3303,7 +5516,7 @@
       </w:r>
     </w:p>
   </w:comment>
-  <w:comment w:id="71" w:author="McCloskey, Ross" w:date="2026-08-18T15:10:00Z" w:initials="RM">
+  <w:comment w:id="73" w:author="McCloskey, Ross" w:date="2026-08-18T15:10:00Z" w:initials="RM">
     <w:p>
       <w:pPr>
         <w:pStyle w:val="CommentText"/>
@@ -3319,7 +5532,7 @@
       </w:r>
     </w:p>
   </w:comment>
-  <w:comment w:id="69" w:author="Bobay, Luke Andrew" w:date="2026-08-28T09:09:00Z" w:initials="LB">
+  <w:comment w:id="71" w:author="Bobay, Luke Andrew" w:date="2026-08-28T09:09:00Z" w:initials="LB">
     <w:p>
       <w:pPr>
         <w:pStyle w:val="CommentText"/>
@@ -3335,7 +5548,7 @@
       </w:r>
     </w:p>
   </w:comment>
-  <w:comment w:id="77" w:author="McCloskey, Ross" w:date="2026-08-18T15:12:00Z" w:initials="RM">
+  <w:comment w:id="79" w:author="McCloskey, Ross" w:date="2026-08-18T15:12:00Z" w:initials="RM">
     <w:p>
       <w:pPr>
         <w:pStyle w:val="CommentText"/>
@@ -3351,7 +5564,7 @@
       </w:r>
     </w:p>
   </w:comment>
-  <w:comment w:id="78" w:author="McCloskey, Ross" w:date="2026-08-25T13:29:00Z" w:initials="RM">
+  <w:comment w:id="80" w:author="McCloskey, Ross" w:date="2026-08-25T13:29:00Z" w:initials="RM">
     <w:p>
       <w:pPr>
         <w:pStyle w:val="CommentText"/>
@@ -3367,7 +5580,7 @@
       </w:r>
     </w:p>
   </w:comment>
-  <w:comment w:id="79" w:author="Bobay, Luke Andrew" w:date="2026-08-28T14:13:00Z" w:initials="LB">
+  <w:comment w:id="81" w:author="Bobay, Luke Andrew" w:date="2026-08-28T14:13:00Z" w:initials="LB">
     <w:p>
       <w:pPr>
         <w:pStyle w:val="CommentText"/>
@@ -3383,7 +5596,7 @@
       </w:r>
     </w:p>
   </w:comment>
-  <w:comment w:id="111" w:author="Bobay, Luke Andrew" w:date="2026-08-28T10:31:00Z" w:initials="LB">
+  <w:comment w:id="113" w:author="Bobay, Luke Andrew" w:date="2026-08-28T10:31:00Z" w:initials="LB">
     <w:p>
       <w:pPr>
         <w:pStyle w:val="CommentText"/>
@@ -3399,7 +5612,7 @@
       </w:r>
     </w:p>
   </w:comment>
-  <w:comment w:id="157" w:author="Bobay, Luke Andrew" w:date="2026-08-28T13:40:00Z" w:initials="LB">
+  <w:comment w:id="159" w:author="Bobay, Luke Andrew" w:date="2026-08-28T13:40:00Z" w:initials="LB">
     <w:p>
       <w:pPr>
         <w:pStyle w:val="CommentText"/>
@@ -3415,7 +5628,7 @@
       </w:r>
     </w:p>
   </w:comment>
-  <w:comment w:id="72" w:author="Bobay, Luke Andrew" w:date="2026-08-28T09:18:00Z" w:initials="LB">
+  <w:comment w:id="74" w:author="Bobay, Luke Andrew" w:date="2026-08-28T09:18:00Z" w:initials="LB">
     <w:p>
       <w:pPr>
         <w:pStyle w:val="CommentText"/>
@@ -3431,7 +5644,7 @@
       </w:r>
     </w:p>
   </w:comment>
-  <w:comment w:id="182" w:author="McCloskey, Ross" w:date="2026-08-18T15:29:00Z" w:initials="RM">
+  <w:comment w:id="184" w:author="McCloskey, Ross" w:date="2026-08-18T15:29:00Z" w:initials="RM">
     <w:p>
       <w:pPr>
         <w:pStyle w:val="CommentText"/>
@@ -3455,7 +5668,7 @@
       </w:r>
     </w:p>
   </w:comment>
-  <w:comment w:id="183" w:author="Bobay, Luke Andrew" w:date="2026-08-28T14:16:00Z" w:initials="LB">
+  <w:comment w:id="185" w:author="Bobay, Luke Andrew" w:date="2026-08-28T14:16:00Z" w:initials="LB">
     <w:p>
       <w:pPr>
         <w:pStyle w:val="CommentText"/>
@@ -3471,7 +5684,7 @@
       </w:r>
     </w:p>
   </w:comment>
-  <w:comment w:id="215" w:author="Bobay, Luke Andrew" w:date="2026-08-28T14:44:00Z" w:initials="LB">
+  <w:comment w:id="217" w:author="Bobay, Luke Andrew" w:date="2026-08-28T14:44:00Z" w:initials="LB">
     <w:p>
       <w:pPr>
         <w:pStyle w:val="CommentText"/>
@@ -3487,7 +5700,7 @@
       </w:r>
     </w:p>
   </w:comment>
-  <w:comment w:id="343" w:author="McCloskey, Ross" w:date="2026-08-18T14:58:00Z" w:initials="RM">
+  <w:comment w:id="345" w:author="McCloskey, Ross" w:date="2026-08-18T14:58:00Z" w:initials="RM">
     <w:p>
       <w:pPr>
         <w:pStyle w:val="CommentText"/>
@@ -3503,7 +5716,7 @@
       </w:r>
     </w:p>
   </w:comment>
-  <w:comment w:id="344" w:author="McCloskey, Ross" w:date="2026-08-18T14:59:00Z" w:initials="RM">
+  <w:comment w:id="346" w:author="McCloskey, Ross" w:date="2026-08-18T14:59:00Z" w:initials="RM">
     <w:p>
       <w:pPr>
         <w:pStyle w:val="CommentText"/>
@@ -3519,7 +5732,7 @@
       </w:r>
     </w:p>
   </w:comment>
-  <w:comment w:id="345" w:author="McCloskey, Ross" w:date="2026-08-18T15:03:00Z" w:initials="RM">
+  <w:comment w:id="348" w:author="McCloskey, Ross" w:date="2026-08-18T15:03:00Z" w:initials="RM">
     <w:p>
       <w:pPr>
         <w:pStyle w:val="CommentText"/>
@@ -3535,7 +5748,7 @@
       </w:r>
     </w:p>
   </w:comment>
-  <w:comment w:id="346" w:author="McCloskey, Ross" w:date="2026-08-18T15:04:00Z" w:initials="RM">
+  <w:comment w:id="349" w:author="McCloskey, Ross" w:date="2026-08-18T15:04:00Z" w:initials="RM">
     <w:p>
       <w:pPr>
         <w:pStyle w:val="CommentText"/>
@@ -3562,6 +5775,7 @@
   <w15:commentEx w15:paraId="796C364A" w15:paraIdParent="021223F3" w15:done="0"/>
   <w15:commentEx w15:paraId="7A36192A" w15:done="0"/>
   <w15:commentEx w15:paraId="5B8443B7" w15:done="1"/>
+  <w15:commentEx w15:paraId="1979C077" w15:done="0"/>
   <w15:commentEx w15:paraId="14E26377" w15:done="0"/>
   <w15:commentEx w15:paraId="40FE5ADD" w15:done="0"/>
   <w15:commentEx w15:paraId="3D9FDCDB" w15:done="0"/>
@@ -3589,6 +5803,7 @@
   <w16cex:commentExtensible w16cex:durableId="60EC0075" w16cex:dateUtc="2026-08-27T18:16:00Z"/>
   <w16cex:commentExtensible w16cex:durableId="5FC70A75" w16cex:dateUtc="2026-08-28T14:42:00Z"/>
   <w16cex:commentExtensible w16cex:durableId="0798161C" w16cex:dateUtc="2026-08-18T20:06:00Z"/>
+  <w16cex:commentExtensible w16cex:durableId="6CC1B622" w16cex:dateUtc="2026-08-29T07:53:00Z"/>
   <w16cex:commentExtensible w16cex:durableId="5E1E80E1" w16cex:dateUtc="2026-08-28T16:12:00Z"/>
   <w16cex:commentExtensible w16cex:durableId="266E2573" w16cex:dateUtc="2026-08-18T20:10:00Z"/>
   <w16cex:commentExtensible w16cex:durableId="4CAAB168" w16cex:dateUtc="2026-08-28T16:09:00Z"/>
@@ -3616,6 +5831,7 @@
   <w16cid:commentId w16cid:paraId="796C364A" w16cid:durableId="60EC0075"/>
   <w16cid:commentId w16cid:paraId="7A36192A" w16cid:durableId="5FC70A75"/>
   <w16cid:commentId w16cid:paraId="5B8443B7" w16cid:durableId="0798161C"/>
+  <w16cid:commentId w16cid:paraId="1979C077" w16cid:durableId="6CC1B622"/>
   <w16cid:commentId w16cid:paraId="14E26377" w16cid:durableId="5E1E80E1"/>
   <w16cid:commentId w16cid:paraId="40FE5ADD" w16cid:durableId="266E2573"/>
   <w16cid:commentId w16cid:paraId="3D9FDCDB" w16cid:durableId="4CAAB168"/>
@@ -4700,6 +6916,16 @@
       <w:rFonts w:ascii="Times New Roman" w:hAnsi="Times New Roman" w:cs="Times New Roman"/>
     </w:rPr>
   </w:style>
+  <w:style w:type="character" w:styleId="PlaceholderText">
+    <w:name w:val="Placeholder Text"/>
+    <w:basedOn w:val="DefaultParagraphFont"/>
+    <w:uiPriority w:val="99"/>
+    <w:semiHidden/>
+    <w:rsid w:val="00BA2B40"/>
+    <w:rPr>
+      <w:color w:val="666666"/>
+    </w:rPr>
+  </w:style>
 </w:styles>
 </file>
 
